--- a/plantillas_maestras/02_seguro_vida/negativa_cobertura/2_o_mas_ddos_varios/mujer/TPL_2566_2024_SEGURO_VIDA_NEGATIVA_COBERTURA_ASEGURADORA_MUJER.docx
+++ b/plantillas_maestras/02_seguro_vida/negativa_cobertura/2_o_mas_ddos_varios/mujer/TPL_2566_2024_SEGURO_VIDA_NEGATIVA_COBERTURA_ASEGURADORA_MUJER.docx
@@ -664,7 +664,7 @@
         <w:rPr>
           <w:rFonts w:ascii="Arial Narrow" w:hAnsi="Arial Narrow"/>
         </w:rPr>
-        <w:t>N°</w:t>
+        <w:t/>
       </w:r>
       <w:proofErr w:type="spellEnd"/>
       <w:r>
@@ -809,7 +809,7 @@
         <w:rPr>
           <w:rFonts w:ascii="Arial Narrow" w:hAnsi="Arial Narrow" w:cs="Arial"/>
         </w:rPr>
-        <w:t>N°</w:t>
+        <w:t/>
       </w:r>
       <w:proofErr w:type="spellEnd"/>
       <w:r>
@@ -823,7 +823,7 @@
         <w:rPr>
           <w:rFonts w:ascii="Arial Narrow" w:hAnsi="Arial Narrow" w:cs="Arial"/>
         </w:rPr>
-        <w:t>N°</w:t>
+        <w:t/>
       </w:r>
       <w:proofErr w:type="spellEnd"/>
       <w:r>
@@ -1169,7 +1169,7 @@
         <w:rPr>
           <w:rFonts w:ascii="Arial Narrow" w:hAnsi="Arial Narrow" w:cs="Arial"/>
         </w:rPr>
-        <w:t>N°</w:t>
+        <w:t/>
       </w:r>
       <w:proofErr w:type="spellEnd"/>
       <w:r>
@@ -1233,7 +1233,7 @@
         <w:rPr>
           <w:rFonts w:ascii="Arial Narrow" w:hAnsi="Arial Narrow" w:cs="Arial"/>
         </w:rPr>
-        <w:t>N°</w:t>
+        <w:t/>
       </w:r>
       <w:proofErr w:type="spellEnd"/>
       <w:r>
@@ -1247,7 +1247,7 @@
         <w:rPr>
           <w:rFonts w:ascii="Arial Narrow" w:hAnsi="Arial Narrow" w:cs="Arial"/>
         </w:rPr>
-        <w:t>N°</w:t>
+        <w:t/>
       </w:r>
       <w:proofErr w:type="spellEnd"/>
       <w:r>
@@ -1544,7 +1544,7 @@
           <w:rFonts w:ascii="Arial Narrow" w:eastAsia="Arial Narrow" w:hAnsi="Arial Narrow" w:cs="Arial Narrow"/>
           <w:lang w:eastAsia="es-PE"/>
         </w:rPr>
-        <w:t>N°</w:t>
+        <w:t/>
       </w:r>
       <w:proofErr w:type="spellEnd"/>
       <w:r>
@@ -1615,7 +1615,7 @@
           <w:rFonts w:ascii="Arial Narrow" w:eastAsia="Arial Narrow" w:hAnsi="Arial Narrow" w:cs="Arial Narrow"/>
           <w:lang w:eastAsia="es-PE"/>
         </w:rPr>
-        <w:t>N°</w:t>
+        <w:t/>
       </w:r>
       <w:proofErr w:type="spellEnd"/>
       <w:r>
@@ -1659,7 +1659,7 @@
           <w:rFonts w:ascii="Arial Narrow" w:hAnsi="Arial Narrow"/>
           <w:shd w:val="clear" w:color="auto" w:fill="FFFFFF"/>
         </w:rPr>
-        <w:t xml:space="preserve">, corresponde calificar el hecho materia de denuncia como una presunta infracción al deber de idoneidad, tipificado en los artículos 18° y 19° del </w:t>
+        <w:t xml:space="preserve">, corresponde calificar el hecho materia de denuncia como una presunta infracción al deber de idoneidad, tipificado en los artículos 18 y 19 del </w:t>
       </w:r>
       <w:r>
         <w:rPr>
@@ -1756,7 +1756,7 @@
           <w:rFonts w:ascii="Arial Narrow" w:eastAsia="Arial Narrow" w:hAnsi="Arial Narrow" w:cs="Arial Narrow"/>
           <w:lang w:eastAsia="es-PE"/>
         </w:rPr>
-        <w:t>N°</w:t>
+        <w:t/>
       </w:r>
       <w:proofErr w:type="spellEnd"/>
       <w:r>
@@ -1800,7 +1800,7 @@
           <w:rFonts w:ascii="Arial Narrow" w:hAnsi="Arial Narrow"/>
           <w:shd w:val="clear" w:color="auto" w:fill="FFFFFF"/>
         </w:rPr>
-        <w:t xml:space="preserve">, corresponde calificar el hecho materia de denuncia como una presunta infracción al deber de idoneidad, tipificado en los artículos 18° y 19° del </w:t>
+        <w:t xml:space="preserve">, corresponde calificar el hecho materia de denuncia como una presunta infracción al deber de idoneidad, tipificado en los artículos 18 y 19 del </w:t>
       </w:r>
       <w:r>
         <w:rPr>
@@ -2038,7 +2038,7 @@
           <w:rFonts w:ascii="Arial Narrow" w:hAnsi="Arial Narrow" w:cs="Arial"/>
           <w:shd w:val="clear" w:color="auto" w:fill="FFFFFF"/>
         </w:rPr>
-        <w:t>N°</w:t>
+        <w:t/>
       </w:r>
       <w:proofErr w:type="spellEnd"/>
       <w:r>
@@ -2056,7 +2056,7 @@
           <w:rFonts w:ascii="Arial Narrow" w:hAnsi="Arial Narrow" w:cs="Arial"/>
           <w:shd w:val="clear" w:color="auto" w:fill="FFFFFF"/>
         </w:rPr>
-        <w:t>N°</w:t>
+        <w:t/>
       </w:r>
       <w:proofErr w:type="spellEnd"/>
       <w:r>
@@ -2395,14 +2395,14 @@
         <w:rPr>
           <w:rFonts w:ascii="Arial Narrow" w:hAnsi="Arial Narrow"/>
         </w:rPr>
-        <w:t xml:space="preserve"> los artículos 18° y 19° de la Ley </w:t>
+        <w:t xml:space="preserve"> los artículos 18 y 19 de la Ley </w:t>
       </w:r>
       <w:proofErr w:type="spellStart"/>
       <w:r>
         <w:rPr>
           <w:rFonts w:ascii="Arial Narrow" w:hAnsi="Arial Narrow"/>
         </w:rPr>
-        <w:t>Nº</w:t>
+        <w:t/>
       </w:r>
       <w:proofErr w:type="spellEnd"/>
       <w:r>
@@ -2456,7 +2456,7 @@
         <w:rPr>
           <w:rFonts w:ascii="Arial Narrow" w:hAnsi="Arial Narrow" w:cs="Arial"/>
         </w:rPr>
-        <w:t>N°</w:t>
+        <w:t/>
       </w:r>
       <w:proofErr w:type="spellEnd"/>
       <w:r>
@@ -2527,14 +2527,14 @@
         <w:rPr>
           <w:rFonts w:ascii="Arial Narrow" w:hAnsi="Arial Narrow"/>
         </w:rPr>
-        <w:t xml:space="preserve"> los artículos 18° y 19° de la Ley </w:t>
+        <w:t xml:space="preserve"> los artículos 18 y 19 de la Ley </w:t>
       </w:r>
       <w:proofErr w:type="spellStart"/>
       <w:r>
         <w:rPr>
           <w:rFonts w:ascii="Arial Narrow" w:hAnsi="Arial Narrow"/>
         </w:rPr>
-        <w:t>Nº</w:t>
+        <w:t/>
       </w:r>
       <w:proofErr w:type="spellEnd"/>
       <w:r>
@@ -2573,7 +2573,7 @@
         <w:rPr>
           <w:rFonts w:ascii="Arial Narrow" w:hAnsi="Arial Narrow" w:cs="Arial"/>
         </w:rPr>
-        <w:t>N°</w:t>
+        <w:t/>
       </w:r>
       <w:proofErr w:type="spellEnd"/>
       <w:r>
@@ -2872,7 +2872,7 @@
         <w:rPr>
           <w:rFonts w:ascii="Arial Narrow" w:eastAsia="Arial Narrow" w:hAnsi="Arial Narrow" w:cs="Arial Narrow"/>
         </w:rPr>
-        <w:t>fijar domicilio procesal para el procedimiento, de conformidad con el numeral 442.1 del artículo 442° del Código Procesal Civil.</w:t>
+        <w:t>fijar domicilio procesal para el procedimiento, de conformidad con el numeral 442.1 del artículo 442 del Código Procesal Civil.</w:t>
       </w:r>
     </w:p>
     <w:p>
@@ -2996,7 +2996,7 @@
           <w:rFonts w:ascii="Arial Narrow" w:hAnsi="Arial Narrow" w:cs="Arial"/>
           <w:lang w:val="es-ES" w:eastAsia="es-ES"/>
         </w:rPr>
-        <w:t xml:space="preserve">para que, de conformidad con lo dispuesto por el artículo 26° del Decreto Legislativo </w:t>
+        <w:t xml:space="preserve">para que, de conformidad con lo dispuesto por el artículo 26 del Decreto Legislativo </w:t>
       </w:r>
       <w:proofErr w:type="spellStart"/>
       <w:r>
@@ -3004,7 +3004,7 @@
           <w:rFonts w:ascii="Arial Narrow" w:hAnsi="Arial Narrow" w:cs="Arial"/>
           <w:lang w:val="es-ES" w:eastAsia="es-ES"/>
         </w:rPr>
-        <w:t>N°</w:t>
+        <w:t/>
       </w:r>
       <w:proofErr w:type="spellEnd"/>
       <w:r>
@@ -3069,7 +3069,7 @@
           <w:spacing w:val="-3"/>
           <w:lang w:eastAsia="es-ES"/>
         </w:rPr>
-        <w:t xml:space="preserve">de conformidad con lo establecido por el numeral 233.1 del artículo 233° del Texto Único Ordenado de la Ley </w:t>
+        <w:t xml:space="preserve">de conformidad con lo establecido por el numeral 233.1 del artículo 233 del Texto Único Ordenado de la Ley </w:t>
       </w:r>
       <w:proofErr w:type="spellStart"/>
       <w:r>
@@ -3078,7 +3078,7 @@
           <w:spacing w:val="-3"/>
           <w:lang w:eastAsia="es-ES"/>
         </w:rPr>
-        <w:t>N°</w:t>
+        <w:t/>
       </w:r>
       <w:proofErr w:type="spellEnd"/>
       <w:r>
@@ -3237,7 +3237,7 @@
         <w:rPr>
           <w:rFonts w:ascii="Arial Narrow" w:hAnsi="Arial Narrow" w:cs="Arial"/>
         </w:rPr>
-        <w:t>N°</w:t>
+        <w:t/>
       </w:r>
       <w:proofErr w:type="spellEnd"/>
       <w:r>
@@ -3251,7 +3251,7 @@
         <w:rPr>
           <w:rFonts w:ascii="Arial Narrow" w:hAnsi="Arial Narrow" w:cs="Arial"/>
         </w:rPr>
-        <w:t>N°</w:t>
+        <w:t/>
       </w:r>
       <w:proofErr w:type="spellEnd"/>
       <w:r>
@@ -3359,7 +3359,7 @@
         <w:rPr>
           <w:rFonts w:ascii="Arial Narrow" w:eastAsia="Arial Narrow" w:hAnsi="Arial Narrow" w:cs="Arial Narrow"/>
         </w:rPr>
-        <w:t>Nº</w:t>
+        <w:t/>
       </w:r>
       <w:proofErr w:type="spellEnd"/>
       <w:r>
@@ -3487,7 +3487,7 @@
         <w:rPr>
           <w:rFonts w:ascii="Arial Narrow" w:eastAsia="Arial Narrow" w:hAnsi="Arial Narrow" w:cs="Arial Narrow"/>
         </w:rPr>
-        <w:t xml:space="preserve">nformar a las partes que conforme a lo establecido en el artículo 39° del </w:t>
+        <w:t xml:space="preserve">nformar a las partes que conforme a lo establecido en el artículo 39 del </w:t>
       </w:r>
       <w:r>
         <w:rPr>
@@ -3516,7 +3516,7 @@
           <w:rFonts w:ascii="Arial Narrow" w:hAnsi="Arial Narrow" w:cs="Arial"/>
           <w:lang w:eastAsia="es-ES"/>
         </w:rPr>
-        <w:t>°</w:t>
+        <w:t/>
       </w:r>
       <w:proofErr w:type="spellEnd"/>
       <w:r>
@@ -3593,14 +3593,14 @@
         <w:rPr>
           <w:rFonts w:ascii="Arial Narrow" w:hAnsi="Arial Narrow" w:cs="Arial"/>
         </w:rPr>
-        <w:t xml:space="preserve"> lo señalado por el artículo 29° del Decreto Legislativo </w:t>
+        <w:t xml:space="preserve"> lo señalado por el artículo 29 del Decreto Legislativo </w:t>
       </w:r>
       <w:proofErr w:type="spellStart"/>
       <w:r>
         <w:rPr>
           <w:rFonts w:ascii="Arial Narrow" w:hAnsi="Arial Narrow" w:cs="Arial"/>
         </w:rPr>
-        <w:t>N°</w:t>
+        <w:t/>
       </w:r>
       <w:proofErr w:type="spellEnd"/>
       <w:r>
@@ -3847,7 +3847,7 @@
           <w:rFonts w:ascii="Arial Narrow" w:hAnsi="Arial Narrow"/>
           <w:lang w:val="es-ES"/>
         </w:rPr>
-        <w:t>N°</w:t>
+        <w:t/>
       </w:r>
       <w:proofErr w:type="spellEnd"/>
       <w:r>
@@ -4355,7 +4355,7 @@
           <w:sz w:val="15"/>
           <w:szCs w:val="15"/>
         </w:rPr>
-        <w:t xml:space="preserve">          </w:t>
+        <w:t xml:space="preserve"> </w:t>
       </w:r>
       <w:r>
         <w:rPr>
@@ -4380,7 +4380,7 @@
           <w:sz w:val="15"/>
           <w:szCs w:val="15"/>
         </w:rPr>
-        <w:t>N°</w:t>
+        <w:t/>
       </w:r>
       <w:proofErr w:type="spellEnd"/>
       <w:r>
@@ -4470,7 +4470,7 @@
           <w:sz w:val="15"/>
           <w:szCs w:val="15"/>
         </w:rPr>
-        <w:t>N°</w:t>
+        <w:t/>
       </w:r>
       <w:proofErr w:type="spellEnd"/>
       <w:r>
@@ -4492,7 +4492,7 @@
           <w:sz w:val="15"/>
           <w:szCs w:val="15"/>
         </w:rPr>
-        <w:t>N°</w:t>
+        <w:t/>
       </w:r>
       <w:proofErr w:type="spellEnd"/>
       <w:r>
@@ -4503,7 +4503,7 @@
           <w:sz w:val="15"/>
           <w:szCs w:val="15"/>
         </w:rPr>
-        <w:t xml:space="preserve"> 1308  </w:t>
+        <w:t xml:space="preserve"> 1308 </w:t>
       </w:r>
     </w:p>
     <w:p>
@@ -4533,7 +4533,7 @@
           <w:sz w:val="15"/>
           <w:szCs w:val="15"/>
         </w:rPr>
-        <w:t xml:space="preserve">  </w:t>
+        <w:t xml:space="preserve"> </w:t>
       </w:r>
     </w:p>
     <w:p>
@@ -4562,7 +4562,7 @@
           <w:sz w:val="15"/>
           <w:szCs w:val="15"/>
         </w:rPr>
-        <w:t>N°</w:t>
+        <w:t/>
       </w:r>
       <w:proofErr w:type="spellEnd"/>
       <w:r>
@@ -4571,7 +4571,7 @@
           <w:sz w:val="15"/>
           <w:szCs w:val="15"/>
         </w:rPr>
-        <w:t xml:space="preserve"> 1033, Ley de Organización y Funciones del Indecopi. Dicha competencia solo puede ser negada cuando ella haya sido asignada o se asigne a favor de otro organismo por norma expresa con rango de ley.  </w:t>
+        <w:t xml:space="preserve"> 1033, Ley de Organización y Funciones del Indecopi. Dicha competencia solo puede ser negada cuando ella haya sido asignada o se asigne a favor de otro organismo por norma expresa con rango de ley. </w:t>
       </w:r>
     </w:p>
     <w:p>
@@ -4591,7 +4591,7 @@
           <w:sz w:val="15"/>
           <w:szCs w:val="15"/>
         </w:rPr>
-        <w:t xml:space="preserve">(…).  </w:t>
+        <w:t xml:space="preserve">(…). </w:t>
       </w:r>
     </w:p>
     <w:p>
@@ -4626,7 +4626,7 @@
           <w:sz w:val="15"/>
           <w:szCs w:val="15"/>
         </w:rPr>
-        <w:t>N°</w:t>
+        <w:t/>
       </w:r>
       <w:proofErr w:type="spellEnd"/>
       <w:r>
@@ -4637,7 +4637,7 @@
           <w:sz w:val="15"/>
           <w:szCs w:val="15"/>
         </w:rPr>
-        <w:t xml:space="preserve"> 1033  </w:t>
+        <w:t xml:space="preserve"> 1033 </w:t>
       </w:r>
     </w:p>
     <w:p>
@@ -4667,7 +4667,7 @@
           <w:sz w:val="15"/>
           <w:szCs w:val="15"/>
         </w:rPr>
-        <w:t xml:space="preserve"> De la Comisión de Protección al Consumidor.-  </w:t>
+        <w:t xml:space="preserve"> De la Comisión de Protección al Consumidor.- </w:t>
       </w:r>
     </w:p>
     <w:p>
@@ -4687,7 +4687,7 @@
           <w:sz w:val="15"/>
           <w:szCs w:val="15"/>
         </w:rPr>
-        <w:t xml:space="preserve">Corresponde a la Comisión de Protección al Consumidor velar por el cumplimiento de la Ley de Protección al Consumidor y de las leyes que, en general, protegen a los consumidores de la falta de idoneidad de los bienes y servicios en función de la información brindada, de las omisiones de información y de la discriminación en el consumo, así como de aquellas que complementen o sustituyan a las anteriores.  </w:t>
+        <w:t xml:space="preserve">Corresponde a la Comisión de Protección al Consumidor velar por el cumplimiento de la Ley de Protección al Consumidor y de las leyes que, en general, protegen a los consumidores de la falta de idoneidad de los bienes y servicios en función de la información brindada, de las omisiones de información y de la discriminación en el consumo, así como de aquellas que complementen o sustituyan a las anteriores. </w:t>
       </w:r>
     </w:p>
     <w:p>
@@ -4742,7 +4742,7 @@
           <w:sz w:val="15"/>
           <w:szCs w:val="15"/>
         </w:rPr>
-        <w:t>N°</w:t>
+        <w:t/>
       </w:r>
       <w:proofErr w:type="spellEnd"/>
       <w:r>
@@ -4753,7 +4753,7 @@
           <w:sz w:val="15"/>
           <w:szCs w:val="15"/>
         </w:rPr>
-        <w:t xml:space="preserve"> 807  </w:t>
+        <w:t xml:space="preserve"> 807 </w:t>
       </w:r>
     </w:p>
     <w:p>
@@ -4783,7 +4783,7 @@
           <w:sz w:val="15"/>
           <w:szCs w:val="15"/>
         </w:rPr>
-        <w:t xml:space="preserve">- El Secretario Técnico se encargará de la tramitación del procedimiento. Para ello, cuenta con las siguientes facultades:  </w:t>
+        <w:t xml:space="preserve">- El Secretario Técnico se encargará de la tramitación del procedimiento. Para ello, cuenta con las siguientes facultades: </w:t>
       </w:r>
     </w:p>
     <w:p>
@@ -4803,7 +4803,7 @@
           <w:sz w:val="15"/>
           <w:szCs w:val="15"/>
         </w:rPr>
-        <w:t xml:space="preserve">(...)  </w:t>
+        <w:t xml:space="preserve">(...) </w:t>
       </w:r>
     </w:p>
     <w:p>
@@ -4823,7 +4823,7 @@
           <w:sz w:val="15"/>
           <w:szCs w:val="15"/>
         </w:rPr>
-        <w:t xml:space="preserve">c) Admitir denuncias a trámite, en aquellos casos en que la Comisión le haya delegado esta facultad.  </w:t>
+        <w:t xml:space="preserve">c) Admitir denuncias a trámite, en aquellos casos en que la Comisión le haya delegado esta facultad. </w:t>
       </w:r>
     </w:p>
     <w:p>
@@ -4843,7 +4843,7 @@
           <w:sz w:val="15"/>
           <w:szCs w:val="15"/>
         </w:rPr>
-        <w:t xml:space="preserve">(...).  </w:t>
+        <w:t xml:space="preserve">(...). </w:t>
       </w:r>
     </w:p>
     <w:p>
@@ -4888,7 +4888,7 @@
           <w:sz w:val="15"/>
           <w:szCs w:val="15"/>
         </w:rPr>
-        <w:t xml:space="preserve">           </w:t>
+        <w:t xml:space="preserve"> </w:t>
       </w:r>
       <w:r>
         <w:rPr>
@@ -4917,7 +4917,7 @@
           <w:sz w:val="15"/>
           <w:szCs w:val="15"/>
         </w:rPr>
-        <w:t>N°</w:t>
+        <w:t/>
       </w:r>
       <w:proofErr w:type="spellEnd"/>
       <w:r>
@@ -4939,7 +4939,7 @@
           <w:sz w:val="15"/>
           <w:szCs w:val="15"/>
         </w:rPr>
-        <w:t>N°</w:t>
+        <w:t/>
       </w:r>
       <w:proofErr w:type="spellEnd"/>
       <w:r>
@@ -4950,7 +4950,7 @@
           <w:sz w:val="15"/>
           <w:szCs w:val="15"/>
         </w:rPr>
-        <w:t xml:space="preserve"> 1308   </w:t>
+        <w:t xml:space="preserve"> 1308 </w:t>
       </w:r>
     </w:p>
     <w:p>
@@ -4974,7 +4974,7 @@
           <w:sz w:val="15"/>
           <w:szCs w:val="15"/>
         </w:rPr>
-        <w:t xml:space="preserve">Artículo 18.- Idoneidad   </w:t>
+        <w:t xml:space="preserve">Artículo 18.- Idoneidad </w:t>
       </w:r>
     </w:p>
     <w:p>
@@ -4994,7 +4994,7 @@
           <w:sz w:val="15"/>
           <w:szCs w:val="15"/>
         </w:rPr>
-        <w:t xml:space="preserve">Se entiende por idoneidad la correspondencia entre lo que un consumidor espera y lo que efectivamente recibe, en función a lo que se le hubiera ofrecido, la publicidad e información transmitida, las condiciones y circunstancias de la transacción, las características y naturaleza del producto o servicio, el precio, entre otros factores, atendiendo a las circunstancias del caso.    </w:t>
+        <w:t xml:space="preserve">Se entiende por idoneidad la correspondencia entre lo que un consumidor espera y lo que efectivamente recibe, en función a lo que se le hubiera ofrecido, la publicidad e información transmitida, las condiciones y circunstancias de la transacción, las características y naturaleza del producto o servicio, el precio, entre otros factores, atendiendo a las circunstancias del caso. </w:t>
       </w:r>
     </w:p>
     <w:p>
@@ -5113,7 +5113,7 @@
           <w:sz w:val="15"/>
           <w:szCs w:val="15"/>
         </w:rPr>
-        <w:t xml:space="preserve">           </w:t>
+        <w:t xml:space="preserve"> </w:t>
       </w:r>
       <w:r>
         <w:rPr>
@@ -5142,7 +5142,7 @@
           <w:sz w:val="15"/>
           <w:szCs w:val="15"/>
         </w:rPr>
-        <w:t>N°</w:t>
+        <w:t/>
       </w:r>
       <w:proofErr w:type="spellEnd"/>
       <w:r>
@@ -5164,7 +5164,7 @@
           <w:sz w:val="15"/>
           <w:szCs w:val="15"/>
         </w:rPr>
-        <w:t>N°</w:t>
+        <w:t/>
       </w:r>
       <w:proofErr w:type="spellEnd"/>
       <w:r>
@@ -5175,7 +5175,7 @@
           <w:sz w:val="15"/>
           <w:szCs w:val="15"/>
         </w:rPr>
-        <w:t xml:space="preserve"> 1308   </w:t>
+        <w:t xml:space="preserve"> 1308 </w:t>
       </w:r>
     </w:p>
     <w:p>
@@ -5199,7 +5199,7 @@
           <w:sz w:val="15"/>
           <w:szCs w:val="15"/>
         </w:rPr>
-        <w:t xml:space="preserve">Artículo 18.- Idoneidad   </w:t>
+        <w:t xml:space="preserve">Artículo 18.- Idoneidad </w:t>
       </w:r>
     </w:p>
     <w:p>
@@ -5219,7 +5219,7 @@
           <w:sz w:val="15"/>
           <w:szCs w:val="15"/>
         </w:rPr>
-        <w:t xml:space="preserve">Se entiende por idoneidad la correspondencia entre lo que un consumidor espera y lo que efectivamente recibe, en función a lo que se le hubiera ofrecido, la publicidad e información transmitida, las condiciones y circunstancias de la transacción, las características y naturaleza del producto o servicio, el precio, entre otros factores, atendiendo a las circunstancias del caso.    </w:t>
+        <w:t xml:space="preserve">Se entiende por idoneidad la correspondencia entre lo que un consumidor espera y lo que efectivamente recibe, en función a lo que se le hubiera ofrecido, la publicidad e información transmitida, las condiciones y circunstancias de la transacción, las características y naturaleza del producto o servicio, el precio, entre otros factores, atendiendo a las circunstancias del caso. </w:t>
       </w:r>
     </w:p>
     <w:p>
@@ -5336,7 +5336,7 @@
           <w:sz w:val="15"/>
           <w:szCs w:val="15"/>
         </w:rPr>
-        <w:t xml:space="preserve">           </w:t>
+        <w:t xml:space="preserve"> </w:t>
       </w:r>
       <w:r>
         <w:rPr>
@@ -5365,7 +5365,7 @@
           <w:sz w:val="15"/>
           <w:szCs w:val="15"/>
         </w:rPr>
-        <w:t>N°</w:t>
+        <w:t/>
       </w:r>
       <w:proofErr w:type="spellEnd"/>
       <w:r>
@@ -5614,7 +5614,7 @@
           <w:sz w:val="15"/>
           <w:szCs w:val="15"/>
         </w:rPr>
-        <w:t xml:space="preserve">            </w:t>
+        <w:t xml:space="preserve"> </w:t>
       </w:r>
       <w:r>
         <w:rPr>
@@ -5643,7 +5643,7 @@
           <w:sz w:val="15"/>
           <w:szCs w:val="15"/>
         </w:rPr>
-        <w:t>N°</w:t>
+        <w:t/>
       </w:r>
       <w:proofErr w:type="spellEnd"/>
       <w:r>
@@ -5665,7 +5665,7 @@
           <w:sz w:val="15"/>
           <w:szCs w:val="15"/>
         </w:rPr>
-        <w:t>N°</w:t>
+        <w:t/>
       </w:r>
       <w:proofErr w:type="spellEnd"/>
       <w:r>
@@ -5676,7 +5676,7 @@
           <w:sz w:val="15"/>
           <w:szCs w:val="15"/>
         </w:rPr>
-        <w:t xml:space="preserve"> 1308  </w:t>
+        <w:t xml:space="preserve"> 1308 </w:t>
       </w:r>
     </w:p>
     <w:p>
@@ -5706,7 +5706,7 @@
           <w:sz w:val="15"/>
           <w:szCs w:val="15"/>
         </w:rPr>
-        <w:t xml:space="preserve">  </w:t>
+        <w:t xml:space="preserve"> </w:t>
       </w:r>
     </w:p>
     <w:p>
@@ -5735,7 +5735,7 @@
           <w:sz w:val="15"/>
           <w:szCs w:val="15"/>
         </w:rPr>
-        <w:t>N°</w:t>
+        <w:t/>
       </w:r>
       <w:proofErr w:type="spellEnd"/>
       <w:r>
@@ -5744,7 +5744,7 @@
           <w:sz w:val="15"/>
           <w:szCs w:val="15"/>
         </w:rPr>
-        <w:t xml:space="preserve"> 1033, Ley de Organización y Funciones del Indecopi. Dicha competencia solo puede ser negada cuando ella haya sido asignada o se asigne a favor de otro organismo por norma expresa con rango de ley.  </w:t>
+        <w:t xml:space="preserve"> 1033, Ley de Organización y Funciones del Indecopi. Dicha competencia solo puede ser negada cuando ella haya sido asignada o se asigne a favor de otro organismo por norma expresa con rango de ley. </w:t>
       </w:r>
     </w:p>
     <w:p>
@@ -5764,7 +5764,7 @@
           <w:sz w:val="15"/>
           <w:szCs w:val="15"/>
         </w:rPr>
-        <w:t xml:space="preserve">(…).  </w:t>
+        <w:t xml:space="preserve">(…). </w:t>
       </w:r>
     </w:p>
     <w:p>
@@ -5819,7 +5819,7 @@
           <w:sz w:val="15"/>
           <w:szCs w:val="15"/>
         </w:rPr>
-        <w:t>N°</w:t>
+        <w:t/>
       </w:r>
       <w:proofErr w:type="spellEnd"/>
       <w:r>
@@ -5830,7 +5830,7 @@
           <w:sz w:val="15"/>
           <w:szCs w:val="15"/>
         </w:rPr>
-        <w:t xml:space="preserve"> 1033  </w:t>
+        <w:t xml:space="preserve"> 1033 </w:t>
       </w:r>
     </w:p>
     <w:p>
@@ -5860,7 +5860,7 @@
           <w:sz w:val="15"/>
           <w:szCs w:val="15"/>
         </w:rPr>
-        <w:t xml:space="preserve"> De la Comisión de Protección al Consumidor.-  </w:t>
+        <w:t xml:space="preserve"> De la Comisión de Protección al Consumidor.- </w:t>
       </w:r>
     </w:p>
     <w:p>
@@ -5880,7 +5880,7 @@
           <w:sz w:val="15"/>
           <w:szCs w:val="15"/>
         </w:rPr>
-        <w:t xml:space="preserve">Corresponde a la Comisión de Protección al Consumidor velar por el cumplimiento de la Ley de Protección al Consumidor y de las leyes que, en general, protegen a los consumidores de la falta de idoneidad de los bienes y servicios en función de la información brindada, de las omisiones de información y de la discriminación en el consumo, así como de aquellas que complementen o sustituyan a las anteriores.  </w:t>
+        <w:t xml:space="preserve">Corresponde a la Comisión de Protección al Consumidor velar por el cumplimiento de la Ley de Protección al Consumidor y de las leyes que, en general, protegen a los consumidores de la falta de idoneidad de los bienes y servicios en función de la información brindada, de las omisiones de información y de la discriminación en el consumo, así como de aquellas que complementen o sustituyan a las anteriores. </w:t>
       </w:r>
     </w:p>
     <w:p>
@@ -5935,7 +5935,7 @@
           <w:sz w:val="15"/>
           <w:szCs w:val="15"/>
         </w:rPr>
-        <w:t>N°</w:t>
+        <w:t/>
       </w:r>
       <w:proofErr w:type="spellEnd"/>
       <w:r>
@@ -5946,7 +5946,7 @@
           <w:sz w:val="15"/>
           <w:szCs w:val="15"/>
         </w:rPr>
-        <w:t xml:space="preserve"> 807  </w:t>
+        <w:t xml:space="preserve"> 807 </w:t>
       </w:r>
     </w:p>
     <w:p>
@@ -5976,7 +5976,7 @@
           <w:sz w:val="15"/>
           <w:szCs w:val="15"/>
         </w:rPr>
-        <w:t xml:space="preserve">- El Secretario Técnico se encargará de la tramitación del procedimiento. Para ello, cuenta con las siguientes facultades:  </w:t>
+        <w:t xml:space="preserve">- El Secretario Técnico se encargará de la tramitación del procedimiento. Para ello, cuenta con las siguientes facultades: </w:t>
       </w:r>
     </w:p>
     <w:p>
@@ -5996,7 +5996,7 @@
           <w:sz w:val="15"/>
           <w:szCs w:val="15"/>
         </w:rPr>
-        <w:t xml:space="preserve">(...)  </w:t>
+        <w:t xml:space="preserve">(...) </w:t>
       </w:r>
     </w:p>
     <w:p>
@@ -6016,7 +6016,7 @@
           <w:sz w:val="15"/>
           <w:szCs w:val="15"/>
         </w:rPr>
-        <w:t xml:space="preserve">c) Admitir denuncias a trámite, en aquellos casos en que la Comisión le haya delegado esta facultad.  </w:t>
+        <w:t xml:space="preserve">c) Admitir denuncias a trámite, en aquellos casos en que la Comisión le haya delegado esta facultad. </w:t>
       </w:r>
     </w:p>
     <w:p>
@@ -6036,7 +6036,7 @@
           <w:sz w:val="15"/>
           <w:szCs w:val="15"/>
         </w:rPr>
-        <w:t xml:space="preserve">(...).  </w:t>
+        <w:t xml:space="preserve">(...). </w:t>
       </w:r>
     </w:p>
     <w:p>
@@ -6089,7 +6089,7 @@
           <w:sz w:val="15"/>
           <w:szCs w:val="15"/>
         </w:rPr>
-        <w:t xml:space="preserve">             </w:t>
+        <w:t xml:space="preserve"> </w:t>
       </w:r>
       <w:r>
         <w:rPr>
@@ -6110,7 +6110,7 @@
           <w:sz w:val="15"/>
           <w:szCs w:val="15"/>
         </w:rPr>
-        <w:t>N°</w:t>
+        <w:t/>
       </w:r>
       <w:proofErr w:type="spellEnd"/>
       <w:r>
@@ -6144,7 +6144,7 @@
           <w:sz w:val="15"/>
           <w:szCs w:val="15"/>
         </w:rPr>
-        <w:t xml:space="preserve">                Decreto Supremo </w:t>
+        <w:t xml:space="preserve"> Decreto Supremo </w:t>
       </w:r>
       <w:proofErr w:type="spellStart"/>
       <w:r>
@@ -6155,7 +6155,7 @@
           <w:sz w:val="15"/>
           <w:szCs w:val="15"/>
         </w:rPr>
-        <w:t>N°</w:t>
+        <w:t/>
       </w:r>
       <w:proofErr w:type="spellEnd"/>
       <w:r>
@@ -6275,7 +6275,7 @@
           <w:sz w:val="15"/>
           <w:szCs w:val="15"/>
         </w:rPr>
-        <w:t xml:space="preserve">            </w:t>
+        <w:t xml:space="preserve"> </w:t>
       </w:r>
       <w:r>
         <w:rPr>
@@ -6296,7 +6296,7 @@
           <w:sz w:val="15"/>
           <w:szCs w:val="15"/>
         </w:rPr>
-        <w:t>N°</w:t>
+        <w:t/>
       </w:r>
       <w:proofErr w:type="spellEnd"/>
       <w:r>
@@ -6331,7 +6331,7 @@
           <w:sz w:val="15"/>
           <w:szCs w:val="15"/>
         </w:rPr>
-        <w:t xml:space="preserve">               Artículo 110.- Sanciones administrativas</w:t>
+        <w:t xml:space="preserve"> Artículo 110.- Sanciones administrativas</w:t>
       </w:r>
     </w:p>
     <w:p>
@@ -6351,7 +6351,7 @@
           <w:sz w:val="15"/>
           <w:szCs w:val="15"/>
         </w:rPr>
-        <w:t xml:space="preserve">                El órgano resolutivo puede sancionar las infracciones administrativas a que se refiere el artículo 108º con amonestación y multas de hasta cuatrocientos cincuenta (450) Unidades Impositivas Tributarias (UIT), las cuales son calificadas de la siguiente manera:</w:t>
+        <w:t xml:space="preserve"> El órgano resolutivo puede sancionar las infracciones administrativas a que se refiere el artículo 108 con amonestación y multas de hasta cuatrocientos cincuenta (450) Unidades Impositivas Tributarias (UIT), las cuales son calificadas de la siguiente manera:</w:t>
       </w:r>
     </w:p>
     <w:p>
@@ -6455,7 +6455,7 @@
           <w:sz w:val="15"/>
           <w:szCs w:val="15"/>
         </w:rPr>
-        <w:t xml:space="preserve">           En el caso de las microempresas, la multa no puede superar el diez por ciento (10%) de las ventas o ingresos brutos percibidos por el infractor, relativos a todas sus actividades económicas, correspondientes al ejercicio inmediato anterior al de la expedición de la resolución de primera instancia, siempre que se haya acreditado dichos ingresos, no se encuentre en una situación de reincidencia y el caso no verse sobre la vida, salud o integridad de los consumidores. Para el caso de las pequeñas empresas, la multa no puede superar el veinte por ciento (20%) de las ventas o ingresos brutos percibidos por el infractor, conforme a los requisitos señalados anteriormente.</w:t>
+        <w:t xml:space="preserve"> En el caso de las microempresas, la multa no puede superar el diez por ciento (10%) de las ventas o ingresos brutos percibidos por el infractor, relativos a todas sus actividades económicas, correspondientes al ejercicio inmediato anterior al de la expedición de la resolución de primera instancia, siempre que se haya acreditado dichos ingresos, no se encuentre en una situación de reincidencia y el caso no verse sobre la vida, salud o integridad de los consumidores. Para el caso de las pequeñas empresas, la multa no puede superar el veinte por ciento (20%) de las ventas o ingresos brutos percibidos por el infractor, conforme a los requisitos señalados anteriormente.</w:t>
       </w:r>
     </w:p>
     <w:p>
@@ -6514,7 +6514,7 @@
           <w:sz w:val="15"/>
           <w:szCs w:val="15"/>
         </w:rPr>
-        <w:t>N°</w:t>
+        <w:t/>
       </w:r>
       <w:proofErr w:type="spellEnd"/>
       <w:r>
@@ -6616,7 +6616,7 @@
           <w:sz w:val="15"/>
           <w:szCs w:val="15"/>
         </w:rPr>
-        <w:t>N°</w:t>
+        <w:t/>
       </w:r>
       <w:proofErr w:type="spellEnd"/>
       <w:r>
@@ -6649,7 +6649,7 @@
           <w:sz w:val="15"/>
           <w:szCs w:val="15"/>
         </w:rPr>
-        <w:t xml:space="preserve">                Artículo 114.- Medidas correctivas</w:t>
+        <w:t xml:space="preserve"> Artículo 114.- Medidas correctivas</w:t>
       </w:r>
     </w:p>
     <w:p>
@@ -6689,7 +6689,7 @@
           <w:sz w:val="15"/>
           <w:szCs w:val="15"/>
         </w:rPr>
-        <w:t xml:space="preserve">                Las medidas correctivas reparadoras pueden dictarse a pedido de parte o de oficio, siempre y cuando sean expresamente informadas sobre esa posibilidad en la notificación de cargo al proveedor por la autoridad encargada del procedimiento. </w:t>
+        <w:t xml:space="preserve"> Las medidas correctivas reparadoras pueden dictarse a pedido de parte o de oficio, siempre y cuando sean expresamente informadas sobre esa posibilidad en la notificación de cargo al proveedor por la autoridad encargada del procedimiento. </w:t>
       </w:r>
     </w:p>
     <w:p>
@@ -6709,7 +6709,7 @@
           <w:sz w:val="15"/>
           <w:szCs w:val="15"/>
         </w:rPr>
-        <w:t xml:space="preserve">                Las medidas correctivas complementarias pueden dictarse de oficio o a pedido de parte.</w:t>
+        <w:t xml:space="preserve"> Las medidas correctivas complementarias pueden dictarse de oficio o a pedido de parte.</w:t>
       </w:r>
     </w:p>
     <w:p>
@@ -6731,7 +6731,7 @@
           <w:sz w:val="15"/>
           <w:szCs w:val="15"/>
         </w:rPr>
-        <w:t xml:space="preserve">               Artículo 115.- Medidas correctivas reparadoras</w:t>
+        <w:t xml:space="preserve"> Artículo 115.- Medidas correctivas reparadoras</w:t>
       </w:r>
     </w:p>
     <w:p>
@@ -6811,7 +6811,7 @@
           <w:sz w:val="15"/>
           <w:szCs w:val="15"/>
         </w:rPr>
-        <w:t>Cambiar productos por otros de idénticas o similares características, cuando la reparación no sea posible o no resulte    razonable según las circunstancias.</w:t>
+        <w:t>Cambiar productos por otros de idénticas o similares características, cuando la reparación no sea posible o no resulte razonable según las circunstancias.</w:t>
       </w:r>
     </w:p>
     <w:p>
@@ -7014,7 +7014,7 @@
           <w:sz w:val="15"/>
           <w:szCs w:val="15"/>
         </w:rPr>
-        <w:t>115.2    Las medidas correctivas reparadoras no pueden ser solicitadas de manera acumulativa conjunta, pudiendo plantearse de manera alternativa o subsidiaria, con excepción de la medida correctiva señalada en el literal h) que puede solicitarse conjuntamente con otra medida correctiva. Cuando los órganos competentes del Indecopi se pronuncian respecto de una medida correctiva reparadora, aplican el principio de congruencia procesal.</w:t>
+        <w:t>115.2 Las medidas correctivas reparadoras no pueden ser solicitadas de manera acumulativa conjunta, pudiendo plantearse de manera alternativa o subsidiaria, con excepción de la medida correctiva señalada en el literal h) que puede solicitarse conjuntamente con otra medida correctiva. Cuando los órganos competentes del Indecopi se pronuncian respecto de una medida correctiva reparadora, aplican el principio de congruencia procesal.</w:t>
       </w:r>
     </w:p>
     <w:p>
@@ -7046,7 +7046,7 @@
           <w:sz w:val="15"/>
           <w:szCs w:val="15"/>
         </w:rPr>
-        <w:t>115.3    Las medidas correctivas reparadoras pueden solicitarse en cualquier momento hasta antes de la notificación de cargo al proveedor, sin perjuicio de la facultad de secretaría técnica de la comisión de requerir al consumidor que precise la medida correctiva materia de solicitud. El consumidor puede variar su solicitud de medida correctiva hasta antes de la decisión de primera instancia, en cuyo caso se confiere traslado al proveedor para que formule su descargo.</w:t>
+        <w:t>115.3 Las medidas correctivas reparadoras pueden solicitarse en cualquier momento hasta antes de la notificación de cargo al proveedor, sin perjuicio de la facultad de secretaría técnica de la comisión de requerir al consumidor que precise la medida correctiva materia de solicitud. El consumidor puede variar su solicitud de medida correctiva hasta antes de la decisión de primera instancia, en cuyo caso se confiere traslado al proveedor para que formule su descargo.</w:t>
       </w:r>
     </w:p>
     <w:p>
@@ -7078,7 +7078,7 @@
           <w:sz w:val="15"/>
           <w:szCs w:val="15"/>
         </w:rPr>
-        <w:t>115.4     Corresponde al consumidor que solicita el dictado de la medida correctiva reparadora probar las consecuencias patrimoniales directas e inmediatas causadas por la comisión de la infracción administrativa.</w:t>
+        <w:t>115.4 Corresponde al consumidor que solicita el dictado de la medida correctiva reparadora probar las consecuencias patrimoniales directas e inmediatas causadas por la comisión de la infracción administrativa.</w:t>
       </w:r>
     </w:p>
     <w:p>
@@ -7110,7 +7110,7 @@
           <w:sz w:val="15"/>
           <w:szCs w:val="15"/>
         </w:rPr>
-        <w:t>115.5     Los bienes o montos objeto de medidas correctivas reparadoras son entregados por el proveedor directamente al consumidor que los reclama, salvo mandato distinto contenido en la resolución. Aquellos bienes o montos materia de una medida correctiva reparadora, que por algún motivo se encuentran en posesión del Indecopi y deban ser entregados a los consumidores beneficiados, son puestos a disposición de estos.</w:t>
+        <w:t>115.5 Los bienes o montos objeto de medidas correctivas reparadoras son entregados por el proveedor directamente al consumidor que los reclama, salvo mandato distinto contenido en la resolución. Aquellos bienes o montos materia de una medida correctiva reparadora, que por algún motivo se encuentran en posesión del Indecopi y deban ser entregados a los consumidores beneficiados, son puestos a disposición de estos.</w:t>
       </w:r>
     </w:p>
     <w:p>
@@ -7142,7 +7142,7 @@
           <w:sz w:val="15"/>
           <w:szCs w:val="15"/>
         </w:rPr>
-        <w:t>115.6      El extremo de la resolución final que ordena el cumplimiento de una medida correctiva reparadora a favor del consumidor constituye título ejecutivo conforme con lo dispuesto en el artículo 688 del Código Procesal Civil, una vez que quedan consentidas o causan estado en la vía administrativa. La legitimidad para obrar en los procesos civiles de ejecución corresponde a los consumidores beneficiados con la medida correctiva reparadora.</w:t>
+        <w:t>115.6 El extremo de la resolución final que ordena el cumplimiento de una medida correctiva reparadora a favor del consumidor constituye título ejecutivo conforme con lo dispuesto en el artículo 688 del Código Procesal Civil, una vez que quedan consentidas o causan estado en la vía administrativa. La legitimidad para obrar en los procesos civiles de ejecución corresponde a los consumidores beneficiados con la medida correctiva reparadora.</w:t>
       </w:r>
     </w:p>
     <w:p>
@@ -7174,7 +7174,7 @@
           <w:sz w:val="15"/>
           <w:szCs w:val="15"/>
         </w:rPr>
-        <w:t xml:space="preserve">115.7    </w:t>
+        <w:t xml:space="preserve">115.7 </w:t>
       </w:r>
       <w:r>
         <w:rPr>
@@ -7645,7 +7645,7 @@
           <w:sz w:val="15"/>
           <w:szCs w:val="15"/>
         </w:rPr>
-        <w:t xml:space="preserve">               Artículo 112.- Criterios de graduación de las sanciones administrativas</w:t>
+        <w:t xml:space="preserve"> Artículo 112.- Criterios de graduación de las sanciones administrativas</w:t>
       </w:r>
     </w:p>
     <w:p>
@@ -7665,7 +7665,7 @@
           <w:sz w:val="15"/>
           <w:szCs w:val="15"/>
         </w:rPr>
-        <w:t xml:space="preserve">               Se consideran circunstancias atenuantes especiales, las siguientes:</w:t>
+        <w:t xml:space="preserve"> Se consideran circunstancias atenuantes especiales, las siguientes:</w:t>
       </w:r>
     </w:p>
     <w:p>
@@ -7685,7 +7685,7 @@
           <w:sz w:val="15"/>
           <w:szCs w:val="15"/>
         </w:rPr>
-        <w:t xml:space="preserve">               […]</w:t>
+        <w:t xml:space="preserve"> […]</w:t>
       </w:r>
     </w:p>
     <w:p>
@@ -7797,7 +7797,7 @@
           <w:sz w:val="15"/>
           <w:szCs w:val="15"/>
         </w:rPr>
-        <w:t>Nº</w:t>
+        <w:t/>
       </w:r>
       <w:proofErr w:type="spellEnd"/>
       <w:r>
@@ -7831,7 +7831,7 @@
           <w:sz w:val="15"/>
           <w:szCs w:val="15"/>
         </w:rPr>
-        <w:t xml:space="preserve">Artículo 29º.- </w:t>
+        <w:t xml:space="preserve">Artículo 29.- </w:t>
       </w:r>
       <w:r>
         <w:rPr>
@@ -7929,7 +7929,7 @@
           <w:sz w:val="16"/>
           <w:szCs w:val="16"/>
         </w:rPr>
-        <w:t>N°</w:t>
+        <w:t/>
       </w:r>
       <w:proofErr w:type="spellEnd"/>
       <w:r>
@@ -8144,7 +8144,7 @@
                               <w:sz w:val="15"/>
                               <w:szCs w:val="15"/>
                             </w:rPr>
-                            <w:t>N°</w:t>
+                            <w:t/>
                           </w:r>
                           <w:proofErr w:type="spellEnd"/>
                           <w:r>
@@ -8239,7 +8239,7 @@
                         <w:sz w:val="15"/>
                         <w:szCs w:val="15"/>
                       </w:rPr>
-                      <w:t>N°</w:t>
+                      <w:t/>
                     </w:r>
                     <w:proofErr w:type="spellEnd"/>
                     <w:r>

--- a/plantillas_maestras/02_seguro_vida/negativa_cobertura/2_o_mas_ddos_varios/mujer/TPL_2566_2024_SEGURO_VIDA_NEGATIVA_COBERTURA_ASEGURADORA_MUJER.docx
+++ b/plantillas_maestras/02_seguro_vida/negativa_cobertura/2_o_mas_ddos_varios/mujer/TPL_2566_2024_SEGURO_VIDA_NEGATIVA_COBERTURA_ASEGURADORA_MUJER.docx
@@ -111,7 +111,7 @@
           <w:bCs/>
           <w:lang w:eastAsia="es-PE"/>
         </w:rPr>
-        <w:t>DENUNCIANTE</w:t>
+        <w:t xml:space="preserve">DENUNCIANTE:[DENUNCIANTE] (SEÑORA [APELLIDO])</w:t>
       </w:r>
       <w:r>
         <w:rPr>
@@ -121,7 +121,7 @@
           <w:lang w:eastAsia="es-PE"/>
         </w:rPr>
         <w:tab/>
-        <w:t>:</w:t>
+        <w:t/>
       </w:r>
       <w:r>
         <w:rPr>
@@ -139,7 +139,7 @@
           <w:bCs/>
           <w:lang w:eastAsia="es-PE"/>
         </w:rPr>
-        <w:t>SOL THALIA YANA GOMEZ</w:t>
+        <w:t/>
       </w:r>
       <w:r>
         <w:rPr>
@@ -148,7 +148,7 @@
           <w:bCs/>
           <w:lang w:eastAsia="es-PE"/>
         </w:rPr>
-        <w:t xml:space="preserve"> (SEÑOR</w:t>
+        <w:t xml:space="preserve"/>
       </w:r>
       <w:r>
         <w:rPr>
@@ -157,7 +157,7 @@
           <w:bCs/>
           <w:lang w:eastAsia="es-PE"/>
         </w:rPr>
-        <w:t>A YANA</w:t>
+        <w:t/>
       </w:r>
       <w:r>
         <w:rPr>
@@ -166,7 +166,7 @@
           <w:bCs/>
           <w:lang w:eastAsia="es-PE"/>
         </w:rPr>
-        <w:t>)</w:t>
+        <w:t/>
       </w:r>
     </w:p>
     <w:p>
@@ -596,68 +596,68 @@
         <w:rPr>
           <w:rFonts w:ascii="Arial Narrow" w:hAnsi="Arial Narrow"/>
         </w:rPr>
-        <w:t>Mediante escrito del</w:t>
-      </w:r>
-      <w:r>
-        <w:rPr>
-          <w:rFonts w:ascii="Arial Narrow" w:hAnsi="Arial Narrow"/>
-        </w:rPr>
-        <w:t xml:space="preserve"> </w:t>
-      </w:r>
-      <w:r>
-        <w:rPr>
-          <w:rFonts w:ascii="Arial Narrow" w:hAnsi="Arial Narrow"/>
-        </w:rPr>
-        <w:t>10 de octubre</w:t>
-      </w:r>
-      <w:r>
-        <w:rPr>
-          <w:rFonts w:ascii="Arial Narrow" w:hAnsi="Arial Narrow"/>
-        </w:rPr>
-        <w:t xml:space="preserve"> de </w:t>
-      </w:r>
-      <w:r>
-        <w:rPr>
-          <w:rFonts w:ascii="Arial Narrow" w:hAnsi="Arial Narrow"/>
-        </w:rPr>
-        <w:t>202</w:t>
-      </w:r>
-      <w:r>
-        <w:rPr>
-          <w:rFonts w:ascii="Arial Narrow" w:hAnsi="Arial Narrow"/>
-        </w:rPr>
-        <w:t>5</w:t>
-      </w:r>
-      <w:r>
-        <w:rPr>
-          <w:rFonts w:ascii="Arial Narrow" w:hAnsi="Arial Narrow"/>
-        </w:rPr>
-        <w:t xml:space="preserve">, </w:t>
-      </w:r>
-      <w:r>
-        <w:rPr>
-          <w:rFonts w:ascii="Arial Narrow" w:hAnsi="Arial Narrow"/>
-        </w:rPr>
-        <w:t xml:space="preserve">la señora Yana </w:t>
-      </w:r>
-      <w:r>
-        <w:rPr>
-          <w:rFonts w:ascii="Arial Narrow" w:hAnsi="Arial Narrow"/>
-        </w:rPr>
-        <w:t xml:space="preserve">interpuso una denuncia contra </w:t>
+        <w:t xml:space="preserve">Mediante escrito del 10 de octubre de 2025, la señora [APELLIDO] interpuso una denuncia contra Mapfre por presuntas infracciones a la Ley  29571, Código de Protección y Defensa del Consumidor (en adelante, Código), señalando lo siguiente: </w:t>
+      </w:r>
+      <w:r>
+        <w:rPr>
+          <w:rFonts w:ascii="Arial Narrow" w:hAnsi="Arial Narrow"/>
+        </w:rPr>
+        <w:t xml:space="preserve"/>
+      </w:r>
+      <w:r>
+        <w:rPr>
+          <w:rFonts w:ascii="Arial Narrow" w:hAnsi="Arial Narrow"/>
+        </w:rPr>
+        <w:t/>
+      </w:r>
+      <w:r>
+        <w:rPr>
+          <w:rFonts w:ascii="Arial Narrow" w:hAnsi="Arial Narrow"/>
+        </w:rPr>
+        <w:t xml:space="preserve"/>
+      </w:r>
+      <w:r>
+        <w:rPr>
+          <w:rFonts w:ascii="Arial Narrow" w:hAnsi="Arial Narrow"/>
+        </w:rPr>
+        <w:t/>
+      </w:r>
+      <w:r>
+        <w:rPr>
+          <w:rFonts w:ascii="Arial Narrow" w:hAnsi="Arial Narrow"/>
+        </w:rPr>
+        <w:t/>
+      </w:r>
+      <w:r>
+        <w:rPr>
+          <w:rFonts w:ascii="Arial Narrow" w:hAnsi="Arial Narrow"/>
+        </w:rPr>
+        <w:t xml:space="preserve"/>
+      </w:r>
+      <w:r>
+        <w:rPr>
+          <w:rFonts w:ascii="Arial Narrow" w:hAnsi="Arial Narrow"/>
+        </w:rPr>
+        <w:t xml:space="preserve"/>
+      </w:r>
+      <w:r>
+        <w:rPr>
+          <w:rFonts w:ascii="Arial Narrow" w:hAnsi="Arial Narrow"/>
+        </w:rPr>
+        <w:t xml:space="preserve"/>
       </w:r>
       <w:r>
         <w:rPr>
           <w:rFonts w:ascii="Arial Narrow" w:eastAsia="Arial Narrow" w:hAnsi="Arial Narrow" w:cs="Arial"/>
           <w:lang w:eastAsia="es-PE"/>
         </w:rPr>
-        <w:t xml:space="preserve">Mapfre </w:t>
-      </w:r>
-      <w:r>
-        <w:rPr>
-          <w:rFonts w:ascii="Arial Narrow" w:hAnsi="Arial Narrow"/>
-        </w:rPr>
-        <w:t>por presuntas infracciones a la Ley </w:t>
+        <w:t xml:space="preserve"/>
+      </w:r>
+      <w:r>
+        <w:rPr>
+          <w:rFonts w:ascii="Arial Narrow" w:hAnsi="Arial Narrow"/>
+        </w:rPr>
+        <w:t/>
       </w:r>
       <w:proofErr w:type="spellStart"/>
       <w:r>
@@ -671,7 +671,7 @@
         <w:rPr>
           <w:rFonts w:ascii="Arial Narrow" w:hAnsi="Arial Narrow"/>
         </w:rPr>
-        <w:t> 29571, Código de Protección y Defensa del Consumidor (en adelante, Código)</w:t>
+        <w:t/>
       </w:r>
       <w:r>
         <w:rPr>
@@ -684,7 +684,7 @@
         <w:rPr>
           <w:rFonts w:ascii="Arial Narrow" w:hAnsi="Arial Narrow"/>
         </w:rPr>
-        <w:t>, señalando lo siguiente: </w:t>
+        <w:t/>
       </w:r>
     </w:p>
     <w:p>
@@ -716,93 +716,93 @@
         <w:rPr>
           <w:rFonts w:ascii="Arial Narrow" w:hAnsi="Arial Narrow" w:cs="Arial"/>
         </w:rPr>
-        <w:t xml:space="preserve">El </w:t>
-      </w:r>
-      <w:r>
-        <w:rPr>
-          <w:rFonts w:ascii="Arial Narrow" w:hAnsi="Arial Narrow" w:cs="Arial"/>
-        </w:rPr>
-        <w:t>14 de febrero de 2025</w:t>
-      </w:r>
-      <w:r>
-        <w:rPr>
-          <w:rFonts w:ascii="Arial Narrow" w:hAnsi="Arial Narrow" w:cs="Arial"/>
-        </w:rPr>
-        <w:t xml:space="preserve">, el señor </w:t>
-      </w:r>
-      <w:r>
-        <w:rPr>
-          <w:rFonts w:ascii="Arial Narrow" w:hAnsi="Arial Narrow" w:cs="Arial"/>
-        </w:rPr>
-        <w:t>Percy Elías Lla</w:t>
-      </w:r>
-      <w:r>
-        <w:rPr>
-          <w:rFonts w:ascii="Arial Narrow" w:hAnsi="Arial Narrow" w:cs="Arial"/>
-        </w:rPr>
-        <w:t>n</w:t>
-      </w:r>
-      <w:r>
-        <w:rPr>
-          <w:rFonts w:ascii="Arial Narrow" w:hAnsi="Arial Narrow" w:cs="Arial"/>
-        </w:rPr>
-        <w:t xml:space="preserve">os </w:t>
+        <w:t xml:space="preserve">El 14 de febrero de 2025, el señor [APELLIDO] Elías Llanos Anco (en adelante, el titular del seguro), contrató las Pólizas Vida Total  6032500000089 y  6032400000666; siendo que, en caso de fallecimiento del titular, el monto a indemnizar ascendería a la suma total de S/ 433, 897.00, asumiendo el pago mensual de S/ 100.00 por cada póliza, según el cronograma de pagos.</w:t>
+      </w:r>
+      <w:r>
+        <w:rPr>
+          <w:rFonts w:ascii="Arial Narrow" w:hAnsi="Arial Narrow" w:cs="Arial"/>
+        </w:rPr>
+        <w:t/>
+      </w:r>
+      <w:r>
+        <w:rPr>
+          <w:rFonts w:ascii="Arial Narrow" w:hAnsi="Arial Narrow" w:cs="Arial"/>
+        </w:rPr>
+        <w:t xml:space="preserve"/>
+      </w:r>
+      <w:r>
+        <w:rPr>
+          <w:rFonts w:ascii="Arial Narrow" w:hAnsi="Arial Narrow" w:cs="Arial"/>
+        </w:rPr>
+        <w:t/>
+      </w:r>
+      <w:r>
+        <w:rPr>
+          <w:rFonts w:ascii="Arial Narrow" w:hAnsi="Arial Narrow" w:cs="Arial"/>
+        </w:rPr>
+        <w:t/>
+      </w:r>
+      <w:r>
+        <w:rPr>
+          <w:rFonts w:ascii="Arial Narrow" w:hAnsi="Arial Narrow" w:cs="Arial"/>
+        </w:rPr>
+        <w:t xml:space="preserve"/>
       </w:r>
       <w:proofErr w:type="spellStart"/>
       <w:r>
         <w:rPr>
           <w:rFonts w:ascii="Arial Narrow" w:hAnsi="Arial Narrow" w:cs="Arial"/>
         </w:rPr>
-        <w:t>Anco</w:t>
+        <w:t/>
       </w:r>
       <w:proofErr w:type="spellEnd"/>
       <w:r>
         <w:rPr>
           <w:rFonts w:ascii="Arial Narrow" w:hAnsi="Arial Narrow" w:cs="Arial"/>
         </w:rPr>
-        <w:t xml:space="preserve"> (en adelante, el </w:t>
-      </w:r>
-      <w:r>
-        <w:rPr>
-          <w:rFonts w:ascii="Arial Narrow" w:hAnsi="Arial Narrow" w:cs="Arial"/>
-        </w:rPr>
-        <w:t>titular de</w:t>
-      </w:r>
-      <w:r>
-        <w:rPr>
-          <w:rFonts w:ascii="Arial Narrow" w:hAnsi="Arial Narrow" w:cs="Arial"/>
-        </w:rPr>
-        <w:t>l</w:t>
-      </w:r>
-      <w:r>
-        <w:rPr>
-          <w:rFonts w:ascii="Arial Narrow" w:hAnsi="Arial Narrow" w:cs="Arial"/>
-        </w:rPr>
-        <w:t xml:space="preserve"> seguro</w:t>
-      </w:r>
-      <w:r>
-        <w:rPr>
-          <w:rFonts w:ascii="Arial Narrow" w:hAnsi="Arial Narrow" w:cs="Arial"/>
-        </w:rPr>
-        <w:t xml:space="preserve">), </w:t>
-      </w:r>
-      <w:r>
-        <w:rPr>
-          <w:rFonts w:ascii="Arial Narrow" w:hAnsi="Arial Narrow" w:cs="Arial"/>
-        </w:rPr>
-        <w:t>contrató</w:t>
-      </w:r>
-      <w:r>
-        <w:rPr>
-          <w:rFonts w:ascii="Arial Narrow" w:hAnsi="Arial Narrow" w:cs="Arial"/>
-        </w:rPr>
-        <w:t xml:space="preserve"> </w:t>
-      </w:r>
-      <w:r>
-        <w:rPr>
-          <w:rFonts w:ascii="Arial Narrow" w:hAnsi="Arial Narrow" w:cs="Arial"/>
-        </w:rPr>
-        <w:t xml:space="preserve">las Pólizas Vida Total </w:t>
+        <w:t xml:space="preserve"/>
+      </w:r>
+      <w:r>
+        <w:rPr>
+          <w:rFonts w:ascii="Arial Narrow" w:hAnsi="Arial Narrow" w:cs="Arial"/>
+        </w:rPr>
+        <w:t/>
+      </w:r>
+      <w:r>
+        <w:rPr>
+          <w:rFonts w:ascii="Arial Narrow" w:hAnsi="Arial Narrow" w:cs="Arial"/>
+        </w:rPr>
+        <w:t/>
+      </w:r>
+      <w:r>
+        <w:rPr>
+          <w:rFonts w:ascii="Arial Narrow" w:hAnsi="Arial Narrow" w:cs="Arial"/>
+        </w:rPr>
+        <w:t xml:space="preserve"/>
+      </w:r>
+      <w:r>
+        <w:rPr>
+          <w:rFonts w:ascii="Arial Narrow" w:hAnsi="Arial Narrow" w:cs="Arial"/>
+        </w:rPr>
+        <w:t xml:space="preserve"/>
+      </w:r>
+      <w:r>
+        <w:rPr>
+          <w:rFonts w:ascii="Arial Narrow" w:hAnsi="Arial Narrow" w:cs="Arial"/>
+        </w:rPr>
+        <w:t/>
+      </w:r>
+      <w:r>
+        <w:rPr>
+          <w:rFonts w:ascii="Arial Narrow" w:hAnsi="Arial Narrow" w:cs="Arial"/>
+        </w:rPr>
+        <w:t xml:space="preserve"/>
+      </w:r>
+      <w:r>
+        <w:rPr>
+          <w:rFonts w:ascii="Arial Narrow" w:hAnsi="Arial Narrow" w:cs="Arial"/>
+        </w:rPr>
+        <w:t xml:space="preserve"/>
       </w:r>
       <w:proofErr w:type="spellStart"/>
       <w:r>
@@ -816,7 +816,7 @@
         <w:rPr>
           <w:rFonts w:ascii="Arial Narrow" w:hAnsi="Arial Narrow" w:cs="Arial"/>
         </w:rPr>
-        <w:t xml:space="preserve"> 6032500000089 y </w:t>
+        <w:t xml:space="preserve"/>
       </w:r>
       <w:proofErr w:type="spellStart"/>
       <w:r>
@@ -830,109 +830,109 @@
         <w:rPr>
           <w:rFonts w:ascii="Arial Narrow" w:hAnsi="Arial Narrow" w:cs="Arial"/>
         </w:rPr>
-        <w:t xml:space="preserve"> 6032400000666</w:t>
-      </w:r>
-      <w:r>
-        <w:rPr>
-          <w:rFonts w:ascii="Arial Narrow" w:hAnsi="Arial Narrow" w:cs="Arial"/>
-        </w:rPr>
-        <w:t>;</w:t>
-      </w:r>
-      <w:r>
-        <w:rPr>
-          <w:rFonts w:ascii="Arial Narrow" w:hAnsi="Arial Narrow" w:cs="Arial"/>
-        </w:rPr>
-        <w:t xml:space="preserve"> siendo que</w:t>
-      </w:r>
-      <w:r>
-        <w:rPr>
-          <w:rFonts w:ascii="Arial Narrow" w:hAnsi="Arial Narrow" w:cs="Arial"/>
-        </w:rPr>
-        <w:t>,</w:t>
-      </w:r>
-      <w:r>
-        <w:rPr>
-          <w:rFonts w:ascii="Arial Narrow" w:hAnsi="Arial Narrow" w:cs="Arial"/>
-        </w:rPr>
-        <w:t xml:space="preserve"> en caso de fallecimiento del titular</w:t>
-      </w:r>
-      <w:r>
-        <w:rPr>
-          <w:rFonts w:ascii="Arial Narrow" w:hAnsi="Arial Narrow" w:cs="Arial"/>
-        </w:rPr>
-        <w:t>,</w:t>
-      </w:r>
-      <w:r>
-        <w:rPr>
-          <w:rFonts w:ascii="Arial Narrow" w:hAnsi="Arial Narrow" w:cs="Arial"/>
-        </w:rPr>
-        <w:t xml:space="preserve"> </w:t>
-      </w:r>
-      <w:r>
-        <w:rPr>
-          <w:rFonts w:ascii="Arial Narrow" w:hAnsi="Arial Narrow" w:cs="Arial"/>
-        </w:rPr>
-        <w:t>el monto a indemnizar ascendería a la suma</w:t>
-      </w:r>
-      <w:r>
-        <w:rPr>
-          <w:rFonts w:ascii="Arial Narrow" w:hAnsi="Arial Narrow" w:cs="Arial"/>
-        </w:rPr>
-        <w:t xml:space="preserve"> total</w:t>
-      </w:r>
-      <w:r>
-        <w:rPr>
-          <w:rFonts w:ascii="Arial Narrow" w:hAnsi="Arial Narrow" w:cs="Arial"/>
-        </w:rPr>
-        <w:t xml:space="preserve"> </w:t>
-      </w:r>
-      <w:r>
-        <w:rPr>
-          <w:rFonts w:ascii="Arial Narrow" w:hAnsi="Arial Narrow" w:cs="Arial"/>
-        </w:rPr>
-        <w:t>de S/ 433, 897.00,</w:t>
-      </w:r>
-      <w:r>
-        <w:rPr>
-          <w:rFonts w:ascii="Arial Narrow" w:hAnsi="Arial Narrow" w:cs="Arial"/>
-        </w:rPr>
-        <w:t xml:space="preserve"> </w:t>
-      </w:r>
-      <w:r>
-        <w:rPr>
-          <w:rFonts w:ascii="Arial Narrow" w:hAnsi="Arial Narrow" w:cs="Arial"/>
-        </w:rPr>
-        <w:t>asumiendo el pago mensual de</w:t>
-      </w:r>
-      <w:r>
-        <w:rPr>
-          <w:rFonts w:ascii="Arial Narrow" w:hAnsi="Arial Narrow" w:cs="Arial"/>
-        </w:rPr>
-        <w:t xml:space="preserve"> S/ </w:t>
-      </w:r>
-      <w:r>
-        <w:rPr>
-          <w:rFonts w:ascii="Arial Narrow" w:hAnsi="Arial Narrow" w:cs="Arial"/>
-        </w:rPr>
-        <w:t>100.00 por cada</w:t>
-      </w:r>
-      <w:r>
-        <w:rPr>
-          <w:rFonts w:ascii="Arial Narrow" w:hAnsi="Arial Narrow" w:cs="Arial"/>
-        </w:rPr>
-        <w:t xml:space="preserve"> póliza</w:t>
-      </w:r>
-      <w:r>
-        <w:rPr>
-          <w:rFonts w:ascii="Arial Narrow" w:hAnsi="Arial Narrow" w:cs="Arial"/>
-        </w:rPr>
-        <w:t xml:space="preserve">, </w:t>
-      </w:r>
-      <w:r>
-        <w:rPr>
-          <w:rFonts w:ascii="Arial Narrow" w:hAnsi="Arial Narrow" w:cs="Arial"/>
-        </w:rPr>
-        <w:t>según el cronograma de pagos.</w:t>
+        <w:t xml:space="preserve"/>
+      </w:r>
+      <w:r>
+        <w:rPr>
+          <w:rFonts w:ascii="Arial Narrow" w:hAnsi="Arial Narrow" w:cs="Arial"/>
+        </w:rPr>
+        <w:t/>
+      </w:r>
+      <w:r>
+        <w:rPr>
+          <w:rFonts w:ascii="Arial Narrow" w:hAnsi="Arial Narrow" w:cs="Arial"/>
+        </w:rPr>
+        <w:t xml:space="preserve"/>
+      </w:r>
+      <w:r>
+        <w:rPr>
+          <w:rFonts w:ascii="Arial Narrow" w:hAnsi="Arial Narrow" w:cs="Arial"/>
+        </w:rPr>
+        <w:t/>
+      </w:r>
+      <w:r>
+        <w:rPr>
+          <w:rFonts w:ascii="Arial Narrow" w:hAnsi="Arial Narrow" w:cs="Arial"/>
+        </w:rPr>
+        <w:t xml:space="preserve"/>
+      </w:r>
+      <w:r>
+        <w:rPr>
+          <w:rFonts w:ascii="Arial Narrow" w:hAnsi="Arial Narrow" w:cs="Arial"/>
+        </w:rPr>
+        <w:t/>
+      </w:r>
+      <w:r>
+        <w:rPr>
+          <w:rFonts w:ascii="Arial Narrow" w:hAnsi="Arial Narrow" w:cs="Arial"/>
+        </w:rPr>
+        <w:t xml:space="preserve"/>
+      </w:r>
+      <w:r>
+        <w:rPr>
+          <w:rFonts w:ascii="Arial Narrow" w:hAnsi="Arial Narrow" w:cs="Arial"/>
+        </w:rPr>
+        <w:t/>
+      </w:r>
+      <w:r>
+        <w:rPr>
+          <w:rFonts w:ascii="Arial Narrow" w:hAnsi="Arial Narrow" w:cs="Arial"/>
+        </w:rPr>
+        <w:t xml:space="preserve"/>
+      </w:r>
+      <w:r>
+        <w:rPr>
+          <w:rFonts w:ascii="Arial Narrow" w:hAnsi="Arial Narrow" w:cs="Arial"/>
+        </w:rPr>
+        <w:t xml:space="preserve"/>
+      </w:r>
+      <w:r>
+        <w:rPr>
+          <w:rFonts w:ascii="Arial Narrow" w:hAnsi="Arial Narrow" w:cs="Arial"/>
+        </w:rPr>
+        <w:t/>
+      </w:r>
+      <w:r>
+        <w:rPr>
+          <w:rFonts w:ascii="Arial Narrow" w:hAnsi="Arial Narrow" w:cs="Arial"/>
+        </w:rPr>
+        <w:t xml:space="preserve"/>
+      </w:r>
+      <w:r>
+        <w:rPr>
+          <w:rFonts w:ascii="Arial Narrow" w:hAnsi="Arial Narrow" w:cs="Arial"/>
+        </w:rPr>
+        <w:t/>
+      </w:r>
+      <w:r>
+        <w:rPr>
+          <w:rFonts w:ascii="Arial Narrow" w:hAnsi="Arial Narrow" w:cs="Arial"/>
+        </w:rPr>
+        <w:t xml:space="preserve"/>
+      </w:r>
+      <w:r>
+        <w:rPr>
+          <w:rFonts w:ascii="Arial Narrow" w:hAnsi="Arial Narrow" w:cs="Arial"/>
+        </w:rPr>
+        <w:t/>
+      </w:r>
+      <w:r>
+        <w:rPr>
+          <w:rFonts w:ascii="Arial Narrow" w:hAnsi="Arial Narrow" w:cs="Arial"/>
+        </w:rPr>
+        <w:t xml:space="preserve"/>
+      </w:r>
+      <w:r>
+        <w:rPr>
+          <w:rFonts w:ascii="Arial Narrow" w:hAnsi="Arial Narrow" w:cs="Arial"/>
+        </w:rPr>
+        <w:t xml:space="preserve"/>
+      </w:r>
+      <w:r>
+        <w:rPr>
+          <w:rFonts w:ascii="Arial Narrow" w:hAnsi="Arial Narrow" w:cs="Arial"/>
+        </w:rPr>
+        <w:t/>
       </w:r>
     </w:p>
     <w:p>
@@ -1304,31 +1304,31 @@
         <w:rPr>
           <w:rFonts w:ascii="Arial Narrow" w:hAnsi="Arial Narrow"/>
         </w:rPr>
-        <w:t xml:space="preserve">La señora Yana </w:t>
-      </w:r>
-      <w:r>
-        <w:rPr>
-          <w:rFonts w:ascii="Arial Narrow" w:hAnsi="Arial Narrow"/>
-        </w:rPr>
-        <w:t>solicit</w:t>
-      </w:r>
-      <w:r>
-        <w:rPr>
-          <w:rFonts w:ascii="Arial Narrow" w:hAnsi="Arial Narrow"/>
-        </w:rPr>
-        <w:t>ó</w:t>
-      </w:r>
-      <w:r>
-        <w:rPr>
-          <w:rFonts w:ascii="Arial Narrow" w:hAnsi="Arial Narrow"/>
-        </w:rPr>
-        <w:t xml:space="preserve">, en calidad de </w:t>
-      </w:r>
-      <w:r>
-        <w:rPr>
-          <w:rFonts w:ascii="Arial Narrow" w:hAnsi="Arial Narrow"/>
-        </w:rPr>
-        <w:t>medida correctiva</w:t>
+        <w:t xml:space="preserve">La señora [APELLIDO] solicitó, en calidad de medida correctiva, que se ordene que Mapfre cumpla con otorgar la cobertura total del seguro de vida contratado a favor de la beneficiaria (denunciante), por el fallecimiento del titular del seguro. Asimismo, requirió el reembolso de costos y costas del presente procedimiento.</w:t>
+      </w:r>
+      <w:r>
+        <w:rPr>
+          <w:rFonts w:ascii="Arial Narrow" w:hAnsi="Arial Narrow"/>
+        </w:rPr>
+        <w:t/>
+      </w:r>
+      <w:r>
+        <w:rPr>
+          <w:rFonts w:ascii="Arial Narrow" w:hAnsi="Arial Narrow"/>
+        </w:rPr>
+        <w:t/>
+      </w:r>
+      <w:r>
+        <w:rPr>
+          <w:rFonts w:ascii="Arial Narrow" w:hAnsi="Arial Narrow"/>
+        </w:rPr>
+        <w:t xml:space="preserve"/>
+      </w:r>
+      <w:r>
+        <w:rPr>
+          <w:rFonts w:ascii="Arial Narrow" w:hAnsi="Arial Narrow"/>
+        </w:rPr>
+        <w:t/>
       </w:r>
       <w:bookmarkStart w:id="3" w:name="_Hlk210205006"/>
       <w:bookmarkStart w:id="4" w:name="_Hlk213353222"/>
@@ -1337,55 +1337,55 @@
         <w:rPr>
           <w:rFonts w:ascii="Arial Narrow" w:hAnsi="Arial Narrow"/>
         </w:rPr>
-        <w:t>, que</w:t>
-      </w:r>
-      <w:r>
-        <w:rPr>
-          <w:rFonts w:ascii="Arial Narrow" w:hAnsi="Arial Narrow"/>
-        </w:rPr>
-        <w:t xml:space="preserve"> se ordene que Mapfre cumpla con otorgar la cobertura total del seguro de vida contratado a favor de la beneficiaria (denunciante), por el fallecimiento del titular del seguro</w:t>
-      </w:r>
-      <w:r>
-        <w:rPr>
-          <w:rFonts w:ascii="Arial Narrow" w:hAnsi="Arial Narrow"/>
-        </w:rPr>
-        <w:t xml:space="preserve">. Asimismo, </w:t>
-      </w:r>
-      <w:r>
-        <w:rPr>
-          <w:rFonts w:ascii="Arial Narrow" w:hAnsi="Arial Narrow"/>
-        </w:rPr>
-        <w:t>requirió el reembolso de c</w:t>
-      </w:r>
-      <w:r>
-        <w:rPr>
-          <w:rFonts w:ascii="Arial Narrow" w:hAnsi="Arial Narrow"/>
-        </w:rPr>
-        <w:t>ostos</w:t>
-      </w:r>
-      <w:r>
-        <w:rPr>
-          <w:rFonts w:ascii="Arial Narrow" w:hAnsi="Arial Narrow"/>
-        </w:rPr>
-        <w:t xml:space="preserve"> y costas</w:t>
-      </w:r>
-      <w:r>
-        <w:rPr>
-          <w:rFonts w:ascii="Arial Narrow" w:hAnsi="Arial Narrow"/>
-        </w:rPr>
-        <w:t xml:space="preserve"> del </w:t>
-      </w:r>
-      <w:r>
-        <w:rPr>
-          <w:rFonts w:ascii="Arial Narrow" w:hAnsi="Arial Narrow"/>
-        </w:rPr>
-        <w:t>presente procedimiento</w:t>
-      </w:r>
-      <w:r>
-        <w:rPr>
-          <w:rFonts w:ascii="Arial Narrow" w:hAnsi="Arial Narrow"/>
-        </w:rPr>
-        <w:t>.</w:t>
+        <w:t/>
+      </w:r>
+      <w:r>
+        <w:rPr>
+          <w:rFonts w:ascii="Arial Narrow" w:hAnsi="Arial Narrow"/>
+        </w:rPr>
+        <w:t xml:space="preserve"/>
+      </w:r>
+      <w:r>
+        <w:rPr>
+          <w:rFonts w:ascii="Arial Narrow" w:hAnsi="Arial Narrow"/>
+        </w:rPr>
+        <w:t xml:space="preserve"/>
+      </w:r>
+      <w:r>
+        <w:rPr>
+          <w:rFonts w:ascii="Arial Narrow" w:hAnsi="Arial Narrow"/>
+        </w:rPr>
+        <w:t/>
+      </w:r>
+      <w:r>
+        <w:rPr>
+          <w:rFonts w:ascii="Arial Narrow" w:hAnsi="Arial Narrow"/>
+        </w:rPr>
+        <w:t/>
+      </w:r>
+      <w:r>
+        <w:rPr>
+          <w:rFonts w:ascii="Arial Narrow" w:hAnsi="Arial Narrow"/>
+        </w:rPr>
+        <w:t xml:space="preserve"/>
+      </w:r>
+      <w:r>
+        <w:rPr>
+          <w:rFonts w:ascii="Arial Narrow" w:hAnsi="Arial Narrow"/>
+        </w:rPr>
+        <w:t xml:space="preserve"/>
+      </w:r>
+      <w:r>
+        <w:rPr>
+          <w:rFonts w:ascii="Arial Narrow" w:hAnsi="Arial Narrow"/>
+        </w:rPr>
+        <w:t/>
+      </w:r>
+      <w:r>
+        <w:rPr>
+          <w:rFonts w:ascii="Arial Narrow" w:hAnsi="Arial Narrow"/>
+        </w:rPr>
+        <w:t/>
       </w:r>
     </w:p>
     <w:p>
@@ -1518,7 +1518,7 @@
           <w:rFonts w:ascii="Arial Narrow" w:eastAsia="Arial Narrow" w:hAnsi="Arial Narrow" w:cs="Arial Narrow"/>
           <w:lang w:eastAsia="es-PE"/>
         </w:rPr>
-        <w:t>La Secretaría</w:t>
+        <w:t xml:space="preserve">La Secretaría Técnica de la Comisión de Protección al Consumidor  1 (en adelante, Secretaría Técnica), en ejercicio de sus facultades, considera que el hecho denunciado, consistente en que la compañía aseguradora habría pagado a la denunciante un monto menor al que le correspondía por la cobertura de la Póliza  6032500000089 debido fallecimiento del señor [APELLIDO] Elías Llanos Anco; involucraría una afectación a sus expectativas, al no haber encontrado una correspondencia entre lo que esperaba recibir de parte del proveedor denunciado y lo que realmente recibió. Por consiguiente, corresponde calificar el hecho materia de denuncia como una presunta infracción al deber de idoneidad, tipificado en los artículos 18 y 19 del Código.</w:t>
       </w:r>
       <w:bookmarkStart w:id="11" w:name="_Hlk153305889"/>
       <w:bookmarkEnd w:id="6"/>
@@ -1529,14 +1529,14 @@
           <w:rFonts w:ascii="Arial Narrow" w:eastAsia="Arial Narrow" w:hAnsi="Arial Narrow" w:cs="Arial Narrow"/>
           <w:lang w:eastAsia="es-PE"/>
         </w:rPr>
-        <w:t xml:space="preserve"> Técnica </w:t>
+        <w:t xml:space="preserve"/>
       </w:r>
       <w:r>
         <w:rPr>
           <w:rFonts w:ascii="Arial Narrow" w:eastAsia="Arial Narrow" w:hAnsi="Arial Narrow" w:cs="Arial Narrow"/>
           <w:lang w:eastAsia="es-PE"/>
         </w:rPr>
-        <w:t>de la Comisión de Protección al Consumidor </w:t>
+        <w:t/>
       </w:r>
       <w:proofErr w:type="spellStart"/>
       <w:r>
@@ -1552,7 +1552,7 @@
           <w:rFonts w:ascii="Arial Narrow" w:eastAsia="Arial Narrow" w:hAnsi="Arial Narrow" w:cs="Arial Narrow"/>
           <w:lang w:eastAsia="es-PE"/>
         </w:rPr>
-        <w:t> 1 (en adelante, Secretaría Técnica), en ejercicio de sus facultades</w:t>
+        <w:t/>
       </w:r>
       <w:r>
         <w:rPr>
@@ -1567,7 +1567,7 @@
           <w:rFonts w:ascii="Arial Narrow" w:eastAsia="Arial Narrow" w:hAnsi="Arial Narrow" w:cs="Arial Narrow"/>
           <w:lang w:eastAsia="es-PE"/>
         </w:rPr>
-        <w:t xml:space="preserve">, </w:t>
+        <w:t xml:space="preserve"/>
       </w:r>
       <w:bookmarkStart w:id="12" w:name="_Hlk160288686"/>
       <w:r>
@@ -1575,21 +1575,21 @@
           <w:rFonts w:ascii="Arial Narrow" w:eastAsia="Arial Narrow" w:hAnsi="Arial Narrow" w:cs="Arial Narrow"/>
           <w:lang w:eastAsia="es-PE"/>
         </w:rPr>
-        <w:t xml:space="preserve">considera que el hecho </w:t>
+        <w:t xml:space="preserve"/>
       </w:r>
       <w:r>
         <w:rPr>
           <w:rFonts w:ascii="Arial Narrow" w:eastAsia="Arial Narrow" w:hAnsi="Arial Narrow" w:cs="Arial Narrow"/>
           <w:lang w:eastAsia="es-PE"/>
         </w:rPr>
-        <w:t xml:space="preserve">denunciado, </w:t>
+        <w:t xml:space="preserve"/>
       </w:r>
       <w:r>
         <w:rPr>
           <w:rFonts w:ascii="Arial Narrow" w:eastAsia="Arial Narrow" w:hAnsi="Arial Narrow" w:cs="Arial Narrow"/>
           <w:lang w:eastAsia="es-PE"/>
         </w:rPr>
-        <w:t xml:space="preserve">consistente en </w:t>
+        <w:t xml:space="preserve"/>
       </w:r>
       <w:bookmarkEnd w:id="9"/>
       <w:bookmarkEnd w:id="10"/>
@@ -1600,14 +1600,14 @@
           <w:rFonts w:ascii="Arial Narrow" w:eastAsia="Arial Narrow" w:hAnsi="Arial Narrow" w:cs="Arial Narrow"/>
           <w:lang w:eastAsia="es-PE"/>
         </w:rPr>
-        <w:t xml:space="preserve">que </w:t>
+        <w:t xml:space="preserve"/>
       </w:r>
       <w:r>
         <w:rPr>
           <w:rFonts w:ascii="Arial Narrow" w:eastAsia="Arial Narrow" w:hAnsi="Arial Narrow" w:cs="Arial Narrow"/>
           <w:lang w:eastAsia="es-PE"/>
         </w:rPr>
-        <w:t xml:space="preserve">la compañía aseguradora habría pagado a la denunciante un monto menor al que le correspondía por la cobertura de la Póliza </w:t>
+        <w:t xml:space="preserve"/>
       </w:r>
       <w:proofErr w:type="spellStart"/>
       <w:r>
@@ -1623,7 +1623,7 @@
           <w:rFonts w:ascii="Arial Narrow" w:eastAsia="Arial Narrow" w:hAnsi="Arial Narrow" w:cs="Arial Narrow"/>
           <w:lang w:eastAsia="es-PE"/>
         </w:rPr>
-        <w:t xml:space="preserve"> 6032500000089 debido fallecimiento del señor Percy Elías Llanos </w:t>
+        <w:t xml:space="preserve"/>
       </w:r>
       <w:proofErr w:type="spellStart"/>
       <w:r>
@@ -1631,7 +1631,7 @@
           <w:rFonts w:ascii="Arial Narrow" w:eastAsia="Arial Narrow" w:hAnsi="Arial Narrow" w:cs="Arial Narrow"/>
           <w:lang w:eastAsia="es-PE"/>
         </w:rPr>
-        <w:t>Anco</w:t>
+        <w:t/>
       </w:r>
       <w:proofErr w:type="spellEnd"/>
       <w:r>
@@ -1639,19 +1639,19 @@
           <w:rFonts w:ascii="Arial Narrow" w:eastAsia="Arial Narrow" w:hAnsi="Arial Narrow" w:cs="Arial Narrow"/>
           <w:lang w:eastAsia="es-PE"/>
         </w:rPr>
-        <w:t>;</w:t>
-      </w:r>
-      <w:r>
-        <w:rPr>
-          <w:rFonts w:ascii="Arial Narrow" w:eastAsia="Arial Narrow" w:hAnsi="Arial Narrow" w:cs="Arial Narrow"/>
-        </w:rPr>
-        <w:t xml:space="preserve"> involucraría</w:t>
-      </w:r>
-      <w:r>
-        <w:rPr>
-          <w:rFonts w:ascii="Arial Narrow" w:eastAsia="Arial Narrow" w:hAnsi="Arial Narrow" w:cs="Arial Narrow"/>
-        </w:rPr>
-        <w:t xml:space="preserve"> una afectación a sus expectativas, al no haber encontrado una correspondencia entre lo que esperaba recibir de parte del proveedor denunciado y lo que realmente recibió. Por consiguiente</w:t>
+        <w:t/>
+      </w:r>
+      <w:r>
+        <w:rPr>
+          <w:rFonts w:ascii="Arial Narrow" w:eastAsia="Arial Narrow" w:hAnsi="Arial Narrow" w:cs="Arial Narrow"/>
+        </w:rPr>
+        <w:t xml:space="preserve"/>
+      </w:r>
+      <w:r>
+        <w:rPr>
+          <w:rFonts w:ascii="Arial Narrow" w:eastAsia="Arial Narrow" w:hAnsi="Arial Narrow" w:cs="Arial Narrow"/>
+        </w:rPr>
+        <w:t xml:space="preserve"/>
       </w:r>
       <w:r>
         <w:rPr>
@@ -1659,13 +1659,13 @@
           <w:rFonts w:ascii="Arial Narrow" w:hAnsi="Arial Narrow"/>
           <w:shd w:val="clear" w:color="auto" w:fill="FFFFFF"/>
         </w:rPr>
-        <w:t xml:space="preserve">, corresponde calificar el hecho materia de denuncia como una presunta infracción al deber de idoneidad, tipificado en los artículos 18 y 19 del </w:t>
+        <w:t xml:space="preserve"/>
       </w:r>
       <w:r>
         <w:rPr>
           <w:rFonts w:ascii="Arial Narrow" w:hAnsi="Arial Narrow" w:cs="Arial Narrow"/>
         </w:rPr>
-        <w:t>Código</w:t>
+        <w:t/>
       </w:r>
       <w:r>
         <w:rPr>
@@ -1678,7 +1678,7 @@
         <w:rPr>
           <w:rFonts w:ascii="Arial Narrow" w:hAnsi="Arial Narrow" w:cs="Arial Narrow"/>
         </w:rPr>
-        <w:t>.</w:t>
+        <w:t/>
       </w:r>
     </w:p>
     <w:p>
@@ -1713,42 +1713,42 @@
           <w:rFonts w:ascii="Arial Narrow" w:eastAsia="Arial Narrow" w:hAnsi="Arial Narrow" w:cs="Arial Narrow"/>
           <w:lang w:eastAsia="es-PE"/>
         </w:rPr>
-        <w:t>Asimismo, la</w:t>
+        <w:t xml:space="preserve">Asimismo, la Secretaría Técnica, en ejercicio de sus facultades, considera que el hecho denunciado, consistente en que la compañía aseguradora habría pagado a la denunciante un monto menor al que le correspondía por la cobertura de la Póliza  6032400000666 debido fallecimiento del señor [APELLIDO] Elías Llanos Anco; involucraría una afectación a sus expectativas, al no haber encontrado una correspondencia entre lo que esperaba recibir de parte del proveedor denunciado y lo que realmente recibió. Por consiguiente, corresponde calificar el hecho materia de denuncia como una presunta infracción al deber de idoneidad, tipificado en los artículos 18 y 19 del Código.</w:t>
       </w:r>
       <w:r>
         <w:rPr>
           <w:rFonts w:ascii="Arial Narrow" w:eastAsia="Arial Narrow" w:hAnsi="Arial Narrow" w:cs="Arial Narrow"/>
           <w:lang w:eastAsia="es-PE"/>
         </w:rPr>
-        <w:t xml:space="preserve"> Secretaría Técnica, en ejercicio de sus facultades, considera que el hecho </w:t>
+        <w:t xml:space="preserve"/>
       </w:r>
       <w:r>
         <w:rPr>
           <w:rFonts w:ascii="Arial Narrow" w:eastAsia="Arial Narrow" w:hAnsi="Arial Narrow" w:cs="Arial Narrow"/>
           <w:lang w:eastAsia="es-PE"/>
         </w:rPr>
-        <w:t xml:space="preserve">denunciado, </w:t>
+        <w:t xml:space="preserve"/>
       </w:r>
       <w:r>
         <w:rPr>
           <w:rFonts w:ascii="Arial Narrow" w:eastAsia="Arial Narrow" w:hAnsi="Arial Narrow" w:cs="Arial Narrow"/>
           <w:lang w:eastAsia="es-PE"/>
         </w:rPr>
-        <w:t xml:space="preserve">consistente en </w:t>
+        <w:t xml:space="preserve"/>
       </w:r>
       <w:r>
         <w:rPr>
           <w:rFonts w:ascii="Arial Narrow" w:eastAsia="Arial Narrow" w:hAnsi="Arial Narrow" w:cs="Arial Narrow"/>
           <w:lang w:eastAsia="es-PE"/>
         </w:rPr>
-        <w:t xml:space="preserve">que </w:t>
+        <w:t xml:space="preserve"/>
       </w:r>
       <w:r>
         <w:rPr>
           <w:rFonts w:ascii="Arial Narrow" w:eastAsia="Arial Narrow" w:hAnsi="Arial Narrow" w:cs="Arial Narrow"/>
           <w:lang w:eastAsia="es-PE"/>
         </w:rPr>
-        <w:t xml:space="preserve">la compañía aseguradora habría pagado a la denunciante un monto menor al que le correspondía por la cobertura de la Póliza </w:t>
+        <w:t xml:space="preserve"/>
       </w:r>
       <w:proofErr w:type="spellStart"/>
       <w:r>
@@ -1764,7 +1764,7 @@
           <w:rFonts w:ascii="Arial Narrow" w:eastAsia="Arial Narrow" w:hAnsi="Arial Narrow" w:cs="Arial Narrow"/>
           <w:lang w:eastAsia="es-PE"/>
         </w:rPr>
-        <w:t xml:space="preserve"> 6032400000666 debido fallecimiento del señor Percy Elías Llanos </w:t>
+        <w:t xml:space="preserve"/>
       </w:r>
       <w:proofErr w:type="spellStart"/>
       <w:r>
@@ -1772,7 +1772,7 @@
           <w:rFonts w:ascii="Arial Narrow" w:eastAsia="Arial Narrow" w:hAnsi="Arial Narrow" w:cs="Arial Narrow"/>
           <w:lang w:eastAsia="es-PE"/>
         </w:rPr>
-        <w:t>Anco</w:t>
+        <w:t/>
       </w:r>
       <w:proofErr w:type="spellEnd"/>
       <w:r>
@@ -1780,19 +1780,19 @@
           <w:rFonts w:ascii="Arial Narrow" w:eastAsia="Arial Narrow" w:hAnsi="Arial Narrow" w:cs="Arial Narrow"/>
           <w:lang w:eastAsia="es-PE"/>
         </w:rPr>
-        <w:t>;</w:t>
-      </w:r>
-      <w:r>
-        <w:rPr>
-          <w:rFonts w:ascii="Arial Narrow" w:eastAsia="Arial Narrow" w:hAnsi="Arial Narrow" w:cs="Arial Narrow"/>
-        </w:rPr>
-        <w:t xml:space="preserve"> involucraría</w:t>
-      </w:r>
-      <w:r>
-        <w:rPr>
-          <w:rFonts w:ascii="Arial Narrow" w:eastAsia="Arial Narrow" w:hAnsi="Arial Narrow" w:cs="Arial Narrow"/>
-        </w:rPr>
-        <w:t xml:space="preserve"> una afectación a sus expectativas, al no haber encontrado una correspondencia entre lo que esperaba recibir de parte del proveedor denunciado y lo que realmente recibió. Por consiguiente</w:t>
+        <w:t/>
+      </w:r>
+      <w:r>
+        <w:rPr>
+          <w:rFonts w:ascii="Arial Narrow" w:eastAsia="Arial Narrow" w:hAnsi="Arial Narrow" w:cs="Arial Narrow"/>
+        </w:rPr>
+        <w:t xml:space="preserve"/>
+      </w:r>
+      <w:r>
+        <w:rPr>
+          <w:rFonts w:ascii="Arial Narrow" w:eastAsia="Arial Narrow" w:hAnsi="Arial Narrow" w:cs="Arial Narrow"/>
+        </w:rPr>
+        <w:t xml:space="preserve"/>
       </w:r>
       <w:r>
         <w:rPr>
@@ -1800,13 +1800,13 @@
           <w:rFonts w:ascii="Arial Narrow" w:hAnsi="Arial Narrow"/>
           <w:shd w:val="clear" w:color="auto" w:fill="FFFFFF"/>
         </w:rPr>
-        <w:t xml:space="preserve">, corresponde calificar el hecho materia de denuncia como una presunta infracción al deber de idoneidad, tipificado en los artículos 18 y 19 del </w:t>
+        <w:t xml:space="preserve"/>
       </w:r>
       <w:r>
         <w:rPr>
           <w:rFonts w:ascii="Arial Narrow" w:hAnsi="Arial Narrow" w:cs="Arial Narrow"/>
         </w:rPr>
-        <w:t>Código</w:t>
+        <w:t/>
       </w:r>
       <w:r>
         <w:rPr>
@@ -1819,7 +1819,7 @@
         <w:rPr>
           <w:rFonts w:ascii="Arial Narrow" w:hAnsi="Arial Narrow" w:cs="Arial Narrow"/>
         </w:rPr>
-        <w:t>.</w:t>
+        <w:t/>
       </w:r>
     </w:p>
     <w:p>
@@ -2159,7 +2159,7 @@
           <w:color w:val="000000"/>
           <w:lang w:eastAsia="es-PE"/>
         </w:rPr>
-        <w:t xml:space="preserve">PRIMERO: </w:t>
+        <w:t xml:space="preserve">PRIMERO: admitir a trámite la denuncia del 10 de octubre de 2025, interpuesta por la señora [DENUNCIANTE] contra Mapfre Perú Compañía de Seguros y Reaseguros S.A., por lo siguiente:</w:t>
       </w:r>
       <w:bookmarkEnd w:id="13"/>
       <w:r>
@@ -2168,7 +2168,7 @@
           <w:color w:val="000000"/>
           <w:lang w:eastAsia="es-PE"/>
         </w:rPr>
-        <w:t>a</w:t>
+        <w:t/>
       </w:r>
       <w:r>
         <w:rPr>
@@ -2176,7 +2176,7 @@
           <w:rFonts w:ascii="Arial Narrow" w:hAnsi="Arial Narrow"/>
           <w:shd w:val="clear" w:color="auto" w:fill="FFFFFF"/>
         </w:rPr>
-        <w:t>dmitir a trámite la</w:t>
+        <w:t/>
       </w:r>
       <w:r>
         <w:rPr>
@@ -2184,7 +2184,7 @@
           <w:rFonts w:ascii="Arial Narrow" w:hAnsi="Arial Narrow"/>
           <w:shd w:val="clear" w:color="auto" w:fill="FFFFFF"/>
         </w:rPr>
-        <w:t xml:space="preserve"> </w:t>
+        <w:t xml:space="preserve"/>
       </w:r>
       <w:r>
         <w:rPr>
@@ -2192,7 +2192,7 @@
           <w:rFonts w:ascii="Arial Narrow" w:hAnsi="Arial Narrow"/>
           <w:shd w:val="clear" w:color="auto" w:fill="FFFFFF"/>
         </w:rPr>
-        <w:t xml:space="preserve">denuncia </w:t>
+        <w:t xml:space="preserve"/>
       </w:r>
       <w:r>
         <w:rPr>
@@ -2200,7 +2200,7 @@
           <w:rFonts w:ascii="Arial Narrow" w:hAnsi="Arial Narrow"/>
           <w:shd w:val="clear" w:color="auto" w:fill="FFFFFF"/>
         </w:rPr>
-        <w:t>del</w:t>
+        <w:t/>
       </w:r>
       <w:bookmarkStart w:id="14" w:name="_Hlk156498341"/>
       <w:bookmarkStart w:id="15" w:name="_Hlk156241115"/>
@@ -2210,57 +2210,57 @@
           <w:rFonts w:ascii="Arial Narrow" w:hAnsi="Arial Narrow"/>
           <w:shd w:val="clear" w:color="auto" w:fill="FFFFFF"/>
         </w:rPr>
-        <w:t xml:space="preserve"> </w:t>
-      </w:r>
-      <w:r>
-        <w:rPr>
-          <w:rFonts w:ascii="Arial Narrow" w:hAnsi="Arial Narrow"/>
-        </w:rPr>
-        <w:t>10 de octubre</w:t>
-      </w:r>
-      <w:r>
-        <w:rPr>
-          <w:rFonts w:ascii="Arial Narrow" w:hAnsi="Arial Narrow"/>
-        </w:rPr>
-        <w:t xml:space="preserve"> de </w:t>
-      </w:r>
-      <w:r>
-        <w:rPr>
-          <w:rFonts w:ascii="Arial Narrow" w:hAnsi="Arial Narrow"/>
-        </w:rPr>
-        <w:t>202</w:t>
-      </w:r>
-      <w:r>
-        <w:rPr>
-          <w:rFonts w:ascii="Arial Narrow" w:hAnsi="Arial Narrow"/>
-        </w:rPr>
-        <w:t>5</w:t>
-      </w:r>
-      <w:r>
-        <w:rPr>
-          <w:rFonts w:ascii="Arial Narrow" w:hAnsi="Arial Narrow"/>
-        </w:rPr>
-        <w:t xml:space="preserve">, </w:t>
+        <w:t xml:space="preserve"/>
+      </w:r>
+      <w:r>
+        <w:rPr>
+          <w:rFonts w:ascii="Arial Narrow" w:hAnsi="Arial Narrow"/>
+        </w:rPr>
+        <w:t/>
+      </w:r>
+      <w:r>
+        <w:rPr>
+          <w:rFonts w:ascii="Arial Narrow" w:hAnsi="Arial Narrow"/>
+        </w:rPr>
+        <w:t xml:space="preserve"/>
+      </w:r>
+      <w:r>
+        <w:rPr>
+          <w:rFonts w:ascii="Arial Narrow" w:hAnsi="Arial Narrow"/>
+        </w:rPr>
+        <w:t/>
+      </w:r>
+      <w:r>
+        <w:rPr>
+          <w:rFonts w:ascii="Arial Narrow" w:hAnsi="Arial Narrow"/>
+        </w:rPr>
+        <w:t/>
+      </w:r>
+      <w:r>
+        <w:rPr>
+          <w:rFonts w:ascii="Arial Narrow" w:hAnsi="Arial Narrow"/>
+        </w:rPr>
+        <w:t xml:space="preserve"/>
       </w:r>
       <w:bookmarkEnd w:id="14"/>
       <w:r>
         <w:rPr>
           <w:rFonts w:ascii="Arial Narrow" w:hAnsi="Arial Narrow"/>
         </w:rPr>
-        <w:t xml:space="preserve">interpuesta por </w:t>
-      </w:r>
-      <w:r>
-        <w:rPr>
-          <w:rFonts w:ascii="Arial Narrow" w:hAnsi="Arial Narrow"/>
-        </w:rPr>
-        <w:t xml:space="preserve">la señora </w:t>
+        <w:t xml:space="preserve"/>
+      </w:r>
+      <w:r>
+        <w:rPr>
+          <w:rFonts w:ascii="Arial Narrow" w:hAnsi="Arial Narrow"/>
+        </w:rPr>
+        <w:t xml:space="preserve"/>
       </w:r>
       <w:r>
         <w:rPr>
           <w:rFonts w:ascii="Arial Narrow" w:eastAsia="Arial Narrow" w:hAnsi="Arial Narrow" w:cs="Arial"/>
           <w:lang w:eastAsia="es-PE"/>
         </w:rPr>
-        <w:t xml:space="preserve">Sol </w:t>
+        <w:t xml:space="preserve"/>
       </w:r>
       <w:proofErr w:type="spellStart"/>
       <w:r>
@@ -2268,7 +2268,7 @@
           <w:rFonts w:ascii="Arial Narrow" w:eastAsia="Arial Narrow" w:hAnsi="Arial Narrow" w:cs="Arial"/>
           <w:lang w:eastAsia="es-PE"/>
         </w:rPr>
-        <w:t>Thalia</w:t>
+        <w:t/>
       </w:r>
       <w:proofErr w:type="spellEnd"/>
       <w:r>
@@ -2276,7 +2276,7 @@
           <w:rFonts w:ascii="Arial Narrow" w:eastAsia="Arial Narrow" w:hAnsi="Arial Narrow" w:cs="Arial"/>
           <w:lang w:eastAsia="es-PE"/>
         </w:rPr>
-        <w:t xml:space="preserve"> Yana </w:t>
+        <w:t xml:space="preserve"/>
       </w:r>
       <w:proofErr w:type="spellStart"/>
       <w:r>
@@ -2284,21 +2284,21 @@
           <w:rFonts w:ascii="Arial Narrow" w:eastAsia="Arial Narrow" w:hAnsi="Arial Narrow" w:cs="Arial"/>
           <w:lang w:eastAsia="es-PE"/>
         </w:rPr>
-        <w:t>G</w:t>
+        <w:t/>
       </w:r>
       <w:r>
         <w:rPr>
           <w:rFonts w:ascii="Arial Narrow" w:eastAsia="Arial Narrow" w:hAnsi="Arial Narrow" w:cs="Arial"/>
           <w:lang w:eastAsia="es-PE"/>
         </w:rPr>
-        <w:t>o</w:t>
+        <w:t/>
       </w:r>
       <w:r>
         <w:rPr>
           <w:rFonts w:ascii="Arial Narrow" w:eastAsia="Arial Narrow" w:hAnsi="Arial Narrow" w:cs="Arial"/>
           <w:lang w:eastAsia="es-PE"/>
         </w:rPr>
-        <w:t>mez</w:t>
+        <w:t/>
       </w:r>
       <w:proofErr w:type="spellEnd"/>
       <w:r>
@@ -2306,42 +2306,42 @@
           <w:rFonts w:ascii="Arial Narrow" w:eastAsia="Arial Narrow" w:hAnsi="Arial Narrow" w:cs="Arial"/>
           <w:lang w:eastAsia="es-PE"/>
         </w:rPr>
-        <w:t xml:space="preserve"> </w:t>
+        <w:t xml:space="preserve"/>
       </w:r>
       <w:r>
         <w:rPr>
           <w:rFonts w:ascii="Arial Narrow" w:eastAsia="Arial Narrow" w:hAnsi="Arial Narrow" w:cs="Arial"/>
           <w:lang w:eastAsia="es-PE"/>
         </w:rPr>
-        <w:t>c</w:t>
+        <w:t/>
       </w:r>
       <w:r>
         <w:rPr>
           <w:rFonts w:ascii="Arial Narrow" w:eastAsia="Arial Narrow" w:hAnsi="Arial Narrow" w:cs="Arial"/>
           <w:lang w:eastAsia="es-PE"/>
         </w:rPr>
-        <w:t xml:space="preserve">ontra </w:t>
-      </w:r>
-      <w:r>
-        <w:rPr>
-          <w:rFonts w:ascii="Arial Narrow" w:eastAsia="Arial Narrow" w:hAnsi="Arial Narrow" w:cs="Arial Narrow"/>
-          <w:bCs/>
-        </w:rPr>
-        <w:t>Mapfre Perú Compañía de Seguros y Reaseguros S.A.</w:t>
+        <w:t xml:space="preserve"/>
+      </w:r>
+      <w:r>
+        <w:rPr>
+          <w:rFonts w:ascii="Arial Narrow" w:eastAsia="Arial Narrow" w:hAnsi="Arial Narrow" w:cs="Arial Narrow"/>
+          <w:bCs/>
+        </w:rPr>
+        <w:t/>
       </w:r>
       <w:r>
         <w:rPr>
           <w:rFonts w:ascii="Arial Narrow" w:eastAsia="Arial Narrow" w:hAnsi="Arial Narrow" w:cs="Arial"/>
           <w:lang w:eastAsia="es-PE"/>
         </w:rPr>
-        <w:t>, p</w:t>
+        <w:t/>
       </w:r>
       <w:r>
         <w:rPr>
           <w:rFonts w:ascii="Arial Narrow" w:eastAsia="Arial Narrow" w:hAnsi="Arial Narrow" w:cs="Arial"/>
           <w:lang w:eastAsia="es-PE"/>
         </w:rPr>
-        <w:t>or</w:t>
+        <w:t/>
       </w:r>
       <w:r>
         <w:rPr>
@@ -2349,7 +2349,7 @@
           <w:rFonts w:ascii="Arial Narrow" w:hAnsi="Arial Narrow"/>
           <w:shd w:val="clear" w:color="auto" w:fill="FFFFFF"/>
         </w:rPr>
-        <w:t xml:space="preserve"> lo siguiente:</w:t>
+        <w:t xml:space="preserve"/>
       </w:r>
       <w:bookmarkEnd w:id="15"/>
     </w:p>
@@ -2383,19 +2383,19 @@
         <w:rPr>
           <w:rFonts w:ascii="Arial Narrow" w:hAnsi="Arial Narrow"/>
         </w:rPr>
-        <w:t xml:space="preserve">Presunta infracción </w:t>
-      </w:r>
-      <w:r>
-        <w:rPr>
-          <w:rFonts w:ascii="Arial Narrow" w:hAnsi="Arial Narrow"/>
-        </w:rPr>
-        <w:t>a</w:t>
-      </w:r>
-      <w:r>
-        <w:rPr>
-          <w:rFonts w:ascii="Arial Narrow" w:hAnsi="Arial Narrow"/>
-        </w:rPr>
-        <w:t xml:space="preserve"> los artículos 18 y 19 de la Ley </w:t>
+        <w:t xml:space="preserve">Presunta infracción a los artículos 18 y 19 de la Ley  29571, Código de Protección y Defensa del Consumidor, en tanto la compañía aseguradora habría pagado a la denunciante un monto menor al que le correspondía por la cobertura de la Póliza  6032500000089 debido fallecimiento del señor [APELLIDO] Elías Llanos Anco.</w:t>
+      </w:r>
+      <w:r>
+        <w:rPr>
+          <w:rFonts w:ascii="Arial Narrow" w:hAnsi="Arial Narrow"/>
+        </w:rPr>
+        <w:t/>
+      </w:r>
+      <w:r>
+        <w:rPr>
+          <w:rFonts w:ascii="Arial Narrow" w:hAnsi="Arial Narrow"/>
+        </w:rPr>
+        <w:t xml:space="preserve"/>
       </w:r>
       <w:proofErr w:type="spellStart"/>
       <w:r>
@@ -2409,47 +2409,47 @@
         <w:rPr>
           <w:rFonts w:ascii="Arial Narrow" w:hAnsi="Arial Narrow"/>
         </w:rPr>
-        <w:t xml:space="preserve"> 29571, Código de Protección y Defensa del Consumidor,</w:t>
+        <w:t xml:space="preserve"/>
       </w:r>
       <w:bookmarkStart w:id="18" w:name="_Hlk160473573"/>
       <w:r>
         <w:rPr>
           <w:rFonts w:ascii="Arial Narrow" w:hAnsi="Arial Narrow"/>
         </w:rPr>
-        <w:t xml:space="preserve"> en </w:t>
+        <w:t xml:space="preserve"/>
       </w:r>
       <w:bookmarkEnd w:id="18"/>
       <w:r>
         <w:rPr>
           <w:rFonts w:ascii="Arial Narrow" w:hAnsi="Arial Narrow"/>
         </w:rPr>
-        <w:t xml:space="preserve">tanto </w:t>
-      </w:r>
-      <w:r>
-        <w:rPr>
-          <w:rFonts w:ascii="Arial Narrow" w:hAnsi="Arial Narrow"/>
-        </w:rPr>
-        <w:t>la compañía aseguradora habría pagado a</w:t>
+        <w:t xml:space="preserve"/>
+      </w:r>
+      <w:r>
+        <w:rPr>
+          <w:rFonts w:ascii="Arial Narrow" w:hAnsi="Arial Narrow"/>
+        </w:rPr>
+        <w:t/>
       </w:r>
       <w:r>
         <w:rPr>
           <w:rFonts w:ascii="Arial Narrow" w:eastAsia="Arial Narrow" w:hAnsi="Arial Narrow" w:cs="Arial Narrow"/>
           <w:lang w:eastAsia="es-PE"/>
         </w:rPr>
-        <w:t xml:space="preserve"> la denunciante un monto menor al que le correspondía por la cobertura de la</w:t>
+        <w:t xml:space="preserve"/>
       </w:r>
       <w:r>
         <w:rPr>
           <w:rFonts w:ascii="Arial Narrow" w:eastAsia="Arial Narrow" w:hAnsi="Arial Narrow" w:cs="Arial Narrow"/>
           <w:lang w:eastAsia="es-PE"/>
         </w:rPr>
-        <w:t xml:space="preserve"> </w:t>
-      </w:r>
-      <w:r>
-        <w:rPr>
-          <w:rFonts w:ascii="Arial Narrow" w:hAnsi="Arial Narrow" w:cs="Arial"/>
-        </w:rPr>
-        <w:t xml:space="preserve">Póliza </w:t>
+        <w:t xml:space="preserve"/>
+      </w:r>
+      <w:r>
+        <w:rPr>
+          <w:rFonts w:ascii="Arial Narrow" w:hAnsi="Arial Narrow" w:cs="Arial"/>
+        </w:rPr>
+        <w:t xml:space="preserve"/>
       </w:r>
       <w:proofErr w:type="spellStart"/>
       <w:r>
@@ -2463,27 +2463,27 @@
         <w:rPr>
           <w:rFonts w:ascii="Arial Narrow" w:hAnsi="Arial Narrow" w:cs="Arial"/>
         </w:rPr>
-        <w:t xml:space="preserve"> 6032500000089 </w:t>
-      </w:r>
-      <w:r>
-        <w:rPr>
-          <w:rFonts w:ascii="Arial Narrow" w:hAnsi="Arial Narrow" w:cs="Arial"/>
-        </w:rPr>
-        <w:t xml:space="preserve">debido fallecimiento del señor Percy Elías Llanos </w:t>
+        <w:t xml:space="preserve"/>
+      </w:r>
+      <w:r>
+        <w:rPr>
+          <w:rFonts w:ascii="Arial Narrow" w:hAnsi="Arial Narrow" w:cs="Arial"/>
+        </w:rPr>
+        <w:t xml:space="preserve"/>
       </w:r>
       <w:proofErr w:type="spellStart"/>
       <w:r>
         <w:rPr>
           <w:rFonts w:ascii="Arial Narrow" w:hAnsi="Arial Narrow" w:cs="Arial"/>
         </w:rPr>
-        <w:t>Anco</w:t>
+        <w:t/>
       </w:r>
       <w:proofErr w:type="spellEnd"/>
       <w:r>
         <w:rPr>
           <w:rFonts w:ascii="Arial Narrow" w:hAnsi="Arial Narrow" w:cs="Arial"/>
         </w:rPr>
-        <w:t>.</w:t>
+        <w:t/>
       </w:r>
     </w:p>
     <w:p>
@@ -2515,19 +2515,19 @@
         <w:rPr>
           <w:rFonts w:ascii="Arial Narrow" w:hAnsi="Arial Narrow"/>
         </w:rPr>
-        <w:t xml:space="preserve">Presunta infracción </w:t>
-      </w:r>
-      <w:r>
-        <w:rPr>
-          <w:rFonts w:ascii="Arial Narrow" w:hAnsi="Arial Narrow"/>
-        </w:rPr>
-        <w:t>a</w:t>
-      </w:r>
-      <w:r>
-        <w:rPr>
-          <w:rFonts w:ascii="Arial Narrow" w:hAnsi="Arial Narrow"/>
-        </w:rPr>
-        <w:t xml:space="preserve"> los artículos 18 y 19 de la Ley </w:t>
+        <w:t xml:space="preserve">Presunta infracción a los artículos 18 y 19 de la Ley  29571, Código de Protección y Defensa del Consumidor, en tanto la compañía aseguradora habría pagado a la denunciante un monto menor al que le correspondía por la cobertura de la Póliza  6032400000666 debido fallecimiento del señor [APELLIDO] Elías Llanos Anco.</w:t>
+      </w:r>
+      <w:r>
+        <w:rPr>
+          <w:rFonts w:ascii="Arial Narrow" w:hAnsi="Arial Narrow"/>
+        </w:rPr>
+        <w:t/>
+      </w:r>
+      <w:r>
+        <w:rPr>
+          <w:rFonts w:ascii="Arial Narrow" w:hAnsi="Arial Narrow"/>
+        </w:rPr>
+        <w:t xml:space="preserve"/>
       </w:r>
       <w:proofErr w:type="spellStart"/>
       <w:r>
@@ -2541,32 +2541,32 @@
         <w:rPr>
           <w:rFonts w:ascii="Arial Narrow" w:hAnsi="Arial Narrow"/>
         </w:rPr>
-        <w:t xml:space="preserve"> 29571, Código de Protección y Defensa del Consumidor, en </w:t>
-      </w:r>
-      <w:r>
-        <w:rPr>
-          <w:rFonts w:ascii="Arial Narrow" w:hAnsi="Arial Narrow"/>
-        </w:rPr>
-        <w:t xml:space="preserve">tanto </w:t>
-      </w:r>
-      <w:r>
-        <w:rPr>
-          <w:rFonts w:ascii="Arial Narrow" w:hAnsi="Arial Narrow"/>
-        </w:rPr>
-        <w:t>la compañía aseguradora habría pagado a</w:t>
+        <w:t xml:space="preserve"/>
+      </w:r>
+      <w:r>
+        <w:rPr>
+          <w:rFonts w:ascii="Arial Narrow" w:hAnsi="Arial Narrow"/>
+        </w:rPr>
+        <w:t xml:space="preserve"/>
+      </w:r>
+      <w:r>
+        <w:rPr>
+          <w:rFonts w:ascii="Arial Narrow" w:hAnsi="Arial Narrow"/>
+        </w:rPr>
+        <w:t/>
       </w:r>
       <w:r>
         <w:rPr>
           <w:rFonts w:ascii="Arial Narrow" w:eastAsia="Arial Narrow" w:hAnsi="Arial Narrow" w:cs="Arial Narrow"/>
           <w:lang w:eastAsia="es-PE"/>
         </w:rPr>
-        <w:t xml:space="preserve"> la denunciante un monto menor al que le correspondía por la cobertura de la </w:t>
-      </w:r>
-      <w:r>
-        <w:rPr>
-          <w:rFonts w:ascii="Arial Narrow" w:hAnsi="Arial Narrow" w:cs="Arial"/>
-        </w:rPr>
-        <w:t xml:space="preserve">Póliza </w:t>
+        <w:t xml:space="preserve"/>
+      </w:r>
+      <w:r>
+        <w:rPr>
+          <w:rFonts w:ascii="Arial Narrow" w:hAnsi="Arial Narrow" w:cs="Arial"/>
+        </w:rPr>
+        <w:t xml:space="preserve"/>
       </w:r>
       <w:proofErr w:type="spellStart"/>
       <w:r>
@@ -2580,21 +2580,21 @@
         <w:rPr>
           <w:rFonts w:ascii="Arial Narrow" w:hAnsi="Arial Narrow" w:cs="Arial"/>
         </w:rPr>
-        <w:t xml:space="preserve"> 6032400000666 debido fallecimiento del señor Percy Elías Llanos </w:t>
+        <w:t xml:space="preserve"/>
       </w:r>
       <w:proofErr w:type="spellStart"/>
       <w:r>
         <w:rPr>
           <w:rFonts w:ascii="Arial Narrow" w:hAnsi="Arial Narrow" w:cs="Arial"/>
         </w:rPr>
-        <w:t>Anco</w:t>
+        <w:t/>
       </w:r>
       <w:proofErr w:type="spellEnd"/>
       <w:r>
         <w:rPr>
           <w:rFonts w:ascii="Arial Narrow" w:hAnsi="Arial Narrow" w:cs="Arial"/>
         </w:rPr>
-        <w:t>.</w:t>
+        <w:t/>
       </w:r>
     </w:p>
     <w:bookmarkEnd w:id="16"/>
@@ -3743,7 +3743,7 @@
           <w:spacing w:val="-2"/>
           <w:lang w:eastAsia="es-ES"/>
         </w:rPr>
-        <w:t>DÉCIMO</w:t>
+        <w:t xml:space="preserve">DÉCIMO: requerir a la señora [DENUNCIANTE] para que, dentro del plazo de dos (2) días hábiles siguientes a la fecha en que reciba la notificación en su bandeja de correo electrónico, efectúe la confirmación de recepción de la notificación remitida por este despacho a su correo electrónico, de conformidad con el segundo párrafo del numeral 4 del artículo 20 del Texto Único Ordenado de la Ley del Procedimiento Administrativo General, aprobado mediante Decreto Supremo  006-2026-JUS, bajo apercibimiento de rehacer el acto de notificación y notificarle conforme al numeral 1 del artículo 20 del citado cuerpo normativo.</w:t>
       </w:r>
       <w:r>
         <w:rPr>
@@ -3752,41 +3752,41 @@
           <w:bCs/>
           <w:lang w:val="es-ES"/>
         </w:rPr>
-        <w:t>:</w:t>
+        <w:t/>
       </w:r>
       <w:r>
         <w:rPr>
           <w:rFonts w:ascii="Arial Narrow" w:hAnsi="Arial Narrow"/>
           <w:lang w:val="es-ES"/>
         </w:rPr>
-        <w:t xml:space="preserve"> r</w:t>
+        <w:t xml:space="preserve"/>
       </w:r>
       <w:r>
         <w:rPr>
           <w:rFonts w:ascii="Arial Narrow" w:hAnsi="Arial Narrow"/>
           <w:lang w:val="es-ES"/>
         </w:rPr>
-        <w:t xml:space="preserve">equerir </w:t>
+        <w:t xml:space="preserve"/>
       </w:r>
       <w:r>
         <w:rPr>
           <w:rFonts w:ascii="Arial Narrow" w:hAnsi="Arial Narrow"/>
           <w:lang w:val="es-ES"/>
         </w:rPr>
-        <w:t xml:space="preserve">a </w:t>
-      </w:r>
-      <w:r>
-        <w:rPr>
-          <w:rFonts w:ascii="Arial Narrow" w:hAnsi="Arial Narrow"/>
-        </w:rPr>
-        <w:t xml:space="preserve">la señora </w:t>
+        <w:t xml:space="preserve"/>
+      </w:r>
+      <w:r>
+        <w:rPr>
+          <w:rFonts w:ascii="Arial Narrow" w:hAnsi="Arial Narrow"/>
+        </w:rPr>
+        <w:t xml:space="preserve"/>
       </w:r>
       <w:r>
         <w:rPr>
           <w:rFonts w:ascii="Arial Narrow" w:eastAsia="Arial Narrow" w:hAnsi="Arial Narrow" w:cs="Arial"/>
           <w:lang w:eastAsia="es-PE"/>
         </w:rPr>
-        <w:t xml:space="preserve">Sol </w:t>
+        <w:t xml:space="preserve"/>
       </w:r>
       <w:proofErr w:type="spellStart"/>
       <w:r>
@@ -3794,7 +3794,7 @@
           <w:rFonts w:ascii="Arial Narrow" w:eastAsia="Arial Narrow" w:hAnsi="Arial Narrow" w:cs="Arial"/>
           <w:lang w:eastAsia="es-PE"/>
         </w:rPr>
-        <w:t>Thalia</w:t>
+        <w:t/>
       </w:r>
       <w:proofErr w:type="spellEnd"/>
       <w:r>
@@ -3802,7 +3802,7 @@
           <w:rFonts w:ascii="Arial Narrow" w:eastAsia="Arial Narrow" w:hAnsi="Arial Narrow" w:cs="Arial"/>
           <w:lang w:eastAsia="es-PE"/>
         </w:rPr>
-        <w:t xml:space="preserve"> Yana </w:t>
+        <w:t xml:space="preserve"/>
       </w:r>
       <w:proofErr w:type="spellStart"/>
       <w:r>
@@ -3810,21 +3810,21 @@
           <w:rFonts w:ascii="Arial Narrow" w:eastAsia="Arial Narrow" w:hAnsi="Arial Narrow" w:cs="Arial"/>
           <w:lang w:eastAsia="es-PE"/>
         </w:rPr>
-        <w:t>G</w:t>
+        <w:t/>
       </w:r>
       <w:r>
         <w:rPr>
           <w:rFonts w:ascii="Arial Narrow" w:eastAsia="Arial Narrow" w:hAnsi="Arial Narrow" w:cs="Arial"/>
           <w:lang w:eastAsia="es-PE"/>
         </w:rPr>
-        <w:t>o</w:t>
+        <w:t/>
       </w:r>
       <w:r>
         <w:rPr>
           <w:rFonts w:ascii="Arial Narrow" w:eastAsia="Arial Narrow" w:hAnsi="Arial Narrow" w:cs="Arial"/>
           <w:lang w:eastAsia="es-PE"/>
         </w:rPr>
-        <w:t>mez</w:t>
+        <w:t/>
       </w:r>
       <w:proofErr w:type="spellEnd"/>
       <w:r>
@@ -3832,14 +3832,14 @@
           <w:rFonts w:ascii="Arial Narrow" w:hAnsi="Arial Narrow"/>
           <w:lang w:val="es-ES"/>
         </w:rPr>
-        <w:t xml:space="preserve"> </w:t>
+        <w:t xml:space="preserve"/>
       </w:r>
       <w:r>
         <w:rPr>
           <w:rFonts w:ascii="Arial Narrow" w:hAnsi="Arial Narrow"/>
           <w:lang w:val="es-ES"/>
         </w:rPr>
-        <w:t xml:space="preserve">para que, dentro del plazo de dos (2) días hábiles siguientes a la fecha en que reciba la notificación en su bandeja de correo electrónico, efectúe la confirmación de recepción de la notificación remitida por este despacho a su correo electrónico, de conformidad con el segundo párrafo del numeral 4 del artículo 20 del Texto Único Ordenado de la Ley del Procedimiento Administrativo General, aprobado mediante Decreto Supremo </w:t>
+        <w:t xml:space="preserve"/>
       </w:r>
       <w:proofErr w:type="spellStart"/>
       <w:r>
@@ -3855,14 +3855,14 @@
           <w:rFonts w:ascii="Arial Narrow" w:hAnsi="Arial Narrow"/>
           <w:lang w:val="es-ES"/>
         </w:rPr>
-        <w:t xml:space="preserve"> 006-2026-JUS, bajo apercibimiento de rehacer el acto de notificación y notificarle conforme al numeral 1 del artículo 20 del citado cuerpo </w:t>
+        <w:t xml:space="preserve"/>
       </w:r>
       <w:r>
         <w:rPr>
           <w:rFonts w:ascii="Arial Narrow" w:hAnsi="Arial Narrow"/>
           <w:color w:val="000000"/>
         </w:rPr>
-        <w:t>normativo</w:t>
+        <w:t/>
       </w:r>
       <w:r>
         <w:rPr>
@@ -3875,7 +3875,7 @@
         <w:rPr>
           <w:rFonts w:ascii="Arial Narrow" w:hAnsi="Arial Narrow" w:cs="Arial"/>
         </w:rPr>
-        <w:t>.</w:t>
+        <w:t/>
       </w:r>
     </w:p>
     <w:p>

--- a/plantillas_maestras/02_seguro_vida/negativa_cobertura/2_o_mas_ddos_varios/mujer/TPL_2566_2024_SEGURO_VIDA_NEGATIVA_COBERTURA_ASEGURADORA_MUJER.docx
+++ b/plantillas_maestras/02_seguro_vida/negativa_cobertura/2_o_mas_ddos_varios/mujer/TPL_2566_2024_SEGURO_VIDA_NEGATIVA_COBERTURA_ASEGURADORA_MUJER.docx
@@ -596,7 +596,7 @@
         <w:rPr>
           <w:rFonts w:ascii="Arial Narrow" w:hAnsi="Arial Narrow"/>
         </w:rPr>
-        <w:t xml:space="preserve">Mediante escrito del 10 de octubre de 2025, la señora [APELLIDO] interpuso una denuncia contra Mapfre por presuntas infracciones a la Ley  29571, Código de Protección y Defensa del Consumidor (en adelante, Código), señalando lo siguiente: </w:t>
+        <w:t xml:space="preserve">Mediante escrito del 10 de octubre de 2025, la señora [APELLIDO] interpuso una denuncia contra Mapfre por presuntas infracciones a la Ley 29571, Código de Protección y Defensa del Consumidor (en adelante, Código), señalando lo siguiente: </w:t>
       </w:r>
       <w:r>
         <w:rPr>
@@ -716,7 +716,7 @@
         <w:rPr>
           <w:rFonts w:ascii="Arial Narrow" w:hAnsi="Arial Narrow" w:cs="Arial"/>
         </w:rPr>
-        <w:t xml:space="preserve">El 14 de febrero de 2025, el señor [APELLIDO] Elías Llanos Anco (en adelante, el titular del seguro), contrató las Pólizas Vida Total  6032500000089 y  6032400000666; siendo que, en caso de fallecimiento del titular, el monto a indemnizar ascendería a la suma total de S/ 433, 897.00, asumiendo el pago mensual de S/ 100.00 por cada póliza, según el cronograma de pagos.</w:t>
+        <w:t xml:space="preserve">El 14 de febrero de 2025, el señor [APELLIDO] (en adelante, el titular del seguro), contrató las Pólizas Vida Total 6032500000089 y 6032400000666; siendo que, en caso de fallecimiento del titular, el monto a indemnizar ascendería a la suma total de S/ 433, 897.00, asumiendo el pago mensual de S/ 100.00 por cada póliza, según el cronograma de pagos.</w:t>
       </w:r>
       <w:r>
         <w:rPr>
@@ -1518,7 +1518,7 @@
           <w:rFonts w:ascii="Arial Narrow" w:eastAsia="Arial Narrow" w:hAnsi="Arial Narrow" w:cs="Arial Narrow"/>
           <w:lang w:eastAsia="es-PE"/>
         </w:rPr>
-        <w:t xml:space="preserve">La Secretaría Técnica de la Comisión de Protección al Consumidor  1 (en adelante, Secretaría Técnica), en ejercicio de sus facultades, considera que el hecho denunciado, consistente en que la compañía aseguradora habría pagado a la denunciante un monto menor al que le correspondía por la cobertura de la Póliza  6032500000089 debido fallecimiento del señor [APELLIDO] Elías Llanos Anco; involucraría una afectación a sus expectativas, al no haber encontrado una correspondencia entre lo que esperaba recibir de parte del proveedor denunciado y lo que realmente recibió. Por consiguiente, corresponde calificar el hecho materia de denuncia como una presunta infracción al deber de idoneidad, tipificado en los artículos 18 y 19 del Código.</w:t>
+        <w:t xml:space="preserve">La Secretaría Técnica de la Comisión de Protección al Consumidor 1 (en adelante, Secretaría Técnica), en ejercicio de sus facultades, considera que el hecho denunciado, consistente en que la compañía aseguradora habría pagado a la denunciante un monto menor al que le correspondía por la cobertura de la Póliza 6032500000089 debido fallecimiento del señor [APELLIDO] ; involucraría una afectación a sus expectativas, al no haber encontrado una correspondencia entre lo que esperaba recibir de parte del proveedor denunciado y lo que realmente recibió. Por consiguiente, corresponde calificar el hecho materia de denuncia como una presunta infracción al deber de idoneidad, tipificado en los artículos 18 y 19 del Código.</w:t>
       </w:r>
       <w:bookmarkStart w:id="11" w:name="_Hlk153305889"/>
       <w:bookmarkEnd w:id="6"/>
@@ -1713,7 +1713,7 @@
           <w:rFonts w:ascii="Arial Narrow" w:eastAsia="Arial Narrow" w:hAnsi="Arial Narrow" w:cs="Arial Narrow"/>
           <w:lang w:eastAsia="es-PE"/>
         </w:rPr>
-        <w:t xml:space="preserve">Asimismo, la Secretaría Técnica, en ejercicio de sus facultades, considera que el hecho denunciado, consistente en que la compañía aseguradora habría pagado a la denunciante un monto menor al que le correspondía por la cobertura de la Póliza  6032400000666 debido fallecimiento del señor [APELLIDO] Elías Llanos Anco; involucraría una afectación a sus expectativas, al no haber encontrado una correspondencia entre lo que esperaba recibir de parte del proveedor denunciado y lo que realmente recibió. Por consiguiente, corresponde calificar el hecho materia de denuncia como una presunta infracción al deber de idoneidad, tipificado en los artículos 18 y 19 del Código.</w:t>
+        <w:t xml:space="preserve">Asimismo, la Secretaría Técnica, en ejercicio de sus facultades, considera que el hecho denunciado, consistente en que la compañía aseguradora habría pagado a la denunciante un monto menor al que le correspondía por la cobertura de la Póliza 6032400000666 debido fallecimiento del señor [APELLIDO] ; involucraría una afectación a sus expectativas, al no haber encontrado una correspondencia entre lo que esperaba recibir de parte del proveedor denunciado y lo que realmente recibió. Por consiguiente, corresponde calificar el hecho materia de denuncia como una presunta infracción al deber de idoneidad, tipificado en los artículos 18 y 19 del Código.</w:t>
       </w:r>
       <w:r>
         <w:rPr>
@@ -2383,7 +2383,7 @@
         <w:rPr>
           <w:rFonts w:ascii="Arial Narrow" w:hAnsi="Arial Narrow"/>
         </w:rPr>
-        <w:t xml:space="preserve">Presunta infracción a los artículos 18 y 19 de la Ley  29571, Código de Protección y Defensa del Consumidor, en tanto la compañía aseguradora habría pagado a la denunciante un monto menor al que le correspondía por la cobertura de la Póliza  6032500000089 debido fallecimiento del señor [APELLIDO] Elías Llanos Anco.</w:t>
+        <w:t xml:space="preserve">Presunta infracción a los artículos 18 y 19 de la Ley 29571, Código de Protección y Defensa del Consumidor, en tanto la compañía aseguradora habría pagado a la denunciante un monto menor al que le correspondía por la cobertura de la Póliza 6032500000089 debido fallecimiento del señor [APELLIDO] .</w:t>
       </w:r>
       <w:r>
         <w:rPr>
@@ -2515,7 +2515,7 @@
         <w:rPr>
           <w:rFonts w:ascii="Arial Narrow" w:hAnsi="Arial Narrow"/>
         </w:rPr>
-        <w:t xml:space="preserve">Presunta infracción a los artículos 18 y 19 de la Ley  29571, Código de Protección y Defensa del Consumidor, en tanto la compañía aseguradora habría pagado a la denunciante un monto menor al que le correspondía por la cobertura de la Póliza  6032400000666 debido fallecimiento del señor [APELLIDO] Elías Llanos Anco.</w:t>
+        <w:t xml:space="preserve">Presunta infracción a los artículos 18 y 19 de la Ley 29571, Código de Protección y Defensa del Consumidor, en tanto la compañía aseguradora habría pagado a la denunciante un monto menor al que le correspondía por la cobertura de la Póliza 6032400000666 debido fallecimiento del señor [APELLIDO] .</w:t>
       </w:r>
       <w:r>
         <w:rPr>
@@ -3743,7 +3743,7 @@
           <w:spacing w:val="-2"/>
           <w:lang w:eastAsia="es-ES"/>
         </w:rPr>
-        <w:t xml:space="preserve">DÉCIMO: requerir a la señora [DENUNCIANTE] para que, dentro del plazo de dos (2) días hábiles siguientes a la fecha en que reciba la notificación en su bandeja de correo electrónico, efectúe la confirmación de recepción de la notificación remitida por este despacho a su correo electrónico, de conformidad con el segundo párrafo del numeral 4 del artículo 20 del Texto Único Ordenado de la Ley del Procedimiento Administrativo General, aprobado mediante Decreto Supremo  006-2026-JUS, bajo apercibimiento de rehacer el acto de notificación y notificarle conforme al numeral 1 del artículo 20 del citado cuerpo normativo.</w:t>
+        <w:t xml:space="preserve">DÉCIMO: requerir a la señora [DENUNCIANTE] para que, dentro del plazo de dos (2) días hábiles siguientes a la fecha en que reciba la notificación en su bandeja de correo electrónico, efectúe la confirmación de recepción de la notificación remitida por este despacho a su correo electrónico, de conformidad con el segundo párrafo del numeral 4 del artículo 20 del Texto Único Ordenado de la Ley del Procedimiento Administrativo General, aprobado mediante Decreto Supremo 006-2026-JUS, bajo apercibimiento de rehacer el acto de notificación y notificarle conforme al numeral 1 del artículo 20 del citado cuerpo normativo.</w:t>
       </w:r>
       <w:r>
         <w:rPr>

--- a/plantillas_maestras/02_seguro_vida/negativa_cobertura/2_o_mas_ddos_varios/mujer/TPL_2566_2024_SEGURO_VIDA_NEGATIVA_COBERTURA_ASEGURADORA_MUJER.docx
+++ b/plantillas_maestras/02_seguro_vida/negativa_cobertura/2_o_mas_ddos_varios/mujer/TPL_2566_2024_SEGURO_VIDA_NEGATIVA_COBERTURA_ASEGURADORA_MUJER.docx
@@ -677,6 +677,7 @@
         <w:rPr>
           <w:rStyle w:val="Refdenotaalpie"/>
           <w:rFonts w:ascii="Arial Narrow" w:hAnsi="Arial Narrow"/>
+          <w:vertAlign w:val="superscript"/>
         </w:rPr>
         <w:footnoteReference w:id="2"/>
       </w:r>
@@ -1559,6 +1560,7 @@
           <w:rStyle w:val="Refdenotaalpie"/>
           <w:rFonts w:ascii="Arial Narrow" w:eastAsia="Arial Narrow" w:hAnsi="Arial Narrow" w:cs="Arial Narrow"/>
           <w:lang w:eastAsia="es-PE"/>
+          <w:vertAlign w:val="superscript"/>
         </w:rPr>
         <w:footnoteReference w:id="3"/>
       </w:r>
@@ -1671,6 +1673,7 @@
         <w:rPr>
           <w:rStyle w:val="Refdenotaalpie"/>
           <w:rFonts w:ascii="Arial Narrow" w:hAnsi="Arial Narrow" w:cs="Arial"/>
+          <w:vertAlign w:val="superscript"/>
         </w:rPr>
         <w:footnoteReference w:id="4"/>
       </w:r>
@@ -1812,6 +1815,7 @@
         <w:rPr>
           <w:rStyle w:val="Refdenotaalpie"/>
           <w:rFonts w:ascii="Arial Narrow" w:hAnsi="Arial Narrow" w:cs="Arial"/>
+          <w:vertAlign w:val="superscript"/>
         </w:rPr>
         <w:footnoteReference w:id="5"/>
       </w:r>
@@ -1956,6 +1960,7 @@
           <w:rStyle w:val="Refdenotaalpie"/>
           <w:rFonts w:ascii="Arial Narrow" w:hAnsi="Arial Narrow"/>
           <w:shd w:val="clear" w:color="auto" w:fill="FFFFFF"/>
+          <w:vertAlign w:val="superscript"/>
         </w:rPr>
         <w:footnoteReference w:id="6"/>
       </w:r>
@@ -1972,6 +1977,7 @@
           <w:rStyle w:val="Refdenotaalpie"/>
           <w:rFonts w:ascii="Arial Narrow" w:hAnsi="Arial Narrow"/>
           <w:shd w:val="clear" w:color="auto" w:fill="FFFFFF"/>
+          <w:vertAlign w:val="superscript"/>
         </w:rPr>
         <w:footnoteReference w:id="7"/>
       </w:r>
@@ -2883,7 +2889,6 @@
           <w:rFonts w:ascii="Arial Narrow" w:hAnsi="Arial Narrow" w:cs="Arial"/>
           <w:b/>
           <w:bCs/>
-          <w:highlight w:val="yellow"/>
           <w:lang w:eastAsia="es-ES"/>
         </w:rPr>
       </w:pPr>
@@ -3101,6 +3106,7 @@
           <w:rStyle w:val="Refdenotaalpie"/>
           <w:rFonts w:ascii="Arial Narrow" w:hAnsi="Arial Narrow" w:cs="Arial"/>
           <w:lang w:val="es-ES" w:eastAsia="es-ES"/>
+          <w:vertAlign w:val="superscript"/>
         </w:rPr>
         <w:footnoteReference w:id="8"/>
       </w:r>
@@ -3306,7 +3312,6 @@
         <w:jc w:val="both"/>
         <w:rPr>
           <w:rFonts w:ascii="Arial Narrow" w:hAnsi="Arial Narrow"/>
-          <w:highlight w:val="magenta"/>
         </w:rPr>
       </w:pPr>
     </w:p>
@@ -3376,6 +3381,7 @@
       </w:r>
       <w:r>
         <w:rPr>
+          <w:rStyle w:val="Refdenotaalpie"/>
           <w:rFonts w:ascii="Arial Narrow" w:hAnsi="Arial Narrow"/>
           <w:vertAlign w:val="superscript"/>
         </w:rPr>
@@ -3391,6 +3397,7 @@
         <w:rPr>
           <w:rStyle w:val="Refdenotaalpie"/>
           <w:rFonts w:ascii="Arial Narrow" w:eastAsia="Arial Narrow" w:hAnsi="Arial Narrow" w:cs="Arial Narrow"/>
+          <w:vertAlign w:val="superscript"/>
         </w:rPr>
         <w:footnoteReference w:id="10"/>
       </w:r>
@@ -3421,6 +3428,7 @@
       </w:r>
       <w:r>
         <w:rPr>
+          <w:rStyle w:val="Refdenotaalpie"/>
           <w:rFonts w:ascii="Arial Narrow" w:eastAsia="Arial Narrow" w:hAnsi="Arial Narrow" w:cs="Arial"/>
           <w:vertAlign w:val="superscript"/>
         </w:rPr>
@@ -3613,6 +3621,7 @@
         <w:rPr>
           <w:rStyle w:val="Refdenotaalpie"/>
           <w:rFonts w:ascii="Arial Narrow" w:hAnsi="Arial Narrow" w:cs="Arial"/>
+          <w:vertAlign w:val="superscript"/>
         </w:rPr>
         <w:footnoteReference w:id="12"/>
       </w:r>
@@ -3866,6 +3875,7 @@
       </w:r>
       <w:r>
         <w:rPr>
+          <w:rStyle w:val="Refdenotaalpie"/>
           <w:rFonts w:ascii="Arial Narrow" w:hAnsi="Arial Narrow"/>
           <w:vertAlign w:val="superscript"/>
         </w:rPr>
@@ -4006,7 +4016,7 @@
         <w:jc w:val="center"/>
         <w:textAlignment w:val="baseline"/>
         <w:rPr>
-          <w:rFonts w:ascii="Segoe UI" w:hAnsi="Segoe UI" w:cs="Segoe UI"/>
+          <w:rFonts w:ascii="Arial Narrow" w:hAnsi="Arial Narrow" w:cs="Segoe UI"/>
           <w:sz w:val="18"/>
           <w:szCs w:val="18"/>
         </w:rPr>
@@ -4029,7 +4039,7 @@
         <w:jc w:val="center"/>
         <w:textAlignment w:val="baseline"/>
         <w:rPr>
-          <w:rFonts w:ascii="Segoe UI" w:hAnsi="Segoe UI" w:cs="Segoe UI"/>
+          <w:rFonts w:ascii="Arial Narrow" w:hAnsi="Arial Narrow" w:cs="Segoe UI"/>
           <w:sz w:val="18"/>
           <w:szCs w:val="18"/>
         </w:rPr>
@@ -4063,7 +4073,7 @@
         <w:jc w:val="center"/>
         <w:textAlignment w:val="baseline"/>
         <w:rPr>
-          <w:rFonts w:ascii="Segoe UI" w:hAnsi="Segoe UI" w:cs="Segoe UI"/>
+          <w:rFonts w:ascii="Arial Narrow" w:hAnsi="Arial Narrow" w:cs="Segoe UI"/>
           <w:sz w:val="18"/>
           <w:szCs w:val="18"/>
         </w:rPr>
@@ -4097,7 +4107,7 @@
         <w:jc w:val="center"/>
         <w:textAlignment w:val="baseline"/>
         <w:rPr>
-          <w:rFonts w:ascii="Segoe UI" w:hAnsi="Segoe UI" w:cs="Segoe UI"/>
+          <w:rFonts w:ascii="Arial Narrow" w:hAnsi="Arial Narrow" w:cs="Segoe UI"/>
           <w:sz w:val="18"/>
           <w:szCs w:val="18"/>
         </w:rPr>
@@ -4175,7 +4185,7 @@
       <w:headerReference w:type="default" r:id="rId12"/>
       <w:footerReference w:type="default" r:id="rId13"/>
       <w:pgSz w:w="11906" w:h="16838"/>
-      <w:pgMar w:top="1969" w:right="1701" w:bottom="1417" w:left="1701" w:header="708" w:footer="369" w:gutter="0"/>
+      <w:pgMar w:top="1417" w:right="1701" w:bottom="1417" w:left="1701" w:header="708" w:footer="369" w:gutter="0"/>
       <w:cols w:space="708"/>
       <w:docGrid w:linePitch="360"/>
     </w:sectPr>
@@ -4344,8 +4354,9 @@
         <w:rPr>
           <w:rStyle w:val="Refdenotaalpie"/>
           <w:rFonts w:ascii="Arial Narrow" w:hAnsi="Arial Narrow" w:cs="Arial"/>
-          <w:sz w:val="15"/>
-          <w:szCs w:val="15"/>
+          <w:sz w:val="16"/>
+          <w:szCs w:val="15"/>
+          <w:vertAlign w:val="superscript"/>
         </w:rPr>
         <w:footnoteRef/>
       </w:r>
@@ -4432,8 +4443,9 @@
       <w:r>
         <w:rPr>
           <w:rStyle w:val="Refdenotaalpie"/>
-          <w:sz w:val="15"/>
-          <w:szCs w:val="15"/>
+          <w:sz w:val="16"/>
+          <w:szCs w:val="15"/>
+          <w:vertAlign w:val="superscript"/>
         </w:rPr>
         <w:footnoteRef/>
       </w:r>
@@ -4877,8 +4889,9 @@
         <w:rPr>
           <w:rStyle w:val="Refdenotaalpie"/>
           <w:rFonts w:ascii="Arial Narrow" w:hAnsi="Arial Narrow"/>
-          <w:sz w:val="15"/>
-          <w:szCs w:val="15"/>
+          <w:sz w:val="16"/>
+          <w:szCs w:val="15"/>
+          <w:vertAlign w:val="superscript"/>
         </w:rPr>
         <w:footnoteRef/>
       </w:r>
@@ -5102,8 +5115,9 @@
         <w:rPr>
           <w:rStyle w:val="Refdenotaalpie"/>
           <w:rFonts w:ascii="Arial Narrow" w:hAnsi="Arial Narrow"/>
-          <w:sz w:val="15"/>
-          <w:szCs w:val="15"/>
+          <w:sz w:val="16"/>
+          <w:szCs w:val="15"/>
+          <w:vertAlign w:val="superscript"/>
         </w:rPr>
         <w:footnoteRef/>
       </w:r>
@@ -5325,8 +5339,9 @@
         <w:rPr>
           <w:rStyle w:val="Refdenotaalpie"/>
           <w:rFonts w:ascii="Arial Narrow" w:hAnsi="Arial Narrow" w:cs="Arial"/>
-          <w:sz w:val="15"/>
-          <w:szCs w:val="15"/>
+          <w:sz w:val="16"/>
+          <w:szCs w:val="15"/>
+          <w:vertAlign w:val="superscript"/>
         </w:rPr>
         <w:footnoteRef/>
       </w:r>
@@ -5603,8 +5618,9 @@
         <w:rPr>
           <w:rStyle w:val="Refdenotaalpie"/>
           <w:rFonts w:ascii="Arial Narrow" w:hAnsi="Arial Narrow" w:cs="Arial"/>
-          <w:sz w:val="15"/>
-          <w:szCs w:val="15"/>
+          <w:sz w:val="16"/>
+          <w:szCs w:val="15"/>
+          <w:vertAlign w:val="superscript"/>
         </w:rPr>
         <w:footnoteRef/>
       </w:r>
@@ -6068,8 +6084,9 @@
         <w:rPr>
           <w:rStyle w:val="Refdenotaalpie"/>
           <w:rFonts w:ascii="Arial Narrow" w:eastAsia="Arial Narrow" w:hAnsi="Arial Narrow" w:cs="Arial"/>
-          <w:sz w:val="15"/>
-          <w:szCs w:val="15"/>
+          <w:sz w:val="16"/>
+          <w:szCs w:val="15"/>
+          <w:vertAlign w:val="superscript"/>
         </w:rPr>
         <w:footnoteRef/>
       </w:r>
@@ -6264,8 +6281,9 @@
         <w:rPr>
           <w:rStyle w:val="Refdenotaalpie"/>
           <w:rFonts w:ascii="Arial Narrow" w:hAnsi="Arial Narrow"/>
-          <w:sz w:val="15"/>
-          <w:szCs w:val="15"/>
+          <w:sz w:val="16"/>
+          <w:szCs w:val="15"/>
+          <w:vertAlign w:val="superscript"/>
         </w:rPr>
         <w:footnoteRef/>
       </w:r>
@@ -7593,8 +7611,9 @@
         <w:rPr>
           <w:rStyle w:val="Refdenotaalpie"/>
           <w:rFonts w:ascii="Arial Narrow" w:hAnsi="Arial Narrow" w:cs="Arial"/>
-          <w:sz w:val="15"/>
-          <w:szCs w:val="15"/>
+          <w:sz w:val="16"/>
+          <w:szCs w:val="15"/>
+          <w:vertAlign w:val="superscript"/>
         </w:rPr>
         <w:footnoteRef/>
       </w:r>
@@ -7762,8 +7781,9 @@
           <w:rFonts w:ascii="Arial Narrow" w:hAnsi="Arial Narrow" w:cs="Arial"/>
           <w:b/>
           <w:bCs/>
-          <w:sz w:val="15"/>
-          <w:szCs w:val="15"/>
+          <w:sz w:val="16"/>
+          <w:szCs w:val="15"/>
+          <w:vertAlign w:val="superscript"/>
         </w:rPr>
         <w:footnoteRef/>
       </w:r>
@@ -7893,6 +7913,7 @@
           <w:rFonts w:ascii="Arial Narrow" w:hAnsi="Arial Narrow" w:cs="Arial"/>
           <w:sz w:val="16"/>
           <w:szCs w:val="16"/>
+          <w:vertAlign w:val="superscript"/>
         </w:rPr>
         <w:footnoteRef/>
       </w:r>
@@ -12523,6 +12544,17 @@
     <w:basedOn w:val="Fuentedeprrafopredeter"/>
     <w:rsid w:val="00BF4C09"/>
   </w:style>
+  <w:style w:type="character" w:styleId="FootnoteReference">
+    <w:name w:val="footnote reference"/>
+    <w:basedOn w:val="Fuentedeprrafopredeter"/>
+    <w:uiPriority w:val="99"/>
+    <w:semiHidden/>
+    <w:unhideWhenUsed/>
+    <w:rPr>
+      <w:rFonts w:ascii="Arial Narrow" w:hAnsi="Arial Narrow"/>
+      <w:vertAlign w:val="superscript"/>
+    </w:rPr>
+  </w:style>
 </w:styles>
 </file>
 

--- a/plantillas_maestras/02_seguro_vida/negativa_cobertura/2_o_mas_ddos_varios/mujer/TPL_2566_2024_SEGURO_VIDA_NEGATIVA_COBERTURA_ASEGURADORA_MUJER.docx
+++ b/plantillas_maestras/02_seguro_vida/negativa_cobertura/2_o_mas_ddos_varios/mujer/TPL_2566_2024_SEGURO_VIDA_NEGATIVA_COBERTURA_ASEGURADORA_MUJER.docx
@@ -1,8 +1,8 @@
 
 <file path=word/document.xml><?xml version="1.0" encoding="utf-8"?>
-<w:document xmlns:wpc="http://schemas.microsoft.com/office/word/2010/wordprocessingCanvas" xmlns:cx="http://schemas.microsoft.com/office/drawing/2014/chartex" xmlns:cx1="http://schemas.microsoft.com/office/drawing/2015/9/8/chartex" xmlns:cx2="http://schemas.microsoft.com/office/drawing/2015/10/21/chartex" xmlns:cx3="http://schemas.microsoft.com/office/drawing/2016/5/9/chartex" xmlns:cx4="http://schemas.microsoft.com/office/drawing/2016/5/10/chartex" xmlns:cx5="http://schemas.microsoft.com/office/drawing/2016/5/11/chartex" xmlns:cx6="http://schemas.microsoft.com/office/drawing/2016/5/12/chartex" xmlns:cx7="http://schemas.microsoft.com/office/drawing/2016/5/13/chartex" xmlns:cx8="http://schemas.microsoft.com/office/drawing/2016/5/14/chartex" xmlns:mc="http://schemas.openxmlformats.org/markup-compatibility/2006" xmlns:aink="http://schemas.microsoft.com/office/drawing/2016/ink" xmlns:am3d="http://schemas.microsoft.com/office/drawing/2017/model3d" xmlns:o="urn:schemas-microsoft-com:office:office" xmlns:oel="http://schemas.microsoft.com/office/2019/extlst" xmlns:r="http://schemas.openxmlformats.org/officeDocument/2006/relationships" xmlns:m="http://schemas.openxmlformats.org/officeDocument/2006/math" xmlns:v="urn:schemas-microsoft-com:vml" xmlns:wp14="http://schemas.microsoft.com/office/word/2010/wordprocessingDrawing" xmlns:wp="http://schemas.openxmlformats.org/drawingml/2006/wordprocessingDrawing" xmlns:w10="urn:schemas-microsoft-com:office:word" xmlns:w="http://schemas.openxmlformats.org/wordprocessingml/2006/main" xmlns:w14="http://schemas.microsoft.com/office/word/2010/wordml" xmlns:w15="http://schemas.microsoft.com/office/word/2012/wordml" xmlns:w16cex="http://schemas.microsoft.com/office/word/2018/wordml/cex" xmlns:w16cid="http://schemas.microsoft.com/office/word/2016/wordml/cid" xmlns:w16="http://schemas.microsoft.com/office/word/2018/wordml" xmlns:w16du="http://schemas.microsoft.com/office/word/2023/wordml/word16du" xmlns:w16sdtdh="http://schemas.microsoft.com/office/word/2020/wordml/sdtdatahash" xmlns:w16sdtfl="http://schemas.microsoft.com/office/word/2024/wordml/sdtformatlock" xmlns:w16se="http://schemas.microsoft.com/office/word/2015/wordml/symex" xmlns:wpg="http://schemas.microsoft.com/office/word/2010/wordprocessingGroup" xmlns:wpi="http://schemas.microsoft.com/office/word/2010/wordprocessingInk" xmlns:wne="http://schemas.microsoft.com/office/word/2006/wordml" xmlns:wps="http://schemas.microsoft.com/office/word/2010/wordprocessingShape" mc:Ignorable="w14 w15 w16se w16cid w16 w16cex w16sdtdh w16sdtfl w16du wp14">
+<w:document xmlns:ns1="http://schemas.openxmlformats.org/markup-compatibility/2006" xmlns:ns2="http://schemas.microsoft.com/office/word/2010/wordml" xmlns:ns3="http://schemas.openxmlformats.org/officeDocument/2006/relationships" xmlns:w="http://schemas.openxmlformats.org/wordprocessingml/2006/main" ns1:Ignorable="w14 w15 w16se w16cid w16 w16cex w16sdtdh w16sdtfl w16du wp14">
   <w:body>
-    <w:p>
+    <w:p ns2:paraId="7D3D3AEE" ns2:textId="0A272848">
       <w:pPr>
         <w:tabs>
           <w:tab w:val="left" w:pos="1701"/>
@@ -88,7 +88,7 @@
         <w:t>/CC1</w:t>
       </w:r>
     </w:p>
-    <w:p>
+    <w:p ns2:paraId="7492C1C9" ns2:textId="74335A14">
       <w:pPr>
         <w:tabs>
           <w:tab w:val="left" w:pos="1701"/>
@@ -169,7 +169,7 @@
         <w:t/>
       </w:r>
     </w:p>
-    <w:p>
+    <w:p ns2:paraId="5ED58CA0" ns2:textId="51F64B17">
       <w:pPr>
         <w:tabs>
           <w:tab w:val="left" w:pos="1701"/>
@@ -268,7 +268,7 @@
         <w:t xml:space="preserve"> (MAPFRE)</w:t>
       </w:r>
     </w:p>
-    <w:p>
+    <w:p ns2:paraId="6DA59050" ns2:textId="138646CA">
       <w:pPr>
         <w:tabs>
           <w:tab w:val="left" w:pos="1701"/>
@@ -346,7 +346,7 @@
         <w:t>TRÁMITE</w:t>
       </w:r>
     </w:p>
-    <w:p>
+    <w:p ns2:paraId="41D7B0D0" ns2:textId="34551D14">
       <w:pPr>
         <w:tabs>
           <w:tab w:val="left" w:pos="1701"/>
@@ -390,7 +390,7 @@
         <w:t>REQUERIMIENTO DE INFORMACIÓN</w:t>
       </w:r>
     </w:p>
-    <w:p>
+    <w:p ns2:paraId="2D115A51" ns2:textId="2EE648E6">
       <w:pPr>
         <w:tabs>
           <w:tab w:val="left" w:pos="1701"/>
@@ -450,7 +450,7 @@
       </w:r>
     </w:p>
     <w:bookmarkEnd w:id="0"/>
-    <w:p>
+    <w:p ns2:paraId="56902C09" ns2:textId="31762B78">
       <w:pPr>
         <w:tabs>
           <w:tab w:val="left" w:pos="1701"/>
@@ -465,7 +465,7 @@
         </w:rPr>
       </w:pPr>
     </w:p>
-    <w:p>
+    <w:p ns2:paraId="3FABBA62" ns2:textId="07746D28">
       <w:pPr>
         <w:shd w:val="clear" w:color="auto" w:fill="FFFFFF" w:themeFill="background1"/>
         <w:spacing w:after="0" w:line="240" w:lineRule="auto"/>
@@ -531,7 +531,7 @@
         <w:t xml:space="preserve"> </w:t>
       </w:r>
     </w:p>
-    <w:p>
+    <w:p ns2:paraId="51D0FD2C" ns2:textId="77777777">
       <w:pPr>
         <w:shd w:val="clear" w:color="auto" w:fill="FFFFFF"/>
         <w:spacing w:after="0" w:line="240" w:lineRule="auto"/>
@@ -540,7 +540,7 @@
         </w:rPr>
       </w:pPr>
     </w:p>
-    <w:p>
+    <w:p ns2:paraId="3A1A1A2B" ns2:textId="77777777">
       <w:pPr>
         <w:pStyle w:val="Prrafodelista"/>
         <w:numPr>
@@ -565,7 +565,7 @@
         <w:t>HECHOS</w:t>
       </w:r>
     </w:p>
-    <w:p>
+    <w:p ns2:paraId="166AB1ED" ns2:textId="77777777">
       <w:pPr>
         <w:pStyle w:val="Prrafodelista"/>
         <w:spacing w:after="0" w:line="240" w:lineRule="auto"/>
@@ -578,7 +578,7 @@
         </w:rPr>
       </w:pPr>
     </w:p>
-    <w:p>
+    <w:p ns2:paraId="16387D75" ns2:textId="53361F5D">
       <w:pPr>
         <w:pStyle w:val="Prrafodelista"/>
         <w:numPr>
@@ -688,7 +688,7 @@
         <w:t/>
       </w:r>
     </w:p>
-    <w:p>
+    <w:p ns2:paraId="07A3D6AD" ns2:textId="77777777">
       <w:pPr>
         <w:spacing w:after="0" w:line="240" w:lineRule="auto"/>
         <w:jc w:val="both"/>
@@ -699,7 +699,7 @@
       <w:bookmarkStart w:id="1" w:name="_Hlk160126697"/>
     </w:p>
     <w:bookmarkEnd w:id="1"/>
-    <w:p>
+    <w:p ns2:paraId="6E176FAC" ns2:textId="12731BBF">
       <w:pPr>
         <w:pStyle w:val="Prrafodelista"/>
         <w:numPr>
@@ -936,7 +936,7 @@
         <w:t/>
       </w:r>
     </w:p>
-    <w:p>
+    <w:p ns2:paraId="1D7F8E71" ns2:textId="77777777">
       <w:pPr>
         <w:pStyle w:val="Prrafodelista"/>
         <w:spacing w:after="0" w:line="240" w:lineRule="auto"/>
@@ -947,7 +947,7 @@
         </w:rPr>
       </w:pPr>
     </w:p>
-    <w:p>
+    <w:p ns2:paraId="190E9AEF" ns2:textId="5A19CC22">
       <w:pPr>
         <w:pStyle w:val="Prrafodelista"/>
         <w:numPr>
@@ -1010,7 +1010,7 @@
         <w:t>adjunto los medios probatorios correspondientes.</w:t>
       </w:r>
     </w:p>
-    <w:p>
+    <w:p ns2:paraId="4B45932A" ns2:textId="77777777">
       <w:pPr>
         <w:pStyle w:val="Prrafodelista"/>
         <w:spacing w:line="240" w:lineRule="auto"/>
@@ -1019,7 +1019,7 @@
         </w:rPr>
       </w:pPr>
     </w:p>
-    <w:p>
+    <w:p ns2:paraId="3A4A1597" ns2:textId="03A9E75A">
       <w:pPr>
         <w:pStyle w:val="Prrafodelista"/>
         <w:numPr>
@@ -1124,7 +1124,7 @@
         <w:t xml:space="preserve"> por el titular del seguro.</w:t>
       </w:r>
     </w:p>
-    <w:p>
+    <w:p ns2:paraId="472B1E8B" ns2:textId="77777777">
       <w:pPr>
         <w:pStyle w:val="Prrafodelista"/>
         <w:spacing w:line="240" w:lineRule="auto"/>
@@ -1133,7 +1133,7 @@
         </w:rPr>
       </w:pPr>
     </w:p>
-    <w:p>
+    <w:p ns2:paraId="6B6D15C5" ns2:textId="4AC86FB7">
       <w:pPr>
         <w:pStyle w:val="Prrafodelista"/>
         <w:numPr>
@@ -1278,7 +1278,7 @@
       </w:r>
     </w:p>
     <w:bookmarkEnd w:id="2"/>
-    <w:p>
+    <w:p ns2:paraId="084ED769" ns2:textId="77777777">
       <w:pPr>
         <w:spacing w:after="0" w:line="240" w:lineRule="auto"/>
         <w:jc w:val="both"/>
@@ -1287,7 +1287,7 @@
         </w:rPr>
       </w:pPr>
     </w:p>
-    <w:p>
+    <w:p ns2:paraId="0450595B" ns2:textId="2B3E951F">
       <w:pPr>
         <w:pStyle w:val="Prrafodelista"/>
         <w:numPr>
@@ -1389,7 +1389,7 @@
         <w:t/>
       </w:r>
     </w:p>
-    <w:p>
+    <w:p ns2:paraId="2C931FA8" ns2:textId="77777777">
       <w:pPr>
         <w:pStyle w:val="Prrafodelista"/>
         <w:spacing w:after="0" w:line="240" w:lineRule="auto"/>
@@ -1400,7 +1400,7 @@
         </w:rPr>
       </w:pPr>
     </w:p>
-    <w:p>
+    <w:p ns2:paraId="37384F69" ns2:textId="77777777">
       <w:pPr>
         <w:pStyle w:val="Prrafodelista"/>
         <w:spacing w:after="0" w:line="240" w:lineRule="auto"/>
@@ -1411,7 +1411,7 @@
         </w:rPr>
       </w:pPr>
     </w:p>
-    <w:p>
+    <w:p ns2:paraId="167DFE13" ns2:textId="77777777">
       <w:pPr>
         <w:pStyle w:val="Prrafodelista"/>
         <w:spacing w:after="0" w:line="240" w:lineRule="auto"/>
@@ -1422,7 +1422,7 @@
         </w:rPr>
       </w:pPr>
     </w:p>
-    <w:p>
+    <w:p ns2:paraId="279FEC11" ns2:textId="77777777">
       <w:pPr>
         <w:pStyle w:val="Prrafodelista"/>
         <w:spacing w:after="0" w:line="240" w:lineRule="auto"/>
@@ -1433,7 +1433,7 @@
         </w:rPr>
       </w:pPr>
     </w:p>
-    <w:p>
+    <w:p ns2:paraId="1F0054D1" ns2:textId="77777777">
       <w:pPr>
         <w:pStyle w:val="Prrafodelista"/>
         <w:spacing w:after="0" w:line="240" w:lineRule="auto"/>
@@ -1447,7 +1447,7 @@
     <w:bookmarkEnd w:id="3"/>
     <w:bookmarkEnd w:id="4"/>
     <w:bookmarkEnd w:id="5"/>
-    <w:p>
+    <w:p ns2:paraId="56A0B0BF" ns2:textId="3F6CBC07">
       <w:pPr>
         <w:pStyle w:val="Prrafodelista"/>
         <w:numPr>
@@ -1481,7 +1481,7 @@
         <w:tab/>
       </w:r>
     </w:p>
-    <w:p>
+    <w:p ns2:paraId="6DA972AA" ns2:textId="77777777">
       <w:pPr>
         <w:spacing w:after="0" w:line="240" w:lineRule="auto"/>
         <w:jc w:val="both"/>
@@ -1494,7 +1494,7 @@
         </w:rPr>
       </w:pPr>
     </w:p>
-    <w:p>
+    <w:p ns2:paraId="4F663F8D" ns2:textId="750147C1">
       <w:pPr>
         <w:pStyle w:val="Prrafodelista"/>
         <w:numPr>
@@ -1684,7 +1684,7 @@
         <w:t/>
       </w:r>
     </w:p>
-    <w:p>
+    <w:p ns2:paraId="719C2F91" ns2:textId="77777777">
       <w:pPr>
         <w:pStyle w:val="Prrafodelista"/>
         <w:spacing w:after="0" w:line="240" w:lineRule="auto"/>
@@ -1696,7 +1696,7 @@
         </w:rPr>
       </w:pPr>
     </w:p>
-    <w:p>
+    <w:p ns2:paraId="67ABB3E2" ns2:textId="294709CC">
       <w:pPr>
         <w:pStyle w:val="Prrafodelista"/>
         <w:numPr>
@@ -1826,7 +1826,7 @@
         <w:t/>
       </w:r>
     </w:p>
-    <w:p>
+    <w:p ns2:paraId="727E645D" ns2:textId="77777777">
       <w:pPr>
         <w:spacing w:after="0" w:line="240" w:lineRule="auto"/>
         <w:jc w:val="both"/>
@@ -1836,7 +1836,7 @@
         </w:rPr>
       </w:pPr>
     </w:p>
-    <w:p>
+    <w:p ns2:paraId="1E776151" ns2:textId="3C785112">
       <w:pPr>
         <w:pStyle w:val="Prrafodelista"/>
         <w:numPr>
@@ -1887,7 +1887,7 @@
         <w:t xml:space="preserve"> </w:t>
       </w:r>
     </w:p>
-    <w:p>
+    <w:p ns2:paraId="72CEB91F" ns2:textId="77777777">
       <w:pPr>
         <w:spacing w:after="0" w:line="240" w:lineRule="auto"/>
         <w:jc w:val="both"/>
@@ -1897,7 +1897,7 @@
         </w:rPr>
       </w:pPr>
     </w:p>
-    <w:p>
+    <w:p ns2:paraId="605E4DF6" ns2:textId="665B6624">
       <w:pPr>
         <w:pStyle w:val="Prrafodelista"/>
         <w:numPr>
@@ -1920,7 +1920,7 @@
         <w:t>REQUERIMIENTO DE INFORMACIÓN</w:t>
       </w:r>
     </w:p>
-    <w:p>
+    <w:p ns2:paraId="57CD45B4" ns2:textId="77777777">
       <w:pPr>
         <w:pStyle w:val="Prrafodelista"/>
         <w:spacing w:after="0" w:line="240" w:lineRule="auto"/>
@@ -1931,7 +1931,7 @@
         </w:rPr>
       </w:pPr>
     </w:p>
-    <w:p>
+    <w:p ns2:paraId="5C427573" ns2:textId="57CEAD56">
       <w:pPr>
         <w:pStyle w:val="Prrafodelista"/>
         <w:numPr>
@@ -2098,7 +2098,7 @@
         <w:t>.</w:t>
       </w:r>
     </w:p>
-    <w:p>
+    <w:p ns2:paraId="322AA61B" ns2:textId="77777777">
       <w:pPr>
         <w:spacing w:after="0" w:line="240" w:lineRule="auto"/>
         <w:jc w:val="both"/>
@@ -2109,7 +2109,7 @@
         </w:rPr>
       </w:pPr>
     </w:p>
-    <w:p>
+    <w:p ns2:paraId="03467BD8" ns2:textId="007AC624">
       <w:pPr>
         <w:pStyle w:val="Prrafodelista"/>
         <w:numPr>
@@ -2135,7 +2135,7 @@
         <w:t>RESOLUCIÓN DE LA SECRETARÍA TÉCNICA</w:t>
       </w:r>
     </w:p>
-    <w:p>
+    <w:p ns2:paraId="4209CAFC" ns2:textId="77777777">
       <w:pPr>
         <w:spacing w:after="0" w:line="240" w:lineRule="auto"/>
         <w:ind w:left="-11"/>
@@ -2147,7 +2147,7 @@
         </w:rPr>
       </w:pPr>
     </w:p>
-    <w:p>
+    <w:p ns2:paraId="5E0C20F0" ns2:textId="0C5D58A6">
       <w:pPr>
         <w:spacing w:after="0" w:line="240" w:lineRule="auto"/>
         <w:jc w:val="both"/>
@@ -2359,7 +2359,7 @@
       </w:r>
       <w:bookmarkEnd w:id="15"/>
     </w:p>
-    <w:p>
+    <w:p ns2:paraId="3C38269C" ns2:textId="77777777">
       <w:pPr>
         <w:spacing w:after="0" w:line="240" w:lineRule="auto"/>
         <w:jc w:val="both"/>
@@ -2369,7 +2369,7 @@
         </w:rPr>
       </w:pPr>
     </w:p>
-    <w:p>
+    <w:p ns2:paraId="2AAB7340" ns2:textId="60023D92">
       <w:pPr>
         <w:pStyle w:val="Prrafodelista"/>
         <w:numPr>
@@ -2492,7 +2492,7 @@
         <w:t/>
       </w:r>
     </w:p>
-    <w:p>
+    <w:p ns2:paraId="54AD3435" ns2:textId="77777777">
       <w:pPr>
         <w:pStyle w:val="Prrafodelista"/>
         <w:spacing w:line="240" w:lineRule="auto"/>
@@ -2503,7 +2503,7 @@
         </w:rPr>
       </w:pPr>
     </w:p>
-    <w:p>
+    <w:p ns2:paraId="3FF86205" ns2:textId="3B7D3B69">
       <w:pPr>
         <w:pStyle w:val="Prrafodelista"/>
         <w:numPr>
@@ -2604,7 +2604,7 @@
       </w:r>
     </w:p>
     <w:bookmarkEnd w:id="16"/>
-    <w:p>
+    <w:p ns2:paraId="79C196F5" ns2:textId="4F6B9F11">
       <w:pPr>
         <w:spacing w:after="0" w:line="240" w:lineRule="auto"/>
         <w:jc w:val="both"/>
@@ -2699,7 +2699,7 @@
         <w:t>.</w:t>
       </w:r>
     </w:p>
-    <w:p>
+    <w:p ns2:paraId="3438C3A0" ns2:textId="77777777">
       <w:pPr>
         <w:spacing w:after="0" w:line="240" w:lineRule="auto"/>
         <w:jc w:val="both"/>
@@ -2708,7 +2708,7 @@
         </w:rPr>
       </w:pPr>
     </w:p>
-    <w:p>
+    <w:p ns2:paraId="10CDF704" ns2:textId="539D410D">
       <w:pPr>
         <w:spacing w:after="0" w:line="240" w:lineRule="auto"/>
         <w:jc w:val="both"/>
@@ -2788,7 +2788,7 @@
       </w:r>
       <w:bookmarkEnd w:id="19"/>
     </w:p>
-    <w:p>
+    <w:p ns2:paraId="52F9C816" ns2:textId="77777777">
       <w:pPr>
         <w:spacing w:after="0" w:line="240" w:lineRule="auto"/>
         <w:jc w:val="both"/>
@@ -2797,7 +2797,7 @@
         </w:rPr>
       </w:pPr>
     </w:p>
-    <w:p>
+    <w:p ns2:paraId="0BE54236" ns2:textId="77777777">
       <w:pPr>
         <w:widowControl w:val="0"/>
         <w:numPr>
@@ -2818,7 +2818,7 @@
         <w:t xml:space="preserve">Presentar documentos que acrediten su inscripción en los Registros Públicos o una declaración jurada que indique que cuenta con dicha inscripción; </w:t>
       </w:r>
     </w:p>
-    <w:p>
+    <w:p ns2:paraId="5C5BB3D5" ns2:textId="77777777">
       <w:pPr>
         <w:widowControl w:val="0"/>
         <w:numPr>
@@ -2839,7 +2839,7 @@
         <w:t>presentar copia simple de las facultades de representación de su representante legal en el presente procedimiento o la declaración jurada que indique que cuenta con dichas facultades y que estas se encuentran vigentes;</w:t>
       </w:r>
     </w:p>
-    <w:p>
+    <w:p ns2:paraId="656C7E9D" ns2:textId="77777777">
       <w:pPr>
         <w:widowControl w:val="0"/>
         <w:numPr>
@@ -2860,7 +2860,7 @@
         <w:t>consignar el Número de Registro Único de Contribuyente (RUC); y,</w:t>
       </w:r>
     </w:p>
-    <w:p>
+    <w:p ns2:paraId="1FE1F71C" ns2:textId="77777777">
       <w:pPr>
         <w:widowControl w:val="0"/>
         <w:numPr>
@@ -2881,7 +2881,7 @@
         <w:t>fijar domicilio procesal para el procedimiento, de conformidad con el numeral 442.1 del artículo 442 del Código Procesal Civil.</w:t>
       </w:r>
     </w:p>
-    <w:p>
+    <w:p ns2:paraId="6D2C4707" ns2:textId="77777777">
       <w:pPr>
         <w:spacing w:after="0" w:line="240" w:lineRule="auto"/>
         <w:jc w:val="both"/>
@@ -2904,227 +2904,30 @@
       </w:pPr>
       <w:r>
         <w:rPr>
-          <w:rFonts w:ascii="Arial Narrow" w:hAnsi="Arial Narrow"/>
-          <w:b/>
-          <w:bCs/>
-        </w:rPr>
-        <w:t>CUARTO</w:t>
-      </w:r>
-      <w:r>
-        <w:rPr>
-          <w:rFonts w:ascii="Arial Narrow" w:hAnsi="Arial Narrow"/>
-          <w:b/>
-          <w:bCs/>
-        </w:rPr>
-        <w:t>:</w:t>
-      </w:r>
-      <w:r>
-        <w:rPr>
-          <w:rFonts w:ascii="Arial Narrow" w:hAnsi="Arial Narrow"/>
-        </w:rPr>
-        <w:t xml:space="preserve"> </w:t>
-      </w:r>
-      <w:r>
-        <w:rPr>
-          <w:rFonts w:ascii="Arial Narrow" w:hAnsi="Arial Narrow"/>
-        </w:rPr>
-        <w:t>c</w:t>
-      </w:r>
-      <w:proofErr w:type="spellStart"/>
-      <w:r>
-        <w:rPr>
-          <w:rFonts w:ascii="Arial Narrow" w:hAnsi="Arial Narrow" w:cs="Arial"/>
-          <w:lang w:val="es-ES" w:eastAsia="es-ES"/>
-        </w:rPr>
-        <w:t>orrer</w:t>
-      </w:r>
-      <w:proofErr w:type="spellEnd"/>
-      <w:r>
-        <w:rPr>
-          <w:rFonts w:ascii="Arial Narrow" w:hAnsi="Arial Narrow" w:cs="Arial"/>
-          <w:lang w:val="es-ES" w:eastAsia="es-ES"/>
-        </w:rPr>
-        <w:t xml:space="preserve"> traslado de la denunci</w:t>
-      </w:r>
-      <w:r>
-        <w:rPr>
-          <w:rFonts w:ascii="Arial Narrow" w:hAnsi="Arial Narrow" w:cs="Arial"/>
-          <w:lang w:val="es-ES" w:eastAsia="es-ES"/>
-        </w:rPr>
-        <w:t xml:space="preserve">a interpuesta el </w:t>
-      </w:r>
-      <w:r>
-        <w:rPr>
-          <w:rFonts w:ascii="Arial Narrow" w:hAnsi="Arial Narrow"/>
-        </w:rPr>
-        <w:t>10 de octubre</w:t>
-      </w:r>
-      <w:r>
-        <w:rPr>
-          <w:rFonts w:ascii="Arial Narrow" w:hAnsi="Arial Narrow"/>
-        </w:rPr>
-        <w:t xml:space="preserve"> de </w:t>
-      </w:r>
-      <w:r>
-        <w:rPr>
-          <w:rFonts w:ascii="Arial Narrow" w:hAnsi="Arial Narrow"/>
-        </w:rPr>
-        <w:t>202</w:t>
-      </w:r>
-      <w:r>
-        <w:rPr>
-          <w:rFonts w:ascii="Arial Narrow" w:hAnsi="Arial Narrow"/>
-        </w:rPr>
-        <w:t>5 a</w:t>
-      </w:r>
-      <w:r>
-        <w:rPr>
-          <w:rFonts w:ascii="Arial Narrow" w:hAnsi="Arial Narrow"/>
-        </w:rPr>
-        <w:t xml:space="preserve"> </w:t>
-      </w:r>
-      <w:r>
-        <w:rPr>
-          <w:rFonts w:ascii="Arial Narrow" w:eastAsia="Arial Narrow" w:hAnsi="Arial Narrow" w:cs="Arial Narrow"/>
-          <w:bCs/>
-        </w:rPr>
-        <w:t xml:space="preserve">Mapfre Perú Compañía de Seguros y Reaseguros S.A. </w:t>
-      </w:r>
-      <w:r>
-        <w:rPr>
-          <w:rFonts w:ascii="Arial Narrow" w:hAnsi="Arial Narrow"/>
-        </w:rPr>
-        <w:t xml:space="preserve"> </w:t>
-      </w:r>
-      <w:r>
-        <w:rPr>
-          <w:rFonts w:ascii="Arial Narrow" w:hAnsi="Arial Narrow" w:cs="Arial"/>
-          <w:lang w:val="es-ES" w:eastAsia="es-ES"/>
-        </w:rPr>
-        <w:t xml:space="preserve">para que, de conformidad con lo dispuesto por el artículo 26 del Decreto Legislativo </w:t>
-      </w:r>
-      <w:proofErr w:type="spellStart"/>
-      <w:r>
-        <w:rPr>
-          <w:rFonts w:ascii="Arial Narrow" w:hAnsi="Arial Narrow" w:cs="Arial"/>
-          <w:lang w:val="es-ES" w:eastAsia="es-ES"/>
-        </w:rPr>
-        <w:t/>
-      </w:r>
-      <w:proofErr w:type="spellEnd"/>
-      <w:r>
-        <w:rPr>
-          <w:rFonts w:ascii="Arial Narrow" w:hAnsi="Arial Narrow" w:cs="Arial"/>
-          <w:lang w:val="es-ES" w:eastAsia="es-ES"/>
-        </w:rPr>
-        <w:t xml:space="preserve"> 807, presente sus descargos en un plazo no mayor de cinco (5) días hábiles contado des</w:t>
-      </w:r>
-      <w:r>
-        <w:rPr>
-          <w:rFonts w:ascii="Arial Narrow" w:hAnsi="Arial Narrow" w:cs="Arial"/>
-          <w:lang w:val="es-ES" w:eastAsia="es-ES"/>
-        </w:rPr>
-        <w:t>d</w:t>
-      </w:r>
-      <w:r>
-        <w:rPr>
-          <w:rFonts w:ascii="Arial Narrow" w:hAnsi="Arial Narrow" w:cs="Arial"/>
-          <w:lang w:val="es-ES" w:eastAsia="es-ES"/>
-        </w:rPr>
-        <w:t xml:space="preserve">e </w:t>
-      </w:r>
-      <w:r>
-        <w:rPr>
-          <w:rFonts w:ascii="Arial Narrow" w:hAnsi="Arial Narrow" w:cs="Arial"/>
-          <w:lang w:val="es-ES" w:eastAsia="es-ES"/>
-        </w:rPr>
-        <w:t>el</w:t>
-      </w:r>
-      <w:r>
-        <w:rPr>
-          <w:rFonts w:ascii="Arial Narrow" w:hAnsi="Arial Narrow" w:cs="Arial"/>
-          <w:lang w:val="es-ES" w:eastAsia="es-ES"/>
-        </w:rPr>
-        <w:t xml:space="preserve"> día siguiente de la notificación de la presente resolución, vencido el cual, el Secretario</w:t>
-      </w:r>
-      <w:r>
-        <w:rPr>
-          <w:rFonts w:ascii="Arial Narrow" w:hAnsi="Arial Narrow" w:cs="Arial"/>
-          <w:lang w:val="es-ES" w:eastAsia="es-ES"/>
-        </w:rPr>
-        <w:t xml:space="preserve"> </w:t>
-      </w:r>
-      <w:r>
-        <w:rPr>
-          <w:rFonts w:ascii="Arial Narrow" w:hAnsi="Arial Narrow" w:cs="Arial"/>
-          <w:lang w:val="es-ES" w:eastAsia="es-ES"/>
-        </w:rPr>
-        <w:t>Técnico</w:t>
-      </w:r>
-      <w:r>
-        <w:rPr>
-          <w:rFonts w:ascii="Arial Narrow" w:hAnsi="Arial Narrow" w:cs="Arial"/>
-          <w:lang w:val="es-ES" w:eastAsia="es-ES"/>
-        </w:rPr>
-        <w:t xml:space="preserve"> declarará en rebeldía al denunciado que no lo hubiera presentado. Debe precisarse que </w:t>
-      </w:r>
-      <w:r>
-        <w:rPr>
-          <w:rFonts w:ascii="Arial Narrow" w:hAnsi="Arial Narrow" w:cs="Arial"/>
-          <w:spacing w:val="-3"/>
-          <w:lang w:eastAsia="es-ES"/>
-        </w:rPr>
-        <w:t xml:space="preserve">de conformidad con lo establecido por el numeral 233.1 del artículo 233 del Texto Único Ordenado de la Ley </w:t>
-      </w:r>
-      <w:proofErr w:type="spellStart"/>
-      <w:r>
-        <w:rPr>
-          <w:rFonts w:ascii="Arial Narrow" w:hAnsi="Arial Narrow" w:cs="Arial"/>
-          <w:spacing w:val="-3"/>
-          <w:lang w:eastAsia="es-ES"/>
-        </w:rPr>
-        <w:t/>
-      </w:r>
-      <w:proofErr w:type="spellEnd"/>
-      <w:r>
-        <w:rPr>
-          <w:rFonts w:ascii="Arial Narrow" w:hAnsi="Arial Narrow" w:cs="Arial"/>
-          <w:spacing w:val="-3"/>
-          <w:lang w:eastAsia="es-ES"/>
-        </w:rPr>
-        <w:t xml:space="preserve"> 27444, Ley del Procedimiento Administrativo General, las </w:t>
-      </w:r>
-      <w:r>
-        <w:rPr>
-          <w:rFonts w:ascii="Arial Narrow" w:hAnsi="Arial Narrow" w:cs="Arial"/>
-          <w:lang w:val="es-ES" w:eastAsia="es-ES"/>
-        </w:rPr>
-        <w:t>alegaciones y los hechos relevantes de la reclamación, salvo que hayan sido específicamente negadas en la contestación, se tendrán por aceptadas o meritadas como ciertas</w:t>
-      </w:r>
-      <w:r>
-        <w:rPr>
-          <w:rStyle w:val="Refdenotaalpie"/>
-          <w:rFonts w:ascii="Arial Narrow" w:hAnsi="Arial Narrow" w:cs="Arial"/>
-          <w:lang w:val="es-ES" w:eastAsia="es-ES"/>
-          <w:vertAlign w:val="superscript"/>
-        </w:rPr>
-        <w:footnoteReference w:id="8"/>
-      </w:r>
-      <w:r>
-        <w:rPr>
-          <w:rFonts w:ascii="Arial Narrow" w:hAnsi="Arial Narrow" w:cs="Arial"/>
-          <w:lang w:val="es-ES" w:eastAsia="es-ES"/>
-        </w:rPr>
-        <w:t>.</w:t>
-      </w:r>
-    </w:p>
-    <w:p>
+          <w:rFonts w:ascii="Arial Narrow" w:hAnsi="Arial Narrow" w:cs="Arial Narrow"/>
+          <w:b w:val="1"/>
+          <w:bCs w:val="1"/>
+          <w:sz w:val="20"/>
+          <w:szCs w:val="20"/>
+        </w:rPr>
+        <w:t xml:space="preserve">CUARTO: </w:t>
+      </w:r>
+      <w:r>
+        <w:rPr>
+          <w:rFonts w:ascii="Arial Narrow" w:hAnsi="Arial Narrow" w:cs="Arial Narrow"/>
+          <w:sz w:val="20"/>
+          <w:szCs w:val="20"/>
+        </w:rPr>
+        <w:t xml:space="preserve">correr traslado de la presente resolución a Mapfre Perú Compañía de Seguros y Reaseguros S.A para que, de conformidad con lo dispuesto por el artículo 26° de la Ley sobre Facultades, Normas y Organización del Indecopi, aprobado por Decreto Legislativo N° 8079, presenten sus descargos sobre la imputación de cargos realizada en un plazo no mayor a cinco (5) días hábiles contado a partir del día siguiente de la notificación de la presente resolución, vencido el cual, el Secretario Técnico declarará en rebeldía a los denunciados que no lo hubieran presentado. Debe precisarse que de conformidad con lo establecido por el artículo 223° del Texto Único Ordenado de la Ley N° 27444, Ley del Procedimiento Administrativo General, las alegaciones y los hechos relevantes de la reclamación, salvo que hayan sido específicamente negadas en la contestación, se tendrán por aceptadas o meritadas como ciertas.</w:t>
+      </w:r>
+    </w:p>
+    <w:p ns2:paraId="1F1CD45E" ns2:textId="77777777">
       <w:pPr>
         <w:spacing w:after="0" w:line="240" w:lineRule="auto"/>
         <w:jc w:val="both"/>
       </w:pPr>
     </w:p>
-    <w:p>
+    <w:p ns2:paraId="59182687" ns2:textId="36639794">
       <w:pPr>
         <w:spacing w:after="0" w:line="240" w:lineRule="auto"/>
         <w:jc w:val="both"/>
@@ -3304,7 +3107,7 @@
         <w:t xml:space="preserve"> </w:t>
       </w:r>
     </w:p>
-    <w:p>
+    <w:p ns2:paraId="4D71BF23" ns2:textId="77777777">
       <w:pPr>
         <w:pStyle w:val="Prrafodelista"/>
         <w:spacing w:after="0" w:line="240" w:lineRule="auto"/>
@@ -3316,7 +3119,7 @@
       </w:pPr>
     </w:p>
     <w:bookmarkEnd w:id="20"/>
-    <w:p>
+    <w:p ns2:paraId="065D59D6" ns2:textId="15748484">
       <w:pPr>
         <w:pBdr>
           <w:top w:val="nil"/>
@@ -3408,7 +3211,7 @@
         <w:t>.</w:t>
       </w:r>
     </w:p>
-    <w:p>
+    <w:p ns2:paraId="464C20F6" ns2:textId="77777777">
       <w:pPr>
         <w:spacing w:after="0" w:line="240" w:lineRule="auto"/>
         <w:jc w:val="both"/>
@@ -3442,7 +3245,7 @@
       </w:r>
     </w:p>
     <w:bookmarkEnd w:id="22"/>
-    <w:p>
+    <w:p ns2:paraId="79429036" ns2:textId="77777777">
       <w:pPr>
         <w:shd w:val="clear" w:color="auto" w:fill="FFFFFF" w:themeFill="background1"/>
         <w:spacing w:after="0" w:line="240" w:lineRule="auto"/>
@@ -3454,7 +3257,7 @@
         </w:rPr>
       </w:pPr>
     </w:p>
-    <w:p>
+    <w:p ns2:paraId="2379B501" ns2:textId="4EF9D995">
       <w:pPr>
         <w:shd w:val="clear" w:color="auto" w:fill="FFFFFF" w:themeFill="background1"/>
         <w:spacing w:after="0" w:line="240" w:lineRule="auto"/>
@@ -3541,7 +3344,7 @@
         <w:t>, los gastos por los peritajes realizados, actuación de pruebas, inspecciones y otros derivados de la tramitación del proceso serán de cargo de la parte que solicita la prueba, salvo pacto en contrario. En todos los casos, la resolución final determinará si los gastos deben ser asumidos por alguna de las partes, o reembolsados a la otra parte o al Indecopi, según sea el caso, de manera adicional a la sanción que haya podido imponerse.</w:t>
       </w:r>
     </w:p>
-    <w:p>
+    <w:p ns2:paraId="0F21B105" ns2:textId="77777777">
       <w:pPr>
         <w:shd w:val="clear" w:color="auto" w:fill="FFFFFF"/>
         <w:spacing w:after="0" w:line="240" w:lineRule="auto"/>
@@ -3551,7 +3354,7 @@
         </w:rPr>
       </w:pPr>
     </w:p>
-    <w:p>
+    <w:p ns2:paraId="1A90D580" ns2:textId="7389BEB1">
       <w:pPr>
         <w:suppressAutoHyphens/>
         <w:spacing w:after="0" w:line="240" w:lineRule="auto"/>
@@ -3674,7 +3477,7 @@
         <w:t>.</w:t>
       </w:r>
     </w:p>
-    <w:p>
+    <w:p ns2:paraId="415B4A52" ns2:textId="77777777">
       <w:pPr>
         <w:shd w:val="clear" w:color="auto" w:fill="FFFFFF" w:themeFill="background1"/>
         <w:spacing w:after="0" w:line="240" w:lineRule="auto"/>
@@ -3686,7 +3489,7 @@
         </w:rPr>
       </w:pPr>
     </w:p>
-    <w:p>
+    <w:p ns2:paraId="663EF5D1" ns2:textId="60A93C8D">
       <w:pPr>
         <w:shd w:val="clear" w:color="auto" w:fill="FFFFFF" w:themeFill="background1"/>
         <w:spacing w:after="0" w:line="240" w:lineRule="auto"/>
@@ -3725,7 +3528,7 @@
       </w:r>
       <w:bookmarkEnd w:id="23"/>
     </w:p>
-    <w:p>
+    <w:p ns2:paraId="017555F4" ns2:textId="77777777">
       <w:pPr>
         <w:shd w:val="clear" w:color="auto" w:fill="FFFFFF" w:themeFill="background1"/>
         <w:spacing w:after="0" w:line="240" w:lineRule="auto"/>
@@ -3735,7 +3538,7 @@
         </w:rPr>
       </w:pPr>
     </w:p>
-    <w:p>
+    <w:p ns2:paraId="423BE70A" ns2:textId="0F1B53FC">
       <w:pPr>
         <w:suppressAutoHyphens/>
         <w:spacing w:after="0" w:line="240" w:lineRule="auto"/>
@@ -3888,7 +3691,7 @@
         <w:t/>
       </w:r>
     </w:p>
-    <w:p>
+    <w:p ns2:paraId="7201443E" ns2:textId="77777777">
       <w:pPr>
         <w:suppressAutoHyphens/>
         <w:spacing w:after="0" w:line="240" w:lineRule="auto"/>
@@ -3898,7 +3701,7 @@
         </w:rPr>
       </w:pPr>
     </w:p>
-    <w:p>
+    <w:p ns2:paraId="1965D96B" ns2:textId="7064A62E">
       <w:pPr>
         <w:suppressAutoHyphens/>
         <w:spacing w:line="240" w:lineRule="auto"/>
@@ -3965,7 +3768,7 @@
         <w:t>efectúe el acuse de recibo mediante la confirmación de recepción de la notificación remitida por este despacho a su Casilla Electrónica, dentro de los cinco (5) primeros días hábiles siguientes a la fecha en que recibe la notificación.</w:t>
       </w:r>
     </w:p>
-    <w:p>
+    <w:p ns2:paraId="40F7FAFC" ns2:textId="77777777">
       <w:pPr>
         <w:spacing w:line="240" w:lineRule="auto"/>
         <w:jc w:val="both"/>
@@ -3976,7 +3779,7 @@
         </w:rPr>
       </w:pPr>
     </w:p>
-    <w:p>
+    <w:p ns2:paraId="2729A13C" ns2:textId="77777777">
       <w:pPr>
         <w:spacing w:after="0" w:line="240" w:lineRule="auto"/>
         <w:jc w:val="center"/>
@@ -3987,7 +3790,7 @@
         </w:rPr>
       </w:pPr>
     </w:p>
-    <w:p>
+    <w:p ns2:paraId="72BA17F5" ns2:textId="77777777">
       <w:pPr>
         <w:spacing w:after="0" w:line="240" w:lineRule="auto"/>
         <w:jc w:val="center"/>
@@ -3998,7 +3801,7 @@
         </w:rPr>
       </w:pPr>
     </w:p>
-    <w:p>
+    <w:p ns2:paraId="430BBF90" ns2:textId="77777777">
       <w:pPr>
         <w:spacing w:after="0" w:line="240" w:lineRule="auto"/>
         <w:jc w:val="center"/>
@@ -4009,7 +3812,7 @@
         </w:rPr>
       </w:pPr>
     </w:p>
-    <w:p>
+    <w:p ns2:paraId="451C118A" ns2:textId="77777777">
       <w:pPr>
         <w:pStyle w:val="paragraph"/>
         <w:spacing w:before="0" w:beforeAutospacing="0" w:after="0" w:afterAutospacing="0"/>
@@ -4031,7 +3834,7 @@
         <w:t> </w:t>
       </w:r>
     </w:p>
-    <w:p>
+    <w:p ns2:paraId="60D9B5DF" ns2:textId="77777777">
       <w:pPr>
         <w:pStyle w:val="paragraph"/>
         <w:shd w:val="clear" w:color="auto" w:fill="FFFFFF"/>
@@ -4065,7 +3868,7 @@
         <w:t> </w:t>
       </w:r>
     </w:p>
-    <w:p>
+    <w:p ns2:paraId="1B230494" ns2:textId="77777777">
       <w:pPr>
         <w:pStyle w:val="paragraph"/>
         <w:shd w:val="clear" w:color="auto" w:fill="FFFFFF"/>
@@ -4099,7 +3902,7 @@
         <w:t> </w:t>
       </w:r>
     </w:p>
-    <w:p>
+    <w:p ns2:paraId="29737011" ns2:textId="77777777">
       <w:pPr>
         <w:pStyle w:val="paragraph"/>
         <w:shd w:val="clear" w:color="auto" w:fill="FFFFFF"/>
@@ -4133,7 +3936,7 @@
         <w:t> </w:t>
       </w:r>
     </w:p>
-    <w:p>
+    <w:p ns2:paraId="593AC728" ns2:textId="69B3274A">
       <w:pPr>
         <w:suppressAutoHyphens/>
         <w:spacing w:after="0" w:line="240" w:lineRule="auto"/>
@@ -4182,8 +3985,8 @@
       </w:r>
     </w:p>
     <w:sectPr>
-      <w:headerReference w:type="default" r:id="rId12"/>
-      <w:footerReference w:type="default" r:id="rId13"/>
+      <w:headerReference w:type="default" ns3:id="rId12"/>
+      <w:footerReference w:type="default" ns3:id="rId13"/>
       <w:pgSz w:w="11906" w:h="16838"/>
       <w:pgMar w:top="1417" w:right="1701" w:bottom="1417" w:left="1701" w:header="708" w:footer="369" w:gutter="0"/>
       <w:cols w:space="708"/>

--- a/plantillas_maestras/02_seguro_vida/negativa_cobertura/2_o_mas_ddos_varios/mujer/TPL_2566_2024_SEGURO_VIDA_NEGATIVA_COBERTURA_ASEGURADORA_MUJER.docx
+++ b/plantillas_maestras/02_seguro_vida/negativa_cobertura/2_o_mas_ddos_varios/mujer/TPL_2566_2024_SEGURO_VIDA_NEGATIVA_COBERTURA_ASEGURADORA_MUJER.docx
@@ -2918,7 +2918,7 @@
           <w:sz w:val="20"/>
           <w:szCs w:val="20"/>
         </w:rPr>
-        <w:t xml:space="preserve">correr traslado de la presente resolución a Mapfre Perú Compañía de Seguros y Reaseguros S.A para que, de conformidad con lo dispuesto por el artículo 26° de la Ley sobre Facultades, Normas y Organización del Indecopi, aprobado por Decreto Legislativo N° 8079, presenten sus descargos sobre la imputación de cargos realizada en un plazo no mayor a cinco (5) días hábiles contado a partir del día siguiente de la notificación de la presente resolución, vencido el cual, el Secretario Técnico declarará en rebeldía a los denunciados que no lo hubieran presentado. Debe precisarse que de conformidad con lo establecido por el artículo 223° del Texto Único Ordenado de la Ley N° 27444, Ley del Procedimiento Administrativo General, las alegaciones y los hechos relevantes de la reclamación, salvo que hayan sido específicamente negadas en la contestación, se tendrán por aceptadas o meritadas como ciertas.</w:t>
+        <w:t xml:space="preserve">correr traslado de la presente resolución a Mapfre Perú Compañía de Seguros y Reaseguros S.A. para que, de conformidad con lo dispuesto por el artículo 26 de la Ley sobre Facultades, Normas y Organización del Indecopi, aprobada por Decreto Legislativo 807, presente sus descargos sobre la imputación de cargos realizada en un plazo no mayor a cinco (5) días hábiles contado a partir del día siguiente de la notificación de la presente resolución, vencido el cual, el Secretario Técnico declarará en rebeldía al denunciado que no lo hubiera presentado. Debe precisarse que de conformidad con lo establecido por el artículo 223 del Texto Único Ordenado de la Ley 27444, Ley del Procedimiento Administrativo General, las alegaciones y los hechos relevantes de la reclamación, salvo que hayan sido específicamente negadas en la contestación, se tendrán por aceptadas o merituadas como ciertas.</w:t>
       </w:r>
     </w:p>
     <w:p ns2:paraId="1F1CD45E" ns2:textId="77777777">
@@ -3305,14 +3305,14 @@
           <w:rFonts w:ascii="Arial Narrow" w:hAnsi="Arial Narrow" w:cs="Arial"/>
           <w:lang w:eastAsia="es-ES"/>
         </w:rPr>
-        <w:t xml:space="preserve">Decreto </w:t>
+        <w:t xml:space="preserve">Decreto Legislativo </w:t>
       </w:r>
       <w:r>
         <w:rPr>
           <w:rFonts w:ascii="Arial Narrow" w:hAnsi="Arial Narrow" w:cs="Arial"/>
           <w:lang w:eastAsia="es-ES"/>
         </w:rPr>
-        <w:t xml:space="preserve">Legislativo </w:t>
+        <w:t xml:space="preserve"/>
       </w:r>
       <w:proofErr w:type="spellStart"/>
       <w:r>
@@ -3320,7 +3320,7 @@
           <w:rFonts w:ascii="Arial Narrow" w:hAnsi="Arial Narrow" w:cs="Arial"/>
           <w:lang w:eastAsia="es-ES"/>
         </w:rPr>
-        <w:t>N</w:t>
+        <w:t xml:space="preserve"/>
       </w:r>
       <w:r>
         <w:rPr>
@@ -3335,7 +3335,7 @@
           <w:rFonts w:ascii="Arial Narrow" w:hAnsi="Arial Narrow" w:cs="Arial"/>
           <w:lang w:eastAsia="es-ES"/>
         </w:rPr>
-        <w:t> 807</w:t>
+        <w:t xml:space="preserve">807</w:t>
       </w:r>
       <w:r>
         <w:rPr>

--- a/plantillas_maestras/02_seguro_vida/negativa_cobertura/2_o_mas_ddos_varios/mujer/TPL_2566_2024_SEGURO_VIDA_NEGATIVA_COBERTURA_ASEGURADORA_MUJER.docx
+++ b/plantillas_maestras/02_seguro_vida/negativa_cobertura/2_o_mas_ddos_varios/mujer/TPL_2566_2024_SEGURO_VIDA_NEGATIVA_COBERTURA_ASEGURADORA_MUJER.docx
@@ -489,37 +489,37 @@
         <w:rPr>
           <w:rFonts w:ascii="Arial Narrow" w:hAnsi="Arial Narrow" w:cs="Arial"/>
         </w:rPr>
-        <w:t>20</w:t>
-      </w:r>
-      <w:r>
-        <w:rPr>
-          <w:rFonts w:ascii="Arial Narrow" w:hAnsi="Arial Narrow" w:cs="Arial"/>
-        </w:rPr>
-        <w:t xml:space="preserve"> de </w:t>
-      </w:r>
-      <w:r>
-        <w:rPr>
-          <w:rFonts w:ascii="Arial Narrow" w:hAnsi="Arial Narrow" w:cs="Arial"/>
-        </w:rPr>
-        <w:t>noviemb</w:t>
-      </w:r>
-      <w:r>
-        <w:rPr>
-          <w:rFonts w:ascii="Arial Narrow" w:hAnsi="Arial Narrow" w:cs="Arial"/>
-        </w:rPr>
-        <w:t>re</w:t>
-      </w:r>
-      <w:r>
-        <w:rPr>
-          <w:rFonts w:ascii="Arial Narrow" w:hAnsi="Arial Narrow" w:cs="Arial"/>
-        </w:rPr>
-        <w:t xml:space="preserve"> de 202</w:t>
-      </w:r>
-      <w:r>
-        <w:rPr>
-          <w:rFonts w:ascii="Arial Narrow" w:hAnsi="Arial Narrow" w:cs="Arial"/>
-        </w:rPr>
-        <w:t>5</w:t>
+        <w:t xml:space="preserve">20 de noviembre de 2025</w:t>
+      </w:r>
+      <w:r>
+        <w:rPr>
+          <w:rFonts w:ascii="Arial Narrow" w:hAnsi="Arial Narrow" w:cs="Arial"/>
+        </w:rPr>
+        <w:t xml:space="preserve"/>
+      </w:r>
+      <w:r>
+        <w:rPr>
+          <w:rFonts w:ascii="Arial Narrow" w:hAnsi="Arial Narrow" w:cs="Arial"/>
+        </w:rPr>
+        <w:t xml:space="preserve"/>
+      </w:r>
+      <w:r>
+        <w:rPr>
+          <w:rFonts w:ascii="Arial Narrow" w:hAnsi="Arial Narrow" w:cs="Arial"/>
+        </w:rPr>
+        <w:t xml:space="preserve"/>
+      </w:r>
+      <w:r>
+        <w:rPr>
+          <w:rFonts w:ascii="Arial Narrow" w:hAnsi="Arial Narrow" w:cs="Arial"/>
+        </w:rPr>
+        <w:t xml:space="preserve"/>
+      </w:r>
+      <w:r>
+        <w:rPr>
+          <w:rFonts w:ascii="Arial Narrow" w:hAnsi="Arial Narrow" w:cs="Arial"/>
+        </w:rPr>
+        <w:t xml:space="preserve"/>
       </w:r>
       <w:r>
         <w:rPr>
@@ -2672,25 +2672,25 @@
         <w:rPr>
           <w:rFonts w:ascii="Arial Narrow" w:hAnsi="Arial Narrow"/>
         </w:rPr>
-        <w:t>10 de octubre</w:t>
-      </w:r>
-      <w:r>
-        <w:rPr>
-          <w:rFonts w:ascii="Arial Narrow" w:hAnsi="Arial Narrow"/>
-        </w:rPr>
-        <w:t xml:space="preserve"> de </w:t>
-      </w:r>
-      <w:r>
-        <w:rPr>
-          <w:rFonts w:ascii="Arial Narrow" w:hAnsi="Arial Narrow"/>
-        </w:rPr>
-        <w:t>202</w:t>
-      </w:r>
-      <w:r>
-        <w:rPr>
-          <w:rFonts w:ascii="Arial Narrow" w:hAnsi="Arial Narrow"/>
-        </w:rPr>
-        <w:t>5</w:t>
+        <w:t xml:space="preserve">10 de octubre de 2025</w:t>
+      </w:r>
+      <w:r>
+        <w:rPr>
+          <w:rFonts w:ascii="Arial Narrow" w:hAnsi="Arial Narrow"/>
+        </w:rPr>
+        <w:t xml:space="preserve"/>
+      </w:r>
+      <w:r>
+        <w:rPr>
+          <w:rFonts w:ascii="Arial Narrow" w:hAnsi="Arial Narrow"/>
+        </w:rPr>
+        <w:t xml:space="preserve"/>
+      </w:r>
+      <w:r>
+        <w:rPr>
+          <w:rFonts w:ascii="Arial Narrow" w:hAnsi="Arial Narrow"/>
+        </w:rPr>
+        <w:t xml:space="preserve"/>
       </w:r>
       <w:r>
         <w:rPr>

--- a/plantillas_maestras/02_seguro_vida/negativa_cobertura/2_o_mas_ddos_varios/mujer/TPL_2566_2024_SEGURO_VIDA_NEGATIVA_COBERTURA_ASEGURADORA_MUJER.docx
+++ b/plantillas_maestras/02_seguro_vida/negativa_cobertura/2_o_mas_ddos_varios/mujer/TPL_2566_2024_SEGURO_VIDA_NEGATIVA_COBERTURA_ASEGURADORA_MUJER.docx
@@ -1,8 +1,8 @@
 
 <file path=word/document.xml><?xml version="1.0" encoding="utf-8"?>
-<w:document xmlns:ns1="http://schemas.openxmlformats.org/markup-compatibility/2006" xmlns:ns2="http://schemas.microsoft.com/office/word/2010/wordml" xmlns:ns3="http://schemas.openxmlformats.org/officeDocument/2006/relationships" xmlns:w="http://schemas.openxmlformats.org/wordprocessingml/2006/main" ns1:Ignorable="w14 w15 w16se w16cid w16 w16cex w16sdtdh w16sdtfl w16du wp14">
+<w:document xmlns:mc="http://schemas.openxmlformats.org/markup-compatibility/2006" xmlns:r="http://schemas.openxmlformats.org/officeDocument/2006/relationships" xmlns:w="http://schemas.openxmlformats.org/wordprocessingml/2006/main" xmlns:w14="http://schemas.microsoft.com/office/word/2010/wordml" xmlns:w15="http://schemas.microsoft.com/office/word/2012/wordml" xmlns:w16="http://schemas.microsoft.com/office/word/2018/wordml" xmlns:w16cex="http://schemas.microsoft.com/office/word/2018/wordml/cex" xmlns:w16cid="http://schemas.microsoft.com/office/word/2016/wordml/cid" xmlns:w16du="http://schemas.microsoft.com/office/word/2023/wordml/word16du" xmlns:w16sdtdh="http://schemas.microsoft.com/office/word/2020/wordml/sdtdatahash" xmlns:w16se="http://schemas.microsoft.com/office/word/2015/wordml/symex" xmlns:wp14="http://schemas.microsoft.com/office/word/2010/wordprocessingDrawing" mc:Ignorable="w14 w15 w16se w16cid w16 w16cex w16sdtdh w16du wp14">
   <w:body>
-    <w:p ns2:paraId="7D3D3AEE" ns2:textId="0A272848">
+    <w:p>
       <w:pPr>
         <w:tabs>
           <w:tab w:val="left" w:pos="1701"/>
@@ -88,7 +88,7 @@
         <w:t>/CC1</w:t>
       </w:r>
     </w:p>
-    <w:p ns2:paraId="7492C1C9" ns2:textId="74335A14">
+    <w:p>
       <w:pPr>
         <w:tabs>
           <w:tab w:val="left" w:pos="1701"/>
@@ -111,65 +111,14 @@
           <w:bCs/>
           <w:lang w:eastAsia="es-PE"/>
         </w:rPr>
-        <w:t xml:space="preserve">DENUNCIANTE:[DENUNCIANTE] (SEÑORA [APELLIDO])</w:t>
-      </w:r>
-      <w:r>
-        <w:rPr>
-          <w:rFonts w:ascii="Arial Narrow" w:eastAsia="Arial Narrow" w:hAnsi="Arial Narrow" w:cs="Arial"/>
-          <w:b/>
-          <w:bCs/>
-          <w:lang w:eastAsia="es-PE"/>
-        </w:rPr>
+        <w:t>DENUNCIANTE</w:t>
         <w:tab/>
-        <w:t/>
-      </w:r>
-      <w:r>
-        <w:rPr>
-          <w:rFonts w:ascii="Arial Narrow" w:eastAsia="Arial Narrow" w:hAnsi="Arial Narrow" w:cs="Arial"/>
-          <w:b/>
-          <w:bCs/>
-          <w:lang w:eastAsia="es-PE"/>
-        </w:rPr>
+        <w:t>:</w:t>
         <w:tab/>
-      </w:r>
-      <w:r>
-        <w:rPr>
-          <w:rFonts w:ascii="Arial Narrow" w:eastAsia="Arial Narrow" w:hAnsi="Arial Narrow" w:cs="Arial"/>
-          <w:b/>
-          <w:bCs/>
-          <w:lang w:eastAsia="es-PE"/>
-        </w:rPr>
-        <w:t/>
-      </w:r>
-      <w:r>
-        <w:rPr>
-          <w:rFonts w:ascii="Arial Narrow" w:eastAsia="Arial Narrow" w:hAnsi="Arial Narrow" w:cs="Arial"/>
-          <w:b/>
-          <w:bCs/>
-          <w:lang w:eastAsia="es-PE"/>
-        </w:rPr>
-        <w:t xml:space="preserve"/>
-      </w:r>
-      <w:r>
-        <w:rPr>
-          <w:rFonts w:ascii="Arial Narrow" w:eastAsia="Arial Narrow" w:hAnsi="Arial Narrow" w:cs="Arial"/>
-          <w:b/>
-          <w:bCs/>
-          <w:lang w:eastAsia="es-PE"/>
-        </w:rPr>
-        <w:t/>
-      </w:r>
-      <w:r>
-        <w:rPr>
-          <w:rFonts w:ascii="Arial Narrow" w:eastAsia="Arial Narrow" w:hAnsi="Arial Narrow" w:cs="Arial"/>
-          <w:b/>
-          <w:bCs/>
-          <w:lang w:eastAsia="es-PE"/>
-        </w:rPr>
-        <w:t/>
-      </w:r>
-    </w:p>
-    <w:p ns2:paraId="5ED58CA0" ns2:textId="51F64B17">
+        <w:t xml:space="preserve">[DENUNCIANTE] (SEÑORA [APELLIDO])</w:t>
+      </w:r>
+    </w:p>
+    <w:p>
       <w:pPr>
         <w:tabs>
           <w:tab w:val="left" w:pos="1701"/>
@@ -268,7 +217,7 @@
         <w:t xml:space="preserve"> (MAPFRE)</w:t>
       </w:r>
     </w:p>
-    <w:p ns2:paraId="6DA59050" ns2:textId="138646CA">
+    <w:p>
       <w:pPr>
         <w:tabs>
           <w:tab w:val="left" w:pos="1701"/>
@@ -346,7 +295,7 @@
         <w:t>TRÁMITE</w:t>
       </w:r>
     </w:p>
-    <w:p ns2:paraId="41D7B0D0" ns2:textId="34551D14">
+    <w:p>
       <w:pPr>
         <w:tabs>
           <w:tab w:val="left" w:pos="1701"/>
@@ -390,7 +339,7 @@
         <w:t>REQUERIMIENTO DE INFORMACIÓN</w:t>
       </w:r>
     </w:p>
-    <w:p ns2:paraId="2D115A51" ns2:textId="2EE648E6">
+    <w:p>
       <w:pPr>
         <w:tabs>
           <w:tab w:val="left" w:pos="1701"/>
@@ -450,7 +399,7 @@
       </w:r>
     </w:p>
     <w:bookmarkEnd w:id="0"/>
-    <w:p ns2:paraId="56902C09" ns2:textId="31762B78">
+    <w:p>
       <w:pPr>
         <w:tabs>
           <w:tab w:val="left" w:pos="1701"/>
@@ -465,7 +414,7 @@
         </w:rPr>
       </w:pPr>
     </w:p>
-    <w:p ns2:paraId="3FABBA62" ns2:textId="07746D28">
+    <w:p>
       <w:pPr>
         <w:shd w:val="clear" w:color="auto" w:fill="FFFFFF" w:themeFill="background1"/>
         <w:spacing w:after="0" w:line="240" w:lineRule="auto"/>
@@ -531,7 +480,7 @@
         <w:t xml:space="preserve"> </w:t>
       </w:r>
     </w:p>
-    <w:p ns2:paraId="51D0FD2C" ns2:textId="77777777">
+    <w:p>
       <w:pPr>
         <w:shd w:val="clear" w:color="auto" w:fill="FFFFFF"/>
         <w:spacing w:after="0" w:line="240" w:lineRule="auto"/>
@@ -540,7 +489,7 @@
         </w:rPr>
       </w:pPr>
     </w:p>
-    <w:p ns2:paraId="3A1A1A2B" ns2:textId="77777777">
+    <w:p>
       <w:pPr>
         <w:pStyle w:val="Prrafodelista"/>
         <w:numPr>
@@ -565,7 +514,7 @@
         <w:t>HECHOS</w:t>
       </w:r>
     </w:p>
-    <w:p ns2:paraId="166AB1ED" ns2:textId="77777777">
+    <w:p>
       <w:pPr>
         <w:pStyle w:val="Prrafodelista"/>
         <w:spacing w:after="0" w:line="240" w:lineRule="auto"/>
@@ -578,7 +527,7 @@
         </w:rPr>
       </w:pPr>
     </w:p>
-    <w:p ns2:paraId="16387D75" ns2:textId="53361F5D">
+    <w:p>
       <w:pPr>
         <w:pStyle w:val="Prrafodelista"/>
         <w:numPr>
@@ -688,7 +637,7 @@
         <w:t/>
       </w:r>
     </w:p>
-    <w:p ns2:paraId="07A3D6AD" ns2:textId="77777777">
+    <w:p>
       <w:pPr>
         <w:spacing w:after="0" w:line="240" w:lineRule="auto"/>
         <w:jc w:val="both"/>
@@ -699,7 +648,7 @@
       <w:bookmarkStart w:id="1" w:name="_Hlk160126697"/>
     </w:p>
     <w:bookmarkEnd w:id="1"/>
-    <w:p ns2:paraId="6E176FAC" ns2:textId="12731BBF">
+    <w:p>
       <w:pPr>
         <w:pStyle w:val="Prrafodelista"/>
         <w:numPr>
@@ -936,7 +885,7 @@
         <w:t/>
       </w:r>
     </w:p>
-    <w:p ns2:paraId="1D7F8E71" ns2:textId="77777777">
+    <w:p>
       <w:pPr>
         <w:pStyle w:val="Prrafodelista"/>
         <w:spacing w:after="0" w:line="240" w:lineRule="auto"/>
@@ -947,7 +896,7 @@
         </w:rPr>
       </w:pPr>
     </w:p>
-    <w:p ns2:paraId="190E9AEF" ns2:textId="5A19CC22">
+    <w:p>
       <w:pPr>
         <w:pStyle w:val="Prrafodelista"/>
         <w:numPr>
@@ -1010,7 +959,7 @@
         <w:t>adjunto los medios probatorios correspondientes.</w:t>
       </w:r>
     </w:p>
-    <w:p ns2:paraId="4B45932A" ns2:textId="77777777">
+    <w:p>
       <w:pPr>
         <w:pStyle w:val="Prrafodelista"/>
         <w:spacing w:line="240" w:lineRule="auto"/>
@@ -1019,7 +968,7 @@
         </w:rPr>
       </w:pPr>
     </w:p>
-    <w:p ns2:paraId="3A4A1597" ns2:textId="03A9E75A">
+    <w:p>
       <w:pPr>
         <w:pStyle w:val="Prrafodelista"/>
         <w:numPr>
@@ -1124,7 +1073,7 @@
         <w:t xml:space="preserve"> por el titular del seguro.</w:t>
       </w:r>
     </w:p>
-    <w:p ns2:paraId="472B1E8B" ns2:textId="77777777">
+    <w:p>
       <w:pPr>
         <w:pStyle w:val="Prrafodelista"/>
         <w:spacing w:line="240" w:lineRule="auto"/>
@@ -1133,7 +1082,7 @@
         </w:rPr>
       </w:pPr>
     </w:p>
-    <w:p ns2:paraId="6B6D15C5" ns2:textId="4AC86FB7">
+    <w:p>
       <w:pPr>
         <w:pStyle w:val="Prrafodelista"/>
         <w:numPr>
@@ -1278,7 +1227,7 @@
       </w:r>
     </w:p>
     <w:bookmarkEnd w:id="2"/>
-    <w:p ns2:paraId="084ED769" ns2:textId="77777777">
+    <w:p>
       <w:pPr>
         <w:spacing w:after="0" w:line="240" w:lineRule="auto"/>
         <w:jc w:val="both"/>
@@ -1287,7 +1236,7 @@
         </w:rPr>
       </w:pPr>
     </w:p>
-    <w:p ns2:paraId="0450595B" ns2:textId="2B3E951F">
+    <w:p>
       <w:pPr>
         <w:pStyle w:val="Prrafodelista"/>
         <w:numPr>
@@ -1389,7 +1338,7 @@
         <w:t/>
       </w:r>
     </w:p>
-    <w:p ns2:paraId="2C931FA8" ns2:textId="77777777">
+    <w:p>
       <w:pPr>
         <w:pStyle w:val="Prrafodelista"/>
         <w:spacing w:after="0" w:line="240" w:lineRule="auto"/>
@@ -1400,7 +1349,7 @@
         </w:rPr>
       </w:pPr>
     </w:p>
-    <w:p ns2:paraId="37384F69" ns2:textId="77777777">
+    <w:p>
       <w:pPr>
         <w:pStyle w:val="Prrafodelista"/>
         <w:spacing w:after="0" w:line="240" w:lineRule="auto"/>
@@ -1411,7 +1360,7 @@
         </w:rPr>
       </w:pPr>
     </w:p>
-    <w:p ns2:paraId="167DFE13" ns2:textId="77777777">
+    <w:p>
       <w:pPr>
         <w:pStyle w:val="Prrafodelista"/>
         <w:spacing w:after="0" w:line="240" w:lineRule="auto"/>
@@ -1422,7 +1371,7 @@
         </w:rPr>
       </w:pPr>
     </w:p>
-    <w:p ns2:paraId="279FEC11" ns2:textId="77777777">
+    <w:p>
       <w:pPr>
         <w:pStyle w:val="Prrafodelista"/>
         <w:spacing w:after="0" w:line="240" w:lineRule="auto"/>
@@ -1433,7 +1382,7 @@
         </w:rPr>
       </w:pPr>
     </w:p>
-    <w:p ns2:paraId="1F0054D1" ns2:textId="77777777">
+    <w:p>
       <w:pPr>
         <w:pStyle w:val="Prrafodelista"/>
         <w:spacing w:after="0" w:line="240" w:lineRule="auto"/>
@@ -1447,7 +1396,7 @@
     <w:bookmarkEnd w:id="3"/>
     <w:bookmarkEnd w:id="4"/>
     <w:bookmarkEnd w:id="5"/>
-    <w:p ns2:paraId="56A0B0BF" ns2:textId="3F6CBC07">
+    <w:p>
       <w:pPr>
         <w:pStyle w:val="Prrafodelista"/>
         <w:numPr>
@@ -1481,7 +1430,7 @@
         <w:tab/>
       </w:r>
     </w:p>
-    <w:p ns2:paraId="6DA972AA" ns2:textId="77777777">
+    <w:p>
       <w:pPr>
         <w:spacing w:after="0" w:line="240" w:lineRule="auto"/>
         <w:jc w:val="both"/>
@@ -1494,7 +1443,7 @@
         </w:rPr>
       </w:pPr>
     </w:p>
-    <w:p ns2:paraId="4F663F8D" ns2:textId="750147C1">
+    <w:p>
       <w:pPr>
         <w:pStyle w:val="Prrafodelista"/>
         <w:numPr>
@@ -1684,7 +1633,7 @@
         <w:t/>
       </w:r>
     </w:p>
-    <w:p ns2:paraId="719C2F91" ns2:textId="77777777">
+    <w:p>
       <w:pPr>
         <w:pStyle w:val="Prrafodelista"/>
         <w:spacing w:after="0" w:line="240" w:lineRule="auto"/>
@@ -1696,7 +1645,7 @@
         </w:rPr>
       </w:pPr>
     </w:p>
-    <w:p ns2:paraId="67ABB3E2" ns2:textId="294709CC">
+    <w:p>
       <w:pPr>
         <w:pStyle w:val="Prrafodelista"/>
         <w:numPr>
@@ -1826,7 +1775,7 @@
         <w:t/>
       </w:r>
     </w:p>
-    <w:p ns2:paraId="727E645D" ns2:textId="77777777">
+    <w:p>
       <w:pPr>
         <w:spacing w:after="0" w:line="240" w:lineRule="auto"/>
         <w:jc w:val="both"/>
@@ -1836,7 +1785,7 @@
         </w:rPr>
       </w:pPr>
     </w:p>
-    <w:p ns2:paraId="1E776151" ns2:textId="3C785112">
+    <w:p>
       <w:pPr>
         <w:pStyle w:val="Prrafodelista"/>
         <w:numPr>
@@ -1887,7 +1836,7 @@
         <w:t xml:space="preserve"> </w:t>
       </w:r>
     </w:p>
-    <w:p ns2:paraId="72CEB91F" ns2:textId="77777777">
+    <w:p>
       <w:pPr>
         <w:spacing w:after="0" w:line="240" w:lineRule="auto"/>
         <w:jc w:val="both"/>
@@ -1897,7 +1846,7 @@
         </w:rPr>
       </w:pPr>
     </w:p>
-    <w:p ns2:paraId="605E4DF6" ns2:textId="665B6624">
+    <w:p>
       <w:pPr>
         <w:pStyle w:val="Prrafodelista"/>
         <w:numPr>
@@ -1920,7 +1869,7 @@
         <w:t>REQUERIMIENTO DE INFORMACIÓN</w:t>
       </w:r>
     </w:p>
-    <w:p ns2:paraId="57CD45B4" ns2:textId="77777777">
+    <w:p>
       <w:pPr>
         <w:pStyle w:val="Prrafodelista"/>
         <w:spacing w:after="0" w:line="240" w:lineRule="auto"/>
@@ -1931,7 +1880,7 @@
         </w:rPr>
       </w:pPr>
     </w:p>
-    <w:p ns2:paraId="5C427573" ns2:textId="57CEAD56">
+    <w:p>
       <w:pPr>
         <w:pStyle w:val="Prrafodelista"/>
         <w:numPr>
@@ -2098,7 +2047,7 @@
         <w:t>.</w:t>
       </w:r>
     </w:p>
-    <w:p ns2:paraId="322AA61B" ns2:textId="77777777">
+    <w:p>
       <w:pPr>
         <w:spacing w:after="0" w:line="240" w:lineRule="auto"/>
         <w:jc w:val="both"/>
@@ -2109,7 +2058,7 @@
         </w:rPr>
       </w:pPr>
     </w:p>
-    <w:p ns2:paraId="03467BD8" ns2:textId="007AC624">
+    <w:p>
       <w:pPr>
         <w:pStyle w:val="Prrafodelista"/>
         <w:numPr>
@@ -2135,7 +2084,7 @@
         <w:t>RESOLUCIÓN DE LA SECRETARÍA TÉCNICA</w:t>
       </w:r>
     </w:p>
-    <w:p ns2:paraId="4209CAFC" ns2:textId="77777777">
+    <w:p>
       <w:pPr>
         <w:spacing w:after="0" w:line="240" w:lineRule="auto"/>
         <w:ind w:left="-11"/>
@@ -2147,7 +2096,7 @@
         </w:rPr>
       </w:pPr>
     </w:p>
-    <w:p ns2:paraId="5E0C20F0" ns2:textId="0C5D58A6">
+    <w:p>
       <w:pPr>
         <w:spacing w:after="0" w:line="240" w:lineRule="auto"/>
         <w:jc w:val="both"/>
@@ -2359,7 +2308,7 @@
       </w:r>
       <w:bookmarkEnd w:id="15"/>
     </w:p>
-    <w:p ns2:paraId="3C38269C" ns2:textId="77777777">
+    <w:p>
       <w:pPr>
         <w:spacing w:after="0" w:line="240" w:lineRule="auto"/>
         <w:jc w:val="both"/>
@@ -2369,7 +2318,7 @@
         </w:rPr>
       </w:pPr>
     </w:p>
-    <w:p ns2:paraId="2AAB7340" ns2:textId="60023D92">
+    <w:p>
       <w:pPr>
         <w:pStyle w:val="Prrafodelista"/>
         <w:numPr>
@@ -2492,7 +2441,7 @@
         <w:t/>
       </w:r>
     </w:p>
-    <w:p ns2:paraId="54AD3435" ns2:textId="77777777">
+    <w:p>
       <w:pPr>
         <w:pStyle w:val="Prrafodelista"/>
         <w:spacing w:line="240" w:lineRule="auto"/>
@@ -2503,7 +2452,7 @@
         </w:rPr>
       </w:pPr>
     </w:p>
-    <w:p ns2:paraId="3FF86205" ns2:textId="3B7D3B69">
+    <w:p>
       <w:pPr>
         <w:pStyle w:val="Prrafodelista"/>
         <w:numPr>
@@ -2604,7 +2553,7 @@
       </w:r>
     </w:p>
     <w:bookmarkEnd w:id="16"/>
-    <w:p ns2:paraId="79C196F5" ns2:textId="4F6B9F11">
+    <w:p>
       <w:pPr>
         <w:spacing w:after="0" w:line="240" w:lineRule="auto"/>
         <w:jc w:val="both"/>
@@ -2699,7 +2648,7 @@
         <w:t>.</w:t>
       </w:r>
     </w:p>
-    <w:p ns2:paraId="3438C3A0" ns2:textId="77777777">
+    <w:p>
       <w:pPr>
         <w:spacing w:after="0" w:line="240" w:lineRule="auto"/>
         <w:jc w:val="both"/>
@@ -2708,7 +2657,7 @@
         </w:rPr>
       </w:pPr>
     </w:p>
-    <w:p ns2:paraId="10CDF704" ns2:textId="539D410D">
+    <w:p>
       <w:pPr>
         <w:spacing w:after="0" w:line="240" w:lineRule="auto"/>
         <w:jc w:val="both"/>
@@ -2788,7 +2737,7 @@
       </w:r>
       <w:bookmarkEnd w:id="19"/>
     </w:p>
-    <w:p ns2:paraId="52F9C816" ns2:textId="77777777">
+    <w:p>
       <w:pPr>
         <w:spacing w:after="0" w:line="240" w:lineRule="auto"/>
         <w:jc w:val="both"/>
@@ -2797,7 +2746,7 @@
         </w:rPr>
       </w:pPr>
     </w:p>
-    <w:p ns2:paraId="0BE54236" ns2:textId="77777777">
+    <w:p>
       <w:pPr>
         <w:widowControl w:val="0"/>
         <w:numPr>
@@ -2818,7 +2767,7 @@
         <w:t xml:space="preserve">Presentar documentos que acrediten su inscripción en los Registros Públicos o una declaración jurada que indique que cuenta con dicha inscripción; </w:t>
       </w:r>
     </w:p>
-    <w:p ns2:paraId="5C5BB3D5" ns2:textId="77777777">
+    <w:p>
       <w:pPr>
         <w:widowControl w:val="0"/>
         <w:numPr>
@@ -2839,7 +2788,7 @@
         <w:t>presentar copia simple de las facultades de representación de su representante legal en el presente procedimiento o la declaración jurada que indique que cuenta con dichas facultades y que estas se encuentran vigentes;</w:t>
       </w:r>
     </w:p>
-    <w:p ns2:paraId="656C7E9D" ns2:textId="77777777">
+    <w:p>
       <w:pPr>
         <w:widowControl w:val="0"/>
         <w:numPr>
@@ -2860,7 +2809,7 @@
         <w:t>consignar el Número de Registro Único de Contribuyente (RUC); y,</w:t>
       </w:r>
     </w:p>
-    <w:p ns2:paraId="1FE1F71C" ns2:textId="77777777">
+    <w:p>
       <w:pPr>
         <w:widowControl w:val="0"/>
         <w:numPr>
@@ -2881,7 +2830,7 @@
         <w:t>fijar domicilio procesal para el procedimiento, de conformidad con el numeral 442.1 del artículo 442 del Código Procesal Civil.</w:t>
       </w:r>
     </w:p>
-    <w:p ns2:paraId="6D2C4707" ns2:textId="77777777">
+    <w:p>
       <w:pPr>
         <w:spacing w:after="0" w:line="240" w:lineRule="auto"/>
         <w:jc w:val="both"/>
@@ -2918,16 +2867,48 @@
           <w:sz w:val="20"/>
           <w:szCs w:val="20"/>
         </w:rPr>
-        <w:t xml:space="preserve">correr traslado de la presente resolución a Mapfre Perú Compañía de Seguros y Reaseguros S.A. para que, de conformidad con lo dispuesto por el artículo 26 de la Ley sobre Facultades, Normas y Organización del Indecopi, aprobada por Decreto Legislativo 807, presente sus descargos sobre la imputación de cargos realizada en un plazo no mayor a cinco (5) días hábiles contado a partir del día siguiente de la notificación de la presente resolución, vencido el cual, el Secretario Técnico declarará en rebeldía al denunciado que no lo hubiera presentado. Debe precisarse que de conformidad con lo establecido por el artículo 223 del Texto Único Ordenado de la Ley 27444, Ley del Procedimiento Administrativo General, las alegaciones y los hechos relevantes de la reclamación, salvo que hayan sido específicamente negadas en la contestación, se tendrán por aceptadas o merituadas como ciertas.</w:t>
-      </w:r>
-    </w:p>
-    <w:p ns2:paraId="1F1CD45E" ns2:textId="77777777">
+        <w:t xml:space="preserve">correr traslado de la presente resolución a Mapfre Perú Compañía de Seguros y Reaseguros S.A. para que, de conformidad con lo dispuesto por el artículo 26 de la Ley sobre Facultades, Normas y Organización del Indecopi, aprobada por Decreto Legislativo 807</w:t>
+      </w:r>
+      <w:r>
+        <w:rPr>
+          <w:rStyle w:val="Refdenotaalpie"/>
+          <w:rFonts w:ascii="Arial Narrow" w:hAnsi="Arial Narrow"/>
+          <w:vertAlign w:val="superscript"/>
+        </w:rPr>
+        <w:footnoteReference w:id="14"/>
+      </w:r>
+      <w:r>
+        <w:rPr>
+          <w:rFonts w:ascii="Arial Narrow" w:hAnsi="Arial Narrow" w:cs="Arial Narrow"/>
+          <w:sz w:val="20"/>
+          <w:szCs w:val="20"/>
+        </w:rPr>
+        <w:t xml:space="preserve">, presente sus descargos sobre la imputación de cargos realizada en un plazo no mayor a cinco (5) días hábiles contado a partir del día siguiente de la notificación de la presente resolución, vencido el cual, el Secretario Técnico declarará en rebeldía al denunciado que no lo hubiera presentado. Debe precisarse que de conformidad con lo establecido por el artículo 223 del Texto Único Ordenado de la Ley 27444, Ley del Procedimiento Administrativo General</w:t>
+      </w:r>
+      <w:r>
+        <w:rPr>
+          <w:rStyle w:val="Refdenotaalpie"/>
+          <w:rFonts w:ascii="Arial Narrow" w:hAnsi="Arial Narrow"/>
+          <w:vertAlign w:val="superscript"/>
+        </w:rPr>
+        <w:footnoteReference w:id="15"/>
+      </w:r>
+      <w:r>
+        <w:rPr>
+          <w:rFonts w:ascii="Arial Narrow" w:hAnsi="Arial Narrow" w:cs="Arial Narrow"/>
+          <w:sz w:val="20"/>
+          <w:szCs w:val="20"/>
+        </w:rPr>
+        <w:t xml:space="preserve">, las alegaciones y los hechos relevantes de la reclamación, salvo que hayan sido específicamente negadas en la contestación, se tendrán por aceptadas o merituadas como ciertas.</w:t>
+      </w:r>
+    </w:p>
+    <w:p>
       <w:pPr>
         <w:spacing w:after="0" w:line="240" w:lineRule="auto"/>
         <w:jc w:val="both"/>
       </w:pPr>
     </w:p>
-    <w:p ns2:paraId="59182687" ns2:textId="36639794">
+    <w:p>
       <w:pPr>
         <w:spacing w:after="0" w:line="240" w:lineRule="auto"/>
         <w:jc w:val="both"/>
@@ -3107,7 +3088,7 @@
         <w:t xml:space="preserve"> </w:t>
       </w:r>
     </w:p>
-    <w:p ns2:paraId="4D71BF23" ns2:textId="77777777">
+    <w:p>
       <w:pPr>
         <w:pStyle w:val="Prrafodelista"/>
         <w:spacing w:after="0" w:line="240" w:lineRule="auto"/>
@@ -3119,7 +3100,7 @@
       </w:pPr>
     </w:p>
     <w:bookmarkEnd w:id="20"/>
-    <w:p ns2:paraId="065D59D6" ns2:textId="15748484">
+    <w:p>
       <w:pPr>
         <w:pBdr>
           <w:top w:val="nil"/>
@@ -3211,7 +3192,7 @@
         <w:t>.</w:t>
       </w:r>
     </w:p>
-    <w:p ns2:paraId="464C20F6" ns2:textId="77777777">
+    <w:p>
       <w:pPr>
         <w:spacing w:after="0" w:line="240" w:lineRule="auto"/>
         <w:jc w:val="both"/>
@@ -3245,7 +3226,7 @@
       </w:r>
     </w:p>
     <w:bookmarkEnd w:id="22"/>
-    <w:p ns2:paraId="79429036" ns2:textId="77777777">
+    <w:p>
       <w:pPr>
         <w:shd w:val="clear" w:color="auto" w:fill="FFFFFF" w:themeFill="background1"/>
         <w:spacing w:after="0" w:line="240" w:lineRule="auto"/>
@@ -3257,7 +3238,7 @@
         </w:rPr>
       </w:pPr>
     </w:p>
-    <w:p ns2:paraId="2379B501" ns2:textId="4EF9D995">
+    <w:p>
       <w:pPr>
         <w:shd w:val="clear" w:color="auto" w:fill="FFFFFF" w:themeFill="background1"/>
         <w:spacing w:after="0" w:line="240" w:lineRule="auto"/>
@@ -3344,7 +3325,7 @@
         <w:t>, los gastos por los peritajes realizados, actuación de pruebas, inspecciones y otros derivados de la tramitación del proceso serán de cargo de la parte que solicita la prueba, salvo pacto en contrario. En todos los casos, la resolución final determinará si los gastos deben ser asumidos por alguna de las partes, o reembolsados a la otra parte o al Indecopi, según sea el caso, de manera adicional a la sanción que haya podido imponerse.</w:t>
       </w:r>
     </w:p>
-    <w:p ns2:paraId="0F21B105" ns2:textId="77777777">
+    <w:p>
       <w:pPr>
         <w:shd w:val="clear" w:color="auto" w:fill="FFFFFF"/>
         <w:spacing w:after="0" w:line="240" w:lineRule="auto"/>
@@ -3354,7 +3335,7 @@
         </w:rPr>
       </w:pPr>
     </w:p>
-    <w:p ns2:paraId="1A90D580" ns2:textId="7389BEB1">
+    <w:p>
       <w:pPr>
         <w:suppressAutoHyphens/>
         <w:spacing w:after="0" w:line="240" w:lineRule="auto"/>
@@ -3477,7 +3458,7 @@
         <w:t>.</w:t>
       </w:r>
     </w:p>
-    <w:p ns2:paraId="415B4A52" ns2:textId="77777777">
+    <w:p>
       <w:pPr>
         <w:shd w:val="clear" w:color="auto" w:fill="FFFFFF" w:themeFill="background1"/>
         <w:spacing w:after="0" w:line="240" w:lineRule="auto"/>
@@ -3489,7 +3470,7 @@
         </w:rPr>
       </w:pPr>
     </w:p>
-    <w:p ns2:paraId="663EF5D1" ns2:textId="60A93C8D">
+    <w:p>
       <w:pPr>
         <w:shd w:val="clear" w:color="auto" w:fill="FFFFFF" w:themeFill="background1"/>
         <w:spacing w:after="0" w:line="240" w:lineRule="auto"/>
@@ -3528,7 +3509,7 @@
       </w:r>
       <w:bookmarkEnd w:id="23"/>
     </w:p>
-    <w:p ns2:paraId="017555F4" ns2:textId="77777777">
+    <w:p>
       <w:pPr>
         <w:shd w:val="clear" w:color="auto" w:fill="FFFFFF" w:themeFill="background1"/>
         <w:spacing w:after="0" w:line="240" w:lineRule="auto"/>
@@ -3538,7 +3519,7 @@
         </w:rPr>
       </w:pPr>
     </w:p>
-    <w:p ns2:paraId="423BE70A" ns2:textId="0F1B53FC">
+    <w:p>
       <w:pPr>
         <w:suppressAutoHyphens/>
         <w:spacing w:after="0" w:line="240" w:lineRule="auto"/>
@@ -3691,7 +3672,7 @@
         <w:t/>
       </w:r>
     </w:p>
-    <w:p ns2:paraId="7201443E" ns2:textId="77777777">
+    <w:p>
       <w:pPr>
         <w:suppressAutoHyphens/>
         <w:spacing w:after="0" w:line="240" w:lineRule="auto"/>
@@ -3701,7 +3682,7 @@
         </w:rPr>
       </w:pPr>
     </w:p>
-    <w:p ns2:paraId="1965D96B" ns2:textId="7064A62E">
+    <w:p>
       <w:pPr>
         <w:suppressAutoHyphens/>
         <w:spacing w:line="240" w:lineRule="auto"/>
@@ -3768,7 +3749,7 @@
         <w:t>efectúe el acuse de recibo mediante la confirmación de recepción de la notificación remitida por este despacho a su Casilla Electrónica, dentro de los cinco (5) primeros días hábiles siguientes a la fecha en que recibe la notificación.</w:t>
       </w:r>
     </w:p>
-    <w:p ns2:paraId="40F7FAFC" ns2:textId="77777777">
+    <w:p>
       <w:pPr>
         <w:spacing w:line="240" w:lineRule="auto"/>
         <w:jc w:val="both"/>
@@ -3779,7 +3760,7 @@
         </w:rPr>
       </w:pPr>
     </w:p>
-    <w:p ns2:paraId="2729A13C" ns2:textId="77777777">
+    <w:p>
       <w:pPr>
         <w:spacing w:after="0" w:line="240" w:lineRule="auto"/>
         <w:jc w:val="center"/>
@@ -3790,7 +3771,7 @@
         </w:rPr>
       </w:pPr>
     </w:p>
-    <w:p ns2:paraId="72BA17F5" ns2:textId="77777777">
+    <w:p>
       <w:pPr>
         <w:spacing w:after="0" w:line="240" w:lineRule="auto"/>
         <w:jc w:val="center"/>
@@ -3801,7 +3782,7 @@
         </w:rPr>
       </w:pPr>
     </w:p>
-    <w:p ns2:paraId="430BBF90" ns2:textId="77777777">
+    <w:p>
       <w:pPr>
         <w:spacing w:after="0" w:line="240" w:lineRule="auto"/>
         <w:jc w:val="center"/>
@@ -3812,7 +3793,7 @@
         </w:rPr>
       </w:pPr>
     </w:p>
-    <w:p ns2:paraId="451C118A" ns2:textId="77777777">
+    <w:p>
       <w:pPr>
         <w:pStyle w:val="paragraph"/>
         <w:spacing w:before="0" w:beforeAutospacing="0" w:after="0" w:afterAutospacing="0"/>
@@ -3834,7 +3815,7 @@
         <w:t> </w:t>
       </w:r>
     </w:p>
-    <w:p ns2:paraId="60D9B5DF" ns2:textId="77777777">
+    <w:p>
       <w:pPr>
         <w:pStyle w:val="paragraph"/>
         <w:shd w:val="clear" w:color="auto" w:fill="FFFFFF"/>
@@ -3868,7 +3849,7 @@
         <w:t> </w:t>
       </w:r>
     </w:p>
-    <w:p ns2:paraId="1B230494" ns2:textId="77777777">
+    <w:p>
       <w:pPr>
         <w:pStyle w:val="paragraph"/>
         <w:shd w:val="clear" w:color="auto" w:fill="FFFFFF"/>
@@ -3902,7 +3883,7 @@
         <w:t> </w:t>
       </w:r>
     </w:p>
-    <w:p ns2:paraId="29737011" ns2:textId="77777777">
+    <w:p>
       <w:pPr>
         <w:pStyle w:val="paragraph"/>
         <w:shd w:val="clear" w:color="auto" w:fill="FFFFFF"/>
@@ -3936,7 +3917,7 @@
         <w:t> </w:t>
       </w:r>
     </w:p>
-    <w:p ns2:paraId="593AC728" ns2:textId="69B3274A">
+    <w:p>
       <w:pPr>
         <w:suppressAutoHyphens/>
         <w:spacing w:after="0" w:line="240" w:lineRule="auto"/>
@@ -3985,8 +3966,8 @@
       </w:r>
     </w:p>
     <w:sectPr>
-      <w:headerReference w:type="default" ns3:id="rId12"/>
-      <w:footerReference w:type="default" ns3:id="rId13"/>
+      <w:headerReference w:type="default" r:id="rId12"/>
+      <w:footerReference w:type="default" r:id="rId13"/>
       <w:pgSz w:w="11906" w:h="16838"/>
       <w:pgMar w:top="1417" w:right="1701" w:bottom="1417" w:left="1701" w:header="708" w:footer="369" w:gutter="0"/>
       <w:cols w:space="708"/>
@@ -3997,7 +3978,7 @@
 </file>
 
 <file path=word/endnotes.xml><?xml version="1.0" encoding="utf-8"?>
-<w:endnotes xmlns:wpc="http://schemas.microsoft.com/office/word/2010/wordprocessingCanvas" xmlns:cx="http://schemas.microsoft.com/office/drawing/2014/chartex" xmlns:cx1="http://schemas.microsoft.com/office/drawing/2015/9/8/chartex" xmlns:cx2="http://schemas.microsoft.com/office/drawing/2015/10/21/chartex" xmlns:cx3="http://schemas.microsoft.com/office/drawing/2016/5/9/chartex" xmlns:cx4="http://schemas.microsoft.com/office/drawing/2016/5/10/chartex" xmlns:cx5="http://schemas.microsoft.com/office/drawing/2016/5/11/chartex" xmlns:cx6="http://schemas.microsoft.com/office/drawing/2016/5/12/chartex" xmlns:cx7="http://schemas.microsoft.com/office/drawing/2016/5/13/chartex" xmlns:cx8="http://schemas.microsoft.com/office/drawing/2016/5/14/chartex" xmlns:mc="http://schemas.openxmlformats.org/markup-compatibility/2006" xmlns:aink="http://schemas.microsoft.com/office/drawing/2016/ink" xmlns:am3d="http://schemas.microsoft.com/office/drawing/2017/model3d" xmlns:o="urn:schemas-microsoft-com:office:office" xmlns:oel="http://schemas.microsoft.com/office/2019/extlst" xmlns:r="http://schemas.openxmlformats.org/officeDocument/2006/relationships" xmlns:m="http://schemas.openxmlformats.org/officeDocument/2006/math" xmlns:v="urn:schemas-microsoft-com:vml" xmlns:wp14="http://schemas.microsoft.com/office/word/2010/wordprocessingDrawing" xmlns:wp="http://schemas.openxmlformats.org/drawingml/2006/wordprocessingDrawing" xmlns:w10="urn:schemas-microsoft-com:office:word" xmlns:w="http://schemas.openxmlformats.org/wordprocessingml/2006/main" xmlns:w14="http://schemas.microsoft.com/office/word/2010/wordml" xmlns:w15="http://schemas.microsoft.com/office/word/2012/wordml" xmlns:w16cex="http://schemas.microsoft.com/office/word/2018/wordml/cex" xmlns:w16cid="http://schemas.microsoft.com/office/word/2016/wordml/cid" xmlns:w16="http://schemas.microsoft.com/office/word/2018/wordml" xmlns:w16du="http://schemas.microsoft.com/office/word/2023/wordml/word16du" xmlns:w16sdtdh="http://schemas.microsoft.com/office/word/2020/wordml/sdtdatahash" xmlns:w16sdtfl="http://schemas.microsoft.com/office/word/2024/wordml/sdtformatlock" xmlns:w16se="http://schemas.microsoft.com/office/word/2015/wordml/symex" xmlns:wpg="http://schemas.microsoft.com/office/word/2010/wordprocessingGroup" xmlns:wpi="http://schemas.microsoft.com/office/word/2010/wordprocessingInk" xmlns:wne="http://schemas.microsoft.com/office/word/2006/wordml" xmlns:wps="http://schemas.microsoft.com/office/word/2010/wordprocessingShape" mc:Ignorable="w14 w15 w16se w16cid w16 w16cex w16sdtdh w16sdtfl w16du wp14">
+<w:endnotes xmlns:mc="http://schemas.openxmlformats.org/markup-compatibility/2006" xmlns:r="http://schemas.openxmlformats.org/officeDocument/2006/relationships" xmlns:w="http://schemas.openxmlformats.org/wordprocessingml/2006/main" xmlns:w14="http://schemas.microsoft.com/office/word/2010/wordml" xmlns:w15="http://schemas.microsoft.com/office/word/2012/wordml" xmlns:w16="http://schemas.microsoft.com/office/word/2018/wordml" xmlns:w16cex="http://schemas.microsoft.com/office/word/2018/wordml/cex" xmlns:w16cid="http://schemas.microsoft.com/office/word/2016/wordml/cid" xmlns:w16du="http://schemas.microsoft.com/office/word/2023/wordml/word16du" xmlns:w16sdtdh="http://schemas.microsoft.com/office/word/2020/wordml/sdtdatahash" xmlns:w16se="http://schemas.microsoft.com/office/word/2015/wordml/symex" xmlns:wp14="http://schemas.microsoft.com/office/word/2010/wordprocessingDrawing" mc:Ignorable="w14 w15 w16se w16cid w16 w16cex w16sdtdh w16du wp14">
   <w:endnote w:type="separator" w:id="-1">
     <w:p>
       <w:pPr>
@@ -4029,7 +4010,7 @@
 </file>
 
 <file path=word/footer1.xml><?xml version="1.0" encoding="utf-8"?>
-<w:ftr xmlns:wpc="http://schemas.microsoft.com/office/word/2010/wordprocessingCanvas" xmlns:cx="http://schemas.microsoft.com/office/drawing/2014/chartex" xmlns:cx1="http://schemas.microsoft.com/office/drawing/2015/9/8/chartex" xmlns:cx2="http://schemas.microsoft.com/office/drawing/2015/10/21/chartex" xmlns:cx3="http://schemas.microsoft.com/office/drawing/2016/5/9/chartex" xmlns:cx4="http://schemas.microsoft.com/office/drawing/2016/5/10/chartex" xmlns:cx5="http://schemas.microsoft.com/office/drawing/2016/5/11/chartex" xmlns:cx6="http://schemas.microsoft.com/office/drawing/2016/5/12/chartex" xmlns:cx7="http://schemas.microsoft.com/office/drawing/2016/5/13/chartex" xmlns:cx8="http://schemas.microsoft.com/office/drawing/2016/5/14/chartex" xmlns:mc="http://schemas.openxmlformats.org/markup-compatibility/2006" xmlns:aink="http://schemas.microsoft.com/office/drawing/2016/ink" xmlns:am3d="http://schemas.microsoft.com/office/drawing/2017/model3d" xmlns:o="urn:schemas-microsoft-com:office:office" xmlns:oel="http://schemas.microsoft.com/office/2019/extlst" xmlns:r="http://schemas.openxmlformats.org/officeDocument/2006/relationships" xmlns:m="http://schemas.openxmlformats.org/officeDocument/2006/math" xmlns:v="urn:schemas-microsoft-com:vml" xmlns:wp14="http://schemas.microsoft.com/office/word/2010/wordprocessingDrawing" xmlns:wp="http://schemas.openxmlformats.org/drawingml/2006/wordprocessingDrawing" xmlns:w10="urn:schemas-microsoft-com:office:word" xmlns:w="http://schemas.openxmlformats.org/wordprocessingml/2006/main" xmlns:w14="http://schemas.microsoft.com/office/word/2010/wordml" xmlns:w15="http://schemas.microsoft.com/office/word/2012/wordml" xmlns:w16cex="http://schemas.microsoft.com/office/word/2018/wordml/cex" xmlns:w16cid="http://schemas.microsoft.com/office/word/2016/wordml/cid" xmlns:w16="http://schemas.microsoft.com/office/word/2018/wordml" xmlns:w16du="http://schemas.microsoft.com/office/word/2023/wordml/word16du" xmlns:w16sdtdh="http://schemas.microsoft.com/office/word/2020/wordml/sdtdatahash" xmlns:w16sdtfl="http://schemas.microsoft.com/office/word/2024/wordml/sdtformatlock" xmlns:w16se="http://schemas.microsoft.com/office/word/2015/wordml/symex" xmlns:wpg="http://schemas.microsoft.com/office/word/2010/wordprocessingGroup" xmlns:wpi="http://schemas.microsoft.com/office/word/2010/wordprocessingInk" xmlns:wne="http://schemas.microsoft.com/office/word/2006/wordml" xmlns:wps="http://schemas.microsoft.com/office/word/2010/wordprocessingShape" mc:Ignorable="w14 w15 w16se w16cid w16 w16cex w16sdtdh w16sdtfl w16du wp14">
+<w:ftr xmlns:mc="http://schemas.openxmlformats.org/markup-compatibility/2006" xmlns:r="http://schemas.openxmlformats.org/officeDocument/2006/relationships" xmlns:w="http://schemas.openxmlformats.org/wordprocessingml/2006/main" xmlns:w14="http://schemas.microsoft.com/office/word/2010/wordml" xmlns:w15="http://schemas.microsoft.com/office/word/2012/wordml" xmlns:w16="http://schemas.microsoft.com/office/word/2018/wordml" xmlns:w16cex="http://schemas.microsoft.com/office/word/2018/wordml/cex" xmlns:w16cid="http://schemas.microsoft.com/office/word/2016/wordml/cid" xmlns:w16du="http://schemas.microsoft.com/office/word/2023/wordml/word16du" xmlns:w16sdtdh="http://schemas.microsoft.com/office/word/2020/wordml/sdtdatahash" xmlns:w16se="http://schemas.microsoft.com/office/word/2015/wordml/symex" xmlns:wp14="http://schemas.microsoft.com/office/word/2010/wordprocessingDrawing" mc:Ignorable="w14 w15 w16se w16cid w16 w16cex w16sdtdh w16du wp14">
   <w:sdt>
     <w:sdtPr>
       <w:id w:val="-54316266"/>
@@ -4113,7 +4094,7 @@
 </file>
 
 <file path=word/footnotes.xml><?xml version="1.0" encoding="utf-8"?>
-<w:footnotes xmlns:wpc="http://schemas.microsoft.com/office/word/2010/wordprocessingCanvas" xmlns:cx="http://schemas.microsoft.com/office/drawing/2014/chartex" xmlns:cx1="http://schemas.microsoft.com/office/drawing/2015/9/8/chartex" xmlns:cx2="http://schemas.microsoft.com/office/drawing/2015/10/21/chartex" xmlns:cx3="http://schemas.microsoft.com/office/drawing/2016/5/9/chartex" xmlns:cx4="http://schemas.microsoft.com/office/drawing/2016/5/10/chartex" xmlns:cx5="http://schemas.microsoft.com/office/drawing/2016/5/11/chartex" xmlns:cx6="http://schemas.microsoft.com/office/drawing/2016/5/12/chartex" xmlns:cx7="http://schemas.microsoft.com/office/drawing/2016/5/13/chartex" xmlns:cx8="http://schemas.microsoft.com/office/drawing/2016/5/14/chartex" xmlns:mc="http://schemas.openxmlformats.org/markup-compatibility/2006" xmlns:aink="http://schemas.microsoft.com/office/drawing/2016/ink" xmlns:am3d="http://schemas.microsoft.com/office/drawing/2017/model3d" xmlns:o="urn:schemas-microsoft-com:office:office" xmlns:oel="http://schemas.microsoft.com/office/2019/extlst" xmlns:r="http://schemas.openxmlformats.org/officeDocument/2006/relationships" xmlns:m="http://schemas.openxmlformats.org/officeDocument/2006/math" xmlns:v="urn:schemas-microsoft-com:vml" xmlns:wp14="http://schemas.microsoft.com/office/word/2010/wordprocessingDrawing" xmlns:wp="http://schemas.openxmlformats.org/drawingml/2006/wordprocessingDrawing" xmlns:w10="urn:schemas-microsoft-com:office:word" xmlns:w="http://schemas.openxmlformats.org/wordprocessingml/2006/main" xmlns:w14="http://schemas.microsoft.com/office/word/2010/wordml" xmlns:w15="http://schemas.microsoft.com/office/word/2012/wordml" xmlns:w16cex="http://schemas.microsoft.com/office/word/2018/wordml/cex" xmlns:w16cid="http://schemas.microsoft.com/office/word/2016/wordml/cid" xmlns:w16="http://schemas.microsoft.com/office/word/2018/wordml" xmlns:w16du="http://schemas.microsoft.com/office/word/2023/wordml/word16du" xmlns:w16sdtdh="http://schemas.microsoft.com/office/word/2020/wordml/sdtdatahash" xmlns:w16sdtfl="http://schemas.microsoft.com/office/word/2024/wordml/sdtformatlock" xmlns:w16se="http://schemas.microsoft.com/office/word/2015/wordml/symex" xmlns:wpg="http://schemas.microsoft.com/office/word/2010/wordprocessingGroup" xmlns:wpi="http://schemas.microsoft.com/office/word/2010/wordprocessingInk" xmlns:wne="http://schemas.microsoft.com/office/word/2006/wordml" xmlns:wps="http://schemas.microsoft.com/office/word/2010/wordprocessingShape" mc:Ignorable="w14 w15 w16se w16cid w16 w16cex w16sdtdh w16sdtfl w16du wp14">
+<w:footnotes xmlns:mc="http://schemas.openxmlformats.org/markup-compatibility/2006" xmlns:r="http://schemas.openxmlformats.org/officeDocument/2006/relationships" xmlns:w="http://schemas.openxmlformats.org/wordprocessingml/2006/main" xmlns:w14="http://schemas.microsoft.com/office/word/2010/wordml" xmlns:w15="http://schemas.microsoft.com/office/word/2012/wordml" xmlns:w16="http://schemas.microsoft.com/office/word/2018/wordml" xmlns:w16cex="http://schemas.microsoft.com/office/word/2018/wordml/cex" xmlns:w16cid="http://schemas.microsoft.com/office/word/2016/wordml/cid" xmlns:w16du="http://schemas.microsoft.com/office/word/2023/wordml/word16du" xmlns:w16sdtdh="http://schemas.microsoft.com/office/word/2020/wordml/sdtdatahash" xmlns:w16se="http://schemas.microsoft.com/office/word/2015/wordml/symex" xmlns:wp14="http://schemas.microsoft.com/office/word/2010/wordprocessingDrawing" mc:Ignorable="w14 w15 w16se w16cid w16 w16cex w16sdtdh w16du wp14">
   <w:footnote w:type="separator" w:id="-1">
     <w:p>
       <w:pPr>
@@ -4134,13 +4115,6 @@
       </w:r>
     </w:p>
   </w:footnote>
-  <w:footnote w:type="continuationNotice" w:id="1">
-    <w:p>
-      <w:pPr>
-        <w:spacing w:after="0" w:line="240" w:lineRule="auto"/>
-      </w:pPr>
-    </w:p>
-  </w:footnote>
   <w:footnote w:id="2">
     <w:p>
       <w:pPr>
@@ -5870,23 +5844,17 @@
       </w:pPr>
     </w:p>
   </w:footnote>
-  <w:footnote w:id="8">
+  <w:footnote w:id="14">
     <w:p>
       <w:pPr>
         <w:pStyle w:val="Textonotapie"/>
-        <w:jc w:val="both"/>
-        <w:rPr>
-          <w:rFonts w:ascii="Arial Narrow" w:eastAsia="Arial Narrow" w:hAnsi="Arial Narrow" w:cs="Arial"/>
-          <w:b/>
-          <w:bCs/>
-          <w:sz w:val="15"/>
-          <w:szCs w:val="15"/>
-        </w:rPr>
+        <w:ind w:left="567" w:hanging="567"/>
+        <w:jc w:val="both"/>
       </w:pPr>
       <w:r>
         <w:rPr>
           <w:rStyle w:val="Refdenotaalpie"/>
-          <w:rFonts w:ascii="Arial Narrow" w:eastAsia="Arial Narrow" w:hAnsi="Arial Narrow" w:cs="Arial"/>
+          <w:rFonts w:ascii="Arial Narrow" w:hAnsi="Arial Narrow" w:cs="Arial"/>
           <w:sz w:val="16"/>
           <w:szCs w:val="15"/>
           <w:vertAlign w:val="superscript"/>
@@ -5896,174 +5864,139 @@
       <w:r>
         <w:rPr>
           <w:rFonts w:ascii="Arial Narrow" w:eastAsia="Arial Narrow" w:hAnsi="Arial Narrow" w:cs="Arial"/>
-          <w:b/>
-          <w:bCs/>
-          <w:sz w:val="15"/>
-          <w:szCs w:val="15"/>
-        </w:rPr>
-        <w:t xml:space="preserve"> </w:t>
-      </w:r>
-      <w:r>
-        <w:rPr>
-          <w:rFonts w:ascii="Arial Narrow" w:hAnsi="Arial Narrow" w:cs="Arial"/>
-          <w:sz w:val="15"/>
-          <w:szCs w:val="15"/>
-        </w:rPr>
-        <w:t xml:space="preserve"> </w:t>
-      </w:r>
-      <w:r>
-        <w:rPr>
-          <w:rFonts w:ascii="Arial Narrow" w:eastAsia="Arial Narrow" w:hAnsi="Arial Narrow" w:cs="Arial"/>
-          <w:b/>
-          <w:bCs/>
-          <w:sz w:val="15"/>
-          <w:szCs w:val="15"/>
-        </w:rPr>
-        <w:t xml:space="preserve">TEXTO ÚNICO ORDENADO DE LA LEY </w:t>
-      </w:r>
-      <w:proofErr w:type="spellStart"/>
-      <w:r>
-        <w:rPr>
-          <w:rFonts w:ascii="Arial Narrow" w:eastAsia="Arial Narrow" w:hAnsi="Arial Narrow" w:cs="Arial"/>
-          <w:b/>
-          <w:bCs/>
-          <w:sz w:val="15"/>
-          <w:szCs w:val="15"/>
-        </w:rPr>
-        <w:t/>
-      </w:r>
-      <w:proofErr w:type="spellEnd"/>
-      <w:r>
-        <w:rPr>
-          <w:rFonts w:ascii="Arial Narrow" w:eastAsia="Arial Narrow" w:hAnsi="Arial Narrow" w:cs="Arial"/>
-          <w:b/>
-          <w:bCs/>
-          <w:sz w:val="15"/>
-          <w:szCs w:val="15"/>
-        </w:rPr>
-        <w:t xml:space="preserve"> 27444, LEY DE PROCEDIMIENTO ADMINISTRATIVO GENERAL, aprobado por el</w:t>
+          <w:sz w:val="15"/>
+          <w:szCs w:val="15"/>
+        </w:rPr>
+        <w:tab/>
+      </w:r>
+      <w:r>
+        <w:rPr>
+          <w:rFonts w:ascii="Arial Narrow" w:eastAsia="Arial Narrow" w:hAnsi="Arial Narrow" w:cs="Arial"/>
+          <w:b/>
+          <w:bCs/>
+          <w:sz w:val="15"/>
+          <w:szCs w:val="15"/>
+        </w:rPr>
+        <w:t xml:space="preserve">DECRETO LEGISLATIVO 807, LEY SOBRE FACULTADES, NORMAS Y ORGANIZACIÓN DEL INDECOPI, publicado el 18 de abril de 1996</w:t>
       </w:r>
     </w:p>
     <w:p>
       <w:pPr>
         <w:pStyle w:val="Textonotapie"/>
-        <w:jc w:val="both"/>
-        <w:rPr>
-          <w:rFonts w:ascii="Arial Narrow" w:hAnsi="Arial Narrow" w:cs="Arial"/>
-          <w:b/>
-          <w:bCs/>
-          <w:sz w:val="15"/>
-          <w:szCs w:val="15"/>
-        </w:rPr>
-      </w:pPr>
-      <w:r>
-        <w:rPr>
-          <w:rFonts w:ascii="Arial Narrow" w:eastAsia="Arial Narrow" w:hAnsi="Arial Narrow" w:cs="Arial"/>
-          <w:b/>
-          <w:bCs/>
-          <w:sz w:val="15"/>
-          <w:szCs w:val="15"/>
-        </w:rPr>
-        <w:t xml:space="preserve"> Decreto Supremo </w:t>
-      </w:r>
-      <w:proofErr w:type="spellStart"/>
-      <w:r>
-        <w:rPr>
-          <w:rFonts w:ascii="Arial Narrow" w:eastAsia="Arial Narrow" w:hAnsi="Arial Narrow" w:cs="Arial"/>
-          <w:b/>
-          <w:bCs/>
-          <w:sz w:val="15"/>
-          <w:szCs w:val="15"/>
-        </w:rPr>
-        <w:t/>
-      </w:r>
-      <w:proofErr w:type="spellEnd"/>
-      <w:r>
-        <w:rPr>
-          <w:rFonts w:ascii="Arial Narrow" w:eastAsia="Arial Narrow" w:hAnsi="Arial Narrow" w:cs="Arial"/>
-          <w:b/>
-          <w:bCs/>
-          <w:sz w:val="15"/>
-          <w:szCs w:val="15"/>
-        </w:rPr>
-        <w:t xml:space="preserve"> 006-2026-JUS</w:t>
-      </w:r>
-    </w:p>
+        <w:ind w:left="567" w:hanging="567"/>
+        <w:jc w:val="both"/>
+      </w:pPr>
+      <w:r>
+        <w:rPr>
+          <w:rFonts w:ascii="Arial Narrow" w:eastAsia="Arial Narrow" w:hAnsi="Arial Narrow" w:cs="Arial"/>
+          <w:sz w:val="15"/>
+          <w:szCs w:val="15"/>
+        </w:rPr>
+        <w:tab/>
+      </w:r>
+      <w:r>
+        <w:rPr>
+          <w:rFonts w:ascii="Arial Narrow" w:eastAsia="Arial Narrow" w:hAnsi="Arial Narrow" w:cs="Arial"/>
+          <w:b/>
+          <w:bCs/>
+          <w:sz w:val="15"/>
+          <w:szCs w:val="15"/>
+        </w:rPr>
+        <w:t xml:space="preserve">Artículo 26.-</w:t>
+      </w:r>
+      <w:r>
+        <w:rPr>
+          <w:rFonts w:ascii="Arial Narrow" w:eastAsia="Arial Narrow" w:hAnsi="Arial Narrow" w:cs="Arial"/>
+          <w:sz w:val="15"/>
+          <w:szCs w:val="15"/>
+        </w:rPr>
+        <w:t xml:space="preserve"> Una vez admitida a trámite la denuncia, se correrá traslado de la misma al denunciado, a fin de que éste presente su descargo. El plazo para la presentación del descargo será de cinco (5) días contados desde la notificación, vencido el cual, el Secretario Técnico declarará en rebeldía al denunciado que no lo hubiera presentado.</w:t>
+      </w:r>
+    </w:p>
+  </w:footnote>
+  <w:footnote w:id="15">
     <w:p>
       <w:pPr>
         <w:pStyle w:val="Textonotapie"/>
-        <w:ind w:firstLine="567"/>
-        <w:jc w:val="both"/>
-        <w:rPr>
-          <w:rFonts w:ascii="Arial Narrow" w:hAnsi="Arial Narrow" w:cs="Arial"/>
-          <w:b/>
-          <w:bCs/>
-          <w:sz w:val="15"/>
-          <w:szCs w:val="15"/>
-        </w:rPr>
-      </w:pPr>
-      <w:r>
-        <w:rPr>
-          <w:rFonts w:ascii="Arial Narrow" w:eastAsia="Arial Narrow" w:hAnsi="Arial Narrow" w:cs="Arial"/>
-          <w:b/>
-          <w:bCs/>
-          <w:sz w:val="15"/>
-          <w:szCs w:val="15"/>
-        </w:rPr>
-        <w:t>233.- Contestación de la reclamación</w:t>
+        <w:ind w:left="567" w:hanging="567"/>
+        <w:jc w:val="both"/>
+      </w:pPr>
+      <w:r>
+        <w:rPr>
+          <w:rStyle w:val="Refdenotaalpie"/>
+          <w:rFonts w:ascii="Arial Narrow" w:hAnsi="Arial Narrow" w:cs="Arial"/>
+          <w:sz w:val="16"/>
+          <w:szCs w:val="15"/>
+          <w:vertAlign w:val="superscript"/>
+        </w:rPr>
+        <w:footnoteRef/>
+      </w:r>
+      <w:r>
+        <w:rPr>
+          <w:rFonts w:ascii="Arial Narrow" w:eastAsia="Arial Narrow" w:hAnsi="Arial Narrow" w:cs="Arial"/>
+          <w:sz w:val="15"/>
+          <w:szCs w:val="15"/>
+        </w:rPr>
+        <w:tab/>
+      </w:r>
+      <w:r>
+        <w:rPr>
+          <w:rFonts w:ascii="Arial Narrow" w:eastAsia="Arial Narrow" w:hAnsi="Arial Narrow" w:cs="Arial"/>
+          <w:b/>
+          <w:bCs/>
+          <w:sz w:val="15"/>
+          <w:szCs w:val="15"/>
+        </w:rPr>
+        <w:t xml:space="preserve">DECRETO SUPREMO 006-2026-JUS, TEXTO ÚNICO ORDENADO DE LA LEY 27444, LEY DEL PROCEDIMIENTO ADMINISTRATIVO GENERAL, publicado el 30 de abril de 2026</w:t>
       </w:r>
     </w:p>
     <w:p>
       <w:pPr>
         <w:pStyle w:val="Textonotapie"/>
-        <w:ind w:firstLine="567"/>
-        <w:jc w:val="both"/>
-        <w:rPr>
-          <w:rFonts w:ascii="Arial Narrow" w:eastAsia="Arial Narrow" w:hAnsi="Arial Narrow" w:cs="Arial"/>
-          <w:sz w:val="15"/>
-          <w:szCs w:val="15"/>
-        </w:rPr>
-      </w:pPr>
-      <w:r>
-        <w:rPr>
-          <w:rFonts w:ascii="Arial Narrow" w:eastAsia="Arial Narrow" w:hAnsi="Arial Narrow" w:cs="Arial"/>
-          <w:sz w:val="15"/>
-          <w:szCs w:val="15"/>
-        </w:rPr>
-        <w:t>233.1 “(…) Las alegaciones y los hechos relevantes de la reclamación, salvo que hayan sido específicamente negadas en la contestación,</w:t>
+        <w:ind w:left="567" w:hanging="567"/>
+        <w:jc w:val="both"/>
+      </w:pPr>
+      <w:r>
+        <w:rPr>
+          <w:rFonts w:ascii="Arial Narrow" w:eastAsia="Arial Narrow" w:hAnsi="Arial Narrow" w:cs="Arial"/>
+          <w:sz w:val="15"/>
+          <w:szCs w:val="15"/>
+        </w:rPr>
+        <w:tab/>
+      </w:r>
+      <w:r>
+        <w:rPr>
+          <w:rFonts w:ascii="Arial Narrow" w:eastAsia="Arial Narrow" w:hAnsi="Arial Narrow" w:cs="Arial"/>
+          <w:b/>
+          <w:bCs/>
+          <w:sz w:val="15"/>
+          <w:szCs w:val="15"/>
+        </w:rPr>
+        <w:t xml:space="preserve">Artículo 223.- Contestación de la reclamación</w:t>
       </w:r>
     </w:p>
     <w:p>
       <w:pPr>
         <w:pStyle w:val="Textonotapie"/>
-        <w:ind w:firstLine="567"/>
-        <w:jc w:val="both"/>
-        <w:rPr>
-          <w:rFonts w:ascii="Arial Narrow" w:hAnsi="Arial Narrow" w:cs="Arial"/>
-          <w:sz w:val="15"/>
-          <w:szCs w:val="15"/>
-        </w:rPr>
-      </w:pPr>
-      <w:r>
-        <w:rPr>
-          <w:rFonts w:ascii="Arial Narrow" w:eastAsia="Arial Narrow" w:hAnsi="Arial Narrow" w:cs="Arial"/>
-          <w:sz w:val="15"/>
-          <w:szCs w:val="15"/>
-        </w:rPr>
-        <w:t>se tendrán por aceptadas o merituadas como ciertas”.</w:t>
-      </w:r>
-    </w:p>
-    <w:p>
-      <w:pPr>
-        <w:pStyle w:val="Textonotapie"/>
-        <w:ind w:left="567"/>
-        <w:jc w:val="both"/>
-        <w:rPr>
-          <w:rFonts w:ascii="Arial Narrow" w:hAnsi="Arial Narrow" w:cs="Arial"/>
-          <w:sz w:val="15"/>
-          <w:szCs w:val="15"/>
-        </w:rPr>
-      </w:pPr>
+        <w:ind w:left="567" w:hanging="567"/>
+        <w:jc w:val="both"/>
+      </w:pPr>
+      <w:r>
+        <w:rPr>
+          <w:rFonts w:ascii="Arial Narrow" w:eastAsia="Arial Narrow" w:hAnsi="Arial Narrow" w:cs="Arial"/>
+          <w:sz w:val="15"/>
+          <w:szCs w:val="15"/>
+        </w:rPr>
+        <w:tab/>
+      </w:r>
+      <w:r>
+        <w:rPr>
+          <w:rFonts w:ascii="Arial Narrow" w:eastAsia="Arial Narrow" w:hAnsi="Arial Narrow" w:cs="Arial"/>
+          <w:sz w:val="15"/>
+          <w:szCs w:val="15"/>
+        </w:rPr>
+        <w:t xml:space="preserve">223.1 El reclamado deberá presentar la contestación de la reclamación dentro de los quince (15) días posteriores a la notificación de ésta; vencido este plazo, la Administración declarará en rebeldía al reclamado que no la hubiera presentado. La contestación deberá contener los requisitos de los escritos previstos en el artículo 113 de la presente Ley, así como la absolución de todos los asuntos controvertidos de hecho y de derecho, Las alegaciones y los hechos relevantes de la reclamación, salvo que hayan sido específicamente negadas en la contestación, se tendrán por aceptadas o merituadas como ciertas.</w:t>
+      </w:r>
     </w:p>
   </w:footnote>
   <w:footnote w:id="9">
@@ -7866,11 +7799,214 @@
       </w:r>
     </w:p>
   </w:footnote>
+  <w:footnote w:type="continuationNotice" w:id="1">
+    <w:p>
+      <w:pPr>
+        <w:spacing w:after="0" w:line="240" w:lineRule="auto"/>
+      </w:pPr>
+    </w:p>
+  </w:footnote>
+  <w:footnote w:id="8">
+    <w:p>
+      <w:pPr>
+        <w:pStyle w:val="Textonotapie"/>
+        <w:jc w:val="both"/>
+        <w:rPr>
+          <w:rFonts w:ascii="Arial Narrow" w:eastAsia="Arial Narrow" w:hAnsi="Arial Narrow" w:cs="Arial"/>
+          <w:b/>
+          <w:bCs/>
+          <w:sz w:val="15"/>
+          <w:szCs w:val="15"/>
+        </w:rPr>
+      </w:pPr>
+      <w:r>
+        <w:rPr>
+          <w:rStyle w:val="Refdenotaalpie"/>
+          <w:rFonts w:ascii="Arial Narrow" w:eastAsia="Arial Narrow" w:hAnsi="Arial Narrow" w:cs="Arial"/>
+          <w:sz w:val="16"/>
+          <w:szCs w:val="15"/>
+          <w:vertAlign w:val="superscript"/>
+        </w:rPr>
+        <w:footnoteRef/>
+      </w:r>
+      <w:r>
+        <w:rPr>
+          <w:rFonts w:ascii="Arial Narrow" w:eastAsia="Arial Narrow" w:hAnsi="Arial Narrow" w:cs="Arial"/>
+          <w:b/>
+          <w:bCs/>
+          <w:sz w:val="15"/>
+          <w:szCs w:val="15"/>
+        </w:rPr>
+        <w:t xml:space="preserve"> </w:t>
+      </w:r>
+      <w:r>
+        <w:rPr>
+          <w:rFonts w:ascii="Arial Narrow" w:hAnsi="Arial Narrow" w:cs="Arial"/>
+          <w:sz w:val="15"/>
+          <w:szCs w:val="15"/>
+        </w:rPr>
+        <w:t xml:space="preserve"> </w:t>
+      </w:r>
+      <w:r>
+        <w:rPr>
+          <w:rFonts w:ascii="Arial Narrow" w:eastAsia="Arial Narrow" w:hAnsi="Arial Narrow" w:cs="Arial"/>
+          <w:b/>
+          <w:bCs/>
+          <w:sz w:val="15"/>
+          <w:szCs w:val="15"/>
+        </w:rPr>
+        <w:t xml:space="preserve">TEXTO ÚNICO ORDENADO DE LA LEY </w:t>
+      </w:r>
+      <w:proofErr w:type="spellStart"/>
+      <w:r>
+        <w:rPr>
+          <w:rFonts w:ascii="Arial Narrow" w:eastAsia="Arial Narrow" w:hAnsi="Arial Narrow" w:cs="Arial"/>
+          <w:b/>
+          <w:bCs/>
+          <w:sz w:val="15"/>
+          <w:szCs w:val="15"/>
+        </w:rPr>
+        <w:t/>
+      </w:r>
+      <w:proofErr w:type="spellEnd"/>
+      <w:r>
+        <w:rPr>
+          <w:rFonts w:ascii="Arial Narrow" w:eastAsia="Arial Narrow" w:hAnsi="Arial Narrow" w:cs="Arial"/>
+          <w:b/>
+          <w:bCs/>
+          <w:sz w:val="15"/>
+          <w:szCs w:val="15"/>
+        </w:rPr>
+        <w:t xml:space="preserve"> 27444, LEY DE PROCEDIMIENTO ADMINISTRATIVO GENERAL, aprobado por el</w:t>
+      </w:r>
+    </w:p>
+    <w:p>
+      <w:pPr>
+        <w:pStyle w:val="Textonotapie"/>
+        <w:jc w:val="both"/>
+        <w:rPr>
+          <w:rFonts w:ascii="Arial Narrow" w:hAnsi="Arial Narrow" w:cs="Arial"/>
+          <w:b/>
+          <w:bCs/>
+          <w:sz w:val="15"/>
+          <w:szCs w:val="15"/>
+        </w:rPr>
+      </w:pPr>
+      <w:r>
+        <w:rPr>
+          <w:rFonts w:ascii="Arial Narrow" w:eastAsia="Arial Narrow" w:hAnsi="Arial Narrow" w:cs="Arial"/>
+          <w:b/>
+          <w:bCs/>
+          <w:sz w:val="15"/>
+          <w:szCs w:val="15"/>
+        </w:rPr>
+        <w:t xml:space="preserve"> Decreto Supremo </w:t>
+      </w:r>
+      <w:proofErr w:type="spellStart"/>
+      <w:r>
+        <w:rPr>
+          <w:rFonts w:ascii="Arial Narrow" w:eastAsia="Arial Narrow" w:hAnsi="Arial Narrow" w:cs="Arial"/>
+          <w:b/>
+          <w:bCs/>
+          <w:sz w:val="15"/>
+          <w:szCs w:val="15"/>
+        </w:rPr>
+        <w:t/>
+      </w:r>
+      <w:proofErr w:type="spellEnd"/>
+      <w:r>
+        <w:rPr>
+          <w:rFonts w:ascii="Arial Narrow" w:eastAsia="Arial Narrow" w:hAnsi="Arial Narrow" w:cs="Arial"/>
+          <w:b/>
+          <w:bCs/>
+          <w:sz w:val="15"/>
+          <w:szCs w:val="15"/>
+        </w:rPr>
+        <w:t xml:space="preserve"> 006-2026-JUS</w:t>
+      </w:r>
+    </w:p>
+    <w:p>
+      <w:pPr>
+        <w:pStyle w:val="Textonotapie"/>
+        <w:ind w:firstLine="567"/>
+        <w:jc w:val="both"/>
+        <w:rPr>
+          <w:rFonts w:ascii="Arial Narrow" w:hAnsi="Arial Narrow" w:cs="Arial"/>
+          <w:b/>
+          <w:bCs/>
+          <w:sz w:val="15"/>
+          <w:szCs w:val="15"/>
+        </w:rPr>
+      </w:pPr>
+      <w:r>
+        <w:rPr>
+          <w:rFonts w:ascii="Arial Narrow" w:eastAsia="Arial Narrow" w:hAnsi="Arial Narrow" w:cs="Arial"/>
+          <w:b/>
+          <w:bCs/>
+          <w:sz w:val="15"/>
+          <w:szCs w:val="15"/>
+        </w:rPr>
+        <w:t>233.- Contestación de la reclamación</w:t>
+      </w:r>
+    </w:p>
+    <w:p>
+      <w:pPr>
+        <w:pStyle w:val="Textonotapie"/>
+        <w:ind w:firstLine="567"/>
+        <w:jc w:val="both"/>
+        <w:rPr>
+          <w:rFonts w:ascii="Arial Narrow" w:eastAsia="Arial Narrow" w:hAnsi="Arial Narrow" w:cs="Arial"/>
+          <w:sz w:val="15"/>
+          <w:szCs w:val="15"/>
+        </w:rPr>
+      </w:pPr>
+      <w:r>
+        <w:rPr>
+          <w:rFonts w:ascii="Arial Narrow" w:eastAsia="Arial Narrow" w:hAnsi="Arial Narrow" w:cs="Arial"/>
+          <w:sz w:val="15"/>
+          <w:szCs w:val="15"/>
+        </w:rPr>
+        <w:t>233.1 “(…) Las alegaciones y los hechos relevantes de la reclamación, salvo que hayan sido específicamente negadas en la contestación,</w:t>
+      </w:r>
+    </w:p>
+    <w:p>
+      <w:pPr>
+        <w:pStyle w:val="Textonotapie"/>
+        <w:ind w:firstLine="567"/>
+        <w:jc w:val="both"/>
+        <w:rPr>
+          <w:rFonts w:ascii="Arial Narrow" w:hAnsi="Arial Narrow" w:cs="Arial"/>
+          <w:sz w:val="15"/>
+          <w:szCs w:val="15"/>
+        </w:rPr>
+      </w:pPr>
+      <w:r>
+        <w:rPr>
+          <w:rFonts w:ascii="Arial Narrow" w:eastAsia="Arial Narrow" w:hAnsi="Arial Narrow" w:cs="Arial"/>
+          <w:sz w:val="15"/>
+          <w:szCs w:val="15"/>
+        </w:rPr>
+        <w:t>se tendrán por aceptadas o merituadas como ciertas”.</w:t>
+      </w:r>
+    </w:p>
+    <w:p>
+      <w:pPr>
+        <w:pStyle w:val="Textonotapie"/>
+        <w:ind w:left="567"/>
+        <w:jc w:val="both"/>
+        <w:rPr>
+          <w:rFonts w:ascii="Arial Narrow" w:hAnsi="Arial Narrow" w:cs="Arial"/>
+          <w:sz w:val="15"/>
+          <w:szCs w:val="15"/>
+        </w:rPr>
+      </w:pPr>
+    </w:p>
+  </w:footnote>
 </w:footnotes>
 </file>
 
 <file path=word/header1.xml><?xml version="1.0" encoding="utf-8"?>
-<w:hdr xmlns:wpc="http://schemas.microsoft.com/office/word/2010/wordprocessingCanvas" xmlns:cx="http://schemas.microsoft.com/office/drawing/2014/chartex" xmlns:cx1="http://schemas.microsoft.com/office/drawing/2015/9/8/chartex" xmlns:cx2="http://schemas.microsoft.com/office/drawing/2015/10/21/chartex" xmlns:cx3="http://schemas.microsoft.com/office/drawing/2016/5/9/chartex" xmlns:cx4="http://schemas.microsoft.com/office/drawing/2016/5/10/chartex" xmlns:cx5="http://schemas.microsoft.com/office/drawing/2016/5/11/chartex" xmlns:cx6="http://schemas.microsoft.com/office/drawing/2016/5/12/chartex" xmlns:cx7="http://schemas.microsoft.com/office/drawing/2016/5/13/chartex" xmlns:cx8="http://schemas.microsoft.com/office/drawing/2016/5/14/chartex" xmlns:mc="http://schemas.openxmlformats.org/markup-compatibility/2006" xmlns:aink="http://schemas.microsoft.com/office/drawing/2016/ink" xmlns:am3d="http://schemas.microsoft.com/office/drawing/2017/model3d" xmlns:o="urn:schemas-microsoft-com:office:office" xmlns:oel="http://schemas.microsoft.com/office/2019/extlst" xmlns:r="http://schemas.openxmlformats.org/officeDocument/2006/relationships" xmlns:m="http://schemas.openxmlformats.org/officeDocument/2006/math" xmlns:v="urn:schemas-microsoft-com:vml" xmlns:wp14="http://schemas.microsoft.com/office/word/2010/wordprocessingDrawing" xmlns:wp="http://schemas.openxmlformats.org/drawingml/2006/wordprocessingDrawing" xmlns:w10="urn:schemas-microsoft-com:office:word" xmlns:w="http://schemas.openxmlformats.org/wordprocessingml/2006/main" xmlns:w14="http://schemas.microsoft.com/office/word/2010/wordml" xmlns:w15="http://schemas.microsoft.com/office/word/2012/wordml" xmlns:w16cex="http://schemas.microsoft.com/office/word/2018/wordml/cex" xmlns:w16cid="http://schemas.microsoft.com/office/word/2016/wordml/cid" xmlns:w16="http://schemas.microsoft.com/office/word/2018/wordml" xmlns:w16du="http://schemas.microsoft.com/office/word/2023/wordml/word16du" xmlns:w16sdtdh="http://schemas.microsoft.com/office/word/2020/wordml/sdtdatahash" xmlns:w16sdtfl="http://schemas.microsoft.com/office/word/2024/wordml/sdtformatlock" xmlns:w16se="http://schemas.microsoft.com/office/word/2015/wordml/symex" xmlns:wpg="http://schemas.microsoft.com/office/word/2010/wordprocessingGroup" xmlns:wpi="http://schemas.microsoft.com/office/word/2010/wordprocessingInk" xmlns:wne="http://schemas.microsoft.com/office/word/2006/wordml" xmlns:wps="http://schemas.microsoft.com/office/word/2010/wordprocessingShape" mc:Ignorable="w14 w15 w16se w16cid w16 w16cex w16sdtdh w16sdtfl w16du wp14">
+<w:hdr xmlns:a="http://schemas.openxmlformats.org/drawingml/2006/main" xmlns:a14="http://schemas.microsoft.com/office/drawing/2010/main" xmlns:mc="http://schemas.openxmlformats.org/markup-compatibility/2006" xmlns:o="urn:schemas-microsoft-com:office:office" xmlns:pic="http://schemas.openxmlformats.org/drawingml/2006/picture" xmlns:r="http://schemas.openxmlformats.org/officeDocument/2006/relationships" xmlns:v="urn:schemas-microsoft-com:vml" xmlns:w="http://schemas.openxmlformats.org/wordprocessingml/2006/main" xmlns:w10="urn:schemas-microsoft-com:office:word" xmlns:w14="http://schemas.microsoft.com/office/word/2010/wordml" xmlns:w15="http://schemas.microsoft.com/office/word/2012/wordml" xmlns:w16="http://schemas.microsoft.com/office/word/2018/wordml" xmlns:w16cex="http://schemas.microsoft.com/office/word/2018/wordml/cex" xmlns:w16cid="http://schemas.microsoft.com/office/word/2016/wordml/cid" xmlns:w16du="http://schemas.microsoft.com/office/word/2023/wordml/word16du" xmlns:w16sdtdh="http://schemas.microsoft.com/office/word/2020/wordml/sdtdatahash" xmlns:w16se="http://schemas.microsoft.com/office/word/2015/wordml/symex" xmlns:wp="http://schemas.openxmlformats.org/drawingml/2006/wordprocessingDrawing" xmlns:wp14="http://schemas.microsoft.com/office/word/2010/wordprocessingDrawing" xmlns:wps="http://schemas.microsoft.com/office/word/2010/wordprocessingShape" mc:Ignorable="w14 w15 w16se w16cid w16 w16cex w16sdtdh w16du wp14">
   <w:p>
     <w:pPr>
       <w:pStyle w:val="Encabezado"/>

--- a/plantillas_maestras/02_seguro_vida/negativa_cobertura/2_o_mas_ddos_varios/mujer/TPL_2566_2024_SEGURO_VIDA_NEGATIVA_COBERTURA_ASEGURADORA_MUJER.docx
+++ b/plantillas_maestras/02_seguro_vida/negativa_cobertura/2_o_mas_ddos_varios/mujer/TPL_2566_2024_SEGURO_VIDA_NEGATIVA_COBERTURA_ASEGURADORA_MUJER.docx
@@ -10,80 +10,100 @@
         <w:spacing w:after="0" w:line="240" w:lineRule="auto"/>
         <w:jc w:val="both"/>
         <w:rPr>
-          <w:rFonts w:ascii="Arial Narrow" w:eastAsia="Times New Roman" w:hAnsi="Arial Narrow" w:cs="Arial"/>
-          <w:b/>
-          <w:bCs/>
+          <w:rFonts w:ascii="Arial Narrow" w:eastAsia="Arial Narrow" w:hAnsi="Arial Narrow" w:cs="Arial Narrow"/>
+          <w:b/>
+          <w:bCs/>
+          <w:sz w:val="22"/>
+          <w:szCs w:val="22"/>
           <w:lang w:eastAsia="es-PE"/>
         </w:rPr>
       </w:pPr>
       <w:bookmarkStart w:id="0" w:name="_Hlk169018689"/>
       <w:r>
         <w:rPr>
-          <w:rFonts w:ascii="Arial Narrow" w:eastAsia="Arial Narrow" w:hAnsi="Arial Narrow" w:cs="Arial"/>
-          <w:b/>
-          <w:bCs/>
+          <w:rFonts w:ascii="Arial Narrow" w:eastAsia="Arial Narrow" w:hAnsi="Arial Narrow" w:cs="Arial Narrow"/>
+          <w:b/>
+          <w:bCs/>
+          <w:sz w:val="22"/>
+          <w:szCs w:val="22"/>
           <w:lang w:eastAsia="es-PE"/>
         </w:rPr>
         <w:t xml:space="preserve">EXPEDIENTE </w:t>
       </w:r>
       <w:r>
         <w:rPr>
-          <w:rFonts w:ascii="Arial Narrow" w:hAnsi="Arial Narrow"/>
+          <w:rFonts w:ascii="Arial Narrow" w:eastAsia="Arial Narrow" w:hAnsi="Arial Narrow" w:cs="Arial Narrow"/>
+          <w:sz w:val="22"/>
+          <w:szCs w:val="22"/>
         </w:rPr>
         <w:tab/>
       </w:r>
       <w:r>
         <w:rPr>
-          <w:rFonts w:ascii="Arial Narrow" w:eastAsia="Arial Narrow" w:hAnsi="Arial Narrow" w:cs="Arial"/>
-          <w:b/>
-          <w:bCs/>
+          <w:rFonts w:ascii="Arial Narrow" w:eastAsia="Arial Narrow" w:hAnsi="Arial Narrow" w:cs="Arial Narrow"/>
+          <w:b/>
+          <w:bCs/>
+          <w:sz w:val="22"/>
+          <w:szCs w:val="22"/>
           <w:lang w:eastAsia="es-PE"/>
         </w:rPr>
         <w:t>:</w:t>
       </w:r>
       <w:r>
         <w:rPr>
-          <w:rFonts w:ascii="Arial Narrow" w:hAnsi="Arial Narrow"/>
+          <w:rFonts w:ascii="Arial Narrow" w:eastAsia="Arial Narrow" w:hAnsi="Arial Narrow" w:cs="Arial Narrow"/>
+          <w:sz w:val="22"/>
+          <w:szCs w:val="22"/>
         </w:rPr>
         <w:tab/>
       </w:r>
       <w:r>
         <w:rPr>
-          <w:rFonts w:ascii="Arial Narrow" w:hAnsi="Arial Narrow"/>
-          <w:b/>
-          <w:bCs/>
+          <w:rFonts w:ascii="Arial Narrow" w:eastAsia="Arial Narrow" w:hAnsi="Arial Narrow" w:cs="Arial Narrow"/>
+          <w:b/>
+          <w:bCs/>
+          <w:sz w:val="22"/>
+          <w:szCs w:val="22"/>
         </w:rPr>
         <w:t>2566</w:t>
       </w:r>
       <w:r>
         <w:rPr>
-          <w:rFonts w:ascii="Arial Narrow" w:hAnsi="Arial Narrow"/>
-          <w:b/>
-          <w:bCs/>
+          <w:rFonts w:ascii="Arial Narrow" w:eastAsia="Arial Narrow" w:hAnsi="Arial Narrow" w:cs="Arial Narrow"/>
+          <w:b/>
+          <w:bCs/>
+          <w:sz w:val="22"/>
+          <w:szCs w:val="22"/>
         </w:rPr>
         <w:t>-</w:t>
       </w:r>
       <w:r>
         <w:rPr>
-          <w:rFonts w:ascii="Arial Narrow" w:hAnsi="Arial Narrow"/>
-          <w:b/>
-          <w:bCs/>
+          <w:rFonts w:ascii="Arial Narrow" w:eastAsia="Arial Narrow" w:hAnsi="Arial Narrow" w:cs="Arial Narrow"/>
+          <w:b/>
+          <w:bCs/>
+          <w:sz w:val="22"/>
+          <w:szCs w:val="22"/>
         </w:rPr>
         <w:t>202</w:t>
       </w:r>
       <w:r>
         <w:rPr>
-          <w:rFonts w:ascii="Arial Narrow" w:hAnsi="Arial Narrow"/>
-          <w:b/>
-          <w:bCs/>
+          <w:rFonts w:ascii="Arial Narrow" w:eastAsia="Arial Narrow" w:hAnsi="Arial Narrow" w:cs="Arial Narrow"/>
+          <w:b/>
+          <w:bCs/>
+          <w:sz w:val="22"/>
+          <w:szCs w:val="22"/>
         </w:rPr>
         <w:t>4</w:t>
       </w:r>
       <w:r>
         <w:rPr>
-          <w:rFonts w:ascii="Arial Narrow" w:hAnsi="Arial Narrow"/>
-          <w:b/>
-          <w:bCs/>
+          <w:rFonts w:ascii="Arial Narrow" w:eastAsia="Arial Narrow" w:hAnsi="Arial Narrow" w:cs="Arial Narrow"/>
+          <w:b/>
+          <w:bCs/>
+          <w:sz w:val="22"/>
+          <w:szCs w:val="22"/>
         </w:rPr>
         <w:t>/CC1</w:t>
       </w:r>
@@ -98,17 +118,21 @@
         <w:ind w:left="2127" w:hanging="2127"/>
         <w:jc w:val="both"/>
         <w:rPr>
-          <w:rFonts w:ascii="Arial Narrow" w:eastAsia="Arial Narrow" w:hAnsi="Arial Narrow" w:cs="Arial"/>
-          <w:b/>
-          <w:bCs/>
+          <w:rFonts w:ascii="Arial Narrow" w:eastAsia="Arial Narrow" w:hAnsi="Arial Narrow" w:cs="Arial Narrow"/>
+          <w:b/>
+          <w:bCs/>
+          <w:sz w:val="22"/>
+          <w:szCs w:val="22"/>
           <w:lang w:eastAsia="es-PE"/>
         </w:rPr>
       </w:pPr>
       <w:r>
         <w:rPr>
-          <w:rFonts w:ascii="Arial Narrow" w:eastAsia="Arial Narrow" w:hAnsi="Arial Narrow" w:cs="Arial"/>
-          <w:b/>
-          <w:bCs/>
+          <w:rFonts w:ascii="Arial Narrow" w:eastAsia="Arial Narrow" w:hAnsi="Arial Narrow" w:cs="Arial Narrow"/>
+          <w:b/>
+          <w:bCs/>
+          <w:sz w:val="22"/>
+          <w:szCs w:val="22"/>
           <w:lang w:eastAsia="es-PE"/>
         </w:rPr>
         <w:t>DENUNCIANTE</w:t>
@@ -128,35 +152,43 @@
         <w:ind w:left="2127" w:hanging="2127"/>
         <w:jc w:val="both"/>
         <w:rPr>
-          <w:rFonts w:ascii="Arial Narrow" w:eastAsia="Arial Narrow" w:hAnsi="Arial Narrow" w:cs="Arial"/>
-          <w:b/>
-          <w:bCs/>
+          <w:rFonts w:ascii="Arial Narrow" w:eastAsia="Arial Narrow" w:hAnsi="Arial Narrow" w:cs="Arial Narrow"/>
+          <w:b/>
+          <w:bCs/>
+          <w:sz w:val="22"/>
+          <w:szCs w:val="22"/>
           <w:lang w:eastAsia="es-PE"/>
         </w:rPr>
       </w:pPr>
       <w:r>
         <w:rPr>
-          <w:rFonts w:ascii="Arial Narrow" w:eastAsia="Arial Narrow" w:hAnsi="Arial Narrow" w:cs="Arial"/>
-          <w:b/>
-          <w:bCs/>
+          <w:rFonts w:ascii="Arial Narrow" w:eastAsia="Arial Narrow" w:hAnsi="Arial Narrow" w:cs="Arial Narrow"/>
+          <w:b/>
+          <w:bCs/>
+          <w:sz w:val="22"/>
+          <w:szCs w:val="22"/>
           <w:lang w:eastAsia="es-PE"/>
         </w:rPr>
         <w:t>DENUNCIADO</w:t>
       </w:r>
       <w:r>
         <w:rPr>
-          <w:rFonts w:ascii="Arial Narrow" w:eastAsia="Arial Narrow" w:hAnsi="Arial Narrow" w:cs="Arial"/>
-          <w:b/>
-          <w:bCs/>
+          <w:rFonts w:ascii="Arial Narrow" w:eastAsia="Arial Narrow" w:hAnsi="Arial Narrow" w:cs="Arial Narrow"/>
+          <w:b/>
+          <w:bCs/>
+          <w:sz w:val="22"/>
+          <w:szCs w:val="22"/>
           <w:lang w:eastAsia="es-PE"/>
         </w:rPr>
         <w:t>S</w:t>
       </w:r>
       <w:r>
         <w:rPr>
-          <w:rFonts w:ascii="Arial Narrow" w:eastAsia="Arial Narrow" w:hAnsi="Arial Narrow" w:cs="Arial"/>
-          <w:b/>
-          <w:bCs/>
+          <w:rFonts w:ascii="Arial Narrow" w:eastAsia="Arial Narrow" w:hAnsi="Arial Narrow" w:cs="Arial Narrow"/>
+          <w:b/>
+          <w:bCs/>
+          <w:sz w:val="22"/>
+          <w:szCs w:val="22"/>
           <w:lang w:eastAsia="es-PE"/>
         </w:rPr>
         <w:tab/>
@@ -164,54 +196,66 @@
       </w:r>
       <w:r>
         <w:rPr>
-          <w:rFonts w:ascii="Arial Narrow" w:eastAsia="Arial Narrow" w:hAnsi="Arial Narrow" w:cs="Arial"/>
-          <w:b/>
-          <w:bCs/>
+          <w:rFonts w:ascii="Arial Narrow" w:eastAsia="Arial Narrow" w:hAnsi="Arial Narrow" w:cs="Arial Narrow"/>
+          <w:b/>
+          <w:bCs/>
+          <w:sz w:val="22"/>
+          <w:szCs w:val="22"/>
           <w:lang w:eastAsia="es-PE"/>
         </w:rPr>
         <w:tab/>
       </w:r>
       <w:r>
         <w:rPr>
-          <w:rFonts w:ascii="Arial Narrow" w:eastAsia="Arial Narrow" w:hAnsi="Arial Narrow" w:cs="Arial"/>
-          <w:b/>
-          <w:bCs/>
+          <w:rFonts w:ascii="Arial Narrow" w:eastAsia="Arial Narrow" w:hAnsi="Arial Narrow" w:cs="Arial Narrow"/>
+          <w:b/>
+          <w:bCs/>
+          <w:sz w:val="22"/>
+          <w:szCs w:val="22"/>
           <w:lang w:eastAsia="es-PE"/>
         </w:rPr>
         <w:t>MAPFRE PER</w:t>
       </w:r>
       <w:r>
         <w:rPr>
-          <w:rFonts w:ascii="Arial Narrow" w:eastAsia="Arial Narrow" w:hAnsi="Arial Narrow" w:cs="Arial"/>
-          <w:b/>
-          <w:bCs/>
+          <w:rFonts w:ascii="Arial Narrow" w:eastAsia="Arial Narrow" w:hAnsi="Arial Narrow" w:cs="Arial Narrow"/>
+          <w:b/>
+          <w:bCs/>
+          <w:sz w:val="22"/>
+          <w:szCs w:val="22"/>
           <w:lang w:eastAsia="es-PE"/>
         </w:rPr>
         <w:t>Ú</w:t>
       </w:r>
       <w:r>
         <w:rPr>
-          <w:rFonts w:ascii="Arial Narrow" w:eastAsia="Arial Narrow" w:hAnsi="Arial Narrow" w:cs="Arial"/>
-          <w:b/>
-          <w:bCs/>
+          <w:rFonts w:ascii="Arial Narrow" w:eastAsia="Arial Narrow" w:hAnsi="Arial Narrow" w:cs="Arial Narrow"/>
+          <w:b/>
+          <w:bCs/>
+          <w:sz w:val="22"/>
+          <w:szCs w:val="22"/>
           <w:lang w:eastAsia="es-PE"/>
         </w:rPr>
         <w:t xml:space="preserve"> COMPAÑÍA DE SEGUROS Y REASEGUROS</w:t>
       </w:r>
       <w:r>
         <w:rPr>
-          <w:rFonts w:ascii="Arial Narrow" w:eastAsia="Arial Narrow" w:hAnsi="Arial Narrow" w:cs="Arial"/>
-          <w:b/>
-          <w:bCs/>
+          <w:rFonts w:ascii="Arial Narrow" w:eastAsia="Arial Narrow" w:hAnsi="Arial Narrow" w:cs="Arial Narrow"/>
+          <w:b/>
+          <w:bCs/>
+          <w:sz w:val="22"/>
+          <w:szCs w:val="22"/>
           <w:lang w:eastAsia="es-PE"/>
         </w:rPr>
         <w:t xml:space="preserve"> S.A.</w:t>
       </w:r>
       <w:r>
         <w:rPr>
-          <w:rFonts w:ascii="Arial Narrow" w:eastAsia="Arial Narrow" w:hAnsi="Arial Narrow" w:cs="Arial"/>
-          <w:b/>
-          <w:bCs/>
+          <w:rFonts w:ascii="Arial Narrow" w:eastAsia="Arial Narrow" w:hAnsi="Arial Narrow" w:cs="Arial Narrow"/>
+          <w:b/>
+          <w:bCs/>
+          <w:sz w:val="22"/>
+          <w:szCs w:val="22"/>
           <w:lang w:eastAsia="es-PE"/>
         </w:rPr>
         <w:t xml:space="preserve"> (MAPFRE)</w:t>
@@ -227,69 +271,85 @@
         <w:ind w:left="2127" w:hanging="2127"/>
         <w:jc w:val="both"/>
         <w:rPr>
-          <w:rFonts w:ascii="Arial Narrow" w:eastAsia="Arial Narrow" w:hAnsi="Arial Narrow" w:cs="Arial"/>
-          <w:b/>
-          <w:bCs/>
+          <w:rFonts w:ascii="Arial Narrow" w:eastAsia="Arial Narrow" w:hAnsi="Arial Narrow" w:cs="Arial Narrow"/>
+          <w:b/>
+          <w:bCs/>
+          <w:sz w:val="22"/>
+          <w:szCs w:val="22"/>
           <w:lang w:eastAsia="es-PE"/>
         </w:rPr>
       </w:pPr>
       <w:r>
         <w:rPr>
-          <w:rFonts w:ascii="Arial Narrow" w:eastAsia="Arial Narrow" w:hAnsi="Arial Narrow" w:cs="Arial"/>
-          <w:b/>
-          <w:bCs/>
+          <w:rFonts w:ascii="Arial Narrow" w:eastAsia="Arial Narrow" w:hAnsi="Arial Narrow" w:cs="Arial Narrow"/>
+          <w:b/>
+          <w:bCs/>
+          <w:sz w:val="22"/>
+          <w:szCs w:val="22"/>
           <w:lang w:eastAsia="es-PE"/>
         </w:rPr>
         <w:t>MATERIA</w:t>
       </w:r>
       <w:r>
         <w:rPr>
-          <w:rFonts w:ascii="Arial Narrow" w:eastAsia="Arial Narrow" w:hAnsi="Arial Narrow" w:cs="Arial"/>
-          <w:b/>
-          <w:bCs/>
+          <w:rFonts w:ascii="Arial Narrow" w:eastAsia="Arial Narrow" w:hAnsi="Arial Narrow" w:cs="Arial Narrow"/>
+          <w:b/>
+          <w:bCs/>
+          <w:sz w:val="22"/>
+          <w:szCs w:val="22"/>
           <w:lang w:eastAsia="es-PE"/>
         </w:rPr>
         <w:t>S</w:t>
       </w:r>
       <w:r>
         <w:rPr>
-          <w:rFonts w:ascii="Arial Narrow" w:hAnsi="Arial Narrow"/>
-          <w:b/>
-          <w:bCs/>
+          <w:rFonts w:ascii="Arial Narrow" w:eastAsia="Arial Narrow" w:hAnsi="Arial Narrow" w:cs="Arial Narrow"/>
+          <w:b/>
+          <w:bCs/>
+          <w:sz w:val="22"/>
+          <w:szCs w:val="22"/>
         </w:rPr>
         <w:tab/>
       </w:r>
       <w:r>
         <w:rPr>
-          <w:rFonts w:ascii="Arial Narrow" w:eastAsia="Arial Narrow" w:hAnsi="Arial Narrow" w:cs="Arial"/>
-          <w:b/>
-          <w:bCs/>
+          <w:rFonts w:ascii="Arial Narrow" w:eastAsia="Arial Narrow" w:hAnsi="Arial Narrow" w:cs="Arial Narrow"/>
+          <w:b/>
+          <w:bCs/>
+          <w:sz w:val="22"/>
+          <w:szCs w:val="22"/>
           <w:lang w:eastAsia="es-PE"/>
         </w:rPr>
         <w:t>:</w:t>
       </w:r>
       <w:r>
         <w:rPr>
-          <w:rFonts w:ascii="Arial Narrow" w:hAnsi="Arial Narrow"/>
-          <w:b/>
-          <w:bCs/>
+          <w:rFonts w:ascii="Arial Narrow" w:eastAsia="Arial Narrow" w:hAnsi="Arial Narrow" w:cs="Arial Narrow"/>
+          <w:b/>
+          <w:bCs/>
+          <w:sz w:val="22"/>
+          <w:szCs w:val="22"/>
         </w:rPr>
         <w:tab/>
       </w:r>
       <w:r>
         <w:rPr>
-          <w:rFonts w:ascii="Arial Narrow" w:eastAsia="Arial Narrow" w:hAnsi="Arial Narrow" w:cs="Arial"/>
-          <w:b/>
-          <w:bCs/>
+          <w:rFonts w:ascii="Arial Narrow" w:eastAsia="Arial Narrow" w:hAnsi="Arial Narrow" w:cs="Arial Narrow"/>
+          <w:b/>
+          <w:bCs/>
+          <w:sz w:val="22"/>
+          <w:szCs w:val="22"/>
           <w:lang w:eastAsia="es-PE"/>
         </w:rPr>
         <w:t xml:space="preserve">ADMISIÓN A </w:t>
       </w:r>
       <w:r>
         <w:rPr>
-          <w:rFonts w:ascii="Arial Narrow" w:eastAsia="Arial Narrow" w:hAnsi="Arial Narrow" w:cs="Arial"/>
-          <w:b/>
-          <w:bCs/>
+          <w:rFonts w:ascii="Arial Narrow" w:eastAsia="Arial Narrow" w:hAnsi="Arial Narrow" w:cs="Arial Narrow"/>
+          <w:b/>
+          <w:bCs/>
+          <w:sz w:val="22"/>
+          <w:szCs w:val="22"/>
           <w:lang w:eastAsia="es-PE"/>
         </w:rPr>
         <w:t>TRÁMITE</w:t>
@@ -305,35 +365,43 @@
         <w:ind w:left="2127" w:hanging="2127"/>
         <w:jc w:val="both"/>
         <w:rPr>
-          <w:rFonts w:ascii="Arial Narrow" w:eastAsia="Arial Narrow" w:hAnsi="Arial Narrow" w:cs="Arial"/>
-          <w:b/>
-          <w:bCs/>
+          <w:rFonts w:ascii="Arial Narrow" w:eastAsia="Arial Narrow" w:hAnsi="Arial Narrow" w:cs="Arial Narrow"/>
+          <w:b/>
+          <w:bCs/>
+          <w:sz w:val="22"/>
+          <w:szCs w:val="22"/>
           <w:lang w:eastAsia="es-PE"/>
         </w:rPr>
       </w:pPr>
       <w:r>
         <w:rPr>
-          <w:rFonts w:ascii="Arial Narrow" w:eastAsia="Arial Narrow" w:hAnsi="Arial Narrow" w:cs="Arial"/>
-          <w:b/>
-          <w:bCs/>
+          <w:rFonts w:ascii="Arial Narrow" w:eastAsia="Arial Narrow" w:hAnsi="Arial Narrow" w:cs="Arial Narrow"/>
+          <w:b/>
+          <w:bCs/>
+          <w:sz w:val="22"/>
+          <w:szCs w:val="22"/>
           <w:lang w:eastAsia="es-PE"/>
         </w:rPr>
         <w:tab/>
       </w:r>
       <w:r>
         <w:rPr>
-          <w:rFonts w:ascii="Arial Narrow" w:eastAsia="Arial Narrow" w:hAnsi="Arial Narrow" w:cs="Arial"/>
-          <w:b/>
-          <w:bCs/>
+          <w:rFonts w:ascii="Arial Narrow" w:eastAsia="Arial Narrow" w:hAnsi="Arial Narrow" w:cs="Arial Narrow"/>
+          <w:b/>
+          <w:bCs/>
+          <w:sz w:val="22"/>
+          <w:szCs w:val="22"/>
           <w:lang w:eastAsia="es-PE"/>
         </w:rPr>
         <w:tab/>
       </w:r>
       <w:r>
         <w:rPr>
-          <w:rFonts w:ascii="Arial Narrow" w:eastAsia="Arial Narrow" w:hAnsi="Arial Narrow" w:cs="Arial"/>
-          <w:b/>
-          <w:bCs/>
+          <w:rFonts w:ascii="Arial Narrow" w:eastAsia="Arial Narrow" w:hAnsi="Arial Narrow" w:cs="Arial Narrow"/>
+          <w:b/>
+          <w:bCs/>
+          <w:sz w:val="22"/>
+          <w:szCs w:val="22"/>
           <w:lang w:eastAsia="es-PE"/>
         </w:rPr>
         <w:t>REQUERIMIENTO DE INFORMACIÓN</w:t>
@@ -349,51 +417,63 @@
         <w:ind w:left="2127" w:hanging="2127"/>
         <w:jc w:val="both"/>
         <w:rPr>
-          <w:rFonts w:ascii="Arial Narrow" w:eastAsia="Arial Narrow" w:hAnsi="Arial Narrow" w:cs="Arial"/>
-          <w:b/>
-          <w:bCs/>
+          <w:rFonts w:ascii="Arial Narrow" w:eastAsia="Arial Narrow" w:hAnsi="Arial Narrow" w:cs="Arial Narrow"/>
+          <w:b/>
+          <w:bCs/>
+          <w:sz w:val="22"/>
+          <w:szCs w:val="22"/>
           <w:lang w:eastAsia="es-PE"/>
         </w:rPr>
       </w:pPr>
       <w:r>
         <w:rPr>
-          <w:rFonts w:ascii="Arial Narrow" w:eastAsia="Arial Narrow" w:hAnsi="Arial Narrow" w:cs="Arial"/>
-          <w:b/>
-          <w:bCs/>
+          <w:rFonts w:ascii="Arial Narrow" w:eastAsia="Arial Narrow" w:hAnsi="Arial Narrow" w:cs="Arial Narrow"/>
+          <w:b/>
+          <w:bCs/>
+          <w:sz w:val="22"/>
+          <w:szCs w:val="22"/>
           <w:lang w:eastAsia="es-PE"/>
         </w:rPr>
         <w:t xml:space="preserve">RESOLUCIÓN </w:t>
       </w:r>
       <w:r>
         <w:rPr>
-          <w:rFonts w:ascii="Arial Narrow" w:hAnsi="Arial Narrow"/>
-          <w:b/>
-          <w:bCs/>
+          <w:rFonts w:ascii="Arial Narrow" w:eastAsia="Arial Narrow" w:hAnsi="Arial Narrow" w:cs="Arial Narrow"/>
+          <w:b/>
+          <w:bCs/>
+          <w:sz w:val="22"/>
+          <w:szCs w:val="22"/>
         </w:rPr>
         <w:tab/>
       </w:r>
       <w:r>
         <w:rPr>
-          <w:rFonts w:ascii="Arial Narrow" w:eastAsia="Arial Narrow" w:hAnsi="Arial Narrow" w:cs="Arial"/>
-          <w:b/>
-          <w:bCs/>
+          <w:rFonts w:ascii="Arial Narrow" w:eastAsia="Arial Narrow" w:hAnsi="Arial Narrow" w:cs="Arial Narrow"/>
+          <w:b/>
+          <w:bCs/>
+          <w:sz w:val="22"/>
+          <w:szCs w:val="22"/>
           <w:lang w:eastAsia="es-PE"/>
         </w:rPr>
         <w:t>:</w:t>
       </w:r>
       <w:r>
         <w:rPr>
-          <w:rFonts w:ascii="Arial Narrow" w:hAnsi="Arial Narrow"/>
-          <w:b/>
-          <w:bCs/>
+          <w:rFonts w:ascii="Arial Narrow" w:eastAsia="Arial Narrow" w:hAnsi="Arial Narrow" w:cs="Arial Narrow"/>
+          <w:b/>
+          <w:bCs/>
+          <w:sz w:val="22"/>
+          <w:szCs w:val="22"/>
         </w:rPr>
         <w:tab/>
       </w:r>
       <w:r>
         <w:rPr>
-          <w:rFonts w:ascii="Arial Narrow" w:hAnsi="Arial Narrow"/>
-          <w:b/>
-          <w:bCs/>
+          <w:rFonts w:ascii="Arial Narrow" w:eastAsia="Arial Narrow" w:hAnsi="Arial Narrow" w:cs="Arial Narrow"/>
+          <w:b/>
+          <w:bCs/>
+          <w:sz w:val="22"/>
+          <w:szCs w:val="22"/>
         </w:rPr>
         <w:t>1</w:t>
       </w:r>
@@ -409,7 +489,9 @@
         <w:ind w:left="2127" w:hanging="2127"/>
         <w:jc w:val="both"/>
         <w:rPr>
-          <w:rFonts w:ascii="Arial Narrow" w:eastAsia="Times New Roman" w:hAnsi="Arial Narrow" w:cs="Arial"/>
+          <w:rFonts w:ascii="Arial Narrow" w:eastAsia="Arial Narrow" w:hAnsi="Arial Narrow" w:cs="Arial Narrow"/>
+          <w:sz w:val="22"/>
+          <w:szCs w:val="22"/>
           <w:lang w:eastAsia="es-PE"/>
         </w:rPr>
       </w:pPr>
@@ -419,62 +501,82 @@
         <w:shd w:val="clear" w:color="auto" w:fill="FFFFFF" w:themeFill="background1"/>
         <w:spacing w:after="0" w:line="240" w:lineRule="auto"/>
         <w:rPr>
-          <w:rFonts w:ascii="Arial Narrow" w:hAnsi="Arial Narrow" w:cs="Arial"/>
-        </w:rPr>
-      </w:pPr>
-      <w:r>
-        <w:rPr>
-          <w:rFonts w:ascii="Arial Narrow" w:hAnsi="Arial Narrow" w:cs="Arial"/>
+          <w:rFonts w:ascii="Arial Narrow" w:eastAsia="Arial Narrow" w:hAnsi="Arial Narrow" w:cs="Arial Narrow"/>
+          <w:sz w:val="22"/>
+          <w:szCs w:val="22"/>
+        </w:rPr>
+      </w:pPr>
+      <w:r>
+        <w:rPr>
+          <w:rFonts w:ascii="Arial Narrow" w:eastAsia="Arial Narrow" w:hAnsi="Arial Narrow" w:cs="Arial Narrow"/>
+          <w:sz w:val="22"/>
+          <w:szCs w:val="22"/>
         </w:rPr>
         <w:t>Lima,</w:t>
       </w:r>
       <w:r>
         <w:rPr>
-          <w:rFonts w:ascii="Arial Narrow" w:hAnsi="Arial Narrow" w:cs="Arial"/>
+          <w:rFonts w:ascii="Arial Narrow" w:eastAsia="Arial Narrow" w:hAnsi="Arial Narrow" w:cs="Arial Narrow"/>
+          <w:sz w:val="22"/>
+          <w:szCs w:val="22"/>
         </w:rPr>
         <w:t xml:space="preserve"> </w:t>
       </w:r>
       <w:r>
         <w:rPr>
-          <w:rFonts w:ascii="Arial Narrow" w:hAnsi="Arial Narrow" w:cs="Arial"/>
+          <w:rFonts w:ascii="Arial Narrow" w:eastAsia="Arial Narrow" w:hAnsi="Arial Narrow" w:cs="Arial Narrow"/>
+          <w:sz w:val="22"/>
+          <w:szCs w:val="22"/>
         </w:rPr>
         <w:t xml:space="preserve">20 de noviembre de 2025</w:t>
       </w:r>
       <w:r>
         <w:rPr>
-          <w:rFonts w:ascii="Arial Narrow" w:hAnsi="Arial Narrow" w:cs="Arial"/>
+          <w:rFonts w:ascii="Arial Narrow" w:eastAsia="Arial Narrow" w:hAnsi="Arial Narrow" w:cs="Arial Narrow"/>
+          <w:sz w:val="22"/>
+          <w:szCs w:val="22"/>
         </w:rPr>
         <w:t xml:space="preserve"/>
       </w:r>
       <w:r>
         <w:rPr>
-          <w:rFonts w:ascii="Arial Narrow" w:hAnsi="Arial Narrow" w:cs="Arial"/>
+          <w:rFonts w:ascii="Arial Narrow" w:eastAsia="Arial Narrow" w:hAnsi="Arial Narrow" w:cs="Arial Narrow"/>
+          <w:sz w:val="22"/>
+          <w:szCs w:val="22"/>
         </w:rPr>
         <w:t xml:space="preserve"/>
       </w:r>
       <w:r>
         <w:rPr>
-          <w:rFonts w:ascii="Arial Narrow" w:hAnsi="Arial Narrow" w:cs="Arial"/>
+          <w:rFonts w:ascii="Arial Narrow" w:eastAsia="Arial Narrow" w:hAnsi="Arial Narrow" w:cs="Arial Narrow"/>
+          <w:sz w:val="22"/>
+          <w:szCs w:val="22"/>
         </w:rPr>
         <w:t xml:space="preserve"/>
       </w:r>
       <w:r>
         <w:rPr>
-          <w:rFonts w:ascii="Arial Narrow" w:hAnsi="Arial Narrow" w:cs="Arial"/>
+          <w:rFonts w:ascii="Arial Narrow" w:eastAsia="Arial Narrow" w:hAnsi="Arial Narrow" w:cs="Arial Narrow"/>
+          <w:sz w:val="22"/>
+          <w:szCs w:val="22"/>
         </w:rPr>
         <w:t xml:space="preserve"/>
       </w:r>
       <w:r>
         <w:rPr>
-          <w:rFonts w:ascii="Arial Narrow" w:hAnsi="Arial Narrow" w:cs="Arial"/>
+          <w:rFonts w:ascii="Arial Narrow" w:eastAsia="Arial Narrow" w:hAnsi="Arial Narrow" w:cs="Arial Narrow"/>
+          <w:sz w:val="22"/>
+          <w:szCs w:val="22"/>
         </w:rPr>
         <w:t xml:space="preserve"/>
       </w:r>
       <w:r>
         <w:rPr>
-          <w:rFonts w:ascii="Arial Narrow" w:eastAsia="Arial Narrow" w:hAnsi="Arial Narrow" w:cs="Arial"/>
-          <w:b/>
-          <w:bCs/>
+          <w:rFonts w:ascii="Arial Narrow" w:eastAsia="Arial Narrow" w:hAnsi="Arial Narrow" w:cs="Arial Narrow"/>
+          <w:b/>
+          <w:bCs/>
+          <w:sz w:val="22"/>
+          <w:szCs w:val="22"/>
           <w:lang w:eastAsia="es-PE"/>
         </w:rPr>
         <w:t xml:space="preserve"> </w:t>
@@ -485,7 +587,9 @@
         <w:shd w:val="clear" w:color="auto" w:fill="FFFFFF"/>
         <w:spacing w:after="0" w:line="240" w:lineRule="auto"/>
         <w:rPr>
-          <w:rFonts w:ascii="Arial Narrow" w:hAnsi="Arial Narrow" w:cs="Arial"/>
+          <w:rFonts w:ascii="Arial Narrow" w:eastAsia="Arial Narrow" w:hAnsi="Arial Narrow" w:cs="Arial Narrow"/>
+          <w:sz w:val="22"/>
+          <w:szCs w:val="22"/>
         </w:rPr>
       </w:pPr>
     </w:p>
@@ -500,16 +604,20 @@
         <w:ind w:left="567" w:hanging="567"/>
         <w:jc w:val="both"/>
         <w:rPr>
-          <w:rFonts w:ascii="Arial Narrow" w:hAnsi="Arial Narrow"/>
-          <w:b/>
-          <w:bCs/>
-        </w:rPr>
-      </w:pPr>
-      <w:r>
-        <w:rPr>
-          <w:rFonts w:ascii="Arial Narrow" w:hAnsi="Arial Narrow"/>
-          <w:b/>
-          <w:bCs/>
+          <w:rFonts w:ascii="Arial Narrow" w:eastAsia="Arial Narrow" w:hAnsi="Arial Narrow" w:cs="Arial Narrow"/>
+          <w:b/>
+          <w:bCs/>
+          <w:sz w:val="22"/>
+          <w:szCs w:val="22"/>
+        </w:rPr>
+      </w:pPr>
+      <w:r>
+        <w:rPr>
+          <w:rFonts w:ascii="Arial Narrow" w:eastAsia="Arial Narrow" w:hAnsi="Arial Narrow" w:cs="Arial Narrow"/>
+          <w:b/>
+          <w:bCs/>
+          <w:sz w:val="22"/>
+          <w:szCs w:val="22"/>
         </w:rPr>
         <w:t>HECHOS</w:t>
       </w:r>
@@ -521,9 +629,11 @@
         <w:ind w:left="567" w:hanging="567"/>
         <w:jc w:val="both"/>
         <w:rPr>
-          <w:rFonts w:ascii="Arial Narrow" w:hAnsi="Arial Narrow"/>
-          <w:b/>
-          <w:bCs/>
+          <w:rFonts w:ascii="Arial Narrow" w:eastAsia="Arial Narrow" w:hAnsi="Arial Narrow" w:cs="Arial Narrow"/>
+          <w:b/>
+          <w:bCs/>
+          <w:sz w:val="22"/>
+          <w:szCs w:val="22"/>
         </w:rPr>
       </w:pPr>
     </w:p>
@@ -538,101 +648,133 @@
         <w:ind w:left="567" w:hanging="567"/>
         <w:jc w:val="both"/>
         <w:rPr>
-          <w:rFonts w:ascii="Arial Narrow" w:hAnsi="Arial Narrow"/>
-        </w:rPr>
-      </w:pPr>
-      <w:r>
-        <w:rPr>
-          <w:rFonts w:ascii="Arial Narrow" w:hAnsi="Arial Narrow"/>
+          <w:rFonts w:ascii="Arial Narrow" w:eastAsia="Arial Narrow" w:hAnsi="Arial Narrow" w:cs="Arial Narrow"/>
+          <w:sz w:val="22"/>
+          <w:szCs w:val="22"/>
+        </w:rPr>
+      </w:pPr>
+      <w:r>
+        <w:rPr>
+          <w:rFonts w:ascii="Arial Narrow" w:eastAsia="Arial Narrow" w:hAnsi="Arial Narrow" w:cs="Arial Narrow"/>
+          <w:sz w:val="22"/>
+          <w:szCs w:val="22"/>
         </w:rPr>
         <w:t xml:space="preserve">Mediante escrito del 10 de octubre de 2025, la señora [APELLIDO] interpuso una denuncia contra Mapfre por presuntas infracciones a la Ley 29571, Código de Protección y Defensa del Consumidor (en adelante, Código), señalando lo siguiente: </w:t>
       </w:r>
       <w:r>
         <w:rPr>
-          <w:rFonts w:ascii="Arial Narrow" w:hAnsi="Arial Narrow"/>
+          <w:rFonts w:ascii="Arial Narrow" w:eastAsia="Arial Narrow" w:hAnsi="Arial Narrow" w:cs="Arial Narrow"/>
+          <w:sz w:val="22"/>
+          <w:szCs w:val="22"/>
         </w:rPr>
         <w:t xml:space="preserve"/>
       </w:r>
       <w:r>
         <w:rPr>
-          <w:rFonts w:ascii="Arial Narrow" w:hAnsi="Arial Narrow"/>
+          <w:rFonts w:ascii="Arial Narrow" w:eastAsia="Arial Narrow" w:hAnsi="Arial Narrow" w:cs="Arial Narrow"/>
+          <w:sz w:val="22"/>
+          <w:szCs w:val="22"/>
         </w:rPr>
         <w:t/>
       </w:r>
       <w:r>
         <w:rPr>
-          <w:rFonts w:ascii="Arial Narrow" w:hAnsi="Arial Narrow"/>
+          <w:rFonts w:ascii="Arial Narrow" w:eastAsia="Arial Narrow" w:hAnsi="Arial Narrow" w:cs="Arial Narrow"/>
+          <w:sz w:val="22"/>
+          <w:szCs w:val="22"/>
         </w:rPr>
         <w:t xml:space="preserve"/>
       </w:r>
       <w:r>
         <w:rPr>
-          <w:rFonts w:ascii="Arial Narrow" w:hAnsi="Arial Narrow"/>
+          <w:rFonts w:ascii="Arial Narrow" w:eastAsia="Arial Narrow" w:hAnsi="Arial Narrow" w:cs="Arial Narrow"/>
+          <w:sz w:val="22"/>
+          <w:szCs w:val="22"/>
         </w:rPr>
         <w:t/>
       </w:r>
       <w:r>
         <w:rPr>
-          <w:rFonts w:ascii="Arial Narrow" w:hAnsi="Arial Narrow"/>
+          <w:rFonts w:ascii="Arial Narrow" w:eastAsia="Arial Narrow" w:hAnsi="Arial Narrow" w:cs="Arial Narrow"/>
+          <w:sz w:val="22"/>
+          <w:szCs w:val="22"/>
         </w:rPr>
         <w:t/>
       </w:r>
       <w:r>
         <w:rPr>
-          <w:rFonts w:ascii="Arial Narrow" w:hAnsi="Arial Narrow"/>
+          <w:rFonts w:ascii="Arial Narrow" w:eastAsia="Arial Narrow" w:hAnsi="Arial Narrow" w:cs="Arial Narrow"/>
+          <w:sz w:val="22"/>
+          <w:szCs w:val="22"/>
         </w:rPr>
         <w:t xml:space="preserve"/>
       </w:r>
       <w:r>
         <w:rPr>
-          <w:rFonts w:ascii="Arial Narrow" w:hAnsi="Arial Narrow"/>
+          <w:rFonts w:ascii="Arial Narrow" w:eastAsia="Arial Narrow" w:hAnsi="Arial Narrow" w:cs="Arial Narrow"/>
+          <w:sz w:val="22"/>
+          <w:szCs w:val="22"/>
         </w:rPr>
         <w:t xml:space="preserve"/>
       </w:r>
       <w:r>
         <w:rPr>
-          <w:rFonts w:ascii="Arial Narrow" w:hAnsi="Arial Narrow"/>
+          <w:rFonts w:ascii="Arial Narrow" w:eastAsia="Arial Narrow" w:hAnsi="Arial Narrow" w:cs="Arial Narrow"/>
+          <w:sz w:val="22"/>
+          <w:szCs w:val="22"/>
         </w:rPr>
         <w:t xml:space="preserve"/>
       </w:r>
       <w:r>
         <w:rPr>
-          <w:rFonts w:ascii="Arial Narrow" w:eastAsia="Arial Narrow" w:hAnsi="Arial Narrow" w:cs="Arial"/>
+          <w:rFonts w:ascii="Arial Narrow" w:eastAsia="Arial Narrow" w:hAnsi="Arial Narrow" w:cs="Arial Narrow"/>
+          <w:sz w:val="22"/>
+          <w:szCs w:val="22"/>
           <w:lang w:eastAsia="es-PE"/>
         </w:rPr>
         <w:t xml:space="preserve"/>
       </w:r>
       <w:r>
         <w:rPr>
-          <w:rFonts w:ascii="Arial Narrow" w:hAnsi="Arial Narrow"/>
+          <w:rFonts w:ascii="Arial Narrow" w:eastAsia="Arial Narrow" w:hAnsi="Arial Narrow" w:cs="Arial Narrow"/>
+          <w:sz w:val="22"/>
+          <w:szCs w:val="22"/>
         </w:rPr>
         <w:t/>
       </w:r>
       <w:proofErr w:type="spellStart"/>
       <w:r>
         <w:rPr>
-          <w:rFonts w:ascii="Arial Narrow" w:hAnsi="Arial Narrow"/>
+          <w:rFonts w:ascii="Arial Narrow" w:eastAsia="Arial Narrow" w:hAnsi="Arial Narrow" w:cs="Arial Narrow"/>
+          <w:sz w:val="22"/>
+          <w:szCs w:val="22"/>
         </w:rPr>
         <w:t/>
       </w:r>
       <w:proofErr w:type="spellEnd"/>
       <w:r>
         <w:rPr>
-          <w:rFonts w:ascii="Arial Narrow" w:hAnsi="Arial Narrow"/>
+          <w:rFonts w:ascii="Arial Narrow" w:eastAsia="Arial Narrow" w:hAnsi="Arial Narrow" w:cs="Arial Narrow"/>
+          <w:sz w:val="22"/>
+          <w:szCs w:val="22"/>
         </w:rPr>
         <w:t/>
       </w:r>
       <w:r>
         <w:rPr>
           <w:rStyle w:val="Refdenotaalpie"/>
-          <w:rFonts w:ascii="Arial Narrow" w:hAnsi="Arial Narrow"/>
+          <w:rFonts w:ascii="Arial Narrow" w:eastAsia="Arial Narrow" w:hAnsi="Arial Narrow" w:cs="Arial Narrow"/>
+          <w:sz w:val="22"/>
+          <w:szCs w:val="22"/>
           <w:vertAlign w:val="superscript"/>
         </w:rPr>
         <w:footnoteReference w:id="2"/>
       </w:r>
       <w:r>
         <w:rPr>
-          <w:rFonts w:ascii="Arial Narrow" w:hAnsi="Arial Narrow"/>
+          <w:rFonts w:ascii="Arial Narrow" w:eastAsia="Arial Narrow" w:hAnsi="Arial Narrow" w:cs="Arial Narrow"/>
+          <w:sz w:val="22"/>
+          <w:szCs w:val="22"/>
         </w:rPr>
         <w:t/>
       </w:r>
@@ -642,7 +784,9 @@
         <w:spacing w:after="0" w:line="240" w:lineRule="auto"/>
         <w:jc w:val="both"/>
         <w:rPr>
-          <w:rFonts w:ascii="Arial Narrow" w:hAnsi="Arial Narrow" w:cs="Arial"/>
+          <w:rFonts w:ascii="Arial Narrow" w:eastAsia="Arial Narrow" w:hAnsi="Arial Narrow" w:cs="Arial Narrow"/>
+          <w:sz w:val="22"/>
+          <w:szCs w:val="22"/>
         </w:rPr>
       </w:pPr>
       <w:bookmarkStart w:id="1" w:name="_Hlk160126697"/>
@@ -659,228 +803,302 @@
         <w:ind w:left="1134" w:hanging="567"/>
         <w:jc w:val="both"/>
         <w:rPr>
-          <w:rFonts w:ascii="Arial Narrow" w:hAnsi="Arial Narrow" w:cs="Arial"/>
-        </w:rPr>
-      </w:pPr>
-      <w:r>
-        <w:rPr>
-          <w:rFonts w:ascii="Arial Narrow" w:hAnsi="Arial Narrow" w:cs="Arial"/>
+          <w:rFonts w:ascii="Arial Narrow" w:eastAsia="Arial Narrow" w:hAnsi="Arial Narrow" w:cs="Arial Narrow"/>
+          <w:sz w:val="22"/>
+          <w:szCs w:val="22"/>
+        </w:rPr>
+      </w:pPr>
+      <w:r>
+        <w:rPr>
+          <w:rFonts w:ascii="Arial Narrow" w:eastAsia="Arial Narrow" w:hAnsi="Arial Narrow" w:cs="Arial Narrow"/>
+          <w:sz w:val="22"/>
+          <w:szCs w:val="22"/>
         </w:rPr>
         <w:t xml:space="preserve">El 14 de febrero de 2025, el señor [APELLIDO] (en adelante, el titular del seguro), contrató las Pólizas Vida Total 6032500000089 y 6032400000666; siendo que, en caso de fallecimiento del titular, el monto a indemnizar ascendería a la suma total de S/ 433, 897.00, asumiendo el pago mensual de S/ 100.00 por cada póliza, según el cronograma de pagos.</w:t>
       </w:r>
       <w:r>
         <w:rPr>
-          <w:rFonts w:ascii="Arial Narrow" w:hAnsi="Arial Narrow" w:cs="Arial"/>
+          <w:rFonts w:ascii="Arial Narrow" w:eastAsia="Arial Narrow" w:hAnsi="Arial Narrow" w:cs="Arial Narrow"/>
+          <w:sz w:val="22"/>
+          <w:szCs w:val="22"/>
         </w:rPr>
         <w:t/>
       </w:r>
       <w:r>
         <w:rPr>
-          <w:rFonts w:ascii="Arial Narrow" w:hAnsi="Arial Narrow" w:cs="Arial"/>
+          <w:rFonts w:ascii="Arial Narrow" w:eastAsia="Arial Narrow" w:hAnsi="Arial Narrow" w:cs="Arial Narrow"/>
+          <w:sz w:val="22"/>
+          <w:szCs w:val="22"/>
         </w:rPr>
         <w:t xml:space="preserve"/>
       </w:r>
       <w:r>
         <w:rPr>
-          <w:rFonts w:ascii="Arial Narrow" w:hAnsi="Arial Narrow" w:cs="Arial"/>
+          <w:rFonts w:ascii="Arial Narrow" w:eastAsia="Arial Narrow" w:hAnsi="Arial Narrow" w:cs="Arial Narrow"/>
+          <w:sz w:val="22"/>
+          <w:szCs w:val="22"/>
         </w:rPr>
         <w:t/>
       </w:r>
       <w:r>
         <w:rPr>
-          <w:rFonts w:ascii="Arial Narrow" w:hAnsi="Arial Narrow" w:cs="Arial"/>
+          <w:rFonts w:ascii="Arial Narrow" w:eastAsia="Arial Narrow" w:hAnsi="Arial Narrow" w:cs="Arial Narrow"/>
+          <w:sz w:val="22"/>
+          <w:szCs w:val="22"/>
         </w:rPr>
         <w:t/>
       </w:r>
       <w:r>
         <w:rPr>
-          <w:rFonts w:ascii="Arial Narrow" w:hAnsi="Arial Narrow" w:cs="Arial"/>
+          <w:rFonts w:ascii="Arial Narrow" w:eastAsia="Arial Narrow" w:hAnsi="Arial Narrow" w:cs="Arial Narrow"/>
+          <w:sz w:val="22"/>
+          <w:szCs w:val="22"/>
         </w:rPr>
         <w:t xml:space="preserve"/>
       </w:r>
       <w:proofErr w:type="spellStart"/>
       <w:r>
         <w:rPr>
-          <w:rFonts w:ascii="Arial Narrow" w:hAnsi="Arial Narrow" w:cs="Arial"/>
+          <w:rFonts w:ascii="Arial Narrow" w:eastAsia="Arial Narrow" w:hAnsi="Arial Narrow" w:cs="Arial Narrow"/>
+          <w:sz w:val="22"/>
+          <w:szCs w:val="22"/>
         </w:rPr>
         <w:t/>
       </w:r>
       <w:proofErr w:type="spellEnd"/>
       <w:r>
         <w:rPr>
-          <w:rFonts w:ascii="Arial Narrow" w:hAnsi="Arial Narrow" w:cs="Arial"/>
+          <w:rFonts w:ascii="Arial Narrow" w:eastAsia="Arial Narrow" w:hAnsi="Arial Narrow" w:cs="Arial Narrow"/>
+          <w:sz w:val="22"/>
+          <w:szCs w:val="22"/>
         </w:rPr>
         <w:t xml:space="preserve"/>
       </w:r>
       <w:r>
         <w:rPr>
-          <w:rFonts w:ascii="Arial Narrow" w:hAnsi="Arial Narrow" w:cs="Arial"/>
+          <w:rFonts w:ascii="Arial Narrow" w:eastAsia="Arial Narrow" w:hAnsi="Arial Narrow" w:cs="Arial Narrow"/>
+          <w:sz w:val="22"/>
+          <w:szCs w:val="22"/>
         </w:rPr>
         <w:t/>
       </w:r>
       <w:r>
         <w:rPr>
-          <w:rFonts w:ascii="Arial Narrow" w:hAnsi="Arial Narrow" w:cs="Arial"/>
+          <w:rFonts w:ascii="Arial Narrow" w:eastAsia="Arial Narrow" w:hAnsi="Arial Narrow" w:cs="Arial Narrow"/>
+          <w:sz w:val="22"/>
+          <w:szCs w:val="22"/>
         </w:rPr>
         <w:t/>
       </w:r>
       <w:r>
         <w:rPr>
-          <w:rFonts w:ascii="Arial Narrow" w:hAnsi="Arial Narrow" w:cs="Arial"/>
+          <w:rFonts w:ascii="Arial Narrow" w:eastAsia="Arial Narrow" w:hAnsi="Arial Narrow" w:cs="Arial Narrow"/>
+          <w:sz w:val="22"/>
+          <w:szCs w:val="22"/>
         </w:rPr>
         <w:t xml:space="preserve"/>
       </w:r>
       <w:r>
         <w:rPr>
-          <w:rFonts w:ascii="Arial Narrow" w:hAnsi="Arial Narrow" w:cs="Arial"/>
+          <w:rFonts w:ascii="Arial Narrow" w:eastAsia="Arial Narrow" w:hAnsi="Arial Narrow" w:cs="Arial Narrow"/>
+          <w:sz w:val="22"/>
+          <w:szCs w:val="22"/>
         </w:rPr>
         <w:t xml:space="preserve"/>
       </w:r>
       <w:r>
         <w:rPr>
-          <w:rFonts w:ascii="Arial Narrow" w:hAnsi="Arial Narrow" w:cs="Arial"/>
+          <w:rFonts w:ascii="Arial Narrow" w:eastAsia="Arial Narrow" w:hAnsi="Arial Narrow" w:cs="Arial Narrow"/>
+          <w:sz w:val="22"/>
+          <w:szCs w:val="22"/>
         </w:rPr>
         <w:t/>
       </w:r>
       <w:r>
         <w:rPr>
-          <w:rFonts w:ascii="Arial Narrow" w:hAnsi="Arial Narrow" w:cs="Arial"/>
+          <w:rFonts w:ascii="Arial Narrow" w:eastAsia="Arial Narrow" w:hAnsi="Arial Narrow" w:cs="Arial Narrow"/>
+          <w:sz w:val="22"/>
+          <w:szCs w:val="22"/>
         </w:rPr>
         <w:t xml:space="preserve"/>
       </w:r>
       <w:r>
         <w:rPr>
-          <w:rFonts w:ascii="Arial Narrow" w:hAnsi="Arial Narrow" w:cs="Arial"/>
+          <w:rFonts w:ascii="Arial Narrow" w:eastAsia="Arial Narrow" w:hAnsi="Arial Narrow" w:cs="Arial Narrow"/>
+          <w:sz w:val="22"/>
+          <w:szCs w:val="22"/>
         </w:rPr>
         <w:t xml:space="preserve"/>
       </w:r>
       <w:proofErr w:type="spellStart"/>
       <w:r>
         <w:rPr>
-          <w:rFonts w:ascii="Arial Narrow" w:hAnsi="Arial Narrow" w:cs="Arial"/>
+          <w:rFonts w:ascii="Arial Narrow" w:eastAsia="Arial Narrow" w:hAnsi="Arial Narrow" w:cs="Arial Narrow"/>
+          <w:sz w:val="22"/>
+          <w:szCs w:val="22"/>
         </w:rPr>
         <w:t/>
       </w:r>
       <w:proofErr w:type="spellEnd"/>
       <w:r>
         <w:rPr>
-          <w:rFonts w:ascii="Arial Narrow" w:hAnsi="Arial Narrow" w:cs="Arial"/>
+          <w:rFonts w:ascii="Arial Narrow" w:eastAsia="Arial Narrow" w:hAnsi="Arial Narrow" w:cs="Arial Narrow"/>
+          <w:sz w:val="22"/>
+          <w:szCs w:val="22"/>
         </w:rPr>
         <w:t xml:space="preserve"/>
       </w:r>
       <w:proofErr w:type="spellStart"/>
       <w:r>
         <w:rPr>
-          <w:rFonts w:ascii="Arial Narrow" w:hAnsi="Arial Narrow" w:cs="Arial"/>
+          <w:rFonts w:ascii="Arial Narrow" w:eastAsia="Arial Narrow" w:hAnsi="Arial Narrow" w:cs="Arial Narrow"/>
+          <w:sz w:val="22"/>
+          <w:szCs w:val="22"/>
         </w:rPr>
         <w:t/>
       </w:r>
       <w:proofErr w:type="spellEnd"/>
       <w:r>
         <w:rPr>
-          <w:rFonts w:ascii="Arial Narrow" w:hAnsi="Arial Narrow" w:cs="Arial"/>
+          <w:rFonts w:ascii="Arial Narrow" w:eastAsia="Arial Narrow" w:hAnsi="Arial Narrow" w:cs="Arial Narrow"/>
+          <w:sz w:val="22"/>
+          <w:szCs w:val="22"/>
         </w:rPr>
         <w:t xml:space="preserve"/>
       </w:r>
       <w:r>
         <w:rPr>
-          <w:rFonts w:ascii="Arial Narrow" w:hAnsi="Arial Narrow" w:cs="Arial"/>
+          <w:rFonts w:ascii="Arial Narrow" w:eastAsia="Arial Narrow" w:hAnsi="Arial Narrow" w:cs="Arial Narrow"/>
+          <w:sz w:val="22"/>
+          <w:szCs w:val="22"/>
         </w:rPr>
         <w:t/>
       </w:r>
       <w:r>
         <w:rPr>
-          <w:rFonts w:ascii="Arial Narrow" w:hAnsi="Arial Narrow" w:cs="Arial"/>
+          <w:rFonts w:ascii="Arial Narrow" w:eastAsia="Arial Narrow" w:hAnsi="Arial Narrow" w:cs="Arial Narrow"/>
+          <w:sz w:val="22"/>
+          <w:szCs w:val="22"/>
         </w:rPr>
         <w:t xml:space="preserve"/>
       </w:r>
       <w:r>
         <w:rPr>
-          <w:rFonts w:ascii="Arial Narrow" w:hAnsi="Arial Narrow" w:cs="Arial"/>
+          <w:rFonts w:ascii="Arial Narrow" w:eastAsia="Arial Narrow" w:hAnsi="Arial Narrow" w:cs="Arial Narrow"/>
+          <w:sz w:val="22"/>
+          <w:szCs w:val="22"/>
         </w:rPr>
         <w:t/>
       </w:r>
       <w:r>
         <w:rPr>
-          <w:rFonts w:ascii="Arial Narrow" w:hAnsi="Arial Narrow" w:cs="Arial"/>
+          <w:rFonts w:ascii="Arial Narrow" w:eastAsia="Arial Narrow" w:hAnsi="Arial Narrow" w:cs="Arial Narrow"/>
+          <w:sz w:val="22"/>
+          <w:szCs w:val="22"/>
         </w:rPr>
         <w:t xml:space="preserve"/>
       </w:r>
       <w:r>
         <w:rPr>
-          <w:rFonts w:ascii="Arial Narrow" w:hAnsi="Arial Narrow" w:cs="Arial"/>
+          <w:rFonts w:ascii="Arial Narrow" w:eastAsia="Arial Narrow" w:hAnsi="Arial Narrow" w:cs="Arial Narrow"/>
+          <w:sz w:val="22"/>
+          <w:szCs w:val="22"/>
         </w:rPr>
         <w:t/>
       </w:r>
       <w:r>
         <w:rPr>
-          <w:rFonts w:ascii="Arial Narrow" w:hAnsi="Arial Narrow" w:cs="Arial"/>
+          <w:rFonts w:ascii="Arial Narrow" w:eastAsia="Arial Narrow" w:hAnsi="Arial Narrow" w:cs="Arial Narrow"/>
+          <w:sz w:val="22"/>
+          <w:szCs w:val="22"/>
         </w:rPr>
         <w:t xml:space="preserve"/>
       </w:r>
       <w:r>
         <w:rPr>
-          <w:rFonts w:ascii="Arial Narrow" w:hAnsi="Arial Narrow" w:cs="Arial"/>
+          <w:rFonts w:ascii="Arial Narrow" w:eastAsia="Arial Narrow" w:hAnsi="Arial Narrow" w:cs="Arial Narrow"/>
+          <w:sz w:val="22"/>
+          <w:szCs w:val="22"/>
         </w:rPr>
         <w:t/>
       </w:r>
       <w:r>
         <w:rPr>
-          <w:rFonts w:ascii="Arial Narrow" w:hAnsi="Arial Narrow" w:cs="Arial"/>
+          <w:rFonts w:ascii="Arial Narrow" w:eastAsia="Arial Narrow" w:hAnsi="Arial Narrow" w:cs="Arial Narrow"/>
+          <w:sz w:val="22"/>
+          <w:szCs w:val="22"/>
         </w:rPr>
         <w:t xml:space="preserve"/>
       </w:r>
       <w:r>
         <w:rPr>
-          <w:rFonts w:ascii="Arial Narrow" w:hAnsi="Arial Narrow" w:cs="Arial"/>
+          <w:rFonts w:ascii="Arial Narrow" w:eastAsia="Arial Narrow" w:hAnsi="Arial Narrow" w:cs="Arial Narrow"/>
+          <w:sz w:val="22"/>
+          <w:szCs w:val="22"/>
         </w:rPr>
         <w:t xml:space="preserve"/>
       </w:r>
       <w:r>
         <w:rPr>
-          <w:rFonts w:ascii="Arial Narrow" w:hAnsi="Arial Narrow" w:cs="Arial"/>
+          <w:rFonts w:ascii="Arial Narrow" w:eastAsia="Arial Narrow" w:hAnsi="Arial Narrow" w:cs="Arial Narrow"/>
+          <w:sz w:val="22"/>
+          <w:szCs w:val="22"/>
         </w:rPr>
         <w:t/>
       </w:r>
       <w:r>
         <w:rPr>
-          <w:rFonts w:ascii="Arial Narrow" w:hAnsi="Arial Narrow" w:cs="Arial"/>
+          <w:rFonts w:ascii="Arial Narrow" w:eastAsia="Arial Narrow" w:hAnsi="Arial Narrow" w:cs="Arial Narrow"/>
+          <w:sz w:val="22"/>
+          <w:szCs w:val="22"/>
         </w:rPr>
         <w:t xml:space="preserve"/>
       </w:r>
       <w:r>
         <w:rPr>
-          <w:rFonts w:ascii="Arial Narrow" w:hAnsi="Arial Narrow" w:cs="Arial"/>
+          <w:rFonts w:ascii="Arial Narrow" w:eastAsia="Arial Narrow" w:hAnsi="Arial Narrow" w:cs="Arial Narrow"/>
+          <w:sz w:val="22"/>
+          <w:szCs w:val="22"/>
         </w:rPr>
         <w:t/>
       </w:r>
       <w:r>
         <w:rPr>
-          <w:rFonts w:ascii="Arial Narrow" w:hAnsi="Arial Narrow" w:cs="Arial"/>
+          <w:rFonts w:ascii="Arial Narrow" w:eastAsia="Arial Narrow" w:hAnsi="Arial Narrow" w:cs="Arial Narrow"/>
+          <w:sz w:val="22"/>
+          <w:szCs w:val="22"/>
         </w:rPr>
         <w:t xml:space="preserve"/>
       </w:r>
       <w:r>
         <w:rPr>
-          <w:rFonts w:ascii="Arial Narrow" w:hAnsi="Arial Narrow" w:cs="Arial"/>
+          <w:rFonts w:ascii="Arial Narrow" w:eastAsia="Arial Narrow" w:hAnsi="Arial Narrow" w:cs="Arial Narrow"/>
+          <w:sz w:val="22"/>
+          <w:szCs w:val="22"/>
         </w:rPr>
         <w:t/>
       </w:r>
       <w:r>
         <w:rPr>
-          <w:rFonts w:ascii="Arial Narrow" w:hAnsi="Arial Narrow" w:cs="Arial"/>
+          <w:rFonts w:ascii="Arial Narrow" w:eastAsia="Arial Narrow" w:hAnsi="Arial Narrow" w:cs="Arial Narrow"/>
+          <w:sz w:val="22"/>
+          <w:szCs w:val="22"/>
         </w:rPr>
         <w:t xml:space="preserve"/>
       </w:r>
       <w:r>
         <w:rPr>
-          <w:rFonts w:ascii="Arial Narrow" w:hAnsi="Arial Narrow" w:cs="Arial"/>
+          <w:rFonts w:ascii="Arial Narrow" w:eastAsia="Arial Narrow" w:hAnsi="Arial Narrow" w:cs="Arial Narrow"/>
+          <w:sz w:val="22"/>
+          <w:szCs w:val="22"/>
         </w:rPr>
         <w:t xml:space="preserve"/>
       </w:r>
       <w:r>
         <w:rPr>
-          <w:rFonts w:ascii="Arial Narrow" w:hAnsi="Arial Narrow" w:cs="Arial"/>
+          <w:rFonts w:ascii="Arial Narrow" w:eastAsia="Arial Narrow" w:hAnsi="Arial Narrow" w:cs="Arial Narrow"/>
+          <w:sz w:val="22"/>
+          <w:szCs w:val="22"/>
         </w:rPr>
         <w:t/>
       </w:r>
@@ -892,7 +1110,9 @@
         <w:ind w:left="1134"/>
         <w:jc w:val="both"/>
         <w:rPr>
-          <w:rFonts w:ascii="Arial Narrow" w:hAnsi="Arial Narrow" w:cs="Arial"/>
+          <w:rFonts w:ascii="Arial Narrow" w:eastAsia="Arial Narrow" w:hAnsi="Arial Narrow" w:cs="Arial Narrow"/>
+          <w:sz w:val="22"/>
+          <w:szCs w:val="22"/>
         </w:rPr>
       </w:pPr>
     </w:p>
@@ -907,54 +1127,72 @@
         <w:ind w:left="1134" w:hanging="567"/>
         <w:jc w:val="both"/>
         <w:rPr>
-          <w:rFonts w:ascii="Arial Narrow" w:hAnsi="Arial Narrow" w:cs="Arial"/>
-        </w:rPr>
-      </w:pPr>
-      <w:r>
-        <w:rPr>
-          <w:rFonts w:ascii="Arial Narrow" w:hAnsi="Arial Narrow" w:cs="Arial"/>
+          <w:rFonts w:ascii="Arial Narrow" w:eastAsia="Arial Narrow" w:hAnsi="Arial Narrow" w:cs="Arial Narrow"/>
+          <w:sz w:val="22"/>
+          <w:szCs w:val="22"/>
+        </w:rPr>
+      </w:pPr>
+      <w:r>
+        <w:rPr>
+          <w:rFonts w:ascii="Arial Narrow" w:eastAsia="Arial Narrow" w:hAnsi="Arial Narrow" w:cs="Arial Narrow"/>
+          <w:sz w:val="22"/>
+          <w:szCs w:val="22"/>
         </w:rPr>
         <w:t xml:space="preserve">El </w:t>
       </w:r>
       <w:r>
         <w:rPr>
-          <w:rFonts w:ascii="Arial Narrow" w:hAnsi="Arial Narrow" w:cs="Arial"/>
+          <w:rFonts w:ascii="Arial Narrow" w:eastAsia="Arial Narrow" w:hAnsi="Arial Narrow" w:cs="Arial Narrow"/>
+          <w:sz w:val="22"/>
+          <w:szCs w:val="22"/>
         </w:rPr>
         <w:t xml:space="preserve">10 de junio de 2025, el titular del seguro </w:t>
       </w:r>
       <w:r>
         <w:rPr>
-          <w:rFonts w:ascii="Arial Narrow" w:hAnsi="Arial Narrow" w:cs="Arial"/>
+          <w:rFonts w:ascii="Arial Narrow" w:eastAsia="Arial Narrow" w:hAnsi="Arial Narrow" w:cs="Arial Narrow"/>
+          <w:sz w:val="22"/>
+          <w:szCs w:val="22"/>
         </w:rPr>
         <w:t>fallece, por lo que se</w:t>
       </w:r>
       <w:r>
         <w:rPr>
-          <w:rFonts w:ascii="Arial Narrow" w:hAnsi="Arial Narrow" w:cs="Arial"/>
+          <w:rFonts w:ascii="Arial Narrow" w:eastAsia="Arial Narrow" w:hAnsi="Arial Narrow" w:cs="Arial Narrow"/>
+          <w:sz w:val="22"/>
+          <w:szCs w:val="22"/>
         </w:rPr>
         <w:t xml:space="preserve"> solicitó ante Mapfre la cobertura d</w:t>
       </w:r>
       <w:r>
         <w:rPr>
-          <w:rFonts w:ascii="Arial Narrow" w:hAnsi="Arial Narrow" w:cs="Arial"/>
+          <w:rFonts w:ascii="Arial Narrow" w:eastAsia="Arial Narrow" w:hAnsi="Arial Narrow" w:cs="Arial Narrow"/>
+          <w:sz w:val="22"/>
+          <w:szCs w:val="22"/>
         </w:rPr>
         <w:t xml:space="preserve">el seguro </w:t>
       </w:r>
       <w:r>
         <w:rPr>
-          <w:rFonts w:ascii="Arial Narrow" w:hAnsi="Arial Narrow" w:cs="Arial"/>
+          <w:rFonts w:ascii="Arial Narrow" w:eastAsia="Arial Narrow" w:hAnsi="Arial Narrow" w:cs="Arial Narrow"/>
+          <w:sz w:val="22"/>
+          <w:szCs w:val="22"/>
         </w:rPr>
         <w:t>por fallecimiento</w:t>
       </w:r>
       <w:r>
         <w:rPr>
-          <w:rFonts w:ascii="Arial Narrow" w:hAnsi="Arial Narrow" w:cs="Arial"/>
+          <w:rFonts w:ascii="Arial Narrow" w:eastAsia="Arial Narrow" w:hAnsi="Arial Narrow" w:cs="Arial Narrow"/>
+          <w:sz w:val="22"/>
+          <w:szCs w:val="22"/>
         </w:rPr>
         <w:t xml:space="preserve"> </w:t>
       </w:r>
       <w:r>
         <w:rPr>
-          <w:rFonts w:ascii="Arial Narrow" w:hAnsi="Arial Narrow" w:cs="Arial"/>
+          <w:rFonts w:ascii="Arial Narrow" w:eastAsia="Arial Narrow" w:hAnsi="Arial Narrow" w:cs="Arial Narrow"/>
+          <w:sz w:val="22"/>
+          <w:szCs w:val="22"/>
         </w:rPr>
         <w:t>adjunto los medios probatorios correspondientes.</w:t>
       </w:r>
@@ -964,7 +1202,9 @@
         <w:pStyle w:val="Prrafodelista"/>
         <w:spacing w:line="240" w:lineRule="auto"/>
         <w:rPr>
-          <w:rFonts w:ascii="Arial Narrow" w:hAnsi="Arial Narrow" w:cs="Arial"/>
+          <w:rFonts w:ascii="Arial Narrow" w:eastAsia="Arial Narrow" w:hAnsi="Arial Narrow" w:cs="Arial Narrow"/>
+          <w:sz w:val="22"/>
+          <w:szCs w:val="22"/>
         </w:rPr>
       </w:pPr>
     </w:p>
@@ -979,96 +1219,128 @@
         <w:ind w:left="1134" w:hanging="567"/>
         <w:jc w:val="both"/>
         <w:rPr>
-          <w:rFonts w:ascii="Arial Narrow" w:hAnsi="Arial Narrow" w:cs="Arial"/>
-        </w:rPr>
-      </w:pPr>
-      <w:r>
-        <w:rPr>
-          <w:rFonts w:ascii="Arial Narrow" w:hAnsi="Arial Narrow" w:cs="Arial"/>
+          <w:rFonts w:ascii="Arial Narrow" w:eastAsia="Arial Narrow" w:hAnsi="Arial Narrow" w:cs="Arial Narrow"/>
+          <w:sz w:val="22"/>
+          <w:szCs w:val="22"/>
+        </w:rPr>
+      </w:pPr>
+      <w:r>
+        <w:rPr>
+          <w:rFonts w:ascii="Arial Narrow" w:eastAsia="Arial Narrow" w:hAnsi="Arial Narrow" w:cs="Arial Narrow"/>
+          <w:sz w:val="22"/>
+          <w:szCs w:val="22"/>
         </w:rPr>
         <w:t xml:space="preserve">El </w:t>
       </w:r>
       <w:r>
         <w:rPr>
-          <w:rFonts w:ascii="Arial Narrow" w:hAnsi="Arial Narrow" w:cs="Arial"/>
+          <w:rFonts w:ascii="Arial Narrow" w:eastAsia="Arial Narrow" w:hAnsi="Arial Narrow" w:cs="Arial Narrow"/>
+          <w:sz w:val="22"/>
+          <w:szCs w:val="22"/>
         </w:rPr>
         <w:t xml:space="preserve">1 de setiembre de 2025, Mapfre respondió la solicitud otorgando </w:t>
       </w:r>
       <w:r>
         <w:rPr>
-          <w:rFonts w:ascii="Arial Narrow" w:hAnsi="Arial Narrow" w:cs="Arial"/>
+          <w:rFonts w:ascii="Arial Narrow" w:eastAsia="Arial Narrow" w:hAnsi="Arial Narrow" w:cs="Arial Narrow"/>
+          <w:sz w:val="22"/>
+          <w:szCs w:val="22"/>
         </w:rPr>
         <w:t>un</w:t>
       </w:r>
       <w:r>
         <w:rPr>
-          <w:rFonts w:ascii="Arial Narrow" w:hAnsi="Arial Narrow" w:cs="Arial"/>
+          <w:rFonts w:ascii="Arial Narrow" w:eastAsia="Arial Narrow" w:hAnsi="Arial Narrow" w:cs="Arial Narrow"/>
+          <w:sz w:val="22"/>
+          <w:szCs w:val="22"/>
         </w:rPr>
         <w:t>a cobertura parcial del seguro por el importe indemnizatorio de S/ 216 948.79</w:t>
       </w:r>
       <w:r>
         <w:rPr>
-          <w:rFonts w:ascii="Arial Narrow" w:hAnsi="Arial Narrow" w:cs="Arial"/>
+          <w:rFonts w:ascii="Arial Narrow" w:eastAsia="Arial Narrow" w:hAnsi="Arial Narrow" w:cs="Arial Narrow"/>
+          <w:sz w:val="22"/>
+          <w:szCs w:val="22"/>
         </w:rPr>
         <w:t>.</w:t>
       </w:r>
       <w:r>
         <w:rPr>
-          <w:rFonts w:ascii="Arial Narrow" w:hAnsi="Arial Narrow" w:cs="Arial"/>
+          <w:rFonts w:ascii="Arial Narrow" w:eastAsia="Arial Narrow" w:hAnsi="Arial Narrow" w:cs="Arial Narrow"/>
+          <w:sz w:val="22"/>
+          <w:szCs w:val="22"/>
         </w:rPr>
         <w:t xml:space="preserve"> No obstante, al encontrarse en desacuerdo presentó un reclamo </w:t>
       </w:r>
       <w:r>
         <w:rPr>
-          <w:rFonts w:ascii="Arial Narrow" w:hAnsi="Arial Narrow" w:cs="Arial"/>
+          <w:rFonts w:ascii="Arial Narrow" w:eastAsia="Arial Narrow" w:hAnsi="Arial Narrow" w:cs="Arial Narrow"/>
+          <w:sz w:val="22"/>
+          <w:szCs w:val="22"/>
         </w:rPr>
         <w:t>en el libro de reclamaciones virtual de</w:t>
       </w:r>
       <w:r>
         <w:rPr>
-          <w:rFonts w:ascii="Arial Narrow" w:hAnsi="Arial Narrow" w:cs="Arial"/>
+          <w:rFonts w:ascii="Arial Narrow" w:eastAsia="Arial Narrow" w:hAnsi="Arial Narrow" w:cs="Arial Narrow"/>
+          <w:sz w:val="22"/>
+          <w:szCs w:val="22"/>
         </w:rPr>
         <w:t xml:space="preserve"> la compañía aseguradora solicitando el depósito de la suma total de S/ 433, 897.00</w:t>
       </w:r>
       <w:r>
         <w:rPr>
-          <w:rFonts w:ascii="Arial Narrow" w:hAnsi="Arial Narrow" w:cs="Arial"/>
+          <w:rFonts w:ascii="Arial Narrow" w:eastAsia="Arial Narrow" w:hAnsi="Arial Narrow" w:cs="Arial Narrow"/>
+          <w:sz w:val="22"/>
+          <w:szCs w:val="22"/>
         </w:rPr>
         <w:t>,</w:t>
       </w:r>
       <w:r>
         <w:rPr>
-          <w:rFonts w:ascii="Arial Narrow" w:hAnsi="Arial Narrow" w:cs="Arial"/>
+          <w:rFonts w:ascii="Arial Narrow" w:eastAsia="Arial Narrow" w:hAnsi="Arial Narrow" w:cs="Arial Narrow"/>
+          <w:sz w:val="22"/>
+          <w:szCs w:val="22"/>
         </w:rPr>
         <w:t xml:space="preserve"> que equival</w:t>
       </w:r>
       <w:r>
         <w:rPr>
-          <w:rFonts w:ascii="Arial Narrow" w:hAnsi="Arial Narrow" w:cs="Arial"/>
+          <w:rFonts w:ascii="Arial Narrow" w:eastAsia="Arial Narrow" w:hAnsi="Arial Narrow" w:cs="Arial Narrow"/>
+          <w:sz w:val="22"/>
+          <w:szCs w:val="22"/>
         </w:rPr>
         <w:t>en</w:t>
       </w:r>
       <w:r>
         <w:rPr>
-          <w:rFonts w:ascii="Arial Narrow" w:hAnsi="Arial Narrow" w:cs="Arial"/>
+          <w:rFonts w:ascii="Arial Narrow" w:eastAsia="Arial Narrow" w:hAnsi="Arial Narrow" w:cs="Arial Narrow"/>
+          <w:sz w:val="22"/>
+          <w:szCs w:val="22"/>
         </w:rPr>
         <w:t xml:space="preserve"> a </w:t>
       </w:r>
       <w:r>
         <w:rPr>
-          <w:rFonts w:ascii="Arial Narrow" w:hAnsi="Arial Narrow" w:cs="Arial"/>
+          <w:rFonts w:ascii="Arial Narrow" w:eastAsia="Arial Narrow" w:hAnsi="Arial Narrow" w:cs="Arial Narrow"/>
+          <w:sz w:val="22"/>
+          <w:szCs w:val="22"/>
         </w:rPr>
         <w:t xml:space="preserve">las dos </w:t>
       </w:r>
       <w:r>
         <w:rPr>
-          <w:rFonts w:ascii="Arial Narrow" w:hAnsi="Arial Narrow" w:cs="Arial"/>
+          <w:rFonts w:ascii="Arial Narrow" w:eastAsia="Arial Narrow" w:hAnsi="Arial Narrow" w:cs="Arial Narrow"/>
+          <w:sz w:val="22"/>
+          <w:szCs w:val="22"/>
         </w:rPr>
         <w:t>pólizas contratadas</w:t>
       </w:r>
       <w:r>
         <w:rPr>
-          <w:rFonts w:ascii="Arial Narrow" w:hAnsi="Arial Narrow" w:cs="Arial"/>
+          <w:rFonts w:ascii="Arial Narrow" w:eastAsia="Arial Narrow" w:hAnsi="Arial Narrow" w:cs="Arial Narrow"/>
+          <w:sz w:val="22"/>
+          <w:szCs w:val="22"/>
         </w:rPr>
         <w:t xml:space="preserve"> por el titular del seguro.</w:t>
       </w:r>
@@ -1078,7 +1350,9 @@
         <w:pStyle w:val="Prrafodelista"/>
         <w:spacing w:line="240" w:lineRule="auto"/>
         <w:rPr>
-          <w:rFonts w:ascii="Arial Narrow" w:hAnsi="Arial Narrow" w:cs="Arial"/>
+          <w:rFonts w:ascii="Arial Narrow" w:eastAsia="Arial Narrow" w:hAnsi="Arial Narrow" w:cs="Arial Narrow"/>
+          <w:sz w:val="22"/>
+          <w:szCs w:val="22"/>
         </w:rPr>
       </w:pPr>
     </w:p>
@@ -1093,135 +1367,177 @@
         <w:ind w:left="1134" w:hanging="567"/>
         <w:jc w:val="both"/>
         <w:rPr>
-          <w:rFonts w:ascii="Arial Narrow" w:hAnsi="Arial Narrow" w:cs="Arial"/>
-        </w:rPr>
-      </w:pPr>
-      <w:r>
-        <w:rPr>
-          <w:rFonts w:ascii="Arial Narrow" w:hAnsi="Arial Narrow" w:cs="Arial"/>
+          <w:rFonts w:ascii="Arial Narrow" w:eastAsia="Arial Narrow" w:hAnsi="Arial Narrow" w:cs="Arial Narrow"/>
+          <w:sz w:val="22"/>
+          <w:szCs w:val="22"/>
+        </w:rPr>
+      </w:pPr>
+      <w:r>
+        <w:rPr>
+          <w:rFonts w:ascii="Arial Narrow" w:eastAsia="Arial Narrow" w:hAnsi="Arial Narrow" w:cs="Arial Narrow"/>
+          <w:sz w:val="22"/>
+          <w:szCs w:val="22"/>
         </w:rPr>
         <w:t xml:space="preserve">Mediante </w:t>
       </w:r>
       <w:r>
         <w:rPr>
-          <w:rFonts w:ascii="Arial Narrow" w:hAnsi="Arial Narrow" w:cs="Arial"/>
+          <w:rFonts w:ascii="Arial Narrow" w:eastAsia="Arial Narrow" w:hAnsi="Arial Narrow" w:cs="Arial Narrow"/>
+          <w:sz w:val="22"/>
+          <w:szCs w:val="22"/>
         </w:rPr>
         <w:t>Carta Notari</w:t>
       </w:r>
       <w:r>
         <w:rPr>
-          <w:rFonts w:ascii="Arial Narrow" w:hAnsi="Arial Narrow" w:cs="Arial"/>
+          <w:rFonts w:ascii="Arial Narrow" w:eastAsia="Arial Narrow" w:hAnsi="Arial Narrow" w:cs="Arial Narrow"/>
+          <w:sz w:val="22"/>
+          <w:szCs w:val="22"/>
         </w:rPr>
         <w:t xml:space="preserve">al </w:t>
       </w:r>
       <w:proofErr w:type="spellStart"/>
       <w:r>
         <w:rPr>
-          <w:rFonts w:ascii="Arial Narrow" w:hAnsi="Arial Narrow" w:cs="Arial"/>
+          <w:rFonts w:ascii="Arial Narrow" w:eastAsia="Arial Narrow" w:hAnsi="Arial Narrow" w:cs="Arial Narrow"/>
+          <w:sz w:val="22"/>
+          <w:szCs w:val="22"/>
         </w:rPr>
         <w:t/>
       </w:r>
       <w:proofErr w:type="spellEnd"/>
       <w:r>
         <w:rPr>
-          <w:rFonts w:ascii="Arial Narrow" w:hAnsi="Arial Narrow" w:cs="Arial"/>
+          <w:rFonts w:ascii="Arial Narrow" w:eastAsia="Arial Narrow" w:hAnsi="Arial Narrow" w:cs="Arial Narrow"/>
+          <w:sz w:val="22"/>
+          <w:szCs w:val="22"/>
         </w:rPr>
         <w:t xml:space="preserve"> 4646</w:t>
       </w:r>
       <w:r>
         <w:rPr>
-          <w:rFonts w:ascii="Arial Narrow" w:hAnsi="Arial Narrow" w:cs="Arial"/>
+          <w:rFonts w:ascii="Arial Narrow" w:eastAsia="Arial Narrow" w:hAnsi="Arial Narrow" w:cs="Arial Narrow"/>
+          <w:sz w:val="22"/>
+          <w:szCs w:val="22"/>
         </w:rPr>
         <w:t xml:space="preserve"> del 24 de setiembre de 2025, Mapfre </w:t>
       </w:r>
       <w:r>
         <w:rPr>
-          <w:rFonts w:ascii="Arial Narrow" w:hAnsi="Arial Narrow" w:cs="Arial"/>
+          <w:rFonts w:ascii="Arial Narrow" w:eastAsia="Arial Narrow" w:hAnsi="Arial Narrow" w:cs="Arial Narrow"/>
+          <w:sz w:val="22"/>
+          <w:szCs w:val="22"/>
         </w:rPr>
         <w:t xml:space="preserve">informó </w:t>
       </w:r>
       <w:r>
         <w:rPr>
-          <w:rFonts w:ascii="Arial Narrow" w:hAnsi="Arial Narrow" w:cs="Arial"/>
+          <w:rFonts w:ascii="Arial Narrow" w:eastAsia="Arial Narrow" w:hAnsi="Arial Narrow" w:cs="Arial Narrow"/>
+          <w:sz w:val="22"/>
+          <w:szCs w:val="22"/>
         </w:rPr>
         <w:t xml:space="preserve">que el titular del seguro </w:t>
       </w:r>
       <w:r>
         <w:rPr>
-          <w:rFonts w:ascii="Arial Narrow" w:hAnsi="Arial Narrow" w:cs="Arial"/>
+          <w:rFonts w:ascii="Arial Narrow" w:eastAsia="Arial Narrow" w:hAnsi="Arial Narrow" w:cs="Arial Narrow"/>
+          <w:sz w:val="22"/>
+          <w:szCs w:val="22"/>
         </w:rPr>
         <w:t xml:space="preserve">habría solicitado la contratación de </w:t>
       </w:r>
       <w:r>
         <w:rPr>
-          <w:rFonts w:ascii="Arial Narrow" w:hAnsi="Arial Narrow" w:cs="Arial"/>
+          <w:rFonts w:ascii="Arial Narrow" w:eastAsia="Arial Narrow" w:hAnsi="Arial Narrow" w:cs="Arial Narrow"/>
+          <w:sz w:val="22"/>
+          <w:szCs w:val="22"/>
         </w:rPr>
         <w:t>seguros</w:t>
       </w:r>
       <w:r>
         <w:rPr>
-          <w:rFonts w:ascii="Arial Narrow" w:hAnsi="Arial Narrow" w:cs="Arial"/>
+          <w:rFonts w:ascii="Arial Narrow" w:eastAsia="Arial Narrow" w:hAnsi="Arial Narrow" w:cs="Arial Narrow"/>
+          <w:sz w:val="22"/>
+          <w:szCs w:val="22"/>
         </w:rPr>
         <w:t xml:space="preserve"> de vida con La Positiva Seguros y Reaseguros e </w:t>
       </w:r>
       <w:proofErr w:type="spellStart"/>
       <w:r>
         <w:rPr>
-          <w:rFonts w:ascii="Arial Narrow" w:hAnsi="Arial Narrow" w:cs="Arial"/>
+          <w:rFonts w:ascii="Arial Narrow" w:eastAsia="Arial Narrow" w:hAnsi="Arial Narrow" w:cs="Arial Narrow"/>
+          <w:sz w:val="22"/>
+          <w:szCs w:val="22"/>
         </w:rPr>
         <w:t>Interseguro</w:t>
       </w:r>
       <w:proofErr w:type="spellEnd"/>
       <w:r>
         <w:rPr>
-          <w:rFonts w:ascii="Arial Narrow" w:hAnsi="Arial Narrow" w:cs="Arial"/>
+          <w:rFonts w:ascii="Arial Narrow" w:eastAsia="Arial Narrow" w:hAnsi="Arial Narrow" w:cs="Arial Narrow"/>
+          <w:sz w:val="22"/>
+          <w:szCs w:val="22"/>
         </w:rPr>
         <w:t xml:space="preserve"> Compañía de Seguros, el mismo día en que solicitó con Mapfre la emisión de las Pólizas Vida Total </w:t>
       </w:r>
       <w:proofErr w:type="spellStart"/>
       <w:r>
         <w:rPr>
-          <w:rFonts w:ascii="Arial Narrow" w:hAnsi="Arial Narrow" w:cs="Arial"/>
+          <w:rFonts w:ascii="Arial Narrow" w:eastAsia="Arial Narrow" w:hAnsi="Arial Narrow" w:cs="Arial Narrow"/>
+          <w:sz w:val="22"/>
+          <w:szCs w:val="22"/>
         </w:rPr>
         <w:t/>
       </w:r>
       <w:proofErr w:type="spellEnd"/>
       <w:r>
         <w:rPr>
-          <w:rFonts w:ascii="Arial Narrow" w:hAnsi="Arial Narrow" w:cs="Arial"/>
+          <w:rFonts w:ascii="Arial Narrow" w:eastAsia="Arial Narrow" w:hAnsi="Arial Narrow" w:cs="Arial Narrow"/>
+          <w:sz w:val="22"/>
+          <w:szCs w:val="22"/>
         </w:rPr>
         <w:t xml:space="preserve"> 6032500000089 y </w:t>
       </w:r>
       <w:proofErr w:type="spellStart"/>
       <w:r>
         <w:rPr>
-          <w:rFonts w:ascii="Arial Narrow" w:hAnsi="Arial Narrow" w:cs="Arial"/>
+          <w:rFonts w:ascii="Arial Narrow" w:eastAsia="Arial Narrow" w:hAnsi="Arial Narrow" w:cs="Arial Narrow"/>
+          <w:sz w:val="22"/>
+          <w:szCs w:val="22"/>
         </w:rPr>
         <w:t/>
       </w:r>
       <w:proofErr w:type="spellEnd"/>
       <w:r>
         <w:rPr>
-          <w:rFonts w:ascii="Arial Narrow" w:hAnsi="Arial Narrow" w:cs="Arial"/>
+          <w:rFonts w:ascii="Arial Narrow" w:eastAsia="Arial Narrow" w:hAnsi="Arial Narrow" w:cs="Arial Narrow"/>
+          <w:sz w:val="22"/>
+          <w:szCs w:val="22"/>
         </w:rPr>
         <w:t xml:space="preserve"> 6032400000666, lo cual, demostraría que </w:t>
       </w:r>
       <w:r>
         <w:rPr>
-          <w:rFonts w:ascii="Arial Narrow" w:hAnsi="Arial Narrow" w:cs="Arial"/>
+          <w:rFonts w:ascii="Arial Narrow" w:eastAsia="Arial Narrow" w:hAnsi="Arial Narrow" w:cs="Arial Narrow"/>
+          <w:sz w:val="22"/>
+          <w:szCs w:val="22"/>
         </w:rPr>
         <w:t>se</w:t>
       </w:r>
       <w:r>
         <w:rPr>
-          <w:rFonts w:ascii="Arial Narrow" w:hAnsi="Arial Narrow" w:cs="Arial"/>
+          <w:rFonts w:ascii="Arial Narrow" w:eastAsia="Arial Narrow" w:hAnsi="Arial Narrow" w:cs="Arial Narrow"/>
+          <w:sz w:val="22"/>
+          <w:szCs w:val="22"/>
         </w:rPr>
         <w:t xml:space="preserve"> </w:t>
       </w:r>
       <w:bookmarkStart w:id="2" w:name="_Hlk214465416"/>
       <w:r>
         <w:rPr>
-          <w:rFonts w:ascii="Arial Narrow" w:hAnsi="Arial Narrow" w:cs="Arial"/>
+          <w:rFonts w:ascii="Arial Narrow" w:eastAsia="Arial Narrow" w:hAnsi="Arial Narrow" w:cs="Arial Narrow"/>
+          <w:sz w:val="22"/>
+          <w:szCs w:val="22"/>
         </w:rPr>
         <w:t>omitió información veraz, precisa y completa al momento de la contratación.</w:t>
       </w:r>
@@ -1232,7 +1548,9 @@
         <w:spacing w:after="0" w:line="240" w:lineRule="auto"/>
         <w:jc w:val="both"/>
         <w:rPr>
-          <w:rFonts w:ascii="Arial Narrow" w:hAnsi="Arial Narrow" w:cs="Arial"/>
+          <w:rFonts w:ascii="Arial Narrow" w:eastAsia="Arial Narrow" w:hAnsi="Arial Narrow" w:cs="Arial Narrow"/>
+          <w:sz w:val="22"/>
+          <w:szCs w:val="22"/>
         </w:rPr>
       </w:pPr>
     </w:p>
@@ -1247,36 +1565,48 @@
         <w:ind w:left="567" w:hanging="567"/>
         <w:jc w:val="both"/>
         <w:rPr>
-          <w:rFonts w:ascii="Arial Narrow" w:hAnsi="Arial Narrow"/>
-        </w:rPr>
-      </w:pPr>
-      <w:r>
-        <w:rPr>
-          <w:rFonts w:ascii="Arial Narrow" w:hAnsi="Arial Narrow"/>
+          <w:rFonts w:ascii="Arial Narrow" w:eastAsia="Arial Narrow" w:hAnsi="Arial Narrow" w:cs="Arial Narrow"/>
+          <w:sz w:val="22"/>
+          <w:szCs w:val="22"/>
+        </w:rPr>
+      </w:pPr>
+      <w:r>
+        <w:rPr>
+          <w:rFonts w:ascii="Arial Narrow" w:eastAsia="Arial Narrow" w:hAnsi="Arial Narrow" w:cs="Arial Narrow"/>
+          <w:sz w:val="22"/>
+          <w:szCs w:val="22"/>
         </w:rPr>
         <w:t xml:space="preserve">La señora [APELLIDO] solicitó, en calidad de medida correctiva, que se ordene que Mapfre cumpla con otorgar la cobertura total del seguro de vida contratado a favor de la beneficiaria (denunciante), por el fallecimiento del titular del seguro. Asimismo, requirió el reembolso de costos y costas del presente procedimiento.</w:t>
       </w:r>
       <w:r>
         <w:rPr>
-          <w:rFonts w:ascii="Arial Narrow" w:hAnsi="Arial Narrow"/>
+          <w:rFonts w:ascii="Arial Narrow" w:eastAsia="Arial Narrow" w:hAnsi="Arial Narrow" w:cs="Arial Narrow"/>
+          <w:sz w:val="22"/>
+          <w:szCs w:val="22"/>
         </w:rPr>
         <w:t/>
       </w:r>
       <w:r>
         <w:rPr>
-          <w:rFonts w:ascii="Arial Narrow" w:hAnsi="Arial Narrow"/>
+          <w:rFonts w:ascii="Arial Narrow" w:eastAsia="Arial Narrow" w:hAnsi="Arial Narrow" w:cs="Arial Narrow"/>
+          <w:sz w:val="22"/>
+          <w:szCs w:val="22"/>
         </w:rPr>
         <w:t/>
       </w:r>
       <w:r>
         <w:rPr>
-          <w:rFonts w:ascii="Arial Narrow" w:hAnsi="Arial Narrow"/>
+          <w:rFonts w:ascii="Arial Narrow" w:eastAsia="Arial Narrow" w:hAnsi="Arial Narrow" w:cs="Arial Narrow"/>
+          <w:sz w:val="22"/>
+          <w:szCs w:val="22"/>
         </w:rPr>
         <w:t xml:space="preserve"/>
       </w:r>
       <w:r>
         <w:rPr>
-          <w:rFonts w:ascii="Arial Narrow" w:hAnsi="Arial Narrow"/>
+          <w:rFonts w:ascii="Arial Narrow" w:eastAsia="Arial Narrow" w:hAnsi="Arial Narrow" w:cs="Arial Narrow"/>
+          <w:sz w:val="22"/>
+          <w:szCs w:val="22"/>
         </w:rPr>
         <w:t/>
       </w:r>
@@ -1285,55 +1615,73 @@
       <w:bookmarkStart w:id="5" w:name="_Hlk209028760"/>
       <w:r>
         <w:rPr>
-          <w:rFonts w:ascii="Arial Narrow" w:hAnsi="Arial Narrow"/>
+          <w:rFonts w:ascii="Arial Narrow" w:eastAsia="Arial Narrow" w:hAnsi="Arial Narrow" w:cs="Arial Narrow"/>
+          <w:sz w:val="22"/>
+          <w:szCs w:val="22"/>
         </w:rPr>
         <w:t/>
       </w:r>
       <w:r>
         <w:rPr>
-          <w:rFonts w:ascii="Arial Narrow" w:hAnsi="Arial Narrow"/>
+          <w:rFonts w:ascii="Arial Narrow" w:eastAsia="Arial Narrow" w:hAnsi="Arial Narrow" w:cs="Arial Narrow"/>
+          <w:sz w:val="22"/>
+          <w:szCs w:val="22"/>
         </w:rPr>
         <w:t xml:space="preserve"/>
       </w:r>
       <w:r>
         <w:rPr>
-          <w:rFonts w:ascii="Arial Narrow" w:hAnsi="Arial Narrow"/>
+          <w:rFonts w:ascii="Arial Narrow" w:eastAsia="Arial Narrow" w:hAnsi="Arial Narrow" w:cs="Arial Narrow"/>
+          <w:sz w:val="22"/>
+          <w:szCs w:val="22"/>
         </w:rPr>
         <w:t xml:space="preserve"/>
       </w:r>
       <w:r>
         <w:rPr>
-          <w:rFonts w:ascii="Arial Narrow" w:hAnsi="Arial Narrow"/>
+          <w:rFonts w:ascii="Arial Narrow" w:eastAsia="Arial Narrow" w:hAnsi="Arial Narrow" w:cs="Arial Narrow"/>
+          <w:sz w:val="22"/>
+          <w:szCs w:val="22"/>
         </w:rPr>
         <w:t/>
       </w:r>
       <w:r>
         <w:rPr>
-          <w:rFonts w:ascii="Arial Narrow" w:hAnsi="Arial Narrow"/>
+          <w:rFonts w:ascii="Arial Narrow" w:eastAsia="Arial Narrow" w:hAnsi="Arial Narrow" w:cs="Arial Narrow"/>
+          <w:sz w:val="22"/>
+          <w:szCs w:val="22"/>
         </w:rPr>
         <w:t/>
       </w:r>
       <w:r>
         <w:rPr>
-          <w:rFonts w:ascii="Arial Narrow" w:hAnsi="Arial Narrow"/>
+          <w:rFonts w:ascii="Arial Narrow" w:eastAsia="Arial Narrow" w:hAnsi="Arial Narrow" w:cs="Arial Narrow"/>
+          <w:sz w:val="22"/>
+          <w:szCs w:val="22"/>
         </w:rPr>
         <w:t xml:space="preserve"/>
       </w:r>
       <w:r>
         <w:rPr>
-          <w:rFonts w:ascii="Arial Narrow" w:hAnsi="Arial Narrow"/>
+          <w:rFonts w:ascii="Arial Narrow" w:eastAsia="Arial Narrow" w:hAnsi="Arial Narrow" w:cs="Arial Narrow"/>
+          <w:sz w:val="22"/>
+          <w:szCs w:val="22"/>
         </w:rPr>
         <w:t xml:space="preserve"/>
       </w:r>
       <w:r>
         <w:rPr>
-          <w:rFonts w:ascii="Arial Narrow" w:hAnsi="Arial Narrow"/>
+          <w:rFonts w:ascii="Arial Narrow" w:eastAsia="Arial Narrow" w:hAnsi="Arial Narrow" w:cs="Arial Narrow"/>
+          <w:sz w:val="22"/>
+          <w:szCs w:val="22"/>
         </w:rPr>
         <w:t/>
       </w:r>
       <w:r>
         <w:rPr>
-          <w:rFonts w:ascii="Arial Narrow" w:hAnsi="Arial Narrow"/>
+          <w:rFonts w:ascii="Arial Narrow" w:eastAsia="Arial Narrow" w:hAnsi="Arial Narrow" w:cs="Arial Narrow"/>
+          <w:sz w:val="22"/>
+          <w:szCs w:val="22"/>
         </w:rPr>
         <w:t/>
       </w:r>
@@ -1345,7 +1693,9 @@
         <w:ind w:left="567"/>
         <w:jc w:val="both"/>
         <w:rPr>
-          <w:rFonts w:ascii="Arial Narrow" w:hAnsi="Arial Narrow"/>
+          <w:rFonts w:ascii="Arial Narrow" w:eastAsia="Arial Narrow" w:hAnsi="Arial Narrow" w:cs="Arial Narrow"/>
+          <w:sz w:val="22"/>
+          <w:szCs w:val="22"/>
         </w:rPr>
       </w:pPr>
     </w:p>
@@ -1356,7 +1706,9 @@
         <w:ind w:left="567"/>
         <w:jc w:val="both"/>
         <w:rPr>
-          <w:rFonts w:ascii="Arial Narrow" w:hAnsi="Arial Narrow"/>
+          <w:rFonts w:ascii="Arial Narrow" w:eastAsia="Arial Narrow" w:hAnsi="Arial Narrow" w:cs="Arial Narrow"/>
+          <w:sz w:val="22"/>
+          <w:szCs w:val="22"/>
         </w:rPr>
       </w:pPr>
     </w:p>
@@ -1367,7 +1719,9 @@
         <w:ind w:left="567"/>
         <w:jc w:val="both"/>
         <w:rPr>
-          <w:rFonts w:ascii="Arial Narrow" w:hAnsi="Arial Narrow"/>
+          <w:rFonts w:ascii="Arial Narrow" w:eastAsia="Arial Narrow" w:hAnsi="Arial Narrow" w:cs="Arial Narrow"/>
+          <w:sz w:val="22"/>
+          <w:szCs w:val="22"/>
         </w:rPr>
       </w:pPr>
     </w:p>
@@ -1378,7 +1732,9 @@
         <w:ind w:left="567"/>
         <w:jc w:val="both"/>
         <w:rPr>
-          <w:rFonts w:ascii="Arial Narrow" w:hAnsi="Arial Narrow"/>
+          <w:rFonts w:ascii="Arial Narrow" w:eastAsia="Arial Narrow" w:hAnsi="Arial Narrow" w:cs="Arial Narrow"/>
+          <w:sz w:val="22"/>
+          <w:szCs w:val="22"/>
         </w:rPr>
       </w:pPr>
     </w:p>
@@ -1389,7 +1745,9 @@
         <w:ind w:left="567"/>
         <w:jc w:val="both"/>
         <w:rPr>
-          <w:rFonts w:ascii="Arial Narrow" w:hAnsi="Arial Narrow"/>
+          <w:rFonts w:ascii="Arial Narrow" w:eastAsia="Arial Narrow" w:hAnsi="Arial Narrow" w:cs="Arial Narrow"/>
+          <w:sz w:val="22"/>
+          <w:szCs w:val="22"/>
         </w:rPr>
       </w:pPr>
     </w:p>
@@ -1407,25 +1765,31 @@
         <w:ind w:left="567" w:hanging="578"/>
         <w:jc w:val="both"/>
         <w:rPr>
-          <w:rFonts w:ascii="Arial Narrow" w:hAnsi="Arial Narrow"/>
-          <w:b/>
-          <w:bCs/>
-        </w:rPr>
-      </w:pPr>
-      <w:r>
-        <w:rPr>
-          <w:rFonts w:ascii="Arial Narrow" w:hAnsi="Arial Narrow"/>
-          <w:b/>
-          <w:bCs/>
+          <w:rFonts w:ascii="Arial Narrow" w:eastAsia="Arial Narrow" w:hAnsi="Arial Narrow" w:cs="Arial Narrow"/>
+          <w:b/>
+          <w:bCs/>
+          <w:sz w:val="22"/>
+          <w:szCs w:val="22"/>
+        </w:rPr>
+      </w:pPr>
+      <w:r>
+        <w:rPr>
+          <w:rFonts w:ascii="Arial Narrow" w:eastAsia="Arial Narrow" w:hAnsi="Arial Narrow" w:cs="Arial Narrow"/>
+          <w:b/>
+          <w:bCs/>
+          <w:sz w:val="22"/>
+          <w:szCs w:val="22"/>
         </w:rPr>
         <w:lastRenderedPageBreak/>
         <w:t>DE LA ADMISIÓN A TRÁMITE DE LA DENUNCIA</w:t>
       </w:r>
       <w:r>
         <w:rPr>
-          <w:rFonts w:ascii="Arial Narrow" w:hAnsi="Arial Narrow"/>
-          <w:b/>
-          <w:bCs/>
+          <w:rFonts w:ascii="Arial Narrow" w:eastAsia="Arial Narrow" w:hAnsi="Arial Narrow" w:cs="Arial Narrow"/>
+          <w:b/>
+          <w:bCs/>
+          <w:sz w:val="22"/>
+          <w:szCs w:val="22"/>
         </w:rPr>
         <w:tab/>
       </w:r>
@@ -1436,9 +1800,9 @@
         <w:jc w:val="both"/>
         <w:textAlignment w:val="baseline"/>
         <w:rPr>
-          <w:rFonts w:ascii="Arial Narrow" w:eastAsia="Times New Roman" w:hAnsi="Arial Narrow" w:cs="Segoe UI"/>
-          <w:sz w:val="16"/>
-          <w:szCs w:val="16"/>
+          <w:rFonts w:ascii="Arial Narrow" w:eastAsia="Arial Narrow" w:hAnsi="Arial Narrow" w:cs="Arial Narrow"/>
+          <w:sz w:val="22"/>
+          <w:szCs w:val="22"/>
           <w:lang w:eastAsia="es-PE"/>
         </w:rPr>
       </w:pPr>
@@ -1455,7 +1819,9 @@
         <w:jc w:val="both"/>
         <w:textAlignment w:val="baseline"/>
         <w:rPr>
-          <w:rFonts w:ascii="Arial Narrow" w:hAnsi="Arial Narrow" w:cs="Arial Narrow"/>
+          <w:rFonts w:ascii="Arial Narrow" w:eastAsia="Arial Narrow" w:hAnsi="Arial Narrow" w:cs="Arial Narrow"/>
+          <w:sz w:val="22"/>
+          <w:szCs w:val="22"/>
         </w:rPr>
       </w:pPr>
       <w:bookmarkStart w:id="6" w:name="_Hlk86243063"/>
@@ -1466,6 +1832,8 @@
       <w:r>
         <w:rPr>
           <w:rFonts w:ascii="Arial Narrow" w:eastAsia="Arial Narrow" w:hAnsi="Arial Narrow" w:cs="Arial Narrow"/>
+          <w:sz w:val="22"/>
+          <w:szCs w:val="22"/>
           <w:lang w:eastAsia="es-PE"/>
         </w:rPr>
         <w:t xml:space="preserve">La Secretaría Técnica de la Comisión de Protección al Consumidor 1 (en adelante, Secretaría Técnica), en ejercicio de sus facultades, considera que el hecho denunciado, consistente en que la compañía aseguradora habría pagado a la denunciante un monto menor al que le correspondía por la cobertura de la Póliza 6032500000089 debido fallecimiento del señor [APELLIDO] ; involucraría una afectación a sus expectativas, al no haber encontrado una correspondencia entre lo que esperaba recibir de parte del proveedor denunciado y lo que realmente recibió. Por consiguiente, corresponde calificar el hecho materia de denuncia como una presunta infracción al deber de idoneidad, tipificado en los artículos 18 y 19 del Código.</w:t>
@@ -1477,6 +1845,8 @@
       <w:r>
         <w:rPr>
           <w:rFonts w:ascii="Arial Narrow" w:eastAsia="Arial Narrow" w:hAnsi="Arial Narrow" w:cs="Arial Narrow"/>
+          <w:sz w:val="22"/>
+          <w:szCs w:val="22"/>
           <w:lang w:eastAsia="es-PE"/>
         </w:rPr>
         <w:t xml:space="preserve"/>
@@ -1484,6 +1854,8 @@
       <w:r>
         <w:rPr>
           <w:rFonts w:ascii="Arial Narrow" w:eastAsia="Arial Narrow" w:hAnsi="Arial Narrow" w:cs="Arial Narrow"/>
+          <w:sz w:val="22"/>
+          <w:szCs w:val="22"/>
           <w:lang w:eastAsia="es-PE"/>
         </w:rPr>
         <w:t/>
@@ -1492,6 +1864,8 @@
       <w:r>
         <w:rPr>
           <w:rFonts w:ascii="Arial Narrow" w:eastAsia="Arial Narrow" w:hAnsi="Arial Narrow" w:cs="Arial Narrow"/>
+          <w:sz w:val="22"/>
+          <w:szCs w:val="22"/>
           <w:lang w:eastAsia="es-PE"/>
         </w:rPr>
         <w:t/>
@@ -1500,6 +1874,8 @@
       <w:r>
         <w:rPr>
           <w:rFonts w:ascii="Arial Narrow" w:eastAsia="Arial Narrow" w:hAnsi="Arial Narrow" w:cs="Arial Narrow"/>
+          <w:sz w:val="22"/>
+          <w:szCs w:val="22"/>
           <w:lang w:eastAsia="es-PE"/>
         </w:rPr>
         <w:t/>
@@ -1508,6 +1884,8 @@
         <w:rPr>
           <w:rStyle w:val="Refdenotaalpie"/>
           <w:rFonts w:ascii="Arial Narrow" w:eastAsia="Arial Narrow" w:hAnsi="Arial Narrow" w:cs="Arial Narrow"/>
+          <w:sz w:val="22"/>
+          <w:szCs w:val="22"/>
           <w:lang w:eastAsia="es-PE"/>
           <w:vertAlign w:val="superscript"/>
         </w:rPr>
@@ -1516,6 +1894,8 @@
       <w:r>
         <w:rPr>
           <w:rFonts w:ascii="Arial Narrow" w:eastAsia="Arial Narrow" w:hAnsi="Arial Narrow" w:cs="Arial Narrow"/>
+          <w:sz w:val="22"/>
+          <w:szCs w:val="22"/>
           <w:lang w:eastAsia="es-PE"/>
         </w:rPr>
         <w:t xml:space="preserve"/>
@@ -1524,6 +1904,8 @@
       <w:r>
         <w:rPr>
           <w:rFonts w:ascii="Arial Narrow" w:eastAsia="Arial Narrow" w:hAnsi="Arial Narrow" w:cs="Arial Narrow"/>
+          <w:sz w:val="22"/>
+          <w:szCs w:val="22"/>
           <w:lang w:eastAsia="es-PE"/>
         </w:rPr>
         <w:t xml:space="preserve"/>
@@ -1531,6 +1913,8 @@
       <w:r>
         <w:rPr>
           <w:rFonts w:ascii="Arial Narrow" w:eastAsia="Arial Narrow" w:hAnsi="Arial Narrow" w:cs="Arial Narrow"/>
+          <w:sz w:val="22"/>
+          <w:szCs w:val="22"/>
           <w:lang w:eastAsia="es-PE"/>
         </w:rPr>
         <w:t xml:space="preserve"/>
@@ -1538,6 +1922,8 @@
       <w:r>
         <w:rPr>
           <w:rFonts w:ascii="Arial Narrow" w:eastAsia="Arial Narrow" w:hAnsi="Arial Narrow" w:cs="Arial Narrow"/>
+          <w:sz w:val="22"/>
+          <w:szCs w:val="22"/>
           <w:lang w:eastAsia="es-PE"/>
         </w:rPr>
         <w:t xml:space="preserve"/>
@@ -1549,6 +1935,8 @@
       <w:r>
         <w:rPr>
           <w:rFonts w:ascii="Arial Narrow" w:eastAsia="Arial Narrow" w:hAnsi="Arial Narrow" w:cs="Arial Narrow"/>
+          <w:sz w:val="22"/>
+          <w:szCs w:val="22"/>
           <w:lang w:eastAsia="es-PE"/>
         </w:rPr>
         <w:t xml:space="preserve"/>
@@ -1556,6 +1944,8 @@
       <w:r>
         <w:rPr>
           <w:rFonts w:ascii="Arial Narrow" w:eastAsia="Arial Narrow" w:hAnsi="Arial Narrow" w:cs="Arial Narrow"/>
+          <w:sz w:val="22"/>
+          <w:szCs w:val="22"/>
           <w:lang w:eastAsia="es-PE"/>
         </w:rPr>
         <w:t xml:space="preserve"/>
@@ -1564,6 +1954,8 @@
       <w:r>
         <w:rPr>
           <w:rFonts w:ascii="Arial Narrow" w:eastAsia="Arial Narrow" w:hAnsi="Arial Narrow" w:cs="Arial Narrow"/>
+          <w:sz w:val="22"/>
+          <w:szCs w:val="22"/>
           <w:lang w:eastAsia="es-PE"/>
         </w:rPr>
         <w:t/>
@@ -1572,6 +1964,8 @@
       <w:r>
         <w:rPr>
           <w:rFonts w:ascii="Arial Narrow" w:eastAsia="Arial Narrow" w:hAnsi="Arial Narrow" w:cs="Arial Narrow"/>
+          <w:sz w:val="22"/>
+          <w:szCs w:val="22"/>
           <w:lang w:eastAsia="es-PE"/>
         </w:rPr>
         <w:t xml:space="preserve"/>
@@ -1580,6 +1974,8 @@
       <w:r>
         <w:rPr>
           <w:rFonts w:ascii="Arial Narrow" w:eastAsia="Arial Narrow" w:hAnsi="Arial Narrow" w:cs="Arial Narrow"/>
+          <w:sz w:val="22"/>
+          <w:szCs w:val="22"/>
           <w:lang w:eastAsia="es-PE"/>
         </w:rPr>
         <w:t/>
@@ -1588,6 +1984,8 @@
       <w:r>
         <w:rPr>
           <w:rFonts w:ascii="Arial Narrow" w:eastAsia="Arial Narrow" w:hAnsi="Arial Narrow" w:cs="Arial Narrow"/>
+          <w:sz w:val="22"/>
+          <w:szCs w:val="22"/>
           <w:lang w:eastAsia="es-PE"/>
         </w:rPr>
         <w:t/>
@@ -1595,40 +1993,52 @@
       <w:r>
         <w:rPr>
           <w:rFonts w:ascii="Arial Narrow" w:eastAsia="Arial Narrow" w:hAnsi="Arial Narrow" w:cs="Arial Narrow"/>
+          <w:sz w:val="22"/>
+          <w:szCs w:val="22"/>
         </w:rPr>
         <w:t xml:space="preserve"/>
       </w:r>
       <w:r>
         <w:rPr>
           <w:rFonts w:ascii="Arial Narrow" w:eastAsia="Arial Narrow" w:hAnsi="Arial Narrow" w:cs="Arial Narrow"/>
+          <w:sz w:val="22"/>
+          <w:szCs w:val="22"/>
         </w:rPr>
         <w:t xml:space="preserve"/>
       </w:r>
       <w:r>
         <w:rPr>
           <w:rStyle w:val="normaltextrun"/>
-          <w:rFonts w:ascii="Arial Narrow" w:hAnsi="Arial Narrow"/>
+          <w:rFonts w:ascii="Arial Narrow" w:eastAsia="Arial Narrow" w:hAnsi="Arial Narrow" w:cs="Arial Narrow"/>
+          <w:sz w:val="22"/>
+          <w:szCs w:val="22"/>
           <w:shd w:val="clear" w:color="auto" w:fill="FFFFFF"/>
         </w:rPr>
         <w:t xml:space="preserve"/>
       </w:r>
       <w:r>
         <w:rPr>
-          <w:rFonts w:ascii="Arial Narrow" w:hAnsi="Arial Narrow" w:cs="Arial Narrow"/>
+          <w:rFonts w:ascii="Arial Narrow" w:eastAsia="Arial Narrow" w:hAnsi="Arial Narrow" w:cs="Arial Narrow"/>
+          <w:sz w:val="22"/>
+          <w:szCs w:val="22"/>
         </w:rPr>
         <w:t/>
       </w:r>
       <w:r>
         <w:rPr>
           <w:rStyle w:val="Refdenotaalpie"/>
-          <w:rFonts w:ascii="Arial Narrow" w:hAnsi="Arial Narrow" w:cs="Arial"/>
+          <w:rFonts w:ascii="Arial Narrow" w:eastAsia="Arial Narrow" w:hAnsi="Arial Narrow" w:cs="Arial Narrow"/>
+          <w:sz w:val="22"/>
+          <w:szCs w:val="22"/>
           <w:vertAlign w:val="superscript"/>
         </w:rPr>
         <w:footnoteReference w:id="4"/>
       </w:r>
       <w:r>
         <w:rPr>
-          <w:rFonts w:ascii="Arial Narrow" w:hAnsi="Arial Narrow" w:cs="Arial Narrow"/>
+          <w:rFonts w:ascii="Arial Narrow" w:eastAsia="Arial Narrow" w:hAnsi="Arial Narrow" w:cs="Arial Narrow"/>
+          <w:sz w:val="22"/>
+          <w:szCs w:val="22"/>
         </w:rPr>
         <w:t/>
       </w:r>
@@ -1641,7 +2051,9 @@
         <w:jc w:val="both"/>
         <w:textAlignment w:val="baseline"/>
         <w:rPr>
-          <w:rFonts w:ascii="Arial Narrow" w:hAnsi="Arial Narrow" w:cs="Arial Narrow"/>
+          <w:rFonts w:ascii="Arial Narrow" w:eastAsia="Arial Narrow" w:hAnsi="Arial Narrow" w:cs="Arial Narrow"/>
+          <w:sz w:val="22"/>
+          <w:szCs w:val="22"/>
         </w:rPr>
       </w:pPr>
     </w:p>
@@ -1657,12 +2069,16 @@
         <w:jc w:val="both"/>
         <w:textAlignment w:val="baseline"/>
         <w:rPr>
-          <w:rFonts w:ascii="Arial Narrow" w:hAnsi="Arial Narrow" w:cs="Arial Narrow"/>
-        </w:rPr>
-      </w:pPr>
-      <w:r>
-        <w:rPr>
-          <w:rFonts w:ascii="Arial Narrow" w:eastAsia="Arial Narrow" w:hAnsi="Arial Narrow" w:cs="Arial Narrow"/>
+          <w:rFonts w:ascii="Arial Narrow" w:eastAsia="Arial Narrow" w:hAnsi="Arial Narrow" w:cs="Arial Narrow"/>
+          <w:sz w:val="22"/>
+          <w:szCs w:val="22"/>
+        </w:rPr>
+      </w:pPr>
+      <w:r>
+        <w:rPr>
+          <w:rFonts w:ascii="Arial Narrow" w:eastAsia="Arial Narrow" w:hAnsi="Arial Narrow" w:cs="Arial Narrow"/>
+          <w:sz w:val="22"/>
+          <w:szCs w:val="22"/>
           <w:lang w:eastAsia="es-PE"/>
         </w:rPr>
         <w:t xml:space="preserve">Asimismo, la Secretaría Técnica, en ejercicio de sus facultades, considera que el hecho denunciado, consistente en que la compañía aseguradora habría pagado a la denunciante un monto menor al que le correspondía por la cobertura de la Póliza 6032400000666 debido fallecimiento del señor [APELLIDO] ; involucraría una afectación a sus expectativas, al no haber encontrado una correspondencia entre lo que esperaba recibir de parte del proveedor denunciado y lo que realmente recibió. Por consiguiente, corresponde calificar el hecho materia de denuncia como una presunta infracción al deber de idoneidad, tipificado en los artículos 18 y 19 del Código.</w:t>
@@ -1670,6 +2086,8 @@
       <w:r>
         <w:rPr>
           <w:rFonts w:ascii="Arial Narrow" w:eastAsia="Arial Narrow" w:hAnsi="Arial Narrow" w:cs="Arial Narrow"/>
+          <w:sz w:val="22"/>
+          <w:szCs w:val="22"/>
           <w:lang w:eastAsia="es-PE"/>
         </w:rPr>
         <w:t xml:space="preserve"/>
@@ -1677,6 +2095,8 @@
       <w:r>
         <w:rPr>
           <w:rFonts w:ascii="Arial Narrow" w:eastAsia="Arial Narrow" w:hAnsi="Arial Narrow" w:cs="Arial Narrow"/>
+          <w:sz w:val="22"/>
+          <w:szCs w:val="22"/>
           <w:lang w:eastAsia="es-PE"/>
         </w:rPr>
         <w:t xml:space="preserve"/>
@@ -1684,6 +2104,8 @@
       <w:r>
         <w:rPr>
           <w:rFonts w:ascii="Arial Narrow" w:eastAsia="Arial Narrow" w:hAnsi="Arial Narrow" w:cs="Arial Narrow"/>
+          <w:sz w:val="22"/>
+          <w:szCs w:val="22"/>
           <w:lang w:eastAsia="es-PE"/>
         </w:rPr>
         <w:t xml:space="preserve"/>
@@ -1691,6 +2113,8 @@
       <w:r>
         <w:rPr>
           <w:rFonts w:ascii="Arial Narrow" w:eastAsia="Arial Narrow" w:hAnsi="Arial Narrow" w:cs="Arial Narrow"/>
+          <w:sz w:val="22"/>
+          <w:szCs w:val="22"/>
           <w:lang w:eastAsia="es-PE"/>
         </w:rPr>
         <w:t xml:space="preserve"/>
@@ -1698,6 +2122,8 @@
       <w:r>
         <w:rPr>
           <w:rFonts w:ascii="Arial Narrow" w:eastAsia="Arial Narrow" w:hAnsi="Arial Narrow" w:cs="Arial Narrow"/>
+          <w:sz w:val="22"/>
+          <w:szCs w:val="22"/>
           <w:lang w:eastAsia="es-PE"/>
         </w:rPr>
         <w:t xml:space="preserve"/>
@@ -1706,6 +2132,8 @@
       <w:r>
         <w:rPr>
           <w:rFonts w:ascii="Arial Narrow" w:eastAsia="Arial Narrow" w:hAnsi="Arial Narrow" w:cs="Arial Narrow"/>
+          <w:sz w:val="22"/>
+          <w:szCs w:val="22"/>
           <w:lang w:eastAsia="es-PE"/>
         </w:rPr>
         <w:t/>
@@ -1714,6 +2142,8 @@
       <w:r>
         <w:rPr>
           <w:rFonts w:ascii="Arial Narrow" w:eastAsia="Arial Narrow" w:hAnsi="Arial Narrow" w:cs="Arial Narrow"/>
+          <w:sz w:val="22"/>
+          <w:szCs w:val="22"/>
           <w:lang w:eastAsia="es-PE"/>
         </w:rPr>
         <w:t xml:space="preserve"/>
@@ -1722,6 +2152,8 @@
       <w:r>
         <w:rPr>
           <w:rFonts w:ascii="Arial Narrow" w:eastAsia="Arial Narrow" w:hAnsi="Arial Narrow" w:cs="Arial Narrow"/>
+          <w:sz w:val="22"/>
+          <w:szCs w:val="22"/>
           <w:lang w:eastAsia="es-PE"/>
         </w:rPr>
         <w:t/>
@@ -1730,6 +2162,8 @@
       <w:r>
         <w:rPr>
           <w:rFonts w:ascii="Arial Narrow" w:eastAsia="Arial Narrow" w:hAnsi="Arial Narrow" w:cs="Arial Narrow"/>
+          <w:sz w:val="22"/>
+          <w:szCs w:val="22"/>
           <w:lang w:eastAsia="es-PE"/>
         </w:rPr>
         <w:t/>
@@ -1737,40 +2171,52 @@
       <w:r>
         <w:rPr>
           <w:rFonts w:ascii="Arial Narrow" w:eastAsia="Arial Narrow" w:hAnsi="Arial Narrow" w:cs="Arial Narrow"/>
+          <w:sz w:val="22"/>
+          <w:szCs w:val="22"/>
         </w:rPr>
         <w:t xml:space="preserve"/>
       </w:r>
       <w:r>
         <w:rPr>
           <w:rFonts w:ascii="Arial Narrow" w:eastAsia="Arial Narrow" w:hAnsi="Arial Narrow" w:cs="Arial Narrow"/>
+          <w:sz w:val="22"/>
+          <w:szCs w:val="22"/>
         </w:rPr>
         <w:t xml:space="preserve"/>
       </w:r>
       <w:r>
         <w:rPr>
           <w:rStyle w:val="normaltextrun"/>
-          <w:rFonts w:ascii="Arial Narrow" w:hAnsi="Arial Narrow"/>
+          <w:rFonts w:ascii="Arial Narrow" w:eastAsia="Arial Narrow" w:hAnsi="Arial Narrow" w:cs="Arial Narrow"/>
+          <w:sz w:val="22"/>
+          <w:szCs w:val="22"/>
           <w:shd w:val="clear" w:color="auto" w:fill="FFFFFF"/>
         </w:rPr>
         <w:t xml:space="preserve"/>
       </w:r>
       <w:r>
         <w:rPr>
-          <w:rFonts w:ascii="Arial Narrow" w:hAnsi="Arial Narrow" w:cs="Arial Narrow"/>
+          <w:rFonts w:ascii="Arial Narrow" w:eastAsia="Arial Narrow" w:hAnsi="Arial Narrow" w:cs="Arial Narrow"/>
+          <w:sz w:val="22"/>
+          <w:szCs w:val="22"/>
         </w:rPr>
         <w:t/>
       </w:r>
       <w:r>
         <w:rPr>
           <w:rStyle w:val="Refdenotaalpie"/>
-          <w:rFonts w:ascii="Arial Narrow" w:hAnsi="Arial Narrow" w:cs="Arial"/>
+          <w:rFonts w:ascii="Arial Narrow" w:eastAsia="Arial Narrow" w:hAnsi="Arial Narrow" w:cs="Arial Narrow"/>
+          <w:sz w:val="22"/>
+          <w:szCs w:val="22"/>
           <w:vertAlign w:val="superscript"/>
         </w:rPr>
         <w:footnoteReference w:id="5"/>
       </w:r>
       <w:r>
         <w:rPr>
-          <w:rFonts w:ascii="Arial Narrow" w:hAnsi="Arial Narrow" w:cs="Arial Narrow"/>
+          <w:rFonts w:ascii="Arial Narrow" w:eastAsia="Arial Narrow" w:hAnsi="Arial Narrow" w:cs="Arial Narrow"/>
+          <w:sz w:val="22"/>
+          <w:szCs w:val="22"/>
         </w:rPr>
         <w:t/>
       </w:r>
@@ -1781,7 +2227,9 @@
         <w:jc w:val="both"/>
         <w:textAlignment w:val="baseline"/>
         <w:rPr>
-          <w:rFonts w:ascii="Arial Narrow" w:hAnsi="Arial Narrow" w:cs="Arial"/>
+          <w:rFonts w:ascii="Arial Narrow" w:eastAsia="Arial Narrow" w:hAnsi="Arial Narrow" w:cs="Arial Narrow"/>
+          <w:sz w:val="22"/>
+          <w:szCs w:val="22"/>
         </w:rPr>
       </w:pPr>
     </w:p>
@@ -1798,13 +2246,17 @@
         <w:textAlignment w:val="baseline"/>
         <w:rPr>
           <w:rStyle w:val="eop"/>
-          <w:rFonts w:ascii="Arial Narrow" w:hAnsi="Arial Narrow" w:cs="Arial"/>
+          <w:rFonts w:ascii="Arial Narrow" w:eastAsia="Arial Narrow" w:hAnsi="Arial Narrow" w:cs="Arial Narrow"/>
+          <w:sz w:val="22"/>
+          <w:szCs w:val="22"/>
         </w:rPr>
       </w:pPr>
       <w:r>
         <w:rPr>
           <w:rStyle w:val="normaltextrun"/>
-          <w:rFonts w:ascii="Arial Narrow" w:hAnsi="Arial Narrow"/>
+          <w:rFonts w:ascii="Arial Narrow" w:eastAsia="Arial Narrow" w:hAnsi="Arial Narrow" w:cs="Arial Narrow"/>
+          <w:sz w:val="22"/>
+          <w:szCs w:val="22"/>
           <w:shd w:val="clear" w:color="auto" w:fill="FFFFFF"/>
           <w:lang w:val="es-ES"/>
         </w:rPr>
@@ -1813,7 +2265,9 @@
       <w:r>
         <w:rPr>
           <w:rStyle w:val="normaltextrun"/>
-          <w:rFonts w:ascii="Arial Narrow" w:hAnsi="Arial Narrow"/>
+          <w:rFonts w:ascii="Arial Narrow" w:eastAsia="Arial Narrow" w:hAnsi="Arial Narrow" w:cs="Arial Narrow"/>
+          <w:sz w:val="22"/>
+          <w:szCs w:val="22"/>
           <w:shd w:val="clear" w:color="auto" w:fill="FFFFFF"/>
           <w:lang w:val="es-ES"/>
         </w:rPr>
@@ -1822,7 +2276,9 @@
       <w:r>
         <w:rPr>
           <w:rStyle w:val="eop"/>
-          <w:rFonts w:ascii="Arial Narrow" w:hAnsi="Arial Narrow"/>
+          <w:rFonts w:ascii="Arial Narrow" w:eastAsia="Arial Narrow" w:hAnsi="Arial Narrow" w:cs="Arial Narrow"/>
+          <w:sz w:val="22"/>
+          <w:szCs w:val="22"/>
           <w:shd w:val="clear" w:color="auto" w:fill="FFFFFF"/>
         </w:rPr>
         <w:t> </w:t>
@@ -1830,7 +2286,9 @@
       <w:r>
         <w:rPr>
           <w:rStyle w:val="eop"/>
-          <w:rFonts w:ascii="Arial Narrow" w:hAnsi="Arial Narrow"/>
+          <w:rFonts w:ascii="Arial Narrow" w:eastAsia="Arial Narrow" w:hAnsi="Arial Narrow" w:cs="Arial Narrow"/>
+          <w:sz w:val="22"/>
+          <w:szCs w:val="22"/>
           <w:shd w:val="clear" w:color="auto" w:fill="FFFFFF"/>
         </w:rPr>
         <w:t xml:space="preserve"> </w:t>
@@ -1842,7 +2300,9 @@
         <w:jc w:val="both"/>
         <w:textAlignment w:val="baseline"/>
         <w:rPr>
-          <w:rFonts w:ascii="Arial Narrow" w:hAnsi="Arial Narrow" w:cs="Arial"/>
+          <w:rFonts w:ascii="Arial Narrow" w:eastAsia="Arial Narrow" w:hAnsi="Arial Narrow" w:cs="Arial Narrow"/>
+          <w:sz w:val="22"/>
+          <w:szCs w:val="22"/>
         </w:rPr>
       </w:pPr>
     </w:p>
@@ -1857,14 +2317,18 @@
         <w:ind w:left="567" w:hanging="567"/>
         <w:jc w:val="both"/>
         <w:rPr>
-          <w:rFonts w:ascii="Arial Narrow" w:hAnsi="Arial Narrow" w:cs="Arial"/>
-        </w:rPr>
-      </w:pPr>
-      <w:r>
-        <w:rPr>
-          <w:rFonts w:ascii="Arial Narrow" w:hAnsi="Arial Narrow"/>
-          <w:b/>
-          <w:bCs/>
+          <w:rFonts w:ascii="Arial Narrow" w:eastAsia="Arial Narrow" w:hAnsi="Arial Narrow" w:cs="Arial Narrow"/>
+          <w:sz w:val="22"/>
+          <w:szCs w:val="22"/>
+        </w:rPr>
+      </w:pPr>
+      <w:r>
+        <w:rPr>
+          <w:rFonts w:ascii="Arial Narrow" w:eastAsia="Arial Narrow" w:hAnsi="Arial Narrow" w:cs="Arial Narrow"/>
+          <w:b/>
+          <w:bCs/>
+          <w:sz w:val="22"/>
+          <w:szCs w:val="22"/>
         </w:rPr>
         <w:t>REQUERIMIENTO DE INFORMACIÓN</w:t>
       </w:r>
@@ -1876,7 +2340,9 @@
         <w:ind w:left="567"/>
         <w:jc w:val="both"/>
         <w:rPr>
-          <w:rFonts w:ascii="Arial Narrow" w:hAnsi="Arial Narrow" w:cs="Arial"/>
+          <w:rFonts w:ascii="Arial Narrow" w:eastAsia="Arial Narrow" w:hAnsi="Arial Narrow" w:cs="Arial Narrow"/>
+          <w:sz w:val="22"/>
+          <w:szCs w:val="22"/>
         </w:rPr>
       </w:pPr>
     </w:p>
@@ -1893,13 +2359,17 @@
         <w:textAlignment w:val="baseline"/>
         <w:rPr>
           <w:rFonts w:ascii="Arial Narrow" w:eastAsia="Arial Narrow" w:hAnsi="Arial Narrow" w:cs="Arial Narrow"/>
+          <w:sz w:val="22"/>
+          <w:szCs w:val="22"/>
           <w:lang w:eastAsia="es-PE"/>
         </w:rPr>
       </w:pPr>
       <w:r>
         <w:rPr>
           <w:rStyle w:val="normaltextrun"/>
-          <w:rFonts w:ascii="Arial Narrow" w:hAnsi="Arial Narrow"/>
+          <w:rFonts w:ascii="Arial Narrow" w:eastAsia="Arial Narrow" w:hAnsi="Arial Narrow" w:cs="Arial Narrow"/>
+          <w:sz w:val="22"/>
+          <w:szCs w:val="22"/>
           <w:shd w:val="clear" w:color="auto" w:fill="FFFFFF"/>
         </w:rPr>
         <w:t>A efectos de tener mayores elementos de juicio que sirvan para la resolución definitiva del presente caso, la Secretaría Técnica, en ejercicio de las facultades</w:t>
@@ -1907,7 +2377,9 @@
       <w:r>
         <w:rPr>
           <w:rStyle w:val="Refdenotaalpie"/>
-          <w:rFonts w:ascii="Arial Narrow" w:hAnsi="Arial Narrow"/>
+          <w:rFonts w:ascii="Arial Narrow" w:eastAsia="Arial Narrow" w:hAnsi="Arial Narrow" w:cs="Arial Narrow"/>
+          <w:sz w:val="22"/>
+          <w:szCs w:val="22"/>
           <w:shd w:val="clear" w:color="auto" w:fill="FFFFFF"/>
           <w:vertAlign w:val="superscript"/>
         </w:rPr>
@@ -1916,7 +2388,9 @@
       <w:r>
         <w:rPr>
           <w:rStyle w:val="normaltextrun"/>
-          <w:rFonts w:ascii="Arial Narrow" w:hAnsi="Arial Narrow"/>
+          <w:rFonts w:ascii="Arial Narrow" w:eastAsia="Arial Narrow" w:hAnsi="Arial Narrow" w:cs="Arial Narrow"/>
+          <w:sz w:val="22"/>
+          <w:szCs w:val="22"/>
           <w:shd w:val="clear" w:color="auto" w:fill="FFFFFF"/>
         </w:rPr>
         <w:t xml:space="preserve"> que la ley le confiere</w:t>
@@ -1924,7 +2398,9 @@
       <w:r>
         <w:rPr>
           <w:rStyle w:val="Refdenotaalpie"/>
-          <w:rFonts w:ascii="Arial Narrow" w:hAnsi="Arial Narrow"/>
+          <w:rFonts w:ascii="Arial Narrow" w:eastAsia="Arial Narrow" w:hAnsi="Arial Narrow" w:cs="Arial Narrow"/>
+          <w:sz w:val="22"/>
+          <w:szCs w:val="22"/>
           <w:shd w:val="clear" w:color="auto" w:fill="FFFFFF"/>
           <w:vertAlign w:val="superscript"/>
         </w:rPr>
@@ -1933,7 +2409,9 @@
       <w:r>
         <w:rPr>
           <w:rStyle w:val="normaltextrun"/>
-          <w:rFonts w:ascii="Arial Narrow" w:hAnsi="Arial Narrow"/>
+          <w:rFonts w:ascii="Arial Narrow" w:eastAsia="Arial Narrow" w:hAnsi="Arial Narrow" w:cs="Arial Narrow"/>
+          <w:sz w:val="22"/>
+          <w:szCs w:val="22"/>
           <w:shd w:val="clear" w:color="auto" w:fill="FFFFFF"/>
         </w:rPr>
         <w:t>, conviene en requerir</w:t>
@@ -1941,7 +2419,9 @@
       <w:r>
         <w:rPr>
           <w:rStyle w:val="normaltextrun"/>
-          <w:rFonts w:ascii="Arial Narrow" w:hAnsi="Arial Narrow"/>
+          <w:rFonts w:ascii="Arial Narrow" w:eastAsia="Arial Narrow" w:hAnsi="Arial Narrow" w:cs="Arial Narrow"/>
+          <w:sz w:val="22"/>
+          <w:szCs w:val="22"/>
           <w:shd w:val="clear" w:color="auto" w:fill="FFFFFF"/>
         </w:rPr>
         <w:t xml:space="preserve"> </w:t>
@@ -1949,7 +2429,9 @@
       <w:r>
         <w:rPr>
           <w:rStyle w:val="normaltextrun"/>
-          <w:rFonts w:ascii="Arial Narrow" w:hAnsi="Arial Narrow"/>
+          <w:rFonts w:ascii="Arial Narrow" w:eastAsia="Arial Narrow" w:hAnsi="Arial Narrow" w:cs="Arial Narrow"/>
+          <w:sz w:val="22"/>
+          <w:szCs w:val="22"/>
           <w:shd w:val="clear" w:color="auto" w:fill="FFFFFF"/>
         </w:rPr>
         <w:t>a los proveedores</w:t>
@@ -1957,7 +2439,9 @@
       <w:r>
         <w:rPr>
           <w:rStyle w:val="normaltextrun"/>
-          <w:rFonts w:ascii="Arial Narrow" w:hAnsi="Arial Narrow"/>
+          <w:rFonts w:ascii="Arial Narrow" w:eastAsia="Arial Narrow" w:hAnsi="Arial Narrow" w:cs="Arial Narrow"/>
+          <w:sz w:val="22"/>
+          <w:szCs w:val="22"/>
           <w:shd w:val="clear" w:color="auto" w:fill="FFFFFF"/>
         </w:rPr>
         <w:t xml:space="preserve"> que</w:t>
@@ -1965,7 +2449,9 @@
       <w:r>
         <w:rPr>
           <w:rStyle w:val="normaltextrun"/>
-          <w:rFonts w:ascii="Arial Narrow" w:hAnsi="Arial Narrow"/>
+          <w:rFonts w:ascii="Arial Narrow" w:eastAsia="Arial Narrow" w:hAnsi="Arial Narrow" w:cs="Arial Narrow"/>
+          <w:sz w:val="22"/>
+          <w:szCs w:val="22"/>
           <w:shd w:val="clear" w:color="auto" w:fill="FFFFFF"/>
         </w:rPr>
         <w:t>, en un plazo no mayor de cinco (5) días hábiles contado a partir del día siguiente de la notificación de la presente resolución, cumpla con presentar:</w:t>
@@ -1973,7 +2459,9 @@
       <w:r>
         <w:rPr>
           <w:rStyle w:val="normaltextrun"/>
-          <w:rFonts w:ascii="Arial Narrow" w:hAnsi="Arial Narrow" w:cs="Arial"/>
+          <w:rFonts w:ascii="Arial Narrow" w:eastAsia="Arial Narrow" w:hAnsi="Arial Narrow" w:cs="Arial Narrow"/>
+          <w:sz w:val="22"/>
+          <w:szCs w:val="22"/>
           <w:shd w:val="clear" w:color="auto" w:fill="FFFFFF"/>
         </w:rPr>
         <w:t xml:space="preserve"> </w:t>
@@ -1981,7 +2469,9 @@
       <w:r>
         <w:rPr>
           <w:rStyle w:val="normaltextrun"/>
-          <w:rFonts w:ascii="Arial Narrow" w:hAnsi="Arial Narrow" w:cs="Arial"/>
+          <w:rFonts w:ascii="Arial Narrow" w:eastAsia="Arial Narrow" w:hAnsi="Arial Narrow" w:cs="Arial Narrow"/>
+          <w:sz w:val="22"/>
+          <w:szCs w:val="22"/>
           <w:shd w:val="clear" w:color="auto" w:fill="FFFFFF"/>
         </w:rPr>
         <w:t xml:space="preserve">(i) presentar una copia completa, legible y debidamente suscrita de las Pólizas </w:t>
@@ -1990,7 +2480,9 @@
       <w:r>
         <w:rPr>
           <w:rStyle w:val="normaltextrun"/>
-          <w:rFonts w:ascii="Arial Narrow" w:hAnsi="Arial Narrow" w:cs="Arial"/>
+          <w:rFonts w:ascii="Arial Narrow" w:eastAsia="Arial Narrow" w:hAnsi="Arial Narrow" w:cs="Arial Narrow"/>
+          <w:sz w:val="22"/>
+          <w:szCs w:val="22"/>
           <w:shd w:val="clear" w:color="auto" w:fill="FFFFFF"/>
         </w:rPr>
         <w:t/>
@@ -1999,7 +2491,9 @@
       <w:r>
         <w:rPr>
           <w:rStyle w:val="normaltextrun"/>
-          <w:rFonts w:ascii="Arial Narrow" w:hAnsi="Arial Narrow" w:cs="Arial"/>
+          <w:rFonts w:ascii="Arial Narrow" w:eastAsia="Arial Narrow" w:hAnsi="Arial Narrow" w:cs="Arial Narrow"/>
+          <w:sz w:val="22"/>
+          <w:szCs w:val="22"/>
           <w:shd w:val="clear" w:color="auto" w:fill="FFFFFF"/>
         </w:rPr>
         <w:t xml:space="preserve"> 6032500000089 y </w:t>
@@ -2008,7 +2502,9 @@
       <w:r>
         <w:rPr>
           <w:rStyle w:val="normaltextrun"/>
-          <w:rFonts w:ascii="Arial Narrow" w:hAnsi="Arial Narrow" w:cs="Arial"/>
+          <w:rFonts w:ascii="Arial Narrow" w:eastAsia="Arial Narrow" w:hAnsi="Arial Narrow" w:cs="Arial Narrow"/>
+          <w:sz w:val="22"/>
+          <w:szCs w:val="22"/>
           <w:shd w:val="clear" w:color="auto" w:fill="FFFFFF"/>
         </w:rPr>
         <w:t/>
@@ -2017,7 +2513,9 @@
       <w:r>
         <w:rPr>
           <w:rStyle w:val="normaltextrun"/>
-          <w:rFonts w:ascii="Arial Narrow" w:hAnsi="Arial Narrow" w:cs="Arial"/>
+          <w:rFonts w:ascii="Arial Narrow" w:eastAsia="Arial Narrow" w:hAnsi="Arial Narrow" w:cs="Arial Narrow"/>
+          <w:sz w:val="22"/>
+          <w:szCs w:val="22"/>
           <w:shd w:val="clear" w:color="auto" w:fill="FFFFFF"/>
         </w:rPr>
         <w:t xml:space="preserve"> 6032400000666 de los Seguros de Vida Total, al igual que, el cargo de remisión de las pólizas; y, (</w:t>
@@ -2026,7 +2524,9 @@
       <w:r>
         <w:rPr>
           <w:rStyle w:val="normaltextrun"/>
-          <w:rFonts w:ascii="Arial Narrow" w:hAnsi="Arial Narrow" w:cs="Arial"/>
+          <w:rFonts w:ascii="Arial Narrow" w:eastAsia="Arial Narrow" w:hAnsi="Arial Narrow" w:cs="Arial Narrow"/>
+          <w:sz w:val="22"/>
+          <w:szCs w:val="22"/>
           <w:shd w:val="clear" w:color="auto" w:fill="FFFFFF"/>
         </w:rPr>
         <w:t>ii</w:t>
@@ -2035,14 +2535,18 @@
       <w:r>
         <w:rPr>
           <w:rStyle w:val="normaltextrun"/>
-          <w:rFonts w:ascii="Arial Narrow" w:hAnsi="Arial Narrow" w:cs="Arial"/>
+          <w:rFonts w:ascii="Arial Narrow" w:eastAsia="Arial Narrow" w:hAnsi="Arial Narrow" w:cs="Arial Narrow"/>
+          <w:sz w:val="22"/>
+          <w:szCs w:val="22"/>
           <w:shd w:val="clear" w:color="auto" w:fill="FFFFFF"/>
         </w:rPr>
         <w:t>) presentar los medios probatorios que acrediten que el monto otorgado a la denunciante por las pólizas materia de denuncia era la suma correcta ante el fallecimiento del contratante</w:t>
       </w:r>
       <w:r>
         <w:rPr>
-          <w:rFonts w:ascii="Arial Narrow" w:hAnsi="Arial Narrow" w:cs="Arial"/>
+          <w:rFonts w:ascii="Arial Narrow" w:eastAsia="Arial Narrow" w:hAnsi="Arial Narrow" w:cs="Arial Narrow"/>
+          <w:sz w:val="22"/>
+          <w:szCs w:val="22"/>
         </w:rPr>
         <w:t>.</w:t>
       </w:r>
@@ -2052,9 +2556,11 @@
         <w:spacing w:after="0" w:line="240" w:lineRule="auto"/>
         <w:jc w:val="both"/>
         <w:rPr>
-          <w:rFonts w:ascii="Arial Narrow" w:hAnsi="Arial Narrow"/>
-          <w:b/>
-          <w:bCs/>
+          <w:rFonts w:ascii="Arial Narrow" w:eastAsia="Arial Narrow" w:hAnsi="Arial Narrow" w:cs="Arial Narrow"/>
+          <w:b/>
+          <w:bCs/>
+          <w:sz w:val="22"/>
+          <w:szCs w:val="22"/>
         </w:rPr>
       </w:pPr>
     </w:p>
@@ -2069,16 +2575,20 @@
         <w:ind w:left="567" w:hanging="578"/>
         <w:jc w:val="both"/>
         <w:rPr>
-          <w:rFonts w:ascii="Arial Narrow" w:hAnsi="Arial Narrow"/>
-          <w:b/>
-          <w:bCs/>
-        </w:rPr>
-      </w:pPr>
-      <w:r>
-        <w:rPr>
-          <w:rFonts w:ascii="Arial Narrow" w:hAnsi="Arial Narrow"/>
-          <w:b/>
-          <w:bCs/>
+          <w:rFonts w:ascii="Arial Narrow" w:eastAsia="Arial Narrow" w:hAnsi="Arial Narrow" w:cs="Arial Narrow"/>
+          <w:b/>
+          <w:bCs/>
+          <w:sz w:val="22"/>
+          <w:szCs w:val="22"/>
+        </w:rPr>
+      </w:pPr>
+      <w:r>
+        <w:rPr>
+          <w:rFonts w:ascii="Arial Narrow" w:eastAsia="Arial Narrow" w:hAnsi="Arial Narrow" w:cs="Arial Narrow"/>
+          <w:b/>
+          <w:bCs/>
+          <w:sz w:val="22"/>
+          <w:szCs w:val="22"/>
         </w:rPr>
         <w:lastRenderedPageBreak/>
         <w:t>RESOLUCIÓN DE LA SECRETARÍA TÉCNICA</w:t>
@@ -2090,9 +2600,11 @@
         <w:ind w:left="-11"/>
         <w:jc w:val="both"/>
         <w:rPr>
-          <w:rFonts w:ascii="Arial Narrow" w:hAnsi="Arial Narrow"/>
-          <w:b/>
-          <w:bCs/>
+          <w:rFonts w:ascii="Arial Narrow" w:eastAsia="Arial Narrow" w:hAnsi="Arial Narrow" w:cs="Arial Narrow"/>
+          <w:b/>
+          <w:bCs/>
+          <w:sz w:val="22"/>
+          <w:szCs w:val="22"/>
         </w:rPr>
       </w:pPr>
     </w:p>
@@ -2102,7 +2614,9 @@
         <w:jc w:val="both"/>
         <w:rPr>
           <w:rStyle w:val="normaltextrun"/>
-          <w:rFonts w:ascii="Arial Narrow" w:hAnsi="Arial Narrow"/>
+          <w:rFonts w:ascii="Arial Narrow" w:eastAsia="Arial Narrow" w:hAnsi="Arial Narrow" w:cs="Arial Narrow"/>
+          <w:sz w:val="22"/>
+          <w:szCs w:val="22"/>
           <w:shd w:val="clear" w:color="auto" w:fill="FFFFFF"/>
         </w:rPr>
       </w:pPr>
@@ -2112,6 +2626,8 @@
           <w:rFonts w:ascii="Arial Narrow" w:eastAsia="Arial Narrow" w:hAnsi="Arial Narrow" w:cs="Arial Narrow"/>
           <w:b/>
           <w:color w:val="000000"/>
+          <w:sz w:val="22"/>
+          <w:szCs w:val="22"/>
           <w:lang w:eastAsia="es-PE"/>
         </w:rPr>
         <w:t xml:space="preserve">PRIMERO: admitir a trámite la denuncia del 10 de octubre de 2025, interpuesta por la señora [DENUNCIANTE] contra Mapfre Perú Compañía de Seguros y Reaseguros S.A., por lo siguiente:</w:t>
@@ -2121,6 +2637,8 @@
         <w:rPr>
           <w:rFonts w:ascii="Arial Narrow" w:eastAsia="Arial Narrow" w:hAnsi="Arial Narrow" w:cs="Arial Narrow"/>
           <w:color w:val="000000"/>
+          <w:sz w:val="22"/>
+          <w:szCs w:val="22"/>
           <w:lang w:eastAsia="es-PE"/>
         </w:rPr>
         <w:t/>
@@ -2128,7 +2646,9 @@
       <w:r>
         <w:rPr>
           <w:rStyle w:val="normaltextrun"/>
-          <w:rFonts w:ascii="Arial Narrow" w:hAnsi="Arial Narrow"/>
+          <w:rFonts w:ascii="Arial Narrow" w:eastAsia="Arial Narrow" w:hAnsi="Arial Narrow" w:cs="Arial Narrow"/>
+          <w:sz w:val="22"/>
+          <w:szCs w:val="22"/>
           <w:shd w:val="clear" w:color="auto" w:fill="FFFFFF"/>
         </w:rPr>
         <w:t/>
@@ -2136,7 +2656,9 @@
       <w:r>
         <w:rPr>
           <w:rStyle w:val="normaltextrun"/>
-          <w:rFonts w:ascii="Arial Narrow" w:hAnsi="Arial Narrow"/>
+          <w:rFonts w:ascii="Arial Narrow" w:eastAsia="Arial Narrow" w:hAnsi="Arial Narrow" w:cs="Arial Narrow"/>
+          <w:sz w:val="22"/>
+          <w:szCs w:val="22"/>
           <w:shd w:val="clear" w:color="auto" w:fill="FFFFFF"/>
         </w:rPr>
         <w:t xml:space="preserve"/>
@@ -2144,7 +2666,9 @@
       <w:r>
         <w:rPr>
           <w:rStyle w:val="normaltextrun"/>
-          <w:rFonts w:ascii="Arial Narrow" w:hAnsi="Arial Narrow"/>
+          <w:rFonts w:ascii="Arial Narrow" w:eastAsia="Arial Narrow" w:hAnsi="Arial Narrow" w:cs="Arial Narrow"/>
+          <w:sz w:val="22"/>
+          <w:szCs w:val="22"/>
           <w:shd w:val="clear" w:color="auto" w:fill="FFFFFF"/>
         </w:rPr>
         <w:t xml:space="preserve"/>
@@ -2152,7 +2676,9 @@
       <w:r>
         <w:rPr>
           <w:rStyle w:val="normaltextrun"/>
-          <w:rFonts w:ascii="Arial Narrow" w:hAnsi="Arial Narrow"/>
+          <w:rFonts w:ascii="Arial Narrow" w:eastAsia="Arial Narrow" w:hAnsi="Arial Narrow" w:cs="Arial Narrow"/>
+          <w:sz w:val="22"/>
+          <w:szCs w:val="22"/>
           <w:shd w:val="clear" w:color="auto" w:fill="FFFFFF"/>
         </w:rPr>
         <w:t/>
@@ -2162,57 +2688,75 @@
       <w:r>
         <w:rPr>
           <w:rStyle w:val="normaltextrun"/>
-          <w:rFonts w:ascii="Arial Narrow" w:hAnsi="Arial Narrow"/>
+          <w:rFonts w:ascii="Arial Narrow" w:eastAsia="Arial Narrow" w:hAnsi="Arial Narrow" w:cs="Arial Narrow"/>
+          <w:sz w:val="22"/>
+          <w:szCs w:val="22"/>
           <w:shd w:val="clear" w:color="auto" w:fill="FFFFFF"/>
         </w:rPr>
         <w:t xml:space="preserve"/>
       </w:r>
       <w:r>
         <w:rPr>
-          <w:rFonts w:ascii="Arial Narrow" w:hAnsi="Arial Narrow"/>
+          <w:rFonts w:ascii="Arial Narrow" w:eastAsia="Arial Narrow" w:hAnsi="Arial Narrow" w:cs="Arial Narrow"/>
+          <w:sz w:val="22"/>
+          <w:szCs w:val="22"/>
         </w:rPr>
         <w:t/>
       </w:r>
       <w:r>
         <w:rPr>
-          <w:rFonts w:ascii="Arial Narrow" w:hAnsi="Arial Narrow"/>
+          <w:rFonts w:ascii="Arial Narrow" w:eastAsia="Arial Narrow" w:hAnsi="Arial Narrow" w:cs="Arial Narrow"/>
+          <w:sz w:val="22"/>
+          <w:szCs w:val="22"/>
         </w:rPr>
         <w:t xml:space="preserve"/>
       </w:r>
       <w:r>
         <w:rPr>
-          <w:rFonts w:ascii="Arial Narrow" w:hAnsi="Arial Narrow"/>
+          <w:rFonts w:ascii="Arial Narrow" w:eastAsia="Arial Narrow" w:hAnsi="Arial Narrow" w:cs="Arial Narrow"/>
+          <w:sz w:val="22"/>
+          <w:szCs w:val="22"/>
         </w:rPr>
         <w:t/>
       </w:r>
       <w:r>
         <w:rPr>
-          <w:rFonts w:ascii="Arial Narrow" w:hAnsi="Arial Narrow"/>
+          <w:rFonts w:ascii="Arial Narrow" w:eastAsia="Arial Narrow" w:hAnsi="Arial Narrow" w:cs="Arial Narrow"/>
+          <w:sz w:val="22"/>
+          <w:szCs w:val="22"/>
         </w:rPr>
         <w:t/>
       </w:r>
       <w:r>
         <w:rPr>
-          <w:rFonts w:ascii="Arial Narrow" w:hAnsi="Arial Narrow"/>
+          <w:rFonts w:ascii="Arial Narrow" w:eastAsia="Arial Narrow" w:hAnsi="Arial Narrow" w:cs="Arial Narrow"/>
+          <w:sz w:val="22"/>
+          <w:szCs w:val="22"/>
         </w:rPr>
         <w:t xml:space="preserve"/>
       </w:r>
       <w:bookmarkEnd w:id="14"/>
       <w:r>
         <w:rPr>
-          <w:rFonts w:ascii="Arial Narrow" w:hAnsi="Arial Narrow"/>
+          <w:rFonts w:ascii="Arial Narrow" w:eastAsia="Arial Narrow" w:hAnsi="Arial Narrow" w:cs="Arial Narrow"/>
+          <w:sz w:val="22"/>
+          <w:szCs w:val="22"/>
         </w:rPr>
         <w:t xml:space="preserve"/>
       </w:r>
       <w:r>
         <w:rPr>
-          <w:rFonts w:ascii="Arial Narrow" w:hAnsi="Arial Narrow"/>
+          <w:rFonts w:ascii="Arial Narrow" w:eastAsia="Arial Narrow" w:hAnsi="Arial Narrow" w:cs="Arial Narrow"/>
+          <w:sz w:val="22"/>
+          <w:szCs w:val="22"/>
         </w:rPr>
         <w:t xml:space="preserve"/>
       </w:r>
       <w:r>
         <w:rPr>
-          <w:rFonts w:ascii="Arial Narrow" w:eastAsia="Arial Narrow" w:hAnsi="Arial Narrow" w:cs="Arial"/>
+          <w:rFonts w:ascii="Arial Narrow" w:eastAsia="Arial Narrow" w:hAnsi="Arial Narrow" w:cs="Arial Narrow"/>
+          <w:sz w:val="22"/>
+          <w:szCs w:val="22"/>
           <w:lang w:eastAsia="es-PE"/>
         </w:rPr>
         <w:t xml:space="preserve"/>
@@ -2220,7 +2764,9 @@
       <w:proofErr w:type="spellStart"/>
       <w:r>
         <w:rPr>
-          <w:rFonts w:ascii="Arial Narrow" w:eastAsia="Arial Narrow" w:hAnsi="Arial Narrow" w:cs="Arial"/>
+          <w:rFonts w:ascii="Arial Narrow" w:eastAsia="Arial Narrow" w:hAnsi="Arial Narrow" w:cs="Arial Narrow"/>
+          <w:sz w:val="22"/>
+          <w:szCs w:val="22"/>
           <w:lang w:eastAsia="es-PE"/>
         </w:rPr>
         <w:t/>
@@ -2228,7 +2774,9 @@
       <w:proofErr w:type="spellEnd"/>
       <w:r>
         <w:rPr>
-          <w:rFonts w:ascii="Arial Narrow" w:eastAsia="Arial Narrow" w:hAnsi="Arial Narrow" w:cs="Arial"/>
+          <w:rFonts w:ascii="Arial Narrow" w:eastAsia="Arial Narrow" w:hAnsi="Arial Narrow" w:cs="Arial Narrow"/>
+          <w:sz w:val="22"/>
+          <w:szCs w:val="22"/>
           <w:lang w:eastAsia="es-PE"/>
         </w:rPr>
         <w:t xml:space="preserve"/>
@@ -2236,21 +2784,27 @@
       <w:proofErr w:type="spellStart"/>
       <w:r>
         <w:rPr>
-          <w:rFonts w:ascii="Arial Narrow" w:eastAsia="Arial Narrow" w:hAnsi="Arial Narrow" w:cs="Arial"/>
+          <w:rFonts w:ascii="Arial Narrow" w:eastAsia="Arial Narrow" w:hAnsi="Arial Narrow" w:cs="Arial Narrow"/>
+          <w:sz w:val="22"/>
+          <w:szCs w:val="22"/>
           <w:lang w:eastAsia="es-PE"/>
         </w:rPr>
         <w:t/>
       </w:r>
       <w:r>
         <w:rPr>
-          <w:rFonts w:ascii="Arial Narrow" w:eastAsia="Arial Narrow" w:hAnsi="Arial Narrow" w:cs="Arial"/>
+          <w:rFonts w:ascii="Arial Narrow" w:eastAsia="Arial Narrow" w:hAnsi="Arial Narrow" w:cs="Arial Narrow"/>
+          <w:sz w:val="22"/>
+          <w:szCs w:val="22"/>
           <w:lang w:eastAsia="es-PE"/>
         </w:rPr>
         <w:t/>
       </w:r>
       <w:r>
         <w:rPr>
-          <w:rFonts w:ascii="Arial Narrow" w:eastAsia="Arial Narrow" w:hAnsi="Arial Narrow" w:cs="Arial"/>
+          <w:rFonts w:ascii="Arial Narrow" w:eastAsia="Arial Narrow" w:hAnsi="Arial Narrow" w:cs="Arial Narrow"/>
+          <w:sz w:val="22"/>
+          <w:szCs w:val="22"/>
           <w:lang w:eastAsia="es-PE"/>
         </w:rPr>
         <w:t/>
@@ -2258,21 +2812,27 @@
       <w:proofErr w:type="spellEnd"/>
       <w:r>
         <w:rPr>
-          <w:rFonts w:ascii="Arial Narrow" w:eastAsia="Arial Narrow" w:hAnsi="Arial Narrow" w:cs="Arial"/>
+          <w:rFonts w:ascii="Arial Narrow" w:eastAsia="Arial Narrow" w:hAnsi="Arial Narrow" w:cs="Arial Narrow"/>
+          <w:sz w:val="22"/>
+          <w:szCs w:val="22"/>
           <w:lang w:eastAsia="es-PE"/>
         </w:rPr>
         <w:t xml:space="preserve"/>
       </w:r>
       <w:r>
         <w:rPr>
-          <w:rFonts w:ascii="Arial Narrow" w:eastAsia="Arial Narrow" w:hAnsi="Arial Narrow" w:cs="Arial"/>
+          <w:rFonts w:ascii="Arial Narrow" w:eastAsia="Arial Narrow" w:hAnsi="Arial Narrow" w:cs="Arial Narrow"/>
+          <w:sz w:val="22"/>
+          <w:szCs w:val="22"/>
           <w:lang w:eastAsia="es-PE"/>
         </w:rPr>
         <w:t/>
       </w:r>
       <w:r>
         <w:rPr>
-          <w:rFonts w:ascii="Arial Narrow" w:eastAsia="Arial Narrow" w:hAnsi="Arial Narrow" w:cs="Arial"/>
+          <w:rFonts w:ascii="Arial Narrow" w:eastAsia="Arial Narrow" w:hAnsi="Arial Narrow" w:cs="Arial Narrow"/>
+          <w:sz w:val="22"/>
+          <w:szCs w:val="22"/>
           <w:lang w:eastAsia="es-PE"/>
         </w:rPr>
         <w:t xml:space="preserve"/>
@@ -2281,19 +2841,25 @@
         <w:rPr>
           <w:rFonts w:ascii="Arial Narrow" w:eastAsia="Arial Narrow" w:hAnsi="Arial Narrow" w:cs="Arial Narrow"/>
           <w:bCs/>
+          <w:sz w:val="22"/>
+          <w:szCs w:val="22"/>
         </w:rPr>
         <w:t/>
       </w:r>
       <w:r>
         <w:rPr>
-          <w:rFonts w:ascii="Arial Narrow" w:eastAsia="Arial Narrow" w:hAnsi="Arial Narrow" w:cs="Arial"/>
+          <w:rFonts w:ascii="Arial Narrow" w:eastAsia="Arial Narrow" w:hAnsi="Arial Narrow" w:cs="Arial Narrow"/>
+          <w:sz w:val="22"/>
+          <w:szCs w:val="22"/>
           <w:lang w:eastAsia="es-PE"/>
         </w:rPr>
         <w:t/>
       </w:r>
       <w:r>
         <w:rPr>
-          <w:rFonts w:ascii="Arial Narrow" w:eastAsia="Arial Narrow" w:hAnsi="Arial Narrow" w:cs="Arial"/>
+          <w:rFonts w:ascii="Arial Narrow" w:eastAsia="Arial Narrow" w:hAnsi="Arial Narrow" w:cs="Arial Narrow"/>
+          <w:sz w:val="22"/>
+          <w:szCs w:val="22"/>
           <w:lang w:eastAsia="es-PE"/>
         </w:rPr>
         <w:t/>
@@ -2301,7 +2867,9 @@
       <w:r>
         <w:rPr>
           <w:rStyle w:val="normaltextrun"/>
-          <w:rFonts w:ascii="Arial Narrow" w:hAnsi="Arial Narrow"/>
+          <w:rFonts w:ascii="Arial Narrow" w:eastAsia="Arial Narrow" w:hAnsi="Arial Narrow" w:cs="Arial Narrow"/>
+          <w:sz w:val="22"/>
+          <w:szCs w:val="22"/>
           <w:shd w:val="clear" w:color="auto" w:fill="FFFFFF"/>
         </w:rPr>
         <w:t xml:space="preserve"/>
@@ -2313,8 +2881,11 @@
         <w:spacing w:after="0" w:line="240" w:lineRule="auto"/>
         <w:jc w:val="both"/>
         <w:rPr>
-          <w:b/>
-          <w:bCs/>
+          <w:rFonts w:ascii="Arial Narrow" w:eastAsia="Arial Narrow" w:hAnsi="Arial Narrow" w:cs="Arial Narrow"/>
+          <w:b/>
+          <w:bCs/>
+          <w:sz w:val="22"/>
+          <w:szCs w:val="22"/>
         </w:rPr>
       </w:pPr>
     </w:p>
@@ -2329,66 +2900,86 @@
         <w:ind w:left="567" w:hanging="567"/>
         <w:jc w:val="both"/>
         <w:rPr>
-          <w:rFonts w:ascii="Arial Narrow" w:hAnsi="Arial Narrow"/>
+          <w:rFonts w:ascii="Arial Narrow" w:eastAsia="Arial Narrow" w:hAnsi="Arial Narrow" w:cs="Arial Narrow"/>
+          <w:sz w:val="22"/>
+          <w:szCs w:val="22"/>
         </w:rPr>
       </w:pPr>
       <w:bookmarkStart w:id="16" w:name="_Hlk160127190"/>
       <w:bookmarkStart w:id="17" w:name="_Hlk84970745"/>
       <w:r>
         <w:rPr>
-          <w:rFonts w:ascii="Arial Narrow" w:hAnsi="Arial Narrow"/>
+          <w:rFonts w:ascii="Arial Narrow" w:eastAsia="Arial Narrow" w:hAnsi="Arial Narrow" w:cs="Arial Narrow"/>
+          <w:sz w:val="22"/>
+          <w:szCs w:val="22"/>
         </w:rPr>
         <w:t xml:space="preserve">Presunta infracción a los artículos 18 y 19 de la Ley 29571, Código de Protección y Defensa del Consumidor, en tanto la compañía aseguradora habría pagado a la denunciante un monto menor al que le correspondía por la cobertura de la Póliza 6032500000089 debido fallecimiento del señor [APELLIDO] .</w:t>
       </w:r>
       <w:r>
         <w:rPr>
-          <w:rFonts w:ascii="Arial Narrow" w:hAnsi="Arial Narrow"/>
+          <w:rFonts w:ascii="Arial Narrow" w:eastAsia="Arial Narrow" w:hAnsi="Arial Narrow" w:cs="Arial Narrow"/>
+          <w:sz w:val="22"/>
+          <w:szCs w:val="22"/>
         </w:rPr>
         <w:t/>
       </w:r>
       <w:r>
         <w:rPr>
-          <w:rFonts w:ascii="Arial Narrow" w:hAnsi="Arial Narrow"/>
+          <w:rFonts w:ascii="Arial Narrow" w:eastAsia="Arial Narrow" w:hAnsi="Arial Narrow" w:cs="Arial Narrow"/>
+          <w:sz w:val="22"/>
+          <w:szCs w:val="22"/>
         </w:rPr>
         <w:t xml:space="preserve"/>
       </w:r>
       <w:proofErr w:type="spellStart"/>
       <w:r>
         <w:rPr>
-          <w:rFonts w:ascii="Arial Narrow" w:hAnsi="Arial Narrow"/>
+          <w:rFonts w:ascii="Arial Narrow" w:eastAsia="Arial Narrow" w:hAnsi="Arial Narrow" w:cs="Arial Narrow"/>
+          <w:sz w:val="22"/>
+          <w:szCs w:val="22"/>
         </w:rPr>
         <w:t/>
       </w:r>
       <w:proofErr w:type="spellEnd"/>
       <w:r>
         <w:rPr>
-          <w:rFonts w:ascii="Arial Narrow" w:hAnsi="Arial Narrow"/>
+          <w:rFonts w:ascii="Arial Narrow" w:eastAsia="Arial Narrow" w:hAnsi="Arial Narrow" w:cs="Arial Narrow"/>
+          <w:sz w:val="22"/>
+          <w:szCs w:val="22"/>
         </w:rPr>
         <w:t xml:space="preserve"/>
       </w:r>
       <w:bookmarkStart w:id="18" w:name="_Hlk160473573"/>
       <w:r>
         <w:rPr>
-          <w:rFonts w:ascii="Arial Narrow" w:hAnsi="Arial Narrow"/>
+          <w:rFonts w:ascii="Arial Narrow" w:eastAsia="Arial Narrow" w:hAnsi="Arial Narrow" w:cs="Arial Narrow"/>
+          <w:sz w:val="22"/>
+          <w:szCs w:val="22"/>
         </w:rPr>
         <w:t xml:space="preserve"/>
       </w:r>
       <w:bookmarkEnd w:id="18"/>
       <w:r>
         <w:rPr>
-          <w:rFonts w:ascii="Arial Narrow" w:hAnsi="Arial Narrow"/>
+          <w:rFonts w:ascii="Arial Narrow" w:eastAsia="Arial Narrow" w:hAnsi="Arial Narrow" w:cs="Arial Narrow"/>
+          <w:sz w:val="22"/>
+          <w:szCs w:val="22"/>
         </w:rPr>
         <w:t xml:space="preserve"/>
       </w:r>
       <w:r>
         <w:rPr>
-          <w:rFonts w:ascii="Arial Narrow" w:hAnsi="Arial Narrow"/>
+          <w:rFonts w:ascii="Arial Narrow" w:eastAsia="Arial Narrow" w:hAnsi="Arial Narrow" w:cs="Arial Narrow"/>
+          <w:sz w:val="22"/>
+          <w:szCs w:val="22"/>
         </w:rPr>
         <w:t/>
       </w:r>
       <w:r>
         <w:rPr>
           <w:rFonts w:ascii="Arial Narrow" w:eastAsia="Arial Narrow" w:hAnsi="Arial Narrow" w:cs="Arial Narrow"/>
+          <w:sz w:val="22"/>
+          <w:szCs w:val="22"/>
           <w:lang w:eastAsia="es-PE"/>
         </w:rPr>
         <w:t xml:space="preserve"/>
@@ -2396,47 +2987,61 @@
       <w:r>
         <w:rPr>
           <w:rFonts w:ascii="Arial Narrow" w:eastAsia="Arial Narrow" w:hAnsi="Arial Narrow" w:cs="Arial Narrow"/>
+          <w:sz w:val="22"/>
+          <w:szCs w:val="22"/>
           <w:lang w:eastAsia="es-PE"/>
         </w:rPr>
         <w:t xml:space="preserve"/>
       </w:r>
       <w:r>
         <w:rPr>
-          <w:rFonts w:ascii="Arial Narrow" w:hAnsi="Arial Narrow" w:cs="Arial"/>
+          <w:rFonts w:ascii="Arial Narrow" w:eastAsia="Arial Narrow" w:hAnsi="Arial Narrow" w:cs="Arial Narrow"/>
+          <w:sz w:val="22"/>
+          <w:szCs w:val="22"/>
         </w:rPr>
         <w:t xml:space="preserve"/>
       </w:r>
       <w:proofErr w:type="spellStart"/>
       <w:r>
         <w:rPr>
-          <w:rFonts w:ascii="Arial Narrow" w:hAnsi="Arial Narrow" w:cs="Arial"/>
+          <w:rFonts w:ascii="Arial Narrow" w:eastAsia="Arial Narrow" w:hAnsi="Arial Narrow" w:cs="Arial Narrow"/>
+          <w:sz w:val="22"/>
+          <w:szCs w:val="22"/>
         </w:rPr>
         <w:t/>
       </w:r>
       <w:proofErr w:type="spellEnd"/>
       <w:r>
         <w:rPr>
-          <w:rFonts w:ascii="Arial Narrow" w:hAnsi="Arial Narrow" w:cs="Arial"/>
+          <w:rFonts w:ascii="Arial Narrow" w:eastAsia="Arial Narrow" w:hAnsi="Arial Narrow" w:cs="Arial Narrow"/>
+          <w:sz w:val="22"/>
+          <w:szCs w:val="22"/>
         </w:rPr>
         <w:t xml:space="preserve"/>
       </w:r>
       <w:r>
         <w:rPr>
-          <w:rFonts w:ascii="Arial Narrow" w:hAnsi="Arial Narrow" w:cs="Arial"/>
+          <w:rFonts w:ascii="Arial Narrow" w:eastAsia="Arial Narrow" w:hAnsi="Arial Narrow" w:cs="Arial Narrow"/>
+          <w:sz w:val="22"/>
+          <w:szCs w:val="22"/>
         </w:rPr>
         <w:t xml:space="preserve"/>
       </w:r>
       <w:proofErr w:type="spellStart"/>
       <w:r>
         <w:rPr>
-          <w:rFonts w:ascii="Arial Narrow" w:hAnsi="Arial Narrow" w:cs="Arial"/>
+          <w:rFonts w:ascii="Arial Narrow" w:eastAsia="Arial Narrow" w:hAnsi="Arial Narrow" w:cs="Arial Narrow"/>
+          <w:sz w:val="22"/>
+          <w:szCs w:val="22"/>
         </w:rPr>
         <w:t/>
       </w:r>
       <w:proofErr w:type="spellEnd"/>
       <w:r>
         <w:rPr>
-          <w:rFonts w:ascii="Arial Narrow" w:hAnsi="Arial Narrow" w:cs="Arial"/>
+          <w:rFonts w:ascii="Arial Narrow" w:eastAsia="Arial Narrow" w:hAnsi="Arial Narrow" w:cs="Arial Narrow"/>
+          <w:sz w:val="22"/>
+          <w:szCs w:val="22"/>
         </w:rPr>
         <w:t/>
       </w:r>
@@ -2448,7 +3053,9 @@
         <w:ind w:left="567"/>
         <w:jc w:val="both"/>
         <w:rPr>
-          <w:rFonts w:ascii="Arial Narrow" w:hAnsi="Arial Narrow"/>
+          <w:rFonts w:ascii="Arial Narrow" w:eastAsia="Arial Narrow" w:hAnsi="Arial Narrow" w:cs="Arial Narrow"/>
+          <w:sz w:val="22"/>
+          <w:szCs w:val="22"/>
         </w:rPr>
       </w:pPr>
     </w:p>
@@ -2463,91 +3070,119 @@
         <w:ind w:left="567" w:hanging="567"/>
         <w:jc w:val="both"/>
         <w:rPr>
-          <w:rFonts w:ascii="Arial Narrow" w:hAnsi="Arial Narrow"/>
-        </w:rPr>
-      </w:pPr>
-      <w:r>
-        <w:rPr>
-          <w:rFonts w:ascii="Arial Narrow" w:hAnsi="Arial Narrow"/>
+          <w:rFonts w:ascii="Arial Narrow" w:eastAsia="Arial Narrow" w:hAnsi="Arial Narrow" w:cs="Arial Narrow"/>
+          <w:sz w:val="22"/>
+          <w:szCs w:val="22"/>
+        </w:rPr>
+      </w:pPr>
+      <w:r>
+        <w:rPr>
+          <w:rFonts w:ascii="Arial Narrow" w:eastAsia="Arial Narrow" w:hAnsi="Arial Narrow" w:cs="Arial Narrow"/>
+          <w:sz w:val="22"/>
+          <w:szCs w:val="22"/>
         </w:rPr>
         <w:t xml:space="preserve">Presunta infracción a los artículos 18 y 19 de la Ley 29571, Código de Protección y Defensa del Consumidor, en tanto la compañía aseguradora habría pagado a la denunciante un monto menor al que le correspondía por la cobertura de la Póliza 6032400000666 debido fallecimiento del señor [APELLIDO] .</w:t>
       </w:r>
       <w:r>
         <w:rPr>
-          <w:rFonts w:ascii="Arial Narrow" w:hAnsi="Arial Narrow"/>
+          <w:rFonts w:ascii="Arial Narrow" w:eastAsia="Arial Narrow" w:hAnsi="Arial Narrow" w:cs="Arial Narrow"/>
+          <w:sz w:val="22"/>
+          <w:szCs w:val="22"/>
         </w:rPr>
         <w:t/>
       </w:r>
       <w:r>
         <w:rPr>
-          <w:rFonts w:ascii="Arial Narrow" w:hAnsi="Arial Narrow"/>
+          <w:rFonts w:ascii="Arial Narrow" w:eastAsia="Arial Narrow" w:hAnsi="Arial Narrow" w:cs="Arial Narrow"/>
+          <w:sz w:val="22"/>
+          <w:szCs w:val="22"/>
         </w:rPr>
         <w:t xml:space="preserve"/>
       </w:r>
       <w:proofErr w:type="spellStart"/>
       <w:r>
         <w:rPr>
-          <w:rFonts w:ascii="Arial Narrow" w:hAnsi="Arial Narrow"/>
+          <w:rFonts w:ascii="Arial Narrow" w:eastAsia="Arial Narrow" w:hAnsi="Arial Narrow" w:cs="Arial Narrow"/>
+          <w:sz w:val="22"/>
+          <w:szCs w:val="22"/>
         </w:rPr>
         <w:t/>
       </w:r>
       <w:proofErr w:type="spellEnd"/>
       <w:r>
         <w:rPr>
-          <w:rFonts w:ascii="Arial Narrow" w:hAnsi="Arial Narrow"/>
+          <w:rFonts w:ascii="Arial Narrow" w:eastAsia="Arial Narrow" w:hAnsi="Arial Narrow" w:cs="Arial Narrow"/>
+          <w:sz w:val="22"/>
+          <w:szCs w:val="22"/>
         </w:rPr>
         <w:t xml:space="preserve"/>
       </w:r>
       <w:r>
         <w:rPr>
-          <w:rFonts w:ascii="Arial Narrow" w:hAnsi="Arial Narrow"/>
+          <w:rFonts w:ascii="Arial Narrow" w:eastAsia="Arial Narrow" w:hAnsi="Arial Narrow" w:cs="Arial Narrow"/>
+          <w:sz w:val="22"/>
+          <w:szCs w:val="22"/>
         </w:rPr>
         <w:t xml:space="preserve"/>
       </w:r>
       <w:r>
         <w:rPr>
-          <w:rFonts w:ascii="Arial Narrow" w:hAnsi="Arial Narrow"/>
+          <w:rFonts w:ascii="Arial Narrow" w:eastAsia="Arial Narrow" w:hAnsi="Arial Narrow" w:cs="Arial Narrow"/>
+          <w:sz w:val="22"/>
+          <w:szCs w:val="22"/>
         </w:rPr>
         <w:t/>
       </w:r>
       <w:r>
         <w:rPr>
           <w:rFonts w:ascii="Arial Narrow" w:eastAsia="Arial Narrow" w:hAnsi="Arial Narrow" w:cs="Arial Narrow"/>
+          <w:sz w:val="22"/>
+          <w:szCs w:val="22"/>
           <w:lang w:eastAsia="es-PE"/>
         </w:rPr>
         <w:t xml:space="preserve"/>
       </w:r>
       <w:r>
         <w:rPr>
-          <w:rFonts w:ascii="Arial Narrow" w:hAnsi="Arial Narrow" w:cs="Arial"/>
+          <w:rFonts w:ascii="Arial Narrow" w:eastAsia="Arial Narrow" w:hAnsi="Arial Narrow" w:cs="Arial Narrow"/>
+          <w:sz w:val="22"/>
+          <w:szCs w:val="22"/>
         </w:rPr>
         <w:t xml:space="preserve"/>
       </w:r>
       <w:proofErr w:type="spellStart"/>
       <w:r>
         <w:rPr>
-          <w:rFonts w:ascii="Arial Narrow" w:hAnsi="Arial Narrow" w:cs="Arial"/>
+          <w:rFonts w:ascii="Arial Narrow" w:eastAsia="Arial Narrow" w:hAnsi="Arial Narrow" w:cs="Arial Narrow"/>
+          <w:sz w:val="22"/>
+          <w:szCs w:val="22"/>
         </w:rPr>
         <w:t/>
       </w:r>
       <w:proofErr w:type="spellEnd"/>
       <w:r>
         <w:rPr>
-          <w:rFonts w:ascii="Arial Narrow" w:hAnsi="Arial Narrow" w:cs="Arial"/>
+          <w:rFonts w:ascii="Arial Narrow" w:eastAsia="Arial Narrow" w:hAnsi="Arial Narrow" w:cs="Arial Narrow"/>
+          <w:sz w:val="22"/>
+          <w:szCs w:val="22"/>
         </w:rPr>
         <w:t xml:space="preserve"/>
       </w:r>
       <w:proofErr w:type="spellStart"/>
       <w:r>
         <w:rPr>
-          <w:rFonts w:ascii="Arial Narrow" w:hAnsi="Arial Narrow" w:cs="Arial"/>
+          <w:rFonts w:ascii="Arial Narrow" w:eastAsia="Arial Narrow" w:hAnsi="Arial Narrow" w:cs="Arial Narrow"/>
+          <w:sz w:val="22"/>
+          <w:szCs w:val="22"/>
         </w:rPr>
         <w:t/>
       </w:r>
       <w:proofErr w:type="spellEnd"/>
       <w:r>
         <w:rPr>
-          <w:rFonts w:ascii="Arial Narrow" w:hAnsi="Arial Narrow" w:cs="Arial"/>
+          <w:rFonts w:ascii="Arial Narrow" w:eastAsia="Arial Narrow" w:hAnsi="Arial Narrow" w:cs="Arial Narrow"/>
+          <w:sz w:val="22"/>
+          <w:szCs w:val="22"/>
         </w:rPr>
         <w:t/>
       </w:r>
@@ -2558,27 +3193,35 @@
         <w:spacing w:after="0" w:line="240" w:lineRule="auto"/>
         <w:jc w:val="both"/>
         <w:rPr>
-          <w:rFonts w:ascii="Arial Narrow" w:hAnsi="Arial Narrow"/>
-        </w:rPr>
-      </w:pPr>
-      <w:r>
-        <w:rPr>
-          <w:rFonts w:ascii="Arial Narrow" w:hAnsi="Arial Narrow"/>
-          <w:b/>
-          <w:bCs/>
+          <w:rFonts w:ascii="Arial Narrow" w:eastAsia="Arial Narrow" w:hAnsi="Arial Narrow" w:cs="Arial Narrow"/>
+          <w:sz w:val="22"/>
+          <w:szCs w:val="22"/>
+        </w:rPr>
+      </w:pPr>
+      <w:r>
+        <w:rPr>
+          <w:rFonts w:ascii="Arial Narrow" w:eastAsia="Arial Narrow" w:hAnsi="Arial Narrow" w:cs="Arial Narrow"/>
+          <w:b/>
+          <w:bCs/>
+          <w:sz w:val="22"/>
+          <w:szCs w:val="22"/>
         </w:rPr>
         <w:t>SEGUNDO</w:t>
       </w:r>
       <w:r>
         <w:rPr>
-          <w:rFonts w:ascii="Arial Narrow" w:hAnsi="Arial Narrow"/>
+          <w:rFonts w:ascii="Arial Narrow" w:eastAsia="Arial Narrow" w:hAnsi="Arial Narrow" w:cs="Arial Narrow"/>
+          <w:sz w:val="22"/>
+          <w:szCs w:val="22"/>
         </w:rPr>
         <w:t xml:space="preserve">: </w:t>
       </w:r>
       <w:r>
         <w:rPr>
           <w:rStyle w:val="normaltextrun"/>
-          <w:rFonts w:ascii="Arial Narrow" w:hAnsi="Arial Narrow"/>
+          <w:rFonts w:ascii="Arial Narrow" w:eastAsia="Arial Narrow" w:hAnsi="Arial Narrow" w:cs="Arial Narrow"/>
+          <w:sz w:val="22"/>
+          <w:szCs w:val="22"/>
           <w:shd w:val="clear" w:color="auto" w:fill="FFFFFF"/>
         </w:rPr>
         <w:t>t</w:t>
@@ -2586,7 +3229,9 @@
       <w:r>
         <w:rPr>
           <w:rStyle w:val="normaltextrun"/>
-          <w:rFonts w:ascii="Arial Narrow" w:hAnsi="Arial Narrow"/>
+          <w:rFonts w:ascii="Arial Narrow" w:eastAsia="Arial Narrow" w:hAnsi="Arial Narrow" w:cs="Arial Narrow"/>
+          <w:sz w:val="22"/>
+          <w:szCs w:val="22"/>
           <w:shd w:val="clear" w:color="auto" w:fill="FFFFFF"/>
         </w:rPr>
         <w:t>ener por ofrecidos los medios probatorios presentados en el e</w:t>
@@ -2594,7 +3239,9 @@
       <w:r>
         <w:rPr>
           <w:rStyle w:val="normaltextrun"/>
-          <w:rFonts w:ascii="Arial Narrow" w:hAnsi="Arial Narrow"/>
+          <w:rFonts w:ascii="Arial Narrow" w:eastAsia="Arial Narrow" w:hAnsi="Arial Narrow" w:cs="Arial Narrow"/>
+          <w:sz w:val="22"/>
+          <w:szCs w:val="22"/>
           <w:shd w:val="clear" w:color="auto" w:fill="FFFFFF"/>
         </w:rPr>
         <w:t>scrito de denuncia</w:t>
@@ -2602,7 +3249,9 @@
       <w:r>
         <w:rPr>
           <w:rStyle w:val="normaltextrun"/>
-          <w:rFonts w:ascii="Arial Narrow" w:hAnsi="Arial Narrow"/>
+          <w:rFonts w:ascii="Arial Narrow" w:eastAsia="Arial Narrow" w:hAnsi="Arial Narrow" w:cs="Arial Narrow"/>
+          <w:sz w:val="22"/>
+          <w:szCs w:val="22"/>
           <w:shd w:val="clear" w:color="auto" w:fill="FFFFFF"/>
         </w:rPr>
         <w:t xml:space="preserve"> </w:t>
@@ -2612,38 +3261,50 @@
       <w:r>
         <w:rPr>
           <w:rStyle w:val="normaltextrun"/>
-          <w:rFonts w:ascii="Arial Narrow" w:hAnsi="Arial Narrow"/>
+          <w:rFonts w:ascii="Arial Narrow" w:eastAsia="Arial Narrow" w:hAnsi="Arial Narrow" w:cs="Arial Narrow"/>
+          <w:sz w:val="22"/>
+          <w:szCs w:val="22"/>
           <w:shd w:val="clear" w:color="auto" w:fill="FFFFFF"/>
         </w:rPr>
         <w:t xml:space="preserve">del </w:t>
       </w:r>
       <w:r>
         <w:rPr>
-          <w:rFonts w:ascii="Arial Narrow" w:hAnsi="Arial Narrow"/>
+          <w:rFonts w:ascii="Arial Narrow" w:eastAsia="Arial Narrow" w:hAnsi="Arial Narrow" w:cs="Arial Narrow"/>
+          <w:sz w:val="22"/>
+          <w:szCs w:val="22"/>
         </w:rPr>
         <w:t xml:space="preserve">10 de octubre de 2025</w:t>
       </w:r>
       <w:r>
         <w:rPr>
-          <w:rFonts w:ascii="Arial Narrow" w:hAnsi="Arial Narrow"/>
+          <w:rFonts w:ascii="Arial Narrow" w:eastAsia="Arial Narrow" w:hAnsi="Arial Narrow" w:cs="Arial Narrow"/>
+          <w:sz w:val="22"/>
+          <w:szCs w:val="22"/>
         </w:rPr>
         <w:t xml:space="preserve"/>
       </w:r>
       <w:r>
         <w:rPr>
-          <w:rFonts w:ascii="Arial Narrow" w:hAnsi="Arial Narrow"/>
+          <w:rFonts w:ascii="Arial Narrow" w:eastAsia="Arial Narrow" w:hAnsi="Arial Narrow" w:cs="Arial Narrow"/>
+          <w:sz w:val="22"/>
+          <w:szCs w:val="22"/>
         </w:rPr>
         <w:t xml:space="preserve"/>
       </w:r>
       <w:r>
         <w:rPr>
-          <w:rFonts w:ascii="Arial Narrow" w:hAnsi="Arial Narrow"/>
+          <w:rFonts w:ascii="Arial Narrow" w:eastAsia="Arial Narrow" w:hAnsi="Arial Narrow" w:cs="Arial Narrow"/>
+          <w:sz w:val="22"/>
+          <w:szCs w:val="22"/>
         </w:rPr>
         <w:t xml:space="preserve"/>
       </w:r>
       <w:r>
         <w:rPr>
-          <w:rFonts w:ascii="Arial Narrow" w:hAnsi="Arial Narrow"/>
+          <w:rFonts w:ascii="Arial Narrow" w:eastAsia="Arial Narrow" w:hAnsi="Arial Narrow" w:cs="Arial Narrow"/>
+          <w:sz w:val="22"/>
+          <w:szCs w:val="22"/>
         </w:rPr>
         <w:t>.</w:t>
       </w:r>
@@ -2653,7 +3314,9 @@
         <w:spacing w:after="0" w:line="240" w:lineRule="auto"/>
         <w:jc w:val="both"/>
         <w:rPr>
-          <w:rFonts w:ascii="Arial Narrow" w:hAnsi="Arial Narrow"/>
+          <w:rFonts w:ascii="Arial Narrow" w:eastAsia="Arial Narrow" w:hAnsi="Arial Narrow" w:cs="Arial Narrow"/>
+          <w:sz w:val="22"/>
+          <w:szCs w:val="22"/>
         </w:rPr>
       </w:pPr>
     </w:p>
@@ -2662,44 +3325,58 @@
         <w:spacing w:after="0" w:line="240" w:lineRule="auto"/>
         <w:jc w:val="both"/>
         <w:rPr>
-          <w:rFonts w:ascii="Arial Narrow" w:hAnsi="Arial Narrow"/>
-        </w:rPr>
-      </w:pPr>
-      <w:r>
-        <w:rPr>
-          <w:rFonts w:ascii="Arial Narrow" w:hAnsi="Arial Narrow"/>
-          <w:b/>
-          <w:bCs/>
+          <w:rFonts w:ascii="Arial Narrow" w:eastAsia="Arial Narrow" w:hAnsi="Arial Narrow" w:cs="Arial Narrow"/>
+          <w:sz w:val="22"/>
+          <w:szCs w:val="22"/>
+        </w:rPr>
+      </w:pPr>
+      <w:r>
+        <w:rPr>
+          <w:rFonts w:ascii="Arial Narrow" w:eastAsia="Arial Narrow" w:hAnsi="Arial Narrow" w:cs="Arial Narrow"/>
+          <w:b/>
+          <w:bCs/>
+          <w:sz w:val="22"/>
+          <w:szCs w:val="22"/>
         </w:rPr>
         <w:t>TERCERO</w:t>
       </w:r>
       <w:r>
         <w:rPr>
-          <w:rFonts w:ascii="Arial Narrow" w:hAnsi="Arial Narrow"/>
+          <w:rFonts w:ascii="Arial Narrow" w:eastAsia="Arial Narrow" w:hAnsi="Arial Narrow" w:cs="Arial Narrow"/>
+          <w:sz w:val="22"/>
+          <w:szCs w:val="22"/>
         </w:rPr>
         <w:t xml:space="preserve">: </w:t>
       </w:r>
       <w:r>
         <w:rPr>
-          <w:rFonts w:ascii="Arial Narrow" w:hAnsi="Arial Narrow"/>
+          <w:rFonts w:ascii="Arial Narrow" w:eastAsia="Arial Narrow" w:hAnsi="Arial Narrow" w:cs="Arial Narrow"/>
+          <w:sz w:val="22"/>
+          <w:szCs w:val="22"/>
         </w:rPr>
         <w:t>r</w:t>
       </w:r>
       <w:r>
         <w:rPr>
-          <w:rFonts w:ascii="Arial Narrow" w:hAnsi="Arial Narrow"/>
+          <w:rFonts w:ascii="Arial Narrow" w:eastAsia="Arial Narrow" w:hAnsi="Arial Narrow" w:cs="Arial Narrow"/>
+          <w:sz w:val="22"/>
+          <w:szCs w:val="22"/>
         </w:rPr>
         <w:t xml:space="preserve">equerir </w:t>
       </w:r>
       <w:r>
         <w:rPr>
-          <w:rFonts w:ascii="Arial Narrow" w:hAnsi="Arial Narrow"/>
+          <w:rFonts w:ascii="Arial Narrow" w:eastAsia="Arial Narrow" w:hAnsi="Arial Narrow" w:cs="Arial Narrow"/>
+          <w:sz w:val="22"/>
+          <w:szCs w:val="22"/>
         </w:rPr>
         <w:t>a</w:t>
       </w:r>
       <w:r>
         <w:rPr>
-          <w:rFonts w:ascii="Arial Narrow" w:hAnsi="Arial Narrow"/>
+          <w:rFonts w:ascii="Arial Narrow" w:eastAsia="Arial Narrow" w:hAnsi="Arial Narrow" w:cs="Arial Narrow"/>
+          <w:sz w:val="22"/>
+          <w:szCs w:val="22"/>
         </w:rPr>
         <w:t xml:space="preserve"> </w:t>
       </w:r>
@@ -2707,31 +3384,41 @@
         <w:rPr>
           <w:rFonts w:ascii="Arial Narrow" w:eastAsia="Arial Narrow" w:hAnsi="Arial Narrow" w:cs="Arial Narrow"/>
           <w:bCs/>
+          <w:sz w:val="22"/>
+          <w:szCs w:val="22"/>
         </w:rPr>
         <w:t xml:space="preserve">Mapfre Perú Compañía de Seguros y Reaseguros S.A. </w:t>
       </w:r>
       <w:r>
         <w:rPr>
-          <w:rFonts w:ascii="Arial Narrow" w:hAnsi="Arial Narrow"/>
+          <w:rFonts w:ascii="Arial Narrow" w:eastAsia="Arial Narrow" w:hAnsi="Arial Narrow" w:cs="Arial Narrow"/>
+          <w:sz w:val="22"/>
+          <w:szCs w:val="22"/>
         </w:rPr>
         <w:t>que</w:t>
       </w:r>
       <w:r>
         <w:rPr>
-          <w:rFonts w:ascii="Arial Narrow" w:eastAsia="Arial Narrow" w:hAnsi="Arial Narrow" w:cs="Arial"/>
+          <w:rFonts w:ascii="Arial Narrow" w:eastAsia="Arial Narrow" w:hAnsi="Arial Narrow" w:cs="Arial Narrow"/>
+          <w:sz w:val="22"/>
+          <w:szCs w:val="22"/>
           <w:lang w:eastAsia="es-PE"/>
         </w:rPr>
         <w:t xml:space="preserve"> </w:t>
       </w:r>
       <w:r>
         <w:rPr>
-          <w:rFonts w:ascii="Arial Narrow" w:hAnsi="Arial Narrow"/>
+          <w:rFonts w:ascii="Arial Narrow" w:eastAsia="Arial Narrow" w:hAnsi="Arial Narrow" w:cs="Arial Narrow"/>
+          <w:sz w:val="22"/>
+          <w:szCs w:val="22"/>
         </w:rPr>
         <w:t>cum</w:t>
       </w:r>
       <w:r>
         <w:rPr>
-          <w:rFonts w:ascii="Arial Narrow" w:hAnsi="Arial Narrow"/>
+          <w:rFonts w:ascii="Arial Narrow" w:eastAsia="Arial Narrow" w:hAnsi="Arial Narrow" w:cs="Arial Narrow"/>
+          <w:sz w:val="22"/>
+          <w:szCs w:val="22"/>
         </w:rPr>
         <w:t xml:space="preserve">pla con lo siguiente: </w:t>
       </w:r>
@@ -2742,7 +3429,9 @@
         <w:spacing w:after="0" w:line="240" w:lineRule="auto"/>
         <w:jc w:val="both"/>
         <w:rPr>
-          <w:rFonts w:ascii="Arial Narrow" w:hAnsi="Arial Narrow"/>
+          <w:rFonts w:ascii="Arial Narrow" w:eastAsia="Arial Narrow" w:hAnsi="Arial Narrow" w:cs="Arial Narrow"/>
+          <w:sz w:val="22"/>
+          <w:szCs w:val="22"/>
         </w:rPr>
       </w:pPr>
     </w:p>
@@ -2758,11 +3447,15 @@
         <w:jc w:val="both"/>
         <w:rPr>
           <w:rFonts w:ascii="Arial Narrow" w:eastAsia="Arial Narrow" w:hAnsi="Arial Narrow" w:cs="Arial Narrow"/>
-        </w:rPr>
-      </w:pPr>
-      <w:r>
-        <w:rPr>
-          <w:rFonts w:ascii="Arial Narrow" w:eastAsia="Arial Narrow" w:hAnsi="Arial Narrow" w:cs="Arial Narrow"/>
+          <w:sz w:val="22"/>
+          <w:szCs w:val="22"/>
+        </w:rPr>
+      </w:pPr>
+      <w:r>
+        <w:rPr>
+          <w:rFonts w:ascii="Arial Narrow" w:eastAsia="Arial Narrow" w:hAnsi="Arial Narrow" w:cs="Arial Narrow"/>
+          <w:sz w:val="22"/>
+          <w:szCs w:val="22"/>
         </w:rPr>
         <w:t xml:space="preserve">Presentar documentos que acrediten su inscripción en los Registros Públicos o una declaración jurada que indique que cuenta con dicha inscripción; </w:t>
       </w:r>
@@ -2779,11 +3472,15 @@
         <w:jc w:val="both"/>
         <w:rPr>
           <w:rFonts w:ascii="Arial Narrow" w:eastAsia="Arial Narrow" w:hAnsi="Arial Narrow" w:cs="Arial Narrow"/>
-        </w:rPr>
-      </w:pPr>
-      <w:r>
-        <w:rPr>
-          <w:rFonts w:ascii="Arial Narrow" w:eastAsia="Arial Narrow" w:hAnsi="Arial Narrow" w:cs="Arial Narrow"/>
+          <w:sz w:val="22"/>
+          <w:szCs w:val="22"/>
+        </w:rPr>
+      </w:pPr>
+      <w:r>
+        <w:rPr>
+          <w:rFonts w:ascii="Arial Narrow" w:eastAsia="Arial Narrow" w:hAnsi="Arial Narrow" w:cs="Arial Narrow"/>
+          <w:sz w:val="22"/>
+          <w:szCs w:val="22"/>
         </w:rPr>
         <w:t>presentar copia simple de las facultades de representación de su representante legal en el presente procedimiento o la declaración jurada que indique que cuenta con dichas facultades y que estas se encuentran vigentes;</w:t>
       </w:r>
@@ -2800,11 +3497,15 @@
         <w:jc w:val="both"/>
         <w:rPr>
           <w:rFonts w:ascii="Arial Narrow" w:eastAsia="Arial Narrow" w:hAnsi="Arial Narrow" w:cs="Arial Narrow"/>
-        </w:rPr>
-      </w:pPr>
-      <w:r>
-        <w:rPr>
-          <w:rFonts w:ascii="Arial Narrow" w:eastAsia="Arial Narrow" w:hAnsi="Arial Narrow" w:cs="Arial Narrow"/>
+          <w:sz w:val="22"/>
+          <w:szCs w:val="22"/>
+        </w:rPr>
+      </w:pPr>
+      <w:r>
+        <w:rPr>
+          <w:rFonts w:ascii="Arial Narrow" w:eastAsia="Arial Narrow" w:hAnsi="Arial Narrow" w:cs="Arial Narrow"/>
+          <w:sz w:val="22"/>
+          <w:szCs w:val="22"/>
         </w:rPr>
         <w:t>consignar el Número de Registro Único de Contribuyente (RUC); y,</w:t>
       </w:r>
@@ -2821,11 +3522,15 @@
         <w:jc w:val="both"/>
         <w:rPr>
           <w:rFonts w:ascii="Arial Narrow" w:eastAsia="Arial Narrow" w:hAnsi="Arial Narrow" w:cs="Arial Narrow"/>
-        </w:rPr>
-      </w:pPr>
-      <w:r>
-        <w:rPr>
-          <w:rFonts w:ascii="Arial Narrow" w:eastAsia="Arial Narrow" w:hAnsi="Arial Narrow" w:cs="Arial Narrow"/>
+          <w:sz w:val="22"/>
+          <w:szCs w:val="22"/>
+        </w:rPr>
+      </w:pPr>
+      <w:r>
+        <w:rPr>
+          <w:rFonts w:ascii="Arial Narrow" w:eastAsia="Arial Narrow" w:hAnsi="Arial Narrow" w:cs="Arial Narrow"/>
+          <w:sz w:val="22"/>
+          <w:szCs w:val="22"/>
         </w:rPr>
         <w:t>fijar domicilio procesal para el procedimiento, de conformidad con el numeral 442.1 del artículo 442 del Código Procesal Civil.</w:t>
       </w:r>
@@ -2835,9 +3540,11 @@
         <w:spacing w:after="0" w:line="240" w:lineRule="auto"/>
         <w:jc w:val="both"/>
         <w:rPr>
-          <w:rFonts w:ascii="Arial Narrow" w:hAnsi="Arial Narrow" w:cs="Arial"/>
-          <w:b/>
-          <w:bCs/>
+          <w:rFonts w:ascii="Arial Narrow" w:eastAsia="Arial Narrow" w:hAnsi="Arial Narrow" w:cs="Arial Narrow"/>
+          <w:b/>
+          <w:bCs/>
+          <w:sz w:val="22"/>
+          <w:szCs w:val="22"/>
           <w:lang w:eastAsia="es-ES"/>
         </w:rPr>
       </w:pPr>
@@ -2847,57 +3554,63 @@
         <w:spacing w:after="0" w:line="240" w:lineRule="auto"/>
         <w:jc w:val="both"/>
         <w:rPr>
-          <w:rFonts w:ascii="Arial Narrow" w:hAnsi="Arial Narrow" w:cs="Arial"/>
+          <w:rFonts w:ascii="Arial Narrow" w:eastAsia="Arial Narrow" w:hAnsi="Arial Narrow" w:cs="Arial Narrow"/>
+          <w:sz w:val="22"/>
+          <w:szCs w:val="22"/>
           <w:lang w:val="es-ES" w:eastAsia="es-ES"/>
         </w:rPr>
       </w:pPr>
       <w:r>
         <w:rPr>
-          <w:rFonts w:ascii="Arial Narrow" w:hAnsi="Arial Narrow" w:cs="Arial Narrow"/>
+          <w:rFonts w:ascii="Arial Narrow" w:eastAsia="Arial Narrow" w:hAnsi="Arial Narrow" w:cs="Arial Narrow"/>
           <w:b w:val="1"/>
           <w:bCs w:val="1"/>
-          <w:sz w:val="20"/>
-          <w:szCs w:val="20"/>
+          <w:sz w:val="22"/>
+          <w:szCs w:val="22"/>
         </w:rPr>
         <w:t xml:space="preserve">CUARTO: </w:t>
       </w:r>
       <w:r>
         <w:rPr>
-          <w:rFonts w:ascii="Arial Narrow" w:hAnsi="Arial Narrow" w:cs="Arial Narrow"/>
-          <w:sz w:val="20"/>
-          <w:szCs w:val="20"/>
+          <w:rFonts w:ascii="Arial Narrow" w:eastAsia="Arial Narrow" w:hAnsi="Arial Narrow" w:cs="Arial Narrow"/>
+          <w:sz w:val="22"/>
+          <w:szCs w:val="22"/>
         </w:rPr>
         <w:t xml:space="preserve">correr traslado de la presente resolución a Mapfre Perú Compañía de Seguros y Reaseguros S.A. para que, de conformidad con lo dispuesto por el artículo 26 de la Ley sobre Facultades, Normas y Organización del Indecopi, aprobada por Decreto Legislativo 807</w:t>
       </w:r>
       <w:r>
         <w:rPr>
           <w:rStyle w:val="Refdenotaalpie"/>
-          <w:rFonts w:ascii="Arial Narrow" w:hAnsi="Arial Narrow"/>
+          <w:rFonts w:ascii="Arial Narrow" w:eastAsia="Arial Narrow" w:hAnsi="Arial Narrow" w:cs="Arial Narrow"/>
+          <w:sz w:val="22"/>
+          <w:szCs w:val="22"/>
           <w:vertAlign w:val="superscript"/>
         </w:rPr>
         <w:footnoteReference w:id="14"/>
       </w:r>
       <w:r>
         <w:rPr>
-          <w:rFonts w:ascii="Arial Narrow" w:hAnsi="Arial Narrow" w:cs="Arial Narrow"/>
-          <w:sz w:val="20"/>
-          <w:szCs w:val="20"/>
+          <w:rFonts w:ascii="Arial Narrow" w:eastAsia="Arial Narrow" w:hAnsi="Arial Narrow" w:cs="Arial Narrow"/>
+          <w:sz w:val="22"/>
+          <w:szCs w:val="22"/>
         </w:rPr>
         <w:t xml:space="preserve">, presente sus descargos sobre la imputación de cargos realizada en un plazo no mayor a cinco (5) días hábiles contado a partir del día siguiente de la notificación de la presente resolución, vencido el cual, el Secretario Técnico declarará en rebeldía al denunciado que no lo hubiera presentado. Debe precisarse que de conformidad con lo establecido por el artículo 223 del Texto Único Ordenado de la Ley 27444, Ley del Procedimiento Administrativo General</w:t>
       </w:r>
       <w:r>
         <w:rPr>
           <w:rStyle w:val="Refdenotaalpie"/>
-          <w:rFonts w:ascii="Arial Narrow" w:hAnsi="Arial Narrow"/>
+          <w:rFonts w:ascii="Arial Narrow" w:eastAsia="Arial Narrow" w:hAnsi="Arial Narrow" w:cs="Arial Narrow"/>
+          <w:sz w:val="22"/>
+          <w:szCs w:val="22"/>
           <w:vertAlign w:val="superscript"/>
         </w:rPr>
         <w:footnoteReference w:id="15"/>
       </w:r>
       <w:r>
         <w:rPr>
-          <w:rFonts w:ascii="Arial Narrow" w:hAnsi="Arial Narrow" w:cs="Arial Narrow"/>
-          <w:sz w:val="20"/>
-          <w:szCs w:val="20"/>
+          <w:rFonts w:ascii="Arial Narrow" w:eastAsia="Arial Narrow" w:hAnsi="Arial Narrow" w:cs="Arial Narrow"/>
+          <w:sz w:val="22"/>
+          <w:szCs w:val="22"/>
         </w:rPr>
         <w:t xml:space="preserve">, las alegaciones y los hechos relevantes de la reclamación, salvo que hayan sido específicamente negadas en la contestación, se tendrán por aceptadas o merituadas como ciertas.</w:t>
       </w:r>
@@ -2906,6 +3619,11 @@
       <w:pPr>
         <w:spacing w:after="0" w:line="240" w:lineRule="auto"/>
         <w:jc w:val="both"/>
+        <w:rPr>
+          <w:rFonts w:ascii="Arial Narrow" w:eastAsia="Arial Narrow" w:hAnsi="Arial Narrow" w:cs="Arial Narrow"/>
+          <w:sz w:val="22"/>
+          <w:szCs w:val="22"/>
+        </w:rPr>
       </w:pPr>
     </w:p>
     <w:p>
@@ -2913,70 +3631,90 @@
         <w:spacing w:after="0" w:line="240" w:lineRule="auto"/>
         <w:jc w:val="both"/>
         <w:rPr>
-          <w:rFonts w:ascii="Arial Narrow" w:eastAsia="Times New Roman" w:hAnsi="Arial Narrow"/>
+          <w:rFonts w:ascii="Arial Narrow" w:eastAsia="Arial Narrow" w:hAnsi="Arial Narrow" w:cs="Arial Narrow"/>
+          <w:sz w:val="22"/>
+          <w:szCs w:val="22"/>
           <w:lang w:val="es-ES" w:eastAsia="es-ES"/>
         </w:rPr>
       </w:pPr>
       <w:r>
         <w:rPr>
-          <w:rFonts w:ascii="Arial Narrow" w:hAnsi="Arial Narrow" w:cs="Arial"/>
-          <w:b/>
+          <w:rFonts w:ascii="Arial Narrow" w:eastAsia="Arial Narrow" w:hAnsi="Arial Narrow" w:cs="Arial Narrow"/>
+          <w:b/>
+          <w:sz w:val="22"/>
+          <w:szCs w:val="22"/>
           <w:lang w:val="es-ES" w:eastAsia="es-ES"/>
         </w:rPr>
         <w:t>QUINTO</w:t>
       </w:r>
       <w:r>
         <w:rPr>
-          <w:rFonts w:ascii="Arial Narrow" w:hAnsi="Arial Narrow" w:cs="Arial"/>
-          <w:b/>
+          <w:rFonts w:ascii="Arial Narrow" w:eastAsia="Arial Narrow" w:hAnsi="Arial Narrow" w:cs="Arial Narrow"/>
+          <w:b/>
+          <w:sz w:val="22"/>
+          <w:szCs w:val="22"/>
           <w:lang w:val="es-ES" w:eastAsia="es-ES"/>
         </w:rPr>
         <w:t>:</w:t>
       </w:r>
       <w:r>
         <w:rPr>
-          <w:rFonts w:ascii="Arial Narrow" w:hAnsi="Arial Narrow" w:cs="Arial"/>
-          <w:b/>
-          <w:bCs/>
+          <w:rFonts w:ascii="Arial Narrow" w:eastAsia="Arial Narrow" w:hAnsi="Arial Narrow" w:cs="Arial Narrow"/>
+          <w:b/>
+          <w:bCs/>
+          <w:sz w:val="22"/>
+          <w:szCs w:val="22"/>
           <w:lang w:val="es-ES" w:eastAsia="es-ES"/>
         </w:rPr>
         <w:t xml:space="preserve"> </w:t>
       </w:r>
       <w:r>
         <w:rPr>
-          <w:rFonts w:ascii="Arial Narrow" w:hAnsi="Arial Narrow"/>
+          <w:rFonts w:ascii="Arial Narrow" w:eastAsia="Arial Narrow" w:hAnsi="Arial Narrow" w:cs="Arial Narrow"/>
+          <w:sz w:val="22"/>
+          <w:szCs w:val="22"/>
         </w:rPr>
         <w:t>r</w:t>
       </w:r>
       <w:r>
         <w:rPr>
-          <w:rFonts w:ascii="Arial Narrow" w:hAnsi="Arial Narrow"/>
+          <w:rFonts w:ascii="Arial Narrow" w:eastAsia="Arial Narrow" w:hAnsi="Arial Narrow" w:cs="Arial Narrow"/>
+          <w:sz w:val="22"/>
+          <w:szCs w:val="22"/>
         </w:rPr>
         <w:t xml:space="preserve">equerir </w:t>
       </w:r>
       <w:r>
         <w:rPr>
-          <w:rFonts w:ascii="Arial Narrow" w:hAnsi="Arial Narrow"/>
+          <w:rFonts w:ascii="Arial Narrow" w:eastAsia="Arial Narrow" w:hAnsi="Arial Narrow" w:cs="Arial Narrow"/>
+          <w:sz w:val="22"/>
+          <w:szCs w:val="22"/>
         </w:rPr>
         <w:t xml:space="preserve">que, </w:t>
       </w:r>
       <w:r>
         <w:rPr>
-          <w:rFonts w:ascii="Arial Narrow" w:eastAsia="Times New Roman" w:hAnsi="Arial Narrow"/>
+          <w:rFonts w:ascii="Arial Narrow" w:eastAsia="Arial Narrow" w:hAnsi="Arial Narrow" w:cs="Arial Narrow"/>
+          <w:sz w:val="22"/>
+          <w:szCs w:val="22"/>
           <w:lang w:val="es-ES" w:eastAsia="es-ES"/>
         </w:rPr>
         <w:t xml:space="preserve">en un </w:t>
       </w:r>
       <w:r>
         <w:rPr>
-          <w:rFonts w:ascii="Arial Narrow" w:eastAsia="Arial Narrow" w:hAnsi="Arial Narrow"/>
+          <w:rFonts w:ascii="Arial Narrow" w:eastAsia="Arial Narrow" w:hAnsi="Arial Narrow" w:cs="Arial Narrow"/>
+          <w:sz w:val="22"/>
+          <w:szCs w:val="22"/>
           <w:lang w:val="es-ES" w:eastAsia="es-ES"/>
         </w:rPr>
         <w:t>plazo no mayor de cinco (5) días hábiles contado a partir del día siguiente de la notificación de</w:t>
       </w:r>
       <w:r>
         <w:rPr>
-          <w:rFonts w:ascii="Arial Narrow" w:eastAsia="Arial Narrow" w:hAnsi="Arial Narrow"/>
+          <w:rFonts w:ascii="Arial Narrow" w:eastAsia="Arial Narrow" w:hAnsi="Arial Narrow" w:cs="Arial Narrow"/>
+          <w:sz w:val="22"/>
+          <w:szCs w:val="22"/>
           <w:lang w:val="es-ES" w:eastAsia="es-ES"/>
         </w:rPr>
         <w:t xml:space="preserve"> la presente resolución, </w:t>
@@ -2985,19 +3723,25 @@
         <w:rPr>
           <w:rFonts w:ascii="Arial Narrow" w:eastAsia="Arial Narrow" w:hAnsi="Arial Narrow" w:cs="Arial Narrow"/>
           <w:bCs/>
+          <w:sz w:val="22"/>
+          <w:szCs w:val="22"/>
         </w:rPr>
         <w:t xml:space="preserve">Mapfre Perú Compañía de Seguros y Reaseguros S.A. </w:t>
       </w:r>
       <w:r>
         <w:rPr>
-          <w:rFonts w:ascii="Arial Narrow" w:eastAsia="Times New Roman" w:hAnsi="Arial Narrow"/>
+          <w:rFonts w:ascii="Arial Narrow" w:eastAsia="Arial Narrow" w:hAnsi="Arial Narrow" w:cs="Arial Narrow"/>
+          <w:sz w:val="22"/>
+          <w:szCs w:val="22"/>
           <w:lang w:val="es-ES" w:eastAsia="es-ES"/>
         </w:rPr>
         <w:t>cumpla con lo siguiente:</w:t>
       </w:r>
       <w:r>
         <w:rPr>
-          <w:rFonts w:ascii="Arial Narrow" w:eastAsia="Times New Roman" w:hAnsi="Arial Narrow"/>
+          <w:rFonts w:ascii="Arial Narrow" w:eastAsia="Arial Narrow" w:hAnsi="Arial Narrow" w:cs="Arial Narrow"/>
+          <w:sz w:val="22"/>
+          <w:szCs w:val="22"/>
           <w:lang w:val="es-ES" w:eastAsia="es-ES"/>
         </w:rPr>
         <w:t xml:space="preserve"> </w:t>
@@ -3005,54 +3749,70 @@
       <w:bookmarkStart w:id="20" w:name="_Hlk84970964"/>
       <w:r>
         <w:rPr>
-          <w:rFonts w:ascii="Arial Narrow" w:eastAsia="Times New Roman" w:hAnsi="Arial Narrow"/>
+          <w:rFonts w:ascii="Arial Narrow" w:eastAsia="Arial Narrow" w:hAnsi="Arial Narrow" w:cs="Arial Narrow"/>
+          <w:sz w:val="22"/>
+          <w:szCs w:val="22"/>
           <w:lang w:val="es-ES" w:eastAsia="es-ES"/>
         </w:rPr>
         <w:t xml:space="preserve">(i) </w:t>
       </w:r>
       <w:r>
         <w:rPr>
-          <w:rFonts w:ascii="Arial Narrow" w:hAnsi="Arial Narrow"/>
+          <w:rFonts w:ascii="Arial Narrow" w:eastAsia="Arial Narrow" w:hAnsi="Arial Narrow" w:cs="Arial Narrow"/>
+          <w:sz w:val="22"/>
+          <w:szCs w:val="22"/>
         </w:rPr>
         <w:t xml:space="preserve">presentar una copia completa, legible y debidamente suscrita de las </w:t>
       </w:r>
       <w:r>
         <w:rPr>
-          <w:rFonts w:ascii="Arial Narrow" w:hAnsi="Arial Narrow" w:cs="Arial"/>
+          <w:rFonts w:ascii="Arial Narrow" w:eastAsia="Arial Narrow" w:hAnsi="Arial Narrow" w:cs="Arial Narrow"/>
+          <w:sz w:val="22"/>
+          <w:szCs w:val="22"/>
         </w:rPr>
         <w:t xml:space="preserve">Pólizas </w:t>
       </w:r>
       <w:proofErr w:type="spellStart"/>
       <w:r>
         <w:rPr>
-          <w:rFonts w:ascii="Arial Narrow" w:hAnsi="Arial Narrow" w:cs="Arial"/>
+          <w:rFonts w:ascii="Arial Narrow" w:eastAsia="Arial Narrow" w:hAnsi="Arial Narrow" w:cs="Arial Narrow"/>
+          <w:sz w:val="22"/>
+          <w:szCs w:val="22"/>
         </w:rPr>
         <w:t/>
       </w:r>
       <w:proofErr w:type="spellEnd"/>
       <w:r>
         <w:rPr>
-          <w:rFonts w:ascii="Arial Narrow" w:hAnsi="Arial Narrow" w:cs="Arial"/>
+          <w:rFonts w:ascii="Arial Narrow" w:eastAsia="Arial Narrow" w:hAnsi="Arial Narrow" w:cs="Arial Narrow"/>
+          <w:sz w:val="22"/>
+          <w:szCs w:val="22"/>
         </w:rPr>
         <w:t xml:space="preserve"> 6032500000089 y </w:t>
       </w:r>
       <w:proofErr w:type="spellStart"/>
       <w:r>
         <w:rPr>
-          <w:rFonts w:ascii="Arial Narrow" w:hAnsi="Arial Narrow" w:cs="Arial"/>
+          <w:rFonts w:ascii="Arial Narrow" w:eastAsia="Arial Narrow" w:hAnsi="Arial Narrow" w:cs="Arial Narrow"/>
+          <w:sz w:val="22"/>
+          <w:szCs w:val="22"/>
         </w:rPr>
         <w:t/>
       </w:r>
       <w:proofErr w:type="spellEnd"/>
       <w:r>
         <w:rPr>
-          <w:rFonts w:ascii="Arial Narrow" w:hAnsi="Arial Narrow" w:cs="Arial"/>
+          <w:rFonts w:ascii="Arial Narrow" w:eastAsia="Arial Narrow" w:hAnsi="Arial Narrow" w:cs="Arial Narrow"/>
+          <w:sz w:val="22"/>
+          <w:szCs w:val="22"/>
         </w:rPr>
         <w:t xml:space="preserve"> 6032400000666 de </w:t>
       </w:r>
       <w:r>
         <w:rPr>
           <w:rFonts w:ascii="Arial Narrow" w:eastAsia="Arial Narrow" w:hAnsi="Arial Narrow" w:cs="Arial Narrow"/>
+          <w:sz w:val="22"/>
+          <w:szCs w:val="22"/>
           <w:lang w:eastAsia="es-PE"/>
         </w:rPr>
         <w:t xml:space="preserve">los Seguros de Vida Total, al igual que, el cargo de remisión de </w:t>
@@ -3060,6 +3820,8 @@
       <w:r>
         <w:rPr>
           <w:rFonts w:ascii="Arial Narrow" w:eastAsia="Arial Narrow" w:hAnsi="Arial Narrow" w:cs="Arial Narrow"/>
+          <w:sz w:val="22"/>
+          <w:szCs w:val="22"/>
           <w:lang w:eastAsia="es-PE"/>
         </w:rPr>
         <w:t>las pólizas; y, (</w:t>
@@ -3068,6 +3830,8 @@
       <w:r>
         <w:rPr>
           <w:rFonts w:ascii="Arial Narrow" w:eastAsia="Arial Narrow" w:hAnsi="Arial Narrow" w:cs="Arial Narrow"/>
+          <w:sz w:val="22"/>
+          <w:szCs w:val="22"/>
           <w:lang w:eastAsia="es-PE"/>
         </w:rPr>
         <w:t>ii</w:t>
@@ -3076,6 +3840,8 @@
       <w:r>
         <w:rPr>
           <w:rFonts w:ascii="Arial Narrow" w:eastAsia="Arial Narrow" w:hAnsi="Arial Narrow" w:cs="Arial Narrow"/>
+          <w:sz w:val="22"/>
+          <w:szCs w:val="22"/>
           <w:lang w:eastAsia="es-PE"/>
         </w:rPr>
         <w:t xml:space="preserve">) presentar los medios probatorios que acrediten que el monto otorgado a la denunciante por las pólizas materia de denuncia era la suma correcta ante el fallecimiento del contratante. </w:t>
@@ -3083,6 +3849,8 @@
       <w:r>
         <w:rPr>
           <w:rFonts w:ascii="Arial Narrow" w:eastAsia="Arial Narrow" w:hAnsi="Arial Narrow" w:cs="Arial Narrow"/>
+          <w:sz w:val="22"/>
+          <w:szCs w:val="22"/>
           <w:lang w:eastAsia="es-PE"/>
         </w:rPr>
         <w:t xml:space="preserve"> </w:t>
@@ -3095,7 +3863,9 @@
         <w:ind w:left="567" w:hanging="567"/>
         <w:jc w:val="both"/>
         <w:rPr>
-          <w:rFonts w:ascii="Arial Narrow" w:hAnsi="Arial Narrow"/>
+          <w:rFonts w:ascii="Arial Narrow" w:eastAsia="Arial Narrow" w:hAnsi="Arial Narrow" w:cs="Arial Narrow"/>
+          <w:sz w:val="22"/>
+          <w:szCs w:val="22"/>
         </w:rPr>
       </w:pPr>
     </w:p>
@@ -3113,13 +3883,17 @@
         <w:jc w:val="both"/>
         <w:rPr>
           <w:rFonts w:ascii="Arial Narrow" w:eastAsia="Arial Narrow" w:hAnsi="Arial Narrow" w:cs="Arial Narrow"/>
-        </w:rPr>
-      </w:pPr>
-      <w:r>
-        <w:rPr>
-          <w:rFonts w:ascii="Arial Narrow" w:hAnsi="Arial Narrow"/>
-          <w:b/>
-          <w:bCs/>
+          <w:sz w:val="22"/>
+          <w:szCs w:val="22"/>
+        </w:rPr>
+      </w:pPr>
+      <w:r>
+        <w:rPr>
+          <w:rFonts w:ascii="Arial Narrow" w:eastAsia="Arial Narrow" w:hAnsi="Arial Narrow" w:cs="Arial Narrow"/>
+          <w:b/>
+          <w:bCs/>
+          <w:sz w:val="22"/>
+          <w:szCs w:val="22"/>
         </w:rPr>
         <w:t xml:space="preserve">SEXTO: </w:t>
       </w:r>
@@ -3128,18 +3902,24 @@
           <w:rFonts w:ascii="Arial Narrow" w:eastAsia="Arial Narrow" w:hAnsi="Arial Narrow" w:cs="Arial Narrow"/>
           <w:b/>
           <w:bCs/>
+          <w:sz w:val="22"/>
+          <w:szCs w:val="22"/>
         </w:rPr>
         <w:t xml:space="preserve"> </w:t>
       </w:r>
       <w:r>
         <w:rPr>
           <w:rFonts w:ascii="Arial Narrow" w:eastAsia="Arial Narrow" w:hAnsi="Arial Narrow" w:cs="Arial Narrow"/>
+          <w:sz w:val="22"/>
+          <w:szCs w:val="22"/>
         </w:rPr>
         <w:t>i</w:t>
       </w:r>
       <w:r>
         <w:rPr>
           <w:rFonts w:ascii="Arial Narrow" w:eastAsia="Arial Narrow" w:hAnsi="Arial Narrow" w:cs="Arial Narrow"/>
+          <w:sz w:val="22"/>
+          <w:szCs w:val="22"/>
         </w:rPr>
         <w:t xml:space="preserve">nformar a las partes que el artículo 110 de la Ley </w:t>
       </w:r>
@@ -3147,6 +3927,8 @@
       <w:r>
         <w:rPr>
           <w:rFonts w:ascii="Arial Narrow" w:eastAsia="Arial Narrow" w:hAnsi="Arial Narrow" w:cs="Arial Narrow"/>
+          <w:sz w:val="22"/>
+          <w:szCs w:val="22"/>
         </w:rPr>
         <w:t/>
       </w:r>
@@ -3154,19 +3936,25 @@
       <w:r>
         <w:rPr>
           <w:rFonts w:ascii="Arial Narrow" w:eastAsia="Arial Narrow" w:hAnsi="Arial Narrow" w:cs="Arial Narrow"/>
+          <w:sz w:val="22"/>
+          <w:szCs w:val="22"/>
         </w:rPr>
         <w:t xml:space="preserve"> 29571, Código de Protección y Defensa del </w:t>
       </w:r>
       <w:r>
         <w:rPr>
-          <w:rFonts w:ascii="Arial Narrow" w:hAnsi="Arial Narrow" w:cs="Arial Narrow"/>
+          <w:rFonts w:ascii="Arial Narrow" w:eastAsia="Arial Narrow" w:hAnsi="Arial Narrow" w:cs="Arial Narrow"/>
+          <w:sz w:val="22"/>
+          <w:szCs w:val="22"/>
         </w:rPr>
         <w:t>Consumidor</w:t>
       </w:r>
       <w:r>
         <w:rPr>
           <w:rStyle w:val="Refdenotaalpie"/>
-          <w:rFonts w:ascii="Arial Narrow" w:hAnsi="Arial Narrow"/>
+          <w:rFonts w:ascii="Arial Narrow" w:eastAsia="Arial Narrow" w:hAnsi="Arial Narrow" w:cs="Arial Narrow"/>
+          <w:sz w:val="22"/>
+          <w:szCs w:val="22"/>
           <w:vertAlign w:val="superscript"/>
         </w:rPr>
         <w:footnoteReference w:id="9"/>
@@ -3174,6 +3962,8 @@
       <w:r>
         <w:rPr>
           <w:rFonts w:ascii="Arial Narrow" w:eastAsia="Arial Narrow" w:hAnsi="Arial Narrow" w:cs="Arial Narrow"/>
+          <w:sz w:val="22"/>
+          <w:szCs w:val="22"/>
         </w:rPr>
         <w:t>, faculta a la Comisión a calificar las infracciones de la referida norma como leves, graves o muy graves e imponer sanciones que van desde una amonestación hasta una multa por un máximo de 450 Unidades Impositivas Tributarias, sin perjuicio de las medidas correctivas, reparadoras y complementarias, que puedan ordenarse de acuerdo a lo estipulado en los artículos 114, 115 y 116 de la referida norma</w:t>
       </w:r>
@@ -3181,6 +3971,8 @@
         <w:rPr>
           <w:rStyle w:val="Refdenotaalpie"/>
           <w:rFonts w:ascii="Arial Narrow" w:eastAsia="Arial Narrow" w:hAnsi="Arial Narrow" w:cs="Arial Narrow"/>
+          <w:sz w:val="22"/>
+          <w:szCs w:val="22"/>
           <w:vertAlign w:val="superscript"/>
         </w:rPr>
         <w:footnoteReference w:id="10"/>
@@ -3188,6 +3980,8 @@
       <w:r>
         <w:rPr>
           <w:rFonts w:ascii="Arial Narrow" w:eastAsia="Arial Narrow" w:hAnsi="Arial Narrow" w:cs="Arial Narrow"/>
+          <w:sz w:val="22"/>
+          <w:szCs w:val="22"/>
         </w:rPr>
         <w:t>.</w:t>
       </w:r>
@@ -3197,15 +3991,19 @@
         <w:spacing w:after="0" w:line="240" w:lineRule="auto"/>
         <w:jc w:val="both"/>
         <w:rPr>
-          <w:rFonts w:ascii="Arial Narrow" w:hAnsi="Arial Narrow" w:cs="Arial"/>
+          <w:rFonts w:ascii="Arial Narrow" w:eastAsia="Arial Narrow" w:hAnsi="Arial Narrow" w:cs="Arial Narrow"/>
           <w:spacing w:val="-2"/>
+          <w:sz w:val="22"/>
+          <w:szCs w:val="22"/>
         </w:rPr>
       </w:pPr>
       <w:bookmarkStart w:id="22" w:name="_Hlk136948310"/>
       <w:bookmarkStart w:id="23" w:name="_Hlk136952848"/>
       <w:r>
         <w:rPr>
-          <w:rFonts w:ascii="Arial Narrow" w:eastAsia="Arial Narrow" w:hAnsi="Arial Narrow" w:cs="Arial"/>
+          <w:rFonts w:ascii="Arial Narrow" w:eastAsia="Arial Narrow" w:hAnsi="Arial Narrow" w:cs="Arial Narrow"/>
+          <w:sz w:val="22"/>
+          <w:szCs w:val="22"/>
         </w:rPr>
         <w:lastRenderedPageBreak/>
         <w:t>Asimismo, se considera circunstancias atenuantes para la graduación de la sanción, el allanamiento de la denuncia o el reconocimiento de las pretensiones en ella contenidas, de acuerdo al artículo 112 del Código</w:t>
@@ -3213,14 +4011,18 @@
       <w:r>
         <w:rPr>
           <w:rStyle w:val="Refdenotaalpie"/>
-          <w:rFonts w:ascii="Arial Narrow" w:eastAsia="Arial Narrow" w:hAnsi="Arial Narrow" w:cs="Arial"/>
+          <w:rFonts w:ascii="Arial Narrow" w:eastAsia="Arial Narrow" w:hAnsi="Arial Narrow" w:cs="Arial Narrow"/>
+          <w:sz w:val="22"/>
+          <w:szCs w:val="22"/>
           <w:vertAlign w:val="superscript"/>
         </w:rPr>
         <w:footnoteReference w:id="11"/>
       </w:r>
       <w:r>
         <w:rPr>
-          <w:rFonts w:ascii="Arial Narrow" w:eastAsia="Arial Narrow" w:hAnsi="Arial Narrow" w:cs="Arial"/>
+          <w:rFonts w:ascii="Arial Narrow" w:eastAsia="Arial Narrow" w:hAnsi="Arial Narrow" w:cs="Arial Narrow"/>
+          <w:sz w:val="22"/>
+          <w:szCs w:val="22"/>
         </w:rPr>
         <w:t>.</w:t>
       </w:r>
@@ -3235,6 +4037,8 @@
           <w:rFonts w:ascii="Arial Narrow" w:eastAsia="Arial Narrow" w:hAnsi="Arial Narrow" w:cs="Arial Narrow"/>
           <w:b/>
           <w:bCs/>
+          <w:sz w:val="22"/>
+          <w:szCs w:val="22"/>
         </w:rPr>
       </w:pPr>
     </w:p>
@@ -3245,13 +4049,17 @@
         <w:jc w:val="both"/>
         <w:rPr>
           <w:rFonts w:ascii="Arial Narrow" w:eastAsia="Arial Narrow" w:hAnsi="Arial Narrow" w:cs="Arial Narrow"/>
-        </w:rPr>
-      </w:pPr>
-      <w:r>
-        <w:rPr>
-          <w:rFonts w:ascii="Arial Narrow" w:eastAsia="Arial Narrow" w:hAnsi="Arial Narrow" w:cs="Arial Narrow"/>
-          <w:b/>
-          <w:bCs/>
+          <w:sz w:val="22"/>
+          <w:szCs w:val="22"/>
+        </w:rPr>
+      </w:pPr>
+      <w:r>
+        <w:rPr>
+          <w:rFonts w:ascii="Arial Narrow" w:eastAsia="Arial Narrow" w:hAnsi="Arial Narrow" w:cs="Arial Narrow"/>
+          <w:b/>
+          <w:bCs/>
+          <w:sz w:val="22"/>
+          <w:szCs w:val="22"/>
         </w:rPr>
         <w:t>SÉTIMO</w:t>
       </w:r>
@@ -3260,37 +4068,49 @@
           <w:rFonts w:ascii="Arial Narrow" w:eastAsia="Arial Narrow" w:hAnsi="Arial Narrow" w:cs="Arial Narrow"/>
           <w:b/>
           <w:bCs/>
+          <w:sz w:val="22"/>
+          <w:szCs w:val="22"/>
         </w:rPr>
         <w:t>:</w:t>
       </w:r>
       <w:r>
         <w:rPr>
           <w:rFonts w:ascii="Arial Narrow" w:eastAsia="Arial Narrow" w:hAnsi="Arial Narrow" w:cs="Arial Narrow"/>
+          <w:sz w:val="22"/>
+          <w:szCs w:val="22"/>
         </w:rPr>
         <w:t xml:space="preserve"> </w:t>
       </w:r>
       <w:r>
         <w:rPr>
           <w:rFonts w:ascii="Arial Narrow" w:eastAsia="Arial Narrow" w:hAnsi="Arial Narrow" w:cs="Arial Narrow"/>
+          <w:sz w:val="22"/>
+          <w:szCs w:val="22"/>
         </w:rPr>
         <w:t>i</w:t>
       </w:r>
       <w:r>
         <w:rPr>
           <w:rFonts w:ascii="Arial Narrow" w:eastAsia="Arial Narrow" w:hAnsi="Arial Narrow" w:cs="Arial Narrow"/>
+          <w:sz w:val="22"/>
+          <w:szCs w:val="22"/>
         </w:rPr>
         <w:t xml:space="preserve">nformar a las partes que conforme a lo establecido en el artículo 39 del </w:t>
       </w:r>
       <w:r>
         <w:rPr>
-          <w:rFonts w:ascii="Arial Narrow" w:hAnsi="Arial Narrow" w:cs="Arial"/>
+          <w:rFonts w:ascii="Arial Narrow" w:eastAsia="Arial Narrow" w:hAnsi="Arial Narrow" w:cs="Arial Narrow"/>
+          <w:sz w:val="22"/>
+          <w:szCs w:val="22"/>
           <w:lang w:eastAsia="es-ES"/>
         </w:rPr>
         <w:t xml:space="preserve">Decreto Legislativo </w:t>
       </w:r>
       <w:r>
         <w:rPr>
-          <w:rFonts w:ascii="Arial Narrow" w:hAnsi="Arial Narrow" w:cs="Arial"/>
+          <w:rFonts w:ascii="Arial Narrow" w:eastAsia="Arial Narrow" w:hAnsi="Arial Narrow" w:cs="Arial Narrow"/>
+          <w:sz w:val="22"/>
+          <w:szCs w:val="22"/>
           <w:lang w:eastAsia="es-ES"/>
         </w:rPr>
         <w:t xml:space="preserve"/>
@@ -3298,14 +4118,18 @@
       <w:proofErr w:type="spellStart"/>
       <w:r>
         <w:rPr>
-          <w:rFonts w:ascii="Arial Narrow" w:hAnsi="Arial Narrow" w:cs="Arial"/>
+          <w:rFonts w:ascii="Arial Narrow" w:eastAsia="Arial Narrow" w:hAnsi="Arial Narrow" w:cs="Arial Narrow"/>
+          <w:sz w:val="22"/>
+          <w:szCs w:val="22"/>
           <w:lang w:eastAsia="es-ES"/>
         </w:rPr>
         <w:t xml:space="preserve"/>
       </w:r>
       <w:r>
         <w:rPr>
-          <w:rFonts w:ascii="Arial Narrow" w:hAnsi="Arial Narrow" w:cs="Arial"/>
+          <w:rFonts w:ascii="Arial Narrow" w:eastAsia="Arial Narrow" w:hAnsi="Arial Narrow" w:cs="Arial Narrow"/>
+          <w:sz w:val="22"/>
+          <w:szCs w:val="22"/>
           <w:lang w:eastAsia="es-ES"/>
         </w:rPr>
         <w:t/>
@@ -3313,7 +4137,9 @@
       <w:proofErr w:type="spellEnd"/>
       <w:r>
         <w:rPr>
-          <w:rFonts w:ascii="Arial Narrow" w:hAnsi="Arial Narrow" w:cs="Arial"/>
+          <w:rFonts w:ascii="Arial Narrow" w:eastAsia="Arial Narrow" w:hAnsi="Arial Narrow" w:cs="Arial Narrow"/>
+          <w:sz w:val="22"/>
+          <w:szCs w:val="22"/>
           <w:lang w:eastAsia="es-ES"/>
         </w:rPr>
         <w:t xml:space="preserve">807</w:t>
@@ -3321,6 +4147,8 @@
       <w:r>
         <w:rPr>
           <w:rFonts w:ascii="Arial Narrow" w:eastAsia="Arial Narrow" w:hAnsi="Arial Narrow" w:cs="Arial Narrow"/>
+          <w:sz w:val="22"/>
+          <w:szCs w:val="22"/>
         </w:rPr>
         <w:t>, los gastos por los peritajes realizados, actuación de pruebas, inspecciones y otros derivados de la tramitación del proceso serán de cargo de la parte que solicita la prueba, salvo pacto en contrario. En todos los casos, la resolución final determinará si los gastos deben ser asumidos por alguna de las partes, o reembolsados a la otra parte o al Indecopi, según sea el caso, de manera adicional a la sanción que haya podido imponerse.</w:t>
       </w:r>
@@ -3332,6 +4160,8 @@
         <w:jc w:val="both"/>
         <w:rPr>
           <w:rFonts w:ascii="Arial Narrow" w:eastAsia="Arial Narrow" w:hAnsi="Arial Narrow" w:cs="Arial Narrow"/>
+          <w:sz w:val="22"/>
+          <w:szCs w:val="22"/>
         </w:rPr>
       </w:pPr>
     </w:p>
@@ -3341,7 +4171,9 @@
         <w:spacing w:after="0" w:line="240" w:lineRule="auto"/>
         <w:jc w:val="both"/>
         <w:rPr>
-          <w:rFonts w:ascii="Arial Narrow" w:hAnsi="Arial Narrow" w:cs="Arial"/>
+          <w:rFonts w:ascii="Arial Narrow" w:eastAsia="Arial Narrow" w:hAnsi="Arial Narrow" w:cs="Arial Narrow"/>
+          <w:sz w:val="22"/>
+          <w:szCs w:val="22"/>
           <w:u w:val="single"/>
         </w:rPr>
       </w:pPr>
@@ -3350,6 +4182,8 @@
           <w:rFonts w:ascii="Arial Narrow" w:eastAsia="Arial Narrow" w:hAnsi="Arial Narrow" w:cs="Arial Narrow"/>
           <w:b/>
           <w:bCs/>
+          <w:sz w:val="22"/>
+          <w:szCs w:val="22"/>
         </w:rPr>
         <w:t>OCTAVO</w:t>
       </w:r>
@@ -3358,6 +4192,8 @@
           <w:rFonts w:ascii="Arial Narrow" w:eastAsia="Arial Narrow" w:hAnsi="Arial Narrow" w:cs="Arial Narrow"/>
           <w:b/>
           <w:bCs/>
+          <w:sz w:val="22"/>
+          <w:szCs w:val="22"/>
         </w:rPr>
         <w:t xml:space="preserve">: </w:t>
       </w:r>
@@ -3366,93 +4202,121 @@
           <w:rFonts w:ascii="Arial Narrow" w:eastAsia="Arial Narrow" w:hAnsi="Arial Narrow" w:cs="Arial Narrow"/>
           <w:b/>
           <w:bCs/>
+          <w:sz w:val="22"/>
+          <w:szCs w:val="22"/>
         </w:rPr>
         <w:t>c</w:t>
       </w:r>
       <w:r>
         <w:rPr>
-          <w:rFonts w:ascii="Arial Narrow" w:hAnsi="Arial Narrow" w:cs="Arial"/>
+          <w:rFonts w:ascii="Arial Narrow" w:eastAsia="Arial Narrow" w:hAnsi="Arial Narrow" w:cs="Arial Narrow"/>
+          <w:sz w:val="22"/>
+          <w:szCs w:val="22"/>
         </w:rPr>
         <w:t xml:space="preserve">omunicar a las partes que, </w:t>
       </w:r>
       <w:r>
         <w:rPr>
-          <w:rFonts w:ascii="Arial Narrow" w:hAnsi="Arial Narrow" w:cs="Arial"/>
+          <w:rFonts w:ascii="Arial Narrow" w:eastAsia="Arial Narrow" w:hAnsi="Arial Narrow" w:cs="Arial Narrow"/>
+          <w:sz w:val="22"/>
+          <w:szCs w:val="22"/>
         </w:rPr>
         <w:t>de acuerdo con</w:t>
       </w:r>
       <w:r>
         <w:rPr>
-          <w:rFonts w:ascii="Arial Narrow" w:hAnsi="Arial Narrow" w:cs="Arial"/>
+          <w:rFonts w:ascii="Arial Narrow" w:eastAsia="Arial Narrow" w:hAnsi="Arial Narrow" w:cs="Arial Narrow"/>
+          <w:sz w:val="22"/>
+          <w:szCs w:val="22"/>
         </w:rPr>
         <w:t xml:space="preserve"> lo señalado por el artículo 29 del Decreto Legislativo </w:t>
       </w:r>
       <w:proofErr w:type="spellStart"/>
       <w:r>
         <w:rPr>
-          <w:rFonts w:ascii="Arial Narrow" w:hAnsi="Arial Narrow" w:cs="Arial"/>
+          <w:rFonts w:ascii="Arial Narrow" w:eastAsia="Arial Narrow" w:hAnsi="Arial Narrow" w:cs="Arial Narrow"/>
+          <w:sz w:val="22"/>
+          <w:szCs w:val="22"/>
         </w:rPr>
         <w:t/>
       </w:r>
       <w:proofErr w:type="spellEnd"/>
       <w:r>
         <w:rPr>
-          <w:rFonts w:ascii="Arial Narrow" w:hAnsi="Arial Narrow" w:cs="Arial"/>
+          <w:rFonts w:ascii="Arial Narrow" w:eastAsia="Arial Narrow" w:hAnsi="Arial Narrow" w:cs="Arial Narrow"/>
+          <w:sz w:val="22"/>
+          <w:szCs w:val="22"/>
         </w:rPr>
         <w:t xml:space="preserve"> 807</w:t>
       </w:r>
       <w:r>
         <w:rPr>
           <w:rStyle w:val="Refdenotaalpie"/>
-          <w:rFonts w:ascii="Arial Narrow" w:hAnsi="Arial Narrow" w:cs="Arial"/>
+          <w:rFonts w:ascii="Arial Narrow" w:eastAsia="Arial Narrow" w:hAnsi="Arial Narrow" w:cs="Arial Narrow"/>
+          <w:sz w:val="22"/>
+          <w:szCs w:val="22"/>
           <w:vertAlign w:val="superscript"/>
         </w:rPr>
         <w:footnoteReference w:id="12"/>
       </w:r>
       <w:r>
         <w:rPr>
-          <w:rFonts w:ascii="Arial Narrow" w:hAnsi="Arial Narrow" w:cs="Arial"/>
+          <w:rFonts w:ascii="Arial Narrow" w:eastAsia="Arial Narrow" w:hAnsi="Arial Narrow" w:cs="Arial Narrow"/>
+          <w:sz w:val="22"/>
+          <w:szCs w:val="22"/>
         </w:rPr>
         <w:t xml:space="preserve">, hasta antes de la emisión de la Resolución Final tienen la posibilidad de solicitar se </w:t>
       </w:r>
       <w:r>
         <w:rPr>
-          <w:rFonts w:ascii="Arial Narrow" w:hAnsi="Arial Narrow" w:cs="Arial"/>
+          <w:rFonts w:ascii="Arial Narrow" w:eastAsia="Arial Narrow" w:hAnsi="Arial Narrow" w:cs="Arial Narrow"/>
+          <w:sz w:val="22"/>
+          <w:szCs w:val="22"/>
         </w:rPr>
         <w:lastRenderedPageBreak/>
         <w:t xml:space="preserve">les cite a una audiencia de conciliación. En caso deleguen a favor de una tercera persona su actuación en la diligencia programada, esta deberá presentar un poder especial con firma legalizada ante Notario Público, donde conste </w:t>
       </w:r>
       <w:r>
         <w:rPr>
-          <w:rFonts w:ascii="Arial Narrow" w:hAnsi="Arial Narrow" w:cs="Arial"/>
+          <w:rFonts w:ascii="Arial Narrow" w:eastAsia="Arial Narrow" w:hAnsi="Arial Narrow" w:cs="Arial Narrow"/>
+          <w:sz w:val="22"/>
+          <w:szCs w:val="22"/>
           <w:u w:val="single"/>
         </w:rPr>
         <w:t>expresamente su facultad para asistir y conciliar en su representación</w:t>
       </w:r>
       <w:r>
         <w:rPr>
-          <w:rFonts w:ascii="Arial Narrow" w:hAnsi="Arial Narrow" w:cs="Arial"/>
+          <w:rFonts w:ascii="Arial Narrow" w:eastAsia="Arial Narrow" w:hAnsi="Arial Narrow" w:cs="Arial Narrow"/>
+          <w:sz w:val="22"/>
+          <w:szCs w:val="22"/>
         </w:rPr>
         <w:t>.</w:t>
       </w:r>
       <w:r>
         <w:rPr>
-          <w:rFonts w:ascii="Arial Narrow" w:hAnsi="Arial Narrow" w:cs="Arial"/>
-          <w:b/>
-          <w:bCs/>
+          <w:rFonts w:ascii="Arial Narrow" w:eastAsia="Arial Narrow" w:hAnsi="Arial Narrow" w:cs="Arial Narrow"/>
+          <w:b/>
+          <w:bCs/>
+          <w:sz w:val="22"/>
+          <w:szCs w:val="22"/>
         </w:rPr>
         <w:t xml:space="preserve"> </w:t>
       </w:r>
       <w:r>
         <w:rPr>
-          <w:rFonts w:ascii="Arial Narrow" w:hAnsi="Arial Narrow" w:cs="Arial"/>
+          <w:rFonts w:ascii="Arial Narrow" w:eastAsia="Arial Narrow" w:hAnsi="Arial Narrow" w:cs="Arial Narrow"/>
+          <w:sz w:val="22"/>
+          <w:szCs w:val="22"/>
           <w:u w:val="single"/>
         </w:rPr>
         <w:t>Ello bajo apercibimiento de no realizar la audiencia de conciliación y levantar el acta de inasistencia correspondiente</w:t>
       </w:r>
       <w:r>
         <w:rPr>
-          <w:rFonts w:ascii="Arial Narrow" w:hAnsi="Arial Narrow" w:cs="Arial"/>
+          <w:rFonts w:ascii="Arial Narrow" w:eastAsia="Arial Narrow" w:hAnsi="Arial Narrow" w:cs="Arial Narrow"/>
+          <w:sz w:val="22"/>
+          <w:szCs w:val="22"/>
           <w:u w:val="single"/>
         </w:rPr>
         <w:t>.</w:t>
@@ -3467,6 +4331,8 @@
           <w:rFonts w:ascii="Arial Narrow" w:eastAsia="Arial Narrow" w:hAnsi="Arial Narrow" w:cs="Arial Narrow"/>
           <w:b/>
           <w:bCs/>
+          <w:sz w:val="22"/>
+          <w:szCs w:val="22"/>
         </w:rPr>
       </w:pPr>
     </w:p>
@@ -3477,13 +4343,17 @@
         <w:jc w:val="both"/>
         <w:rPr>
           <w:rFonts w:ascii="Arial Narrow" w:eastAsia="Arial Narrow" w:hAnsi="Arial Narrow" w:cs="Arial Narrow"/>
-        </w:rPr>
-      </w:pPr>
-      <w:r>
-        <w:rPr>
-          <w:rFonts w:ascii="Arial Narrow" w:eastAsia="Arial Narrow" w:hAnsi="Arial Narrow" w:cs="Arial Narrow"/>
-          <w:b/>
-          <w:bCs/>
+          <w:sz w:val="22"/>
+          <w:szCs w:val="22"/>
+        </w:rPr>
+      </w:pPr>
+      <w:r>
+        <w:rPr>
+          <w:rFonts w:ascii="Arial Narrow" w:eastAsia="Arial Narrow" w:hAnsi="Arial Narrow" w:cs="Arial Narrow"/>
+          <w:b/>
+          <w:bCs/>
+          <w:sz w:val="22"/>
+          <w:szCs w:val="22"/>
         </w:rPr>
         <w:t>NOVENO</w:t>
       </w:r>
@@ -3492,18 +4362,24 @@
           <w:rFonts w:ascii="Arial Narrow" w:eastAsia="Arial Narrow" w:hAnsi="Arial Narrow" w:cs="Arial Narrow"/>
           <w:b/>
           <w:bCs/>
+          <w:sz w:val="22"/>
+          <w:szCs w:val="22"/>
         </w:rPr>
         <w:t xml:space="preserve">: </w:t>
       </w:r>
       <w:r>
         <w:rPr>
           <w:rFonts w:ascii="Arial Narrow" w:eastAsia="Arial Narrow" w:hAnsi="Arial Narrow" w:cs="Arial Narrow"/>
+          <w:sz w:val="22"/>
+          <w:szCs w:val="22"/>
         </w:rPr>
         <w:t>p</w:t>
       </w:r>
       <w:r>
         <w:rPr>
           <w:rFonts w:ascii="Arial Narrow" w:eastAsia="Arial Narrow" w:hAnsi="Arial Narrow" w:cs="Arial Narrow"/>
+          <w:sz w:val="22"/>
+          <w:szCs w:val="22"/>
         </w:rPr>
         <w:t>oner en conocimiento de las partes que, antes de la emisión de la Resolución Final, tienen la posibilidad de formular su desistimiento o presentar el acuerdo arribado mediante la conciliación, mediación, transacción o cualquier otro que, de forma indubitable, deje constancia que se ha solucionado la controversia materia de denuncia.</w:t>
       </w:r>
@@ -3516,6 +4392,8 @@
         <w:jc w:val="both"/>
         <w:rPr>
           <w:rFonts w:ascii="Arial Narrow" w:eastAsia="Arial Narrow" w:hAnsi="Arial Narrow" w:cs="Arial Narrow"/>
+          <w:sz w:val="22"/>
+          <w:szCs w:val="22"/>
         </w:rPr>
       </w:pPr>
     </w:p>
@@ -3525,58 +4403,82 @@
         <w:spacing w:after="0" w:line="240" w:lineRule="auto"/>
         <w:jc w:val="both"/>
         <w:rPr>
-          <w:rFonts w:ascii="Arial Narrow" w:hAnsi="Arial Narrow" w:cs="Arial"/>
-        </w:rPr>
-      </w:pPr>
-      <w:r>
-        <w:rPr>
-          <w:rFonts w:ascii="Arial Narrow" w:hAnsi="Arial Narrow" w:cs="Arial"/>
+          <w:rFonts w:ascii="Arial Narrow" w:eastAsia="Arial Narrow" w:hAnsi="Arial Narrow" w:cs="Arial Narrow"/>
+          <w:sz w:val="22"/>
+          <w:szCs w:val="22"/>
+        </w:rPr>
+      </w:pPr>
+      <w:r>
+        <w:rPr>
+          <w:rFonts w:ascii="Arial Narrow" w:eastAsia="Arial Narrow" w:hAnsi="Arial Narrow" w:cs="Arial Narrow"/>
           <w:b/>
           <w:bCs/>
           <w:spacing w:val="-2"/>
+          <w:sz w:val="22"/>
+          <w:szCs w:val="22"/>
           <w:lang w:eastAsia="es-ES"/>
         </w:rPr>
-        <w:t xml:space="preserve">DÉCIMO: requerir a la señora [DENUNCIANTE] para que, dentro del plazo de dos (2) días hábiles siguientes a la fecha en que reciba la notificación en su bandeja de correo electrónico, efectúe la confirmación de recepción de la notificación remitida por este despacho a su correo electrónico, de conformidad con el segundo párrafo del numeral 4 del artículo 20 del Texto Único Ordenado de la Ley del Procedimiento Administrativo General, aprobado mediante Decreto Supremo 006-2026-JUS, bajo apercibimiento de rehacer el acto de notificación y notificarle conforme al numeral 1 del artículo 20 del citado cuerpo normativo.</w:t>
-      </w:r>
-      <w:r>
-        <w:rPr>
-          <w:rFonts w:ascii="Arial Narrow" w:hAnsi="Arial Narrow"/>
-          <w:b/>
-          <w:bCs/>
+        <w:t xml:space="preserve">DÉCIMO: </w:t>
+      </w:r>
+      <w:r>
+        <w:rPr>
+          <w:rFonts w:ascii="Arial Narrow" w:eastAsia="Arial Narrow" w:hAnsi="Arial Narrow" w:cs="Arial Narrow"/>
+          <w:spacing w:val="-2"/>
+          <w:sz w:val="22"/>
+          <w:szCs w:val="22"/>
+          <w:lang w:eastAsia="es-ES"/>
+        </w:rPr>
+        <w:t xml:space="preserve">requerir a la señora [DENUNCIANTE] para que, dentro del plazo de dos (2) días hábiles siguientes a la fecha en que reciba la notificación en su bandeja de correo electrónico, efectúe la confirmación de recepción de la notificación remitida por este despacho a su correo electrónico, de conformidad con el segundo párrafo del numeral 4 del artículo 20 del Texto Único Ordenado de la Ley del Procedimiento Administrativo General, aprobado mediante Decreto Supremo 006-2026-JUS, bajo apercibimiento de rehacer el acto de notificación y notificarle conforme al numeral 1 del artículo 20 del citado cuerpo normativo.</w:t>
+      </w:r>
+      <w:r>
+        <w:rPr>
+          <w:rFonts w:ascii="Arial Narrow" w:eastAsia="Arial Narrow" w:hAnsi="Arial Narrow" w:cs="Arial Narrow"/>
+          <w:sz w:val="22"/>
+          <w:szCs w:val="22"/>
           <w:lang w:val="es-ES"/>
         </w:rPr>
         <w:t/>
       </w:r>
       <w:r>
         <w:rPr>
-          <w:rFonts w:ascii="Arial Narrow" w:hAnsi="Arial Narrow"/>
+          <w:rFonts w:ascii="Arial Narrow" w:eastAsia="Arial Narrow" w:hAnsi="Arial Narrow" w:cs="Arial Narrow"/>
+          <w:sz w:val="22"/>
+          <w:szCs w:val="22"/>
           <w:lang w:val="es-ES"/>
         </w:rPr>
         <w:t xml:space="preserve"/>
       </w:r>
       <w:r>
         <w:rPr>
-          <w:rFonts w:ascii="Arial Narrow" w:hAnsi="Arial Narrow"/>
+          <w:rFonts w:ascii="Arial Narrow" w:eastAsia="Arial Narrow" w:hAnsi="Arial Narrow" w:cs="Arial Narrow"/>
+          <w:sz w:val="22"/>
+          <w:szCs w:val="22"/>
           <w:lang w:val="es-ES"/>
         </w:rPr>
         <w:t xml:space="preserve"/>
       </w:r>
       <w:r>
         <w:rPr>
-          <w:rFonts w:ascii="Arial Narrow" w:hAnsi="Arial Narrow"/>
+          <w:rFonts w:ascii="Arial Narrow" w:eastAsia="Arial Narrow" w:hAnsi="Arial Narrow" w:cs="Arial Narrow"/>
+          <w:sz w:val="22"/>
+          <w:szCs w:val="22"/>
           <w:lang w:val="es-ES"/>
         </w:rPr>
         <w:t xml:space="preserve"/>
       </w:r>
       <w:r>
         <w:rPr>
-          <w:rFonts w:ascii="Arial Narrow" w:hAnsi="Arial Narrow"/>
+          <w:rFonts w:ascii="Arial Narrow" w:eastAsia="Arial Narrow" w:hAnsi="Arial Narrow" w:cs="Arial Narrow"/>
+          <w:sz w:val="22"/>
+          <w:szCs w:val="22"/>
         </w:rPr>
         <w:t xml:space="preserve"/>
       </w:r>
       <w:r>
         <w:rPr>
-          <w:rFonts w:ascii="Arial Narrow" w:eastAsia="Arial Narrow" w:hAnsi="Arial Narrow" w:cs="Arial"/>
+          <w:rFonts w:ascii="Arial Narrow" w:eastAsia="Arial Narrow" w:hAnsi="Arial Narrow" w:cs="Arial Narrow"/>
+          <w:sz w:val="22"/>
+          <w:szCs w:val="22"/>
           <w:lang w:eastAsia="es-PE"/>
         </w:rPr>
         <w:t xml:space="preserve"/>
@@ -3584,7 +4486,9 @@
       <w:proofErr w:type="spellStart"/>
       <w:r>
         <w:rPr>
-          <w:rFonts w:ascii="Arial Narrow" w:eastAsia="Arial Narrow" w:hAnsi="Arial Narrow" w:cs="Arial"/>
+          <w:rFonts w:ascii="Arial Narrow" w:eastAsia="Arial Narrow" w:hAnsi="Arial Narrow" w:cs="Arial Narrow"/>
+          <w:sz w:val="22"/>
+          <w:szCs w:val="22"/>
           <w:lang w:eastAsia="es-PE"/>
         </w:rPr>
         <w:t/>
@@ -3592,7 +4496,9 @@
       <w:proofErr w:type="spellEnd"/>
       <w:r>
         <w:rPr>
-          <w:rFonts w:ascii="Arial Narrow" w:eastAsia="Arial Narrow" w:hAnsi="Arial Narrow" w:cs="Arial"/>
+          <w:rFonts w:ascii="Arial Narrow" w:eastAsia="Arial Narrow" w:hAnsi="Arial Narrow" w:cs="Arial Narrow"/>
+          <w:sz w:val="22"/>
+          <w:szCs w:val="22"/>
           <w:lang w:eastAsia="es-PE"/>
         </w:rPr>
         <w:t xml:space="preserve"/>
@@ -3600,21 +4506,27 @@
       <w:proofErr w:type="spellStart"/>
       <w:r>
         <w:rPr>
-          <w:rFonts w:ascii="Arial Narrow" w:eastAsia="Arial Narrow" w:hAnsi="Arial Narrow" w:cs="Arial"/>
+          <w:rFonts w:ascii="Arial Narrow" w:eastAsia="Arial Narrow" w:hAnsi="Arial Narrow" w:cs="Arial Narrow"/>
+          <w:sz w:val="22"/>
+          <w:szCs w:val="22"/>
           <w:lang w:eastAsia="es-PE"/>
         </w:rPr>
         <w:t/>
       </w:r>
       <w:r>
         <w:rPr>
-          <w:rFonts w:ascii="Arial Narrow" w:eastAsia="Arial Narrow" w:hAnsi="Arial Narrow" w:cs="Arial"/>
+          <w:rFonts w:ascii="Arial Narrow" w:eastAsia="Arial Narrow" w:hAnsi="Arial Narrow" w:cs="Arial Narrow"/>
+          <w:sz w:val="22"/>
+          <w:szCs w:val="22"/>
           <w:lang w:eastAsia="es-PE"/>
         </w:rPr>
         <w:t/>
       </w:r>
       <w:r>
         <w:rPr>
-          <w:rFonts w:ascii="Arial Narrow" w:eastAsia="Arial Narrow" w:hAnsi="Arial Narrow" w:cs="Arial"/>
+          <w:rFonts w:ascii="Arial Narrow" w:eastAsia="Arial Narrow" w:hAnsi="Arial Narrow" w:cs="Arial Narrow"/>
+          <w:sz w:val="22"/>
+          <w:szCs w:val="22"/>
           <w:lang w:eastAsia="es-PE"/>
         </w:rPr>
         <w:t/>
@@ -3622,14 +4534,18 @@
       <w:proofErr w:type="spellEnd"/>
       <w:r>
         <w:rPr>
-          <w:rFonts w:ascii="Arial Narrow" w:hAnsi="Arial Narrow"/>
+          <w:rFonts w:ascii="Arial Narrow" w:eastAsia="Arial Narrow" w:hAnsi="Arial Narrow" w:cs="Arial Narrow"/>
+          <w:sz w:val="22"/>
+          <w:szCs w:val="22"/>
           <w:lang w:val="es-ES"/>
         </w:rPr>
         <w:t xml:space="preserve"/>
       </w:r>
       <w:r>
         <w:rPr>
-          <w:rFonts w:ascii="Arial Narrow" w:hAnsi="Arial Narrow"/>
+          <w:rFonts w:ascii="Arial Narrow" w:eastAsia="Arial Narrow" w:hAnsi="Arial Narrow" w:cs="Arial Narrow"/>
+          <w:sz w:val="22"/>
+          <w:szCs w:val="22"/>
           <w:lang w:val="es-ES"/>
         </w:rPr>
         <w:t xml:space="preserve"/>
@@ -3637,7 +4553,9 @@
       <w:proofErr w:type="spellStart"/>
       <w:r>
         <w:rPr>
-          <w:rFonts w:ascii="Arial Narrow" w:hAnsi="Arial Narrow"/>
+          <w:rFonts w:ascii="Arial Narrow" w:eastAsia="Arial Narrow" w:hAnsi="Arial Narrow" w:cs="Arial Narrow"/>
+          <w:sz w:val="22"/>
+          <w:szCs w:val="22"/>
           <w:lang w:val="es-ES"/>
         </w:rPr>
         <w:t/>
@@ -3645,29 +4563,37 @@
       <w:proofErr w:type="spellEnd"/>
       <w:r>
         <w:rPr>
-          <w:rFonts w:ascii="Arial Narrow" w:hAnsi="Arial Narrow"/>
+          <w:rFonts w:ascii="Arial Narrow" w:eastAsia="Arial Narrow" w:hAnsi="Arial Narrow" w:cs="Arial Narrow"/>
+          <w:sz w:val="22"/>
+          <w:szCs w:val="22"/>
           <w:lang w:val="es-ES"/>
         </w:rPr>
         <w:t xml:space="preserve"/>
       </w:r>
       <w:r>
         <w:rPr>
-          <w:rFonts w:ascii="Arial Narrow" w:hAnsi="Arial Narrow"/>
+          <w:rFonts w:ascii="Arial Narrow" w:eastAsia="Arial Narrow" w:hAnsi="Arial Narrow" w:cs="Arial Narrow"/>
           <w:color w:val="000000"/>
+          <w:sz w:val="22"/>
+          <w:szCs w:val="22"/>
         </w:rPr>
         <w:t/>
       </w:r>
       <w:r>
         <w:rPr>
           <w:rStyle w:val="Refdenotaalpie"/>
-          <w:rFonts w:ascii="Arial Narrow" w:hAnsi="Arial Narrow"/>
+          <w:rFonts w:ascii="Arial Narrow" w:eastAsia="Arial Narrow" w:hAnsi="Arial Narrow" w:cs="Arial Narrow"/>
+          <w:sz w:val="22"/>
+          <w:szCs w:val="22"/>
           <w:vertAlign w:val="superscript"/>
         </w:rPr>
         <w:footnoteReference w:id="13"/>
       </w:r>
       <w:r>
         <w:rPr>
-          <w:rFonts w:ascii="Arial Narrow" w:hAnsi="Arial Narrow" w:cs="Arial"/>
+          <w:rFonts w:ascii="Arial Narrow" w:eastAsia="Arial Narrow" w:hAnsi="Arial Narrow" w:cs="Arial Narrow"/>
+          <w:sz w:val="22"/>
+          <w:szCs w:val="22"/>
         </w:rPr>
         <w:t/>
       </w:r>
@@ -3678,7 +4604,9 @@
         <w:spacing w:after="0" w:line="240" w:lineRule="auto"/>
         <w:jc w:val="both"/>
         <w:rPr>
-          <w:rFonts w:ascii="Arial Narrow" w:hAnsi="Arial Narrow" w:cs="Arial"/>
+          <w:rFonts w:ascii="Arial Narrow" w:eastAsia="Arial Narrow" w:hAnsi="Arial Narrow" w:cs="Arial Narrow"/>
+          <w:sz w:val="22"/>
+          <w:szCs w:val="22"/>
         </w:rPr>
       </w:pPr>
     </w:p>
@@ -3688,14 +4616,18 @@
         <w:spacing w:line="240" w:lineRule="auto"/>
         <w:jc w:val="both"/>
         <w:rPr>
-          <w:rFonts w:ascii="Arial Narrow" w:hAnsi="Arial Narrow" w:cs="Arial"/>
-        </w:rPr>
-      </w:pPr>
-      <w:r>
-        <w:rPr>
-          <w:rFonts w:ascii="Arial Narrow" w:eastAsia="Arial Narrow" w:hAnsi="Arial Narrow" w:cs="Arial Narrow"/>
-          <w:b/>
-          <w:bCs/>
+          <w:rFonts w:ascii="Arial Narrow" w:eastAsia="Arial Narrow" w:hAnsi="Arial Narrow" w:cs="Arial Narrow"/>
+          <w:sz w:val="22"/>
+          <w:szCs w:val="22"/>
+        </w:rPr>
+      </w:pPr>
+      <w:r>
+        <w:rPr>
+          <w:rFonts w:ascii="Arial Narrow" w:eastAsia="Arial Narrow" w:hAnsi="Arial Narrow" w:cs="Arial Narrow"/>
+          <w:b/>
+          <w:bCs/>
+          <w:sz w:val="22"/>
+          <w:szCs w:val="22"/>
         </w:rPr>
         <w:t xml:space="preserve">DÉCIMO </w:t>
       </w:r>
@@ -3704,6 +4636,8 @@
           <w:rFonts w:ascii="Arial Narrow" w:eastAsia="Arial Narrow" w:hAnsi="Arial Narrow" w:cs="Arial Narrow"/>
           <w:b/>
           <w:bCs/>
+          <w:sz w:val="22"/>
+          <w:szCs w:val="22"/>
         </w:rPr>
         <w:t>PRIMERO</w:t>
       </w:r>
@@ -3712,39 +4646,50 @@
           <w:rFonts w:ascii="Arial Narrow" w:eastAsia="Arial Narrow" w:hAnsi="Arial Narrow" w:cs="Arial Narrow"/>
           <w:b/>
           <w:bCs/>
+          <w:sz w:val="22"/>
+          <w:szCs w:val="22"/>
         </w:rPr>
         <w:t>:</w:t>
       </w:r>
       <w:r>
         <w:rPr>
           <w:rFonts w:ascii="Arial Narrow" w:eastAsia="Arial Narrow" w:hAnsi="Arial Narrow" w:cs="Arial Narrow"/>
+          <w:sz w:val="22"/>
+          <w:szCs w:val="22"/>
         </w:rPr>
         <w:t xml:space="preserve"> </w:t>
       </w:r>
       <w:r>
         <w:rPr>
-          <w:rFonts w:ascii="Arial Narrow" w:hAnsi="Arial Narrow"/>
+          <w:rFonts w:ascii="Arial Narrow" w:eastAsia="Arial Narrow" w:hAnsi="Arial Narrow" w:cs="Arial Narrow"/>
           <w:color w:val="000000"/>
+          <w:sz w:val="22"/>
+          <w:szCs w:val="22"/>
         </w:rPr>
         <w:t xml:space="preserve">requerir a </w:t>
       </w:r>
       <w:r>
         <w:rPr>
           <w:rFonts w:ascii="Arial Narrow" w:eastAsia="Arial Narrow" w:hAnsi="Arial Narrow" w:cs="Arial Narrow"/>
-          <w:bCs/>
+          <w:sz w:val="22"/>
+          <w:szCs w:val="22"/>
         </w:rPr>
         <w:t xml:space="preserve">Mapfre Perú Compañía de Seguros y Reaseguros S.A. </w:t>
       </w:r>
       <w:r>
         <w:rPr>
-          <w:rFonts w:ascii="Arial Narrow" w:hAnsi="Arial Narrow"/>
+          <w:rFonts w:ascii="Arial Narrow" w:eastAsia="Arial Narrow" w:hAnsi="Arial Narrow" w:cs="Arial Narrow"/>
+          <w:sz w:val="22"/>
+          <w:szCs w:val="22"/>
           <w:shd w:val="clear" w:color="auto" w:fill="FFFFFF"/>
         </w:rPr>
         <w:t xml:space="preserve">para que </w:t>
       </w:r>
       <w:r>
         <w:rPr>
-          <w:rFonts w:ascii="Arial Narrow" w:eastAsia="Calibri" w:hAnsi="Arial Narrow"/>
+          <w:rFonts w:ascii="Arial Narrow" w:eastAsia="Arial Narrow" w:hAnsi="Arial Narrow" w:cs="Arial Narrow"/>
+          <w:sz w:val="22"/>
+          <w:szCs w:val="22"/>
         </w:rPr>
         <w:t>efectúe el acuse de recibo mediante la confirmación de recepción de la notificación remitida por este despacho a su Casilla Electrónica, dentro de los cinco (5) primeros días hábiles siguientes a la fecha en que recibe la notificación.</w:t>
       </w:r>
@@ -3754,9 +4699,11 @@
         <w:spacing w:line="240" w:lineRule="auto"/>
         <w:jc w:val="both"/>
         <w:rPr>
-          <w:rFonts w:ascii="Arial Narrow" w:hAnsi="Arial Narrow"/>
-          <w:b/>
-          <w:bCs/>
+          <w:rFonts w:ascii="Arial Narrow" w:eastAsia="Arial Narrow" w:hAnsi="Arial Narrow" w:cs="Arial Narrow"/>
+          <w:b/>
+          <w:bCs/>
+          <w:sz w:val="22"/>
+          <w:szCs w:val="22"/>
         </w:rPr>
       </w:pPr>
     </w:p>
@@ -3765,9 +4712,11 @@
         <w:spacing w:after="0" w:line="240" w:lineRule="auto"/>
         <w:jc w:val="center"/>
         <w:rPr>
-          <w:rFonts w:ascii="Arial Narrow" w:hAnsi="Arial Narrow" w:cs="Arial"/>
-          <w:b/>
-          <w:bCs/>
+          <w:rFonts w:ascii="Arial Narrow" w:eastAsia="Arial Narrow" w:hAnsi="Arial Narrow" w:cs="Arial Narrow"/>
+          <w:b/>
+          <w:bCs/>
+          <w:sz w:val="22"/>
+          <w:szCs w:val="22"/>
         </w:rPr>
       </w:pPr>
     </w:p>
@@ -3776,9 +4725,11 @@
         <w:spacing w:after="0" w:line="240" w:lineRule="auto"/>
         <w:jc w:val="center"/>
         <w:rPr>
-          <w:rFonts w:ascii="Arial Narrow" w:hAnsi="Arial Narrow" w:cs="Arial"/>
-          <w:b/>
-          <w:bCs/>
+          <w:rFonts w:ascii="Arial Narrow" w:eastAsia="Arial Narrow" w:hAnsi="Arial Narrow" w:cs="Arial Narrow"/>
+          <w:b/>
+          <w:bCs/>
+          <w:sz w:val="22"/>
+          <w:szCs w:val="22"/>
         </w:rPr>
       </w:pPr>
     </w:p>
@@ -3787,9 +4738,11 @@
         <w:spacing w:after="0" w:line="240" w:lineRule="auto"/>
         <w:jc w:val="center"/>
         <w:rPr>
-          <w:rFonts w:ascii="Arial Narrow" w:hAnsi="Arial Narrow" w:cs="Arial"/>
-          <w:b/>
-          <w:bCs/>
+          <w:rFonts w:ascii="Arial Narrow" w:eastAsia="Arial Narrow" w:hAnsi="Arial Narrow" w:cs="Arial Narrow"/>
+          <w:b/>
+          <w:bCs/>
+          <w:sz w:val="22"/>
+          <w:szCs w:val="22"/>
         </w:rPr>
       </w:pPr>
     </w:p>
@@ -3800,15 +4753,15 @@
         <w:jc w:val="center"/>
         <w:textAlignment w:val="baseline"/>
         <w:rPr>
-          <w:rFonts w:ascii="Arial Narrow" w:hAnsi="Arial Narrow" w:cs="Segoe UI"/>
-          <w:sz w:val="18"/>
-          <w:szCs w:val="18"/>
+          <w:rFonts w:ascii="Arial Narrow" w:eastAsia="Arial Narrow" w:hAnsi="Arial Narrow" w:cs="Arial Narrow"/>
+          <w:sz w:val="22"/>
+          <w:szCs w:val="22"/>
         </w:rPr>
       </w:pPr>
       <w:r>
         <w:rPr>
           <w:rStyle w:val="eop"/>
-          <w:rFonts w:ascii="Arial Narrow" w:hAnsi="Arial Narrow" w:cs="Segoe UI"/>
+          <w:rFonts w:ascii="Arial Narrow" w:eastAsia="Arial Narrow" w:hAnsi="Arial Narrow" w:cs="Arial Narrow"/>
           <w:sz w:val="22"/>
           <w:szCs w:val="22"/>
         </w:rPr>
@@ -3823,15 +4776,15 @@
         <w:jc w:val="center"/>
         <w:textAlignment w:val="baseline"/>
         <w:rPr>
-          <w:rFonts w:ascii="Arial Narrow" w:hAnsi="Arial Narrow" w:cs="Segoe UI"/>
-          <w:sz w:val="18"/>
-          <w:szCs w:val="18"/>
+          <w:rFonts w:ascii="Arial Narrow" w:eastAsia="Arial Narrow" w:hAnsi="Arial Narrow" w:cs="Arial Narrow"/>
+          <w:sz w:val="22"/>
+          <w:szCs w:val="22"/>
         </w:rPr>
       </w:pPr>
       <w:r>
         <w:rPr>
           <w:rStyle w:val="normaltextrun"/>
-          <w:rFonts w:ascii="Arial Narrow" w:hAnsi="Arial Narrow" w:cs="Segoe UI"/>
+          <w:rFonts w:ascii="Arial Narrow" w:eastAsia="Arial Narrow" w:hAnsi="Arial Narrow" w:cs="Arial Narrow"/>
           <w:b/>
           <w:bCs/>
           <w:sz w:val="22"/>
@@ -3842,7 +4795,7 @@
       <w:r>
         <w:rPr>
           <w:rStyle w:val="eop"/>
-          <w:rFonts w:ascii="Arial Narrow" w:hAnsi="Arial Narrow" w:cs="Segoe UI"/>
+          <w:rFonts w:ascii="Arial Narrow" w:eastAsia="Arial Narrow" w:hAnsi="Arial Narrow" w:cs="Arial Narrow"/>
           <w:sz w:val="22"/>
           <w:szCs w:val="22"/>
         </w:rPr>
@@ -3857,15 +4810,15 @@
         <w:jc w:val="center"/>
         <w:textAlignment w:val="baseline"/>
         <w:rPr>
-          <w:rFonts w:ascii="Arial Narrow" w:hAnsi="Arial Narrow" w:cs="Segoe UI"/>
-          <w:sz w:val="18"/>
-          <w:szCs w:val="18"/>
+          <w:rFonts w:ascii="Arial Narrow" w:eastAsia="Arial Narrow" w:hAnsi="Arial Narrow" w:cs="Arial Narrow"/>
+          <w:sz w:val="22"/>
+          <w:szCs w:val="22"/>
         </w:rPr>
       </w:pPr>
       <w:r>
         <w:rPr>
           <w:rStyle w:val="normaltextrun"/>
-          <w:rFonts w:ascii="Arial Narrow" w:hAnsi="Arial Narrow" w:cs="Segoe UI"/>
+          <w:rFonts w:ascii="Arial Narrow" w:eastAsia="Arial Narrow" w:hAnsi="Arial Narrow" w:cs="Arial Narrow"/>
           <w:b/>
           <w:bCs/>
           <w:sz w:val="22"/>
@@ -3876,7 +4829,7 @@
       <w:r>
         <w:rPr>
           <w:rStyle w:val="eop"/>
-          <w:rFonts w:ascii="Arial Narrow" w:hAnsi="Arial Narrow" w:cs="Segoe UI"/>
+          <w:rFonts w:ascii="Arial Narrow" w:eastAsia="Arial Narrow" w:hAnsi="Arial Narrow" w:cs="Arial Narrow"/>
           <w:sz w:val="22"/>
           <w:szCs w:val="22"/>
         </w:rPr>
@@ -3891,15 +4844,15 @@
         <w:jc w:val="center"/>
         <w:textAlignment w:val="baseline"/>
         <w:rPr>
-          <w:rFonts w:ascii="Arial Narrow" w:hAnsi="Arial Narrow" w:cs="Segoe UI"/>
-          <w:sz w:val="18"/>
-          <w:szCs w:val="18"/>
+          <w:rFonts w:ascii="Arial Narrow" w:eastAsia="Arial Narrow" w:hAnsi="Arial Narrow" w:cs="Arial Narrow"/>
+          <w:sz w:val="22"/>
+          <w:szCs w:val="22"/>
         </w:rPr>
       </w:pPr>
       <w:r>
         <w:rPr>
           <w:rStyle w:val="normaltextrun"/>
-          <w:rFonts w:ascii="Arial Narrow" w:hAnsi="Arial Narrow" w:cs="Segoe UI"/>
+          <w:rFonts w:ascii="Arial Narrow" w:eastAsia="Arial Narrow" w:hAnsi="Arial Narrow" w:cs="Arial Narrow"/>
           <w:b/>
           <w:bCs/>
           <w:sz w:val="22"/>
@@ -3910,7 +4863,7 @@
       <w:r>
         <w:rPr>
           <w:rStyle w:val="eop"/>
-          <w:rFonts w:ascii="Arial Narrow" w:hAnsi="Arial Narrow" w:cs="Segoe UI"/>
+          <w:rFonts w:ascii="Arial Narrow" w:eastAsia="Arial Narrow" w:hAnsi="Arial Narrow" w:cs="Arial Narrow"/>
           <w:sz w:val="22"/>
           <w:szCs w:val="22"/>
         </w:rPr>
@@ -3923,7 +4876,7 @@
         <w:spacing w:after="0" w:line="240" w:lineRule="auto"/>
         <w:jc w:val="both"/>
         <w:rPr>
-          <w:rFonts w:ascii="Arial Narrow" w:hAnsi="Arial Narrow" w:cs="Arial"/>
+          <w:rFonts w:ascii="Arial Narrow" w:eastAsia="Arial Narrow" w:hAnsi="Arial Narrow" w:cs="Arial Narrow"/>
           <w:iCs/>
           <w:spacing w:val="-2"/>
           <w:sz w:val="16"/>
@@ -3933,7 +4886,7 @@
       </w:pPr>
       <w:r>
         <w:rPr>
-          <w:rFonts w:ascii="Arial Narrow" w:hAnsi="Arial Narrow" w:cs="Arial"/>
+          <w:rFonts w:ascii="Arial Narrow" w:eastAsia="Arial Narrow" w:hAnsi="Arial Narrow" w:cs="Arial Narrow"/>
           <w:iCs/>
           <w:spacing w:val="-2"/>
           <w:sz w:val="16"/>
@@ -3944,7 +4897,7 @@
       </w:r>
       <w:r>
         <w:rPr>
-          <w:rFonts w:ascii="Arial Narrow" w:hAnsi="Arial Narrow" w:cs="Arial"/>
+          <w:rFonts w:ascii="Arial Narrow" w:eastAsia="Arial Narrow" w:hAnsi="Arial Narrow" w:cs="Arial Narrow"/>
           <w:iCs/>
           <w:spacing w:val="-2"/>
           <w:sz w:val="16"/>
@@ -3955,7 +4908,7 @@
       </w:r>
       <w:r>
         <w:rPr>
-          <w:rFonts w:ascii="Arial Narrow" w:hAnsi="Arial Narrow" w:cs="Arial"/>
+          <w:rFonts w:ascii="Arial Narrow" w:eastAsia="Arial Narrow" w:hAnsi="Arial Narrow" w:cs="Arial Narrow"/>
           <w:iCs/>
           <w:spacing w:val="-2"/>
           <w:sz w:val="16"/>
@@ -4122,60 +5075,60 @@
         <w:ind w:left="567" w:hanging="567"/>
         <w:jc w:val="both"/>
         <w:rPr>
-          <w:rFonts w:ascii="Arial Narrow" w:eastAsia="Arial Narrow" w:hAnsi="Arial Narrow" w:cs="Arial"/>
-          <w:sz w:val="15"/>
-          <w:szCs w:val="15"/>
+          <w:rFonts w:ascii="Arial Narrow" w:eastAsia="Arial Narrow" w:hAnsi="Arial Narrow" w:cs="Arial Narrow"/>
+          <w:sz w:val="16"/>
+          <w:szCs w:val="16"/>
         </w:rPr>
       </w:pPr>
       <w:r>
         <w:rPr>
           <w:rStyle w:val="Refdenotaalpie"/>
-          <w:rFonts w:ascii="Arial Narrow" w:hAnsi="Arial Narrow" w:cs="Arial"/>
-          <w:sz w:val="16"/>
-          <w:szCs w:val="15"/>
+          <w:rFonts w:ascii="Arial Narrow" w:eastAsia="Arial Narrow" w:hAnsi="Arial Narrow" w:cs="Arial Narrow"/>
+          <w:sz w:val="16"/>
+          <w:szCs w:val="16"/>
           <w:vertAlign w:val="superscript"/>
         </w:rPr>
         <w:footnoteRef/>
       </w:r>
       <w:r>
         <w:rPr>
-          <w:rFonts w:ascii="Arial Narrow" w:hAnsi="Arial Narrow" w:cs="Arial"/>
-          <w:sz w:val="15"/>
-          <w:szCs w:val="15"/>
+          <w:rFonts w:ascii="Arial Narrow" w:eastAsia="Arial Narrow" w:hAnsi="Arial Narrow" w:cs="Arial Narrow"/>
+          <w:sz w:val="16"/>
+          <w:szCs w:val="16"/>
         </w:rPr>
         <w:t xml:space="preserve"> </w:t>
       </w:r>
       <w:r>
         <w:rPr>
-          <w:rFonts w:ascii="Arial Narrow" w:hAnsi="Arial Narrow" w:cs="Arial"/>
-          <w:sz w:val="15"/>
-          <w:szCs w:val="15"/>
+          <w:rFonts w:ascii="Arial Narrow" w:eastAsia="Arial Narrow" w:hAnsi="Arial Narrow" w:cs="Arial Narrow"/>
+          <w:sz w:val="16"/>
+          <w:szCs w:val="16"/>
         </w:rPr>
         <w:tab/>
       </w:r>
       <w:r>
         <w:rPr>
-          <w:rFonts w:ascii="Arial Narrow" w:eastAsia="Arial Narrow" w:hAnsi="Arial Narrow" w:cs="Arial"/>
-          <w:sz w:val="15"/>
-          <w:szCs w:val="15"/>
+          <w:rFonts w:ascii="Arial Narrow" w:eastAsia="Arial Narrow" w:hAnsi="Arial Narrow" w:cs="Arial Narrow"/>
+          <w:sz w:val="16"/>
+          <w:szCs w:val="16"/>
         </w:rPr>
         <w:t xml:space="preserve">Publicado el 2 de setiembre de 2010 en el Diario Oficial El Peruano, vigente desde el 2 de octubre de 2010 y modificado por Decreto Legislativo </w:t>
       </w:r>
       <w:proofErr w:type="spellStart"/>
       <w:r>
         <w:rPr>
-          <w:rFonts w:ascii="Arial Narrow" w:eastAsia="Arial Narrow" w:hAnsi="Arial Narrow" w:cs="Arial"/>
-          <w:sz w:val="15"/>
-          <w:szCs w:val="15"/>
+          <w:rFonts w:ascii="Arial Narrow" w:eastAsia="Arial Narrow" w:hAnsi="Arial Narrow" w:cs="Arial Narrow"/>
+          <w:sz w:val="16"/>
+          <w:szCs w:val="16"/>
         </w:rPr>
         <w:t/>
       </w:r>
       <w:proofErr w:type="spellEnd"/>
       <w:r>
         <w:rPr>
-          <w:rFonts w:ascii="Arial Narrow" w:eastAsia="Arial Narrow" w:hAnsi="Arial Narrow" w:cs="Arial"/>
-          <w:sz w:val="15"/>
-          <w:szCs w:val="15"/>
+          <w:rFonts w:ascii="Arial Narrow" w:eastAsia="Arial Narrow" w:hAnsi="Arial Narrow" w:cs="Arial Narrow"/>
+          <w:sz w:val="16"/>
+          <w:szCs w:val="16"/>
         </w:rPr>
         <w:t xml:space="preserve"> 1308.</w:t>
       </w:r>
@@ -4183,22 +5136,12 @@
     <w:p>
       <w:pPr>
         <w:pStyle w:val="Textonotapie"/>
-        <w:jc w:val="both"/>
-        <w:rPr>
-          <w:rFonts w:ascii="Arial Narrow" w:hAnsi="Arial Narrow" w:cs="Arial"/>
-          <w:sz w:val="15"/>
-          <w:szCs w:val="15"/>
-        </w:rPr>
-      </w:pPr>
-    </w:p>
-    <w:p>
-      <w:pPr>
-        <w:pStyle w:val="Textonotapie"/>
-        <w:jc w:val="both"/>
-        <w:rPr>
-          <w:rFonts w:ascii="Arial Narrow" w:hAnsi="Arial Narrow" w:cs="Arial"/>
-          <w:sz w:val="15"/>
-          <w:szCs w:val="15"/>
+        <w:ind w:left="567" w:hanging="567"/>
+        <w:jc w:val="both"/>
+        <w:rPr>
+          <w:rFonts w:ascii="Arial Narrow" w:eastAsia="Arial Narrow" w:hAnsi="Arial Narrow" w:cs="Arial Narrow"/>
+          <w:sz w:val="16"/>
+          <w:szCs w:val="16"/>
         </w:rPr>
       </w:pPr>
     </w:p>
@@ -4210,87 +5153,90 @@
         <w:ind w:left="567" w:right="-1" w:hanging="567"/>
         <w:jc w:val="both"/>
         <w:rPr>
-          <w:rFonts w:ascii="Arial Narrow" w:eastAsia="Arial Narrow" w:hAnsi="Arial Narrow" w:cs="Arial"/>
-          <w:b/>
-          <w:bCs/>
-          <w:sz w:val="15"/>
-          <w:szCs w:val="15"/>
+          <w:rFonts w:ascii="Arial Narrow" w:eastAsia="Arial Narrow" w:hAnsi="Arial Narrow" w:cs="Arial Narrow"/>
+          <w:b/>
+          <w:bCs/>
+          <w:sz w:val="16"/>
+          <w:szCs w:val="16"/>
         </w:rPr>
       </w:pPr>
       <w:r>
         <w:rPr>
           <w:rStyle w:val="Refdenotaalpie"/>
-          <w:sz w:val="16"/>
-          <w:szCs w:val="15"/>
+          <w:rFonts w:ascii="Arial Narrow" w:eastAsia="Arial Narrow" w:hAnsi="Arial Narrow" w:cs="Arial Narrow"/>
+          <w:sz w:val="16"/>
+          <w:szCs w:val="16"/>
           <w:vertAlign w:val="superscript"/>
         </w:rPr>
         <w:footnoteRef/>
       </w:r>
       <w:r>
         <w:rPr>
-          <w:sz w:val="15"/>
-          <w:szCs w:val="15"/>
+          <w:rFonts w:ascii="Arial Narrow" w:eastAsia="Arial Narrow" w:hAnsi="Arial Narrow" w:cs="Arial Narrow"/>
+          <w:sz w:val="16"/>
+          <w:szCs w:val="16"/>
         </w:rPr>
         <w:t xml:space="preserve"> </w:t>
       </w:r>
       <w:r>
         <w:rPr>
-          <w:sz w:val="15"/>
-          <w:szCs w:val="15"/>
+          <w:rFonts w:ascii="Arial Narrow" w:eastAsia="Arial Narrow" w:hAnsi="Arial Narrow" w:cs="Arial Narrow"/>
+          <w:sz w:val="16"/>
+          <w:szCs w:val="16"/>
         </w:rPr>
         <w:tab/>
       </w:r>
       <w:r>
         <w:rPr>
-          <w:rFonts w:ascii="Arial Narrow" w:eastAsia="Arial Narrow" w:hAnsi="Arial Narrow" w:cs="Arial"/>
-          <w:b/>
-          <w:bCs/>
-          <w:sz w:val="15"/>
-          <w:szCs w:val="15"/>
+          <w:rFonts w:ascii="Arial Narrow" w:eastAsia="Arial Narrow" w:hAnsi="Arial Narrow" w:cs="Arial Narrow"/>
+          <w:b/>
+          <w:bCs/>
+          <w:sz w:val="16"/>
+          <w:szCs w:val="16"/>
         </w:rPr>
         <w:t xml:space="preserve">LEY </w:t>
       </w:r>
       <w:proofErr w:type="spellStart"/>
       <w:r>
         <w:rPr>
-          <w:rFonts w:ascii="Arial Narrow" w:eastAsia="Arial Narrow" w:hAnsi="Arial Narrow" w:cs="Arial"/>
-          <w:b/>
-          <w:bCs/>
-          <w:sz w:val="15"/>
-          <w:szCs w:val="15"/>
+          <w:rFonts w:ascii="Arial Narrow" w:eastAsia="Arial Narrow" w:hAnsi="Arial Narrow" w:cs="Arial Narrow"/>
+          <w:b/>
+          <w:bCs/>
+          <w:sz w:val="16"/>
+          <w:szCs w:val="16"/>
         </w:rPr>
         <w:t/>
       </w:r>
       <w:proofErr w:type="spellEnd"/>
       <w:r>
         <w:rPr>
-          <w:rFonts w:ascii="Arial Narrow" w:eastAsia="Arial Narrow" w:hAnsi="Arial Narrow" w:cs="Arial"/>
-          <w:b/>
-          <w:bCs/>
-          <w:sz w:val="15"/>
-          <w:szCs w:val="15"/>
+          <w:rFonts w:ascii="Arial Narrow" w:eastAsia="Arial Narrow" w:hAnsi="Arial Narrow" w:cs="Arial Narrow"/>
+          <w:b/>
+          <w:bCs/>
+          <w:sz w:val="16"/>
+          <w:szCs w:val="16"/>
         </w:rPr>
         <w:t xml:space="preserve"> 29571, CÓDIGO DE PROTECCIÓN Y DEFENSA DEL CONSUMIDOR, publicado el 2 de setiembre de 2010 y modificado por Decreto Legislativo </w:t>
       </w:r>
       <w:proofErr w:type="spellStart"/>
       <w:r>
         <w:rPr>
-          <w:rFonts w:ascii="Arial Narrow" w:eastAsia="Arial Narrow" w:hAnsi="Arial Narrow" w:cs="Arial"/>
-          <w:b/>
-          <w:bCs/>
-          <w:sz w:val="15"/>
-          <w:szCs w:val="15"/>
+          <w:rFonts w:ascii="Arial Narrow" w:eastAsia="Arial Narrow" w:hAnsi="Arial Narrow" w:cs="Arial Narrow"/>
+          <w:b/>
+          <w:bCs/>
+          <w:sz w:val="16"/>
+          <w:szCs w:val="16"/>
         </w:rPr>
         <w:t/>
       </w:r>
       <w:proofErr w:type="spellEnd"/>
       <w:r>
         <w:rPr>
-          <w:rFonts w:ascii="Arial Narrow" w:eastAsia="Arial Narrow" w:hAnsi="Arial Narrow" w:cs="Arial"/>
-          <w:b/>
-          <w:bCs/>
-          <w:sz w:val="15"/>
-          <w:szCs w:val="15"/>
+          <w:rFonts w:ascii="Arial Narrow" w:eastAsia="Arial Narrow" w:hAnsi="Arial Narrow" w:cs="Arial Narrow"/>
+          <w:b/>
+          <w:bCs/>
+          <w:sz w:val="16"/>
+          <w:szCs w:val="16"/>
         </w:rPr>
         <w:t xml:space="preserve"> 1308 </w:t>
       </w:r>
@@ -4301,26 +5247,26 @@
         <w:ind w:left="567" w:right="-1"/>
         <w:jc w:val="both"/>
         <w:rPr>
-          <w:rFonts w:ascii="Arial Narrow" w:eastAsia="Arial Narrow" w:hAnsi="Arial Narrow" w:cs="Arial"/>
-          <w:sz w:val="15"/>
-          <w:szCs w:val="15"/>
-        </w:rPr>
-      </w:pPr>
-      <w:r>
-        <w:rPr>
-          <w:rFonts w:ascii="Arial Narrow" w:eastAsia="Arial Narrow" w:hAnsi="Arial Narrow" w:cs="Arial"/>
-          <w:b/>
-          <w:bCs/>
-          <w:sz w:val="15"/>
-          <w:szCs w:val="15"/>
+          <w:rFonts w:ascii="Arial Narrow" w:eastAsia="Arial Narrow" w:hAnsi="Arial Narrow" w:cs="Arial Narrow"/>
+          <w:sz w:val="16"/>
+          <w:szCs w:val="16"/>
+        </w:rPr>
+      </w:pPr>
+      <w:r>
+        <w:rPr>
+          <w:rFonts w:ascii="Arial Narrow" w:eastAsia="Arial Narrow" w:hAnsi="Arial Narrow" w:cs="Arial Narrow"/>
+          <w:b/>
+          <w:bCs/>
+          <w:sz w:val="16"/>
+          <w:szCs w:val="16"/>
         </w:rPr>
         <w:t>Artículo 105.- Autoridad competente.</w:t>
       </w:r>
       <w:r>
         <w:rPr>
-          <w:rFonts w:ascii="Arial Narrow" w:eastAsia="Arial Narrow" w:hAnsi="Arial Narrow" w:cs="Arial"/>
-          <w:sz w:val="15"/>
-          <w:szCs w:val="15"/>
+          <w:rFonts w:ascii="Arial Narrow" w:eastAsia="Arial Narrow" w:hAnsi="Arial Narrow" w:cs="Arial Narrow"/>
+          <w:sz w:val="16"/>
+          <w:szCs w:val="16"/>
         </w:rPr>
         <w:t xml:space="preserve"> </w:t>
       </w:r>
@@ -4331,34 +5277,34 @@
         <w:ind w:left="567" w:right="-1"/>
         <w:jc w:val="both"/>
         <w:rPr>
-          <w:rFonts w:ascii="Arial Narrow" w:eastAsia="Arial Narrow" w:hAnsi="Arial Narrow" w:cs="Arial"/>
-          <w:sz w:val="15"/>
-          <w:szCs w:val="15"/>
-        </w:rPr>
-      </w:pPr>
-      <w:r>
-        <w:rPr>
-          <w:rFonts w:ascii="Arial Narrow" w:eastAsia="Arial Narrow" w:hAnsi="Arial Narrow" w:cs="Arial"/>
-          <w:sz w:val="15"/>
-          <w:szCs w:val="15"/>
+          <w:rFonts w:ascii="Arial Narrow" w:eastAsia="Arial Narrow" w:hAnsi="Arial Narrow" w:cs="Arial Narrow"/>
+          <w:sz w:val="16"/>
+          <w:szCs w:val="16"/>
+        </w:rPr>
+      </w:pPr>
+      <w:r>
+        <w:rPr>
+          <w:rFonts w:ascii="Arial Narrow" w:eastAsia="Arial Narrow" w:hAnsi="Arial Narrow" w:cs="Arial Narrow"/>
+          <w:sz w:val="16"/>
+          <w:szCs w:val="16"/>
         </w:rPr>
         <w:t xml:space="preserve">El Instituto Nacional de Defensa de la Competencia y de la Protección de la Propiedad Intelectual (Indecopi) es la autoridad con competencia primaria y de alcance nacional para conocer las presuntas infracciones a las disposiciones contenidas en el presente Código, así como para imponer las sanciones y medidas correctivas establecidas en el presente capítulo, conforme al Decreto Legislativo </w:t>
       </w:r>
       <w:proofErr w:type="spellStart"/>
       <w:r>
         <w:rPr>
-          <w:rFonts w:ascii="Arial Narrow" w:eastAsia="Arial Narrow" w:hAnsi="Arial Narrow" w:cs="Arial"/>
-          <w:sz w:val="15"/>
-          <w:szCs w:val="15"/>
+          <w:rFonts w:ascii="Arial Narrow" w:eastAsia="Arial Narrow" w:hAnsi="Arial Narrow" w:cs="Arial Narrow"/>
+          <w:sz w:val="16"/>
+          <w:szCs w:val="16"/>
         </w:rPr>
         <w:t/>
       </w:r>
       <w:proofErr w:type="spellEnd"/>
       <w:r>
         <w:rPr>
-          <w:rFonts w:ascii="Arial Narrow" w:eastAsia="Arial Narrow" w:hAnsi="Arial Narrow" w:cs="Arial"/>
-          <w:sz w:val="15"/>
-          <w:szCs w:val="15"/>
+          <w:rFonts w:ascii="Arial Narrow" w:eastAsia="Arial Narrow" w:hAnsi="Arial Narrow" w:cs="Arial Narrow"/>
+          <w:sz w:val="16"/>
+          <w:szCs w:val="16"/>
         </w:rPr>
         <w:t xml:space="preserve"> 1033, Ley de Organización y Funciones del Indecopi. Dicha competencia solo puede ser negada cuando ella haya sido asignada o se asigne a favor de otro organismo por norma expresa con rango de ley. </w:t>
       </w:r>
@@ -4369,16 +5315,16 @@
         <w:ind w:left="567" w:right="-1"/>
         <w:jc w:val="both"/>
         <w:rPr>
-          <w:rFonts w:ascii="Arial Narrow" w:eastAsia="Arial Narrow" w:hAnsi="Arial Narrow" w:cs="Arial"/>
-          <w:sz w:val="15"/>
-          <w:szCs w:val="15"/>
-        </w:rPr>
-      </w:pPr>
-      <w:r>
-        <w:rPr>
-          <w:rFonts w:ascii="Arial Narrow" w:eastAsia="Arial Narrow" w:hAnsi="Arial Narrow" w:cs="Arial"/>
-          <w:sz w:val="15"/>
-          <w:szCs w:val="15"/>
+          <w:rFonts w:ascii="Arial Narrow" w:eastAsia="Arial Narrow" w:hAnsi="Arial Narrow" w:cs="Arial Narrow"/>
+          <w:sz w:val="16"/>
+          <w:szCs w:val="16"/>
+        </w:rPr>
+      </w:pPr>
+      <w:r>
+        <w:rPr>
+          <w:rFonts w:ascii="Arial Narrow" w:eastAsia="Arial Narrow" w:hAnsi="Arial Narrow" w:cs="Arial Narrow"/>
+          <w:sz w:val="16"/>
+          <w:szCs w:val="16"/>
         </w:rPr>
         <w:t xml:space="preserve">(…). </w:t>
       </w:r>
@@ -4389,42 +5335,42 @@
         <w:ind w:left="567" w:right="-1"/>
         <w:jc w:val="both"/>
         <w:rPr>
-          <w:rFonts w:ascii="Arial Narrow" w:eastAsia="Arial Narrow" w:hAnsi="Arial Narrow" w:cs="Arial"/>
-          <w:b/>
-          <w:bCs/>
-          <w:sz w:val="15"/>
-          <w:szCs w:val="15"/>
-        </w:rPr>
-      </w:pPr>
-      <w:r>
-        <w:rPr>
-          <w:rFonts w:ascii="Arial Narrow" w:eastAsia="Arial Narrow" w:hAnsi="Arial Narrow" w:cs="Arial"/>
-          <w:b/>
-          <w:bCs/>
-          <w:sz w:val="15"/>
-          <w:szCs w:val="15"/>
+          <w:rFonts w:ascii="Arial Narrow" w:eastAsia="Arial Narrow" w:hAnsi="Arial Narrow" w:cs="Arial Narrow"/>
+          <w:b/>
+          <w:bCs/>
+          <w:sz w:val="16"/>
+          <w:szCs w:val="16"/>
+        </w:rPr>
+      </w:pPr>
+      <w:r>
+        <w:rPr>
+          <w:rFonts w:ascii="Arial Narrow" w:eastAsia="Arial Narrow" w:hAnsi="Arial Narrow" w:cs="Arial Narrow"/>
+          <w:b/>
+          <w:bCs/>
+          <w:sz w:val="16"/>
+          <w:szCs w:val="16"/>
         </w:rPr>
         <w:t xml:space="preserve">LEY DE ORGANIZACIÓN Y FUNCIONES DEL INDECOPI, APROBADA POR DECRETO LEGISLATIVO </w:t>
       </w:r>
       <w:proofErr w:type="spellStart"/>
       <w:r>
         <w:rPr>
-          <w:rFonts w:ascii="Arial Narrow" w:eastAsia="Arial Narrow" w:hAnsi="Arial Narrow" w:cs="Arial"/>
-          <w:b/>
-          <w:bCs/>
-          <w:sz w:val="15"/>
-          <w:szCs w:val="15"/>
+          <w:rFonts w:ascii="Arial Narrow" w:eastAsia="Arial Narrow" w:hAnsi="Arial Narrow" w:cs="Arial Narrow"/>
+          <w:b/>
+          <w:bCs/>
+          <w:sz w:val="16"/>
+          <w:szCs w:val="16"/>
         </w:rPr>
         <w:t/>
       </w:r>
       <w:proofErr w:type="spellEnd"/>
       <w:r>
         <w:rPr>
-          <w:rFonts w:ascii="Arial Narrow" w:eastAsia="Arial Narrow" w:hAnsi="Arial Narrow" w:cs="Arial"/>
-          <w:b/>
-          <w:bCs/>
-          <w:sz w:val="15"/>
-          <w:szCs w:val="15"/>
+          <w:rFonts w:ascii="Arial Narrow" w:eastAsia="Arial Narrow" w:hAnsi="Arial Narrow" w:cs="Arial Narrow"/>
+          <w:b/>
+          <w:bCs/>
+          <w:sz w:val="16"/>
+          <w:szCs w:val="16"/>
         </w:rPr>
         <w:t xml:space="preserve"> 1033 </w:t>
       </w:r>
@@ -4435,26 +5381,26 @@
         <w:ind w:left="567" w:right="-1"/>
         <w:jc w:val="both"/>
         <w:rPr>
-          <w:rFonts w:ascii="Arial Narrow" w:eastAsia="Arial Narrow" w:hAnsi="Arial Narrow" w:cs="Arial"/>
-          <w:sz w:val="15"/>
-          <w:szCs w:val="15"/>
-        </w:rPr>
-      </w:pPr>
-      <w:r>
-        <w:rPr>
-          <w:rFonts w:ascii="Arial Narrow" w:eastAsia="Arial Narrow" w:hAnsi="Arial Narrow" w:cs="Arial"/>
-          <w:b/>
-          <w:bCs/>
-          <w:sz w:val="15"/>
-          <w:szCs w:val="15"/>
+          <w:rFonts w:ascii="Arial Narrow" w:eastAsia="Arial Narrow" w:hAnsi="Arial Narrow" w:cs="Arial Narrow"/>
+          <w:sz w:val="16"/>
+          <w:szCs w:val="16"/>
+        </w:rPr>
+      </w:pPr>
+      <w:r>
+        <w:rPr>
+          <w:rFonts w:ascii="Arial Narrow" w:eastAsia="Arial Narrow" w:hAnsi="Arial Narrow" w:cs="Arial Narrow"/>
+          <w:b/>
+          <w:bCs/>
+          <w:sz w:val="16"/>
+          <w:szCs w:val="16"/>
         </w:rPr>
         <w:t>Artículo 27.-</w:t>
       </w:r>
       <w:r>
         <w:rPr>
-          <w:rFonts w:ascii="Arial Narrow" w:eastAsia="Arial Narrow" w:hAnsi="Arial Narrow" w:cs="Arial"/>
-          <w:sz w:val="15"/>
-          <w:szCs w:val="15"/>
+          <w:rFonts w:ascii="Arial Narrow" w:eastAsia="Arial Narrow" w:hAnsi="Arial Narrow" w:cs="Arial Narrow"/>
+          <w:sz w:val="16"/>
+          <w:szCs w:val="16"/>
         </w:rPr>
         <w:t xml:space="preserve"> De la Comisión de Protección al Consumidor.- </w:t>
       </w:r>
@@ -4465,16 +5411,16 @@
         <w:ind w:left="567" w:right="-1"/>
         <w:jc w:val="both"/>
         <w:rPr>
-          <w:rFonts w:ascii="Arial Narrow" w:eastAsia="Arial Narrow" w:hAnsi="Arial Narrow" w:cs="Arial"/>
-          <w:sz w:val="15"/>
-          <w:szCs w:val="15"/>
-        </w:rPr>
-      </w:pPr>
-      <w:r>
-        <w:rPr>
-          <w:rFonts w:ascii="Arial Narrow" w:eastAsia="Arial Narrow" w:hAnsi="Arial Narrow" w:cs="Arial"/>
-          <w:sz w:val="15"/>
-          <w:szCs w:val="15"/>
+          <w:rFonts w:ascii="Arial Narrow" w:eastAsia="Arial Narrow" w:hAnsi="Arial Narrow" w:cs="Arial Narrow"/>
+          <w:sz w:val="16"/>
+          <w:szCs w:val="16"/>
+        </w:rPr>
+      </w:pPr>
+      <w:r>
+        <w:rPr>
+          <w:rFonts w:ascii="Arial Narrow" w:eastAsia="Arial Narrow" w:hAnsi="Arial Narrow" w:cs="Arial Narrow"/>
+          <w:sz w:val="16"/>
+          <w:szCs w:val="16"/>
         </w:rPr>
         <w:t xml:space="preserve">Corresponde a la Comisión de Protección al Consumidor velar por el cumplimiento de la Ley de Protección al Consumidor y de las leyes que, en general, protegen a los consumidores de la falta de idoneidad de los bienes y servicios en función de la información brindada, de las omisiones de información y de la discriminación en el consumo, así como de aquellas que complementen o sustituyan a las anteriores. </w:t>
       </w:r>
@@ -4485,16 +5431,16 @@
         <w:ind w:left="567" w:right="-1"/>
         <w:jc w:val="both"/>
         <w:rPr>
-          <w:rFonts w:ascii="Arial Narrow" w:eastAsia="Arial Narrow" w:hAnsi="Arial Narrow" w:cs="Arial"/>
-          <w:sz w:val="15"/>
-          <w:szCs w:val="15"/>
-        </w:rPr>
-      </w:pPr>
-      <w:r>
-        <w:rPr>
-          <w:rFonts w:ascii="Arial Narrow" w:eastAsia="Arial Narrow" w:hAnsi="Arial Narrow" w:cs="Arial"/>
-          <w:sz w:val="15"/>
-          <w:szCs w:val="15"/>
+          <w:rFonts w:ascii="Arial Narrow" w:eastAsia="Arial Narrow" w:hAnsi="Arial Narrow" w:cs="Arial Narrow"/>
+          <w:sz w:val="16"/>
+          <w:szCs w:val="16"/>
+        </w:rPr>
+      </w:pPr>
+      <w:r>
+        <w:rPr>
+          <w:rFonts w:ascii="Arial Narrow" w:eastAsia="Arial Narrow" w:hAnsi="Arial Narrow" w:cs="Arial Narrow"/>
+          <w:sz w:val="16"/>
+          <w:szCs w:val="16"/>
         </w:rPr>
         <w:t xml:space="preserve"> </w:t>
       </w:r>
@@ -4505,42 +5451,42 @@
         <w:ind w:left="567" w:right="-1"/>
         <w:jc w:val="both"/>
         <w:rPr>
-          <w:rFonts w:ascii="Arial Narrow" w:eastAsia="Arial Narrow" w:hAnsi="Arial Narrow" w:cs="Arial"/>
-          <w:b/>
-          <w:bCs/>
-          <w:sz w:val="15"/>
-          <w:szCs w:val="15"/>
-        </w:rPr>
-      </w:pPr>
-      <w:r>
-        <w:rPr>
-          <w:rFonts w:ascii="Arial Narrow" w:eastAsia="Arial Narrow" w:hAnsi="Arial Narrow" w:cs="Arial"/>
-          <w:b/>
-          <w:bCs/>
-          <w:sz w:val="15"/>
-          <w:szCs w:val="15"/>
+          <w:rFonts w:ascii="Arial Narrow" w:eastAsia="Arial Narrow" w:hAnsi="Arial Narrow" w:cs="Arial Narrow"/>
+          <w:b/>
+          <w:bCs/>
+          <w:sz w:val="16"/>
+          <w:szCs w:val="16"/>
+        </w:rPr>
+      </w:pPr>
+      <w:r>
+        <w:rPr>
+          <w:rFonts w:ascii="Arial Narrow" w:eastAsia="Arial Narrow" w:hAnsi="Arial Narrow" w:cs="Arial Narrow"/>
+          <w:b/>
+          <w:bCs/>
+          <w:sz w:val="16"/>
+          <w:szCs w:val="16"/>
         </w:rPr>
         <w:t xml:space="preserve">LEY SOBRE FACULTADES, NORMAS Y ORGANIZACIÓN DEL INDECOPI, APROBADA POR DECRETO LEGISLATIVO </w:t>
       </w:r>
       <w:proofErr w:type="spellStart"/>
       <w:r>
         <w:rPr>
-          <w:rFonts w:ascii="Arial Narrow" w:eastAsia="Arial Narrow" w:hAnsi="Arial Narrow" w:cs="Arial"/>
-          <w:b/>
-          <w:bCs/>
-          <w:sz w:val="15"/>
-          <w:szCs w:val="15"/>
+          <w:rFonts w:ascii="Arial Narrow" w:eastAsia="Arial Narrow" w:hAnsi="Arial Narrow" w:cs="Arial Narrow"/>
+          <w:b/>
+          <w:bCs/>
+          <w:sz w:val="16"/>
+          <w:szCs w:val="16"/>
         </w:rPr>
         <w:t/>
       </w:r>
       <w:proofErr w:type="spellEnd"/>
       <w:r>
         <w:rPr>
-          <w:rFonts w:ascii="Arial Narrow" w:eastAsia="Arial Narrow" w:hAnsi="Arial Narrow" w:cs="Arial"/>
-          <w:b/>
-          <w:bCs/>
-          <w:sz w:val="15"/>
-          <w:szCs w:val="15"/>
+          <w:rFonts w:ascii="Arial Narrow" w:eastAsia="Arial Narrow" w:hAnsi="Arial Narrow" w:cs="Arial Narrow"/>
+          <w:b/>
+          <w:bCs/>
+          <w:sz w:val="16"/>
+          <w:szCs w:val="16"/>
         </w:rPr>
         <w:t xml:space="preserve"> 807 </w:t>
       </w:r>
@@ -4551,26 +5497,26 @@
         <w:ind w:left="567" w:right="-1"/>
         <w:jc w:val="both"/>
         <w:rPr>
-          <w:rFonts w:ascii="Arial Narrow" w:eastAsia="Arial Narrow" w:hAnsi="Arial Narrow" w:cs="Arial"/>
-          <w:sz w:val="15"/>
-          <w:szCs w:val="15"/>
-        </w:rPr>
-      </w:pPr>
-      <w:r>
-        <w:rPr>
-          <w:rFonts w:ascii="Arial Narrow" w:eastAsia="Arial Narrow" w:hAnsi="Arial Narrow" w:cs="Arial"/>
-          <w:b/>
-          <w:bCs/>
-          <w:sz w:val="15"/>
-          <w:szCs w:val="15"/>
+          <w:rFonts w:ascii="Arial Narrow" w:eastAsia="Arial Narrow" w:hAnsi="Arial Narrow" w:cs="Arial Narrow"/>
+          <w:sz w:val="16"/>
+          <w:szCs w:val="16"/>
+        </w:rPr>
+      </w:pPr>
+      <w:r>
+        <w:rPr>
+          <w:rFonts w:ascii="Arial Narrow" w:eastAsia="Arial Narrow" w:hAnsi="Arial Narrow" w:cs="Arial Narrow"/>
+          <w:b/>
+          <w:bCs/>
+          <w:sz w:val="16"/>
+          <w:szCs w:val="16"/>
         </w:rPr>
         <w:t>Artículo 24.</w:t>
       </w:r>
       <w:r>
         <w:rPr>
-          <w:rFonts w:ascii="Arial Narrow" w:eastAsia="Arial Narrow" w:hAnsi="Arial Narrow" w:cs="Arial"/>
-          <w:sz w:val="15"/>
-          <w:szCs w:val="15"/>
+          <w:rFonts w:ascii="Arial Narrow" w:eastAsia="Arial Narrow" w:hAnsi="Arial Narrow" w:cs="Arial Narrow"/>
+          <w:sz w:val="16"/>
+          <w:szCs w:val="16"/>
         </w:rPr>
         <w:t xml:space="preserve">- El Secretario Técnico se encargará de la tramitación del procedimiento. Para ello, cuenta con las siguientes facultades: </w:t>
       </w:r>
@@ -4581,16 +5527,16 @@
         <w:ind w:left="567" w:right="-1"/>
         <w:jc w:val="both"/>
         <w:rPr>
-          <w:rFonts w:ascii="Arial Narrow" w:eastAsia="Arial Narrow" w:hAnsi="Arial Narrow" w:cs="Arial"/>
-          <w:sz w:val="15"/>
-          <w:szCs w:val="15"/>
-        </w:rPr>
-      </w:pPr>
-      <w:r>
-        <w:rPr>
-          <w:rFonts w:ascii="Arial Narrow" w:eastAsia="Arial Narrow" w:hAnsi="Arial Narrow" w:cs="Arial"/>
-          <w:sz w:val="15"/>
-          <w:szCs w:val="15"/>
+          <w:rFonts w:ascii="Arial Narrow" w:eastAsia="Arial Narrow" w:hAnsi="Arial Narrow" w:cs="Arial Narrow"/>
+          <w:sz w:val="16"/>
+          <w:szCs w:val="16"/>
+        </w:rPr>
+      </w:pPr>
+      <w:r>
+        <w:rPr>
+          <w:rFonts w:ascii="Arial Narrow" w:eastAsia="Arial Narrow" w:hAnsi="Arial Narrow" w:cs="Arial Narrow"/>
+          <w:sz w:val="16"/>
+          <w:szCs w:val="16"/>
         </w:rPr>
         <w:t xml:space="preserve">(...) </w:t>
       </w:r>
@@ -4601,16 +5547,16 @@
         <w:ind w:left="567" w:right="-1"/>
         <w:jc w:val="both"/>
         <w:rPr>
-          <w:rFonts w:ascii="Arial Narrow" w:eastAsia="Arial Narrow" w:hAnsi="Arial Narrow" w:cs="Arial"/>
-          <w:sz w:val="15"/>
-          <w:szCs w:val="15"/>
-        </w:rPr>
-      </w:pPr>
-      <w:r>
-        <w:rPr>
-          <w:rFonts w:ascii="Arial Narrow" w:eastAsia="Arial Narrow" w:hAnsi="Arial Narrow" w:cs="Arial"/>
-          <w:sz w:val="15"/>
-          <w:szCs w:val="15"/>
+          <w:rFonts w:ascii="Arial Narrow" w:eastAsia="Arial Narrow" w:hAnsi="Arial Narrow" w:cs="Arial Narrow"/>
+          <w:sz w:val="16"/>
+          <w:szCs w:val="16"/>
+        </w:rPr>
+      </w:pPr>
+      <w:r>
+        <w:rPr>
+          <w:rFonts w:ascii="Arial Narrow" w:eastAsia="Arial Narrow" w:hAnsi="Arial Narrow" w:cs="Arial Narrow"/>
+          <w:sz w:val="16"/>
+          <w:szCs w:val="16"/>
         </w:rPr>
         <w:t xml:space="preserve">c) Admitir denuncias a trámite, en aquellos casos en que la Comisión le haya delegado esta facultad. </w:t>
       </w:r>
@@ -4621,18 +5567,128 @@
         <w:ind w:left="567" w:right="-1"/>
         <w:jc w:val="both"/>
         <w:rPr>
-          <w:rFonts w:ascii="Arial Narrow" w:eastAsia="Arial Narrow" w:hAnsi="Arial Narrow" w:cs="Arial"/>
-          <w:sz w:val="15"/>
-          <w:szCs w:val="15"/>
-        </w:rPr>
-      </w:pPr>
-      <w:r>
-        <w:rPr>
-          <w:rFonts w:ascii="Arial Narrow" w:eastAsia="Arial Narrow" w:hAnsi="Arial Narrow" w:cs="Arial"/>
-          <w:sz w:val="15"/>
-          <w:szCs w:val="15"/>
+          <w:rFonts w:ascii="Arial Narrow" w:eastAsia="Arial Narrow" w:hAnsi="Arial Narrow" w:cs="Arial Narrow"/>
+          <w:sz w:val="16"/>
+          <w:szCs w:val="16"/>
+        </w:rPr>
+      </w:pPr>
+      <w:r>
+        <w:rPr>
+          <w:rFonts w:ascii="Arial Narrow" w:eastAsia="Arial Narrow" w:hAnsi="Arial Narrow" w:cs="Arial Narrow"/>
+          <w:sz w:val="16"/>
+          <w:szCs w:val="16"/>
         </w:rPr>
         <w:t xml:space="preserve">(...). </w:t>
+      </w:r>
+    </w:p>
+    <w:p>
+      <w:pPr>
+        <w:pStyle w:val="Textonotapie"/>
+        <w:ind w:left="567" w:right="-1" w:hanging="567"/>
+        <w:jc w:val="both"/>
+        <w:rPr>
+          <w:rFonts w:ascii="Arial Narrow" w:eastAsia="Arial Narrow" w:hAnsi="Arial Narrow" w:cs="Arial Narrow"/>
+          <w:b/>
+          <w:bCs/>
+          <w:sz w:val="16"/>
+          <w:szCs w:val="16"/>
+        </w:rPr>
+      </w:pPr>
+    </w:p>
+  </w:footnote>
+  <w:footnote w:id="4">
+    <w:p>
+      <w:pPr>
+        <w:pStyle w:val="Textonotapie"/>
+        <w:ind w:left="567" w:right="-1" w:hanging="567"/>
+        <w:jc w:val="both"/>
+        <w:rPr>
+          <w:rFonts w:ascii="Arial Narrow" w:eastAsia="Arial Narrow" w:hAnsi="Arial Narrow" w:cs="Arial Narrow"/>
+          <w:b/>
+          <w:bCs/>
+          <w:sz w:val="16"/>
+          <w:szCs w:val="16"/>
+        </w:rPr>
+      </w:pPr>
+      <w:r>
+        <w:rPr>
+          <w:rStyle w:val="Refdenotaalpie"/>
+          <w:rFonts w:ascii="Arial Narrow" w:eastAsia="Arial Narrow" w:hAnsi="Arial Narrow" w:cs="Arial Narrow"/>
+          <w:sz w:val="16"/>
+          <w:szCs w:val="16"/>
+          <w:vertAlign w:val="superscript"/>
+        </w:rPr>
+        <w:footnoteRef/>
+      </w:r>
+      <w:r>
+        <w:rPr>
+          <w:rFonts w:ascii="Arial Narrow" w:eastAsia="Arial Narrow" w:hAnsi="Arial Narrow" w:cs="Arial Narrow"/>
+          <w:sz w:val="16"/>
+          <w:szCs w:val="16"/>
+        </w:rPr>
+        <w:t xml:space="preserve"> </w:t>
+      </w:r>
+      <w:r>
+        <w:rPr>
+          <w:rFonts w:ascii="Arial Narrow" w:eastAsia="Arial Narrow" w:hAnsi="Arial Narrow" w:cs="Arial Narrow"/>
+          <w:sz w:val="16"/>
+          <w:szCs w:val="16"/>
+        </w:rPr>
+        <w:tab/>
+      </w:r>
+      <w:r>
+        <w:rPr>
+          <w:rFonts w:ascii="Arial Narrow" w:eastAsia="Arial Narrow" w:hAnsi="Arial Narrow" w:cs="Arial Narrow"/>
+          <w:b/>
+          <w:bCs/>
+          <w:sz w:val="16"/>
+          <w:szCs w:val="16"/>
+        </w:rPr>
+        <w:t xml:space="preserve">LEY </w:t>
+      </w:r>
+      <w:proofErr w:type="spellStart"/>
+      <w:r>
+        <w:rPr>
+          <w:rFonts w:ascii="Arial Narrow" w:eastAsia="Arial Narrow" w:hAnsi="Arial Narrow" w:cs="Arial Narrow"/>
+          <w:b/>
+          <w:bCs/>
+          <w:sz w:val="16"/>
+          <w:szCs w:val="16"/>
+        </w:rPr>
+        <w:t/>
+      </w:r>
+      <w:proofErr w:type="spellEnd"/>
+      <w:r>
+        <w:rPr>
+          <w:rFonts w:ascii="Arial Narrow" w:eastAsia="Arial Narrow" w:hAnsi="Arial Narrow" w:cs="Arial Narrow"/>
+          <w:b/>
+          <w:bCs/>
+          <w:sz w:val="16"/>
+          <w:szCs w:val="16"/>
+        </w:rPr>
+        <w:t xml:space="preserve"> 29571, CÓDIGO DE PROTECCIÓN Y DEFENSA DEL CONSUMIDOR, publicado el 2 de setiembre de 2010 y modificado por Decreto Legislativo </w:t>
+      </w:r>
+      <w:proofErr w:type="spellStart"/>
+      <w:r>
+        <w:rPr>
+          <w:rFonts w:ascii="Arial Narrow" w:eastAsia="Arial Narrow" w:hAnsi="Arial Narrow" w:cs="Arial Narrow"/>
+          <w:b/>
+          <w:bCs/>
+          <w:sz w:val="16"/>
+          <w:szCs w:val="16"/>
+        </w:rPr>
+        <w:t/>
+      </w:r>
+      <w:proofErr w:type="spellEnd"/>
+      <w:r>
+        <w:rPr>
+          <w:rFonts w:ascii="Arial Narrow" w:eastAsia="Arial Narrow" w:hAnsi="Arial Narrow" w:cs="Arial Narrow"/>
+          <w:b/>
+          <w:bCs/>
+          <w:sz w:val="16"/>
+          <w:szCs w:val="16"/>
+        </w:rPr>
+        <w:t xml:space="preserve"> 1308 </w:t>
       </w:r>
     </w:p>
     <w:p>
@@ -4641,14 +5697,118 @@
         <w:ind w:left="567" w:right="-1"/>
         <w:jc w:val="both"/>
         <w:rPr>
-          <w:rFonts w:ascii="Arial Narrow" w:eastAsia="Arial Narrow" w:hAnsi="Arial Narrow" w:cs="Arial"/>
-          <w:sz w:val="15"/>
-          <w:szCs w:val="15"/>
-        </w:rPr>
-      </w:pPr>
-    </w:p>
-  </w:footnote>
-  <w:footnote w:id="4">
+          <w:rFonts w:ascii="Arial Narrow" w:eastAsia="Arial Narrow" w:hAnsi="Arial Narrow" w:cs="Arial Narrow"/>
+          <w:b/>
+          <w:bCs/>
+          <w:sz w:val="16"/>
+          <w:szCs w:val="16"/>
+        </w:rPr>
+      </w:pPr>
+      <w:r>
+        <w:rPr>
+          <w:rFonts w:ascii="Arial Narrow" w:eastAsia="Arial Narrow" w:hAnsi="Arial Narrow" w:cs="Arial Narrow"/>
+          <w:b/>
+          <w:bCs/>
+          <w:sz w:val="16"/>
+          <w:szCs w:val="16"/>
+        </w:rPr>
+        <w:t xml:space="preserve">Artículo 18.- Idoneidad </w:t>
+      </w:r>
+    </w:p>
+    <w:p>
+      <w:pPr>
+        <w:pStyle w:val="Textonotapie"/>
+        <w:ind w:left="567" w:right="-1"/>
+        <w:jc w:val="both"/>
+        <w:rPr>
+          <w:rFonts w:ascii="Arial Narrow" w:eastAsia="Arial Narrow" w:hAnsi="Arial Narrow" w:cs="Arial Narrow"/>
+          <w:sz w:val="16"/>
+          <w:szCs w:val="16"/>
+        </w:rPr>
+      </w:pPr>
+      <w:r>
+        <w:rPr>
+          <w:rFonts w:ascii="Arial Narrow" w:eastAsia="Arial Narrow" w:hAnsi="Arial Narrow" w:cs="Arial Narrow"/>
+          <w:sz w:val="16"/>
+          <w:szCs w:val="16"/>
+        </w:rPr>
+        <w:t xml:space="preserve">Se entiende por idoneidad la correspondencia entre lo que un consumidor espera y lo que efectivamente recibe, en función a lo que se le hubiera ofrecido, la publicidad e información transmitida, las condiciones y circunstancias de la transacción, las características y naturaleza del producto o servicio, el precio, entre otros factores, atendiendo a las circunstancias del caso. </w:t>
+      </w:r>
+    </w:p>
+    <w:p>
+      <w:pPr>
+        <w:pStyle w:val="Textonotapie"/>
+        <w:ind w:left="567" w:right="-1"/>
+        <w:jc w:val="both"/>
+        <w:rPr>
+          <w:rFonts w:ascii="Arial Narrow" w:eastAsia="Arial Narrow" w:hAnsi="Arial Narrow" w:cs="Arial Narrow"/>
+          <w:sz w:val="16"/>
+          <w:szCs w:val="16"/>
+        </w:rPr>
+      </w:pPr>
+      <w:r>
+        <w:rPr>
+          <w:rFonts w:ascii="Arial Narrow" w:eastAsia="Arial Narrow" w:hAnsi="Arial Narrow" w:cs="Arial Narrow"/>
+          <w:sz w:val="16"/>
+          <w:szCs w:val="16"/>
+        </w:rPr>
+        <w:t xml:space="preserve">La idoneidad es evaluada en función a la propia naturaleza del producto o servicio y a su aptitud para satisfacer la finalidad para la cual ha sido puesto en el mercado. Las autorizaciones por parte de los organismos del Estado para la fabricación de un producto o la prestación de un servicio, en los casos que sea necesario, no eximen de responsabilidad al proveedor frente al consumidor. </w:t>
+      </w:r>
+    </w:p>
+    <w:p>
+      <w:pPr>
+        <w:pStyle w:val="Textonotapie"/>
+        <w:ind w:left="567" w:right="-1"/>
+        <w:jc w:val="both"/>
+        <w:rPr>
+          <w:rFonts w:ascii="Arial Narrow" w:eastAsia="Arial Narrow" w:hAnsi="Arial Narrow" w:cs="Arial Narrow"/>
+          <w:sz w:val="16"/>
+          <w:szCs w:val="16"/>
+        </w:rPr>
+      </w:pPr>
+    </w:p>
+    <w:p>
+      <w:pPr>
+        <w:pStyle w:val="Textonotapie"/>
+        <w:ind w:left="567" w:right="-1"/>
+        <w:jc w:val="both"/>
+        <w:rPr>
+          <w:rFonts w:ascii="Arial Narrow" w:eastAsia="Arial Narrow" w:hAnsi="Arial Narrow" w:cs="Arial Narrow"/>
+          <w:sz w:val="16"/>
+          <w:szCs w:val="16"/>
+        </w:rPr>
+      </w:pPr>
+      <w:r>
+        <w:rPr>
+          <w:rFonts w:ascii="Arial Narrow" w:eastAsia="Arial Narrow" w:hAnsi="Arial Narrow" w:cs="Arial Narrow"/>
+          <w:b/>
+          <w:bCs/>
+          <w:sz w:val="16"/>
+          <w:szCs w:val="16"/>
+        </w:rPr>
+        <w:t xml:space="preserve">Artículo 19.- Obligación de los proveedores </w:t>
+      </w:r>
+    </w:p>
+    <w:p>
+      <w:pPr>
+        <w:pStyle w:val="Textonotapie"/>
+        <w:ind w:left="567" w:right="-1"/>
+        <w:jc w:val="both"/>
+        <w:rPr>
+          <w:rFonts w:ascii="Arial Narrow" w:eastAsia="Arial Narrow" w:hAnsi="Arial Narrow" w:cs="Arial Narrow"/>
+          <w:sz w:val="16"/>
+          <w:szCs w:val="16"/>
+        </w:rPr>
+      </w:pPr>
+      <w:r>
+        <w:rPr>
+          <w:rFonts w:ascii="Arial Narrow" w:eastAsia="Arial Narrow" w:hAnsi="Arial Narrow" w:cs="Arial Narrow"/>
+          <w:sz w:val="16"/>
+          <w:szCs w:val="16"/>
+        </w:rPr>
+        <w:t>El proveedor responde por la idoneidad y calidad de los productos y servicios ofrecidos; por la autenticidad de las marcas y leyendas que exhiben sus productos o del signo que respalda al prestador del servicio, por la falta de conformidad entre la publicidad comercial de los productos y servicios y estos, así como por el contenido y la vida útil del producto indicado en el envase, en lo que corresponda.</w:t>
+      </w:r>
+    </w:p>
     <w:p>
       <w:pPr>
         <w:pStyle w:val="Textonotapie"/>
@@ -4658,33 +5818,49 @@
           <w:rFonts w:ascii="Arial Narrow" w:eastAsia="Arial Narrow" w:hAnsi="Arial Narrow" w:cs="Arial Narrow"/>
           <w:b/>
           <w:bCs/>
-          <w:sz w:val="15"/>
-          <w:szCs w:val="15"/>
+          <w:sz w:val="16"/>
+          <w:szCs w:val="16"/>
+        </w:rPr>
+      </w:pPr>
+    </w:p>
+  </w:footnote>
+  <w:footnote w:id="5">
+    <w:p>
+      <w:pPr>
+        <w:pStyle w:val="Textonotapie"/>
+        <w:ind w:left="567" w:right="-1" w:hanging="567"/>
+        <w:jc w:val="both"/>
+        <w:rPr>
+          <w:rFonts w:ascii="Arial Narrow" w:eastAsia="Arial Narrow" w:hAnsi="Arial Narrow" w:cs="Arial Narrow"/>
+          <w:b/>
+          <w:bCs/>
+          <w:sz w:val="16"/>
+          <w:szCs w:val="16"/>
         </w:rPr>
       </w:pPr>
       <w:r>
         <w:rPr>
           <w:rStyle w:val="Refdenotaalpie"/>
-          <w:rFonts w:ascii="Arial Narrow" w:hAnsi="Arial Narrow"/>
-          <w:sz w:val="16"/>
-          <w:szCs w:val="15"/>
+          <w:rFonts w:ascii="Arial Narrow" w:eastAsia="Arial Narrow" w:hAnsi="Arial Narrow" w:cs="Arial Narrow"/>
+          <w:sz w:val="16"/>
+          <w:szCs w:val="16"/>
           <w:vertAlign w:val="superscript"/>
         </w:rPr>
         <w:footnoteRef/>
       </w:r>
       <w:r>
         <w:rPr>
-          <w:rFonts w:ascii="Arial Narrow" w:hAnsi="Arial Narrow"/>
-          <w:sz w:val="15"/>
-          <w:szCs w:val="15"/>
+          <w:rFonts w:ascii="Arial Narrow" w:eastAsia="Arial Narrow" w:hAnsi="Arial Narrow" w:cs="Arial Narrow"/>
+          <w:sz w:val="16"/>
+          <w:szCs w:val="16"/>
         </w:rPr>
         <w:t xml:space="preserve"> </w:t>
       </w:r>
       <w:r>
         <w:rPr>
-          <w:rFonts w:ascii="Arial Narrow" w:hAnsi="Arial Narrow"/>
-          <w:sz w:val="15"/>
-          <w:szCs w:val="15"/>
+          <w:rFonts w:ascii="Arial Narrow" w:eastAsia="Arial Narrow" w:hAnsi="Arial Narrow" w:cs="Arial Narrow"/>
+          <w:sz w:val="16"/>
+          <w:szCs w:val="16"/>
         </w:rPr>
         <w:tab/>
       </w:r>
@@ -4693,8 +5869,8 @@
           <w:rFonts w:ascii="Arial Narrow" w:eastAsia="Arial Narrow" w:hAnsi="Arial Narrow" w:cs="Arial Narrow"/>
           <w:b/>
           <w:bCs/>
-          <w:sz w:val="15"/>
-          <w:szCs w:val="15"/>
+          <w:sz w:val="16"/>
+          <w:szCs w:val="16"/>
         </w:rPr>
         <w:t xml:space="preserve">LEY </w:t>
       </w:r>
@@ -4704,8 +5880,8 @@
           <w:rFonts w:ascii="Arial Narrow" w:eastAsia="Arial Narrow" w:hAnsi="Arial Narrow" w:cs="Arial Narrow"/>
           <w:b/>
           <w:bCs/>
-          <w:sz w:val="15"/>
-          <w:szCs w:val="15"/>
+          <w:sz w:val="16"/>
+          <w:szCs w:val="16"/>
         </w:rPr>
         <w:t/>
       </w:r>
@@ -4715,8 +5891,8 @@
           <w:rFonts w:ascii="Arial Narrow" w:eastAsia="Arial Narrow" w:hAnsi="Arial Narrow" w:cs="Arial Narrow"/>
           <w:b/>
           <w:bCs/>
-          <w:sz w:val="15"/>
-          <w:szCs w:val="15"/>
+          <w:sz w:val="16"/>
+          <w:szCs w:val="16"/>
         </w:rPr>
         <w:t xml:space="preserve"> 29571, CÓDIGO DE PROTECCIÓN Y DEFENSA DEL CONSUMIDOR, publicado el 2 de setiembre de 2010 y modificado por Decreto Legislativo </w:t>
       </w:r>
@@ -4726,8 +5902,8 @@
           <w:rFonts w:ascii="Arial Narrow" w:eastAsia="Arial Narrow" w:hAnsi="Arial Narrow" w:cs="Arial Narrow"/>
           <w:b/>
           <w:bCs/>
-          <w:sz w:val="15"/>
-          <w:szCs w:val="15"/>
+          <w:sz w:val="16"/>
+          <w:szCs w:val="16"/>
         </w:rPr>
         <w:t/>
       </w:r>
@@ -4737,8 +5913,8 @@
           <w:rFonts w:ascii="Arial Narrow" w:eastAsia="Arial Narrow" w:hAnsi="Arial Narrow" w:cs="Arial Narrow"/>
           <w:b/>
           <w:bCs/>
-          <w:sz w:val="15"/>
-          <w:szCs w:val="15"/>
+          <w:sz w:val="16"/>
+          <w:szCs w:val="16"/>
         </w:rPr>
         <w:t xml:space="preserve"> 1308 </w:t>
       </w:r>
@@ -4752,17 +5928,17 @@
           <w:rFonts w:ascii="Arial Narrow" w:eastAsia="Arial Narrow" w:hAnsi="Arial Narrow" w:cs="Arial Narrow"/>
           <w:b/>
           <w:bCs/>
-          <w:sz w:val="15"/>
-          <w:szCs w:val="15"/>
-        </w:rPr>
-      </w:pPr>
-      <w:r>
-        <w:rPr>
-          <w:rFonts w:ascii="Arial Narrow" w:eastAsia="Arial Narrow" w:hAnsi="Arial Narrow" w:cs="Arial Narrow"/>
-          <w:b/>
-          <w:bCs/>
-          <w:sz w:val="15"/>
-          <w:szCs w:val="15"/>
+          <w:sz w:val="16"/>
+          <w:szCs w:val="16"/>
+        </w:rPr>
+      </w:pPr>
+      <w:r>
+        <w:rPr>
+          <w:rFonts w:ascii="Arial Narrow" w:eastAsia="Arial Narrow" w:hAnsi="Arial Narrow" w:cs="Arial Narrow"/>
+          <w:b/>
+          <w:bCs/>
+          <w:sz w:val="16"/>
+          <w:szCs w:val="16"/>
         </w:rPr>
         <w:t xml:space="preserve">Artículo 18.- Idoneidad </w:t>
       </w:r>
@@ -4774,15 +5950,15 @@
         <w:jc w:val="both"/>
         <w:rPr>
           <w:rFonts w:ascii="Arial Narrow" w:eastAsia="Arial Narrow" w:hAnsi="Arial Narrow" w:cs="Arial Narrow"/>
-          <w:sz w:val="15"/>
-          <w:szCs w:val="15"/>
-        </w:rPr>
-      </w:pPr>
-      <w:r>
-        <w:rPr>
-          <w:rFonts w:ascii="Arial Narrow" w:eastAsia="Arial Narrow" w:hAnsi="Arial Narrow" w:cs="Arial Narrow"/>
-          <w:sz w:val="15"/>
-          <w:szCs w:val="15"/>
+          <w:sz w:val="16"/>
+          <w:szCs w:val="16"/>
+        </w:rPr>
+      </w:pPr>
+      <w:r>
+        <w:rPr>
+          <w:rFonts w:ascii="Arial Narrow" w:eastAsia="Arial Narrow" w:hAnsi="Arial Narrow" w:cs="Arial Narrow"/>
+          <w:sz w:val="16"/>
+          <w:szCs w:val="16"/>
         </w:rPr>
         <w:t xml:space="preserve">Se entiende por idoneidad la correspondencia entre lo que un consumidor espera y lo que efectivamente recibe, en función a lo que se le hubiera ofrecido, la publicidad e información transmitida, las condiciones y circunstancias de la transacción, las características y naturaleza del producto o servicio, el precio, entre otros factores, atendiendo a las circunstancias del caso. </w:t>
       </w:r>
@@ -4794,15 +5970,15 @@
         <w:jc w:val="both"/>
         <w:rPr>
           <w:rFonts w:ascii="Arial Narrow" w:eastAsia="Arial Narrow" w:hAnsi="Arial Narrow" w:cs="Arial Narrow"/>
-          <w:sz w:val="15"/>
-          <w:szCs w:val="15"/>
-        </w:rPr>
-      </w:pPr>
-      <w:r>
-        <w:rPr>
-          <w:rFonts w:ascii="Arial Narrow" w:eastAsia="Arial Narrow" w:hAnsi="Arial Narrow" w:cs="Arial Narrow"/>
-          <w:sz w:val="15"/>
-          <w:szCs w:val="15"/>
+          <w:sz w:val="16"/>
+          <w:szCs w:val="16"/>
+        </w:rPr>
+      </w:pPr>
+      <w:r>
+        <w:rPr>
+          <w:rFonts w:ascii="Arial Narrow" w:eastAsia="Arial Narrow" w:hAnsi="Arial Narrow" w:cs="Arial Narrow"/>
+          <w:sz w:val="16"/>
+          <w:szCs w:val="16"/>
         </w:rPr>
         <w:t xml:space="preserve">La idoneidad es evaluada en función a la propia naturaleza del producto o servicio y a su aptitud para satisfacer la finalidad para la cual ha sido puesto en el mercado. Las autorizaciones por parte de los organismos del Estado para la fabricación de un producto o la prestación de un servicio, en los casos que sea necesario, no eximen de responsabilidad al proveedor frente al consumidor. </w:t>
       </w:r>
@@ -4814,8 +5990,8 @@
         <w:jc w:val="both"/>
         <w:rPr>
           <w:rFonts w:ascii="Arial Narrow" w:eastAsia="Arial Narrow" w:hAnsi="Arial Narrow" w:cs="Arial Narrow"/>
-          <w:sz w:val="15"/>
-          <w:szCs w:val="15"/>
+          <w:sz w:val="16"/>
+          <w:szCs w:val="16"/>
         </w:rPr>
       </w:pPr>
     </w:p>
@@ -4826,17 +6002,17 @@
         <w:jc w:val="both"/>
         <w:rPr>
           <w:rFonts w:ascii="Arial Narrow" w:eastAsia="Arial Narrow" w:hAnsi="Arial Narrow" w:cs="Arial Narrow"/>
-          <w:sz w:val="15"/>
-          <w:szCs w:val="15"/>
-        </w:rPr>
-      </w:pPr>
-      <w:r>
-        <w:rPr>
-          <w:rFonts w:ascii="Arial Narrow" w:eastAsia="Arial Narrow" w:hAnsi="Arial Narrow" w:cs="Arial Narrow"/>
-          <w:b/>
-          <w:bCs/>
-          <w:sz w:val="15"/>
-          <w:szCs w:val="15"/>
+          <w:sz w:val="16"/>
+          <w:szCs w:val="16"/>
+        </w:rPr>
+      </w:pPr>
+      <w:r>
+        <w:rPr>
+          <w:rFonts w:ascii="Arial Narrow" w:eastAsia="Arial Narrow" w:hAnsi="Arial Narrow" w:cs="Arial Narrow"/>
+          <w:b/>
+          <w:bCs/>
+          <w:sz w:val="16"/>
+          <w:szCs w:val="16"/>
         </w:rPr>
         <w:t xml:space="preserve">Artículo 19.- Obligación de los proveedores </w:t>
       </w:r>
@@ -4848,17 +6024,405 @@
         <w:jc w:val="both"/>
         <w:rPr>
           <w:rFonts w:ascii="Arial Narrow" w:eastAsia="Arial Narrow" w:hAnsi="Arial Narrow" w:cs="Arial Narrow"/>
-          <w:sz w:val="15"/>
-          <w:szCs w:val="15"/>
-        </w:rPr>
-      </w:pPr>
-      <w:r>
-        <w:rPr>
-          <w:rFonts w:ascii="Arial Narrow" w:eastAsia="Arial Narrow" w:hAnsi="Arial Narrow" w:cs="Arial Narrow"/>
-          <w:sz w:val="15"/>
-          <w:szCs w:val="15"/>
+          <w:sz w:val="16"/>
+          <w:szCs w:val="16"/>
+        </w:rPr>
+      </w:pPr>
+      <w:r>
+        <w:rPr>
+          <w:rFonts w:ascii="Arial Narrow" w:eastAsia="Arial Narrow" w:hAnsi="Arial Narrow" w:cs="Arial Narrow"/>
+          <w:sz w:val="16"/>
+          <w:szCs w:val="16"/>
         </w:rPr>
         <w:t>El proveedor responde por la idoneidad y calidad de los productos y servicios ofrecidos; por la autenticidad de las marcas y leyendas que exhiben sus productos o del signo que respalda al prestador del servicio, por la falta de conformidad entre la publicidad comercial de los productos y servicios y estos, así como por el contenido y la vida útil del producto indicado en el envase, en lo que corresponda.</w:t>
+      </w:r>
+    </w:p>
+    <w:p>
+      <w:pPr>
+        <w:pStyle w:val="Textonotapie"/>
+        <w:ind w:left="567" w:right="-1" w:hanging="567"/>
+        <w:jc w:val="both"/>
+        <w:rPr>
+          <w:rFonts w:ascii="Arial Narrow" w:eastAsia="Arial Narrow" w:hAnsi="Arial Narrow" w:cs="Arial Narrow"/>
+          <w:b/>
+          <w:bCs/>
+          <w:sz w:val="16"/>
+          <w:szCs w:val="16"/>
+        </w:rPr>
+      </w:pPr>
+    </w:p>
+  </w:footnote>
+  <w:footnote w:id="6">
+    <w:p>
+      <w:pPr>
+        <w:pStyle w:val="Textonotapie"/>
+        <w:ind w:left="567" w:hanging="567"/>
+        <w:jc w:val="both"/>
+        <w:rPr>
+          <w:rFonts w:ascii="Arial Narrow" w:eastAsia="Arial Narrow" w:hAnsi="Arial Narrow" w:cs="Arial Narrow"/>
+          <w:sz w:val="16"/>
+          <w:szCs w:val="16"/>
+        </w:rPr>
+      </w:pPr>
+      <w:r>
+        <w:rPr>
+          <w:rStyle w:val="Refdenotaalpie"/>
+          <w:rFonts w:ascii="Arial Narrow" w:eastAsia="Arial Narrow" w:hAnsi="Arial Narrow" w:cs="Arial Narrow"/>
+          <w:sz w:val="16"/>
+          <w:szCs w:val="16"/>
+          <w:vertAlign w:val="superscript"/>
+        </w:rPr>
+        <w:footnoteRef/>
+      </w:r>
+      <w:r>
+        <w:rPr>
+          <w:rFonts w:ascii="Arial Narrow" w:eastAsia="Arial Narrow" w:hAnsi="Arial Narrow" w:cs="Arial Narrow"/>
+          <w:sz w:val="16"/>
+          <w:szCs w:val="16"/>
+        </w:rPr>
+        <w:t xml:space="preserve"> </w:t>
+      </w:r>
+      <w:r>
+        <w:rPr>
+          <w:rFonts w:ascii="Arial Narrow" w:eastAsia="Arial Narrow" w:hAnsi="Arial Narrow" w:cs="Arial Narrow"/>
+          <w:sz w:val="16"/>
+          <w:szCs w:val="16"/>
+        </w:rPr>
+        <w:tab/>
+      </w:r>
+      <w:r>
+        <w:rPr>
+          <w:rFonts w:ascii="Arial Narrow" w:eastAsia="Arial Narrow" w:hAnsi="Arial Narrow" w:cs="Arial Narrow"/>
+          <w:b/>
+          <w:bCs/>
+          <w:sz w:val="16"/>
+          <w:szCs w:val="16"/>
+        </w:rPr>
+        <w:t xml:space="preserve">LEY SOBRE FACULTADES, NORMAS Y ORGANIZACIÓN DEL INDECOPI, APROBADA POR DECRETO LEGISLATIVO </w:t>
+      </w:r>
+      <w:proofErr w:type="spellStart"/>
+      <w:r>
+        <w:rPr>
+          <w:rFonts w:ascii="Arial Narrow" w:eastAsia="Arial Narrow" w:hAnsi="Arial Narrow" w:cs="Arial Narrow"/>
+          <w:b/>
+          <w:bCs/>
+          <w:sz w:val="16"/>
+          <w:szCs w:val="16"/>
+        </w:rPr>
+        <w:t/>
+      </w:r>
+      <w:proofErr w:type="spellEnd"/>
+      <w:r>
+        <w:rPr>
+          <w:rFonts w:ascii="Arial Narrow" w:eastAsia="Arial Narrow" w:hAnsi="Arial Narrow" w:cs="Arial Narrow"/>
+          <w:b/>
+          <w:bCs/>
+          <w:sz w:val="16"/>
+          <w:szCs w:val="16"/>
+        </w:rPr>
+        <w:t xml:space="preserve"> 807</w:t>
+      </w:r>
+    </w:p>
+    <w:p>
+      <w:pPr>
+        <w:pStyle w:val="Textonotapie"/>
+        <w:ind w:left="567"/>
+        <w:jc w:val="both"/>
+        <w:rPr>
+          <w:rFonts w:ascii="Arial Narrow" w:eastAsia="Arial Narrow" w:hAnsi="Arial Narrow" w:cs="Arial Narrow"/>
+          <w:sz w:val="16"/>
+          <w:szCs w:val="16"/>
+        </w:rPr>
+      </w:pPr>
+      <w:r>
+        <w:rPr>
+          <w:rFonts w:ascii="Arial Narrow" w:eastAsia="Arial Narrow" w:hAnsi="Arial Narrow" w:cs="Arial Narrow"/>
+          <w:b/>
+          <w:bCs/>
+          <w:sz w:val="16"/>
+          <w:szCs w:val="16"/>
+        </w:rPr>
+        <w:t>Artículo 1.-</w:t>
+      </w:r>
+      <w:r>
+        <w:rPr>
+          <w:rFonts w:ascii="Arial Narrow" w:eastAsia="Arial Narrow" w:hAnsi="Arial Narrow" w:cs="Arial Narrow"/>
+          <w:sz w:val="16"/>
+          <w:szCs w:val="16"/>
+        </w:rPr>
+        <w:t xml:space="preserve"> Las Comisiones y Oficinas del Indecopi gozan de las facultades necesarias para desarrollar investigaciones relacionadas con los temas de su competencia. Dichas facultades serán ejercidas a través de las Secretarías Técnicas o Jefes de Oficinas y de los funcionarios que se designen para tal fin. Podrán ejercerse dentro de los procedimientos iniciados o en las investigaciones preliminares que se lleven a cabo para determinar la apertura de un procedimiento.</w:t>
+      </w:r>
+    </w:p>
+    <w:p>
+      <w:pPr>
+        <w:pStyle w:val="Textonotapie"/>
+        <w:ind w:left="567"/>
+        <w:jc w:val="both"/>
+        <w:rPr>
+          <w:rFonts w:ascii="Arial Narrow" w:eastAsia="Arial Narrow" w:hAnsi="Arial Narrow" w:cs="Arial Narrow"/>
+          <w:sz w:val="16"/>
+          <w:szCs w:val="16"/>
+        </w:rPr>
+      </w:pPr>
+    </w:p>
+    <w:p>
+      <w:pPr>
+        <w:pStyle w:val="Textonotapie"/>
+        <w:ind w:left="567"/>
+        <w:jc w:val="both"/>
+        <w:rPr>
+          <w:rFonts w:ascii="Arial Narrow" w:eastAsia="Arial Narrow" w:hAnsi="Arial Narrow" w:cs="Arial Narrow"/>
+          <w:sz w:val="16"/>
+          <w:szCs w:val="16"/>
+        </w:rPr>
+      </w:pPr>
+      <w:r>
+        <w:rPr>
+          <w:rFonts w:ascii="Arial Narrow" w:eastAsia="Arial Narrow" w:hAnsi="Arial Narrow" w:cs="Arial Narrow"/>
+          <w:b/>
+          <w:bCs/>
+          <w:sz w:val="16"/>
+          <w:szCs w:val="16"/>
+        </w:rPr>
+        <w:t>Artículo 2.-</w:t>
+      </w:r>
+      <w:r>
+        <w:rPr>
+          <w:rFonts w:ascii="Arial Narrow" w:eastAsia="Arial Narrow" w:hAnsi="Arial Narrow" w:cs="Arial Narrow"/>
+          <w:sz w:val="16"/>
+          <w:szCs w:val="16"/>
+        </w:rPr>
+        <w:t xml:space="preserve"> Sin que la presente enumeración tenga carácter taxativo cada Comisión, Oficina o Sala del Tribunal del INDECOPI tiene las siguientes facultades:</w:t>
+      </w:r>
+    </w:p>
+    <w:p>
+      <w:pPr>
+        <w:pStyle w:val="Textonotapie"/>
+        <w:ind w:left="567"/>
+        <w:jc w:val="both"/>
+        <w:rPr>
+          <w:rFonts w:ascii="Arial Narrow" w:eastAsia="Arial Narrow" w:hAnsi="Arial Narrow" w:cs="Arial Narrow"/>
+          <w:sz w:val="16"/>
+          <w:szCs w:val="16"/>
+        </w:rPr>
+      </w:pPr>
+      <w:r>
+        <w:rPr>
+          <w:rFonts w:ascii="Arial Narrow" w:eastAsia="Arial Narrow" w:hAnsi="Arial Narrow" w:cs="Arial Narrow"/>
+          <w:sz w:val="16"/>
+          <w:szCs w:val="16"/>
+        </w:rPr>
+        <w:t>a) Exigir a las personas naturales o jurídicas la exhibición de todo tipo de documentos, incluyendo los libros contables y societarios, los comprobantes de pago, la correspondencia comercial y los registros magnéticos incluyendo, en este caso, los programas que fueran necesarios para su lectura; así como solicitar información referida a la organización, los negocios, el accionariado y la estructura de propiedad de las empresas.</w:t>
+      </w:r>
+    </w:p>
+    <w:p>
+      <w:pPr>
+        <w:pStyle w:val="Textonotapie"/>
+        <w:ind w:firstLine="567"/>
+        <w:jc w:val="both"/>
+        <w:rPr>
+          <w:rFonts w:ascii="Arial Narrow" w:eastAsia="Arial Narrow" w:hAnsi="Arial Narrow" w:cs="Arial Narrow"/>
+          <w:sz w:val="16"/>
+          <w:szCs w:val="16"/>
+        </w:rPr>
+      </w:pPr>
+      <w:r>
+        <w:rPr>
+          <w:rFonts w:ascii="Arial Narrow" w:eastAsia="Arial Narrow" w:hAnsi="Arial Narrow" w:cs="Arial Narrow"/>
+          <w:sz w:val="16"/>
+          <w:szCs w:val="16"/>
+        </w:rPr>
+        <w:t>(...)</w:t>
+      </w:r>
+    </w:p>
+    <w:p>
+      <w:pPr>
+        <w:pStyle w:val="Textonotapie"/>
+        <w:ind w:left="567"/>
+        <w:jc w:val="both"/>
+        <w:rPr>
+          <w:rFonts w:ascii="Arial Narrow" w:eastAsia="Arial Narrow" w:hAnsi="Arial Narrow" w:cs="Arial Narrow"/>
+          <w:sz w:val="16"/>
+          <w:szCs w:val="16"/>
+        </w:rPr>
+      </w:pPr>
+    </w:p>
+    <w:p>
+      <w:pPr>
+        <w:pStyle w:val="Textonotapie"/>
+        <w:ind w:left="567"/>
+        <w:jc w:val="both"/>
+        <w:rPr>
+          <w:rFonts w:ascii="Arial Narrow" w:eastAsia="Arial Narrow" w:hAnsi="Arial Narrow" w:cs="Arial Narrow"/>
+          <w:sz w:val="16"/>
+          <w:szCs w:val="16"/>
+        </w:rPr>
+      </w:pPr>
+      <w:r>
+        <w:rPr>
+          <w:rFonts w:ascii="Arial Narrow" w:eastAsia="Arial Narrow" w:hAnsi="Arial Narrow" w:cs="Arial Narrow"/>
+          <w:b/>
+          <w:bCs/>
+          <w:sz w:val="16"/>
+          <w:szCs w:val="16"/>
+        </w:rPr>
+        <w:t>Artículo 24.-</w:t>
+      </w:r>
+      <w:r>
+        <w:rPr>
+          <w:rFonts w:ascii="Arial Narrow" w:eastAsia="Arial Narrow" w:hAnsi="Arial Narrow" w:cs="Arial Narrow"/>
+          <w:sz w:val="16"/>
+          <w:szCs w:val="16"/>
+        </w:rPr>
+        <w:t xml:space="preserve"> El Secretario Técnico se encargará de la tramitación del procedimiento. Para ello, cuenta con las siguientes facultades:</w:t>
+      </w:r>
+    </w:p>
+    <w:p>
+      <w:pPr>
+        <w:pStyle w:val="Textonotapie"/>
+        <w:ind w:firstLine="567"/>
+        <w:jc w:val="both"/>
+        <w:rPr>
+          <w:rFonts w:ascii="Arial Narrow" w:eastAsia="Arial Narrow" w:hAnsi="Arial Narrow" w:cs="Arial Narrow"/>
+          <w:sz w:val="16"/>
+          <w:szCs w:val="16"/>
+        </w:rPr>
+      </w:pPr>
+      <w:r>
+        <w:rPr>
+          <w:rFonts w:ascii="Arial Narrow" w:eastAsia="Arial Narrow" w:hAnsi="Arial Narrow" w:cs="Arial Narrow"/>
+          <w:sz w:val="16"/>
+          <w:szCs w:val="16"/>
+        </w:rPr>
+        <w:t>(...)</w:t>
+      </w:r>
+    </w:p>
+    <w:p>
+      <w:pPr>
+        <w:pStyle w:val="Textonotapie"/>
+        <w:ind w:left="567"/>
+        <w:jc w:val="both"/>
+        <w:rPr>
+          <w:rFonts w:ascii="Arial Narrow" w:eastAsia="Arial Narrow" w:hAnsi="Arial Narrow" w:cs="Arial Narrow"/>
+          <w:sz w:val="16"/>
+          <w:szCs w:val="16"/>
+        </w:rPr>
+      </w:pPr>
+      <w:r>
+        <w:rPr>
+          <w:rFonts w:ascii="Arial Narrow" w:eastAsia="Arial Narrow" w:hAnsi="Arial Narrow" w:cs="Arial Narrow"/>
+          <w:sz w:val="16"/>
+          <w:szCs w:val="16"/>
+        </w:rPr>
+        <w:t>f) Llevar a cabo las inspecciones e investigaciones necesarias para otorgar mayores elementos de juicio a la Comisión, así como las fiscalizaciones que, de ser el caso, se contemplen en disposiciones legales y reglamentarias, que considere pertinentes o que sean requeridas por la Comisión.</w:t>
+      </w:r>
+    </w:p>
+    <w:p>
+      <w:pPr>
+        <w:pStyle w:val="Textonotapie"/>
+        <w:ind w:left="567" w:hanging="567"/>
+        <w:jc w:val="both"/>
+        <w:rPr>
+          <w:rFonts w:ascii="Arial Narrow" w:eastAsia="Arial Narrow" w:hAnsi="Arial Narrow" w:cs="Arial Narrow"/>
+          <w:sz w:val="16"/>
+          <w:szCs w:val="16"/>
+        </w:rPr>
+      </w:pPr>
+    </w:p>
+  </w:footnote>
+  <w:footnote w:id="7">
+    <w:p>
+      <w:pPr>
+        <w:pStyle w:val="Textonotapie"/>
+        <w:ind w:left="567" w:right="-1" w:hanging="567"/>
+        <w:jc w:val="both"/>
+        <w:rPr>
+          <w:rFonts w:ascii="Arial Narrow" w:eastAsia="Arial Narrow" w:hAnsi="Arial Narrow" w:cs="Arial Narrow"/>
+          <w:b/>
+          <w:bCs/>
+          <w:sz w:val="16"/>
+          <w:szCs w:val="16"/>
+        </w:rPr>
+      </w:pPr>
+      <w:r>
+        <w:rPr>
+          <w:rStyle w:val="Refdenotaalpie"/>
+          <w:rFonts w:ascii="Arial Narrow" w:eastAsia="Arial Narrow" w:hAnsi="Arial Narrow" w:cs="Arial Narrow"/>
+          <w:sz w:val="16"/>
+          <w:szCs w:val="16"/>
+          <w:vertAlign w:val="superscript"/>
+        </w:rPr>
+        <w:footnoteRef/>
+      </w:r>
+      <w:r>
+        <w:rPr>
+          <w:rFonts w:ascii="Arial Narrow" w:eastAsia="Arial Narrow" w:hAnsi="Arial Narrow" w:cs="Arial Narrow"/>
+          <w:sz w:val="16"/>
+          <w:szCs w:val="16"/>
+        </w:rPr>
+        <w:t xml:space="preserve"> </w:t>
+      </w:r>
+      <w:r>
+        <w:rPr>
+          <w:rFonts w:ascii="Arial Narrow" w:eastAsia="Arial Narrow" w:hAnsi="Arial Narrow" w:cs="Arial Narrow"/>
+          <w:sz w:val="16"/>
+          <w:szCs w:val="16"/>
+        </w:rPr>
+        <w:tab/>
+      </w:r>
+      <w:r>
+        <w:rPr>
+          <w:rFonts w:ascii="Arial Narrow" w:eastAsia="Arial Narrow" w:hAnsi="Arial Narrow" w:cs="Arial Narrow"/>
+          <w:b/>
+          <w:bCs/>
+          <w:sz w:val="16"/>
+          <w:szCs w:val="16"/>
+        </w:rPr>
+        <w:t xml:space="preserve">LEY </w:t>
+      </w:r>
+      <w:proofErr w:type="spellStart"/>
+      <w:r>
+        <w:rPr>
+          <w:rFonts w:ascii="Arial Narrow" w:eastAsia="Arial Narrow" w:hAnsi="Arial Narrow" w:cs="Arial Narrow"/>
+          <w:b/>
+          <w:bCs/>
+          <w:sz w:val="16"/>
+          <w:szCs w:val="16"/>
+        </w:rPr>
+        <w:t/>
+      </w:r>
+      <w:proofErr w:type="spellEnd"/>
+      <w:r>
+        <w:rPr>
+          <w:rFonts w:ascii="Arial Narrow" w:eastAsia="Arial Narrow" w:hAnsi="Arial Narrow" w:cs="Arial Narrow"/>
+          <w:b/>
+          <w:bCs/>
+          <w:sz w:val="16"/>
+          <w:szCs w:val="16"/>
+        </w:rPr>
+        <w:t xml:space="preserve"> 29571, CÓDIGO DE PROTECCIÓN Y DEFENSA DEL CONSUMIDOR, publicado el 2 de setiembre de 2010 y modificado por Decreto Legislativo </w:t>
+      </w:r>
+      <w:proofErr w:type="spellStart"/>
+      <w:r>
+        <w:rPr>
+          <w:rFonts w:ascii="Arial Narrow" w:eastAsia="Arial Narrow" w:hAnsi="Arial Narrow" w:cs="Arial Narrow"/>
+          <w:b/>
+          <w:bCs/>
+          <w:sz w:val="16"/>
+          <w:szCs w:val="16"/>
+        </w:rPr>
+        <w:t/>
+      </w:r>
+      <w:proofErr w:type="spellEnd"/>
+      <w:r>
+        <w:rPr>
+          <w:rFonts w:ascii="Arial Narrow" w:eastAsia="Arial Narrow" w:hAnsi="Arial Narrow" w:cs="Arial Narrow"/>
+          <w:b/>
+          <w:bCs/>
+          <w:sz w:val="16"/>
+          <w:szCs w:val="16"/>
+        </w:rPr>
+        <w:t xml:space="preserve"> 1308 </w:t>
       </w:r>
     </w:p>
     <w:p>
@@ -4868,13 +6432,359 @@
         <w:jc w:val="both"/>
         <w:rPr>
           <w:rFonts w:ascii="Arial Narrow" w:eastAsia="Arial Narrow" w:hAnsi="Arial Narrow" w:cs="Arial Narrow"/>
-          <w:sz w:val="15"/>
-          <w:szCs w:val="15"/>
-        </w:rPr>
-      </w:pPr>
-    </w:p>
-  </w:footnote>
-  <w:footnote w:id="5">
+          <w:sz w:val="16"/>
+          <w:szCs w:val="16"/>
+        </w:rPr>
+      </w:pPr>
+      <w:r>
+        <w:rPr>
+          <w:rFonts w:ascii="Arial Narrow" w:eastAsia="Arial Narrow" w:hAnsi="Arial Narrow" w:cs="Arial Narrow"/>
+          <w:b/>
+          <w:bCs/>
+          <w:sz w:val="16"/>
+          <w:szCs w:val="16"/>
+        </w:rPr>
+        <w:t>Artículo 105.- Autoridad competente.</w:t>
+      </w:r>
+      <w:r>
+        <w:rPr>
+          <w:rFonts w:ascii="Arial Narrow" w:eastAsia="Arial Narrow" w:hAnsi="Arial Narrow" w:cs="Arial Narrow"/>
+          <w:sz w:val="16"/>
+          <w:szCs w:val="16"/>
+        </w:rPr>
+        <w:t xml:space="preserve"> </w:t>
+      </w:r>
+    </w:p>
+    <w:p>
+      <w:pPr>
+        <w:pStyle w:val="Textonotapie"/>
+        <w:ind w:left="567" w:right="-1"/>
+        <w:jc w:val="both"/>
+        <w:rPr>
+          <w:rFonts w:ascii="Arial Narrow" w:eastAsia="Arial Narrow" w:hAnsi="Arial Narrow" w:cs="Arial Narrow"/>
+          <w:sz w:val="16"/>
+          <w:szCs w:val="16"/>
+        </w:rPr>
+      </w:pPr>
+      <w:r>
+        <w:rPr>
+          <w:rFonts w:ascii="Arial Narrow" w:eastAsia="Arial Narrow" w:hAnsi="Arial Narrow" w:cs="Arial Narrow"/>
+          <w:sz w:val="16"/>
+          <w:szCs w:val="16"/>
+        </w:rPr>
+        <w:t xml:space="preserve">El Instituto Nacional de Defensa de la Competencia y de la Protección de la Propiedad Intelectual (Indecopi) es la autoridad con competencia primaria y de alcance nacional para conocer las presuntas infracciones a las disposiciones contenidas en el presente Código, así como para imponer las sanciones y medidas correctivas establecidas en el presente capítulo, conforme al Decreto Legislativo </w:t>
+      </w:r>
+      <w:proofErr w:type="spellStart"/>
+      <w:r>
+        <w:rPr>
+          <w:rFonts w:ascii="Arial Narrow" w:eastAsia="Arial Narrow" w:hAnsi="Arial Narrow" w:cs="Arial Narrow"/>
+          <w:sz w:val="16"/>
+          <w:szCs w:val="16"/>
+        </w:rPr>
+        <w:t/>
+      </w:r>
+      <w:proofErr w:type="spellEnd"/>
+      <w:r>
+        <w:rPr>
+          <w:rFonts w:ascii="Arial Narrow" w:eastAsia="Arial Narrow" w:hAnsi="Arial Narrow" w:cs="Arial Narrow"/>
+          <w:sz w:val="16"/>
+          <w:szCs w:val="16"/>
+        </w:rPr>
+        <w:t xml:space="preserve"> 1033, Ley de Organización y Funciones del Indecopi. Dicha competencia solo puede ser negada cuando ella haya sido asignada o se asigne a favor de otro organismo por norma expresa con rango de ley. </w:t>
+      </w:r>
+    </w:p>
+    <w:p>
+      <w:pPr>
+        <w:pStyle w:val="Textonotapie"/>
+        <w:ind w:left="567" w:right="-1"/>
+        <w:jc w:val="both"/>
+        <w:rPr>
+          <w:rFonts w:ascii="Arial Narrow" w:eastAsia="Arial Narrow" w:hAnsi="Arial Narrow" w:cs="Arial Narrow"/>
+          <w:sz w:val="16"/>
+          <w:szCs w:val="16"/>
+        </w:rPr>
+      </w:pPr>
+      <w:r>
+        <w:rPr>
+          <w:rFonts w:ascii="Arial Narrow" w:eastAsia="Arial Narrow" w:hAnsi="Arial Narrow" w:cs="Arial Narrow"/>
+          <w:sz w:val="16"/>
+          <w:szCs w:val="16"/>
+        </w:rPr>
+        <w:t xml:space="preserve">(…). </w:t>
+      </w:r>
+    </w:p>
+    <w:p>
+      <w:pPr>
+        <w:pStyle w:val="Textonotapie"/>
+        <w:ind w:left="567" w:right="-1"/>
+        <w:jc w:val="both"/>
+        <w:rPr>
+          <w:rFonts w:ascii="Arial Narrow" w:eastAsia="Arial Narrow" w:hAnsi="Arial Narrow" w:cs="Arial Narrow"/>
+          <w:sz w:val="16"/>
+          <w:szCs w:val="16"/>
+        </w:rPr>
+      </w:pPr>
+      <w:r>
+        <w:rPr>
+          <w:rFonts w:ascii="Arial Narrow" w:eastAsia="Arial Narrow" w:hAnsi="Arial Narrow" w:cs="Arial Narrow"/>
+          <w:sz w:val="16"/>
+          <w:szCs w:val="16"/>
+        </w:rPr>
+        <w:t xml:space="preserve"> </w:t>
+      </w:r>
+    </w:p>
+    <w:p>
+      <w:pPr>
+        <w:pStyle w:val="Textonotapie"/>
+        <w:ind w:left="567" w:right="-1"/>
+        <w:jc w:val="both"/>
+        <w:rPr>
+          <w:rFonts w:ascii="Arial Narrow" w:eastAsia="Arial Narrow" w:hAnsi="Arial Narrow" w:cs="Arial Narrow"/>
+          <w:b/>
+          <w:bCs/>
+          <w:sz w:val="16"/>
+          <w:szCs w:val="16"/>
+        </w:rPr>
+      </w:pPr>
+      <w:r>
+        <w:rPr>
+          <w:rFonts w:ascii="Arial Narrow" w:eastAsia="Arial Narrow" w:hAnsi="Arial Narrow" w:cs="Arial Narrow"/>
+          <w:b/>
+          <w:bCs/>
+          <w:sz w:val="16"/>
+          <w:szCs w:val="16"/>
+        </w:rPr>
+        <w:t xml:space="preserve">LEY DE ORGANIZACIÓN Y FUNCIONES DEL INDECOPI, APROBADA POR DECRETO LEGISLATIVO </w:t>
+      </w:r>
+      <w:proofErr w:type="spellStart"/>
+      <w:r>
+        <w:rPr>
+          <w:rFonts w:ascii="Arial Narrow" w:eastAsia="Arial Narrow" w:hAnsi="Arial Narrow" w:cs="Arial Narrow"/>
+          <w:b/>
+          <w:bCs/>
+          <w:sz w:val="16"/>
+          <w:szCs w:val="16"/>
+        </w:rPr>
+        <w:t/>
+      </w:r>
+      <w:proofErr w:type="spellEnd"/>
+      <w:r>
+        <w:rPr>
+          <w:rFonts w:ascii="Arial Narrow" w:eastAsia="Arial Narrow" w:hAnsi="Arial Narrow" w:cs="Arial Narrow"/>
+          <w:b/>
+          <w:bCs/>
+          <w:sz w:val="16"/>
+          <w:szCs w:val="16"/>
+        </w:rPr>
+        <w:t xml:space="preserve"> 1033 </w:t>
+      </w:r>
+    </w:p>
+    <w:p>
+      <w:pPr>
+        <w:pStyle w:val="Textonotapie"/>
+        <w:ind w:left="567" w:right="-1"/>
+        <w:jc w:val="both"/>
+        <w:rPr>
+          <w:rFonts w:ascii="Arial Narrow" w:eastAsia="Arial Narrow" w:hAnsi="Arial Narrow" w:cs="Arial Narrow"/>
+          <w:sz w:val="16"/>
+          <w:szCs w:val="16"/>
+        </w:rPr>
+      </w:pPr>
+      <w:r>
+        <w:rPr>
+          <w:rFonts w:ascii="Arial Narrow" w:eastAsia="Arial Narrow" w:hAnsi="Arial Narrow" w:cs="Arial Narrow"/>
+          <w:b/>
+          <w:bCs/>
+          <w:sz w:val="16"/>
+          <w:szCs w:val="16"/>
+        </w:rPr>
+        <w:t>Artículo 27.-</w:t>
+      </w:r>
+      <w:r>
+        <w:rPr>
+          <w:rFonts w:ascii="Arial Narrow" w:eastAsia="Arial Narrow" w:hAnsi="Arial Narrow" w:cs="Arial Narrow"/>
+          <w:sz w:val="16"/>
+          <w:szCs w:val="16"/>
+        </w:rPr>
+        <w:t xml:space="preserve"> De la Comisión de Protección al Consumidor.- </w:t>
+      </w:r>
+    </w:p>
+    <w:p>
+      <w:pPr>
+        <w:pStyle w:val="Textonotapie"/>
+        <w:ind w:left="567" w:right="-1"/>
+        <w:jc w:val="both"/>
+        <w:rPr>
+          <w:rFonts w:ascii="Arial Narrow" w:eastAsia="Arial Narrow" w:hAnsi="Arial Narrow" w:cs="Arial Narrow"/>
+          <w:sz w:val="16"/>
+          <w:szCs w:val="16"/>
+        </w:rPr>
+      </w:pPr>
+      <w:r>
+        <w:rPr>
+          <w:rFonts w:ascii="Arial Narrow" w:eastAsia="Arial Narrow" w:hAnsi="Arial Narrow" w:cs="Arial Narrow"/>
+          <w:sz w:val="16"/>
+          <w:szCs w:val="16"/>
+        </w:rPr>
+        <w:t xml:space="preserve">Corresponde a la Comisión de Protección al Consumidor velar por el cumplimiento de la Ley de Protección al Consumidor y de las leyes que, en general, protegen a los consumidores de la falta de idoneidad de los bienes y servicios en función de la información brindada, de las omisiones de información y de la discriminación en el consumo, así como de aquellas que complementen o sustituyan a las anteriores. </w:t>
+      </w:r>
+    </w:p>
+    <w:p>
+      <w:pPr>
+        <w:pStyle w:val="Textonotapie"/>
+        <w:ind w:left="567" w:right="-1"/>
+        <w:jc w:val="both"/>
+        <w:rPr>
+          <w:rFonts w:ascii="Arial Narrow" w:eastAsia="Arial Narrow" w:hAnsi="Arial Narrow" w:cs="Arial Narrow"/>
+          <w:sz w:val="16"/>
+          <w:szCs w:val="16"/>
+        </w:rPr>
+      </w:pPr>
+      <w:r>
+        <w:rPr>
+          <w:rFonts w:ascii="Arial Narrow" w:eastAsia="Arial Narrow" w:hAnsi="Arial Narrow" w:cs="Arial Narrow"/>
+          <w:sz w:val="16"/>
+          <w:szCs w:val="16"/>
+        </w:rPr>
+        <w:t xml:space="preserve"> </w:t>
+      </w:r>
+    </w:p>
+    <w:p>
+      <w:pPr>
+        <w:pStyle w:val="Textonotapie"/>
+        <w:ind w:left="567" w:right="-1"/>
+        <w:jc w:val="both"/>
+        <w:rPr>
+          <w:rFonts w:ascii="Arial Narrow" w:eastAsia="Arial Narrow" w:hAnsi="Arial Narrow" w:cs="Arial Narrow"/>
+          <w:b/>
+          <w:bCs/>
+          <w:sz w:val="16"/>
+          <w:szCs w:val="16"/>
+        </w:rPr>
+      </w:pPr>
+      <w:r>
+        <w:rPr>
+          <w:rFonts w:ascii="Arial Narrow" w:eastAsia="Arial Narrow" w:hAnsi="Arial Narrow" w:cs="Arial Narrow"/>
+          <w:b/>
+          <w:bCs/>
+          <w:sz w:val="16"/>
+          <w:szCs w:val="16"/>
+        </w:rPr>
+        <w:t xml:space="preserve">LEY SOBRE FACULTADES, NORMAS Y ORGANIZACIÓN DEL INDECOPI, APROBADA POR DECRETO LEGISLATIVO </w:t>
+      </w:r>
+      <w:proofErr w:type="spellStart"/>
+      <w:r>
+        <w:rPr>
+          <w:rFonts w:ascii="Arial Narrow" w:eastAsia="Arial Narrow" w:hAnsi="Arial Narrow" w:cs="Arial Narrow"/>
+          <w:b/>
+          <w:bCs/>
+          <w:sz w:val="16"/>
+          <w:szCs w:val="16"/>
+        </w:rPr>
+        <w:t/>
+      </w:r>
+      <w:proofErr w:type="spellEnd"/>
+      <w:r>
+        <w:rPr>
+          <w:rFonts w:ascii="Arial Narrow" w:eastAsia="Arial Narrow" w:hAnsi="Arial Narrow" w:cs="Arial Narrow"/>
+          <w:b/>
+          <w:bCs/>
+          <w:sz w:val="16"/>
+          <w:szCs w:val="16"/>
+        </w:rPr>
+        <w:t xml:space="preserve"> 807 </w:t>
+      </w:r>
+    </w:p>
+    <w:p>
+      <w:pPr>
+        <w:pStyle w:val="Textonotapie"/>
+        <w:ind w:left="567" w:right="-1"/>
+        <w:jc w:val="both"/>
+        <w:rPr>
+          <w:rFonts w:ascii="Arial Narrow" w:eastAsia="Arial Narrow" w:hAnsi="Arial Narrow" w:cs="Arial Narrow"/>
+          <w:sz w:val="16"/>
+          <w:szCs w:val="16"/>
+        </w:rPr>
+      </w:pPr>
+      <w:r>
+        <w:rPr>
+          <w:rFonts w:ascii="Arial Narrow" w:eastAsia="Arial Narrow" w:hAnsi="Arial Narrow" w:cs="Arial Narrow"/>
+          <w:b/>
+          <w:bCs/>
+          <w:sz w:val="16"/>
+          <w:szCs w:val="16"/>
+        </w:rPr>
+        <w:t>Artículo 24.</w:t>
+      </w:r>
+      <w:r>
+        <w:rPr>
+          <w:rFonts w:ascii="Arial Narrow" w:eastAsia="Arial Narrow" w:hAnsi="Arial Narrow" w:cs="Arial Narrow"/>
+          <w:sz w:val="16"/>
+          <w:szCs w:val="16"/>
+        </w:rPr>
+        <w:t xml:space="preserve">- El Secretario Técnico se encargará de la tramitación del procedimiento. Para ello, cuenta con las siguientes facultades: </w:t>
+      </w:r>
+    </w:p>
+    <w:p>
+      <w:pPr>
+        <w:pStyle w:val="Textonotapie"/>
+        <w:ind w:left="567" w:right="-1"/>
+        <w:jc w:val="both"/>
+        <w:rPr>
+          <w:rFonts w:ascii="Arial Narrow" w:eastAsia="Arial Narrow" w:hAnsi="Arial Narrow" w:cs="Arial Narrow"/>
+          <w:sz w:val="16"/>
+          <w:szCs w:val="16"/>
+        </w:rPr>
+      </w:pPr>
+      <w:r>
+        <w:rPr>
+          <w:rFonts w:ascii="Arial Narrow" w:eastAsia="Arial Narrow" w:hAnsi="Arial Narrow" w:cs="Arial Narrow"/>
+          <w:sz w:val="16"/>
+          <w:szCs w:val="16"/>
+        </w:rPr>
+        <w:t xml:space="preserve">(...) </w:t>
+      </w:r>
+    </w:p>
+    <w:p>
+      <w:pPr>
+        <w:pStyle w:val="Textonotapie"/>
+        <w:ind w:left="567" w:right="-1"/>
+        <w:jc w:val="both"/>
+        <w:rPr>
+          <w:rFonts w:ascii="Arial Narrow" w:eastAsia="Arial Narrow" w:hAnsi="Arial Narrow" w:cs="Arial Narrow"/>
+          <w:sz w:val="16"/>
+          <w:szCs w:val="16"/>
+        </w:rPr>
+      </w:pPr>
+      <w:r>
+        <w:rPr>
+          <w:rFonts w:ascii="Arial Narrow" w:eastAsia="Arial Narrow" w:hAnsi="Arial Narrow" w:cs="Arial Narrow"/>
+          <w:sz w:val="16"/>
+          <w:szCs w:val="16"/>
+        </w:rPr>
+        <w:t xml:space="preserve">c) Admitir denuncias a trámite, en aquellos casos en que la Comisión le haya delegado esta facultad. </w:t>
+      </w:r>
+    </w:p>
+    <w:p>
+      <w:pPr>
+        <w:pStyle w:val="Textonotapie"/>
+        <w:ind w:left="567" w:right="-1"/>
+        <w:jc w:val="both"/>
+        <w:rPr>
+          <w:rFonts w:ascii="Arial Narrow" w:eastAsia="Arial Narrow" w:hAnsi="Arial Narrow" w:cs="Arial Narrow"/>
+          <w:sz w:val="16"/>
+          <w:szCs w:val="16"/>
+        </w:rPr>
+      </w:pPr>
+      <w:r>
+        <w:rPr>
+          <w:rFonts w:ascii="Arial Narrow" w:eastAsia="Arial Narrow" w:hAnsi="Arial Narrow" w:cs="Arial Narrow"/>
+          <w:sz w:val="16"/>
+          <w:szCs w:val="16"/>
+        </w:rPr>
+        <w:t xml:space="preserve">(...). </w:t>
+      </w:r>
+    </w:p>
     <w:p>
       <w:pPr>
         <w:pStyle w:val="Textonotapie"/>
@@ -4884,1000 +6794,89 @@
           <w:rFonts w:ascii="Arial Narrow" w:eastAsia="Arial Narrow" w:hAnsi="Arial Narrow" w:cs="Arial Narrow"/>
           <w:b/>
           <w:bCs/>
-          <w:sz w:val="15"/>
-          <w:szCs w:val="15"/>
-        </w:rPr>
-      </w:pPr>
-      <w:r>
-        <w:rPr>
-          <w:rStyle w:val="Refdenotaalpie"/>
-          <w:rFonts w:ascii="Arial Narrow" w:hAnsi="Arial Narrow"/>
-          <w:sz w:val="16"/>
-          <w:szCs w:val="15"/>
-          <w:vertAlign w:val="superscript"/>
-        </w:rPr>
-        <w:footnoteRef/>
-      </w:r>
-      <w:r>
-        <w:rPr>
-          <w:rFonts w:ascii="Arial Narrow" w:hAnsi="Arial Narrow"/>
-          <w:sz w:val="15"/>
-          <w:szCs w:val="15"/>
-        </w:rPr>
-        <w:t xml:space="preserve"> </w:t>
-      </w:r>
-      <w:r>
-        <w:rPr>
-          <w:rFonts w:ascii="Arial Narrow" w:hAnsi="Arial Narrow"/>
-          <w:sz w:val="15"/>
-          <w:szCs w:val="15"/>
-        </w:rPr>
-        <w:tab/>
-      </w:r>
-      <w:r>
-        <w:rPr>
-          <w:rFonts w:ascii="Arial Narrow" w:eastAsia="Arial Narrow" w:hAnsi="Arial Narrow" w:cs="Arial Narrow"/>
-          <w:b/>
-          <w:bCs/>
-          <w:sz w:val="15"/>
-          <w:szCs w:val="15"/>
-        </w:rPr>
-        <w:t xml:space="preserve">LEY </w:t>
-      </w:r>
-      <w:proofErr w:type="spellStart"/>
-      <w:r>
-        <w:rPr>
-          <w:rFonts w:ascii="Arial Narrow" w:eastAsia="Arial Narrow" w:hAnsi="Arial Narrow" w:cs="Arial Narrow"/>
-          <w:b/>
-          <w:bCs/>
-          <w:sz w:val="15"/>
-          <w:szCs w:val="15"/>
-        </w:rPr>
-        <w:t/>
-      </w:r>
-      <w:proofErr w:type="spellEnd"/>
-      <w:r>
-        <w:rPr>
-          <w:rFonts w:ascii="Arial Narrow" w:eastAsia="Arial Narrow" w:hAnsi="Arial Narrow" w:cs="Arial Narrow"/>
-          <w:b/>
-          <w:bCs/>
-          <w:sz w:val="15"/>
-          <w:szCs w:val="15"/>
-        </w:rPr>
-        <w:t xml:space="preserve"> 29571, CÓDIGO DE PROTECCIÓN Y DEFENSA DEL CONSUMIDOR, publicado el 2 de setiembre de 2010 y modificado por Decreto Legislativo </w:t>
-      </w:r>
-      <w:proofErr w:type="spellStart"/>
-      <w:r>
-        <w:rPr>
-          <w:rFonts w:ascii="Arial Narrow" w:eastAsia="Arial Narrow" w:hAnsi="Arial Narrow" w:cs="Arial Narrow"/>
-          <w:b/>
-          <w:bCs/>
-          <w:sz w:val="15"/>
-          <w:szCs w:val="15"/>
-        </w:rPr>
-        <w:t/>
-      </w:r>
-      <w:proofErr w:type="spellEnd"/>
-      <w:r>
-        <w:rPr>
-          <w:rFonts w:ascii="Arial Narrow" w:eastAsia="Arial Narrow" w:hAnsi="Arial Narrow" w:cs="Arial Narrow"/>
-          <w:b/>
-          <w:bCs/>
-          <w:sz w:val="15"/>
-          <w:szCs w:val="15"/>
-        </w:rPr>
-        <w:t xml:space="preserve"> 1308 </w:t>
-      </w:r>
-    </w:p>
-    <w:p>
-      <w:pPr>
-        <w:pStyle w:val="Textonotapie"/>
-        <w:ind w:left="567" w:right="-1"/>
-        <w:jc w:val="both"/>
-        <w:rPr>
-          <w:rFonts w:ascii="Arial Narrow" w:eastAsia="Arial Narrow" w:hAnsi="Arial Narrow" w:cs="Arial Narrow"/>
-          <w:b/>
-          <w:bCs/>
-          <w:sz w:val="15"/>
-          <w:szCs w:val="15"/>
-        </w:rPr>
-      </w:pPr>
-      <w:r>
-        <w:rPr>
-          <w:rFonts w:ascii="Arial Narrow" w:eastAsia="Arial Narrow" w:hAnsi="Arial Narrow" w:cs="Arial Narrow"/>
-          <w:b/>
-          <w:bCs/>
-          <w:sz w:val="15"/>
-          <w:szCs w:val="15"/>
-        </w:rPr>
-        <w:t xml:space="preserve">Artículo 18.- Idoneidad </w:t>
-      </w:r>
-    </w:p>
-    <w:p>
-      <w:pPr>
-        <w:pStyle w:val="Textonotapie"/>
-        <w:ind w:left="567" w:right="-1"/>
-        <w:jc w:val="both"/>
-        <w:rPr>
-          <w:rFonts w:ascii="Arial Narrow" w:eastAsia="Arial Narrow" w:hAnsi="Arial Narrow" w:cs="Arial Narrow"/>
-          <w:sz w:val="15"/>
-          <w:szCs w:val="15"/>
-        </w:rPr>
-      </w:pPr>
-      <w:r>
-        <w:rPr>
-          <w:rFonts w:ascii="Arial Narrow" w:eastAsia="Arial Narrow" w:hAnsi="Arial Narrow" w:cs="Arial Narrow"/>
-          <w:sz w:val="15"/>
-          <w:szCs w:val="15"/>
-        </w:rPr>
-        <w:t xml:space="preserve">Se entiende por idoneidad la correspondencia entre lo que un consumidor espera y lo que efectivamente recibe, en función a lo que se le hubiera ofrecido, la publicidad e información transmitida, las condiciones y circunstancias de la transacción, las características y naturaleza del producto o servicio, el precio, entre otros factores, atendiendo a las circunstancias del caso. </w:t>
-      </w:r>
-    </w:p>
-    <w:p>
-      <w:pPr>
-        <w:pStyle w:val="Textonotapie"/>
-        <w:ind w:left="567" w:right="-1"/>
-        <w:jc w:val="both"/>
-        <w:rPr>
-          <w:rFonts w:ascii="Arial Narrow" w:eastAsia="Arial Narrow" w:hAnsi="Arial Narrow" w:cs="Arial Narrow"/>
-          <w:sz w:val="15"/>
-          <w:szCs w:val="15"/>
-        </w:rPr>
-      </w:pPr>
-      <w:r>
-        <w:rPr>
-          <w:rFonts w:ascii="Arial Narrow" w:eastAsia="Arial Narrow" w:hAnsi="Arial Narrow" w:cs="Arial Narrow"/>
-          <w:sz w:val="15"/>
-          <w:szCs w:val="15"/>
-        </w:rPr>
-        <w:t xml:space="preserve">La idoneidad es evaluada en función a la propia naturaleza del producto o servicio y a su aptitud para satisfacer la finalidad para la cual ha sido puesto en el mercado. Las autorizaciones por parte de los organismos del Estado para la fabricación de un producto o la prestación de un servicio, en los casos que sea necesario, no eximen de responsabilidad al proveedor frente al consumidor. </w:t>
-      </w:r>
-    </w:p>
-    <w:p>
-      <w:pPr>
-        <w:pStyle w:val="Textonotapie"/>
-        <w:ind w:left="567" w:right="-1"/>
-        <w:jc w:val="both"/>
-        <w:rPr>
-          <w:rFonts w:ascii="Arial Narrow" w:eastAsia="Arial Narrow" w:hAnsi="Arial Narrow" w:cs="Arial Narrow"/>
-          <w:sz w:val="13"/>
-          <w:szCs w:val="13"/>
-        </w:rPr>
-      </w:pPr>
-    </w:p>
-    <w:p>
-      <w:pPr>
-        <w:pStyle w:val="Textonotapie"/>
-        <w:ind w:left="567" w:right="-1"/>
-        <w:jc w:val="both"/>
-        <w:rPr>
-          <w:rFonts w:ascii="Arial Narrow" w:eastAsia="Arial Narrow" w:hAnsi="Arial Narrow" w:cs="Arial Narrow"/>
-          <w:sz w:val="15"/>
-          <w:szCs w:val="15"/>
-        </w:rPr>
-      </w:pPr>
-      <w:r>
-        <w:rPr>
-          <w:rFonts w:ascii="Arial Narrow" w:eastAsia="Arial Narrow" w:hAnsi="Arial Narrow" w:cs="Arial Narrow"/>
-          <w:b/>
-          <w:bCs/>
-          <w:sz w:val="15"/>
-          <w:szCs w:val="15"/>
-        </w:rPr>
-        <w:t xml:space="preserve">Artículo 19.- Obligación de los proveedores </w:t>
-      </w:r>
-    </w:p>
-    <w:p>
-      <w:pPr>
-        <w:pStyle w:val="Textonotapie"/>
-        <w:ind w:left="567" w:right="-1"/>
-        <w:jc w:val="both"/>
-        <w:rPr>
-          <w:rFonts w:ascii="Arial Narrow" w:eastAsia="Arial Narrow" w:hAnsi="Arial Narrow" w:cs="Arial Narrow"/>
-          <w:sz w:val="15"/>
-          <w:szCs w:val="15"/>
-        </w:rPr>
-      </w:pPr>
-      <w:r>
-        <w:rPr>
-          <w:rFonts w:ascii="Arial Narrow" w:eastAsia="Arial Narrow" w:hAnsi="Arial Narrow" w:cs="Arial Narrow"/>
-          <w:sz w:val="15"/>
-          <w:szCs w:val="15"/>
-        </w:rPr>
-        <w:t>El proveedor responde por la idoneidad y calidad de los productos y servicios ofrecidos; por la autenticidad de las marcas y leyendas que exhiben sus productos o del signo que respalda al prestador del servicio, por la falta de conformidad entre la publicidad comercial de los productos y servicios y estos, así como por el contenido y la vida útil del producto indicado en el envase, en lo que corresponda.</w:t>
-      </w:r>
-    </w:p>
-    <w:p>
-      <w:pPr>
-        <w:pStyle w:val="Textonotapie"/>
-        <w:ind w:left="567" w:right="-1"/>
-        <w:jc w:val="both"/>
-        <w:rPr>
-          <w:rFonts w:ascii="Arial Narrow" w:eastAsia="Arial Narrow" w:hAnsi="Arial Narrow" w:cs="Arial Narrow"/>
-          <w:sz w:val="15"/>
-          <w:szCs w:val="15"/>
+          <w:sz w:val="16"/>
+          <w:szCs w:val="16"/>
         </w:rPr>
       </w:pPr>
     </w:p>
   </w:footnote>
-  <w:footnote w:id="6">
+  <w:footnote w:id="14">
     <w:p>
       <w:pPr>
         <w:pStyle w:val="Textonotapie"/>
         <w:ind w:left="567" w:hanging="567"/>
         <w:jc w:val="both"/>
         <w:rPr>
-          <w:rFonts w:ascii="Arial Narrow" w:eastAsia="Arial Narrow" w:hAnsi="Arial Narrow" w:cs="Arial"/>
-          <w:sz w:val="15"/>
-          <w:szCs w:val="15"/>
+          <w:rFonts w:ascii="Arial Narrow" w:eastAsia="Arial Narrow" w:hAnsi="Arial Narrow" w:cs="Arial Narrow"/>
+          <w:sz w:val="16"/>
+          <w:szCs w:val="16"/>
         </w:rPr>
       </w:pPr>
       <w:r>
         <w:rPr>
           <w:rStyle w:val="Refdenotaalpie"/>
-          <w:rFonts w:ascii="Arial Narrow" w:hAnsi="Arial Narrow" w:cs="Arial"/>
-          <w:sz w:val="16"/>
-          <w:szCs w:val="15"/>
+          <w:rFonts w:ascii="Arial Narrow" w:eastAsia="Arial Narrow" w:hAnsi="Arial Narrow" w:cs="Arial Narrow"/>
+          <w:sz w:val="16"/>
+          <w:szCs w:val="16"/>
           <w:vertAlign w:val="superscript"/>
         </w:rPr>
         <w:footnoteRef/>
       </w:r>
       <w:r>
         <w:rPr>
-          <w:rFonts w:ascii="Arial Narrow" w:hAnsi="Arial Narrow" w:cs="Arial"/>
-          <w:sz w:val="15"/>
-          <w:szCs w:val="15"/>
-        </w:rPr>
-        <w:t xml:space="preserve"> </w:t>
-      </w:r>
-      <w:r>
-        <w:rPr>
-          <w:rFonts w:ascii="Arial Narrow" w:hAnsi="Arial Narrow" w:cs="Arial"/>
-          <w:sz w:val="15"/>
-          <w:szCs w:val="15"/>
+          <w:rFonts w:ascii="Arial Narrow" w:eastAsia="Arial Narrow" w:hAnsi="Arial Narrow" w:cs="Arial Narrow"/>
+          <w:sz w:val="16"/>
+          <w:szCs w:val="16"/>
         </w:rPr>
         <w:tab/>
       </w:r>
       <w:r>
         <w:rPr>
-          <w:rFonts w:ascii="Arial Narrow" w:eastAsia="Arial Narrow" w:hAnsi="Arial Narrow" w:cs="Arial"/>
-          <w:b/>
-          <w:bCs/>
-          <w:sz w:val="15"/>
-          <w:szCs w:val="15"/>
-        </w:rPr>
-        <w:t xml:space="preserve">LEY SOBRE FACULTADES, NORMAS Y ORGANIZACIÓN DEL INDECOPI, APROBADA POR DECRETO LEGISLATIVO </w:t>
-      </w:r>
-      <w:proofErr w:type="spellStart"/>
-      <w:r>
-        <w:rPr>
-          <w:rFonts w:ascii="Arial Narrow" w:eastAsia="Arial Narrow" w:hAnsi="Arial Narrow" w:cs="Arial"/>
-          <w:b/>
-          <w:bCs/>
-          <w:sz w:val="15"/>
-          <w:szCs w:val="15"/>
-        </w:rPr>
-        <w:t/>
-      </w:r>
-      <w:proofErr w:type="spellEnd"/>
-      <w:r>
-        <w:rPr>
-          <w:rFonts w:ascii="Arial Narrow" w:eastAsia="Arial Narrow" w:hAnsi="Arial Narrow" w:cs="Arial"/>
-          <w:b/>
-          <w:bCs/>
-          <w:sz w:val="15"/>
-          <w:szCs w:val="15"/>
-        </w:rPr>
-        <w:t xml:space="preserve"> 807</w:t>
-      </w:r>
-    </w:p>
-    <w:p>
-      <w:pPr>
-        <w:pStyle w:val="Textonotapie"/>
-        <w:ind w:left="567"/>
-        <w:jc w:val="both"/>
-        <w:rPr>
-          <w:rFonts w:ascii="Arial Narrow" w:eastAsia="Arial Narrow" w:hAnsi="Arial Narrow" w:cs="Arial"/>
-          <w:sz w:val="15"/>
-          <w:szCs w:val="15"/>
-        </w:rPr>
-      </w:pPr>
-      <w:r>
-        <w:rPr>
-          <w:rFonts w:ascii="Arial Narrow" w:eastAsia="Arial Narrow" w:hAnsi="Arial Narrow" w:cs="Arial"/>
-          <w:b/>
-          <w:bCs/>
-          <w:sz w:val="15"/>
-          <w:szCs w:val="15"/>
-        </w:rPr>
-        <w:t>Artículo 1.-</w:t>
-      </w:r>
-      <w:r>
-        <w:rPr>
-          <w:rFonts w:ascii="Arial Narrow" w:eastAsia="Arial Narrow" w:hAnsi="Arial Narrow" w:cs="Arial"/>
-          <w:sz w:val="15"/>
-          <w:szCs w:val="15"/>
-        </w:rPr>
-        <w:t xml:space="preserve"> Las Comisiones y Oficinas del Indecopi gozan de las facultades necesarias para desarrollar investigaciones relacionadas con los temas de su competencia. Dichas facultades serán ejercidas a través de las Secretarías Técnicas o Jefes de Oficinas y de los funcionarios que se designen para tal fin. Podrán ejercerse dentro de los procedimientos iniciados o en las investigaciones preliminares que se lleven a cabo para determinar la apertura de un procedimiento.</w:t>
-      </w:r>
-    </w:p>
-    <w:p>
-      <w:pPr>
-        <w:pStyle w:val="Textonotapie"/>
-        <w:ind w:left="567"/>
-        <w:jc w:val="both"/>
-        <w:rPr>
-          <w:rFonts w:ascii="Arial Narrow" w:eastAsia="Arial Narrow" w:hAnsi="Arial Narrow" w:cs="Arial"/>
-          <w:sz w:val="15"/>
-          <w:szCs w:val="15"/>
-        </w:rPr>
-      </w:pPr>
-    </w:p>
-    <w:p>
-      <w:pPr>
-        <w:pStyle w:val="Textonotapie"/>
-        <w:ind w:left="567"/>
-        <w:jc w:val="both"/>
-        <w:rPr>
-          <w:rFonts w:ascii="Arial Narrow" w:eastAsia="Arial Narrow" w:hAnsi="Arial Narrow" w:cs="Arial"/>
-          <w:sz w:val="15"/>
-          <w:szCs w:val="15"/>
-        </w:rPr>
-      </w:pPr>
-      <w:r>
-        <w:rPr>
-          <w:rFonts w:ascii="Arial Narrow" w:eastAsia="Arial Narrow" w:hAnsi="Arial Narrow" w:cs="Arial"/>
-          <w:b/>
-          <w:bCs/>
-          <w:sz w:val="15"/>
-          <w:szCs w:val="15"/>
-        </w:rPr>
-        <w:t>Artículo 2.-</w:t>
-      </w:r>
-      <w:r>
-        <w:rPr>
-          <w:rFonts w:ascii="Arial Narrow" w:eastAsia="Arial Narrow" w:hAnsi="Arial Narrow" w:cs="Arial"/>
-          <w:sz w:val="15"/>
-          <w:szCs w:val="15"/>
-        </w:rPr>
-        <w:t xml:space="preserve"> Sin que la presente enumeración tenga carácter taxativo cada Comisión, Oficina o Sala del Tribunal del INDECOPI tiene las siguientes facultades:</w:t>
-      </w:r>
-    </w:p>
-    <w:p>
-      <w:pPr>
-        <w:pStyle w:val="Textonotapie"/>
-        <w:ind w:left="567"/>
-        <w:jc w:val="both"/>
-        <w:rPr>
-          <w:rFonts w:ascii="Arial Narrow" w:eastAsia="Arial Narrow" w:hAnsi="Arial Narrow" w:cs="Arial"/>
-          <w:sz w:val="15"/>
-          <w:szCs w:val="15"/>
-        </w:rPr>
-      </w:pPr>
-      <w:r>
-        <w:rPr>
-          <w:rFonts w:ascii="Arial Narrow" w:eastAsia="Arial Narrow" w:hAnsi="Arial Narrow" w:cs="Arial"/>
-          <w:sz w:val="15"/>
-          <w:szCs w:val="15"/>
-        </w:rPr>
-        <w:t>a) Exigir a las personas naturales o jurídicas la exhibición de todo tipo de documentos, incluyendo los libros contables y societarios, los comprobantes de pago, la correspondencia comercial y los registros magnéticos incluyendo, en este caso, los programas que fueran necesarios para su lectura; así como solicitar información referida a la organización, los negocios, el accionariado y la estructura de propiedad de las empresas.</w:t>
-      </w:r>
-    </w:p>
-    <w:p>
-      <w:pPr>
-        <w:pStyle w:val="Textonotapie"/>
-        <w:ind w:firstLine="567"/>
-        <w:jc w:val="both"/>
-        <w:rPr>
-          <w:rFonts w:ascii="Arial Narrow" w:eastAsia="Arial Narrow" w:hAnsi="Arial Narrow" w:cs="Arial"/>
-          <w:sz w:val="15"/>
-          <w:szCs w:val="15"/>
-        </w:rPr>
-      </w:pPr>
-      <w:r>
-        <w:rPr>
-          <w:rFonts w:ascii="Arial Narrow" w:eastAsia="Arial Narrow" w:hAnsi="Arial Narrow" w:cs="Arial"/>
-          <w:sz w:val="15"/>
-          <w:szCs w:val="15"/>
-        </w:rPr>
-        <w:t>(...)</w:t>
-      </w:r>
-    </w:p>
-    <w:p>
-      <w:pPr>
-        <w:pStyle w:val="Textonotapie"/>
-        <w:ind w:left="567"/>
-        <w:jc w:val="both"/>
-        <w:rPr>
-          <w:rFonts w:ascii="Arial Narrow" w:eastAsia="Arial Narrow" w:hAnsi="Arial Narrow" w:cs="Arial"/>
-          <w:sz w:val="15"/>
-          <w:szCs w:val="15"/>
-        </w:rPr>
-      </w:pPr>
-    </w:p>
-    <w:p>
-      <w:pPr>
-        <w:pStyle w:val="Textonotapie"/>
-        <w:ind w:left="567"/>
-        <w:jc w:val="both"/>
-        <w:rPr>
-          <w:rFonts w:ascii="Arial Narrow" w:eastAsia="Arial Narrow" w:hAnsi="Arial Narrow" w:cs="Arial"/>
-          <w:sz w:val="15"/>
-          <w:szCs w:val="15"/>
-        </w:rPr>
-      </w:pPr>
-      <w:r>
-        <w:rPr>
-          <w:rFonts w:ascii="Arial Narrow" w:eastAsia="Arial Narrow" w:hAnsi="Arial Narrow" w:cs="Arial"/>
-          <w:b/>
-          <w:bCs/>
-          <w:sz w:val="15"/>
-          <w:szCs w:val="15"/>
-        </w:rPr>
-        <w:t>Artículo 24.-</w:t>
-      </w:r>
-      <w:r>
-        <w:rPr>
-          <w:rFonts w:ascii="Arial Narrow" w:eastAsia="Arial Narrow" w:hAnsi="Arial Narrow" w:cs="Arial"/>
-          <w:sz w:val="15"/>
-          <w:szCs w:val="15"/>
-        </w:rPr>
-        <w:t xml:space="preserve"> El Secretario Técnico se encargará de la tramitación del procedimiento. Para ello, cuenta con las siguientes facultades:</w:t>
-      </w:r>
-    </w:p>
-    <w:p>
-      <w:pPr>
-        <w:pStyle w:val="Textonotapie"/>
-        <w:ind w:firstLine="567"/>
-        <w:jc w:val="both"/>
-        <w:rPr>
-          <w:rFonts w:ascii="Arial Narrow" w:eastAsia="Arial Narrow" w:hAnsi="Arial Narrow" w:cs="Arial"/>
-          <w:sz w:val="15"/>
-          <w:szCs w:val="15"/>
-        </w:rPr>
-      </w:pPr>
-      <w:r>
-        <w:rPr>
-          <w:rFonts w:ascii="Arial Narrow" w:eastAsia="Arial Narrow" w:hAnsi="Arial Narrow" w:cs="Arial"/>
-          <w:sz w:val="15"/>
-          <w:szCs w:val="15"/>
-        </w:rPr>
-        <w:t>(...)</w:t>
-      </w:r>
-    </w:p>
-    <w:p>
-      <w:pPr>
-        <w:pStyle w:val="Textonotapie"/>
-        <w:ind w:left="567"/>
-        <w:jc w:val="both"/>
-        <w:rPr>
-          <w:rFonts w:ascii="Arial Narrow" w:eastAsia="Arial Narrow" w:hAnsi="Arial Narrow" w:cs="Arial"/>
-          <w:sz w:val="15"/>
-          <w:szCs w:val="15"/>
-        </w:rPr>
-      </w:pPr>
-      <w:r>
-        <w:rPr>
-          <w:rFonts w:ascii="Arial Narrow" w:eastAsia="Arial Narrow" w:hAnsi="Arial Narrow" w:cs="Arial"/>
-          <w:sz w:val="15"/>
-          <w:szCs w:val="15"/>
-        </w:rPr>
-        <w:t>f) Llevar a cabo las inspecciones e investigaciones necesarias para otorgar mayores elementos de juicio a la Comisión, así como las fiscalizaciones que, de ser el caso, se contemplen en disposiciones legales y reglamentarias, que considere pertinentes o que sean requeridas por la Comisión.</w:t>
-      </w:r>
-    </w:p>
-    <w:p>
-      <w:pPr>
-        <w:pStyle w:val="Textonotapie"/>
-        <w:jc w:val="both"/>
-        <w:rPr>
-          <w:rFonts w:ascii="Arial Narrow" w:hAnsi="Arial Narrow" w:cs="Arial"/>
-          <w:sz w:val="15"/>
-          <w:szCs w:val="15"/>
-        </w:rPr>
-      </w:pPr>
-    </w:p>
-  </w:footnote>
-  <w:footnote w:id="7">
-    <w:p>
-      <w:pPr>
-        <w:pStyle w:val="Textonotapie"/>
-        <w:ind w:left="567" w:right="-1" w:hanging="567"/>
-        <w:jc w:val="both"/>
-        <w:rPr>
-          <w:rFonts w:ascii="Arial Narrow" w:eastAsia="Arial Narrow" w:hAnsi="Arial Narrow" w:cs="Arial"/>
-          <w:b/>
-          <w:bCs/>
-          <w:sz w:val="15"/>
-          <w:szCs w:val="15"/>
-        </w:rPr>
-      </w:pPr>
-      <w:r>
-        <w:rPr>
-          <w:rStyle w:val="Refdenotaalpie"/>
-          <w:rFonts w:ascii="Arial Narrow" w:hAnsi="Arial Narrow" w:cs="Arial"/>
-          <w:sz w:val="16"/>
-          <w:szCs w:val="15"/>
-          <w:vertAlign w:val="superscript"/>
-        </w:rPr>
-        <w:footnoteRef/>
-      </w:r>
-      <w:r>
-        <w:rPr>
-          <w:rFonts w:ascii="Arial Narrow" w:hAnsi="Arial Narrow" w:cs="Arial"/>
-          <w:sz w:val="15"/>
-          <w:szCs w:val="15"/>
-        </w:rPr>
-        <w:t xml:space="preserve"> </w:t>
-      </w:r>
-      <w:r>
-        <w:rPr>
-          <w:rFonts w:ascii="Arial Narrow" w:hAnsi="Arial Narrow" w:cs="Arial"/>
-          <w:sz w:val="15"/>
-          <w:szCs w:val="15"/>
-        </w:rPr>
-        <w:tab/>
-      </w:r>
-      <w:r>
-        <w:rPr>
-          <w:rFonts w:ascii="Arial Narrow" w:eastAsia="Arial Narrow" w:hAnsi="Arial Narrow" w:cs="Arial"/>
-          <w:b/>
-          <w:bCs/>
-          <w:sz w:val="15"/>
-          <w:szCs w:val="15"/>
-        </w:rPr>
-        <w:t xml:space="preserve">LEY </w:t>
-      </w:r>
-      <w:proofErr w:type="spellStart"/>
-      <w:r>
-        <w:rPr>
-          <w:rFonts w:ascii="Arial Narrow" w:eastAsia="Arial Narrow" w:hAnsi="Arial Narrow" w:cs="Arial"/>
-          <w:b/>
-          <w:bCs/>
-          <w:sz w:val="15"/>
-          <w:szCs w:val="15"/>
-        </w:rPr>
-        <w:t/>
-      </w:r>
-      <w:proofErr w:type="spellEnd"/>
-      <w:r>
-        <w:rPr>
-          <w:rFonts w:ascii="Arial Narrow" w:eastAsia="Arial Narrow" w:hAnsi="Arial Narrow" w:cs="Arial"/>
-          <w:b/>
-          <w:bCs/>
-          <w:sz w:val="15"/>
-          <w:szCs w:val="15"/>
-        </w:rPr>
-        <w:t xml:space="preserve"> 29571, CÓDIGO DE PROTECCIÓN Y DEFENSA DEL CONSUMIDOR, publicado el 2 de setiembre de 2010 y modificado por Decreto Legislativo </w:t>
-      </w:r>
-      <w:proofErr w:type="spellStart"/>
-      <w:r>
-        <w:rPr>
-          <w:rFonts w:ascii="Arial Narrow" w:eastAsia="Arial Narrow" w:hAnsi="Arial Narrow" w:cs="Arial"/>
-          <w:b/>
-          <w:bCs/>
-          <w:sz w:val="15"/>
-          <w:szCs w:val="15"/>
-        </w:rPr>
-        <w:t/>
-      </w:r>
-      <w:proofErr w:type="spellEnd"/>
-      <w:r>
-        <w:rPr>
-          <w:rFonts w:ascii="Arial Narrow" w:eastAsia="Arial Narrow" w:hAnsi="Arial Narrow" w:cs="Arial"/>
-          <w:b/>
-          <w:bCs/>
-          <w:sz w:val="15"/>
-          <w:szCs w:val="15"/>
-        </w:rPr>
-        <w:t xml:space="preserve"> 1308 </w:t>
-      </w:r>
-    </w:p>
-    <w:p>
-      <w:pPr>
-        <w:pStyle w:val="Textonotapie"/>
-        <w:ind w:left="567" w:right="-1"/>
-        <w:jc w:val="both"/>
-        <w:rPr>
-          <w:rFonts w:ascii="Arial Narrow" w:eastAsia="Arial Narrow" w:hAnsi="Arial Narrow" w:cs="Arial"/>
-          <w:sz w:val="15"/>
-          <w:szCs w:val="15"/>
-        </w:rPr>
-      </w:pPr>
-      <w:r>
-        <w:rPr>
-          <w:rFonts w:ascii="Arial Narrow" w:eastAsia="Arial Narrow" w:hAnsi="Arial Narrow" w:cs="Arial"/>
-          <w:b/>
-          <w:bCs/>
-          <w:sz w:val="15"/>
-          <w:szCs w:val="15"/>
-        </w:rPr>
-        <w:t>Artículo 105.- Autoridad competente.</w:t>
-      </w:r>
-      <w:r>
-        <w:rPr>
-          <w:rFonts w:ascii="Arial Narrow" w:eastAsia="Arial Narrow" w:hAnsi="Arial Narrow" w:cs="Arial"/>
-          <w:sz w:val="15"/>
-          <w:szCs w:val="15"/>
-        </w:rPr>
-        <w:t xml:space="preserve"> </w:t>
-      </w:r>
-    </w:p>
-    <w:p>
-      <w:pPr>
-        <w:pStyle w:val="Textonotapie"/>
-        <w:ind w:left="567" w:right="-1"/>
-        <w:jc w:val="both"/>
-        <w:rPr>
-          <w:rFonts w:ascii="Arial Narrow" w:eastAsia="Arial Narrow" w:hAnsi="Arial Narrow" w:cs="Arial"/>
-          <w:sz w:val="15"/>
-          <w:szCs w:val="15"/>
-        </w:rPr>
-      </w:pPr>
-      <w:r>
-        <w:rPr>
-          <w:rFonts w:ascii="Arial Narrow" w:eastAsia="Arial Narrow" w:hAnsi="Arial Narrow" w:cs="Arial"/>
-          <w:sz w:val="15"/>
-          <w:szCs w:val="15"/>
-        </w:rPr>
-        <w:t xml:space="preserve">El Instituto Nacional de Defensa de la Competencia y de la Protección de la Propiedad Intelectual (Indecopi) es la autoridad con competencia primaria y de alcance nacional para conocer las presuntas infracciones a las disposiciones contenidas en el presente Código, así como para imponer las sanciones y medidas correctivas establecidas en el presente capítulo, conforme al Decreto Legislativo </w:t>
-      </w:r>
-      <w:proofErr w:type="spellStart"/>
-      <w:r>
-        <w:rPr>
-          <w:rFonts w:ascii="Arial Narrow" w:eastAsia="Arial Narrow" w:hAnsi="Arial Narrow" w:cs="Arial"/>
-          <w:sz w:val="15"/>
-          <w:szCs w:val="15"/>
-        </w:rPr>
-        <w:t/>
-      </w:r>
-      <w:proofErr w:type="spellEnd"/>
-      <w:r>
-        <w:rPr>
-          <w:rFonts w:ascii="Arial Narrow" w:eastAsia="Arial Narrow" w:hAnsi="Arial Narrow" w:cs="Arial"/>
-          <w:sz w:val="15"/>
-          <w:szCs w:val="15"/>
-        </w:rPr>
-        <w:t xml:space="preserve"> 1033, Ley de Organización y Funciones del Indecopi. Dicha competencia solo puede ser negada cuando ella haya sido asignada o se asigne a favor de otro organismo por norma expresa con rango de ley. </w:t>
-      </w:r>
-    </w:p>
-    <w:p>
-      <w:pPr>
-        <w:pStyle w:val="Textonotapie"/>
-        <w:ind w:left="567" w:right="-1"/>
-        <w:jc w:val="both"/>
-        <w:rPr>
-          <w:rFonts w:ascii="Arial Narrow" w:eastAsia="Arial Narrow" w:hAnsi="Arial Narrow" w:cs="Arial"/>
-          <w:sz w:val="15"/>
-          <w:szCs w:val="15"/>
-        </w:rPr>
-      </w:pPr>
-      <w:r>
-        <w:rPr>
-          <w:rFonts w:ascii="Arial Narrow" w:eastAsia="Arial Narrow" w:hAnsi="Arial Narrow" w:cs="Arial"/>
-          <w:sz w:val="15"/>
-          <w:szCs w:val="15"/>
-        </w:rPr>
-        <w:t xml:space="preserve">(…). </w:t>
-      </w:r>
-    </w:p>
-    <w:p>
-      <w:pPr>
-        <w:pStyle w:val="Textonotapie"/>
-        <w:ind w:left="567" w:right="-1"/>
-        <w:jc w:val="both"/>
-        <w:rPr>
-          <w:rFonts w:ascii="Arial Narrow" w:eastAsia="Arial Narrow" w:hAnsi="Arial Narrow" w:cs="Arial"/>
-          <w:sz w:val="15"/>
-          <w:szCs w:val="15"/>
-        </w:rPr>
-      </w:pPr>
-      <w:r>
-        <w:rPr>
-          <w:rFonts w:ascii="Arial Narrow" w:eastAsia="Arial Narrow" w:hAnsi="Arial Narrow" w:cs="Arial"/>
-          <w:sz w:val="15"/>
-          <w:szCs w:val="15"/>
-        </w:rPr>
-        <w:t xml:space="preserve"> </w:t>
-      </w:r>
-    </w:p>
-    <w:p>
-      <w:pPr>
-        <w:pStyle w:val="Textonotapie"/>
-        <w:ind w:left="567" w:right="-1"/>
-        <w:jc w:val="both"/>
-        <w:rPr>
-          <w:rFonts w:ascii="Arial Narrow" w:eastAsia="Arial Narrow" w:hAnsi="Arial Narrow" w:cs="Arial"/>
-          <w:b/>
-          <w:bCs/>
-          <w:sz w:val="15"/>
-          <w:szCs w:val="15"/>
-        </w:rPr>
-      </w:pPr>
-      <w:r>
-        <w:rPr>
-          <w:rFonts w:ascii="Arial Narrow" w:eastAsia="Arial Narrow" w:hAnsi="Arial Narrow" w:cs="Arial"/>
-          <w:b/>
-          <w:bCs/>
-          <w:sz w:val="15"/>
-          <w:szCs w:val="15"/>
-        </w:rPr>
-        <w:t xml:space="preserve">LEY DE ORGANIZACIÓN Y FUNCIONES DEL INDECOPI, APROBADA POR DECRETO LEGISLATIVO </w:t>
-      </w:r>
-      <w:proofErr w:type="spellStart"/>
-      <w:r>
-        <w:rPr>
-          <w:rFonts w:ascii="Arial Narrow" w:eastAsia="Arial Narrow" w:hAnsi="Arial Narrow" w:cs="Arial"/>
-          <w:b/>
-          <w:bCs/>
-          <w:sz w:val="15"/>
-          <w:szCs w:val="15"/>
-        </w:rPr>
-        <w:t/>
-      </w:r>
-      <w:proofErr w:type="spellEnd"/>
-      <w:r>
-        <w:rPr>
-          <w:rFonts w:ascii="Arial Narrow" w:eastAsia="Arial Narrow" w:hAnsi="Arial Narrow" w:cs="Arial"/>
-          <w:b/>
-          <w:bCs/>
-          <w:sz w:val="15"/>
-          <w:szCs w:val="15"/>
-        </w:rPr>
-        <w:t xml:space="preserve"> 1033 </w:t>
-      </w:r>
-    </w:p>
-    <w:p>
-      <w:pPr>
-        <w:pStyle w:val="Textonotapie"/>
-        <w:ind w:left="567" w:right="-1"/>
-        <w:jc w:val="both"/>
-        <w:rPr>
-          <w:rFonts w:ascii="Arial Narrow" w:eastAsia="Arial Narrow" w:hAnsi="Arial Narrow" w:cs="Arial"/>
-          <w:sz w:val="15"/>
-          <w:szCs w:val="15"/>
-        </w:rPr>
-      </w:pPr>
-      <w:r>
-        <w:rPr>
-          <w:rFonts w:ascii="Arial Narrow" w:eastAsia="Arial Narrow" w:hAnsi="Arial Narrow" w:cs="Arial"/>
-          <w:b/>
-          <w:bCs/>
-          <w:sz w:val="15"/>
-          <w:szCs w:val="15"/>
-        </w:rPr>
-        <w:t>Artículo 27.-</w:t>
-      </w:r>
-      <w:r>
-        <w:rPr>
-          <w:rFonts w:ascii="Arial Narrow" w:eastAsia="Arial Narrow" w:hAnsi="Arial Narrow" w:cs="Arial"/>
-          <w:sz w:val="15"/>
-          <w:szCs w:val="15"/>
-        </w:rPr>
-        <w:t xml:space="preserve"> De la Comisión de Protección al Consumidor.- </w:t>
-      </w:r>
-    </w:p>
-    <w:p>
-      <w:pPr>
-        <w:pStyle w:val="Textonotapie"/>
-        <w:ind w:left="567" w:right="-1"/>
-        <w:jc w:val="both"/>
-        <w:rPr>
-          <w:rFonts w:ascii="Arial Narrow" w:eastAsia="Arial Narrow" w:hAnsi="Arial Narrow" w:cs="Arial"/>
-          <w:sz w:val="15"/>
-          <w:szCs w:val="15"/>
-        </w:rPr>
-      </w:pPr>
-      <w:r>
-        <w:rPr>
-          <w:rFonts w:ascii="Arial Narrow" w:eastAsia="Arial Narrow" w:hAnsi="Arial Narrow" w:cs="Arial"/>
-          <w:sz w:val="15"/>
-          <w:szCs w:val="15"/>
-        </w:rPr>
-        <w:t xml:space="preserve">Corresponde a la Comisión de Protección al Consumidor velar por el cumplimiento de la Ley de Protección al Consumidor y de las leyes que, en general, protegen a los consumidores de la falta de idoneidad de los bienes y servicios en función de la información brindada, de las omisiones de información y de la discriminación en el consumo, así como de aquellas que complementen o sustituyan a las anteriores. </w:t>
-      </w:r>
-    </w:p>
-    <w:p>
-      <w:pPr>
-        <w:pStyle w:val="Textonotapie"/>
-        <w:ind w:left="567" w:right="-1"/>
-        <w:jc w:val="both"/>
-        <w:rPr>
-          <w:rFonts w:ascii="Arial Narrow" w:eastAsia="Arial Narrow" w:hAnsi="Arial Narrow" w:cs="Arial"/>
-          <w:sz w:val="15"/>
-          <w:szCs w:val="15"/>
-        </w:rPr>
-      </w:pPr>
-      <w:r>
-        <w:rPr>
-          <w:rFonts w:ascii="Arial Narrow" w:eastAsia="Arial Narrow" w:hAnsi="Arial Narrow" w:cs="Arial"/>
-          <w:sz w:val="15"/>
-          <w:szCs w:val="15"/>
-        </w:rPr>
-        <w:t xml:space="preserve"> </w:t>
-      </w:r>
-    </w:p>
-    <w:p>
-      <w:pPr>
-        <w:pStyle w:val="Textonotapie"/>
-        <w:ind w:left="567" w:right="-1"/>
-        <w:jc w:val="both"/>
-        <w:rPr>
-          <w:rFonts w:ascii="Arial Narrow" w:eastAsia="Arial Narrow" w:hAnsi="Arial Narrow" w:cs="Arial"/>
-          <w:b/>
-          <w:bCs/>
-          <w:sz w:val="15"/>
-          <w:szCs w:val="15"/>
-        </w:rPr>
-      </w:pPr>
-      <w:r>
-        <w:rPr>
-          <w:rFonts w:ascii="Arial Narrow" w:eastAsia="Arial Narrow" w:hAnsi="Arial Narrow" w:cs="Arial"/>
-          <w:b/>
-          <w:bCs/>
-          <w:sz w:val="15"/>
-          <w:szCs w:val="15"/>
-        </w:rPr>
-        <w:t xml:space="preserve">LEY SOBRE FACULTADES, NORMAS Y ORGANIZACIÓN DEL INDECOPI, APROBADA POR DECRETO LEGISLATIVO </w:t>
-      </w:r>
-      <w:proofErr w:type="spellStart"/>
-      <w:r>
-        <w:rPr>
-          <w:rFonts w:ascii="Arial Narrow" w:eastAsia="Arial Narrow" w:hAnsi="Arial Narrow" w:cs="Arial"/>
-          <w:b/>
-          <w:bCs/>
-          <w:sz w:val="15"/>
-          <w:szCs w:val="15"/>
-        </w:rPr>
-        <w:t/>
-      </w:r>
-      <w:proofErr w:type="spellEnd"/>
-      <w:r>
-        <w:rPr>
-          <w:rFonts w:ascii="Arial Narrow" w:eastAsia="Arial Narrow" w:hAnsi="Arial Narrow" w:cs="Arial"/>
-          <w:b/>
-          <w:bCs/>
-          <w:sz w:val="15"/>
-          <w:szCs w:val="15"/>
-        </w:rPr>
-        <w:t xml:space="preserve"> 807 </w:t>
-      </w:r>
-    </w:p>
-    <w:p>
-      <w:pPr>
-        <w:pStyle w:val="Textonotapie"/>
-        <w:ind w:left="567" w:right="-1"/>
-        <w:jc w:val="both"/>
-        <w:rPr>
-          <w:rFonts w:ascii="Arial Narrow" w:eastAsia="Arial Narrow" w:hAnsi="Arial Narrow" w:cs="Arial"/>
-          <w:sz w:val="15"/>
-          <w:szCs w:val="15"/>
-        </w:rPr>
-      </w:pPr>
-      <w:r>
-        <w:rPr>
-          <w:rFonts w:ascii="Arial Narrow" w:eastAsia="Arial Narrow" w:hAnsi="Arial Narrow" w:cs="Arial"/>
-          <w:b/>
-          <w:bCs/>
-          <w:sz w:val="15"/>
-          <w:szCs w:val="15"/>
-        </w:rPr>
-        <w:t>Artículo 24.</w:t>
-      </w:r>
-      <w:r>
-        <w:rPr>
-          <w:rFonts w:ascii="Arial Narrow" w:eastAsia="Arial Narrow" w:hAnsi="Arial Narrow" w:cs="Arial"/>
-          <w:sz w:val="15"/>
-          <w:szCs w:val="15"/>
-        </w:rPr>
-        <w:t xml:space="preserve">- El Secretario Técnico se encargará de la tramitación del procedimiento. Para ello, cuenta con las siguientes facultades: </w:t>
-      </w:r>
-    </w:p>
-    <w:p>
-      <w:pPr>
-        <w:pStyle w:val="Textonotapie"/>
-        <w:ind w:left="567" w:right="-1"/>
-        <w:jc w:val="both"/>
-        <w:rPr>
-          <w:rFonts w:ascii="Arial Narrow" w:eastAsia="Arial Narrow" w:hAnsi="Arial Narrow" w:cs="Arial"/>
-          <w:sz w:val="15"/>
-          <w:szCs w:val="15"/>
-        </w:rPr>
-      </w:pPr>
-      <w:r>
-        <w:rPr>
-          <w:rFonts w:ascii="Arial Narrow" w:eastAsia="Arial Narrow" w:hAnsi="Arial Narrow" w:cs="Arial"/>
-          <w:sz w:val="15"/>
-          <w:szCs w:val="15"/>
-        </w:rPr>
-        <w:t xml:space="preserve">(...) </w:t>
-      </w:r>
-    </w:p>
-    <w:p>
-      <w:pPr>
-        <w:pStyle w:val="Textonotapie"/>
-        <w:ind w:left="567" w:right="-1"/>
-        <w:jc w:val="both"/>
-        <w:rPr>
-          <w:rFonts w:ascii="Arial Narrow" w:eastAsia="Arial Narrow" w:hAnsi="Arial Narrow" w:cs="Arial"/>
-          <w:sz w:val="15"/>
-          <w:szCs w:val="15"/>
-        </w:rPr>
-      </w:pPr>
-      <w:r>
-        <w:rPr>
-          <w:rFonts w:ascii="Arial Narrow" w:eastAsia="Arial Narrow" w:hAnsi="Arial Narrow" w:cs="Arial"/>
-          <w:sz w:val="15"/>
-          <w:szCs w:val="15"/>
-        </w:rPr>
-        <w:t xml:space="preserve">c) Admitir denuncias a trámite, en aquellos casos en que la Comisión le haya delegado esta facultad. </w:t>
-      </w:r>
-    </w:p>
-    <w:p>
-      <w:pPr>
-        <w:pStyle w:val="Textonotapie"/>
-        <w:ind w:left="567" w:right="-1"/>
-        <w:jc w:val="both"/>
-        <w:rPr>
-          <w:rFonts w:ascii="Arial Narrow" w:eastAsia="Arial Narrow" w:hAnsi="Arial Narrow" w:cs="Arial"/>
-          <w:sz w:val="15"/>
-          <w:szCs w:val="15"/>
-        </w:rPr>
-      </w:pPr>
-      <w:r>
-        <w:rPr>
-          <w:rFonts w:ascii="Arial Narrow" w:eastAsia="Arial Narrow" w:hAnsi="Arial Narrow" w:cs="Arial"/>
-          <w:sz w:val="15"/>
-          <w:szCs w:val="15"/>
-        </w:rPr>
-        <w:t xml:space="preserve">(...). </w:t>
-      </w:r>
-    </w:p>
-    <w:p>
-      <w:pPr>
-        <w:pStyle w:val="Textonotapie"/>
-        <w:jc w:val="both"/>
-        <w:rPr>
-          <w:rFonts w:ascii="Arial Narrow" w:hAnsi="Arial Narrow" w:cs="Arial"/>
-          <w:sz w:val="15"/>
-          <w:szCs w:val="15"/>
-        </w:rPr>
-      </w:pPr>
-    </w:p>
-  </w:footnote>
-  <w:footnote w:id="14">
+          <w:rFonts w:ascii="Arial Narrow" w:eastAsia="Arial Narrow" w:hAnsi="Arial Narrow" w:cs="Arial Narrow"/>
+          <w:b/>
+          <w:bCs/>
+          <w:sz w:val="16"/>
+          <w:szCs w:val="16"/>
+        </w:rPr>
+        <w:t xml:space="preserve">DECRETO LEGISLATIVO 807, LEY SOBRE FACULTADES, NORMAS Y ORGANIZACIÓN DEL INDECOPI, publicado el 18 de abril de 1996</w:t>
+      </w:r>
+    </w:p>
     <w:p>
       <w:pPr>
         <w:pStyle w:val="Textonotapie"/>
         <w:ind w:left="567" w:hanging="567"/>
         <w:jc w:val="both"/>
-      </w:pPr>
-      <w:r>
-        <w:rPr>
-          <w:rStyle w:val="Refdenotaalpie"/>
-          <w:rFonts w:ascii="Arial Narrow" w:hAnsi="Arial Narrow" w:cs="Arial"/>
-          <w:sz w:val="16"/>
-          <w:szCs w:val="15"/>
-          <w:vertAlign w:val="superscript"/>
-        </w:rPr>
-        <w:footnoteRef/>
-      </w:r>
-      <w:r>
-        <w:rPr>
-          <w:rFonts w:ascii="Arial Narrow" w:eastAsia="Arial Narrow" w:hAnsi="Arial Narrow" w:cs="Arial"/>
-          <w:sz w:val="15"/>
-          <w:szCs w:val="15"/>
+        <w:rPr>
+          <w:rFonts w:ascii="Arial Narrow" w:eastAsia="Arial Narrow" w:hAnsi="Arial Narrow" w:cs="Arial Narrow"/>
+          <w:sz w:val="16"/>
+          <w:szCs w:val="16"/>
+        </w:rPr>
+      </w:pPr>
+      <w:r>
+        <w:rPr>
+          <w:rFonts w:ascii="Arial Narrow" w:eastAsia="Arial Narrow" w:hAnsi="Arial Narrow" w:cs="Arial Narrow"/>
+          <w:sz w:val="16"/>
+          <w:szCs w:val="16"/>
         </w:rPr>
         <w:tab/>
       </w:r>
       <w:r>
         <w:rPr>
-          <w:rFonts w:ascii="Arial Narrow" w:eastAsia="Arial Narrow" w:hAnsi="Arial Narrow" w:cs="Arial"/>
-          <w:b/>
-          <w:bCs/>
-          <w:sz w:val="15"/>
-          <w:szCs w:val="15"/>
-        </w:rPr>
-        <w:t xml:space="preserve">DECRETO LEGISLATIVO 807, LEY SOBRE FACULTADES, NORMAS Y ORGANIZACIÓN DEL INDECOPI, publicado el 18 de abril de 1996</w:t>
+          <w:rFonts w:ascii="Arial Narrow" w:eastAsia="Arial Narrow" w:hAnsi="Arial Narrow" w:cs="Arial Narrow"/>
+          <w:b/>
+          <w:bCs/>
+          <w:sz w:val="16"/>
+          <w:szCs w:val="16"/>
+        </w:rPr>
+        <w:t xml:space="preserve">Artículo 26.-</w:t>
+      </w:r>
+      <w:r>
+        <w:rPr>
+          <w:rFonts w:ascii="Arial Narrow" w:eastAsia="Arial Narrow" w:hAnsi="Arial Narrow" w:cs="Arial Narrow"/>
+          <w:sz w:val="16"/>
+          <w:szCs w:val="16"/>
+        </w:rPr>
+        <w:t xml:space="preserve"> Una vez admitida a trámite la denuncia, se correrá traslado de la misma al denunciado, a fin de que éste presente su descargo. El plazo para la presentación del descargo será de cinco (5) días contados desde la notificación, vencido el cual, el Secretario Técnico declarará en rebeldía al denunciado que no lo hubiera presentado.</w:t>
       </w:r>
     </w:p>
     <w:p>
@@ -5885,33 +6884,12 @@
         <w:pStyle w:val="Textonotapie"/>
         <w:ind w:left="567" w:hanging="567"/>
         <w:jc w:val="both"/>
-      </w:pPr>
-      <w:r>
-        <w:rPr>
-          <w:rFonts w:ascii="Arial Narrow" w:eastAsia="Arial Narrow" w:hAnsi="Arial Narrow" w:cs="Arial"/>
-          <w:sz w:val="15"/>
-          <w:szCs w:val="15"/>
-        </w:rPr>
-        <w:tab/>
-      </w:r>
-      <w:r>
-        <w:rPr>
-          <w:rFonts w:ascii="Arial Narrow" w:eastAsia="Arial Narrow" w:hAnsi="Arial Narrow" w:cs="Arial"/>
-          <w:b/>
-          <w:bCs/>
-          <w:sz w:val="15"/>
-          <w:szCs w:val="15"/>
-        </w:rPr>
-        <w:t xml:space="preserve">Artículo 26.-</w:t>
-      </w:r>
-      <w:r>
-        <w:rPr>
-          <w:rFonts w:ascii="Arial Narrow" w:eastAsia="Arial Narrow" w:hAnsi="Arial Narrow" w:cs="Arial"/>
-          <w:sz w:val="15"/>
-          <w:szCs w:val="15"/>
-        </w:rPr>
-        <w:t xml:space="preserve"> Una vez admitida a trámite la denuncia, se correrá traslado de la misma al denunciado, a fin de que éste presente su descargo. El plazo para la presentación del descargo será de cinco (5) días contados desde la notificación, vencido el cual, el Secretario Técnico declarará en rebeldía al denunciado que no lo hubiera presentado.</w:t>
-      </w:r>
+        <w:rPr>
+          <w:rFonts w:ascii="Arial Narrow" w:eastAsia="Arial Narrow" w:hAnsi="Arial Narrow" w:cs="Arial Narrow"/>
+          <w:sz w:val="16"/>
+          <w:szCs w:val="16"/>
+        </w:rPr>
+      </w:pPr>
     </w:p>
   </w:footnote>
   <w:footnote w:id="15">
@@ -5920,32 +6898,37 @@
         <w:pStyle w:val="Textonotapie"/>
         <w:ind w:left="567" w:hanging="567"/>
         <w:jc w:val="both"/>
+        <w:rPr>
+          <w:rFonts w:ascii="Arial Narrow" w:eastAsia="Arial Narrow" w:hAnsi="Arial Narrow" w:cs="Arial Narrow"/>
+          <w:sz w:val="16"/>
+          <w:szCs w:val="16"/>
+        </w:rPr>
       </w:pPr>
       <w:r>
         <w:rPr>
           <w:rStyle w:val="Refdenotaalpie"/>
-          <w:rFonts w:ascii="Arial Narrow" w:hAnsi="Arial Narrow" w:cs="Arial"/>
-          <w:sz w:val="16"/>
-          <w:szCs w:val="15"/>
+          <w:rFonts w:ascii="Arial Narrow" w:eastAsia="Arial Narrow" w:hAnsi="Arial Narrow" w:cs="Arial Narrow"/>
+          <w:sz w:val="16"/>
+          <w:szCs w:val="16"/>
           <w:vertAlign w:val="superscript"/>
         </w:rPr>
         <w:footnoteRef/>
       </w:r>
       <w:r>
         <w:rPr>
-          <w:rFonts w:ascii="Arial Narrow" w:eastAsia="Arial Narrow" w:hAnsi="Arial Narrow" w:cs="Arial"/>
-          <w:sz w:val="15"/>
-          <w:szCs w:val="15"/>
+          <w:rFonts w:ascii="Arial Narrow" w:eastAsia="Arial Narrow" w:hAnsi="Arial Narrow" w:cs="Arial Narrow"/>
+          <w:sz w:val="16"/>
+          <w:szCs w:val="16"/>
         </w:rPr>
         <w:tab/>
       </w:r>
       <w:r>
         <w:rPr>
-          <w:rFonts w:ascii="Arial Narrow" w:eastAsia="Arial Narrow" w:hAnsi="Arial Narrow" w:cs="Arial"/>
-          <w:b/>
-          <w:bCs/>
-          <w:sz w:val="15"/>
-          <w:szCs w:val="15"/>
+          <w:rFonts w:ascii="Arial Narrow" w:eastAsia="Arial Narrow" w:hAnsi="Arial Narrow" w:cs="Arial Narrow"/>
+          <w:b/>
+          <w:bCs/>
+          <w:sz w:val="16"/>
+          <w:szCs w:val="16"/>
         </w:rPr>
         <w:t xml:space="preserve">DECRETO SUPREMO 006-2026-JUS, TEXTO ÚNICO ORDENADO DE LA LEY 27444, LEY DEL PROCEDIMIENTO ADMINISTRATIVO GENERAL, publicado el 30 de abril de 2026</w:t>
       </w:r>
@@ -5955,22 +6938,27 @@
         <w:pStyle w:val="Textonotapie"/>
         <w:ind w:left="567" w:hanging="567"/>
         <w:jc w:val="both"/>
-      </w:pPr>
-      <w:r>
-        <w:rPr>
-          <w:rFonts w:ascii="Arial Narrow" w:eastAsia="Arial Narrow" w:hAnsi="Arial Narrow" w:cs="Arial"/>
-          <w:sz w:val="15"/>
-          <w:szCs w:val="15"/>
+        <w:rPr>
+          <w:rFonts w:ascii="Arial Narrow" w:eastAsia="Arial Narrow" w:hAnsi="Arial Narrow" w:cs="Arial Narrow"/>
+          <w:sz w:val="16"/>
+          <w:szCs w:val="16"/>
+        </w:rPr>
+      </w:pPr>
+      <w:r>
+        <w:rPr>
+          <w:rFonts w:ascii="Arial Narrow" w:eastAsia="Arial Narrow" w:hAnsi="Arial Narrow" w:cs="Arial Narrow"/>
+          <w:sz w:val="16"/>
+          <w:szCs w:val="16"/>
         </w:rPr>
         <w:tab/>
       </w:r>
       <w:r>
         <w:rPr>
-          <w:rFonts w:ascii="Arial Narrow" w:eastAsia="Arial Narrow" w:hAnsi="Arial Narrow" w:cs="Arial"/>
-          <w:b/>
-          <w:bCs/>
-          <w:sz w:val="15"/>
-          <w:szCs w:val="15"/>
+          <w:rFonts w:ascii="Arial Narrow" w:eastAsia="Arial Narrow" w:hAnsi="Arial Narrow" w:cs="Arial Narrow"/>
+          <w:b/>
+          <w:bCs/>
+          <w:sz w:val="16"/>
+          <w:szCs w:val="16"/>
         </w:rPr>
         <w:t xml:space="preserve">Artículo 223.- Contestación de la reclamación</w:t>
       </w:r>
@@ -5980,23 +6968,40 @@
         <w:pStyle w:val="Textonotapie"/>
         <w:ind w:left="567" w:hanging="567"/>
         <w:jc w:val="both"/>
-      </w:pPr>
-      <w:r>
-        <w:rPr>
-          <w:rFonts w:ascii="Arial Narrow" w:eastAsia="Arial Narrow" w:hAnsi="Arial Narrow" w:cs="Arial"/>
-          <w:sz w:val="15"/>
-          <w:szCs w:val="15"/>
+        <w:rPr>
+          <w:rFonts w:ascii="Arial Narrow" w:eastAsia="Arial Narrow" w:hAnsi="Arial Narrow" w:cs="Arial Narrow"/>
+          <w:sz w:val="16"/>
+          <w:szCs w:val="16"/>
+        </w:rPr>
+      </w:pPr>
+      <w:r>
+        <w:rPr>
+          <w:rFonts w:ascii="Arial Narrow" w:eastAsia="Arial Narrow" w:hAnsi="Arial Narrow" w:cs="Arial Narrow"/>
+          <w:sz w:val="16"/>
+          <w:szCs w:val="16"/>
         </w:rPr>
         <w:tab/>
       </w:r>
       <w:r>
         <w:rPr>
-          <w:rFonts w:ascii="Arial Narrow" w:eastAsia="Arial Narrow" w:hAnsi="Arial Narrow" w:cs="Arial"/>
-          <w:sz w:val="15"/>
-          <w:szCs w:val="15"/>
+          <w:rFonts w:ascii="Arial Narrow" w:eastAsia="Arial Narrow" w:hAnsi="Arial Narrow" w:cs="Arial Narrow"/>
+          <w:sz w:val="16"/>
+          <w:szCs w:val="16"/>
         </w:rPr>
         <w:t xml:space="preserve">223.1 El reclamado deberá presentar la contestación de la reclamación dentro de los quince (15) días posteriores a la notificación de ésta; vencido este plazo, la Administración declarará en rebeldía al reclamado que no la hubiera presentado. La contestación deberá contener los requisitos de los escritos previstos en el artículo 113 de la presente Ley, así como la absolución de todos los asuntos controvertidos de hecho y de derecho, Las alegaciones y los hechos relevantes de la reclamación, salvo que hayan sido específicamente negadas en la contestación, se tendrán por aceptadas o merituadas como ciertas.</w:t>
       </w:r>
+    </w:p>
+    <w:p>
+      <w:pPr>
+        <w:pStyle w:val="Textonotapie"/>
+        <w:ind w:left="567" w:hanging="567"/>
+        <w:jc w:val="both"/>
+        <w:rPr>
+          <w:rFonts w:ascii="Arial Narrow" w:eastAsia="Arial Narrow" w:hAnsi="Arial Narrow" w:cs="Arial Narrow"/>
+          <w:sz w:val="16"/>
+          <w:szCs w:val="16"/>
+        </w:rPr>
+      </w:pPr>
     </w:p>
   </w:footnote>
   <w:footnote w:id="9">
@@ -6006,60 +7011,60 @@
         <w:ind w:left="567" w:hanging="567"/>
         <w:jc w:val="both"/>
         <w:rPr>
-          <w:rFonts w:ascii="Arial Narrow" w:hAnsi="Arial Narrow"/>
-          <w:b/>
-          <w:bCs/>
-          <w:sz w:val="15"/>
-          <w:szCs w:val="15"/>
+          <w:rFonts w:ascii="Arial Narrow" w:eastAsia="Arial Narrow" w:hAnsi="Arial Narrow" w:cs="Arial Narrow"/>
+          <w:b/>
+          <w:bCs/>
+          <w:sz w:val="16"/>
+          <w:szCs w:val="16"/>
         </w:rPr>
       </w:pPr>
       <w:r>
         <w:rPr>
           <w:rStyle w:val="Refdenotaalpie"/>
-          <w:rFonts w:ascii="Arial Narrow" w:hAnsi="Arial Narrow"/>
-          <w:sz w:val="16"/>
-          <w:szCs w:val="15"/>
+          <w:rFonts w:ascii="Arial Narrow" w:eastAsia="Arial Narrow" w:hAnsi="Arial Narrow" w:cs="Arial Narrow"/>
+          <w:sz w:val="16"/>
+          <w:szCs w:val="16"/>
           <w:vertAlign w:val="superscript"/>
         </w:rPr>
         <w:footnoteRef/>
       </w:r>
       <w:r>
         <w:rPr>
-          <w:rFonts w:ascii="Arial Narrow" w:hAnsi="Arial Narrow"/>
-          <w:sz w:val="15"/>
-          <w:szCs w:val="15"/>
+          <w:rFonts w:ascii="Arial Narrow" w:eastAsia="Arial Narrow" w:hAnsi="Arial Narrow" w:cs="Arial Narrow"/>
+          <w:sz w:val="16"/>
+          <w:szCs w:val="16"/>
         </w:rPr>
         <w:t xml:space="preserve"> </w:t>
       </w:r>
       <w:r>
         <w:rPr>
-          <w:rFonts w:ascii="Arial Narrow" w:hAnsi="Arial Narrow"/>
-          <w:b/>
-          <w:bCs/>
-          <w:sz w:val="15"/>
-          <w:szCs w:val="15"/>
+          <w:rFonts w:ascii="Arial Narrow" w:eastAsia="Arial Narrow" w:hAnsi="Arial Narrow" w:cs="Arial Narrow"/>
+          <w:b/>
+          <w:bCs/>
+          <w:sz w:val="16"/>
+          <w:szCs w:val="16"/>
         </w:rPr>
         <w:t xml:space="preserve">LEY 29571, CÓDIGO DE PROTECCIÓN Y DEFENSA DEL CONSUMIDOR, publicado el 2 de setiembre de 2010 y modificado por Decreto Legislativo </w:t>
       </w:r>
       <w:proofErr w:type="spellStart"/>
       <w:r>
         <w:rPr>
-          <w:rFonts w:ascii="Arial Narrow" w:hAnsi="Arial Narrow"/>
-          <w:b/>
-          <w:bCs/>
-          <w:sz w:val="15"/>
-          <w:szCs w:val="15"/>
+          <w:rFonts w:ascii="Arial Narrow" w:eastAsia="Arial Narrow" w:hAnsi="Arial Narrow" w:cs="Arial Narrow"/>
+          <w:b/>
+          <w:bCs/>
+          <w:sz w:val="16"/>
+          <w:szCs w:val="16"/>
         </w:rPr>
         <w:t/>
       </w:r>
       <w:proofErr w:type="spellEnd"/>
       <w:r>
         <w:rPr>
-          <w:rFonts w:ascii="Arial Narrow" w:hAnsi="Arial Narrow"/>
-          <w:b/>
-          <w:bCs/>
-          <w:sz w:val="15"/>
-          <w:szCs w:val="15"/>
+          <w:rFonts w:ascii="Arial Narrow" w:eastAsia="Arial Narrow" w:hAnsi="Arial Narrow" w:cs="Arial Narrow"/>
+          <w:b/>
+          <w:bCs/>
+          <w:sz w:val="16"/>
+          <w:szCs w:val="16"/>
         </w:rPr>
         <w:t xml:space="preserve"> 1308</w:t>
       </w:r>
@@ -6073,17 +7078,17 @@
           <w:rFonts w:ascii="Arial Narrow" w:eastAsia="Arial Narrow" w:hAnsi="Arial Narrow" w:cs="Arial Narrow"/>
           <w:b/>
           <w:bCs/>
-          <w:sz w:val="15"/>
-          <w:szCs w:val="15"/>
-        </w:rPr>
-      </w:pPr>
-      <w:r>
-        <w:rPr>
-          <w:rFonts w:ascii="Arial Narrow" w:eastAsia="Arial Narrow" w:hAnsi="Arial Narrow" w:cs="Arial Narrow"/>
-          <w:b/>
-          <w:bCs/>
-          <w:sz w:val="15"/>
-          <w:szCs w:val="15"/>
+          <w:sz w:val="16"/>
+          <w:szCs w:val="16"/>
+        </w:rPr>
+      </w:pPr>
+      <w:r>
+        <w:rPr>
+          <w:rFonts w:ascii="Arial Narrow" w:eastAsia="Arial Narrow" w:hAnsi="Arial Narrow" w:cs="Arial Narrow"/>
+          <w:b/>
+          <w:bCs/>
+          <w:sz w:val="16"/>
+          <w:szCs w:val="16"/>
         </w:rPr>
         <w:t xml:space="preserve"> Artículo 110.- Sanciones administrativas</w:t>
       </w:r>
@@ -6095,15 +7100,15 @@
         <w:jc w:val="both"/>
         <w:rPr>
           <w:rFonts w:ascii="Arial Narrow" w:eastAsia="Arial Narrow" w:hAnsi="Arial Narrow" w:cs="Arial Narrow"/>
-          <w:sz w:val="15"/>
-          <w:szCs w:val="15"/>
-        </w:rPr>
-      </w:pPr>
-      <w:r>
-        <w:rPr>
-          <w:rFonts w:ascii="Arial Narrow" w:eastAsia="Arial Narrow" w:hAnsi="Arial Narrow" w:cs="Arial Narrow"/>
-          <w:sz w:val="15"/>
-          <w:szCs w:val="15"/>
+          <w:sz w:val="16"/>
+          <w:szCs w:val="16"/>
+        </w:rPr>
+      </w:pPr>
+      <w:r>
+        <w:rPr>
+          <w:rFonts w:ascii="Arial Narrow" w:eastAsia="Arial Narrow" w:hAnsi="Arial Narrow" w:cs="Arial Narrow"/>
+          <w:sz w:val="16"/>
+          <w:szCs w:val="16"/>
         </w:rPr>
         <w:t xml:space="preserve"> El órgano resolutivo puede sancionar las infracciones administrativas a que se refiere el artículo 108 con amonestación y multas de hasta cuatrocientos cincuenta (450) Unidades Impositivas Tributarias (UIT), las cuales son calificadas de la siguiente manera:</w:t>
       </w:r>
@@ -6119,15 +7124,15 @@
         <w:jc w:val="both"/>
         <w:rPr>
           <w:rFonts w:ascii="Arial Narrow" w:eastAsia="Arial Narrow" w:hAnsi="Arial Narrow" w:cs="Arial Narrow"/>
-          <w:sz w:val="15"/>
-          <w:szCs w:val="15"/>
-        </w:rPr>
-      </w:pPr>
-      <w:r>
-        <w:rPr>
-          <w:rFonts w:ascii="Arial Narrow" w:eastAsia="Arial Narrow" w:hAnsi="Arial Narrow" w:cs="Arial Narrow"/>
-          <w:sz w:val="15"/>
-          <w:szCs w:val="15"/>
+          <w:sz w:val="16"/>
+          <w:szCs w:val="16"/>
+        </w:rPr>
+      </w:pPr>
+      <w:r>
+        <w:rPr>
+          <w:rFonts w:ascii="Arial Narrow" w:eastAsia="Arial Narrow" w:hAnsi="Arial Narrow" w:cs="Arial Narrow"/>
+          <w:sz w:val="16"/>
+          <w:szCs w:val="16"/>
         </w:rPr>
         <w:t>Infracciones leves, con una amonestación o con una multa de hasta cincuenta (50) UIT.</w:t>
       </w:r>
@@ -6143,15 +7148,15 @@
         <w:jc w:val="both"/>
         <w:rPr>
           <w:rFonts w:ascii="Arial Narrow" w:eastAsia="Arial Narrow" w:hAnsi="Arial Narrow" w:cs="Arial Narrow"/>
-          <w:sz w:val="15"/>
-          <w:szCs w:val="15"/>
-        </w:rPr>
-      </w:pPr>
-      <w:r>
-        <w:rPr>
-          <w:rFonts w:ascii="Arial Narrow" w:eastAsia="Arial Narrow" w:hAnsi="Arial Narrow" w:cs="Arial Narrow"/>
-          <w:sz w:val="15"/>
-          <w:szCs w:val="15"/>
+          <w:sz w:val="16"/>
+          <w:szCs w:val="16"/>
+        </w:rPr>
+      </w:pPr>
+      <w:r>
+        <w:rPr>
+          <w:rFonts w:ascii="Arial Narrow" w:eastAsia="Arial Narrow" w:hAnsi="Arial Narrow" w:cs="Arial Narrow"/>
+          <w:sz w:val="16"/>
+          <w:szCs w:val="16"/>
         </w:rPr>
         <w:t>Infracciones graves, con una multa de hasta ciento cincuenta (150) UIT.</w:t>
       </w:r>
@@ -6167,15 +7172,15 @@
         <w:jc w:val="both"/>
         <w:rPr>
           <w:rFonts w:ascii="Arial Narrow" w:eastAsia="Arial Narrow" w:hAnsi="Arial Narrow" w:cs="Arial Narrow"/>
-          <w:sz w:val="15"/>
-          <w:szCs w:val="15"/>
-        </w:rPr>
-      </w:pPr>
-      <w:r>
-        <w:rPr>
-          <w:rFonts w:ascii="Arial Narrow" w:eastAsia="Arial Narrow" w:hAnsi="Arial Narrow" w:cs="Arial Narrow"/>
-          <w:sz w:val="15"/>
-          <w:szCs w:val="15"/>
+          <w:sz w:val="16"/>
+          <w:szCs w:val="16"/>
+        </w:rPr>
+      </w:pPr>
+      <w:r>
+        <w:rPr>
+          <w:rFonts w:ascii="Arial Narrow" w:eastAsia="Arial Narrow" w:hAnsi="Arial Narrow" w:cs="Arial Narrow"/>
+          <w:sz w:val="16"/>
+          <w:szCs w:val="16"/>
         </w:rPr>
         <w:t>Infracciones muy graves, con una multa de hasta cuatrocientos cincuenta (450) UIT.</w:t>
       </w:r>
@@ -6187,8 +7192,8 @@
         <w:jc w:val="both"/>
         <w:rPr>
           <w:rFonts w:ascii="Arial Narrow" w:eastAsia="Arial Narrow" w:hAnsi="Arial Narrow" w:cs="Arial Narrow"/>
-          <w:sz w:val="15"/>
-          <w:szCs w:val="15"/>
+          <w:sz w:val="16"/>
+          <w:szCs w:val="16"/>
         </w:rPr>
       </w:pPr>
     </w:p>
@@ -6199,15 +7204,15 @@
         <w:jc w:val="both"/>
         <w:rPr>
           <w:rFonts w:ascii="Arial Narrow" w:eastAsia="Arial Narrow" w:hAnsi="Arial Narrow" w:cs="Arial Narrow"/>
-          <w:sz w:val="15"/>
-          <w:szCs w:val="15"/>
-        </w:rPr>
-      </w:pPr>
-      <w:r>
-        <w:rPr>
-          <w:rFonts w:ascii="Arial Narrow" w:eastAsia="Arial Narrow" w:hAnsi="Arial Narrow" w:cs="Arial Narrow"/>
-          <w:sz w:val="15"/>
-          <w:szCs w:val="15"/>
+          <w:sz w:val="16"/>
+          <w:szCs w:val="16"/>
+        </w:rPr>
+      </w:pPr>
+      <w:r>
+        <w:rPr>
+          <w:rFonts w:ascii="Arial Narrow" w:eastAsia="Arial Narrow" w:hAnsi="Arial Narrow" w:cs="Arial Narrow"/>
+          <w:sz w:val="16"/>
+          <w:szCs w:val="16"/>
         </w:rPr>
         <w:t xml:space="preserve"> En el caso de las microempresas, la multa no puede superar el diez por ciento (10%) de las ventas o ingresos brutos percibidos por el infractor, relativos a todas sus actividades económicas, correspondientes al ejercicio inmediato anterior al de la expedición de la resolución de primera instancia, siempre que se haya acreditado dichos ingresos, no se encuentre en una situación de reincidencia y el caso no verse sobre la vida, salud o integridad de los consumidores. Para el caso de las pequeñas empresas, la multa no puede superar el veinte por ciento (20%) de las ventas o ingresos brutos percibidos por el infractor, conforme a los requisitos señalados anteriormente.</w:t>
       </w:r>
@@ -6219,8 +7224,8 @@
         <w:jc w:val="both"/>
         <w:rPr>
           <w:rFonts w:ascii="Arial Narrow" w:eastAsia="Arial Narrow" w:hAnsi="Arial Narrow" w:cs="Arial Narrow"/>
-          <w:sz w:val="15"/>
-          <w:szCs w:val="15"/>
+          <w:sz w:val="16"/>
+          <w:szCs w:val="16"/>
         </w:rPr>
       </w:pPr>
     </w:p>
@@ -6231,15 +7236,15 @@
         <w:jc w:val="both"/>
         <w:rPr>
           <w:rFonts w:ascii="Arial Narrow" w:eastAsia="Arial Narrow" w:hAnsi="Arial Narrow" w:cs="Arial Narrow"/>
-          <w:sz w:val="15"/>
-          <w:szCs w:val="15"/>
-        </w:rPr>
-      </w:pPr>
-      <w:r>
-        <w:rPr>
-          <w:rFonts w:ascii="Arial Narrow" w:eastAsia="Arial Narrow" w:hAnsi="Arial Narrow" w:cs="Arial Narrow"/>
-          <w:sz w:val="15"/>
-          <w:szCs w:val="15"/>
+          <w:sz w:val="16"/>
+          <w:szCs w:val="16"/>
+        </w:rPr>
+      </w:pPr>
+      <w:r>
+        <w:rPr>
+          <w:rFonts w:ascii="Arial Narrow" w:eastAsia="Arial Narrow" w:hAnsi="Arial Narrow" w:cs="Arial Narrow"/>
+          <w:sz w:val="16"/>
+          <w:szCs w:val="16"/>
         </w:rPr>
         <w:t xml:space="preserve"> </w:t>
       </w:r>
@@ -6247,8 +7252,8 @@
       <w:r>
         <w:rPr>
           <w:rFonts w:ascii="Arial Narrow" w:eastAsia="Arial Narrow" w:hAnsi="Arial Narrow" w:cs="Arial Narrow"/>
-          <w:sz w:val="15"/>
-          <w:szCs w:val="15"/>
+          <w:sz w:val="16"/>
+          <w:szCs w:val="16"/>
         </w:rPr>
         <w:t>En caso que</w:t>
       </w:r>
@@ -6256,8 +7261,8 @@
       <w:r>
         <w:rPr>
           <w:rFonts w:ascii="Arial Narrow" w:eastAsia="Arial Narrow" w:hAnsi="Arial Narrow" w:cs="Arial Narrow"/>
-          <w:sz w:val="15"/>
-          <w:szCs w:val="15"/>
+          <w:sz w:val="16"/>
+          <w:szCs w:val="16"/>
         </w:rPr>
         <w:t xml:space="preserve"> el proveedor incumpla un acuerdo conciliatorio o cualquier otro acuerdo que de forma indubitable deje constancia de la manifestación de voluntad expresa de las partes de dar por culminada la controversia, o un laudo arbitral, el órgano resolutivo puede sancionar con una multa entre una (1) Unidad Impositiva Tributaria y doscientos (200) Unidades Impositivas Tributarias. Para la graduación se observan los criterios establecidos en el presente Código y supletoriamente, los criterios que establece la Ley </w:t>
       </w:r>
@@ -6265,8 +7270,8 @@
       <w:r>
         <w:rPr>
           <w:rFonts w:ascii="Arial Narrow" w:eastAsia="Arial Narrow" w:hAnsi="Arial Narrow" w:cs="Arial Narrow"/>
-          <w:sz w:val="15"/>
-          <w:szCs w:val="15"/>
+          <w:sz w:val="16"/>
+          <w:szCs w:val="16"/>
         </w:rPr>
         <w:t/>
       </w:r>
@@ -6274,8 +7279,8 @@
       <w:r>
         <w:rPr>
           <w:rFonts w:ascii="Arial Narrow" w:eastAsia="Arial Narrow" w:hAnsi="Arial Narrow" w:cs="Arial Narrow"/>
-          <w:sz w:val="15"/>
-          <w:szCs w:val="15"/>
+          <w:sz w:val="16"/>
+          <w:szCs w:val="16"/>
         </w:rPr>
         <w:t xml:space="preserve"> 27444, Ley del Procedimiento Administrativo General o la norma que la sustituya o complemente.</w:t>
       </w:r>
@@ -6294,28 +7299,30 @@
         <w:jc w:val="both"/>
         <w:rPr>
           <w:rFonts w:ascii="Arial Narrow" w:eastAsia="Arial Narrow" w:hAnsi="Arial Narrow" w:cs="Arial Narrow"/>
-          <w:sz w:val="15"/>
-          <w:szCs w:val="15"/>
-        </w:rPr>
-      </w:pPr>
-      <w:r>
-        <w:rPr>
-          <w:rFonts w:ascii="Arial Narrow" w:eastAsia="Arial Narrow" w:hAnsi="Arial Narrow" w:cs="Arial Narrow"/>
-          <w:sz w:val="15"/>
-          <w:szCs w:val="15"/>
+          <w:sz w:val="16"/>
+          <w:szCs w:val="16"/>
+        </w:rPr>
+      </w:pPr>
+      <w:r>
+        <w:rPr>
+          <w:rFonts w:ascii="Arial Narrow" w:eastAsia="Arial Narrow" w:hAnsi="Arial Narrow" w:cs="Arial Narrow"/>
+          <w:sz w:val="16"/>
+          <w:szCs w:val="16"/>
         </w:rPr>
         <w:t>(…)</w:t>
       </w:r>
     </w:p>
     <w:p>
       <w:pPr>
-        <w:pStyle w:val="Textonotapie"/>
+        <w:spacing w:after="0" w:line="240" w:lineRule="auto"/>
         <w:ind w:left="567" w:hanging="567"/>
         <w:jc w:val="both"/>
         <w:rPr>
-          <w:rFonts w:ascii="Arial Narrow" w:hAnsi="Arial Narrow"/>
-          <w:sz w:val="15"/>
-          <w:szCs w:val="15"/>
+          <w:rFonts w:ascii="Arial Narrow" w:eastAsia="Arial Narrow" w:hAnsi="Arial Narrow" w:cs="Arial Narrow"/>
+          <w:b/>
+          <w:bCs/>
+          <w:sz w:val="16"/>
+          <w:szCs w:val="16"/>
         </w:rPr>
       </w:pPr>
     </w:p>
@@ -7337,44 +8344,44 @@
         <w:ind w:left="567" w:hanging="567"/>
         <w:jc w:val="both"/>
         <w:rPr>
-          <w:rFonts w:ascii="Arial Narrow" w:eastAsia="Arial Narrow" w:hAnsi="Arial Narrow" w:cs="Arial"/>
-          <w:b/>
-          <w:sz w:val="15"/>
-          <w:szCs w:val="15"/>
+          <w:rFonts w:ascii="Arial Narrow" w:eastAsia="Arial Narrow" w:hAnsi="Arial Narrow" w:cs="Arial Narrow"/>
+          <w:b/>
+          <w:sz w:val="16"/>
+          <w:szCs w:val="16"/>
         </w:rPr>
       </w:pPr>
       <w:r>
         <w:rPr>
           <w:rStyle w:val="Refdenotaalpie"/>
-          <w:rFonts w:ascii="Arial Narrow" w:hAnsi="Arial Narrow" w:cs="Arial"/>
-          <w:sz w:val="16"/>
-          <w:szCs w:val="15"/>
+          <w:rFonts w:ascii="Arial Narrow" w:eastAsia="Arial Narrow" w:hAnsi="Arial Narrow" w:cs="Arial Narrow"/>
+          <w:sz w:val="16"/>
+          <w:szCs w:val="16"/>
           <w:vertAlign w:val="superscript"/>
         </w:rPr>
         <w:footnoteRef/>
       </w:r>
       <w:r>
         <w:rPr>
-          <w:rFonts w:ascii="Arial Narrow" w:hAnsi="Arial Narrow" w:cs="Arial"/>
-          <w:sz w:val="15"/>
-          <w:szCs w:val="15"/>
+          <w:rFonts w:ascii="Arial Narrow" w:eastAsia="Arial Narrow" w:hAnsi="Arial Narrow" w:cs="Arial Narrow"/>
+          <w:sz w:val="16"/>
+          <w:szCs w:val="16"/>
         </w:rPr>
         <w:t xml:space="preserve"> </w:t>
       </w:r>
       <w:r>
         <w:rPr>
-          <w:rFonts w:ascii="Arial Narrow" w:hAnsi="Arial Narrow" w:cs="Arial"/>
-          <w:sz w:val="15"/>
-          <w:szCs w:val="15"/>
+          <w:rFonts w:ascii="Arial Narrow" w:eastAsia="Arial Narrow" w:hAnsi="Arial Narrow" w:cs="Arial Narrow"/>
+          <w:sz w:val="16"/>
+          <w:szCs w:val="16"/>
         </w:rPr>
         <w:tab/>
       </w:r>
       <w:r>
         <w:rPr>
-          <w:rFonts w:ascii="Arial Narrow" w:eastAsia="Arial Narrow" w:hAnsi="Arial Narrow" w:cs="Arial"/>
-          <w:b/>
-          <w:sz w:val="15"/>
-          <w:szCs w:val="15"/>
+          <w:rFonts w:ascii="Arial Narrow" w:eastAsia="Arial Narrow" w:hAnsi="Arial Narrow" w:cs="Arial Narrow"/>
+          <w:b/>
+          <w:sz w:val="16"/>
+          <w:szCs w:val="16"/>
         </w:rPr>
         <w:t>LEY 29571, CÓDIGO DE PROTECCIÓN Y DEFENSA DEL CONSUMIDOR</w:t>
       </w:r>
@@ -7385,20 +8392,20 @@
         <w:ind w:left="567" w:hanging="567"/>
         <w:jc w:val="both"/>
         <w:rPr>
-          <w:rFonts w:ascii="Arial Narrow" w:eastAsia="Arial Narrow" w:hAnsi="Arial Narrow" w:cs="Arial"/>
-          <w:b/>
-          <w:bCs/>
-          <w:sz w:val="15"/>
-          <w:szCs w:val="15"/>
-        </w:rPr>
-      </w:pPr>
-      <w:r>
-        <w:rPr>
-          <w:rFonts w:ascii="Arial Narrow" w:eastAsia="Arial Narrow" w:hAnsi="Arial Narrow" w:cs="Arial"/>
-          <w:b/>
-          <w:bCs/>
-          <w:sz w:val="15"/>
-          <w:szCs w:val="15"/>
+          <w:rFonts w:ascii="Arial Narrow" w:eastAsia="Arial Narrow" w:hAnsi="Arial Narrow" w:cs="Arial Narrow"/>
+          <w:b/>
+          <w:bCs/>
+          <w:sz w:val="16"/>
+          <w:szCs w:val="16"/>
+        </w:rPr>
+      </w:pPr>
+      <w:r>
+        <w:rPr>
+          <w:rFonts w:ascii="Arial Narrow" w:eastAsia="Arial Narrow" w:hAnsi="Arial Narrow" w:cs="Arial Narrow"/>
+          <w:b/>
+          <w:bCs/>
+          <w:sz w:val="16"/>
+          <w:szCs w:val="16"/>
         </w:rPr>
         <w:t xml:space="preserve"> Artículo 112.- Criterios de graduación de las sanciones administrativas</w:t>
       </w:r>
@@ -7409,16 +8416,16 @@
         <w:ind w:left="567" w:hanging="567"/>
         <w:jc w:val="both"/>
         <w:rPr>
-          <w:rFonts w:ascii="Arial Narrow" w:eastAsia="Arial Narrow" w:hAnsi="Arial Narrow" w:cs="Arial"/>
-          <w:sz w:val="15"/>
-          <w:szCs w:val="15"/>
-        </w:rPr>
-      </w:pPr>
-      <w:r>
-        <w:rPr>
-          <w:rFonts w:ascii="Arial Narrow" w:eastAsia="Arial Narrow" w:hAnsi="Arial Narrow" w:cs="Arial"/>
-          <w:sz w:val="15"/>
-          <w:szCs w:val="15"/>
+          <w:rFonts w:ascii="Arial Narrow" w:eastAsia="Arial Narrow" w:hAnsi="Arial Narrow" w:cs="Arial Narrow"/>
+          <w:sz w:val="16"/>
+          <w:szCs w:val="16"/>
+        </w:rPr>
+      </w:pPr>
+      <w:r>
+        <w:rPr>
+          <w:rFonts w:ascii="Arial Narrow" w:eastAsia="Arial Narrow" w:hAnsi="Arial Narrow" w:cs="Arial Narrow"/>
+          <w:sz w:val="16"/>
+          <w:szCs w:val="16"/>
         </w:rPr>
         <w:t xml:space="preserve"> Se consideran circunstancias atenuantes especiales, las siguientes:</w:t>
       </w:r>
@@ -7429,16 +8436,16 @@
         <w:ind w:left="567" w:hanging="567"/>
         <w:jc w:val="both"/>
         <w:rPr>
-          <w:rFonts w:ascii="Arial Narrow" w:eastAsia="Arial Narrow" w:hAnsi="Arial Narrow" w:cs="Arial"/>
-          <w:sz w:val="15"/>
-          <w:szCs w:val="15"/>
-        </w:rPr>
-      </w:pPr>
-      <w:r>
-        <w:rPr>
-          <w:rFonts w:ascii="Arial Narrow" w:eastAsia="Arial Narrow" w:hAnsi="Arial Narrow" w:cs="Arial"/>
-          <w:sz w:val="15"/>
-          <w:szCs w:val="15"/>
+          <w:rFonts w:ascii="Arial Narrow" w:eastAsia="Arial Narrow" w:hAnsi="Arial Narrow" w:cs="Arial Narrow"/>
+          <w:sz w:val="16"/>
+          <w:szCs w:val="16"/>
+        </w:rPr>
+      </w:pPr>
+      <w:r>
+        <w:rPr>
+          <w:rFonts w:ascii="Arial Narrow" w:eastAsia="Arial Narrow" w:hAnsi="Arial Narrow" w:cs="Arial Narrow"/>
+          <w:sz w:val="16"/>
+          <w:szCs w:val="16"/>
         </w:rPr>
         <w:t xml:space="preserve"> […]</w:t>
       </w:r>
@@ -7449,34 +8456,34 @@
         <w:ind w:left="567"/>
         <w:jc w:val="both"/>
         <w:rPr>
-          <w:rFonts w:ascii="Arial Narrow" w:eastAsia="Arial Narrow" w:hAnsi="Arial Narrow" w:cs="Arial"/>
-          <w:sz w:val="15"/>
-          <w:szCs w:val="15"/>
-        </w:rPr>
-      </w:pPr>
-      <w:r>
-        <w:rPr>
-          <w:rFonts w:ascii="Arial Narrow" w:eastAsia="Arial Narrow" w:hAnsi="Arial Narrow" w:cs="Arial"/>
-          <w:sz w:val="15"/>
-          <w:szCs w:val="15"/>
+          <w:rFonts w:ascii="Arial Narrow" w:eastAsia="Arial Narrow" w:hAnsi="Arial Narrow" w:cs="Arial Narrow"/>
+          <w:sz w:val="16"/>
+          <w:szCs w:val="16"/>
+        </w:rPr>
+      </w:pPr>
+      <w:r>
+        <w:rPr>
+          <w:rFonts w:ascii="Arial Narrow" w:eastAsia="Arial Narrow" w:hAnsi="Arial Narrow" w:cs="Arial Narrow"/>
+          <w:sz w:val="16"/>
+          <w:szCs w:val="16"/>
         </w:rPr>
         <w:t xml:space="preserve">3. En los procedimientos de oficio promovidos por una denuncia de parte, cuando el proveedor se allana a la denuncia presentada o reconoce las pretensiones en ella contenidas, se da por concluido el procedimiento </w:t>
       </w:r>
       <w:proofErr w:type="spellStart"/>
       <w:r>
         <w:rPr>
-          <w:rFonts w:ascii="Arial Narrow" w:eastAsia="Arial Narrow" w:hAnsi="Arial Narrow" w:cs="Arial"/>
-          <w:sz w:val="15"/>
-          <w:szCs w:val="15"/>
+          <w:rFonts w:ascii="Arial Narrow" w:eastAsia="Arial Narrow" w:hAnsi="Arial Narrow" w:cs="Arial Narrow"/>
+          <w:sz w:val="16"/>
+          <w:szCs w:val="16"/>
         </w:rPr>
         <w:t>liminarmente</w:t>
       </w:r>
       <w:proofErr w:type="spellEnd"/>
       <w:r>
         <w:rPr>
-          <w:rFonts w:ascii="Arial Narrow" w:eastAsia="Arial Narrow" w:hAnsi="Arial Narrow" w:cs="Arial"/>
-          <w:sz w:val="15"/>
-          <w:szCs w:val="15"/>
+          <w:rFonts w:ascii="Arial Narrow" w:eastAsia="Arial Narrow" w:hAnsi="Arial Narrow" w:cs="Arial Narrow"/>
+          <w:sz w:val="16"/>
+          <w:szCs w:val="16"/>
         </w:rPr>
         <w:t>, pudiendo imponerse una amonestación si el allanamiento o reconocimiento se realiza con la presentación de los descargos; caso contrario la sanción a imponer será pecuniaria. En aquellos casos en que el allanamiento o reconocimiento verse sobre controversias referidas a actos de discriminación, actos contrarios a la vida y a la salud y sustancias peligrosas, se considera como un atenuante pero la sanción a imponer será pecuniaria. En todos los supuestos de allanamiento y reconocimiento formulados con la presentación de los descargos, se exonera al denunciado del pago de los costos del procedimiento, pero no de las costas.</w:t>
       </w:r>
@@ -7484,12 +8491,13 @@
     <w:p>
       <w:pPr>
         <w:pStyle w:val="Textonotapie"/>
-        <w:ind w:left="567"/>
-        <w:jc w:val="both"/>
-        <w:rPr>
-          <w:rFonts w:ascii="Arial Narrow" w:hAnsi="Arial Narrow" w:cs="Arial"/>
-          <w:sz w:val="15"/>
-          <w:szCs w:val="15"/>
+        <w:ind w:left="567" w:hanging="567"/>
+        <w:jc w:val="both"/>
+        <w:rPr>
+          <w:rFonts w:ascii="Arial Narrow" w:eastAsia="Arial Narrow" w:hAnsi="Arial Narrow" w:cs="Arial Narrow"/>
+          <w:b/>
+          <w:sz w:val="16"/>
+          <w:szCs w:val="16"/>
         </w:rPr>
       </w:pPr>
     </w:p>
@@ -7504,42 +8512,42 @@
         <w:ind w:left="567" w:hanging="567"/>
         <w:jc w:val="both"/>
         <w:rPr>
-          <w:rFonts w:ascii="Arial Narrow" w:hAnsi="Arial Narrow" w:cs="Arial"/>
-          <w:b/>
-          <w:bCs/>
-          <w:sz w:val="15"/>
-          <w:szCs w:val="15"/>
+          <w:rFonts w:ascii="Arial Narrow" w:eastAsia="Arial Narrow" w:hAnsi="Arial Narrow" w:cs="Arial Narrow"/>
+          <w:b/>
+          <w:bCs/>
+          <w:sz w:val="16"/>
+          <w:szCs w:val="16"/>
         </w:rPr>
       </w:pPr>
       <w:r>
         <w:rPr>
           <w:rStyle w:val="Refdenotaalpie"/>
-          <w:rFonts w:ascii="Arial Narrow" w:hAnsi="Arial Narrow" w:cs="Arial"/>
-          <w:b/>
-          <w:bCs/>
-          <w:sz w:val="16"/>
-          <w:szCs w:val="15"/>
+          <w:rFonts w:ascii="Arial Narrow" w:eastAsia="Arial Narrow" w:hAnsi="Arial Narrow" w:cs="Arial Narrow"/>
+          <w:b/>
+          <w:bCs/>
+          <w:sz w:val="16"/>
+          <w:szCs w:val="16"/>
           <w:vertAlign w:val="superscript"/>
         </w:rPr>
         <w:footnoteRef/>
       </w:r>
       <w:r>
         <w:rPr>
-          <w:rFonts w:ascii="Arial Narrow" w:hAnsi="Arial Narrow" w:cs="Arial"/>
-          <w:b/>
-          <w:bCs/>
-          <w:sz w:val="15"/>
-          <w:szCs w:val="15"/>
+          <w:rFonts w:ascii="Arial Narrow" w:eastAsia="Arial Narrow" w:hAnsi="Arial Narrow" w:cs="Arial Narrow"/>
+          <w:b/>
+          <w:bCs/>
+          <w:sz w:val="16"/>
+          <w:szCs w:val="16"/>
         </w:rPr>
         <w:t xml:space="preserve"> </w:t>
       </w:r>
       <w:r>
         <w:rPr>
-          <w:rFonts w:ascii="Arial Narrow" w:hAnsi="Arial Narrow" w:cs="Arial"/>
-          <w:b/>
-          <w:bCs/>
-          <w:sz w:val="15"/>
-          <w:szCs w:val="15"/>
+          <w:rFonts w:ascii="Arial Narrow" w:eastAsia="Arial Narrow" w:hAnsi="Arial Narrow" w:cs="Arial Narrow"/>
+          <w:b/>
+          <w:bCs/>
+          <w:sz w:val="16"/>
+          <w:szCs w:val="16"/>
         </w:rPr>
         <w:tab/>
         <w:t xml:space="preserve">DECRETO LEGISLATIVO </w:t>
@@ -7547,22 +8555,22 @@
       <w:proofErr w:type="spellStart"/>
       <w:r>
         <w:rPr>
-          <w:rFonts w:ascii="Arial Narrow" w:hAnsi="Arial Narrow" w:cs="Arial"/>
-          <w:b/>
-          <w:bCs/>
-          <w:sz w:val="15"/>
-          <w:szCs w:val="15"/>
+          <w:rFonts w:ascii="Arial Narrow" w:eastAsia="Arial Narrow" w:hAnsi="Arial Narrow" w:cs="Arial Narrow"/>
+          <w:b/>
+          <w:bCs/>
+          <w:sz w:val="16"/>
+          <w:szCs w:val="16"/>
         </w:rPr>
         <w:t/>
       </w:r>
       <w:proofErr w:type="spellEnd"/>
       <w:r>
         <w:rPr>
-          <w:rFonts w:ascii="Arial Narrow" w:hAnsi="Arial Narrow" w:cs="Arial"/>
-          <w:b/>
-          <w:bCs/>
-          <w:sz w:val="15"/>
-          <w:szCs w:val="15"/>
+          <w:rFonts w:ascii="Arial Narrow" w:eastAsia="Arial Narrow" w:hAnsi="Arial Narrow" w:cs="Arial Narrow"/>
+          <w:b/>
+          <w:bCs/>
+          <w:sz w:val="16"/>
+          <w:szCs w:val="16"/>
         </w:rPr>
         <w:t xml:space="preserve"> 807, LEY SOBRE FACULTADES, NORMAS Y ORGANIZACIÓN DEL INDECOPI FACULTADES DE LAS COMISIONES Y OFICINAS DEL INDECOPI.</w:t>
       </w:r>
@@ -7574,42 +8582,42 @@
         <w:ind w:left="567"/>
         <w:jc w:val="both"/>
         <w:rPr>
-          <w:rFonts w:ascii="Arial Narrow" w:hAnsi="Arial Narrow"/>
-          <w:bCs/>
-          <w:sz w:val="16"/>
-          <w:szCs w:val="16"/>
-        </w:rPr>
-      </w:pPr>
-      <w:r>
-        <w:rPr>
-          <w:rFonts w:ascii="Arial Narrow" w:hAnsi="Arial Narrow"/>
-          <w:b/>
-          <w:sz w:val="15"/>
-          <w:szCs w:val="15"/>
+          <w:rFonts w:ascii="Arial Narrow" w:eastAsia="Arial Narrow" w:hAnsi="Arial Narrow" w:cs="Arial Narrow"/>
+          <w:bCs/>
+          <w:sz w:val="16"/>
+          <w:szCs w:val="16"/>
+        </w:rPr>
+      </w:pPr>
+      <w:r>
+        <w:rPr>
+          <w:rFonts w:ascii="Arial Narrow" w:eastAsia="Arial Narrow" w:hAnsi="Arial Narrow" w:cs="Arial Narrow"/>
+          <w:b/>
+          <w:sz w:val="16"/>
+          <w:szCs w:val="16"/>
         </w:rPr>
         <w:t xml:space="preserve">Artículo 29.- </w:t>
       </w:r>
       <w:r>
         <w:rPr>
-          <w:rFonts w:ascii="Arial Narrow" w:hAnsi="Arial Narrow"/>
-          <w:bCs/>
-          <w:sz w:val="15"/>
-          <w:szCs w:val="15"/>
+          <w:rFonts w:ascii="Arial Narrow" w:eastAsia="Arial Narrow" w:hAnsi="Arial Narrow" w:cs="Arial Narrow"/>
+          <w:bCs/>
+          <w:sz w:val="16"/>
+          <w:szCs w:val="16"/>
         </w:rPr>
         <w:t xml:space="preserve">En cualquier estado del procedimiento, e incluso antes de admitirse a trámite la denuncia, el Secretario Técnico podrá citar a las partes a audiencia de conciliación. </w:t>
       </w:r>
       <w:r>
         <w:rPr>
-          <w:rFonts w:ascii="Arial Narrow" w:hAnsi="Arial Narrow"/>
-          <w:bCs/>
-          <w:sz w:val="15"/>
-          <w:szCs w:val="15"/>
+          <w:rFonts w:ascii="Arial Narrow" w:eastAsia="Arial Narrow" w:hAnsi="Arial Narrow" w:cs="Arial Narrow"/>
+          <w:bCs/>
+          <w:sz w:val="16"/>
+          <w:szCs w:val="16"/>
         </w:rPr>
         <w:t>La audiencia se desarrollará ante el Secretario Técnico o ante la persona que este designe. Si ambas partes arribaran a un acuerdo respecto de la denuncia, se levantará un acta donde conste el acuerdo respectivo, el mismo que tendrá efectos de transacción extrajudicial. En cualquier caso, la Comisión podrá continuar de oficio el procedimiento, si del análisis de los hechos denunciados considera que podría estarse afectando intereses de terceros</w:t>
       </w:r>
       <w:r>
         <w:rPr>
-          <w:rFonts w:ascii="Arial Narrow" w:hAnsi="Arial Narrow"/>
+          <w:rFonts w:ascii="Arial Narrow" w:eastAsia="Arial Narrow" w:hAnsi="Arial Narrow" w:cs="Arial Narrow"/>
           <w:bCs/>
           <w:sz w:val="16"/>
           <w:szCs w:val="16"/>
@@ -7619,12 +8627,16 @@
     </w:p>
     <w:p>
       <w:pPr>
-        <w:pStyle w:val="NormalWeb"/>
+        <w:autoSpaceDE w:val="0"/>
+        <w:autoSpaceDN w:val="0"/>
+        <w:adjustRightInd w:val="0"/>
         <w:spacing w:after="0" w:line="240" w:lineRule="auto"/>
-        <w:ind w:left="567"/>
-        <w:jc w:val="both"/>
-        <w:rPr>
-          <w:rFonts w:ascii="Arial Narrow" w:hAnsi="Arial Narrow"/>
+        <w:ind w:left="567" w:hanging="567"/>
+        <w:jc w:val="both"/>
+        <w:rPr>
+          <w:rFonts w:ascii="Arial Narrow" w:eastAsia="Arial Narrow" w:hAnsi="Arial Narrow" w:cs="Arial Narrow"/>
+          <w:b/>
+          <w:bCs/>
           <w:sz w:val="16"/>
           <w:szCs w:val="16"/>
         </w:rPr>
@@ -7638,7 +8650,7 @@
         <w:ind w:left="567" w:hanging="567"/>
         <w:jc w:val="both"/>
         <w:rPr>
-          <w:rFonts w:ascii="Arial Narrow" w:hAnsi="Arial Narrow" w:cs="Arial"/>
+          <w:rFonts w:ascii="Arial Narrow" w:eastAsia="Arial Narrow" w:hAnsi="Arial Narrow" w:cs="Arial Narrow"/>
           <w:sz w:val="16"/>
           <w:szCs w:val="16"/>
         </w:rPr>
@@ -7646,7 +8658,7 @@
       <w:r>
         <w:rPr>
           <w:rStyle w:val="Refdenotaalpie"/>
-          <w:rFonts w:ascii="Arial Narrow" w:hAnsi="Arial Narrow" w:cs="Arial"/>
+          <w:rFonts w:ascii="Arial Narrow" w:eastAsia="Arial Narrow" w:hAnsi="Arial Narrow" w:cs="Arial Narrow"/>
           <w:sz w:val="16"/>
           <w:szCs w:val="16"/>
           <w:vertAlign w:val="superscript"/>
@@ -7655,7 +8667,7 @@
       </w:r>
       <w:r>
         <w:rPr>
-          <w:rFonts w:ascii="Arial Narrow" w:hAnsi="Arial Narrow" w:cs="Arial"/>
+          <w:rFonts w:ascii="Arial Narrow" w:eastAsia="Arial Narrow" w:hAnsi="Arial Narrow" w:cs="Arial Narrow"/>
           <w:sz w:val="16"/>
           <w:szCs w:val="16"/>
         </w:rPr>
@@ -7663,7 +8675,7 @@
       </w:r>
       <w:r>
         <w:rPr>
-          <w:rFonts w:ascii="Arial Narrow" w:hAnsi="Arial Narrow" w:cs="Arial"/>
+          <w:rFonts w:ascii="Arial Narrow" w:eastAsia="Arial Narrow" w:hAnsi="Arial Narrow" w:cs="Arial Narrow"/>
           <w:sz w:val="16"/>
           <w:szCs w:val="16"/>
         </w:rPr>
@@ -7671,7 +8683,7 @@
       </w:r>
       <w:r>
         <w:rPr>
-          <w:rFonts w:ascii="Arial Narrow" w:eastAsia="Arial" w:hAnsi="Arial Narrow" w:cs="Arial"/>
+          <w:rFonts w:ascii="Arial Narrow" w:eastAsia="Arial Narrow" w:hAnsi="Arial Narrow" w:cs="Arial Narrow"/>
           <w:b/>
           <w:sz w:val="16"/>
           <w:szCs w:val="16"/>
@@ -7681,7 +8693,7 @@
       <w:proofErr w:type="spellStart"/>
       <w:r>
         <w:rPr>
-          <w:rFonts w:ascii="Arial Narrow" w:eastAsia="Arial" w:hAnsi="Arial Narrow" w:cs="Arial"/>
+          <w:rFonts w:ascii="Arial Narrow" w:eastAsia="Arial Narrow" w:hAnsi="Arial Narrow" w:cs="Arial Narrow"/>
           <w:b/>
           <w:sz w:val="16"/>
           <w:szCs w:val="16"/>
@@ -7691,7 +8703,7 @@
       <w:proofErr w:type="spellEnd"/>
       <w:r>
         <w:rPr>
-          <w:rFonts w:ascii="Arial Narrow" w:eastAsia="Arial" w:hAnsi="Arial Narrow" w:cs="Arial"/>
+          <w:rFonts w:ascii="Arial Narrow" w:eastAsia="Arial Narrow" w:hAnsi="Arial Narrow" w:cs="Arial Narrow"/>
           <w:b/>
           <w:sz w:val="16"/>
           <w:szCs w:val="16"/>
@@ -7705,16 +8717,16 @@
         <w:ind w:left="1134" w:hanging="567"/>
         <w:jc w:val="both"/>
         <w:rPr>
-          <w:rFonts w:ascii="Arial Narrow" w:hAnsi="Arial Narrow" w:cs="Arial"/>
-          <w:b/>
-          <w:bCs/>
-          <w:sz w:val="16"/>
-          <w:szCs w:val="16"/>
-        </w:rPr>
-      </w:pPr>
-      <w:r>
-        <w:rPr>
-          <w:rFonts w:ascii="Arial Narrow" w:hAnsi="Arial Narrow" w:cs="Arial"/>
+          <w:rFonts w:ascii="Arial Narrow" w:eastAsia="Arial Narrow" w:hAnsi="Arial Narrow" w:cs="Arial Narrow"/>
+          <w:b/>
+          <w:bCs/>
+          <w:sz w:val="16"/>
+          <w:szCs w:val="16"/>
+        </w:rPr>
+      </w:pPr>
+      <w:r>
+        <w:rPr>
+          <w:rFonts w:ascii="Arial Narrow" w:eastAsia="Arial Narrow" w:hAnsi="Arial Narrow" w:cs="Arial Narrow"/>
           <w:b/>
           <w:bCs/>
           <w:sz w:val="16"/>
@@ -7729,7 +8741,7 @@
         <w:ind w:left="567"/>
         <w:jc w:val="both"/>
         <w:rPr>
-          <w:rFonts w:ascii="Arial Narrow" w:hAnsi="Arial Narrow" w:cs="Arial"/>
+          <w:rFonts w:ascii="Arial Narrow" w:eastAsia="Arial Narrow" w:hAnsi="Arial Narrow" w:cs="Arial Narrow"/>
           <w:sz w:val="16"/>
           <w:szCs w:val="16"/>
           <w:lang w:val="es-ES"/>
@@ -7737,7 +8749,7 @@
       </w:pPr>
       <w:r>
         <w:rPr>
-          <w:rFonts w:ascii="Arial Narrow" w:hAnsi="Arial Narrow" w:cs="Arial"/>
+          <w:rFonts w:ascii="Arial Narrow" w:eastAsia="Arial Narrow" w:hAnsi="Arial Narrow" w:cs="Arial Narrow"/>
           <w:sz w:val="16"/>
           <w:szCs w:val="16"/>
           <w:lang w:val="es-ES"/>
@@ -7751,7 +8763,7 @@
         <w:ind w:left="567"/>
         <w:jc w:val="both"/>
         <w:rPr>
-          <w:rFonts w:ascii="Arial Narrow" w:hAnsi="Arial Narrow" w:cs="Arial"/>
+          <w:rFonts w:ascii="Arial Narrow" w:eastAsia="Arial Narrow" w:hAnsi="Arial Narrow" w:cs="Arial Narrow"/>
           <w:sz w:val="16"/>
           <w:szCs w:val="16"/>
           <w:lang w:val="es-ES"/>
@@ -7759,7 +8771,7 @@
       </w:pPr>
       <w:r>
         <w:rPr>
-          <w:rFonts w:ascii="Arial Narrow" w:hAnsi="Arial Narrow" w:cs="Arial"/>
+          <w:rFonts w:ascii="Arial Narrow" w:eastAsia="Arial Narrow" w:hAnsi="Arial Narrow" w:cs="Arial Narrow"/>
           <w:sz w:val="16"/>
           <w:szCs w:val="16"/>
           <w:lang w:val="es-ES"/>
@@ -7768,7 +8780,7 @@
       </w:r>
       <w:r>
         <w:rPr>
-          <w:rFonts w:ascii="Arial Narrow" w:hAnsi="Arial Narrow" w:cs="Arial"/>
+          <w:rFonts w:ascii="Arial Narrow" w:eastAsia="Arial Narrow" w:hAnsi="Arial Narrow" w:cs="Arial Narrow"/>
           <w:sz w:val="16"/>
           <w:szCs w:val="16"/>
           <w:lang w:val="es-ES"/>
@@ -7782,7 +8794,7 @@
         <w:ind w:left="567"/>
         <w:jc w:val="both"/>
         <w:rPr>
-          <w:rFonts w:ascii="Arial Narrow" w:hAnsi="Arial Narrow" w:cs="Arial"/>
+          <w:rFonts w:ascii="Arial Narrow" w:eastAsia="Arial Narrow" w:hAnsi="Arial Narrow" w:cs="Arial Narrow"/>
           <w:sz w:val="16"/>
           <w:szCs w:val="16"/>
           <w:lang w:val="es-ES"/>
@@ -7790,13 +8802,25 @@
       </w:pPr>
       <w:r>
         <w:rPr>
-          <w:rFonts w:ascii="Arial Narrow" w:hAnsi="Arial Narrow" w:cs="Arial"/>
+          <w:rFonts w:ascii="Arial Narrow" w:eastAsia="Arial Narrow" w:hAnsi="Arial Narrow" w:cs="Arial Narrow"/>
           <w:sz w:val="16"/>
           <w:szCs w:val="16"/>
           <w:lang w:val="es-ES"/>
         </w:rPr>
         <w:t>En caso de no recibirse respuesta automática de recepción en un plazo máximo de dos (2) días hábiles contados desde el día siguiente de efectuado el acto de notificación vía correo electrónico, se procede a notificar por cédula conforme al inciso 20.1.1, volviéndose a computar el plazo establecido en el numeral 24.1 del artículo 24.</w:t>
       </w:r>
+    </w:p>
+    <w:p>
+      <w:pPr>
+        <w:pStyle w:val="Textonotapie"/>
+        <w:ind w:left="567" w:hanging="567"/>
+        <w:jc w:val="both"/>
+        <w:rPr>
+          <w:rFonts w:ascii="Arial Narrow" w:eastAsia="Arial Narrow" w:hAnsi="Arial Narrow" w:cs="Arial Narrow"/>
+          <w:sz w:val="16"/>
+          <w:szCs w:val="16"/>
+        </w:rPr>
+      </w:pPr>
     </w:p>
   </w:footnote>
   <w:footnote w:type="continuationNotice" w:id="1">
@@ -7812,70 +8836,70 @@
         <w:pStyle w:val="Textonotapie"/>
         <w:jc w:val="both"/>
         <w:rPr>
-          <w:rFonts w:ascii="Arial Narrow" w:eastAsia="Arial Narrow" w:hAnsi="Arial Narrow" w:cs="Arial"/>
-          <w:b/>
-          <w:bCs/>
-          <w:sz w:val="15"/>
-          <w:szCs w:val="15"/>
+          <w:rFonts w:ascii="Arial Narrow" w:eastAsia="Arial Narrow" w:hAnsi="Arial Narrow" w:cs="Arial Narrow"/>
+          <w:b/>
+          <w:bCs/>
+          <w:sz w:val="16"/>
+          <w:szCs w:val="16"/>
         </w:rPr>
       </w:pPr>
       <w:r>
         <w:rPr>
           <w:rStyle w:val="Refdenotaalpie"/>
-          <w:rFonts w:ascii="Arial Narrow" w:eastAsia="Arial Narrow" w:hAnsi="Arial Narrow" w:cs="Arial"/>
-          <w:sz w:val="16"/>
-          <w:szCs w:val="15"/>
+          <w:rFonts w:ascii="Arial Narrow" w:eastAsia="Arial Narrow" w:hAnsi="Arial Narrow" w:cs="Arial Narrow"/>
+          <w:sz w:val="16"/>
+          <w:szCs w:val="16"/>
           <w:vertAlign w:val="superscript"/>
         </w:rPr>
         <w:footnoteRef/>
       </w:r>
       <w:r>
         <w:rPr>
-          <w:rFonts w:ascii="Arial Narrow" w:eastAsia="Arial Narrow" w:hAnsi="Arial Narrow" w:cs="Arial"/>
-          <w:b/>
-          <w:bCs/>
-          <w:sz w:val="15"/>
-          <w:szCs w:val="15"/>
+          <w:rFonts w:ascii="Arial Narrow" w:eastAsia="Arial Narrow" w:hAnsi="Arial Narrow" w:cs="Arial Narrow"/>
+          <w:b/>
+          <w:bCs/>
+          <w:sz w:val="16"/>
+          <w:szCs w:val="16"/>
         </w:rPr>
         <w:t xml:space="preserve"> </w:t>
       </w:r>
       <w:r>
         <w:rPr>
-          <w:rFonts w:ascii="Arial Narrow" w:hAnsi="Arial Narrow" w:cs="Arial"/>
-          <w:sz w:val="15"/>
-          <w:szCs w:val="15"/>
+          <w:rFonts w:ascii="Arial Narrow" w:eastAsia="Arial Narrow" w:hAnsi="Arial Narrow" w:cs="Arial Narrow"/>
+          <w:sz w:val="16"/>
+          <w:szCs w:val="16"/>
         </w:rPr>
         <w:t xml:space="preserve"> </w:t>
       </w:r>
       <w:r>
         <w:rPr>
-          <w:rFonts w:ascii="Arial Narrow" w:eastAsia="Arial Narrow" w:hAnsi="Arial Narrow" w:cs="Arial"/>
-          <w:b/>
-          <w:bCs/>
-          <w:sz w:val="15"/>
-          <w:szCs w:val="15"/>
+          <w:rFonts w:ascii="Arial Narrow" w:eastAsia="Arial Narrow" w:hAnsi="Arial Narrow" w:cs="Arial Narrow"/>
+          <w:b/>
+          <w:bCs/>
+          <w:sz w:val="16"/>
+          <w:szCs w:val="16"/>
         </w:rPr>
         <w:t xml:space="preserve">TEXTO ÚNICO ORDENADO DE LA LEY </w:t>
       </w:r>
       <w:proofErr w:type="spellStart"/>
       <w:r>
         <w:rPr>
-          <w:rFonts w:ascii="Arial Narrow" w:eastAsia="Arial Narrow" w:hAnsi="Arial Narrow" w:cs="Arial"/>
-          <w:b/>
-          <w:bCs/>
-          <w:sz w:val="15"/>
-          <w:szCs w:val="15"/>
+          <w:rFonts w:ascii="Arial Narrow" w:eastAsia="Arial Narrow" w:hAnsi="Arial Narrow" w:cs="Arial Narrow"/>
+          <w:b/>
+          <w:bCs/>
+          <w:sz w:val="16"/>
+          <w:szCs w:val="16"/>
         </w:rPr>
         <w:t/>
       </w:r>
       <w:proofErr w:type="spellEnd"/>
       <w:r>
         <w:rPr>
-          <w:rFonts w:ascii="Arial Narrow" w:eastAsia="Arial Narrow" w:hAnsi="Arial Narrow" w:cs="Arial"/>
-          <w:b/>
-          <w:bCs/>
-          <w:sz w:val="15"/>
-          <w:szCs w:val="15"/>
+          <w:rFonts w:ascii="Arial Narrow" w:eastAsia="Arial Narrow" w:hAnsi="Arial Narrow" w:cs="Arial Narrow"/>
+          <w:b/>
+          <w:bCs/>
+          <w:sz w:val="16"/>
+          <w:szCs w:val="16"/>
         </w:rPr>
         <w:t xml:space="preserve"> 27444, LEY DE PROCEDIMIENTO ADMINISTRATIVO GENERAL, aprobado por el</w:t>
       </w:r>
@@ -7885,42 +8909,42 @@
         <w:pStyle w:val="Textonotapie"/>
         <w:jc w:val="both"/>
         <w:rPr>
-          <w:rFonts w:ascii="Arial Narrow" w:hAnsi="Arial Narrow" w:cs="Arial"/>
-          <w:b/>
-          <w:bCs/>
-          <w:sz w:val="15"/>
-          <w:szCs w:val="15"/>
-        </w:rPr>
-      </w:pPr>
-      <w:r>
-        <w:rPr>
-          <w:rFonts w:ascii="Arial Narrow" w:eastAsia="Arial Narrow" w:hAnsi="Arial Narrow" w:cs="Arial"/>
-          <w:b/>
-          <w:bCs/>
-          <w:sz w:val="15"/>
-          <w:szCs w:val="15"/>
+          <w:rFonts w:ascii="Arial Narrow" w:eastAsia="Arial Narrow" w:hAnsi="Arial Narrow" w:cs="Arial Narrow"/>
+          <w:b/>
+          <w:bCs/>
+          <w:sz w:val="16"/>
+          <w:szCs w:val="16"/>
+        </w:rPr>
+      </w:pPr>
+      <w:r>
+        <w:rPr>
+          <w:rFonts w:ascii="Arial Narrow" w:eastAsia="Arial Narrow" w:hAnsi="Arial Narrow" w:cs="Arial Narrow"/>
+          <w:b/>
+          <w:bCs/>
+          <w:sz w:val="16"/>
+          <w:szCs w:val="16"/>
         </w:rPr>
         <w:t xml:space="preserve"> Decreto Supremo </w:t>
       </w:r>
       <w:proofErr w:type="spellStart"/>
       <w:r>
         <w:rPr>
-          <w:rFonts w:ascii="Arial Narrow" w:eastAsia="Arial Narrow" w:hAnsi="Arial Narrow" w:cs="Arial"/>
-          <w:b/>
-          <w:bCs/>
-          <w:sz w:val="15"/>
-          <w:szCs w:val="15"/>
+          <w:rFonts w:ascii="Arial Narrow" w:eastAsia="Arial Narrow" w:hAnsi="Arial Narrow" w:cs="Arial Narrow"/>
+          <w:b/>
+          <w:bCs/>
+          <w:sz w:val="16"/>
+          <w:szCs w:val="16"/>
         </w:rPr>
         <w:t/>
       </w:r>
       <w:proofErr w:type="spellEnd"/>
       <w:r>
         <w:rPr>
-          <w:rFonts w:ascii="Arial Narrow" w:eastAsia="Arial Narrow" w:hAnsi="Arial Narrow" w:cs="Arial"/>
-          <w:b/>
-          <w:bCs/>
-          <w:sz w:val="15"/>
-          <w:szCs w:val="15"/>
+          <w:rFonts w:ascii="Arial Narrow" w:eastAsia="Arial Narrow" w:hAnsi="Arial Narrow" w:cs="Arial Narrow"/>
+          <w:b/>
+          <w:bCs/>
+          <w:sz w:val="16"/>
+          <w:szCs w:val="16"/>
         </w:rPr>
         <w:t xml:space="preserve"> 006-2026-JUS</w:t>
       </w:r>
@@ -7931,20 +8955,20 @@
         <w:ind w:firstLine="567"/>
         <w:jc w:val="both"/>
         <w:rPr>
-          <w:rFonts w:ascii="Arial Narrow" w:hAnsi="Arial Narrow" w:cs="Arial"/>
-          <w:b/>
-          <w:bCs/>
-          <w:sz w:val="15"/>
-          <w:szCs w:val="15"/>
-        </w:rPr>
-      </w:pPr>
-      <w:r>
-        <w:rPr>
-          <w:rFonts w:ascii="Arial Narrow" w:eastAsia="Arial Narrow" w:hAnsi="Arial Narrow" w:cs="Arial"/>
-          <w:b/>
-          <w:bCs/>
-          <w:sz w:val="15"/>
-          <w:szCs w:val="15"/>
+          <w:rFonts w:ascii="Arial Narrow" w:eastAsia="Arial Narrow" w:hAnsi="Arial Narrow" w:cs="Arial Narrow"/>
+          <w:b/>
+          <w:bCs/>
+          <w:sz w:val="16"/>
+          <w:szCs w:val="16"/>
+        </w:rPr>
+      </w:pPr>
+      <w:r>
+        <w:rPr>
+          <w:rFonts w:ascii="Arial Narrow" w:eastAsia="Arial Narrow" w:hAnsi="Arial Narrow" w:cs="Arial Narrow"/>
+          <w:b/>
+          <w:bCs/>
+          <w:sz w:val="16"/>
+          <w:szCs w:val="16"/>
         </w:rPr>
         <w:t>233.- Contestación de la reclamación</w:t>
       </w:r>
@@ -7955,16 +8979,16 @@
         <w:ind w:firstLine="567"/>
         <w:jc w:val="both"/>
         <w:rPr>
-          <w:rFonts w:ascii="Arial Narrow" w:eastAsia="Arial Narrow" w:hAnsi="Arial Narrow" w:cs="Arial"/>
-          <w:sz w:val="15"/>
-          <w:szCs w:val="15"/>
-        </w:rPr>
-      </w:pPr>
-      <w:r>
-        <w:rPr>
-          <w:rFonts w:ascii="Arial Narrow" w:eastAsia="Arial Narrow" w:hAnsi="Arial Narrow" w:cs="Arial"/>
-          <w:sz w:val="15"/>
-          <w:szCs w:val="15"/>
+          <w:rFonts w:ascii="Arial Narrow" w:eastAsia="Arial Narrow" w:hAnsi="Arial Narrow" w:cs="Arial Narrow"/>
+          <w:sz w:val="16"/>
+          <w:szCs w:val="16"/>
+        </w:rPr>
+      </w:pPr>
+      <w:r>
+        <w:rPr>
+          <w:rFonts w:ascii="Arial Narrow" w:eastAsia="Arial Narrow" w:hAnsi="Arial Narrow" w:cs="Arial Narrow"/>
+          <w:sz w:val="16"/>
+          <w:szCs w:val="16"/>
         </w:rPr>
         <w:t>233.1 “(…) Las alegaciones y los hechos relevantes de la reclamación, salvo que hayan sido específicamente negadas en la contestación,</w:t>
       </w:r>
@@ -7975,16 +8999,16 @@
         <w:ind w:firstLine="567"/>
         <w:jc w:val="both"/>
         <w:rPr>
-          <w:rFonts w:ascii="Arial Narrow" w:hAnsi="Arial Narrow" w:cs="Arial"/>
-          <w:sz w:val="15"/>
-          <w:szCs w:val="15"/>
-        </w:rPr>
-      </w:pPr>
-      <w:r>
-        <w:rPr>
-          <w:rFonts w:ascii="Arial Narrow" w:eastAsia="Arial Narrow" w:hAnsi="Arial Narrow" w:cs="Arial"/>
-          <w:sz w:val="15"/>
-          <w:szCs w:val="15"/>
+          <w:rFonts w:ascii="Arial Narrow" w:eastAsia="Arial Narrow" w:hAnsi="Arial Narrow" w:cs="Arial Narrow"/>
+          <w:sz w:val="16"/>
+          <w:szCs w:val="16"/>
+        </w:rPr>
+      </w:pPr>
+      <w:r>
+        <w:rPr>
+          <w:rFonts w:ascii="Arial Narrow" w:eastAsia="Arial Narrow" w:hAnsi="Arial Narrow" w:cs="Arial Narrow"/>
+          <w:sz w:val="16"/>
+          <w:szCs w:val="16"/>
         </w:rPr>
         <w:t>se tendrán por aceptadas o merituadas como ciertas”.</w:t>
       </w:r>
@@ -7992,12 +9016,13 @@
     <w:p>
       <w:pPr>
         <w:pStyle w:val="Textonotapie"/>
-        <w:ind w:left="567"/>
-        <w:jc w:val="both"/>
-        <w:rPr>
-          <w:rFonts w:ascii="Arial Narrow" w:hAnsi="Arial Narrow" w:cs="Arial"/>
-          <w:sz w:val="15"/>
-          <w:szCs w:val="15"/>
+        <w:jc w:val="both"/>
+        <w:rPr>
+          <w:rFonts w:ascii="Arial Narrow" w:eastAsia="Arial Narrow" w:hAnsi="Arial Narrow" w:cs="Arial Narrow"/>
+          <w:b/>
+          <w:bCs/>
+          <w:sz w:val="16"/>
+          <w:szCs w:val="16"/>
         </w:rPr>
       </w:pPr>
     </w:p>

--- a/plantillas_maestras/02_seguro_vida/negativa_cobertura/2_o_mas_ddos_varios/mujer/TPL_2566_2024_SEGURO_VIDA_NEGATIVA_COBERTURA_ASEGURADORA_MUJER.docx
+++ b/plantillas_maestras/02_seguro_vida/negativa_cobertura/2_o_mas_ddos_varios/mujer/TPL_2566_2024_SEGURO_VIDA_NEGATIVA_COBERTURA_ASEGURADORA_MUJER.docx
@@ -659,7 +659,25 @@
           <w:sz w:val="22"/>
           <w:szCs w:val="22"/>
         </w:rPr>
-        <w:t xml:space="preserve">Mediante escrito del 10 de octubre de 2025, la señora [APELLIDO] interpuso una denuncia contra Mapfre por presuntas infracciones a la Ley 29571, Código de Protección y Defensa del Consumidor (en adelante, Código), señalando lo siguiente: </w:t>
+        <w:t xml:space="preserve">Mediante escrito del 10 de octubre de 2025, la señora [APELLIDO] interpuso una denuncia contra Mapfre por presuntas infracciones a la Ley 29571, Código de Protección y Defensa del Consumidor</w:t>
+      </w:r>
+      <w:r>
+        <w:rPr>
+          <w:rStyle w:val="Refdenotaalpie"/>
+          <w:rFonts w:ascii="Arial Narrow" w:eastAsia="Arial Narrow" w:hAnsi="Arial Narrow" w:cs="Arial Narrow"/>
+          <w:sz w:val="22"/>
+          <w:szCs w:val="22"/>
+          <w:vertAlign w:val="superscript"/>
+        </w:rPr>
+        <w:footnoteReference w:id="1"/>
+      </w:r>
+      <w:r>
+        <w:rPr>
+          <w:rFonts w:ascii="Arial Narrow" w:eastAsia="Arial Narrow" w:hAnsi="Arial Narrow" w:cs="Arial Narrow"/>
+          <w:sz w:val="22"/>
+          <w:szCs w:val="22"/>
+        </w:rPr>
+        <w:t xml:space="preserve"> (en adelante, Código), señalando lo siguiente: </w:t>
       </w:r>
       <w:r>
         <w:rPr>
@@ -759,16 +777,6 @@
           <w:szCs w:val="22"/>
         </w:rPr>
         <w:t/>
-      </w:r>
-      <w:r>
-        <w:rPr>
-          <w:rStyle w:val="Refdenotaalpie"/>
-          <w:rFonts w:ascii="Arial Narrow" w:eastAsia="Arial Narrow" w:hAnsi="Arial Narrow" w:cs="Arial Narrow"/>
-          <w:sz w:val="22"/>
-          <w:szCs w:val="22"/>
-          <w:vertAlign w:val="superscript"/>
-        </w:rPr>
-        <w:footnoteReference w:id="2"/>
       </w:r>
       <w:r>
         <w:rPr>
@@ -1699,58 +1707,6 @@
         </w:rPr>
       </w:pPr>
     </w:p>
-    <w:p>
-      <w:pPr>
-        <w:pStyle w:val="Prrafodelista"/>
-        <w:spacing w:after="0" w:line="240" w:lineRule="auto"/>
-        <w:ind w:left="567"/>
-        <w:jc w:val="both"/>
-        <w:rPr>
-          <w:rFonts w:ascii="Arial Narrow" w:eastAsia="Arial Narrow" w:hAnsi="Arial Narrow" w:cs="Arial Narrow"/>
-          <w:sz w:val="22"/>
-          <w:szCs w:val="22"/>
-        </w:rPr>
-      </w:pPr>
-    </w:p>
-    <w:p>
-      <w:pPr>
-        <w:pStyle w:val="Prrafodelista"/>
-        <w:spacing w:after="0" w:line="240" w:lineRule="auto"/>
-        <w:ind w:left="567"/>
-        <w:jc w:val="both"/>
-        <w:rPr>
-          <w:rFonts w:ascii="Arial Narrow" w:eastAsia="Arial Narrow" w:hAnsi="Arial Narrow" w:cs="Arial Narrow"/>
-          <w:sz w:val="22"/>
-          <w:szCs w:val="22"/>
-        </w:rPr>
-      </w:pPr>
-    </w:p>
-    <w:p>
-      <w:pPr>
-        <w:pStyle w:val="Prrafodelista"/>
-        <w:spacing w:after="0" w:line="240" w:lineRule="auto"/>
-        <w:ind w:left="567"/>
-        <w:jc w:val="both"/>
-        <w:rPr>
-          <w:rFonts w:ascii="Arial Narrow" w:eastAsia="Arial Narrow" w:hAnsi="Arial Narrow" w:cs="Arial Narrow"/>
-          <w:sz w:val="22"/>
-          <w:szCs w:val="22"/>
-        </w:rPr>
-      </w:pPr>
-    </w:p>
-    <w:p>
-      <w:pPr>
-        <w:pStyle w:val="Prrafodelista"/>
-        <w:spacing w:after="0" w:line="240" w:lineRule="auto"/>
-        <w:ind w:left="567"/>
-        <w:jc w:val="both"/>
-        <w:rPr>
-          <w:rFonts w:ascii="Arial Narrow" w:eastAsia="Arial Narrow" w:hAnsi="Arial Narrow" w:cs="Arial Narrow"/>
-          <w:sz w:val="22"/>
-          <w:szCs w:val="22"/>
-        </w:rPr>
-      </w:pPr>
-    </w:p>
     <w:bookmarkEnd w:id="3"/>
     <w:bookmarkEnd w:id="4"/>
     <w:bookmarkEnd w:id="5"/>
@@ -1836,7 +1792,38 @@
           <w:szCs w:val="22"/>
           <w:lang w:eastAsia="es-PE"/>
         </w:rPr>
-        <w:t xml:space="preserve">La Secretaría Técnica de la Comisión de Protección al Consumidor 1 (en adelante, Secretaría Técnica), en ejercicio de sus facultades, considera que el hecho denunciado, consistente en que la compañía aseguradora habría pagado a la denunciante un monto menor al que le correspondía por la cobertura de la Póliza 6032500000089 debido fallecimiento del señor [APELLIDO] ; involucraría una afectación a sus expectativas, al no haber encontrado una correspondencia entre lo que esperaba recibir de parte del proveedor denunciado y lo que realmente recibió. Por consiguiente, corresponde calificar el hecho materia de denuncia como una presunta infracción al deber de idoneidad, tipificado en los artículos 18 y 19 del Código.</w:t>
+        <w:t xml:space="preserve">La Secretaría Técnica de la Comisión de Protección al Consumidor 1 (en adelante, Secretaría Técnica), en ejercicio de sus facultades</w:t>
+      </w:r>
+      <w:r>
+        <w:rPr>
+          <w:rStyle w:val="Refdenotaalpie"/>
+          <w:rFonts w:ascii="Arial Narrow" w:eastAsia="Arial Narrow" w:hAnsi="Arial Narrow" w:cs="Arial Narrow"/>
+          <w:sz w:val="22"/>
+          <w:szCs w:val="22"/>
+          <w:shd w:val="clear" w:color="auto" w:fill="FFFFFF"/>
+          <w:vertAlign w:val="superscript"/>
+        </w:rPr>
+        <w:footnoteReference w:id="2"/>
+      </w:r>
+      <w:r>
+        <w:rPr>
+          <w:rStyle w:val="Refdenotaalpie"/>
+          <w:rFonts w:ascii="Arial Narrow" w:eastAsia="Arial Narrow" w:hAnsi="Arial Narrow" w:cs="Arial Narrow"/>
+          <w:sz w:val="22"/>
+          <w:szCs w:val="22"/>
+          <w:lang w:eastAsia="es-PE"/>
+          <w:vertAlign w:val="superscript"/>
+        </w:rPr>
+        <w:footnoteReference w:id="3"/>
+      </w:r>
+      <w:r>
+        <w:rPr>
+          <w:rFonts w:ascii="Arial Narrow" w:eastAsia="Arial Narrow" w:hAnsi="Arial Narrow" w:cs="Arial Narrow"/>
+          <w:sz w:val="22"/>
+          <w:szCs w:val="22"/>
+          <w:lang w:eastAsia="es-PE"/>
+        </w:rPr>
+        <w:t xml:space="preserve">, considera que el hecho denunciado, consistente en que la compañía aseguradora habría pagado a la denunciante un monto menor al que le correspondía por la cobertura de la Póliza 6032500000089 debido fallecimiento del señor [APELLIDO] ; involucraría una afectación a sus expectativas, al no haber encontrado una correspondencia entre lo que esperaba recibir de parte del proveedor denunciado y lo que realmente recibió. Por consiguiente, corresponde calificar el hecho materia de denuncia como una presunta infracción al deber de idoneidad, tipificado en los artículos 18 y 19 del Código.</w:t>
       </w:r>
       <w:bookmarkStart w:id="11" w:name="_Hlk153305889"/>
       <w:bookmarkEnd w:id="6"/>
@@ -1879,17 +1866,6 @@
           <w:lang w:eastAsia="es-PE"/>
         </w:rPr>
         <w:t/>
-      </w:r>
-      <w:r>
-        <w:rPr>
-          <w:rStyle w:val="Refdenotaalpie"/>
-          <w:rFonts w:ascii="Arial Narrow" w:eastAsia="Arial Narrow" w:hAnsi="Arial Narrow" w:cs="Arial Narrow"/>
-          <w:sz w:val="22"/>
-          <w:szCs w:val="22"/>
-          <w:lang w:eastAsia="es-PE"/>
-          <w:vertAlign w:val="superscript"/>
-        </w:rPr>
-        <w:footnoteReference w:id="3"/>
       </w:r>
       <w:r>
         <w:rPr>
@@ -2397,17 +2373,6 @@
       </w:r>
       <w:r>
         <w:rPr>
-          <w:rStyle w:val="Refdenotaalpie"/>
-          <w:rFonts w:ascii="Arial Narrow" w:eastAsia="Arial Narrow" w:hAnsi="Arial Narrow" w:cs="Arial Narrow"/>
-          <w:sz w:val="22"/>
-          <w:szCs w:val="22"/>
-          <w:shd w:val="clear" w:color="auto" w:fill="FFFFFF"/>
-          <w:vertAlign w:val="superscript"/>
-        </w:rPr>
-        <w:footnoteReference w:id="7"/>
-      </w:r>
-      <w:r>
-        <w:rPr>
           <w:rStyle w:val="normaltextrun"/>
           <w:rFonts w:ascii="Arial Narrow" w:eastAsia="Arial Narrow" w:hAnsi="Arial Narrow" w:cs="Arial Narrow"/>
           <w:sz w:val="22"/>
@@ -2630,7 +2595,17 @@
           <w:szCs w:val="22"/>
           <w:lang w:eastAsia="es-PE"/>
         </w:rPr>
-        <w:t xml:space="preserve">PRIMERO: admitir a trámite la denuncia del 10 de octubre de 2025, interpuesta por la señora [DENUNCIANTE] contra Mapfre Perú Compañía de Seguros y Reaseguros S.A., por lo siguiente:</w:t>
+        <w:t xml:space="preserve">PRIMERO:</w:t>
+      </w:r>
+      <w:r>
+        <w:rPr>
+          <w:rFonts w:ascii="Arial Narrow" w:eastAsia="Arial Narrow" w:hAnsi="Arial Narrow" w:cs="Arial Narrow"/>
+          <w:color w:val="000000"/>
+          <w:sz w:val="22"/>
+          <w:szCs w:val="22"/>
+          <w:lang w:eastAsia="es-PE"/>
+        </w:rPr>
+        <w:t xml:space="preserve"> admitir a trámite la denuncia del 10 de octubre de 2025, interpuesta por la señora [DENUNCIANTE] contra Mapfre Perú Compañía de Seguros y Reaseguros S.A., por lo siguiente:</w:t>
       </w:r>
       <w:bookmarkEnd w:id="13"/>
       <w:r>
@@ -2840,7 +2815,6 @@
       <w:r>
         <w:rPr>
           <w:rFonts w:ascii="Arial Narrow" w:eastAsia="Arial Narrow" w:hAnsi="Arial Narrow" w:cs="Arial Narrow"/>
-          <w:bCs/>
           <w:sz w:val="22"/>
           <w:szCs w:val="22"/>
         </w:rPr>
@@ -3214,7 +3188,15 @@
           <w:sz w:val="22"/>
           <w:szCs w:val="22"/>
         </w:rPr>
-        <w:t xml:space="preserve">: </w:t>
+        <w:t xml:space="preserve">:</w:t>
+      </w:r>
+      <w:r>
+        <w:rPr>
+          <w:rFonts w:ascii="Arial Narrow" w:eastAsia="Arial Narrow" w:hAnsi="Arial Narrow" w:cs="Arial Narrow"/>
+          <w:sz w:val="22"/>
+          <w:szCs w:val="22"/>
+        </w:rPr>
+        <w:t xml:space="preserve"> </w:t>
       </w:r>
       <w:r>
         <w:rPr>
@@ -3346,7 +3328,15 @@
           <w:sz w:val="22"/>
           <w:szCs w:val="22"/>
         </w:rPr>
-        <w:t xml:space="preserve">: </w:t>
+        <w:t xml:space="preserve">:</w:t>
+      </w:r>
+      <w:r>
+        <w:rPr>
+          <w:rFonts w:ascii="Arial Narrow" w:eastAsia="Arial Narrow" w:hAnsi="Arial Narrow" w:cs="Arial Narrow"/>
+          <w:sz w:val="22"/>
+          <w:szCs w:val="22"/>
+        </w:rPr>
+        <w:t xml:space="preserve"> </w:t>
       </w:r>
       <w:r>
         <w:rPr>
@@ -3383,7 +3373,6 @@
       <w:r>
         <w:rPr>
           <w:rFonts w:ascii="Arial Narrow" w:eastAsia="Arial Narrow" w:hAnsi="Arial Narrow" w:cs="Arial Narrow"/>
-          <w:bCs/>
           <w:sz w:val="22"/>
           <w:szCs w:val="22"/>
         </w:rPr>
@@ -3568,7 +3557,15 @@
           <w:sz w:val="22"/>
           <w:szCs w:val="22"/>
         </w:rPr>
-        <w:t xml:space="preserve">CUARTO: </w:t>
+        <w:t xml:space="preserve">CUARTO:</w:t>
+      </w:r>
+      <w:r>
+        <w:rPr>
+          <w:rFonts w:ascii="Arial Narrow" w:eastAsia="Arial Narrow" w:hAnsi="Arial Narrow" w:cs="Arial Narrow"/>
+          <w:sz w:val="22"/>
+          <w:szCs w:val="22"/>
+        </w:rPr>
+        <w:t xml:space="preserve"> </w:t>
       </w:r>
       <w:r>
         <w:rPr>
@@ -3586,7 +3583,7 @@
           <w:szCs w:val="22"/>
           <w:vertAlign w:val="superscript"/>
         </w:rPr>
-        <w:footnoteReference w:id="14"/>
+        <w:footnoteReference w:id="7"/>
       </w:r>
       <w:r>
         <w:rPr>
@@ -3604,7 +3601,7 @@
           <w:szCs w:val="22"/>
           <w:vertAlign w:val="superscript"/>
         </w:rPr>
-        <w:footnoteReference w:id="15"/>
+        <w:footnoteReference w:id="8"/>
       </w:r>
       <w:r>
         <w:rPr>
@@ -3660,8 +3657,6 @@
       <w:r>
         <w:rPr>
           <w:rFonts w:ascii="Arial Narrow" w:eastAsia="Arial Narrow" w:hAnsi="Arial Narrow" w:cs="Arial Narrow"/>
-          <w:b/>
-          <w:bCs/>
           <w:sz w:val="22"/>
           <w:szCs w:val="22"/>
           <w:lang w:val="es-ES" w:eastAsia="es-ES"/>
@@ -3722,7 +3717,6 @@
       <w:r>
         <w:rPr>
           <w:rFonts w:ascii="Arial Narrow" w:eastAsia="Arial Narrow" w:hAnsi="Arial Narrow" w:cs="Arial Narrow"/>
-          <w:bCs/>
           <w:sz w:val="22"/>
           <w:szCs w:val="22"/>
         </w:rPr>
@@ -3895,13 +3889,19 @@
           <w:sz w:val="22"/>
           <w:szCs w:val="22"/>
         </w:rPr>
-        <w:t xml:space="preserve">SEXTO: </w:t>
-      </w:r>
-      <w:r>
-        <w:rPr>
-          <w:rFonts w:ascii="Arial Narrow" w:eastAsia="Arial Narrow" w:hAnsi="Arial Narrow" w:cs="Arial Narrow"/>
-          <w:b/>
-          <w:bCs/>
+        <w:t xml:space="preserve">SEXTO:</w:t>
+      </w:r>
+      <w:r>
+        <w:rPr>
+          <w:rFonts w:ascii="Arial Narrow" w:eastAsia="Arial Narrow" w:hAnsi="Arial Narrow" w:cs="Arial Narrow"/>
+          <w:sz w:val="22"/>
+          <w:szCs w:val="22"/>
+        </w:rPr>
+        <w:t xml:space="preserve"> </w:t>
+      </w:r>
+      <w:r>
+        <w:rPr>
+          <w:rFonts w:ascii="Arial Narrow" w:eastAsia="Arial Narrow" w:hAnsi="Arial Narrow" w:cs="Arial Narrow"/>
           <w:sz w:val="22"/>
           <w:szCs w:val="22"/>
         </w:rPr>
@@ -4195,13 +4195,19 @@
           <w:sz w:val="22"/>
           <w:szCs w:val="22"/>
         </w:rPr>
-        <w:t xml:space="preserve">: </w:t>
-      </w:r>
-      <w:r>
-        <w:rPr>
-          <w:rFonts w:ascii="Arial Narrow" w:eastAsia="Arial Narrow" w:hAnsi="Arial Narrow" w:cs="Arial Narrow"/>
-          <w:b/>
-          <w:bCs/>
+        <w:t xml:space="preserve">:</w:t>
+      </w:r>
+      <w:r>
+        <w:rPr>
+          <w:rFonts w:ascii="Arial Narrow" w:eastAsia="Arial Narrow" w:hAnsi="Arial Narrow" w:cs="Arial Narrow"/>
+          <w:sz w:val="22"/>
+          <w:szCs w:val="22"/>
+        </w:rPr>
+        <w:t xml:space="preserve"> </w:t>
+      </w:r>
+      <w:r>
+        <w:rPr>
+          <w:rFonts w:ascii="Arial Narrow" w:eastAsia="Arial Narrow" w:hAnsi="Arial Narrow" w:cs="Arial Narrow"/>
           <w:sz w:val="22"/>
           <w:szCs w:val="22"/>
         </w:rPr>
@@ -4281,7 +4287,6 @@
           <w:rFonts w:ascii="Arial Narrow" w:eastAsia="Arial Narrow" w:hAnsi="Arial Narrow" w:cs="Arial Narrow"/>
           <w:sz w:val="22"/>
           <w:szCs w:val="22"/>
-          <w:u w:val="single"/>
         </w:rPr>
         <w:t>expresamente su facultad para asistir y conciliar en su representación</w:t>
       </w:r>
@@ -4296,8 +4301,6 @@
       <w:r>
         <w:rPr>
           <w:rFonts w:ascii="Arial Narrow" w:eastAsia="Arial Narrow" w:hAnsi="Arial Narrow" w:cs="Arial Narrow"/>
-          <w:b/>
-          <w:bCs/>
           <w:sz w:val="22"/>
           <w:szCs w:val="22"/>
         </w:rPr>
@@ -4308,7 +4311,6 @@
           <w:rFonts w:ascii="Arial Narrow" w:eastAsia="Arial Narrow" w:hAnsi="Arial Narrow" w:cs="Arial Narrow"/>
           <w:sz w:val="22"/>
           <w:szCs w:val="22"/>
-          <w:u w:val="single"/>
         </w:rPr>
         <w:t>Ello bajo apercibimiento de no realizar la audiencia de conciliación y levantar el acta de inasistencia correspondiente</w:t>
       </w:r>
@@ -4317,7 +4319,6 @@
           <w:rFonts w:ascii="Arial Narrow" w:eastAsia="Arial Narrow" w:hAnsi="Arial Narrow" w:cs="Arial Narrow"/>
           <w:sz w:val="22"/>
           <w:szCs w:val="22"/>
-          <w:u w:val="single"/>
         </w:rPr>
         <w:t>.</w:t>
       </w:r>
@@ -4365,7 +4366,15 @@
           <w:sz w:val="22"/>
           <w:szCs w:val="22"/>
         </w:rPr>
-        <w:t xml:space="preserve">: </w:t>
+        <w:t xml:space="preserve">:</w:t>
+      </w:r>
+      <w:r>
+        <w:rPr>
+          <w:rFonts w:ascii="Arial Narrow" w:eastAsia="Arial Narrow" w:hAnsi="Arial Narrow" w:cs="Arial Narrow"/>
+          <w:sz w:val="22"/>
+          <w:szCs w:val="22"/>
+        </w:rPr>
+        <w:t xml:space="preserve"> </w:t>
       </w:r>
       <w:r>
         <w:rPr>
@@ -4418,7 +4427,17 @@
           <w:szCs w:val="22"/>
           <w:lang w:eastAsia="es-ES"/>
         </w:rPr>
-        <w:t xml:space="preserve">DÉCIMO: </w:t>
+        <w:t xml:space="preserve">DÉCIMO:</w:t>
+      </w:r>
+      <w:r>
+        <w:rPr>
+          <w:rFonts w:ascii="Arial Narrow" w:eastAsia="Arial Narrow" w:hAnsi="Arial Narrow" w:cs="Arial Narrow"/>
+          <w:spacing w:val="-2"/>
+          <w:sz w:val="22"/>
+          <w:szCs w:val="22"/>
+          <w:lang w:eastAsia="es-ES"/>
+        </w:rPr>
+        <w:t xml:space="preserve"> </w:t>
       </w:r>
       <w:r>
         <w:rPr>
@@ -4766,6 +4785,39 @@
           <w:szCs w:val="22"/>
         </w:rPr>
         <w:t> </w:t>
+      </w:r>
+    </w:p>
+    <w:p>
+      <w:pPr>
+        <w:pStyle w:val="paragraph"/>
+        <w:shd w:val="clear" w:color="auto" w:fill="FFFFFF"/>
+        <w:spacing w:before="0" w:beforeAutospacing="0" w:after="0" w:afterAutospacing="0"/>
+        <w:jc w:val="center"/>
+        <w:textAlignment w:val="baseline"/>
+        <w:rPr>
+          <w:rFonts w:ascii="Arial Narrow" w:eastAsia="Arial Narrow" w:hAnsi="Arial Narrow" w:cs="Arial Narrow"/>
+          <w:sz w:val="22"/>
+          <w:szCs w:val="22"/>
+        </w:rPr>
+      </w:pPr>
+      <w:r>
+        <w:rPr>
+          <w:rStyle w:val="normaltextrun"/>
+          <w:rFonts w:ascii="Arial Narrow" w:eastAsia="Arial Narrow" w:hAnsi="Arial Narrow" w:cs="Arial Narrow"/>
+          <w:b/>
+          <w:bCs/>
+          <w:sz w:val="22"/>
+          <w:szCs w:val="22"/>
+        </w:rPr>
+        <w:t xml:space="preserve">Firmado digitalmente por</w:t>
+      </w:r>
+      <w:r>
+        <w:rPr>
+          <w:rStyle w:val="eop"/>
+          <w:rFonts w:ascii="Arial Narrow" w:eastAsia="Arial Narrow" w:hAnsi="Arial Narrow" w:cs="Arial Narrow"/>
+          <w:sz w:val="22"/>
+          <w:szCs w:val="22"/>
+        </w:rPr>
       </w:r>
     </w:p>
     <w:p>
@@ -5068,7 +5120,75 @@
       </w:r>
     </w:p>
   </w:footnote>
-  <w:footnote w:id="2">
+  <w:footnote w:id="1">
+    <w:p>
+      <w:pPr>
+        <w:pStyle w:val="Textonotapie"/>
+        <w:tabs>
+          <w:tab w:val="left" w:pos="567"/>
+        </w:tabs>
+        <w:ind w:left="567" w:hanging="567"/>
+        <w:jc w:val="both"/>
+        <w:rPr>
+          <w:rFonts w:ascii="Arial Narrow" w:eastAsia="Arial Narrow" w:hAnsi="Arial Narrow" w:cs="Arial Narrow"/>
+          <w:sz w:val="16"/>
+          <w:szCs w:val="16"/>
+        </w:rPr>
+      </w:pPr>
+      <w:r>
+        <w:rPr>
+          <w:rStyle w:val="Refdenotaalpie"/>
+          <w:rFonts w:ascii="Arial Narrow" w:eastAsia="Arial Narrow" w:hAnsi="Arial Narrow" w:cs="Arial Narrow"/>
+          <w:sz w:val="16"/>
+          <w:szCs w:val="16"/>
+          <w:vertAlign w:val="superscript"/>
+        </w:rPr>
+        <w:footnoteRef/>
+      </w:r>
+      <w:r>
+        <w:rPr>
+          <w:rFonts w:ascii="Arial Narrow" w:eastAsia="Arial Narrow" w:hAnsi="Arial Narrow" w:cs="Arial Narrow"/>
+          <w:sz w:val="16"/>
+          <w:szCs w:val="16"/>
+        </w:rPr>
+        <w:tab/>
+        <w:t xml:space="preserve"/>
+      </w:r>
+      <w:r>
+        <w:rPr>
+          <w:rFonts w:ascii="Arial Narrow" w:eastAsia="Arial Narrow" w:hAnsi="Arial Narrow" w:cs="Arial Narrow"/>
+          <w:sz w:val="16"/>
+          <w:szCs w:val="16"/>
+        </w:rPr>
+        <w:tab/>
+      </w:r>
+      <w:r>
+        <w:rPr>
+          <w:rFonts w:ascii="Arial Narrow" w:eastAsia="Arial Narrow" w:hAnsi="Arial Narrow" w:cs="Arial Narrow"/>
+          <w:sz w:val="16"/>
+          <w:szCs w:val="16"/>
+        </w:rPr>
+        <w:t xml:space="preserve">Publicado el 2 de setiembre de 2010 en el Diario Oficial El Peruano, vigente desde el 2 de octubre de 2010 y modificado por Decreto Legislativo </w:t>
+      </w:r>
+      <w:proofErr w:type="spellStart"/>
+      <w:r>
+        <w:rPr>
+          <w:rFonts w:ascii="Arial Narrow" w:eastAsia="Arial Narrow" w:hAnsi="Arial Narrow" w:cs="Arial Narrow"/>
+          <w:sz w:val="16"/>
+          <w:szCs w:val="16"/>
+        </w:rPr>
+        <w:t/>
+      </w:r>
+      <w:proofErr w:type="spellEnd"/>
+      <w:r>
+        <w:rPr>
+          <w:rFonts w:ascii="Arial Narrow" w:eastAsia="Arial Narrow" w:hAnsi="Arial Narrow" w:cs="Arial Narrow"/>
+          <w:sz w:val="16"/>
+          <w:szCs w:val="16"/>
+        </w:rPr>
+        <w:t xml:space="preserve">1308.</w:t>
+      </w:r>
+    </w:p>
     <w:p>
       <w:pPr>
         <w:pStyle w:val="Textonotapie"/>
@@ -5080,6 +5200,25 @@
           <w:szCs w:val="16"/>
         </w:rPr>
       </w:pPr>
+    </w:p>
+  </w:footnote>
+  <w:footnote w:id="2">
+    <w:p>
+      <w:pPr>
+        <w:pStyle w:val="Textonotapie"/>
+        <w:tabs>
+          <w:tab w:val="left" w:pos="567"/>
+        </w:tabs>
+        <w:ind w:left="567" w:right="-1" w:hanging="567"/>
+        <w:jc w:val="both"/>
+        <w:rPr>
+          <w:rFonts w:ascii="Arial Narrow" w:eastAsia="Arial Narrow" w:hAnsi="Arial Narrow" w:cs="Arial Narrow"/>
+          <w:b/>
+          <w:bCs/>
+          <w:sz w:val="16"/>
+          <w:szCs w:val="16"/>
+        </w:rPr>
+      </w:pPr>
       <w:r>
         <w:rPr>
           <w:rStyle w:val="Refdenotaalpie"/>
@@ -5096,8 +5235,434 @@
           <w:sz w:val="16"/>
           <w:szCs w:val="16"/>
         </w:rPr>
+        <w:tab/>
+        <w:t xml:space="preserve"/>
+      </w:r>
+      <w:r>
+        <w:rPr>
+          <w:rFonts w:ascii="Arial Narrow" w:eastAsia="Arial Narrow" w:hAnsi="Arial Narrow" w:cs="Arial Narrow"/>
+          <w:sz w:val="16"/>
+          <w:szCs w:val="16"/>
+        </w:rPr>
+        <w:tab/>
+      </w:r>
+      <w:r>
+        <w:rPr>
+          <w:rFonts w:ascii="Arial Narrow" w:eastAsia="Arial Narrow" w:hAnsi="Arial Narrow" w:cs="Arial Narrow"/>
+          <w:b/>
+          <w:bCs/>
+          <w:sz w:val="16"/>
+          <w:szCs w:val="16"/>
+        </w:rPr>
+        <w:t xml:space="preserve">LEY </w:t>
+      </w:r>
+      <w:proofErr w:type="spellStart"/>
+      <w:r>
+        <w:rPr>
+          <w:rFonts w:ascii="Arial Narrow" w:eastAsia="Arial Narrow" w:hAnsi="Arial Narrow" w:cs="Arial Narrow"/>
+          <w:b/>
+          <w:bCs/>
+          <w:sz w:val="16"/>
+          <w:szCs w:val="16"/>
+        </w:rPr>
+        <w:t/>
+      </w:r>
+      <w:proofErr w:type="spellEnd"/>
+      <w:r>
+        <w:rPr>
+          <w:rFonts w:ascii="Arial Narrow" w:eastAsia="Arial Narrow" w:hAnsi="Arial Narrow" w:cs="Arial Narrow"/>
+          <w:b/>
+          <w:bCs/>
+          <w:sz w:val="16"/>
+          <w:szCs w:val="16"/>
+        </w:rPr>
+        <w:t xml:space="preserve">29571, CÓDIGO DE PROTECCIÓN Y DEFENSA DEL CONSUMIDOR, publicado el 2 de setiembre de 2010 y modificado por Decreto Legislativo </w:t>
+      </w:r>
+      <w:proofErr w:type="spellStart"/>
+      <w:r>
+        <w:rPr>
+          <w:rFonts w:ascii="Arial Narrow" w:eastAsia="Arial Narrow" w:hAnsi="Arial Narrow" w:cs="Arial Narrow"/>
+          <w:b/>
+          <w:bCs/>
+          <w:sz w:val="16"/>
+          <w:szCs w:val="16"/>
+        </w:rPr>
+        <w:t/>
+      </w:r>
+      <w:proofErr w:type="spellEnd"/>
+      <w:r>
+        <w:rPr>
+          <w:rFonts w:ascii="Arial Narrow" w:eastAsia="Arial Narrow" w:hAnsi="Arial Narrow" w:cs="Arial Narrow"/>
+          <w:b/>
+          <w:bCs/>
+          <w:sz w:val="16"/>
+          <w:szCs w:val="16"/>
+        </w:rPr>
+        <w:t xml:space="preserve">1308 </w:t>
+      </w:r>
+    </w:p>
+    <w:p>
+      <w:pPr>
+        <w:pStyle w:val="Textonotapie"/>
+        <w:ind w:left="567" w:right="-1"/>
+        <w:jc w:val="both"/>
+        <w:rPr>
+          <w:rFonts w:ascii="Arial Narrow" w:eastAsia="Arial Narrow" w:hAnsi="Arial Narrow" w:cs="Arial Narrow"/>
+          <w:sz w:val="16"/>
+          <w:szCs w:val="16"/>
+        </w:rPr>
+      </w:pPr>
+      <w:r>
+        <w:rPr>
+          <w:rFonts w:ascii="Arial Narrow" w:eastAsia="Arial Narrow" w:hAnsi="Arial Narrow" w:cs="Arial Narrow"/>
+          <w:b/>
+          <w:bCs/>
+          <w:sz w:val="16"/>
+          <w:szCs w:val="16"/>
+        </w:rPr>
+        <w:t>Artículo 105.- Autoridad competente.</w:t>
+      </w:r>
+      <w:r>
+        <w:rPr>
+          <w:rFonts w:ascii="Arial Narrow" w:eastAsia="Arial Narrow" w:hAnsi="Arial Narrow" w:cs="Arial Narrow"/>
+          <w:sz w:val="16"/>
+          <w:szCs w:val="16"/>
+        </w:rPr>
         <w:t xml:space="preserve"> </w:t>
       </w:r>
+    </w:p>
+    <w:p>
+      <w:pPr>
+        <w:pStyle w:val="Textonotapie"/>
+        <w:ind w:left="567" w:right="-1"/>
+        <w:jc w:val="both"/>
+        <w:rPr>
+          <w:rFonts w:ascii="Arial Narrow" w:eastAsia="Arial Narrow" w:hAnsi="Arial Narrow" w:cs="Arial Narrow"/>
+          <w:sz w:val="16"/>
+          <w:szCs w:val="16"/>
+        </w:rPr>
+      </w:pPr>
+      <w:r>
+        <w:rPr>
+          <w:rFonts w:ascii="Arial Narrow" w:eastAsia="Arial Narrow" w:hAnsi="Arial Narrow" w:cs="Arial Narrow"/>
+          <w:sz w:val="16"/>
+          <w:szCs w:val="16"/>
+        </w:rPr>
+        <w:t xml:space="preserve">El Instituto Nacional de Defensa de la Competencia y de la Protección de la Propiedad Intelectual (Indecopi) es la autoridad con competencia primaria y de alcance nacional para conocer las presuntas infracciones a las disposiciones contenidas en el presente Código, así como para imponer las sanciones y medidas correctivas establecidas en el presente capítulo, conforme al Decreto Legislativo </w:t>
+      </w:r>
+      <w:proofErr w:type="spellStart"/>
+      <w:r>
+        <w:rPr>
+          <w:rFonts w:ascii="Arial Narrow" w:eastAsia="Arial Narrow" w:hAnsi="Arial Narrow" w:cs="Arial Narrow"/>
+          <w:sz w:val="16"/>
+          <w:szCs w:val="16"/>
+        </w:rPr>
+        <w:t/>
+      </w:r>
+      <w:proofErr w:type="spellEnd"/>
+      <w:r>
+        <w:rPr>
+          <w:rFonts w:ascii="Arial Narrow" w:eastAsia="Arial Narrow" w:hAnsi="Arial Narrow" w:cs="Arial Narrow"/>
+          <w:sz w:val="16"/>
+          <w:szCs w:val="16"/>
+        </w:rPr>
+        <w:t xml:space="preserve">1033, Ley de Organización y Funciones del Indecopi. Dicha competencia solo puede ser negada cuando ella haya sido asignada o se asigne a favor de otro organismo por norma expresa con rango de ley. </w:t>
+      </w:r>
+    </w:p>
+    <w:p>
+      <w:pPr>
+        <w:pStyle w:val="Textonotapie"/>
+        <w:ind w:left="567" w:right="-1"/>
+        <w:jc w:val="both"/>
+        <w:rPr>
+          <w:rFonts w:ascii="Arial Narrow" w:eastAsia="Arial Narrow" w:hAnsi="Arial Narrow" w:cs="Arial Narrow"/>
+          <w:sz w:val="16"/>
+          <w:szCs w:val="16"/>
+        </w:rPr>
+      </w:pPr>
+      <w:r>
+        <w:rPr>
+          <w:rFonts w:ascii="Arial Narrow" w:eastAsia="Arial Narrow" w:hAnsi="Arial Narrow" w:cs="Arial Narrow"/>
+          <w:sz w:val="16"/>
+          <w:szCs w:val="16"/>
+        </w:rPr>
+        <w:t xml:space="preserve">(…). </w:t>
+      </w:r>
+    </w:p>
+    <w:p>
+      <w:pPr>
+        <w:pStyle w:val="Textonotapie"/>
+        <w:ind w:left="567" w:right="-1"/>
+        <w:jc w:val="both"/>
+        <w:rPr>
+          <w:rFonts w:ascii="Arial Narrow" w:eastAsia="Arial Narrow" w:hAnsi="Arial Narrow" w:cs="Arial Narrow"/>
+          <w:b/>
+          <w:bCs/>
+          <w:sz w:val="16"/>
+          <w:szCs w:val="16"/>
+        </w:rPr>
+      </w:pPr>
+      <w:r>
+        <w:rPr>
+          <w:rFonts w:ascii="Arial Narrow" w:eastAsia="Arial Narrow" w:hAnsi="Arial Narrow" w:cs="Arial Narrow"/>
+          <w:b/>
+          <w:bCs/>
+          <w:sz w:val="16"/>
+          <w:szCs w:val="16"/>
+        </w:rPr>
+        <w:t xml:space="preserve">LEY DE ORGANIZACIÓN Y FUNCIONES DEL INDECOPI, APROBADA POR DECRETO LEGISLATIVO </w:t>
+      </w:r>
+      <w:proofErr w:type="spellStart"/>
+      <w:r>
+        <w:rPr>
+          <w:rFonts w:ascii="Arial Narrow" w:eastAsia="Arial Narrow" w:hAnsi="Arial Narrow" w:cs="Arial Narrow"/>
+          <w:b/>
+          <w:bCs/>
+          <w:sz w:val="16"/>
+          <w:szCs w:val="16"/>
+        </w:rPr>
+        <w:t/>
+      </w:r>
+      <w:proofErr w:type="spellEnd"/>
+      <w:r>
+        <w:rPr>
+          <w:rFonts w:ascii="Arial Narrow" w:eastAsia="Arial Narrow" w:hAnsi="Arial Narrow" w:cs="Arial Narrow"/>
+          <w:b/>
+          <w:bCs/>
+          <w:sz w:val="16"/>
+          <w:szCs w:val="16"/>
+        </w:rPr>
+        <w:t xml:space="preserve">1033 </w:t>
+      </w:r>
+    </w:p>
+    <w:p>
+      <w:pPr>
+        <w:pStyle w:val="Textonotapie"/>
+        <w:ind w:left="567" w:right="-1"/>
+        <w:jc w:val="both"/>
+        <w:rPr>
+          <w:rFonts w:ascii="Arial Narrow" w:eastAsia="Arial Narrow" w:hAnsi="Arial Narrow" w:cs="Arial Narrow"/>
+          <w:sz w:val="16"/>
+          <w:szCs w:val="16"/>
+        </w:rPr>
+      </w:pPr>
+      <w:r>
+        <w:rPr>
+          <w:rFonts w:ascii="Arial Narrow" w:eastAsia="Arial Narrow" w:hAnsi="Arial Narrow" w:cs="Arial Narrow"/>
+          <w:b/>
+          <w:bCs/>
+          <w:sz w:val="16"/>
+          <w:szCs w:val="16"/>
+        </w:rPr>
+        <w:t>Artículo 27.-</w:t>
+      </w:r>
+      <w:r>
+        <w:rPr>
+          <w:rFonts w:ascii="Arial Narrow" w:eastAsia="Arial Narrow" w:hAnsi="Arial Narrow" w:cs="Arial Narrow"/>
+          <w:sz w:val="16"/>
+          <w:szCs w:val="16"/>
+        </w:rPr>
+        <w:t xml:space="preserve"> De la Comisión de Protección al Consumidor.- </w:t>
+      </w:r>
+    </w:p>
+    <w:p>
+      <w:pPr>
+        <w:pStyle w:val="Textonotapie"/>
+        <w:ind w:left="567" w:right="-1"/>
+        <w:jc w:val="both"/>
+        <w:rPr>
+          <w:rFonts w:ascii="Arial Narrow" w:eastAsia="Arial Narrow" w:hAnsi="Arial Narrow" w:cs="Arial Narrow"/>
+          <w:sz w:val="16"/>
+          <w:szCs w:val="16"/>
+        </w:rPr>
+      </w:pPr>
+      <w:r>
+        <w:rPr>
+          <w:rFonts w:ascii="Arial Narrow" w:eastAsia="Arial Narrow" w:hAnsi="Arial Narrow" w:cs="Arial Narrow"/>
+          <w:sz w:val="16"/>
+          <w:szCs w:val="16"/>
+        </w:rPr>
+        <w:t xml:space="preserve">Corresponde a la Comisión de Protección al Consumidor velar por el cumplimiento de la Ley de Protección al Consumidor y de las leyes que, en general, protegen a los consumidores de la falta de idoneidad de los bienes y servicios en función de la información brindada, de las omisiones de información y de la discriminación en el consumo, así como de aquellas que complementen o sustituyan a las anteriores. </w:t>
+      </w:r>
+    </w:p>
+    <w:p>
+      <w:pPr>
+        <w:pStyle w:val="Textonotapie"/>
+        <w:ind w:left="567" w:right="-1"/>
+        <w:jc w:val="both"/>
+        <w:rPr>
+          <w:rFonts w:ascii="Arial Narrow" w:eastAsia="Arial Narrow" w:hAnsi="Arial Narrow" w:cs="Arial Narrow"/>
+          <w:b/>
+          <w:bCs/>
+          <w:sz w:val="16"/>
+          <w:szCs w:val="16"/>
+        </w:rPr>
+      </w:pPr>
+      <w:r>
+        <w:rPr>
+          <w:rFonts w:ascii="Arial Narrow" w:eastAsia="Arial Narrow" w:hAnsi="Arial Narrow" w:cs="Arial Narrow"/>
+          <w:b/>
+          <w:bCs/>
+          <w:sz w:val="16"/>
+          <w:szCs w:val="16"/>
+        </w:rPr>
+        <w:t xml:space="preserve">LEY SOBRE FACULTADES, NORMAS Y ORGANIZACIÓN DEL INDECOPI, APROBADA POR DECRETO LEGISLATIVO </w:t>
+      </w:r>
+      <w:proofErr w:type="spellStart"/>
+      <w:r>
+        <w:rPr>
+          <w:rFonts w:ascii="Arial Narrow" w:eastAsia="Arial Narrow" w:hAnsi="Arial Narrow" w:cs="Arial Narrow"/>
+          <w:b/>
+          <w:bCs/>
+          <w:sz w:val="16"/>
+          <w:szCs w:val="16"/>
+        </w:rPr>
+        <w:t/>
+      </w:r>
+      <w:proofErr w:type="spellEnd"/>
+      <w:r>
+        <w:rPr>
+          <w:rFonts w:ascii="Arial Narrow" w:eastAsia="Arial Narrow" w:hAnsi="Arial Narrow" w:cs="Arial Narrow"/>
+          <w:b/>
+          <w:bCs/>
+          <w:sz w:val="16"/>
+          <w:szCs w:val="16"/>
+        </w:rPr>
+        <w:t xml:space="preserve">807 </w:t>
+      </w:r>
+    </w:p>
+    <w:p>
+      <w:pPr>
+        <w:pStyle w:val="Textonotapie"/>
+        <w:ind w:left="567" w:right="-1"/>
+        <w:jc w:val="both"/>
+        <w:rPr>
+          <w:rFonts w:ascii="Arial Narrow" w:eastAsia="Arial Narrow" w:hAnsi="Arial Narrow" w:cs="Arial Narrow"/>
+          <w:sz w:val="16"/>
+          <w:szCs w:val="16"/>
+        </w:rPr>
+      </w:pPr>
+      <w:r>
+        <w:rPr>
+          <w:rFonts w:ascii="Arial Narrow" w:eastAsia="Arial Narrow" w:hAnsi="Arial Narrow" w:cs="Arial Narrow"/>
+          <w:b/>
+          <w:bCs/>
+          <w:sz w:val="16"/>
+          <w:szCs w:val="16"/>
+        </w:rPr>
+        <w:t>Artículo 24.</w:t>
+      </w:r>
+      <w:r>
+        <w:rPr>
+          <w:rFonts w:ascii="Arial Narrow" w:eastAsia="Arial Narrow" w:hAnsi="Arial Narrow" w:cs="Arial Narrow"/>
+          <w:sz w:val="16"/>
+          <w:szCs w:val="16"/>
+        </w:rPr>
+        <w:t xml:space="preserve">- El Secretario Técnico se encargará de la tramitación del procedimiento. Para ello, cuenta con las siguientes facultades: </w:t>
+      </w:r>
+    </w:p>
+    <w:p>
+      <w:pPr>
+        <w:pStyle w:val="Textonotapie"/>
+        <w:ind w:left="567" w:right="-1"/>
+        <w:jc w:val="both"/>
+        <w:rPr>
+          <w:rFonts w:ascii="Arial Narrow" w:eastAsia="Arial Narrow" w:hAnsi="Arial Narrow" w:cs="Arial Narrow"/>
+          <w:sz w:val="16"/>
+          <w:szCs w:val="16"/>
+        </w:rPr>
+      </w:pPr>
+      <w:r>
+        <w:rPr>
+          <w:rFonts w:ascii="Arial Narrow" w:eastAsia="Arial Narrow" w:hAnsi="Arial Narrow" w:cs="Arial Narrow"/>
+          <w:sz w:val="16"/>
+          <w:szCs w:val="16"/>
+        </w:rPr>
+        <w:t xml:space="preserve">(...) </w:t>
+      </w:r>
+    </w:p>
+    <w:p>
+      <w:pPr>
+        <w:pStyle w:val="Textonotapie"/>
+        <w:ind w:left="567" w:right="-1"/>
+        <w:jc w:val="both"/>
+        <w:rPr>
+          <w:rFonts w:ascii="Arial Narrow" w:eastAsia="Arial Narrow" w:hAnsi="Arial Narrow" w:cs="Arial Narrow"/>
+          <w:sz w:val="16"/>
+          <w:szCs w:val="16"/>
+        </w:rPr>
+      </w:pPr>
+      <w:r>
+        <w:rPr>
+          <w:rFonts w:ascii="Arial Narrow" w:eastAsia="Arial Narrow" w:hAnsi="Arial Narrow" w:cs="Arial Narrow"/>
+          <w:sz w:val="16"/>
+          <w:szCs w:val="16"/>
+        </w:rPr>
+        <w:t xml:space="preserve">c) Admitir denuncias a trámite, en aquellos casos en que la Comisión le haya delegado esta facultad. </w:t>
+      </w:r>
+    </w:p>
+    <w:p>
+      <w:pPr>
+        <w:pStyle w:val="Textonotapie"/>
+        <w:ind w:left="567" w:right="-1"/>
+        <w:jc w:val="both"/>
+        <w:rPr>
+          <w:rFonts w:ascii="Arial Narrow" w:eastAsia="Arial Narrow" w:hAnsi="Arial Narrow" w:cs="Arial Narrow"/>
+          <w:sz w:val="16"/>
+          <w:szCs w:val="16"/>
+        </w:rPr>
+      </w:pPr>
+      <w:r>
+        <w:rPr>
+          <w:rFonts w:ascii="Arial Narrow" w:eastAsia="Arial Narrow" w:hAnsi="Arial Narrow" w:cs="Arial Narrow"/>
+          <w:sz w:val="16"/>
+          <w:szCs w:val="16"/>
+        </w:rPr>
+        <w:t xml:space="preserve">(...). </w:t>
+      </w:r>
+    </w:p>
+    <w:p>
+      <w:pPr>
+        <w:pStyle w:val="Textonotapie"/>
+        <w:ind w:left="567" w:right="-1" w:hanging="567"/>
+        <w:jc w:val="both"/>
+        <w:rPr>
+          <w:rFonts w:ascii="Arial Narrow" w:eastAsia="Arial Narrow" w:hAnsi="Arial Narrow" w:cs="Arial Narrow"/>
+          <w:b/>
+          <w:bCs/>
+          <w:sz w:val="16"/>
+          <w:szCs w:val="16"/>
+        </w:rPr>
+      </w:pPr>
+    </w:p>
+  </w:footnote>
+  <w:footnote w:id="3">
+    <w:p>
+      <w:pPr>
+        <w:pStyle w:val="Textonotapie"/>
+        <w:tabs>
+          <w:tab w:val="left" w:pos="567"/>
+        </w:tabs>
+        <w:ind w:left="567" w:right="-1" w:hanging="567"/>
+        <w:jc w:val="both"/>
+        <w:rPr>
+          <w:rFonts w:ascii="Arial Narrow" w:eastAsia="Arial Narrow" w:hAnsi="Arial Narrow" w:cs="Arial Narrow"/>
+          <w:b/>
+          <w:bCs/>
+          <w:sz w:val="16"/>
+          <w:szCs w:val="16"/>
+        </w:rPr>
+      </w:pPr>
+      <w:r>
+        <w:rPr>
+          <w:rStyle w:val="Refdenotaalpie"/>
+          <w:rFonts w:ascii="Arial Narrow" w:eastAsia="Arial Narrow" w:hAnsi="Arial Narrow" w:cs="Arial Narrow"/>
+          <w:sz w:val="16"/>
+          <w:szCs w:val="16"/>
+          <w:vertAlign w:val="superscript"/>
+        </w:rPr>
+        <w:footnoteRef/>
+      </w:r>
       <w:r>
         <w:rPr>
           <w:rFonts w:ascii="Arial Narrow" w:eastAsia="Arial Narrow" w:hAnsi="Arial Narrow" w:cs="Arial Narrow"/>
@@ -5105,19 +5670,32 @@
           <w:szCs w:val="16"/>
         </w:rPr>
         <w:tab/>
-      </w:r>
-      <w:r>
-        <w:rPr>
-          <w:rFonts w:ascii="Arial Narrow" w:eastAsia="Arial Narrow" w:hAnsi="Arial Narrow" w:cs="Arial Narrow"/>
-          <w:sz w:val="16"/>
-          <w:szCs w:val="16"/>
-        </w:rPr>
-        <w:t xml:space="preserve">Publicado el 2 de setiembre de 2010 en el Diario Oficial El Peruano, vigente desde el 2 de octubre de 2010 y modificado por Decreto Legislativo </w:t>
+        <w:t xml:space="preserve"/>
+      </w:r>
+      <w:r>
+        <w:rPr>
+          <w:rFonts w:ascii="Arial Narrow" w:eastAsia="Arial Narrow" w:hAnsi="Arial Narrow" w:cs="Arial Narrow"/>
+          <w:sz w:val="16"/>
+          <w:szCs w:val="16"/>
+        </w:rPr>
+        <w:tab/>
+      </w:r>
+      <w:r>
+        <w:rPr>
+          <w:rFonts w:ascii="Arial Narrow" w:eastAsia="Arial Narrow" w:hAnsi="Arial Narrow" w:cs="Arial Narrow"/>
+          <w:b/>
+          <w:bCs/>
+          <w:sz w:val="16"/>
+          <w:szCs w:val="16"/>
+        </w:rPr>
+        <w:t xml:space="preserve">LEY </w:t>
       </w:r>
       <w:proofErr w:type="spellStart"/>
       <w:r>
         <w:rPr>
           <w:rFonts w:ascii="Arial Narrow" w:eastAsia="Arial Narrow" w:hAnsi="Arial Narrow" w:cs="Arial Narrow"/>
+          <w:b/>
+          <w:bCs/>
           <w:sz w:val="16"/>
           <w:szCs w:val="16"/>
         </w:rPr>
@@ -5127,10 +5705,1054 @@
       <w:r>
         <w:rPr>
           <w:rFonts w:ascii="Arial Narrow" w:eastAsia="Arial Narrow" w:hAnsi="Arial Narrow" w:cs="Arial Narrow"/>
-          <w:sz w:val="16"/>
-          <w:szCs w:val="16"/>
-        </w:rPr>
-        <w:t xml:space="preserve"> 1308.</w:t>
+          <w:b/>
+          <w:bCs/>
+          <w:sz w:val="16"/>
+          <w:szCs w:val="16"/>
+        </w:rPr>
+        <w:t xml:space="preserve">29571, CÓDIGO DE PROTECCIÓN Y DEFENSA DEL CONSUMIDOR, publicado el 2 de setiembre de 2010 y modificado por Decreto Legislativo </w:t>
+      </w:r>
+      <w:proofErr w:type="spellStart"/>
+      <w:r>
+        <w:rPr>
+          <w:rFonts w:ascii="Arial Narrow" w:eastAsia="Arial Narrow" w:hAnsi="Arial Narrow" w:cs="Arial Narrow"/>
+          <w:b/>
+          <w:bCs/>
+          <w:sz w:val="16"/>
+          <w:szCs w:val="16"/>
+        </w:rPr>
+        <w:t/>
+      </w:r>
+      <w:proofErr w:type="spellEnd"/>
+      <w:r>
+        <w:rPr>
+          <w:rFonts w:ascii="Arial Narrow" w:eastAsia="Arial Narrow" w:hAnsi="Arial Narrow" w:cs="Arial Narrow"/>
+          <w:b/>
+          <w:bCs/>
+          <w:sz w:val="16"/>
+          <w:szCs w:val="16"/>
+        </w:rPr>
+        <w:t xml:space="preserve">1308 </w:t>
+      </w:r>
+    </w:p>
+    <w:p>
+      <w:pPr>
+        <w:pStyle w:val="Textonotapie"/>
+        <w:ind w:left="567" w:right="-1"/>
+        <w:jc w:val="both"/>
+        <w:rPr>
+          <w:rFonts w:ascii="Arial Narrow" w:eastAsia="Arial Narrow" w:hAnsi="Arial Narrow" w:cs="Arial Narrow"/>
+          <w:sz w:val="16"/>
+          <w:szCs w:val="16"/>
+        </w:rPr>
+      </w:pPr>
+      <w:r>
+        <w:rPr>
+          <w:rFonts w:ascii="Arial Narrow" w:eastAsia="Arial Narrow" w:hAnsi="Arial Narrow" w:cs="Arial Narrow"/>
+          <w:b/>
+          <w:bCs/>
+          <w:sz w:val="16"/>
+          <w:szCs w:val="16"/>
+        </w:rPr>
+        <w:t>Artículo 105.- Autoridad competente.</w:t>
+      </w:r>
+      <w:r>
+        <w:rPr>
+          <w:rFonts w:ascii="Arial Narrow" w:eastAsia="Arial Narrow" w:hAnsi="Arial Narrow" w:cs="Arial Narrow"/>
+          <w:sz w:val="16"/>
+          <w:szCs w:val="16"/>
+        </w:rPr>
+        <w:t xml:space="preserve"> </w:t>
+      </w:r>
+    </w:p>
+    <w:p>
+      <w:pPr>
+        <w:pStyle w:val="Textonotapie"/>
+        <w:ind w:left="567" w:right="-1"/>
+        <w:jc w:val="both"/>
+        <w:rPr>
+          <w:rFonts w:ascii="Arial Narrow" w:eastAsia="Arial Narrow" w:hAnsi="Arial Narrow" w:cs="Arial Narrow"/>
+          <w:sz w:val="16"/>
+          <w:szCs w:val="16"/>
+        </w:rPr>
+      </w:pPr>
+      <w:r>
+        <w:rPr>
+          <w:rFonts w:ascii="Arial Narrow" w:eastAsia="Arial Narrow" w:hAnsi="Arial Narrow" w:cs="Arial Narrow"/>
+          <w:sz w:val="16"/>
+          <w:szCs w:val="16"/>
+        </w:rPr>
+        <w:t xml:space="preserve">El Instituto Nacional de Defensa de la Competencia y de la Protección de la Propiedad Intelectual (Indecopi) es la autoridad con competencia primaria y de alcance nacional para conocer las presuntas infracciones a las disposiciones contenidas en el presente Código, así como para imponer las sanciones y medidas correctivas establecidas en el presente capítulo, conforme al Decreto Legislativo </w:t>
+      </w:r>
+      <w:proofErr w:type="spellStart"/>
+      <w:r>
+        <w:rPr>
+          <w:rFonts w:ascii="Arial Narrow" w:eastAsia="Arial Narrow" w:hAnsi="Arial Narrow" w:cs="Arial Narrow"/>
+          <w:sz w:val="16"/>
+          <w:szCs w:val="16"/>
+        </w:rPr>
+        <w:t/>
+      </w:r>
+      <w:proofErr w:type="spellEnd"/>
+      <w:r>
+        <w:rPr>
+          <w:rFonts w:ascii="Arial Narrow" w:eastAsia="Arial Narrow" w:hAnsi="Arial Narrow" w:cs="Arial Narrow"/>
+          <w:sz w:val="16"/>
+          <w:szCs w:val="16"/>
+        </w:rPr>
+        <w:t xml:space="preserve">1033, Ley de Organización y Funciones del Indecopi. Dicha competencia solo puede ser negada cuando ella haya sido asignada o se asigne a favor de otro organismo por norma expresa con rango de ley. </w:t>
+      </w:r>
+    </w:p>
+    <w:p>
+      <w:pPr>
+        <w:pStyle w:val="Textonotapie"/>
+        <w:ind w:left="567" w:right="-1"/>
+        <w:jc w:val="both"/>
+        <w:rPr>
+          <w:rFonts w:ascii="Arial Narrow" w:eastAsia="Arial Narrow" w:hAnsi="Arial Narrow" w:cs="Arial Narrow"/>
+          <w:sz w:val="16"/>
+          <w:szCs w:val="16"/>
+        </w:rPr>
+      </w:pPr>
+      <w:r>
+        <w:rPr>
+          <w:rFonts w:ascii="Arial Narrow" w:eastAsia="Arial Narrow" w:hAnsi="Arial Narrow" w:cs="Arial Narrow"/>
+          <w:sz w:val="16"/>
+          <w:szCs w:val="16"/>
+        </w:rPr>
+        <w:t xml:space="preserve">(…). </w:t>
+      </w:r>
+    </w:p>
+    <w:p>
+      <w:pPr>
+        <w:pStyle w:val="Textonotapie"/>
+        <w:ind w:left="567" w:right="-1"/>
+        <w:jc w:val="both"/>
+        <w:rPr>
+          <w:rFonts w:ascii="Arial Narrow" w:eastAsia="Arial Narrow" w:hAnsi="Arial Narrow" w:cs="Arial Narrow"/>
+          <w:b/>
+          <w:bCs/>
+          <w:sz w:val="16"/>
+          <w:szCs w:val="16"/>
+        </w:rPr>
+      </w:pPr>
+      <w:r>
+        <w:rPr>
+          <w:rFonts w:ascii="Arial Narrow" w:eastAsia="Arial Narrow" w:hAnsi="Arial Narrow" w:cs="Arial Narrow"/>
+          <w:b/>
+          <w:bCs/>
+          <w:sz w:val="16"/>
+          <w:szCs w:val="16"/>
+        </w:rPr>
+        <w:t xml:space="preserve">LEY DE ORGANIZACIÓN Y FUNCIONES DEL INDECOPI, APROBADA POR DECRETO LEGISLATIVO </w:t>
+      </w:r>
+      <w:proofErr w:type="spellStart"/>
+      <w:r>
+        <w:rPr>
+          <w:rFonts w:ascii="Arial Narrow" w:eastAsia="Arial Narrow" w:hAnsi="Arial Narrow" w:cs="Arial Narrow"/>
+          <w:b/>
+          <w:bCs/>
+          <w:sz w:val="16"/>
+          <w:szCs w:val="16"/>
+        </w:rPr>
+        <w:t/>
+      </w:r>
+      <w:proofErr w:type="spellEnd"/>
+      <w:r>
+        <w:rPr>
+          <w:rFonts w:ascii="Arial Narrow" w:eastAsia="Arial Narrow" w:hAnsi="Arial Narrow" w:cs="Arial Narrow"/>
+          <w:b/>
+          <w:bCs/>
+          <w:sz w:val="16"/>
+          <w:szCs w:val="16"/>
+        </w:rPr>
+        <w:t xml:space="preserve">1033 </w:t>
+      </w:r>
+    </w:p>
+    <w:p>
+      <w:pPr>
+        <w:pStyle w:val="Textonotapie"/>
+        <w:ind w:left="567" w:right="-1"/>
+        <w:jc w:val="both"/>
+        <w:rPr>
+          <w:rFonts w:ascii="Arial Narrow" w:eastAsia="Arial Narrow" w:hAnsi="Arial Narrow" w:cs="Arial Narrow"/>
+          <w:sz w:val="16"/>
+          <w:szCs w:val="16"/>
+        </w:rPr>
+      </w:pPr>
+      <w:r>
+        <w:rPr>
+          <w:rFonts w:ascii="Arial Narrow" w:eastAsia="Arial Narrow" w:hAnsi="Arial Narrow" w:cs="Arial Narrow"/>
+          <w:b/>
+          <w:bCs/>
+          <w:sz w:val="16"/>
+          <w:szCs w:val="16"/>
+        </w:rPr>
+        <w:t>Artículo 27.-</w:t>
+      </w:r>
+      <w:r>
+        <w:rPr>
+          <w:rFonts w:ascii="Arial Narrow" w:eastAsia="Arial Narrow" w:hAnsi="Arial Narrow" w:cs="Arial Narrow"/>
+          <w:sz w:val="16"/>
+          <w:szCs w:val="16"/>
+        </w:rPr>
+        <w:t xml:space="preserve"> De la Comisión de Protección al Consumidor.- </w:t>
+      </w:r>
+    </w:p>
+    <w:p>
+      <w:pPr>
+        <w:pStyle w:val="Textonotapie"/>
+        <w:ind w:left="567" w:right="-1"/>
+        <w:jc w:val="both"/>
+        <w:rPr>
+          <w:rFonts w:ascii="Arial Narrow" w:eastAsia="Arial Narrow" w:hAnsi="Arial Narrow" w:cs="Arial Narrow"/>
+          <w:sz w:val="16"/>
+          <w:szCs w:val="16"/>
+        </w:rPr>
+      </w:pPr>
+      <w:r>
+        <w:rPr>
+          <w:rFonts w:ascii="Arial Narrow" w:eastAsia="Arial Narrow" w:hAnsi="Arial Narrow" w:cs="Arial Narrow"/>
+          <w:sz w:val="16"/>
+          <w:szCs w:val="16"/>
+        </w:rPr>
+        <w:t xml:space="preserve">Corresponde a la Comisión de Protección al Consumidor velar por el cumplimiento de la Ley de Protección al Consumidor y de las leyes que, en general, protegen a los consumidores de la falta de idoneidad de los bienes y servicios en función de la información brindada, de las omisiones de información y de la discriminación en el consumo, así como de aquellas que complementen o sustituyan a las anteriores. </w:t>
+      </w:r>
+    </w:p>
+    <w:p>
+      <w:pPr>
+        <w:pStyle w:val="Textonotapie"/>
+        <w:ind w:left="567" w:right="-1"/>
+        <w:jc w:val="both"/>
+        <w:rPr>
+          <w:rFonts w:ascii="Arial Narrow" w:eastAsia="Arial Narrow" w:hAnsi="Arial Narrow" w:cs="Arial Narrow"/>
+          <w:b/>
+          <w:bCs/>
+          <w:sz w:val="16"/>
+          <w:szCs w:val="16"/>
+        </w:rPr>
+      </w:pPr>
+      <w:r>
+        <w:rPr>
+          <w:rFonts w:ascii="Arial Narrow" w:eastAsia="Arial Narrow" w:hAnsi="Arial Narrow" w:cs="Arial Narrow"/>
+          <w:b/>
+          <w:bCs/>
+          <w:sz w:val="16"/>
+          <w:szCs w:val="16"/>
+        </w:rPr>
+        <w:t xml:space="preserve">LEY SOBRE FACULTADES, NORMAS Y ORGANIZACIÓN DEL INDECOPI, APROBADA POR DECRETO LEGISLATIVO </w:t>
+      </w:r>
+      <w:proofErr w:type="spellStart"/>
+      <w:r>
+        <w:rPr>
+          <w:rFonts w:ascii="Arial Narrow" w:eastAsia="Arial Narrow" w:hAnsi="Arial Narrow" w:cs="Arial Narrow"/>
+          <w:b/>
+          <w:bCs/>
+          <w:sz w:val="16"/>
+          <w:szCs w:val="16"/>
+        </w:rPr>
+        <w:t/>
+      </w:r>
+      <w:proofErr w:type="spellEnd"/>
+      <w:r>
+        <w:rPr>
+          <w:rFonts w:ascii="Arial Narrow" w:eastAsia="Arial Narrow" w:hAnsi="Arial Narrow" w:cs="Arial Narrow"/>
+          <w:b/>
+          <w:bCs/>
+          <w:sz w:val="16"/>
+          <w:szCs w:val="16"/>
+        </w:rPr>
+        <w:t xml:space="preserve">807 </w:t>
+      </w:r>
+    </w:p>
+    <w:p>
+      <w:pPr>
+        <w:pStyle w:val="Textonotapie"/>
+        <w:ind w:left="567" w:right="-1"/>
+        <w:jc w:val="both"/>
+        <w:rPr>
+          <w:rFonts w:ascii="Arial Narrow" w:eastAsia="Arial Narrow" w:hAnsi="Arial Narrow" w:cs="Arial Narrow"/>
+          <w:sz w:val="16"/>
+          <w:szCs w:val="16"/>
+        </w:rPr>
+      </w:pPr>
+      <w:r>
+        <w:rPr>
+          <w:rFonts w:ascii="Arial Narrow" w:eastAsia="Arial Narrow" w:hAnsi="Arial Narrow" w:cs="Arial Narrow"/>
+          <w:b/>
+          <w:bCs/>
+          <w:sz w:val="16"/>
+          <w:szCs w:val="16"/>
+        </w:rPr>
+        <w:t>Artículo 24.</w:t>
+      </w:r>
+      <w:r>
+        <w:rPr>
+          <w:rFonts w:ascii="Arial Narrow" w:eastAsia="Arial Narrow" w:hAnsi="Arial Narrow" w:cs="Arial Narrow"/>
+          <w:sz w:val="16"/>
+          <w:szCs w:val="16"/>
+        </w:rPr>
+        <w:t xml:space="preserve">- El Secretario Técnico se encargará de la tramitación del procedimiento. Para ello, cuenta con las siguientes facultades: </w:t>
+      </w:r>
+    </w:p>
+    <w:p>
+      <w:pPr>
+        <w:pStyle w:val="Textonotapie"/>
+        <w:ind w:left="567" w:right="-1"/>
+        <w:jc w:val="both"/>
+        <w:rPr>
+          <w:rFonts w:ascii="Arial Narrow" w:eastAsia="Arial Narrow" w:hAnsi="Arial Narrow" w:cs="Arial Narrow"/>
+          <w:sz w:val="16"/>
+          <w:szCs w:val="16"/>
+        </w:rPr>
+      </w:pPr>
+      <w:r>
+        <w:rPr>
+          <w:rFonts w:ascii="Arial Narrow" w:eastAsia="Arial Narrow" w:hAnsi="Arial Narrow" w:cs="Arial Narrow"/>
+          <w:sz w:val="16"/>
+          <w:szCs w:val="16"/>
+        </w:rPr>
+        <w:t xml:space="preserve">(...) </w:t>
+      </w:r>
+    </w:p>
+    <w:p>
+      <w:pPr>
+        <w:pStyle w:val="Textonotapie"/>
+        <w:ind w:left="567" w:right="-1"/>
+        <w:jc w:val="both"/>
+        <w:rPr>
+          <w:rFonts w:ascii="Arial Narrow" w:eastAsia="Arial Narrow" w:hAnsi="Arial Narrow" w:cs="Arial Narrow"/>
+          <w:sz w:val="16"/>
+          <w:szCs w:val="16"/>
+        </w:rPr>
+      </w:pPr>
+      <w:r>
+        <w:rPr>
+          <w:rFonts w:ascii="Arial Narrow" w:eastAsia="Arial Narrow" w:hAnsi="Arial Narrow" w:cs="Arial Narrow"/>
+          <w:sz w:val="16"/>
+          <w:szCs w:val="16"/>
+        </w:rPr>
+        <w:t xml:space="preserve">c) Admitir denuncias a trámite, en aquellos casos en que la Comisión le haya delegado esta facultad. </w:t>
+      </w:r>
+    </w:p>
+    <w:p>
+      <w:pPr>
+        <w:pStyle w:val="Textonotapie"/>
+        <w:ind w:left="567" w:right="-1"/>
+        <w:jc w:val="both"/>
+        <w:rPr>
+          <w:rFonts w:ascii="Arial Narrow" w:eastAsia="Arial Narrow" w:hAnsi="Arial Narrow" w:cs="Arial Narrow"/>
+          <w:sz w:val="16"/>
+          <w:szCs w:val="16"/>
+        </w:rPr>
+      </w:pPr>
+      <w:r>
+        <w:rPr>
+          <w:rFonts w:ascii="Arial Narrow" w:eastAsia="Arial Narrow" w:hAnsi="Arial Narrow" w:cs="Arial Narrow"/>
+          <w:sz w:val="16"/>
+          <w:szCs w:val="16"/>
+        </w:rPr>
+        <w:t xml:space="preserve">(...). </w:t>
+      </w:r>
+    </w:p>
+    <w:p>
+      <w:pPr>
+        <w:pStyle w:val="Textonotapie"/>
+        <w:ind w:left="567" w:right="-1" w:hanging="567"/>
+        <w:jc w:val="both"/>
+        <w:rPr>
+          <w:rFonts w:ascii="Arial Narrow" w:eastAsia="Arial Narrow" w:hAnsi="Arial Narrow" w:cs="Arial Narrow"/>
+          <w:b/>
+          <w:bCs/>
+          <w:sz w:val="16"/>
+          <w:szCs w:val="16"/>
+        </w:rPr>
+      </w:pPr>
+    </w:p>
+  </w:footnote>
+  <w:footnote w:id="4">
+    <w:p>
+      <w:pPr>
+        <w:pStyle w:val="Textonotapie"/>
+        <w:tabs>
+          <w:tab w:val="left" w:pos="567"/>
+        </w:tabs>
+        <w:ind w:left="567" w:right="-1" w:hanging="567"/>
+        <w:jc w:val="both"/>
+        <w:rPr>
+          <w:rFonts w:ascii="Arial Narrow" w:eastAsia="Arial Narrow" w:hAnsi="Arial Narrow" w:cs="Arial Narrow"/>
+          <w:b/>
+          <w:bCs/>
+          <w:sz w:val="16"/>
+          <w:szCs w:val="16"/>
+        </w:rPr>
+      </w:pPr>
+      <w:r>
+        <w:rPr>
+          <w:rStyle w:val="Refdenotaalpie"/>
+          <w:rFonts w:ascii="Arial Narrow" w:eastAsia="Arial Narrow" w:hAnsi="Arial Narrow" w:cs="Arial Narrow"/>
+          <w:sz w:val="16"/>
+          <w:szCs w:val="16"/>
+          <w:vertAlign w:val="superscript"/>
+        </w:rPr>
+        <w:footnoteRef/>
+      </w:r>
+      <w:r>
+        <w:rPr>
+          <w:rFonts w:ascii="Arial Narrow" w:eastAsia="Arial Narrow" w:hAnsi="Arial Narrow" w:cs="Arial Narrow"/>
+          <w:sz w:val="16"/>
+          <w:szCs w:val="16"/>
+        </w:rPr>
+        <w:tab/>
+        <w:t xml:space="preserve"/>
+      </w:r>
+      <w:r>
+        <w:rPr>
+          <w:rFonts w:ascii="Arial Narrow" w:eastAsia="Arial Narrow" w:hAnsi="Arial Narrow" w:cs="Arial Narrow"/>
+          <w:sz w:val="16"/>
+          <w:szCs w:val="16"/>
+        </w:rPr>
+        <w:tab/>
+      </w:r>
+      <w:r>
+        <w:rPr>
+          <w:rFonts w:ascii="Arial Narrow" w:eastAsia="Arial Narrow" w:hAnsi="Arial Narrow" w:cs="Arial Narrow"/>
+          <w:b/>
+          <w:bCs/>
+          <w:sz w:val="16"/>
+          <w:szCs w:val="16"/>
+        </w:rPr>
+        <w:t xml:space="preserve">LEY </w:t>
+      </w:r>
+      <w:proofErr w:type="spellStart"/>
+      <w:r>
+        <w:rPr>
+          <w:rFonts w:ascii="Arial Narrow" w:eastAsia="Arial Narrow" w:hAnsi="Arial Narrow" w:cs="Arial Narrow"/>
+          <w:b/>
+          <w:bCs/>
+          <w:sz w:val="16"/>
+          <w:szCs w:val="16"/>
+        </w:rPr>
+        <w:t/>
+      </w:r>
+      <w:proofErr w:type="spellEnd"/>
+      <w:r>
+        <w:rPr>
+          <w:rFonts w:ascii="Arial Narrow" w:eastAsia="Arial Narrow" w:hAnsi="Arial Narrow" w:cs="Arial Narrow"/>
+          <w:b/>
+          <w:bCs/>
+          <w:sz w:val="16"/>
+          <w:szCs w:val="16"/>
+        </w:rPr>
+        <w:t xml:space="preserve">29571, CÓDIGO DE PROTECCIÓN Y DEFENSA DEL CONSUMIDOR, publicado el 2 de setiembre de 2010 y modificado por Decreto Legislativo </w:t>
+      </w:r>
+      <w:proofErr w:type="spellStart"/>
+      <w:r>
+        <w:rPr>
+          <w:rFonts w:ascii="Arial Narrow" w:eastAsia="Arial Narrow" w:hAnsi="Arial Narrow" w:cs="Arial Narrow"/>
+          <w:b/>
+          <w:bCs/>
+          <w:sz w:val="16"/>
+          <w:szCs w:val="16"/>
+        </w:rPr>
+        <w:t/>
+      </w:r>
+      <w:proofErr w:type="spellEnd"/>
+      <w:r>
+        <w:rPr>
+          <w:rFonts w:ascii="Arial Narrow" w:eastAsia="Arial Narrow" w:hAnsi="Arial Narrow" w:cs="Arial Narrow"/>
+          <w:b/>
+          <w:bCs/>
+          <w:sz w:val="16"/>
+          <w:szCs w:val="16"/>
+        </w:rPr>
+        <w:t xml:space="preserve">1308 </w:t>
+      </w:r>
+    </w:p>
+    <w:p>
+      <w:pPr>
+        <w:pStyle w:val="Textonotapie"/>
+        <w:ind w:left="567" w:right="-1"/>
+        <w:jc w:val="both"/>
+        <w:rPr>
+          <w:rFonts w:ascii="Arial Narrow" w:eastAsia="Arial Narrow" w:hAnsi="Arial Narrow" w:cs="Arial Narrow"/>
+          <w:b/>
+          <w:bCs/>
+          <w:sz w:val="16"/>
+          <w:szCs w:val="16"/>
+        </w:rPr>
+      </w:pPr>
+      <w:r>
+        <w:rPr>
+          <w:rFonts w:ascii="Arial Narrow" w:eastAsia="Arial Narrow" w:hAnsi="Arial Narrow" w:cs="Arial Narrow"/>
+          <w:b/>
+          <w:bCs/>
+          <w:sz w:val="16"/>
+          <w:szCs w:val="16"/>
+        </w:rPr>
+        <w:t xml:space="preserve">Artículo 18.- Idoneidad </w:t>
+      </w:r>
+    </w:p>
+    <w:p>
+      <w:pPr>
+        <w:pStyle w:val="Textonotapie"/>
+        <w:ind w:left="567" w:right="-1"/>
+        <w:jc w:val="both"/>
+        <w:rPr>
+          <w:rFonts w:ascii="Arial Narrow" w:eastAsia="Arial Narrow" w:hAnsi="Arial Narrow" w:cs="Arial Narrow"/>
+          <w:sz w:val="16"/>
+          <w:szCs w:val="16"/>
+        </w:rPr>
+      </w:pPr>
+      <w:r>
+        <w:rPr>
+          <w:rFonts w:ascii="Arial Narrow" w:eastAsia="Arial Narrow" w:hAnsi="Arial Narrow" w:cs="Arial Narrow"/>
+          <w:sz w:val="16"/>
+          <w:szCs w:val="16"/>
+        </w:rPr>
+        <w:t xml:space="preserve">Se entiende por idoneidad la correspondencia entre lo que un consumidor espera y lo que efectivamente recibe, en función a lo que se le hubiera ofrecido, la publicidad e información transmitida, las condiciones y circunstancias de la transacción, las características y naturaleza del producto o servicio, el precio, entre otros factores, atendiendo a las circunstancias del caso. </w:t>
+      </w:r>
+    </w:p>
+    <w:p>
+      <w:pPr>
+        <w:pStyle w:val="Textonotapie"/>
+        <w:ind w:left="567" w:right="-1"/>
+        <w:jc w:val="both"/>
+        <w:rPr>
+          <w:rFonts w:ascii="Arial Narrow" w:eastAsia="Arial Narrow" w:hAnsi="Arial Narrow" w:cs="Arial Narrow"/>
+          <w:sz w:val="16"/>
+          <w:szCs w:val="16"/>
+        </w:rPr>
+      </w:pPr>
+      <w:r>
+        <w:rPr>
+          <w:rFonts w:ascii="Arial Narrow" w:eastAsia="Arial Narrow" w:hAnsi="Arial Narrow" w:cs="Arial Narrow"/>
+          <w:sz w:val="16"/>
+          <w:szCs w:val="16"/>
+        </w:rPr>
+        <w:t xml:space="preserve">La idoneidad es evaluada en función a la propia naturaleza del producto o servicio y a su aptitud para satisfacer la finalidad para la cual ha sido puesto en el mercado. Las autorizaciones por parte de los organismos del Estado para la fabricación de un producto o la prestación de un servicio, en los casos que sea necesario, no eximen de responsabilidad al proveedor frente al consumidor. </w:t>
+      </w:r>
+    </w:p>
+    <w:p>
+      <w:pPr>
+        <w:pStyle w:val="Textonotapie"/>
+        <w:ind w:left="567" w:right="-1"/>
+        <w:jc w:val="both"/>
+        <w:rPr>
+          <w:rFonts w:ascii="Arial Narrow" w:eastAsia="Arial Narrow" w:hAnsi="Arial Narrow" w:cs="Arial Narrow"/>
+          <w:sz w:val="16"/>
+          <w:szCs w:val="16"/>
+        </w:rPr>
+      </w:pPr>
+      <w:r>
+        <w:rPr>
+          <w:rFonts w:ascii="Arial Narrow" w:eastAsia="Arial Narrow" w:hAnsi="Arial Narrow" w:cs="Arial Narrow"/>
+          <w:b/>
+          <w:bCs/>
+          <w:sz w:val="16"/>
+          <w:szCs w:val="16"/>
+        </w:rPr>
+        <w:t xml:space="preserve">Artículo 19.- Obligación de los proveedores </w:t>
+      </w:r>
+    </w:p>
+    <w:p>
+      <w:pPr>
+        <w:pStyle w:val="Textonotapie"/>
+        <w:ind w:left="567" w:right="-1"/>
+        <w:jc w:val="both"/>
+        <w:rPr>
+          <w:rFonts w:ascii="Arial Narrow" w:eastAsia="Arial Narrow" w:hAnsi="Arial Narrow" w:cs="Arial Narrow"/>
+          <w:sz w:val="16"/>
+          <w:szCs w:val="16"/>
+        </w:rPr>
+      </w:pPr>
+      <w:r>
+        <w:rPr>
+          <w:rFonts w:ascii="Arial Narrow" w:eastAsia="Arial Narrow" w:hAnsi="Arial Narrow" w:cs="Arial Narrow"/>
+          <w:sz w:val="16"/>
+          <w:szCs w:val="16"/>
+        </w:rPr>
+        <w:t>El proveedor responde por la idoneidad y calidad de los productos y servicios ofrecidos; por la autenticidad de las marcas y leyendas que exhiben sus productos o del signo que respalda al prestador del servicio, por la falta de conformidad entre la publicidad comercial de los productos y servicios y estos, así como por el contenido y la vida útil del producto indicado en el envase, en lo que corresponda.</w:t>
+      </w:r>
+    </w:p>
+    <w:p>
+      <w:pPr>
+        <w:pStyle w:val="Textonotapie"/>
+        <w:ind w:left="567" w:right="-1" w:hanging="567"/>
+        <w:jc w:val="both"/>
+        <w:rPr>
+          <w:rFonts w:ascii="Arial Narrow" w:eastAsia="Arial Narrow" w:hAnsi="Arial Narrow" w:cs="Arial Narrow"/>
+          <w:b/>
+          <w:bCs/>
+          <w:sz w:val="16"/>
+          <w:szCs w:val="16"/>
+        </w:rPr>
+      </w:pPr>
+    </w:p>
+  </w:footnote>
+  <w:footnote w:id="5">
+    <w:p>
+      <w:pPr>
+        <w:pStyle w:val="Textonotapie"/>
+        <w:tabs>
+          <w:tab w:val="left" w:pos="567"/>
+        </w:tabs>
+        <w:ind w:left="567" w:right="-1" w:hanging="567"/>
+        <w:jc w:val="both"/>
+        <w:rPr>
+          <w:rFonts w:ascii="Arial Narrow" w:eastAsia="Arial Narrow" w:hAnsi="Arial Narrow" w:cs="Arial Narrow"/>
+          <w:b/>
+          <w:bCs/>
+          <w:sz w:val="16"/>
+          <w:szCs w:val="16"/>
+        </w:rPr>
+      </w:pPr>
+      <w:r>
+        <w:rPr>
+          <w:rStyle w:val="Refdenotaalpie"/>
+          <w:rFonts w:ascii="Arial Narrow" w:eastAsia="Arial Narrow" w:hAnsi="Arial Narrow" w:cs="Arial Narrow"/>
+          <w:sz w:val="16"/>
+          <w:szCs w:val="16"/>
+          <w:vertAlign w:val="superscript"/>
+        </w:rPr>
+        <w:footnoteRef/>
+      </w:r>
+      <w:r>
+        <w:rPr>
+          <w:rFonts w:ascii="Arial Narrow" w:eastAsia="Arial Narrow" w:hAnsi="Arial Narrow" w:cs="Arial Narrow"/>
+          <w:sz w:val="16"/>
+          <w:szCs w:val="16"/>
+        </w:rPr>
+        <w:tab/>
+        <w:t xml:space="preserve"/>
+      </w:r>
+      <w:r>
+        <w:rPr>
+          <w:rFonts w:ascii="Arial Narrow" w:eastAsia="Arial Narrow" w:hAnsi="Arial Narrow" w:cs="Arial Narrow"/>
+          <w:sz w:val="16"/>
+          <w:szCs w:val="16"/>
+        </w:rPr>
+        <w:tab/>
+      </w:r>
+      <w:r>
+        <w:rPr>
+          <w:rFonts w:ascii="Arial Narrow" w:eastAsia="Arial Narrow" w:hAnsi="Arial Narrow" w:cs="Arial Narrow"/>
+          <w:b/>
+          <w:bCs/>
+          <w:sz w:val="16"/>
+          <w:szCs w:val="16"/>
+        </w:rPr>
+        <w:t xml:space="preserve">LEY </w:t>
+      </w:r>
+      <w:proofErr w:type="spellStart"/>
+      <w:r>
+        <w:rPr>
+          <w:rFonts w:ascii="Arial Narrow" w:eastAsia="Arial Narrow" w:hAnsi="Arial Narrow" w:cs="Arial Narrow"/>
+          <w:b/>
+          <w:bCs/>
+          <w:sz w:val="16"/>
+          <w:szCs w:val="16"/>
+        </w:rPr>
+        <w:t/>
+      </w:r>
+      <w:proofErr w:type="spellEnd"/>
+      <w:r>
+        <w:rPr>
+          <w:rFonts w:ascii="Arial Narrow" w:eastAsia="Arial Narrow" w:hAnsi="Arial Narrow" w:cs="Arial Narrow"/>
+          <w:b/>
+          <w:bCs/>
+          <w:sz w:val="16"/>
+          <w:szCs w:val="16"/>
+        </w:rPr>
+        <w:t xml:space="preserve">29571, CÓDIGO DE PROTECCIÓN Y DEFENSA DEL CONSUMIDOR, publicado el 2 de setiembre de 2010 y modificado por Decreto Legislativo </w:t>
+      </w:r>
+      <w:proofErr w:type="spellStart"/>
+      <w:r>
+        <w:rPr>
+          <w:rFonts w:ascii="Arial Narrow" w:eastAsia="Arial Narrow" w:hAnsi="Arial Narrow" w:cs="Arial Narrow"/>
+          <w:b/>
+          <w:bCs/>
+          <w:sz w:val="16"/>
+          <w:szCs w:val="16"/>
+        </w:rPr>
+        <w:t/>
+      </w:r>
+      <w:proofErr w:type="spellEnd"/>
+      <w:r>
+        <w:rPr>
+          <w:rFonts w:ascii="Arial Narrow" w:eastAsia="Arial Narrow" w:hAnsi="Arial Narrow" w:cs="Arial Narrow"/>
+          <w:b/>
+          <w:bCs/>
+          <w:sz w:val="16"/>
+          <w:szCs w:val="16"/>
+        </w:rPr>
+        <w:t xml:space="preserve">1308 </w:t>
+      </w:r>
+    </w:p>
+    <w:p>
+      <w:pPr>
+        <w:pStyle w:val="Textonotapie"/>
+        <w:ind w:left="567" w:right="-1"/>
+        <w:jc w:val="both"/>
+        <w:rPr>
+          <w:rFonts w:ascii="Arial Narrow" w:eastAsia="Arial Narrow" w:hAnsi="Arial Narrow" w:cs="Arial Narrow"/>
+          <w:b/>
+          <w:bCs/>
+          <w:sz w:val="16"/>
+          <w:szCs w:val="16"/>
+        </w:rPr>
+      </w:pPr>
+      <w:r>
+        <w:rPr>
+          <w:rFonts w:ascii="Arial Narrow" w:eastAsia="Arial Narrow" w:hAnsi="Arial Narrow" w:cs="Arial Narrow"/>
+          <w:b/>
+          <w:bCs/>
+          <w:sz w:val="16"/>
+          <w:szCs w:val="16"/>
+        </w:rPr>
+        <w:t xml:space="preserve">Artículo 18.- Idoneidad </w:t>
+      </w:r>
+    </w:p>
+    <w:p>
+      <w:pPr>
+        <w:pStyle w:val="Textonotapie"/>
+        <w:ind w:left="567" w:right="-1"/>
+        <w:jc w:val="both"/>
+        <w:rPr>
+          <w:rFonts w:ascii="Arial Narrow" w:eastAsia="Arial Narrow" w:hAnsi="Arial Narrow" w:cs="Arial Narrow"/>
+          <w:sz w:val="16"/>
+          <w:szCs w:val="16"/>
+        </w:rPr>
+      </w:pPr>
+      <w:r>
+        <w:rPr>
+          <w:rFonts w:ascii="Arial Narrow" w:eastAsia="Arial Narrow" w:hAnsi="Arial Narrow" w:cs="Arial Narrow"/>
+          <w:sz w:val="16"/>
+          <w:szCs w:val="16"/>
+        </w:rPr>
+        <w:t xml:space="preserve">Se entiende por idoneidad la correspondencia entre lo que un consumidor espera y lo que efectivamente recibe, en función a lo que se le hubiera ofrecido, la publicidad e información transmitida, las condiciones y circunstancias de la transacción, las características y naturaleza del producto o servicio, el precio, entre otros factores, atendiendo a las circunstancias del caso. </w:t>
+      </w:r>
+    </w:p>
+    <w:p>
+      <w:pPr>
+        <w:pStyle w:val="Textonotapie"/>
+        <w:ind w:left="567" w:right="-1"/>
+        <w:jc w:val="both"/>
+        <w:rPr>
+          <w:rFonts w:ascii="Arial Narrow" w:eastAsia="Arial Narrow" w:hAnsi="Arial Narrow" w:cs="Arial Narrow"/>
+          <w:sz w:val="16"/>
+          <w:szCs w:val="16"/>
+        </w:rPr>
+      </w:pPr>
+      <w:r>
+        <w:rPr>
+          <w:rFonts w:ascii="Arial Narrow" w:eastAsia="Arial Narrow" w:hAnsi="Arial Narrow" w:cs="Arial Narrow"/>
+          <w:sz w:val="16"/>
+          <w:szCs w:val="16"/>
+        </w:rPr>
+        <w:t xml:space="preserve">La idoneidad es evaluada en función a la propia naturaleza del producto o servicio y a su aptitud para satisfacer la finalidad para la cual ha sido puesto en el mercado. Las autorizaciones por parte de los organismos del Estado para la fabricación de un producto o la prestación de un servicio, en los casos que sea necesario, no eximen de responsabilidad al proveedor frente al consumidor. </w:t>
+      </w:r>
+    </w:p>
+    <w:p>
+      <w:pPr>
+        <w:pStyle w:val="Textonotapie"/>
+        <w:ind w:left="567" w:right="-1"/>
+        <w:jc w:val="both"/>
+        <w:rPr>
+          <w:rFonts w:ascii="Arial Narrow" w:eastAsia="Arial Narrow" w:hAnsi="Arial Narrow" w:cs="Arial Narrow"/>
+          <w:sz w:val="16"/>
+          <w:szCs w:val="16"/>
+        </w:rPr>
+      </w:pPr>
+      <w:r>
+        <w:rPr>
+          <w:rFonts w:ascii="Arial Narrow" w:eastAsia="Arial Narrow" w:hAnsi="Arial Narrow" w:cs="Arial Narrow"/>
+          <w:b/>
+          <w:bCs/>
+          <w:sz w:val="16"/>
+          <w:szCs w:val="16"/>
+        </w:rPr>
+        <w:t xml:space="preserve">Artículo 19.- Obligación de los proveedores </w:t>
+      </w:r>
+    </w:p>
+    <w:p>
+      <w:pPr>
+        <w:pStyle w:val="Textonotapie"/>
+        <w:ind w:left="567" w:right="-1"/>
+        <w:jc w:val="both"/>
+        <w:rPr>
+          <w:rFonts w:ascii="Arial Narrow" w:eastAsia="Arial Narrow" w:hAnsi="Arial Narrow" w:cs="Arial Narrow"/>
+          <w:sz w:val="16"/>
+          <w:szCs w:val="16"/>
+        </w:rPr>
+      </w:pPr>
+      <w:r>
+        <w:rPr>
+          <w:rFonts w:ascii="Arial Narrow" w:eastAsia="Arial Narrow" w:hAnsi="Arial Narrow" w:cs="Arial Narrow"/>
+          <w:sz w:val="16"/>
+          <w:szCs w:val="16"/>
+        </w:rPr>
+        <w:t>El proveedor responde por la idoneidad y calidad de los productos y servicios ofrecidos; por la autenticidad de las marcas y leyendas que exhiben sus productos o del signo que respalda al prestador del servicio, por la falta de conformidad entre la publicidad comercial de los productos y servicios y estos, así como por el contenido y la vida útil del producto indicado en el envase, en lo que corresponda.</w:t>
+      </w:r>
+    </w:p>
+    <w:p>
+      <w:pPr>
+        <w:pStyle w:val="Textonotapie"/>
+        <w:ind w:left="567" w:right="-1" w:hanging="567"/>
+        <w:jc w:val="both"/>
+        <w:rPr>
+          <w:rFonts w:ascii="Arial Narrow" w:eastAsia="Arial Narrow" w:hAnsi="Arial Narrow" w:cs="Arial Narrow"/>
+          <w:b/>
+          <w:bCs/>
+          <w:sz w:val="16"/>
+          <w:szCs w:val="16"/>
+        </w:rPr>
+      </w:pPr>
+    </w:p>
+  </w:footnote>
+  <w:footnote w:id="6">
+    <w:p>
+      <w:pPr>
+        <w:pStyle w:val="Textonotapie"/>
+        <w:tabs>
+          <w:tab w:val="left" w:pos="567"/>
+        </w:tabs>
+        <w:ind w:left="567" w:hanging="567"/>
+        <w:jc w:val="both"/>
+        <w:rPr>
+          <w:rFonts w:ascii="Arial Narrow" w:eastAsia="Arial Narrow" w:hAnsi="Arial Narrow" w:cs="Arial Narrow"/>
+          <w:sz w:val="16"/>
+          <w:szCs w:val="16"/>
+        </w:rPr>
+      </w:pPr>
+      <w:r>
+        <w:rPr>
+          <w:rStyle w:val="Refdenotaalpie"/>
+          <w:rFonts w:ascii="Arial Narrow" w:eastAsia="Arial Narrow" w:hAnsi="Arial Narrow" w:cs="Arial Narrow"/>
+          <w:sz w:val="16"/>
+          <w:szCs w:val="16"/>
+          <w:vertAlign w:val="superscript"/>
+        </w:rPr>
+        <w:footnoteRef/>
+      </w:r>
+      <w:r>
+        <w:rPr>
+          <w:rFonts w:ascii="Arial Narrow" w:eastAsia="Arial Narrow" w:hAnsi="Arial Narrow" w:cs="Arial Narrow"/>
+          <w:sz w:val="16"/>
+          <w:szCs w:val="16"/>
+        </w:rPr>
+        <w:tab/>
+        <w:t xml:space="preserve"/>
+      </w:r>
+      <w:r>
+        <w:rPr>
+          <w:rFonts w:ascii="Arial Narrow" w:eastAsia="Arial Narrow" w:hAnsi="Arial Narrow" w:cs="Arial Narrow"/>
+          <w:sz w:val="16"/>
+          <w:szCs w:val="16"/>
+        </w:rPr>
+        <w:tab/>
+      </w:r>
+      <w:r>
+        <w:rPr>
+          <w:rFonts w:ascii="Arial Narrow" w:eastAsia="Arial Narrow" w:hAnsi="Arial Narrow" w:cs="Arial Narrow"/>
+          <w:b/>
+          <w:bCs/>
+          <w:sz w:val="16"/>
+          <w:szCs w:val="16"/>
+        </w:rPr>
+        <w:t xml:space="preserve">LEY SOBRE FACULTADES, NORMAS Y ORGANIZACIÓN DEL INDECOPI, APROBADA POR DECRETO LEGISLATIVO </w:t>
+      </w:r>
+      <w:proofErr w:type="spellStart"/>
+      <w:r>
+        <w:rPr>
+          <w:rFonts w:ascii="Arial Narrow" w:eastAsia="Arial Narrow" w:hAnsi="Arial Narrow" w:cs="Arial Narrow"/>
+          <w:b/>
+          <w:bCs/>
+          <w:sz w:val="16"/>
+          <w:szCs w:val="16"/>
+        </w:rPr>
+        <w:t/>
+      </w:r>
+      <w:proofErr w:type="spellEnd"/>
+      <w:r>
+        <w:rPr>
+          <w:rFonts w:ascii="Arial Narrow" w:eastAsia="Arial Narrow" w:hAnsi="Arial Narrow" w:cs="Arial Narrow"/>
+          <w:b/>
+          <w:bCs/>
+          <w:sz w:val="16"/>
+          <w:szCs w:val="16"/>
+        </w:rPr>
+        <w:t xml:space="preserve">807</w:t>
+      </w:r>
+    </w:p>
+    <w:p>
+      <w:pPr>
+        <w:pStyle w:val="Textonotapie"/>
+        <w:ind w:left="567"/>
+        <w:jc w:val="both"/>
+        <w:rPr>
+          <w:rFonts w:ascii="Arial Narrow" w:eastAsia="Arial Narrow" w:hAnsi="Arial Narrow" w:cs="Arial Narrow"/>
+          <w:sz w:val="16"/>
+          <w:szCs w:val="16"/>
+        </w:rPr>
+      </w:pPr>
+      <w:r>
+        <w:rPr>
+          <w:rFonts w:ascii="Arial Narrow" w:eastAsia="Arial Narrow" w:hAnsi="Arial Narrow" w:cs="Arial Narrow"/>
+          <w:b/>
+          <w:bCs/>
+          <w:sz w:val="16"/>
+          <w:szCs w:val="16"/>
+        </w:rPr>
+        <w:t>Artículo 1.-</w:t>
+      </w:r>
+      <w:r>
+        <w:rPr>
+          <w:rFonts w:ascii="Arial Narrow" w:eastAsia="Arial Narrow" w:hAnsi="Arial Narrow" w:cs="Arial Narrow"/>
+          <w:sz w:val="16"/>
+          <w:szCs w:val="16"/>
+        </w:rPr>
+        <w:t xml:space="preserve"> Las Comisiones y Oficinas del Indecopi gozan de las facultades necesarias para desarrollar investigaciones relacionadas con los temas de su competencia. Dichas facultades serán ejercidas a través de las Secretarías Técnicas o Jefes de Oficinas y de los funcionarios que se designen para tal fin. Podrán ejercerse dentro de los procedimientos iniciados o en las investigaciones preliminares que se lleven a cabo para determinar la apertura de un procedimiento.</w:t>
+      </w:r>
+    </w:p>
+    <w:p>
+      <w:pPr>
+        <w:pStyle w:val="Textonotapie"/>
+        <w:ind w:left="567"/>
+        <w:jc w:val="both"/>
+        <w:rPr>
+          <w:rFonts w:ascii="Arial Narrow" w:eastAsia="Arial Narrow" w:hAnsi="Arial Narrow" w:cs="Arial Narrow"/>
+          <w:sz w:val="16"/>
+          <w:szCs w:val="16"/>
+        </w:rPr>
+      </w:pPr>
+      <w:r>
+        <w:rPr>
+          <w:rFonts w:ascii="Arial Narrow" w:eastAsia="Arial Narrow" w:hAnsi="Arial Narrow" w:cs="Arial Narrow"/>
+          <w:b/>
+          <w:bCs/>
+          <w:sz w:val="16"/>
+          <w:szCs w:val="16"/>
+        </w:rPr>
+        <w:t>Artículo 2.-</w:t>
+      </w:r>
+      <w:r>
+        <w:rPr>
+          <w:rFonts w:ascii="Arial Narrow" w:eastAsia="Arial Narrow" w:hAnsi="Arial Narrow" w:cs="Arial Narrow"/>
+          <w:sz w:val="16"/>
+          <w:szCs w:val="16"/>
+        </w:rPr>
+        <w:t xml:space="preserve"> Sin que la presente enumeración tenga carácter taxativo cada Comisión, Oficina o Sala del Tribunal del INDECOPI tiene las siguientes facultades:</w:t>
+      </w:r>
+    </w:p>
+    <w:p>
+      <w:pPr>
+        <w:pStyle w:val="Textonotapie"/>
+        <w:ind w:left="567"/>
+        <w:jc w:val="both"/>
+        <w:rPr>
+          <w:rFonts w:ascii="Arial Narrow" w:eastAsia="Arial Narrow" w:hAnsi="Arial Narrow" w:cs="Arial Narrow"/>
+          <w:sz w:val="16"/>
+          <w:szCs w:val="16"/>
+        </w:rPr>
+      </w:pPr>
+      <w:r>
+        <w:rPr>
+          <w:rFonts w:ascii="Arial Narrow" w:eastAsia="Arial Narrow" w:hAnsi="Arial Narrow" w:cs="Arial Narrow"/>
+          <w:sz w:val="16"/>
+          <w:szCs w:val="16"/>
+        </w:rPr>
+        <w:t>a) Exigir a las personas naturales o jurídicas la exhibición de todo tipo de documentos, incluyendo los libros contables y societarios, los comprobantes de pago, la correspondencia comercial y los registros magnéticos incluyendo, en este caso, los programas que fueran necesarios para su lectura; así como solicitar información referida a la organización, los negocios, el accionariado y la estructura de propiedad de las empresas.</w:t>
+      </w:r>
+    </w:p>
+    <w:p>
+      <w:pPr>
+        <w:pStyle w:val="Textonotapie"/>
+        <w:ind w:firstLine="567"/>
+        <w:jc w:val="both"/>
+        <w:rPr>
+          <w:rFonts w:ascii="Arial Narrow" w:eastAsia="Arial Narrow" w:hAnsi="Arial Narrow" w:cs="Arial Narrow"/>
+          <w:sz w:val="16"/>
+          <w:szCs w:val="16"/>
+        </w:rPr>
+      </w:pPr>
+      <w:r>
+        <w:rPr>
+          <w:rFonts w:ascii="Arial Narrow" w:eastAsia="Arial Narrow" w:hAnsi="Arial Narrow" w:cs="Arial Narrow"/>
+          <w:sz w:val="16"/>
+          <w:szCs w:val="16"/>
+        </w:rPr>
+        <w:t>(...)</w:t>
+      </w:r>
+    </w:p>
+    <w:p>
+      <w:pPr>
+        <w:pStyle w:val="Textonotapie"/>
+        <w:ind w:left="567"/>
+        <w:jc w:val="both"/>
+        <w:rPr>
+          <w:rFonts w:ascii="Arial Narrow" w:eastAsia="Arial Narrow" w:hAnsi="Arial Narrow" w:cs="Arial Narrow"/>
+          <w:sz w:val="16"/>
+          <w:szCs w:val="16"/>
+        </w:rPr>
+      </w:pPr>
+      <w:r>
+        <w:rPr>
+          <w:rFonts w:ascii="Arial Narrow" w:eastAsia="Arial Narrow" w:hAnsi="Arial Narrow" w:cs="Arial Narrow"/>
+          <w:b/>
+          <w:bCs/>
+          <w:sz w:val="16"/>
+          <w:szCs w:val="16"/>
+        </w:rPr>
+        <w:t>Artículo 24.-</w:t>
+      </w:r>
+      <w:r>
+        <w:rPr>
+          <w:rFonts w:ascii="Arial Narrow" w:eastAsia="Arial Narrow" w:hAnsi="Arial Narrow" w:cs="Arial Narrow"/>
+          <w:sz w:val="16"/>
+          <w:szCs w:val="16"/>
+        </w:rPr>
+        <w:t xml:space="preserve"> El Secretario Técnico se encargará de la tramitación del procedimiento. Para ello, cuenta con las siguientes facultades:</w:t>
+      </w:r>
+    </w:p>
+    <w:p>
+      <w:pPr>
+        <w:pStyle w:val="Textonotapie"/>
+        <w:ind w:firstLine="567"/>
+        <w:jc w:val="both"/>
+        <w:rPr>
+          <w:rFonts w:ascii="Arial Narrow" w:eastAsia="Arial Narrow" w:hAnsi="Arial Narrow" w:cs="Arial Narrow"/>
+          <w:sz w:val="16"/>
+          <w:szCs w:val="16"/>
+        </w:rPr>
+      </w:pPr>
+      <w:r>
+        <w:rPr>
+          <w:rFonts w:ascii="Arial Narrow" w:eastAsia="Arial Narrow" w:hAnsi="Arial Narrow" w:cs="Arial Narrow"/>
+          <w:sz w:val="16"/>
+          <w:szCs w:val="16"/>
+        </w:rPr>
+        <w:t>(...)</w:t>
+      </w:r>
+    </w:p>
+    <w:p>
+      <w:pPr>
+        <w:pStyle w:val="Textonotapie"/>
+        <w:ind w:left="567"/>
+        <w:jc w:val="both"/>
+        <w:rPr>
+          <w:rFonts w:ascii="Arial Narrow" w:eastAsia="Arial Narrow" w:hAnsi="Arial Narrow" w:cs="Arial Narrow"/>
+          <w:sz w:val="16"/>
+          <w:szCs w:val="16"/>
+        </w:rPr>
+      </w:pPr>
+      <w:r>
+        <w:rPr>
+          <w:rFonts w:ascii="Arial Narrow" w:eastAsia="Arial Narrow" w:hAnsi="Arial Narrow" w:cs="Arial Narrow"/>
+          <w:sz w:val="16"/>
+          <w:szCs w:val="16"/>
+        </w:rPr>
+        <w:t>f) Llevar a cabo las inspecciones e investigaciones necesarias para otorgar mayores elementos de juicio a la Comisión, así como las fiscalizaciones que, de ser el caso, se contemplen en disposiciones legales y reglamentarias, que considere pertinentes o que sean requeridas por la Comisión.</w:t>
       </w:r>
     </w:p>
     <w:p>
@@ -5146,16 +6768,17 @@
       </w:pPr>
     </w:p>
   </w:footnote>
-  <w:footnote w:id="3">
+  <w:footnote w:id="7">
     <w:p>
       <w:pPr>
         <w:pStyle w:val="Textonotapie"/>
-        <w:ind w:left="567" w:right="-1" w:hanging="567"/>
-        <w:jc w:val="both"/>
-        <w:rPr>
-          <w:rFonts w:ascii="Arial Narrow" w:eastAsia="Arial Narrow" w:hAnsi="Arial Narrow" w:cs="Arial Narrow"/>
-          <w:b/>
-          <w:bCs/>
+        <w:tabs>
+          <w:tab w:val="left" w:pos="567"/>
+        </w:tabs>
+        <w:ind w:left="567" w:hanging="567"/>
+        <w:jc w:val="both"/>
+        <w:rPr>
+          <w:rFonts w:ascii="Arial Narrow" w:eastAsia="Arial Narrow" w:hAnsi="Arial Narrow" w:cs="Arial Narrow"/>
           <w:sz w:val="16"/>
           <w:szCs w:val="16"/>
         </w:rPr>
@@ -5176,14 +6799,6 @@
           <w:sz w:val="16"/>
           <w:szCs w:val="16"/>
         </w:rPr>
-        <w:t xml:space="preserve"> </w:t>
-      </w:r>
-      <w:r>
-        <w:rPr>
-          <w:rFonts w:ascii="Arial Narrow" w:eastAsia="Arial Narrow" w:hAnsi="Arial Narrow" w:cs="Arial Narrow"/>
-          <w:sz w:val="16"/>
-          <w:szCs w:val="16"/>
-        </w:rPr>
         <w:tab/>
       </w:r>
       <w:r>
@@ -5194,865 +6809,9 @@
           <w:sz w:val="16"/>
           <w:szCs w:val="16"/>
         </w:rPr>
-        <w:t xml:space="preserve">LEY </w:t>
-      </w:r>
-      <w:proofErr w:type="spellStart"/>
-      <w:r>
-        <w:rPr>
-          <w:rFonts w:ascii="Arial Narrow" w:eastAsia="Arial Narrow" w:hAnsi="Arial Narrow" w:cs="Arial Narrow"/>
-          <w:b/>
-          <w:bCs/>
-          <w:sz w:val="16"/>
-          <w:szCs w:val="16"/>
-        </w:rPr>
-        <w:t/>
-      </w:r>
-      <w:proofErr w:type="spellEnd"/>
-      <w:r>
-        <w:rPr>
-          <w:rFonts w:ascii="Arial Narrow" w:eastAsia="Arial Narrow" w:hAnsi="Arial Narrow" w:cs="Arial Narrow"/>
-          <w:b/>
-          <w:bCs/>
-          <w:sz w:val="16"/>
-          <w:szCs w:val="16"/>
-        </w:rPr>
-        <w:t xml:space="preserve"> 29571, CÓDIGO DE PROTECCIÓN Y DEFENSA DEL CONSUMIDOR, publicado el 2 de setiembre de 2010 y modificado por Decreto Legislativo </w:t>
-      </w:r>
-      <w:proofErr w:type="spellStart"/>
-      <w:r>
-        <w:rPr>
-          <w:rFonts w:ascii="Arial Narrow" w:eastAsia="Arial Narrow" w:hAnsi="Arial Narrow" w:cs="Arial Narrow"/>
-          <w:b/>
-          <w:bCs/>
-          <w:sz w:val="16"/>
-          <w:szCs w:val="16"/>
-        </w:rPr>
-        <w:t/>
-      </w:r>
-      <w:proofErr w:type="spellEnd"/>
-      <w:r>
-        <w:rPr>
-          <w:rFonts w:ascii="Arial Narrow" w:eastAsia="Arial Narrow" w:hAnsi="Arial Narrow" w:cs="Arial Narrow"/>
-          <w:b/>
-          <w:bCs/>
-          <w:sz w:val="16"/>
-          <w:szCs w:val="16"/>
-        </w:rPr>
-        <w:t xml:space="preserve"> 1308 </w:t>
-      </w:r>
-    </w:p>
-    <w:p>
-      <w:pPr>
-        <w:pStyle w:val="Textonotapie"/>
-        <w:ind w:left="567" w:right="-1"/>
-        <w:jc w:val="both"/>
-        <w:rPr>
-          <w:rFonts w:ascii="Arial Narrow" w:eastAsia="Arial Narrow" w:hAnsi="Arial Narrow" w:cs="Arial Narrow"/>
-          <w:sz w:val="16"/>
-          <w:szCs w:val="16"/>
-        </w:rPr>
-      </w:pPr>
-      <w:r>
-        <w:rPr>
-          <w:rFonts w:ascii="Arial Narrow" w:eastAsia="Arial Narrow" w:hAnsi="Arial Narrow" w:cs="Arial Narrow"/>
-          <w:b/>
-          <w:bCs/>
-          <w:sz w:val="16"/>
-          <w:szCs w:val="16"/>
-        </w:rPr>
-        <w:t>Artículo 105.- Autoridad competente.</w:t>
-      </w:r>
-      <w:r>
-        <w:rPr>
-          <w:rFonts w:ascii="Arial Narrow" w:eastAsia="Arial Narrow" w:hAnsi="Arial Narrow" w:cs="Arial Narrow"/>
-          <w:sz w:val="16"/>
-          <w:szCs w:val="16"/>
-        </w:rPr>
-        <w:t xml:space="preserve"> </w:t>
-      </w:r>
-    </w:p>
-    <w:p>
-      <w:pPr>
-        <w:pStyle w:val="Textonotapie"/>
-        <w:ind w:left="567" w:right="-1"/>
-        <w:jc w:val="both"/>
-        <w:rPr>
-          <w:rFonts w:ascii="Arial Narrow" w:eastAsia="Arial Narrow" w:hAnsi="Arial Narrow" w:cs="Arial Narrow"/>
-          <w:sz w:val="16"/>
-          <w:szCs w:val="16"/>
-        </w:rPr>
-      </w:pPr>
-      <w:r>
-        <w:rPr>
-          <w:rFonts w:ascii="Arial Narrow" w:eastAsia="Arial Narrow" w:hAnsi="Arial Narrow" w:cs="Arial Narrow"/>
-          <w:sz w:val="16"/>
-          <w:szCs w:val="16"/>
-        </w:rPr>
-        <w:t xml:space="preserve">El Instituto Nacional de Defensa de la Competencia y de la Protección de la Propiedad Intelectual (Indecopi) es la autoridad con competencia primaria y de alcance nacional para conocer las presuntas infracciones a las disposiciones contenidas en el presente Código, así como para imponer las sanciones y medidas correctivas establecidas en el presente capítulo, conforme al Decreto Legislativo </w:t>
-      </w:r>
-      <w:proofErr w:type="spellStart"/>
-      <w:r>
-        <w:rPr>
-          <w:rFonts w:ascii="Arial Narrow" w:eastAsia="Arial Narrow" w:hAnsi="Arial Narrow" w:cs="Arial Narrow"/>
-          <w:sz w:val="16"/>
-          <w:szCs w:val="16"/>
-        </w:rPr>
-        <w:t/>
-      </w:r>
-      <w:proofErr w:type="spellEnd"/>
-      <w:r>
-        <w:rPr>
-          <w:rFonts w:ascii="Arial Narrow" w:eastAsia="Arial Narrow" w:hAnsi="Arial Narrow" w:cs="Arial Narrow"/>
-          <w:sz w:val="16"/>
-          <w:szCs w:val="16"/>
-        </w:rPr>
-        <w:t xml:space="preserve"> 1033, Ley de Organización y Funciones del Indecopi. Dicha competencia solo puede ser negada cuando ella haya sido asignada o se asigne a favor de otro organismo por norma expresa con rango de ley. </w:t>
-      </w:r>
-    </w:p>
-    <w:p>
-      <w:pPr>
-        <w:pStyle w:val="Textonotapie"/>
-        <w:ind w:left="567" w:right="-1"/>
-        <w:jc w:val="both"/>
-        <w:rPr>
-          <w:rFonts w:ascii="Arial Narrow" w:eastAsia="Arial Narrow" w:hAnsi="Arial Narrow" w:cs="Arial Narrow"/>
-          <w:sz w:val="16"/>
-          <w:szCs w:val="16"/>
-        </w:rPr>
-      </w:pPr>
-      <w:r>
-        <w:rPr>
-          <w:rFonts w:ascii="Arial Narrow" w:eastAsia="Arial Narrow" w:hAnsi="Arial Narrow" w:cs="Arial Narrow"/>
-          <w:sz w:val="16"/>
-          <w:szCs w:val="16"/>
-        </w:rPr>
-        <w:t xml:space="preserve">(…). </w:t>
-      </w:r>
-    </w:p>
-    <w:p>
-      <w:pPr>
-        <w:pStyle w:val="Textonotapie"/>
-        <w:ind w:left="567" w:right="-1"/>
-        <w:jc w:val="both"/>
-        <w:rPr>
-          <w:rFonts w:ascii="Arial Narrow" w:eastAsia="Arial Narrow" w:hAnsi="Arial Narrow" w:cs="Arial Narrow"/>
-          <w:b/>
-          <w:bCs/>
-          <w:sz w:val="16"/>
-          <w:szCs w:val="16"/>
-        </w:rPr>
-      </w:pPr>
-      <w:r>
-        <w:rPr>
-          <w:rFonts w:ascii="Arial Narrow" w:eastAsia="Arial Narrow" w:hAnsi="Arial Narrow" w:cs="Arial Narrow"/>
-          <w:b/>
-          <w:bCs/>
-          <w:sz w:val="16"/>
-          <w:szCs w:val="16"/>
-        </w:rPr>
-        <w:t xml:space="preserve">LEY DE ORGANIZACIÓN Y FUNCIONES DEL INDECOPI, APROBADA POR DECRETO LEGISLATIVO </w:t>
-      </w:r>
-      <w:proofErr w:type="spellStart"/>
-      <w:r>
-        <w:rPr>
-          <w:rFonts w:ascii="Arial Narrow" w:eastAsia="Arial Narrow" w:hAnsi="Arial Narrow" w:cs="Arial Narrow"/>
-          <w:b/>
-          <w:bCs/>
-          <w:sz w:val="16"/>
-          <w:szCs w:val="16"/>
-        </w:rPr>
-        <w:t/>
-      </w:r>
-      <w:proofErr w:type="spellEnd"/>
-      <w:r>
-        <w:rPr>
-          <w:rFonts w:ascii="Arial Narrow" w:eastAsia="Arial Narrow" w:hAnsi="Arial Narrow" w:cs="Arial Narrow"/>
-          <w:b/>
-          <w:bCs/>
-          <w:sz w:val="16"/>
-          <w:szCs w:val="16"/>
-        </w:rPr>
-        <w:t xml:space="preserve"> 1033 </w:t>
-      </w:r>
-    </w:p>
-    <w:p>
-      <w:pPr>
-        <w:pStyle w:val="Textonotapie"/>
-        <w:ind w:left="567" w:right="-1"/>
-        <w:jc w:val="both"/>
-        <w:rPr>
-          <w:rFonts w:ascii="Arial Narrow" w:eastAsia="Arial Narrow" w:hAnsi="Arial Narrow" w:cs="Arial Narrow"/>
-          <w:sz w:val="16"/>
-          <w:szCs w:val="16"/>
-        </w:rPr>
-      </w:pPr>
-      <w:r>
-        <w:rPr>
-          <w:rFonts w:ascii="Arial Narrow" w:eastAsia="Arial Narrow" w:hAnsi="Arial Narrow" w:cs="Arial Narrow"/>
-          <w:b/>
-          <w:bCs/>
-          <w:sz w:val="16"/>
-          <w:szCs w:val="16"/>
-        </w:rPr>
-        <w:t>Artículo 27.-</w:t>
-      </w:r>
-      <w:r>
-        <w:rPr>
-          <w:rFonts w:ascii="Arial Narrow" w:eastAsia="Arial Narrow" w:hAnsi="Arial Narrow" w:cs="Arial Narrow"/>
-          <w:sz w:val="16"/>
-          <w:szCs w:val="16"/>
-        </w:rPr>
-        <w:t xml:space="preserve"> De la Comisión de Protección al Consumidor.- </w:t>
-      </w:r>
-    </w:p>
-    <w:p>
-      <w:pPr>
-        <w:pStyle w:val="Textonotapie"/>
-        <w:ind w:left="567" w:right="-1"/>
-        <w:jc w:val="both"/>
-        <w:rPr>
-          <w:rFonts w:ascii="Arial Narrow" w:eastAsia="Arial Narrow" w:hAnsi="Arial Narrow" w:cs="Arial Narrow"/>
-          <w:sz w:val="16"/>
-          <w:szCs w:val="16"/>
-        </w:rPr>
-      </w:pPr>
-      <w:r>
-        <w:rPr>
-          <w:rFonts w:ascii="Arial Narrow" w:eastAsia="Arial Narrow" w:hAnsi="Arial Narrow" w:cs="Arial Narrow"/>
-          <w:sz w:val="16"/>
-          <w:szCs w:val="16"/>
-        </w:rPr>
-        <w:t xml:space="preserve">Corresponde a la Comisión de Protección al Consumidor velar por el cumplimiento de la Ley de Protección al Consumidor y de las leyes que, en general, protegen a los consumidores de la falta de idoneidad de los bienes y servicios en función de la información brindada, de las omisiones de información y de la discriminación en el consumo, así como de aquellas que complementen o sustituyan a las anteriores. </w:t>
-      </w:r>
-    </w:p>
-    <w:p>
-      <w:pPr>
-        <w:pStyle w:val="Textonotapie"/>
-        <w:ind w:left="567" w:right="-1"/>
-        <w:jc w:val="both"/>
-        <w:rPr>
-          <w:rFonts w:ascii="Arial Narrow" w:eastAsia="Arial Narrow" w:hAnsi="Arial Narrow" w:cs="Arial Narrow"/>
-          <w:sz w:val="16"/>
-          <w:szCs w:val="16"/>
-        </w:rPr>
-      </w:pPr>
-      <w:r>
-        <w:rPr>
-          <w:rFonts w:ascii="Arial Narrow" w:eastAsia="Arial Narrow" w:hAnsi="Arial Narrow" w:cs="Arial Narrow"/>
-          <w:sz w:val="16"/>
-          <w:szCs w:val="16"/>
-        </w:rPr>
-        <w:t xml:space="preserve"> </w:t>
-      </w:r>
-    </w:p>
-    <w:p>
-      <w:pPr>
-        <w:pStyle w:val="Textonotapie"/>
-        <w:ind w:left="567" w:right="-1"/>
-        <w:jc w:val="both"/>
-        <w:rPr>
-          <w:rFonts w:ascii="Arial Narrow" w:eastAsia="Arial Narrow" w:hAnsi="Arial Narrow" w:cs="Arial Narrow"/>
-          <w:b/>
-          <w:bCs/>
-          <w:sz w:val="16"/>
-          <w:szCs w:val="16"/>
-        </w:rPr>
-      </w:pPr>
-      <w:r>
-        <w:rPr>
-          <w:rFonts w:ascii="Arial Narrow" w:eastAsia="Arial Narrow" w:hAnsi="Arial Narrow" w:cs="Arial Narrow"/>
-          <w:b/>
-          <w:bCs/>
-          <w:sz w:val="16"/>
-          <w:szCs w:val="16"/>
-        </w:rPr>
-        <w:t xml:space="preserve">LEY SOBRE FACULTADES, NORMAS Y ORGANIZACIÓN DEL INDECOPI, APROBADA POR DECRETO LEGISLATIVO </w:t>
-      </w:r>
-      <w:proofErr w:type="spellStart"/>
-      <w:r>
-        <w:rPr>
-          <w:rFonts w:ascii="Arial Narrow" w:eastAsia="Arial Narrow" w:hAnsi="Arial Narrow" w:cs="Arial Narrow"/>
-          <w:b/>
-          <w:bCs/>
-          <w:sz w:val="16"/>
-          <w:szCs w:val="16"/>
-        </w:rPr>
-        <w:t/>
-      </w:r>
-      <w:proofErr w:type="spellEnd"/>
-      <w:r>
-        <w:rPr>
-          <w:rFonts w:ascii="Arial Narrow" w:eastAsia="Arial Narrow" w:hAnsi="Arial Narrow" w:cs="Arial Narrow"/>
-          <w:b/>
-          <w:bCs/>
-          <w:sz w:val="16"/>
-          <w:szCs w:val="16"/>
-        </w:rPr>
-        <w:t xml:space="preserve"> 807 </w:t>
-      </w:r>
-    </w:p>
-    <w:p>
-      <w:pPr>
-        <w:pStyle w:val="Textonotapie"/>
-        <w:ind w:left="567" w:right="-1"/>
-        <w:jc w:val="both"/>
-        <w:rPr>
-          <w:rFonts w:ascii="Arial Narrow" w:eastAsia="Arial Narrow" w:hAnsi="Arial Narrow" w:cs="Arial Narrow"/>
-          <w:sz w:val="16"/>
-          <w:szCs w:val="16"/>
-        </w:rPr>
-      </w:pPr>
-      <w:r>
-        <w:rPr>
-          <w:rFonts w:ascii="Arial Narrow" w:eastAsia="Arial Narrow" w:hAnsi="Arial Narrow" w:cs="Arial Narrow"/>
-          <w:b/>
-          <w:bCs/>
-          <w:sz w:val="16"/>
-          <w:szCs w:val="16"/>
-        </w:rPr>
-        <w:t>Artículo 24.</w:t>
-      </w:r>
-      <w:r>
-        <w:rPr>
-          <w:rFonts w:ascii="Arial Narrow" w:eastAsia="Arial Narrow" w:hAnsi="Arial Narrow" w:cs="Arial Narrow"/>
-          <w:sz w:val="16"/>
-          <w:szCs w:val="16"/>
-        </w:rPr>
-        <w:t xml:space="preserve">- El Secretario Técnico se encargará de la tramitación del procedimiento. Para ello, cuenta con las siguientes facultades: </w:t>
-      </w:r>
-    </w:p>
-    <w:p>
-      <w:pPr>
-        <w:pStyle w:val="Textonotapie"/>
-        <w:ind w:left="567" w:right="-1"/>
-        <w:jc w:val="both"/>
-        <w:rPr>
-          <w:rFonts w:ascii="Arial Narrow" w:eastAsia="Arial Narrow" w:hAnsi="Arial Narrow" w:cs="Arial Narrow"/>
-          <w:sz w:val="16"/>
-          <w:szCs w:val="16"/>
-        </w:rPr>
-      </w:pPr>
-      <w:r>
-        <w:rPr>
-          <w:rFonts w:ascii="Arial Narrow" w:eastAsia="Arial Narrow" w:hAnsi="Arial Narrow" w:cs="Arial Narrow"/>
-          <w:sz w:val="16"/>
-          <w:szCs w:val="16"/>
-        </w:rPr>
-        <w:t xml:space="preserve">(...) </w:t>
-      </w:r>
-    </w:p>
-    <w:p>
-      <w:pPr>
-        <w:pStyle w:val="Textonotapie"/>
-        <w:ind w:left="567" w:right="-1"/>
-        <w:jc w:val="both"/>
-        <w:rPr>
-          <w:rFonts w:ascii="Arial Narrow" w:eastAsia="Arial Narrow" w:hAnsi="Arial Narrow" w:cs="Arial Narrow"/>
-          <w:sz w:val="16"/>
-          <w:szCs w:val="16"/>
-        </w:rPr>
-      </w:pPr>
-      <w:r>
-        <w:rPr>
-          <w:rFonts w:ascii="Arial Narrow" w:eastAsia="Arial Narrow" w:hAnsi="Arial Narrow" w:cs="Arial Narrow"/>
-          <w:sz w:val="16"/>
-          <w:szCs w:val="16"/>
-        </w:rPr>
-        <w:t xml:space="preserve">c) Admitir denuncias a trámite, en aquellos casos en que la Comisión le haya delegado esta facultad. </w:t>
-      </w:r>
-    </w:p>
-    <w:p>
-      <w:pPr>
-        <w:pStyle w:val="Textonotapie"/>
-        <w:ind w:left="567" w:right="-1"/>
-        <w:jc w:val="both"/>
-        <w:rPr>
-          <w:rFonts w:ascii="Arial Narrow" w:eastAsia="Arial Narrow" w:hAnsi="Arial Narrow" w:cs="Arial Narrow"/>
-          <w:sz w:val="16"/>
-          <w:szCs w:val="16"/>
-        </w:rPr>
-      </w:pPr>
-      <w:r>
-        <w:rPr>
-          <w:rFonts w:ascii="Arial Narrow" w:eastAsia="Arial Narrow" w:hAnsi="Arial Narrow" w:cs="Arial Narrow"/>
-          <w:sz w:val="16"/>
-          <w:szCs w:val="16"/>
-        </w:rPr>
-        <w:t xml:space="preserve">(...). </w:t>
-      </w:r>
-    </w:p>
-    <w:p>
-      <w:pPr>
-        <w:pStyle w:val="Textonotapie"/>
-        <w:ind w:left="567" w:right="-1" w:hanging="567"/>
-        <w:jc w:val="both"/>
-        <w:rPr>
-          <w:rFonts w:ascii="Arial Narrow" w:eastAsia="Arial Narrow" w:hAnsi="Arial Narrow" w:cs="Arial Narrow"/>
-          <w:b/>
-          <w:bCs/>
-          <w:sz w:val="16"/>
-          <w:szCs w:val="16"/>
-        </w:rPr>
-      </w:pPr>
-    </w:p>
-  </w:footnote>
-  <w:footnote w:id="4">
-    <w:p>
-      <w:pPr>
-        <w:pStyle w:val="Textonotapie"/>
-        <w:ind w:left="567" w:right="-1" w:hanging="567"/>
-        <w:jc w:val="both"/>
-        <w:rPr>
-          <w:rFonts w:ascii="Arial Narrow" w:eastAsia="Arial Narrow" w:hAnsi="Arial Narrow" w:cs="Arial Narrow"/>
-          <w:b/>
-          <w:bCs/>
-          <w:sz w:val="16"/>
-          <w:szCs w:val="16"/>
-        </w:rPr>
-      </w:pPr>
-      <w:r>
-        <w:rPr>
-          <w:rStyle w:val="Refdenotaalpie"/>
-          <w:rFonts w:ascii="Arial Narrow" w:eastAsia="Arial Narrow" w:hAnsi="Arial Narrow" w:cs="Arial Narrow"/>
-          <w:sz w:val="16"/>
-          <w:szCs w:val="16"/>
-          <w:vertAlign w:val="superscript"/>
-        </w:rPr>
-        <w:footnoteRef/>
-      </w:r>
-      <w:r>
-        <w:rPr>
-          <w:rFonts w:ascii="Arial Narrow" w:eastAsia="Arial Narrow" w:hAnsi="Arial Narrow" w:cs="Arial Narrow"/>
-          <w:sz w:val="16"/>
-          <w:szCs w:val="16"/>
-        </w:rPr>
-        <w:t xml:space="preserve"> </w:t>
-      </w:r>
-      <w:r>
-        <w:rPr>
-          <w:rFonts w:ascii="Arial Narrow" w:eastAsia="Arial Narrow" w:hAnsi="Arial Narrow" w:cs="Arial Narrow"/>
-          <w:sz w:val="16"/>
-          <w:szCs w:val="16"/>
-        </w:rPr>
-        <w:tab/>
-      </w:r>
-      <w:r>
-        <w:rPr>
-          <w:rFonts w:ascii="Arial Narrow" w:eastAsia="Arial Narrow" w:hAnsi="Arial Narrow" w:cs="Arial Narrow"/>
-          <w:b/>
-          <w:bCs/>
-          <w:sz w:val="16"/>
-          <w:szCs w:val="16"/>
-        </w:rPr>
-        <w:t xml:space="preserve">LEY </w:t>
-      </w:r>
-      <w:proofErr w:type="spellStart"/>
-      <w:r>
-        <w:rPr>
-          <w:rFonts w:ascii="Arial Narrow" w:eastAsia="Arial Narrow" w:hAnsi="Arial Narrow" w:cs="Arial Narrow"/>
-          <w:b/>
-          <w:bCs/>
-          <w:sz w:val="16"/>
-          <w:szCs w:val="16"/>
-        </w:rPr>
-        <w:t/>
-      </w:r>
-      <w:proofErr w:type="spellEnd"/>
-      <w:r>
-        <w:rPr>
-          <w:rFonts w:ascii="Arial Narrow" w:eastAsia="Arial Narrow" w:hAnsi="Arial Narrow" w:cs="Arial Narrow"/>
-          <w:b/>
-          <w:bCs/>
-          <w:sz w:val="16"/>
-          <w:szCs w:val="16"/>
-        </w:rPr>
-        <w:t xml:space="preserve"> 29571, CÓDIGO DE PROTECCIÓN Y DEFENSA DEL CONSUMIDOR, publicado el 2 de setiembre de 2010 y modificado por Decreto Legislativo </w:t>
-      </w:r>
-      <w:proofErr w:type="spellStart"/>
-      <w:r>
-        <w:rPr>
-          <w:rFonts w:ascii="Arial Narrow" w:eastAsia="Arial Narrow" w:hAnsi="Arial Narrow" w:cs="Arial Narrow"/>
-          <w:b/>
-          <w:bCs/>
-          <w:sz w:val="16"/>
-          <w:szCs w:val="16"/>
-        </w:rPr>
-        <w:t/>
-      </w:r>
-      <w:proofErr w:type="spellEnd"/>
-      <w:r>
-        <w:rPr>
-          <w:rFonts w:ascii="Arial Narrow" w:eastAsia="Arial Narrow" w:hAnsi="Arial Narrow" w:cs="Arial Narrow"/>
-          <w:b/>
-          <w:bCs/>
-          <w:sz w:val="16"/>
-          <w:szCs w:val="16"/>
-        </w:rPr>
-        <w:t xml:space="preserve"> 1308 </w:t>
-      </w:r>
-    </w:p>
-    <w:p>
-      <w:pPr>
-        <w:pStyle w:val="Textonotapie"/>
-        <w:ind w:left="567" w:right="-1"/>
-        <w:jc w:val="both"/>
-        <w:rPr>
-          <w:rFonts w:ascii="Arial Narrow" w:eastAsia="Arial Narrow" w:hAnsi="Arial Narrow" w:cs="Arial Narrow"/>
-          <w:b/>
-          <w:bCs/>
-          <w:sz w:val="16"/>
-          <w:szCs w:val="16"/>
-        </w:rPr>
-      </w:pPr>
-      <w:r>
-        <w:rPr>
-          <w:rFonts w:ascii="Arial Narrow" w:eastAsia="Arial Narrow" w:hAnsi="Arial Narrow" w:cs="Arial Narrow"/>
-          <w:b/>
-          <w:bCs/>
-          <w:sz w:val="16"/>
-          <w:szCs w:val="16"/>
-        </w:rPr>
-        <w:t xml:space="preserve">Artículo 18.- Idoneidad </w:t>
-      </w:r>
-    </w:p>
-    <w:p>
-      <w:pPr>
-        <w:pStyle w:val="Textonotapie"/>
-        <w:ind w:left="567" w:right="-1"/>
-        <w:jc w:val="both"/>
-        <w:rPr>
-          <w:rFonts w:ascii="Arial Narrow" w:eastAsia="Arial Narrow" w:hAnsi="Arial Narrow" w:cs="Arial Narrow"/>
-          <w:sz w:val="16"/>
-          <w:szCs w:val="16"/>
-        </w:rPr>
-      </w:pPr>
-      <w:r>
-        <w:rPr>
-          <w:rFonts w:ascii="Arial Narrow" w:eastAsia="Arial Narrow" w:hAnsi="Arial Narrow" w:cs="Arial Narrow"/>
-          <w:sz w:val="16"/>
-          <w:szCs w:val="16"/>
-        </w:rPr>
-        <w:t xml:space="preserve">Se entiende por idoneidad la correspondencia entre lo que un consumidor espera y lo que efectivamente recibe, en función a lo que se le hubiera ofrecido, la publicidad e información transmitida, las condiciones y circunstancias de la transacción, las características y naturaleza del producto o servicio, el precio, entre otros factores, atendiendo a las circunstancias del caso. </w:t>
-      </w:r>
-    </w:p>
-    <w:p>
-      <w:pPr>
-        <w:pStyle w:val="Textonotapie"/>
-        <w:ind w:left="567" w:right="-1"/>
-        <w:jc w:val="both"/>
-        <w:rPr>
-          <w:rFonts w:ascii="Arial Narrow" w:eastAsia="Arial Narrow" w:hAnsi="Arial Narrow" w:cs="Arial Narrow"/>
-          <w:sz w:val="16"/>
-          <w:szCs w:val="16"/>
-        </w:rPr>
-      </w:pPr>
-      <w:r>
-        <w:rPr>
-          <w:rFonts w:ascii="Arial Narrow" w:eastAsia="Arial Narrow" w:hAnsi="Arial Narrow" w:cs="Arial Narrow"/>
-          <w:sz w:val="16"/>
-          <w:szCs w:val="16"/>
-        </w:rPr>
-        <w:t xml:space="preserve">La idoneidad es evaluada en función a la propia naturaleza del producto o servicio y a su aptitud para satisfacer la finalidad para la cual ha sido puesto en el mercado. Las autorizaciones por parte de los organismos del Estado para la fabricación de un producto o la prestación de un servicio, en los casos que sea necesario, no eximen de responsabilidad al proveedor frente al consumidor. </w:t>
-      </w:r>
-    </w:p>
-    <w:p>
-      <w:pPr>
-        <w:pStyle w:val="Textonotapie"/>
-        <w:ind w:left="567" w:right="-1"/>
-        <w:jc w:val="both"/>
-        <w:rPr>
-          <w:rFonts w:ascii="Arial Narrow" w:eastAsia="Arial Narrow" w:hAnsi="Arial Narrow" w:cs="Arial Narrow"/>
-          <w:sz w:val="16"/>
-          <w:szCs w:val="16"/>
-        </w:rPr>
-      </w:pPr>
-    </w:p>
-    <w:p>
-      <w:pPr>
-        <w:pStyle w:val="Textonotapie"/>
-        <w:ind w:left="567" w:right="-1"/>
-        <w:jc w:val="both"/>
-        <w:rPr>
-          <w:rFonts w:ascii="Arial Narrow" w:eastAsia="Arial Narrow" w:hAnsi="Arial Narrow" w:cs="Arial Narrow"/>
-          <w:sz w:val="16"/>
-          <w:szCs w:val="16"/>
-        </w:rPr>
-      </w:pPr>
-      <w:r>
-        <w:rPr>
-          <w:rFonts w:ascii="Arial Narrow" w:eastAsia="Arial Narrow" w:hAnsi="Arial Narrow" w:cs="Arial Narrow"/>
-          <w:b/>
-          <w:bCs/>
-          <w:sz w:val="16"/>
-          <w:szCs w:val="16"/>
-        </w:rPr>
-        <w:t xml:space="preserve">Artículo 19.- Obligación de los proveedores </w:t>
-      </w:r>
-    </w:p>
-    <w:p>
-      <w:pPr>
-        <w:pStyle w:val="Textonotapie"/>
-        <w:ind w:left="567" w:right="-1"/>
-        <w:jc w:val="both"/>
-        <w:rPr>
-          <w:rFonts w:ascii="Arial Narrow" w:eastAsia="Arial Narrow" w:hAnsi="Arial Narrow" w:cs="Arial Narrow"/>
-          <w:sz w:val="16"/>
-          <w:szCs w:val="16"/>
-        </w:rPr>
-      </w:pPr>
-      <w:r>
-        <w:rPr>
-          <w:rFonts w:ascii="Arial Narrow" w:eastAsia="Arial Narrow" w:hAnsi="Arial Narrow" w:cs="Arial Narrow"/>
-          <w:sz w:val="16"/>
-          <w:szCs w:val="16"/>
-        </w:rPr>
-        <w:t>El proveedor responde por la idoneidad y calidad de los productos y servicios ofrecidos; por la autenticidad de las marcas y leyendas que exhiben sus productos o del signo que respalda al prestador del servicio, por la falta de conformidad entre la publicidad comercial de los productos y servicios y estos, así como por el contenido y la vida útil del producto indicado en el envase, en lo que corresponda.</w:t>
-      </w:r>
-    </w:p>
-    <w:p>
-      <w:pPr>
-        <w:pStyle w:val="Textonotapie"/>
-        <w:ind w:left="567" w:right="-1" w:hanging="567"/>
-        <w:jc w:val="both"/>
-        <w:rPr>
-          <w:rFonts w:ascii="Arial Narrow" w:eastAsia="Arial Narrow" w:hAnsi="Arial Narrow" w:cs="Arial Narrow"/>
-          <w:b/>
-          <w:bCs/>
-          <w:sz w:val="16"/>
-          <w:szCs w:val="16"/>
-        </w:rPr>
-      </w:pPr>
-    </w:p>
-  </w:footnote>
-  <w:footnote w:id="5">
-    <w:p>
-      <w:pPr>
-        <w:pStyle w:val="Textonotapie"/>
-        <w:ind w:left="567" w:right="-1" w:hanging="567"/>
-        <w:jc w:val="both"/>
-        <w:rPr>
-          <w:rFonts w:ascii="Arial Narrow" w:eastAsia="Arial Narrow" w:hAnsi="Arial Narrow" w:cs="Arial Narrow"/>
-          <w:b/>
-          <w:bCs/>
-          <w:sz w:val="16"/>
-          <w:szCs w:val="16"/>
-        </w:rPr>
-      </w:pPr>
-      <w:r>
-        <w:rPr>
-          <w:rStyle w:val="Refdenotaalpie"/>
-          <w:rFonts w:ascii="Arial Narrow" w:eastAsia="Arial Narrow" w:hAnsi="Arial Narrow" w:cs="Arial Narrow"/>
-          <w:sz w:val="16"/>
-          <w:szCs w:val="16"/>
-          <w:vertAlign w:val="superscript"/>
-        </w:rPr>
-        <w:footnoteRef/>
-      </w:r>
-      <w:r>
-        <w:rPr>
-          <w:rFonts w:ascii="Arial Narrow" w:eastAsia="Arial Narrow" w:hAnsi="Arial Narrow" w:cs="Arial Narrow"/>
-          <w:sz w:val="16"/>
-          <w:szCs w:val="16"/>
-        </w:rPr>
-        <w:t xml:space="preserve"> </w:t>
-      </w:r>
-      <w:r>
-        <w:rPr>
-          <w:rFonts w:ascii="Arial Narrow" w:eastAsia="Arial Narrow" w:hAnsi="Arial Narrow" w:cs="Arial Narrow"/>
-          <w:sz w:val="16"/>
-          <w:szCs w:val="16"/>
-        </w:rPr>
-        <w:tab/>
-      </w:r>
-      <w:r>
-        <w:rPr>
-          <w:rFonts w:ascii="Arial Narrow" w:eastAsia="Arial Narrow" w:hAnsi="Arial Narrow" w:cs="Arial Narrow"/>
-          <w:b/>
-          <w:bCs/>
-          <w:sz w:val="16"/>
-          <w:szCs w:val="16"/>
-        </w:rPr>
-        <w:t xml:space="preserve">LEY </w:t>
-      </w:r>
-      <w:proofErr w:type="spellStart"/>
-      <w:r>
-        <w:rPr>
-          <w:rFonts w:ascii="Arial Narrow" w:eastAsia="Arial Narrow" w:hAnsi="Arial Narrow" w:cs="Arial Narrow"/>
-          <w:b/>
-          <w:bCs/>
-          <w:sz w:val="16"/>
-          <w:szCs w:val="16"/>
-        </w:rPr>
-        <w:t/>
-      </w:r>
-      <w:proofErr w:type="spellEnd"/>
-      <w:r>
-        <w:rPr>
-          <w:rFonts w:ascii="Arial Narrow" w:eastAsia="Arial Narrow" w:hAnsi="Arial Narrow" w:cs="Arial Narrow"/>
-          <w:b/>
-          <w:bCs/>
-          <w:sz w:val="16"/>
-          <w:szCs w:val="16"/>
-        </w:rPr>
-        <w:t xml:space="preserve"> 29571, CÓDIGO DE PROTECCIÓN Y DEFENSA DEL CONSUMIDOR, publicado el 2 de setiembre de 2010 y modificado por Decreto Legislativo </w:t>
-      </w:r>
-      <w:proofErr w:type="spellStart"/>
-      <w:r>
-        <w:rPr>
-          <w:rFonts w:ascii="Arial Narrow" w:eastAsia="Arial Narrow" w:hAnsi="Arial Narrow" w:cs="Arial Narrow"/>
-          <w:b/>
-          <w:bCs/>
-          <w:sz w:val="16"/>
-          <w:szCs w:val="16"/>
-        </w:rPr>
-        <w:t/>
-      </w:r>
-      <w:proofErr w:type="spellEnd"/>
-      <w:r>
-        <w:rPr>
-          <w:rFonts w:ascii="Arial Narrow" w:eastAsia="Arial Narrow" w:hAnsi="Arial Narrow" w:cs="Arial Narrow"/>
-          <w:b/>
-          <w:bCs/>
-          <w:sz w:val="16"/>
-          <w:szCs w:val="16"/>
-        </w:rPr>
-        <w:t xml:space="preserve"> 1308 </w:t>
-      </w:r>
-    </w:p>
-    <w:p>
-      <w:pPr>
-        <w:pStyle w:val="Textonotapie"/>
-        <w:ind w:left="567" w:right="-1"/>
-        <w:jc w:val="both"/>
-        <w:rPr>
-          <w:rFonts w:ascii="Arial Narrow" w:eastAsia="Arial Narrow" w:hAnsi="Arial Narrow" w:cs="Arial Narrow"/>
-          <w:b/>
-          <w:bCs/>
-          <w:sz w:val="16"/>
-          <w:szCs w:val="16"/>
-        </w:rPr>
-      </w:pPr>
-      <w:r>
-        <w:rPr>
-          <w:rFonts w:ascii="Arial Narrow" w:eastAsia="Arial Narrow" w:hAnsi="Arial Narrow" w:cs="Arial Narrow"/>
-          <w:b/>
-          <w:bCs/>
-          <w:sz w:val="16"/>
-          <w:szCs w:val="16"/>
-        </w:rPr>
-        <w:t xml:space="preserve">Artículo 18.- Idoneidad </w:t>
-      </w:r>
-    </w:p>
-    <w:p>
-      <w:pPr>
-        <w:pStyle w:val="Textonotapie"/>
-        <w:ind w:left="567" w:right="-1"/>
-        <w:jc w:val="both"/>
-        <w:rPr>
-          <w:rFonts w:ascii="Arial Narrow" w:eastAsia="Arial Narrow" w:hAnsi="Arial Narrow" w:cs="Arial Narrow"/>
-          <w:sz w:val="16"/>
-          <w:szCs w:val="16"/>
-        </w:rPr>
-      </w:pPr>
-      <w:r>
-        <w:rPr>
-          <w:rFonts w:ascii="Arial Narrow" w:eastAsia="Arial Narrow" w:hAnsi="Arial Narrow" w:cs="Arial Narrow"/>
-          <w:sz w:val="16"/>
-          <w:szCs w:val="16"/>
-        </w:rPr>
-        <w:t xml:space="preserve">Se entiende por idoneidad la correspondencia entre lo que un consumidor espera y lo que efectivamente recibe, en función a lo que se le hubiera ofrecido, la publicidad e información transmitida, las condiciones y circunstancias de la transacción, las características y naturaleza del producto o servicio, el precio, entre otros factores, atendiendo a las circunstancias del caso. </w:t>
-      </w:r>
-    </w:p>
-    <w:p>
-      <w:pPr>
-        <w:pStyle w:val="Textonotapie"/>
-        <w:ind w:left="567" w:right="-1"/>
-        <w:jc w:val="both"/>
-        <w:rPr>
-          <w:rFonts w:ascii="Arial Narrow" w:eastAsia="Arial Narrow" w:hAnsi="Arial Narrow" w:cs="Arial Narrow"/>
-          <w:sz w:val="16"/>
-          <w:szCs w:val="16"/>
-        </w:rPr>
-      </w:pPr>
-      <w:r>
-        <w:rPr>
-          <w:rFonts w:ascii="Arial Narrow" w:eastAsia="Arial Narrow" w:hAnsi="Arial Narrow" w:cs="Arial Narrow"/>
-          <w:sz w:val="16"/>
-          <w:szCs w:val="16"/>
-        </w:rPr>
-        <w:t xml:space="preserve">La idoneidad es evaluada en función a la propia naturaleza del producto o servicio y a su aptitud para satisfacer la finalidad para la cual ha sido puesto en el mercado. Las autorizaciones por parte de los organismos del Estado para la fabricación de un producto o la prestación de un servicio, en los casos que sea necesario, no eximen de responsabilidad al proveedor frente al consumidor. </w:t>
-      </w:r>
-    </w:p>
-    <w:p>
-      <w:pPr>
-        <w:pStyle w:val="Textonotapie"/>
-        <w:ind w:left="567" w:right="-1"/>
-        <w:jc w:val="both"/>
-        <w:rPr>
-          <w:rFonts w:ascii="Arial Narrow" w:eastAsia="Arial Narrow" w:hAnsi="Arial Narrow" w:cs="Arial Narrow"/>
-          <w:sz w:val="16"/>
-          <w:szCs w:val="16"/>
-        </w:rPr>
-      </w:pPr>
-    </w:p>
-    <w:p>
-      <w:pPr>
-        <w:pStyle w:val="Textonotapie"/>
-        <w:ind w:left="567" w:right="-1"/>
-        <w:jc w:val="both"/>
-        <w:rPr>
-          <w:rFonts w:ascii="Arial Narrow" w:eastAsia="Arial Narrow" w:hAnsi="Arial Narrow" w:cs="Arial Narrow"/>
-          <w:sz w:val="16"/>
-          <w:szCs w:val="16"/>
-        </w:rPr>
-      </w:pPr>
-      <w:r>
-        <w:rPr>
-          <w:rFonts w:ascii="Arial Narrow" w:eastAsia="Arial Narrow" w:hAnsi="Arial Narrow" w:cs="Arial Narrow"/>
-          <w:b/>
-          <w:bCs/>
-          <w:sz w:val="16"/>
-          <w:szCs w:val="16"/>
-        </w:rPr>
-        <w:t xml:space="preserve">Artículo 19.- Obligación de los proveedores </w:t>
-      </w:r>
-    </w:p>
-    <w:p>
-      <w:pPr>
-        <w:pStyle w:val="Textonotapie"/>
-        <w:ind w:left="567" w:right="-1"/>
-        <w:jc w:val="both"/>
-        <w:rPr>
-          <w:rFonts w:ascii="Arial Narrow" w:eastAsia="Arial Narrow" w:hAnsi="Arial Narrow" w:cs="Arial Narrow"/>
-          <w:sz w:val="16"/>
-          <w:szCs w:val="16"/>
-        </w:rPr>
-      </w:pPr>
-      <w:r>
-        <w:rPr>
-          <w:rFonts w:ascii="Arial Narrow" w:eastAsia="Arial Narrow" w:hAnsi="Arial Narrow" w:cs="Arial Narrow"/>
-          <w:sz w:val="16"/>
-          <w:szCs w:val="16"/>
-        </w:rPr>
-        <w:t>El proveedor responde por la idoneidad y calidad de los productos y servicios ofrecidos; por la autenticidad de las marcas y leyendas que exhiben sus productos o del signo que respalda al prestador del servicio, por la falta de conformidad entre la publicidad comercial de los productos y servicios y estos, así como por el contenido y la vida útil del producto indicado en el envase, en lo que corresponda.</w:t>
-      </w:r>
-    </w:p>
-    <w:p>
-      <w:pPr>
-        <w:pStyle w:val="Textonotapie"/>
-        <w:ind w:left="567" w:right="-1" w:hanging="567"/>
-        <w:jc w:val="both"/>
-        <w:rPr>
-          <w:rFonts w:ascii="Arial Narrow" w:eastAsia="Arial Narrow" w:hAnsi="Arial Narrow" w:cs="Arial Narrow"/>
-          <w:b/>
-          <w:bCs/>
-          <w:sz w:val="16"/>
-          <w:szCs w:val="16"/>
-        </w:rPr>
-      </w:pPr>
-    </w:p>
-  </w:footnote>
-  <w:footnote w:id="6">
+        <w:t xml:space="preserve">DECRETO LEGISLATIVO 807, LEY SOBRE FACULTADES, NORMAS Y ORGANIZACIÓN DEL INDECOPI, publicado el 18 de abril de 1996</w:t>
+      </w:r>
+    </w:p>
     <w:p>
       <w:pPr>
         <w:pStyle w:val="Textonotapie"/>
@@ -6066,24 +6825,6 @@
       </w:pPr>
       <w:r>
         <w:rPr>
-          <w:rStyle w:val="Refdenotaalpie"/>
-          <w:rFonts w:ascii="Arial Narrow" w:eastAsia="Arial Narrow" w:hAnsi="Arial Narrow" w:cs="Arial Narrow"/>
-          <w:sz w:val="16"/>
-          <w:szCs w:val="16"/>
-          <w:vertAlign w:val="superscript"/>
-        </w:rPr>
-        <w:footnoteRef/>
-      </w:r>
-      <w:r>
-        <w:rPr>
-          <w:rFonts w:ascii="Arial Narrow" w:eastAsia="Arial Narrow" w:hAnsi="Arial Narrow" w:cs="Arial Narrow"/>
-          <w:sz w:val="16"/>
-          <w:szCs w:val="16"/>
-        </w:rPr>
-        <w:t xml:space="preserve"> </w:t>
-      </w:r>
-      <w:r>
-        <w:rPr>
           <w:rFonts w:ascii="Arial Narrow" w:eastAsia="Arial Narrow" w:hAnsi="Arial Narrow" w:cs="Arial Narrow"/>
           <w:sz w:val="16"/>
           <w:szCs w:val="16"/>
@@ -6098,223 +6839,15 @@
           <w:sz w:val="16"/>
           <w:szCs w:val="16"/>
         </w:rPr>
-        <w:t xml:space="preserve">LEY SOBRE FACULTADES, NORMAS Y ORGANIZACIÓN DEL INDECOPI, APROBADA POR DECRETO LEGISLATIVO </w:t>
-      </w:r>
-      <w:proofErr w:type="spellStart"/>
-      <w:r>
-        <w:rPr>
-          <w:rFonts w:ascii="Arial Narrow" w:eastAsia="Arial Narrow" w:hAnsi="Arial Narrow" w:cs="Arial Narrow"/>
-          <w:b/>
-          <w:bCs/>
-          <w:sz w:val="16"/>
-          <w:szCs w:val="16"/>
-        </w:rPr>
-        <w:t/>
-      </w:r>
-      <w:proofErr w:type="spellEnd"/>
-      <w:r>
-        <w:rPr>
-          <w:rFonts w:ascii="Arial Narrow" w:eastAsia="Arial Narrow" w:hAnsi="Arial Narrow" w:cs="Arial Narrow"/>
-          <w:b/>
-          <w:bCs/>
-          <w:sz w:val="16"/>
-          <w:szCs w:val="16"/>
-        </w:rPr>
-        <w:t xml:space="preserve"> 807</w:t>
-      </w:r>
-    </w:p>
-    <w:p>
-      <w:pPr>
-        <w:pStyle w:val="Textonotapie"/>
-        <w:ind w:left="567"/>
-        <w:jc w:val="both"/>
-        <w:rPr>
-          <w:rFonts w:ascii="Arial Narrow" w:eastAsia="Arial Narrow" w:hAnsi="Arial Narrow" w:cs="Arial Narrow"/>
-          <w:sz w:val="16"/>
-          <w:szCs w:val="16"/>
-        </w:rPr>
-      </w:pPr>
-      <w:r>
-        <w:rPr>
-          <w:rFonts w:ascii="Arial Narrow" w:eastAsia="Arial Narrow" w:hAnsi="Arial Narrow" w:cs="Arial Narrow"/>
-          <w:b/>
-          <w:bCs/>
-          <w:sz w:val="16"/>
-          <w:szCs w:val="16"/>
-        </w:rPr>
-        <w:t>Artículo 1.-</w:t>
-      </w:r>
-      <w:r>
-        <w:rPr>
-          <w:rFonts w:ascii="Arial Narrow" w:eastAsia="Arial Narrow" w:hAnsi="Arial Narrow" w:cs="Arial Narrow"/>
-          <w:sz w:val="16"/>
-          <w:szCs w:val="16"/>
-        </w:rPr>
-        <w:t xml:space="preserve"> Las Comisiones y Oficinas del Indecopi gozan de las facultades necesarias para desarrollar investigaciones relacionadas con los temas de su competencia. Dichas facultades serán ejercidas a través de las Secretarías Técnicas o Jefes de Oficinas y de los funcionarios que se designen para tal fin. Podrán ejercerse dentro de los procedimientos iniciados o en las investigaciones preliminares que se lleven a cabo para determinar la apertura de un procedimiento.</w:t>
-      </w:r>
-    </w:p>
-    <w:p>
-      <w:pPr>
-        <w:pStyle w:val="Textonotapie"/>
-        <w:ind w:left="567"/>
-        <w:jc w:val="both"/>
-        <w:rPr>
-          <w:rFonts w:ascii="Arial Narrow" w:eastAsia="Arial Narrow" w:hAnsi="Arial Narrow" w:cs="Arial Narrow"/>
-          <w:sz w:val="16"/>
-          <w:szCs w:val="16"/>
-        </w:rPr>
-      </w:pPr>
-    </w:p>
-    <w:p>
-      <w:pPr>
-        <w:pStyle w:val="Textonotapie"/>
-        <w:ind w:left="567"/>
-        <w:jc w:val="both"/>
-        <w:rPr>
-          <w:rFonts w:ascii="Arial Narrow" w:eastAsia="Arial Narrow" w:hAnsi="Arial Narrow" w:cs="Arial Narrow"/>
-          <w:sz w:val="16"/>
-          <w:szCs w:val="16"/>
-        </w:rPr>
-      </w:pPr>
-      <w:r>
-        <w:rPr>
-          <w:rFonts w:ascii="Arial Narrow" w:eastAsia="Arial Narrow" w:hAnsi="Arial Narrow" w:cs="Arial Narrow"/>
-          <w:b/>
-          <w:bCs/>
-          <w:sz w:val="16"/>
-          <w:szCs w:val="16"/>
-        </w:rPr>
-        <w:t>Artículo 2.-</w:t>
-      </w:r>
-      <w:r>
-        <w:rPr>
-          <w:rFonts w:ascii="Arial Narrow" w:eastAsia="Arial Narrow" w:hAnsi="Arial Narrow" w:cs="Arial Narrow"/>
-          <w:sz w:val="16"/>
-          <w:szCs w:val="16"/>
-        </w:rPr>
-        <w:t xml:space="preserve"> Sin que la presente enumeración tenga carácter taxativo cada Comisión, Oficina o Sala del Tribunal del INDECOPI tiene las siguientes facultades:</w:t>
-      </w:r>
-    </w:p>
-    <w:p>
-      <w:pPr>
-        <w:pStyle w:val="Textonotapie"/>
-        <w:ind w:left="567"/>
-        <w:jc w:val="both"/>
-        <w:rPr>
-          <w:rFonts w:ascii="Arial Narrow" w:eastAsia="Arial Narrow" w:hAnsi="Arial Narrow" w:cs="Arial Narrow"/>
-          <w:sz w:val="16"/>
-          <w:szCs w:val="16"/>
-        </w:rPr>
-      </w:pPr>
-      <w:r>
-        <w:rPr>
-          <w:rFonts w:ascii="Arial Narrow" w:eastAsia="Arial Narrow" w:hAnsi="Arial Narrow" w:cs="Arial Narrow"/>
-          <w:sz w:val="16"/>
-          <w:szCs w:val="16"/>
-        </w:rPr>
-        <w:t>a) Exigir a las personas naturales o jurídicas la exhibición de todo tipo de documentos, incluyendo los libros contables y societarios, los comprobantes de pago, la correspondencia comercial y los registros magnéticos incluyendo, en este caso, los programas que fueran necesarios para su lectura; así como solicitar información referida a la organización, los negocios, el accionariado y la estructura de propiedad de las empresas.</w:t>
-      </w:r>
-    </w:p>
-    <w:p>
-      <w:pPr>
-        <w:pStyle w:val="Textonotapie"/>
-        <w:ind w:firstLine="567"/>
-        <w:jc w:val="both"/>
-        <w:rPr>
-          <w:rFonts w:ascii="Arial Narrow" w:eastAsia="Arial Narrow" w:hAnsi="Arial Narrow" w:cs="Arial Narrow"/>
-          <w:sz w:val="16"/>
-          <w:szCs w:val="16"/>
-        </w:rPr>
-      </w:pPr>
-      <w:r>
-        <w:rPr>
-          <w:rFonts w:ascii="Arial Narrow" w:eastAsia="Arial Narrow" w:hAnsi="Arial Narrow" w:cs="Arial Narrow"/>
-          <w:sz w:val="16"/>
-          <w:szCs w:val="16"/>
-        </w:rPr>
-        <w:t>(...)</w:t>
-      </w:r>
-    </w:p>
-    <w:p>
-      <w:pPr>
-        <w:pStyle w:val="Textonotapie"/>
-        <w:ind w:left="567"/>
-        <w:jc w:val="both"/>
-        <w:rPr>
-          <w:rFonts w:ascii="Arial Narrow" w:eastAsia="Arial Narrow" w:hAnsi="Arial Narrow" w:cs="Arial Narrow"/>
-          <w:sz w:val="16"/>
-          <w:szCs w:val="16"/>
-        </w:rPr>
-      </w:pPr>
-    </w:p>
-    <w:p>
-      <w:pPr>
-        <w:pStyle w:val="Textonotapie"/>
-        <w:ind w:left="567"/>
-        <w:jc w:val="both"/>
-        <w:rPr>
-          <w:rFonts w:ascii="Arial Narrow" w:eastAsia="Arial Narrow" w:hAnsi="Arial Narrow" w:cs="Arial Narrow"/>
-          <w:sz w:val="16"/>
-          <w:szCs w:val="16"/>
-        </w:rPr>
-      </w:pPr>
-      <w:r>
-        <w:rPr>
-          <w:rFonts w:ascii="Arial Narrow" w:eastAsia="Arial Narrow" w:hAnsi="Arial Narrow" w:cs="Arial Narrow"/>
-          <w:b/>
-          <w:bCs/>
-          <w:sz w:val="16"/>
-          <w:szCs w:val="16"/>
-        </w:rPr>
-        <w:t>Artículo 24.-</w:t>
-      </w:r>
-      <w:r>
-        <w:rPr>
-          <w:rFonts w:ascii="Arial Narrow" w:eastAsia="Arial Narrow" w:hAnsi="Arial Narrow" w:cs="Arial Narrow"/>
-          <w:sz w:val="16"/>
-          <w:szCs w:val="16"/>
-        </w:rPr>
-        <w:t xml:space="preserve"> El Secretario Técnico se encargará de la tramitación del procedimiento. Para ello, cuenta con las siguientes facultades:</w:t>
-      </w:r>
-    </w:p>
-    <w:p>
-      <w:pPr>
-        <w:pStyle w:val="Textonotapie"/>
-        <w:ind w:firstLine="567"/>
-        <w:jc w:val="both"/>
-        <w:rPr>
-          <w:rFonts w:ascii="Arial Narrow" w:eastAsia="Arial Narrow" w:hAnsi="Arial Narrow" w:cs="Arial Narrow"/>
-          <w:sz w:val="16"/>
-          <w:szCs w:val="16"/>
-        </w:rPr>
-      </w:pPr>
-      <w:r>
-        <w:rPr>
-          <w:rFonts w:ascii="Arial Narrow" w:eastAsia="Arial Narrow" w:hAnsi="Arial Narrow" w:cs="Arial Narrow"/>
-          <w:sz w:val="16"/>
-          <w:szCs w:val="16"/>
-        </w:rPr>
-        <w:t>(...)</w:t>
-      </w:r>
-    </w:p>
-    <w:p>
-      <w:pPr>
-        <w:pStyle w:val="Textonotapie"/>
-        <w:ind w:left="567"/>
-        <w:jc w:val="both"/>
-        <w:rPr>
-          <w:rFonts w:ascii="Arial Narrow" w:eastAsia="Arial Narrow" w:hAnsi="Arial Narrow" w:cs="Arial Narrow"/>
-          <w:sz w:val="16"/>
-          <w:szCs w:val="16"/>
-        </w:rPr>
-      </w:pPr>
-      <w:r>
-        <w:rPr>
-          <w:rFonts w:ascii="Arial Narrow" w:eastAsia="Arial Narrow" w:hAnsi="Arial Narrow" w:cs="Arial Narrow"/>
-          <w:sz w:val="16"/>
-          <w:szCs w:val="16"/>
-        </w:rPr>
-        <w:t>f) Llevar a cabo las inspecciones e investigaciones necesarias para otorgar mayores elementos de juicio a la Comisión, así como las fiscalizaciones que, de ser el caso, se contemplen en disposiciones legales y reglamentarias, que considere pertinentes o que sean requeridas por la Comisión.</w:t>
+        <w:t xml:space="preserve">Artículo 26.-</w:t>
+      </w:r>
+      <w:r>
+        <w:rPr>
+          <w:rFonts w:ascii="Arial Narrow" w:eastAsia="Arial Narrow" w:hAnsi="Arial Narrow" w:cs="Arial Narrow"/>
+          <w:sz w:val="16"/>
+          <w:szCs w:val="16"/>
+        </w:rPr>
+        <w:t xml:space="preserve"> Una vez admitida a trámite la denuncia, se correrá traslado de la misma al denunciado, a fin de que éste presente su descargo. El plazo para la presentación del descargo será de cinco (5) días contados desde la notificación, vencido el cual, el Secretario Técnico declarará en rebeldía al denunciado que no lo hubiera presentado.</w:t>
       </w:r>
     </w:p>
     <w:p>
@@ -6330,16 +6863,17 @@
       </w:pPr>
     </w:p>
   </w:footnote>
-  <w:footnote w:id="7">
+  <w:footnote w:id="8">
     <w:p>
       <w:pPr>
         <w:pStyle w:val="Textonotapie"/>
-        <w:ind w:left="567" w:right="-1" w:hanging="567"/>
-        <w:jc w:val="both"/>
-        <w:rPr>
-          <w:rFonts w:ascii="Arial Narrow" w:eastAsia="Arial Narrow" w:hAnsi="Arial Narrow" w:cs="Arial Narrow"/>
-          <w:b/>
-          <w:bCs/>
+        <w:tabs>
+          <w:tab w:val="left" w:pos="567"/>
+        </w:tabs>
+        <w:ind w:left="567" w:hanging="567"/>
+        <w:jc w:val="both"/>
+        <w:rPr>
+          <w:rFonts w:ascii="Arial Narrow" w:eastAsia="Arial Narrow" w:hAnsi="Arial Narrow" w:cs="Arial Narrow"/>
           <w:sz w:val="16"/>
           <w:szCs w:val="16"/>
         </w:rPr>
@@ -6360,14 +6894,6 @@
           <w:sz w:val="16"/>
           <w:szCs w:val="16"/>
         </w:rPr>
-        <w:t xml:space="preserve"> </w:t>
-      </w:r>
-      <w:r>
-        <w:rPr>
-          <w:rFonts w:ascii="Arial Narrow" w:eastAsia="Arial Narrow" w:hAnsi="Arial Narrow" w:cs="Arial Narrow"/>
-          <w:sz w:val="16"/>
-          <w:szCs w:val="16"/>
-        </w:rPr>
         <w:tab/>
       </w:r>
       <w:r>
@@ -6378,429 +6904,9 @@
           <w:sz w:val="16"/>
           <w:szCs w:val="16"/>
         </w:rPr>
-        <w:t xml:space="preserve">LEY </w:t>
-      </w:r>
-      <w:proofErr w:type="spellStart"/>
-      <w:r>
-        <w:rPr>
-          <w:rFonts w:ascii="Arial Narrow" w:eastAsia="Arial Narrow" w:hAnsi="Arial Narrow" w:cs="Arial Narrow"/>
-          <w:b/>
-          <w:bCs/>
-          <w:sz w:val="16"/>
-          <w:szCs w:val="16"/>
-        </w:rPr>
-        <w:t/>
-      </w:r>
-      <w:proofErr w:type="spellEnd"/>
-      <w:r>
-        <w:rPr>
-          <w:rFonts w:ascii="Arial Narrow" w:eastAsia="Arial Narrow" w:hAnsi="Arial Narrow" w:cs="Arial Narrow"/>
-          <w:b/>
-          <w:bCs/>
-          <w:sz w:val="16"/>
-          <w:szCs w:val="16"/>
-        </w:rPr>
-        <w:t xml:space="preserve"> 29571, CÓDIGO DE PROTECCIÓN Y DEFENSA DEL CONSUMIDOR, publicado el 2 de setiembre de 2010 y modificado por Decreto Legislativo </w:t>
-      </w:r>
-      <w:proofErr w:type="spellStart"/>
-      <w:r>
-        <w:rPr>
-          <w:rFonts w:ascii="Arial Narrow" w:eastAsia="Arial Narrow" w:hAnsi="Arial Narrow" w:cs="Arial Narrow"/>
-          <w:b/>
-          <w:bCs/>
-          <w:sz w:val="16"/>
-          <w:szCs w:val="16"/>
-        </w:rPr>
-        <w:t/>
-      </w:r>
-      <w:proofErr w:type="spellEnd"/>
-      <w:r>
-        <w:rPr>
-          <w:rFonts w:ascii="Arial Narrow" w:eastAsia="Arial Narrow" w:hAnsi="Arial Narrow" w:cs="Arial Narrow"/>
-          <w:b/>
-          <w:bCs/>
-          <w:sz w:val="16"/>
-          <w:szCs w:val="16"/>
-        </w:rPr>
-        <w:t xml:space="preserve"> 1308 </w:t>
-      </w:r>
-    </w:p>
-    <w:p>
-      <w:pPr>
-        <w:pStyle w:val="Textonotapie"/>
-        <w:ind w:left="567" w:right="-1"/>
-        <w:jc w:val="both"/>
-        <w:rPr>
-          <w:rFonts w:ascii="Arial Narrow" w:eastAsia="Arial Narrow" w:hAnsi="Arial Narrow" w:cs="Arial Narrow"/>
-          <w:sz w:val="16"/>
-          <w:szCs w:val="16"/>
-        </w:rPr>
-      </w:pPr>
-      <w:r>
-        <w:rPr>
-          <w:rFonts w:ascii="Arial Narrow" w:eastAsia="Arial Narrow" w:hAnsi="Arial Narrow" w:cs="Arial Narrow"/>
-          <w:b/>
-          <w:bCs/>
-          <w:sz w:val="16"/>
-          <w:szCs w:val="16"/>
-        </w:rPr>
-        <w:t>Artículo 105.- Autoridad competente.</w:t>
-      </w:r>
-      <w:r>
-        <w:rPr>
-          <w:rFonts w:ascii="Arial Narrow" w:eastAsia="Arial Narrow" w:hAnsi="Arial Narrow" w:cs="Arial Narrow"/>
-          <w:sz w:val="16"/>
-          <w:szCs w:val="16"/>
-        </w:rPr>
-        <w:t xml:space="preserve"> </w:t>
-      </w:r>
-    </w:p>
-    <w:p>
-      <w:pPr>
-        <w:pStyle w:val="Textonotapie"/>
-        <w:ind w:left="567" w:right="-1"/>
-        <w:jc w:val="both"/>
-        <w:rPr>
-          <w:rFonts w:ascii="Arial Narrow" w:eastAsia="Arial Narrow" w:hAnsi="Arial Narrow" w:cs="Arial Narrow"/>
-          <w:sz w:val="16"/>
-          <w:szCs w:val="16"/>
-        </w:rPr>
-      </w:pPr>
-      <w:r>
-        <w:rPr>
-          <w:rFonts w:ascii="Arial Narrow" w:eastAsia="Arial Narrow" w:hAnsi="Arial Narrow" w:cs="Arial Narrow"/>
-          <w:sz w:val="16"/>
-          <w:szCs w:val="16"/>
-        </w:rPr>
-        <w:t xml:space="preserve">El Instituto Nacional de Defensa de la Competencia y de la Protección de la Propiedad Intelectual (Indecopi) es la autoridad con competencia primaria y de alcance nacional para conocer las presuntas infracciones a las disposiciones contenidas en el presente Código, así como para imponer las sanciones y medidas correctivas establecidas en el presente capítulo, conforme al Decreto Legislativo </w:t>
-      </w:r>
-      <w:proofErr w:type="spellStart"/>
-      <w:r>
-        <w:rPr>
-          <w:rFonts w:ascii="Arial Narrow" w:eastAsia="Arial Narrow" w:hAnsi="Arial Narrow" w:cs="Arial Narrow"/>
-          <w:sz w:val="16"/>
-          <w:szCs w:val="16"/>
-        </w:rPr>
-        <w:t/>
-      </w:r>
-      <w:proofErr w:type="spellEnd"/>
-      <w:r>
-        <w:rPr>
-          <w:rFonts w:ascii="Arial Narrow" w:eastAsia="Arial Narrow" w:hAnsi="Arial Narrow" w:cs="Arial Narrow"/>
-          <w:sz w:val="16"/>
-          <w:szCs w:val="16"/>
-        </w:rPr>
-        <w:t xml:space="preserve"> 1033, Ley de Organización y Funciones del Indecopi. Dicha competencia solo puede ser negada cuando ella haya sido asignada o se asigne a favor de otro organismo por norma expresa con rango de ley. </w:t>
-      </w:r>
-    </w:p>
-    <w:p>
-      <w:pPr>
-        <w:pStyle w:val="Textonotapie"/>
-        <w:ind w:left="567" w:right="-1"/>
-        <w:jc w:val="both"/>
-        <w:rPr>
-          <w:rFonts w:ascii="Arial Narrow" w:eastAsia="Arial Narrow" w:hAnsi="Arial Narrow" w:cs="Arial Narrow"/>
-          <w:sz w:val="16"/>
-          <w:szCs w:val="16"/>
-        </w:rPr>
-      </w:pPr>
-      <w:r>
-        <w:rPr>
-          <w:rFonts w:ascii="Arial Narrow" w:eastAsia="Arial Narrow" w:hAnsi="Arial Narrow" w:cs="Arial Narrow"/>
-          <w:sz w:val="16"/>
-          <w:szCs w:val="16"/>
-        </w:rPr>
-        <w:t xml:space="preserve">(…). </w:t>
-      </w:r>
-    </w:p>
-    <w:p>
-      <w:pPr>
-        <w:pStyle w:val="Textonotapie"/>
-        <w:ind w:left="567" w:right="-1"/>
-        <w:jc w:val="both"/>
-        <w:rPr>
-          <w:rFonts w:ascii="Arial Narrow" w:eastAsia="Arial Narrow" w:hAnsi="Arial Narrow" w:cs="Arial Narrow"/>
-          <w:sz w:val="16"/>
-          <w:szCs w:val="16"/>
-        </w:rPr>
-      </w:pPr>
-      <w:r>
-        <w:rPr>
-          <w:rFonts w:ascii="Arial Narrow" w:eastAsia="Arial Narrow" w:hAnsi="Arial Narrow" w:cs="Arial Narrow"/>
-          <w:sz w:val="16"/>
-          <w:szCs w:val="16"/>
-        </w:rPr>
-        <w:t xml:space="preserve"> </w:t>
-      </w:r>
-    </w:p>
-    <w:p>
-      <w:pPr>
-        <w:pStyle w:val="Textonotapie"/>
-        <w:ind w:left="567" w:right="-1"/>
-        <w:jc w:val="both"/>
-        <w:rPr>
-          <w:rFonts w:ascii="Arial Narrow" w:eastAsia="Arial Narrow" w:hAnsi="Arial Narrow" w:cs="Arial Narrow"/>
-          <w:b/>
-          <w:bCs/>
-          <w:sz w:val="16"/>
-          <w:szCs w:val="16"/>
-        </w:rPr>
-      </w:pPr>
-      <w:r>
-        <w:rPr>
-          <w:rFonts w:ascii="Arial Narrow" w:eastAsia="Arial Narrow" w:hAnsi="Arial Narrow" w:cs="Arial Narrow"/>
-          <w:b/>
-          <w:bCs/>
-          <w:sz w:val="16"/>
-          <w:szCs w:val="16"/>
-        </w:rPr>
-        <w:t xml:space="preserve">LEY DE ORGANIZACIÓN Y FUNCIONES DEL INDECOPI, APROBADA POR DECRETO LEGISLATIVO </w:t>
-      </w:r>
-      <w:proofErr w:type="spellStart"/>
-      <w:r>
-        <w:rPr>
-          <w:rFonts w:ascii="Arial Narrow" w:eastAsia="Arial Narrow" w:hAnsi="Arial Narrow" w:cs="Arial Narrow"/>
-          <w:b/>
-          <w:bCs/>
-          <w:sz w:val="16"/>
-          <w:szCs w:val="16"/>
-        </w:rPr>
-        <w:t/>
-      </w:r>
-      <w:proofErr w:type="spellEnd"/>
-      <w:r>
-        <w:rPr>
-          <w:rFonts w:ascii="Arial Narrow" w:eastAsia="Arial Narrow" w:hAnsi="Arial Narrow" w:cs="Arial Narrow"/>
-          <w:b/>
-          <w:bCs/>
-          <w:sz w:val="16"/>
-          <w:szCs w:val="16"/>
-        </w:rPr>
-        <w:t xml:space="preserve"> 1033 </w:t>
-      </w:r>
-    </w:p>
-    <w:p>
-      <w:pPr>
-        <w:pStyle w:val="Textonotapie"/>
-        <w:ind w:left="567" w:right="-1"/>
-        <w:jc w:val="both"/>
-        <w:rPr>
-          <w:rFonts w:ascii="Arial Narrow" w:eastAsia="Arial Narrow" w:hAnsi="Arial Narrow" w:cs="Arial Narrow"/>
-          <w:sz w:val="16"/>
-          <w:szCs w:val="16"/>
-        </w:rPr>
-      </w:pPr>
-      <w:r>
-        <w:rPr>
-          <w:rFonts w:ascii="Arial Narrow" w:eastAsia="Arial Narrow" w:hAnsi="Arial Narrow" w:cs="Arial Narrow"/>
-          <w:b/>
-          <w:bCs/>
-          <w:sz w:val="16"/>
-          <w:szCs w:val="16"/>
-        </w:rPr>
-        <w:t>Artículo 27.-</w:t>
-      </w:r>
-      <w:r>
-        <w:rPr>
-          <w:rFonts w:ascii="Arial Narrow" w:eastAsia="Arial Narrow" w:hAnsi="Arial Narrow" w:cs="Arial Narrow"/>
-          <w:sz w:val="16"/>
-          <w:szCs w:val="16"/>
-        </w:rPr>
-        <w:t xml:space="preserve"> De la Comisión de Protección al Consumidor.- </w:t>
-      </w:r>
-    </w:p>
-    <w:p>
-      <w:pPr>
-        <w:pStyle w:val="Textonotapie"/>
-        <w:ind w:left="567" w:right="-1"/>
-        <w:jc w:val="both"/>
-        <w:rPr>
-          <w:rFonts w:ascii="Arial Narrow" w:eastAsia="Arial Narrow" w:hAnsi="Arial Narrow" w:cs="Arial Narrow"/>
-          <w:sz w:val="16"/>
-          <w:szCs w:val="16"/>
-        </w:rPr>
-      </w:pPr>
-      <w:r>
-        <w:rPr>
-          <w:rFonts w:ascii="Arial Narrow" w:eastAsia="Arial Narrow" w:hAnsi="Arial Narrow" w:cs="Arial Narrow"/>
-          <w:sz w:val="16"/>
-          <w:szCs w:val="16"/>
-        </w:rPr>
-        <w:t xml:space="preserve">Corresponde a la Comisión de Protección al Consumidor velar por el cumplimiento de la Ley de Protección al Consumidor y de las leyes que, en general, protegen a los consumidores de la falta de idoneidad de los bienes y servicios en función de la información brindada, de las omisiones de información y de la discriminación en el consumo, así como de aquellas que complementen o sustituyan a las anteriores. </w:t>
-      </w:r>
-    </w:p>
-    <w:p>
-      <w:pPr>
-        <w:pStyle w:val="Textonotapie"/>
-        <w:ind w:left="567" w:right="-1"/>
-        <w:jc w:val="both"/>
-        <w:rPr>
-          <w:rFonts w:ascii="Arial Narrow" w:eastAsia="Arial Narrow" w:hAnsi="Arial Narrow" w:cs="Arial Narrow"/>
-          <w:sz w:val="16"/>
-          <w:szCs w:val="16"/>
-        </w:rPr>
-      </w:pPr>
-      <w:r>
-        <w:rPr>
-          <w:rFonts w:ascii="Arial Narrow" w:eastAsia="Arial Narrow" w:hAnsi="Arial Narrow" w:cs="Arial Narrow"/>
-          <w:sz w:val="16"/>
-          <w:szCs w:val="16"/>
-        </w:rPr>
-        <w:t xml:space="preserve"> </w:t>
-      </w:r>
-    </w:p>
-    <w:p>
-      <w:pPr>
-        <w:pStyle w:val="Textonotapie"/>
-        <w:ind w:left="567" w:right="-1"/>
-        <w:jc w:val="both"/>
-        <w:rPr>
-          <w:rFonts w:ascii="Arial Narrow" w:eastAsia="Arial Narrow" w:hAnsi="Arial Narrow" w:cs="Arial Narrow"/>
-          <w:b/>
-          <w:bCs/>
-          <w:sz w:val="16"/>
-          <w:szCs w:val="16"/>
-        </w:rPr>
-      </w:pPr>
-      <w:r>
-        <w:rPr>
-          <w:rFonts w:ascii="Arial Narrow" w:eastAsia="Arial Narrow" w:hAnsi="Arial Narrow" w:cs="Arial Narrow"/>
-          <w:b/>
-          <w:bCs/>
-          <w:sz w:val="16"/>
-          <w:szCs w:val="16"/>
-        </w:rPr>
-        <w:t xml:space="preserve">LEY SOBRE FACULTADES, NORMAS Y ORGANIZACIÓN DEL INDECOPI, APROBADA POR DECRETO LEGISLATIVO </w:t>
-      </w:r>
-      <w:proofErr w:type="spellStart"/>
-      <w:r>
-        <w:rPr>
-          <w:rFonts w:ascii="Arial Narrow" w:eastAsia="Arial Narrow" w:hAnsi="Arial Narrow" w:cs="Arial Narrow"/>
-          <w:b/>
-          <w:bCs/>
-          <w:sz w:val="16"/>
-          <w:szCs w:val="16"/>
-        </w:rPr>
-        <w:t/>
-      </w:r>
-      <w:proofErr w:type="spellEnd"/>
-      <w:r>
-        <w:rPr>
-          <w:rFonts w:ascii="Arial Narrow" w:eastAsia="Arial Narrow" w:hAnsi="Arial Narrow" w:cs="Arial Narrow"/>
-          <w:b/>
-          <w:bCs/>
-          <w:sz w:val="16"/>
-          <w:szCs w:val="16"/>
-        </w:rPr>
-        <w:t xml:space="preserve"> 807 </w:t>
-      </w:r>
-    </w:p>
-    <w:p>
-      <w:pPr>
-        <w:pStyle w:val="Textonotapie"/>
-        <w:ind w:left="567" w:right="-1"/>
-        <w:jc w:val="both"/>
-        <w:rPr>
-          <w:rFonts w:ascii="Arial Narrow" w:eastAsia="Arial Narrow" w:hAnsi="Arial Narrow" w:cs="Arial Narrow"/>
-          <w:sz w:val="16"/>
-          <w:szCs w:val="16"/>
-        </w:rPr>
-      </w:pPr>
-      <w:r>
-        <w:rPr>
-          <w:rFonts w:ascii="Arial Narrow" w:eastAsia="Arial Narrow" w:hAnsi="Arial Narrow" w:cs="Arial Narrow"/>
-          <w:b/>
-          <w:bCs/>
-          <w:sz w:val="16"/>
-          <w:szCs w:val="16"/>
-        </w:rPr>
-        <w:t>Artículo 24.</w:t>
-      </w:r>
-      <w:r>
-        <w:rPr>
-          <w:rFonts w:ascii="Arial Narrow" w:eastAsia="Arial Narrow" w:hAnsi="Arial Narrow" w:cs="Arial Narrow"/>
-          <w:sz w:val="16"/>
-          <w:szCs w:val="16"/>
-        </w:rPr>
-        <w:t xml:space="preserve">- El Secretario Técnico se encargará de la tramitación del procedimiento. Para ello, cuenta con las siguientes facultades: </w:t>
-      </w:r>
-    </w:p>
-    <w:p>
-      <w:pPr>
-        <w:pStyle w:val="Textonotapie"/>
-        <w:ind w:left="567" w:right="-1"/>
-        <w:jc w:val="both"/>
-        <w:rPr>
-          <w:rFonts w:ascii="Arial Narrow" w:eastAsia="Arial Narrow" w:hAnsi="Arial Narrow" w:cs="Arial Narrow"/>
-          <w:sz w:val="16"/>
-          <w:szCs w:val="16"/>
-        </w:rPr>
-      </w:pPr>
-      <w:r>
-        <w:rPr>
-          <w:rFonts w:ascii="Arial Narrow" w:eastAsia="Arial Narrow" w:hAnsi="Arial Narrow" w:cs="Arial Narrow"/>
-          <w:sz w:val="16"/>
-          <w:szCs w:val="16"/>
-        </w:rPr>
-        <w:t xml:space="preserve">(...) </w:t>
-      </w:r>
-    </w:p>
-    <w:p>
-      <w:pPr>
-        <w:pStyle w:val="Textonotapie"/>
-        <w:ind w:left="567" w:right="-1"/>
-        <w:jc w:val="both"/>
-        <w:rPr>
-          <w:rFonts w:ascii="Arial Narrow" w:eastAsia="Arial Narrow" w:hAnsi="Arial Narrow" w:cs="Arial Narrow"/>
-          <w:sz w:val="16"/>
-          <w:szCs w:val="16"/>
-        </w:rPr>
-      </w:pPr>
-      <w:r>
-        <w:rPr>
-          <w:rFonts w:ascii="Arial Narrow" w:eastAsia="Arial Narrow" w:hAnsi="Arial Narrow" w:cs="Arial Narrow"/>
-          <w:sz w:val="16"/>
-          <w:szCs w:val="16"/>
-        </w:rPr>
-        <w:t xml:space="preserve">c) Admitir denuncias a trámite, en aquellos casos en que la Comisión le haya delegado esta facultad. </w:t>
-      </w:r>
-    </w:p>
-    <w:p>
-      <w:pPr>
-        <w:pStyle w:val="Textonotapie"/>
-        <w:ind w:left="567" w:right="-1"/>
-        <w:jc w:val="both"/>
-        <w:rPr>
-          <w:rFonts w:ascii="Arial Narrow" w:eastAsia="Arial Narrow" w:hAnsi="Arial Narrow" w:cs="Arial Narrow"/>
-          <w:sz w:val="16"/>
-          <w:szCs w:val="16"/>
-        </w:rPr>
-      </w:pPr>
-      <w:r>
-        <w:rPr>
-          <w:rFonts w:ascii="Arial Narrow" w:eastAsia="Arial Narrow" w:hAnsi="Arial Narrow" w:cs="Arial Narrow"/>
-          <w:sz w:val="16"/>
-          <w:szCs w:val="16"/>
-        </w:rPr>
-        <w:t xml:space="preserve">(...). </w:t>
-      </w:r>
-    </w:p>
-    <w:p>
-      <w:pPr>
-        <w:pStyle w:val="Textonotapie"/>
-        <w:ind w:left="567" w:right="-1" w:hanging="567"/>
-        <w:jc w:val="both"/>
-        <w:rPr>
-          <w:rFonts w:ascii="Arial Narrow" w:eastAsia="Arial Narrow" w:hAnsi="Arial Narrow" w:cs="Arial Narrow"/>
-          <w:b/>
-          <w:bCs/>
-          <w:sz w:val="16"/>
-          <w:szCs w:val="16"/>
-        </w:rPr>
-      </w:pPr>
-    </w:p>
-  </w:footnote>
-  <w:footnote w:id="14">
+        <w:t xml:space="preserve">DECRETO SUPREMO 006-2026-JUS, TEXTO ÚNICO ORDENADO DE LA LEY 27444, LEY DEL PROCEDIMIENTO ADMINISTRATIVO GENERAL, publicado el 30 de abril de 2026</w:t>
+      </w:r>
+    </w:p>
     <w:p>
       <w:pPr>
         <w:pStyle w:val="Textonotapie"/>
@@ -6814,16 +6920,6 @@
       </w:pPr>
       <w:r>
         <w:rPr>
-          <w:rStyle w:val="Refdenotaalpie"/>
-          <w:rFonts w:ascii="Arial Narrow" w:eastAsia="Arial Narrow" w:hAnsi="Arial Narrow" w:cs="Arial Narrow"/>
-          <w:sz w:val="16"/>
-          <w:szCs w:val="16"/>
-          <w:vertAlign w:val="superscript"/>
-        </w:rPr>
-        <w:footnoteRef/>
-      </w:r>
-      <w:r>
-        <w:rPr>
           <w:rFonts w:ascii="Arial Narrow" w:eastAsia="Arial Narrow" w:hAnsi="Arial Narrow" w:cs="Arial Narrow"/>
           <w:sz w:val="16"/>
           <w:szCs w:val="16"/>
@@ -6838,7 +6934,7 @@
           <w:sz w:val="16"/>
           <w:szCs w:val="16"/>
         </w:rPr>
-        <w:t xml:space="preserve">DECRETO LEGISLATIVO 807, LEY SOBRE FACULTADES, NORMAS Y ORGANIZACIÓN DEL INDECOPI, publicado el 18 de abril de 1996</w:t>
+        <w:t xml:space="preserve">Artículo 223.- Contestación de la reclamación</w:t>
       </w:r>
     </w:p>
     <w:p>
@@ -6863,20 +6959,10 @@
       <w:r>
         <w:rPr>
           <w:rFonts w:ascii="Arial Narrow" w:eastAsia="Arial Narrow" w:hAnsi="Arial Narrow" w:cs="Arial Narrow"/>
-          <w:b/>
-          <w:bCs/>
-          <w:sz w:val="16"/>
-          <w:szCs w:val="16"/>
-        </w:rPr>
-        <w:t xml:space="preserve">Artículo 26.-</w:t>
-      </w:r>
-      <w:r>
-        <w:rPr>
-          <w:rFonts w:ascii="Arial Narrow" w:eastAsia="Arial Narrow" w:hAnsi="Arial Narrow" w:cs="Arial Narrow"/>
-          <w:sz w:val="16"/>
-          <w:szCs w:val="16"/>
-        </w:rPr>
-        <w:t xml:space="preserve"> Una vez admitida a trámite la denuncia, se correrá traslado de la misma al denunciado, a fin de que éste presente su descargo. El plazo para la presentación del descargo será de cinco (5) días contados desde la notificación, vencido el cual, el Secretario Técnico declarará en rebeldía al denunciado que no lo hubiera presentado.</w:t>
+          <w:sz w:val="16"/>
+          <w:szCs w:val="16"/>
+        </w:rPr>
+        <w:t xml:space="preserve">223.1 El reclamado deberá presentar la contestación de la reclamación dentro de los quince (15) días posteriores a la notificación de ésta; vencido este plazo, la Administración declarará en rebeldía al reclamado que no la hubiera presentado. La contestación deberá contener los requisitos de los escritos previstos en el artículo 113 de la presente Ley, así como la absolución de todos los asuntos controvertidos de hecho y de derecho, Las alegaciones y los hechos relevantes de la reclamación, salvo que hayan sido específicamente negadas en la contestación, se tendrán por aceptadas o merituadas como ciertas.</w:t>
       </w:r>
     </w:p>
     <w:p>
@@ -6892,121 +6978,12 @@
       </w:pPr>
     </w:p>
   </w:footnote>
-  <w:footnote w:id="15">
-    <w:p>
-      <w:pPr>
-        <w:pStyle w:val="Textonotapie"/>
-        <w:ind w:left="567" w:hanging="567"/>
-        <w:jc w:val="both"/>
-        <w:rPr>
-          <w:rFonts w:ascii="Arial Narrow" w:eastAsia="Arial Narrow" w:hAnsi="Arial Narrow" w:cs="Arial Narrow"/>
-          <w:sz w:val="16"/>
-          <w:szCs w:val="16"/>
-        </w:rPr>
-      </w:pPr>
-      <w:r>
-        <w:rPr>
-          <w:rStyle w:val="Refdenotaalpie"/>
-          <w:rFonts w:ascii="Arial Narrow" w:eastAsia="Arial Narrow" w:hAnsi="Arial Narrow" w:cs="Arial Narrow"/>
-          <w:sz w:val="16"/>
-          <w:szCs w:val="16"/>
-          <w:vertAlign w:val="superscript"/>
-        </w:rPr>
-        <w:footnoteRef/>
-      </w:r>
-      <w:r>
-        <w:rPr>
-          <w:rFonts w:ascii="Arial Narrow" w:eastAsia="Arial Narrow" w:hAnsi="Arial Narrow" w:cs="Arial Narrow"/>
-          <w:sz w:val="16"/>
-          <w:szCs w:val="16"/>
-        </w:rPr>
-        <w:tab/>
-      </w:r>
-      <w:r>
-        <w:rPr>
-          <w:rFonts w:ascii="Arial Narrow" w:eastAsia="Arial Narrow" w:hAnsi="Arial Narrow" w:cs="Arial Narrow"/>
-          <w:b/>
-          <w:bCs/>
-          <w:sz w:val="16"/>
-          <w:szCs w:val="16"/>
-        </w:rPr>
-        <w:t xml:space="preserve">DECRETO SUPREMO 006-2026-JUS, TEXTO ÚNICO ORDENADO DE LA LEY 27444, LEY DEL PROCEDIMIENTO ADMINISTRATIVO GENERAL, publicado el 30 de abril de 2026</w:t>
-      </w:r>
-    </w:p>
-    <w:p>
-      <w:pPr>
-        <w:pStyle w:val="Textonotapie"/>
-        <w:ind w:left="567" w:hanging="567"/>
-        <w:jc w:val="both"/>
-        <w:rPr>
-          <w:rFonts w:ascii="Arial Narrow" w:eastAsia="Arial Narrow" w:hAnsi="Arial Narrow" w:cs="Arial Narrow"/>
-          <w:sz w:val="16"/>
-          <w:szCs w:val="16"/>
-        </w:rPr>
-      </w:pPr>
-      <w:r>
-        <w:rPr>
-          <w:rFonts w:ascii="Arial Narrow" w:eastAsia="Arial Narrow" w:hAnsi="Arial Narrow" w:cs="Arial Narrow"/>
-          <w:sz w:val="16"/>
-          <w:szCs w:val="16"/>
-        </w:rPr>
-        <w:tab/>
-      </w:r>
-      <w:r>
-        <w:rPr>
-          <w:rFonts w:ascii="Arial Narrow" w:eastAsia="Arial Narrow" w:hAnsi="Arial Narrow" w:cs="Arial Narrow"/>
-          <w:b/>
-          <w:bCs/>
-          <w:sz w:val="16"/>
-          <w:szCs w:val="16"/>
-        </w:rPr>
-        <w:t xml:space="preserve">Artículo 223.- Contestación de la reclamación</w:t>
-      </w:r>
-    </w:p>
-    <w:p>
-      <w:pPr>
-        <w:pStyle w:val="Textonotapie"/>
-        <w:ind w:left="567" w:hanging="567"/>
-        <w:jc w:val="both"/>
-        <w:rPr>
-          <w:rFonts w:ascii="Arial Narrow" w:eastAsia="Arial Narrow" w:hAnsi="Arial Narrow" w:cs="Arial Narrow"/>
-          <w:sz w:val="16"/>
-          <w:szCs w:val="16"/>
-        </w:rPr>
-      </w:pPr>
-      <w:r>
-        <w:rPr>
-          <w:rFonts w:ascii="Arial Narrow" w:eastAsia="Arial Narrow" w:hAnsi="Arial Narrow" w:cs="Arial Narrow"/>
-          <w:sz w:val="16"/>
-          <w:szCs w:val="16"/>
-        </w:rPr>
-        <w:tab/>
-      </w:r>
-      <w:r>
-        <w:rPr>
-          <w:rFonts w:ascii="Arial Narrow" w:eastAsia="Arial Narrow" w:hAnsi="Arial Narrow" w:cs="Arial Narrow"/>
-          <w:sz w:val="16"/>
-          <w:szCs w:val="16"/>
-        </w:rPr>
-        <w:t xml:space="preserve">223.1 El reclamado deberá presentar la contestación de la reclamación dentro de los quince (15) días posteriores a la notificación de ésta; vencido este plazo, la Administración declarará en rebeldía al reclamado que no la hubiera presentado. La contestación deberá contener los requisitos de los escritos previstos en el artículo 113 de la presente Ley, así como la absolución de todos los asuntos controvertidos de hecho y de derecho, Las alegaciones y los hechos relevantes de la reclamación, salvo que hayan sido específicamente negadas en la contestación, se tendrán por aceptadas o merituadas como ciertas.</w:t>
-      </w:r>
-    </w:p>
-    <w:p>
-      <w:pPr>
-        <w:pStyle w:val="Textonotapie"/>
-        <w:ind w:left="567" w:hanging="567"/>
-        <w:jc w:val="both"/>
-        <w:rPr>
-          <w:rFonts w:ascii="Arial Narrow" w:eastAsia="Arial Narrow" w:hAnsi="Arial Narrow" w:cs="Arial Narrow"/>
-          <w:sz w:val="16"/>
-          <w:szCs w:val="16"/>
-        </w:rPr>
-      </w:pPr>
-    </w:p>
-  </w:footnote>
   <w:footnote w:id="9">
     <w:p>
       <w:pPr>
+        <w:tabs>
+          <w:tab w:val="left" w:pos="567"/>
+        </w:tabs>
         <w:spacing w:after="0" w:line="240" w:lineRule="auto"/>
         <w:ind w:left="567" w:hanging="567"/>
         <w:jc w:val="both"/>
@@ -7034,7 +7011,8 @@
           <w:sz w:val="16"/>
           <w:szCs w:val="16"/>
         </w:rPr>
-        <w:t xml:space="preserve"> </w:t>
+        <w:tab/>
+        <w:t xml:space="preserve"/>
       </w:r>
       <w:r>
         <w:rPr>
@@ -7066,7 +7044,7 @@
           <w:sz w:val="16"/>
           <w:szCs w:val="16"/>
         </w:rPr>
-        <w:t xml:space="preserve"> 1308</w:t>
+        <w:t xml:space="preserve">1308</w:t>
       </w:r>
     </w:p>
     <w:p>
@@ -7188,18 +7166,6 @@
     <w:p>
       <w:pPr>
         <w:spacing w:after="0" w:line="240" w:lineRule="auto"/>
-        <w:ind w:left="426"/>
-        <w:jc w:val="both"/>
-        <w:rPr>
-          <w:rFonts w:ascii="Arial Narrow" w:eastAsia="Arial Narrow" w:hAnsi="Arial Narrow" w:cs="Arial Narrow"/>
-          <w:sz w:val="16"/>
-          <w:szCs w:val="16"/>
-        </w:rPr>
-      </w:pPr>
-    </w:p>
-    <w:p>
-      <w:pPr>
-        <w:spacing w:after="0" w:line="240" w:lineRule="auto"/>
         <w:ind w:left="567" w:hanging="426"/>
         <w:jc w:val="both"/>
         <w:rPr>
@@ -7216,18 +7182,6 @@
         </w:rPr>
         <w:t xml:space="preserve"> En el caso de las microempresas, la multa no puede superar el diez por ciento (10%) de las ventas o ingresos brutos percibidos por el infractor, relativos a todas sus actividades económicas, correspondientes al ejercicio inmediato anterior al de la expedición de la resolución de primera instancia, siempre que se haya acreditado dichos ingresos, no se encuentre en una situación de reincidencia y el caso no verse sobre la vida, salud o integridad de los consumidores. Para el caso de las pequeñas empresas, la multa no puede superar el veinte por ciento (20%) de las ventas o ingresos brutos percibidos por el infractor, conforme a los requisitos señalados anteriormente.</w:t>
       </w:r>
-    </w:p>
-    <w:p>
-      <w:pPr>
-        <w:spacing w:after="0" w:line="240" w:lineRule="auto"/>
-        <w:ind w:left="567" w:hanging="426"/>
-        <w:jc w:val="both"/>
-        <w:rPr>
-          <w:rFonts w:ascii="Arial Narrow" w:eastAsia="Arial Narrow" w:hAnsi="Arial Narrow" w:cs="Arial Narrow"/>
-          <w:sz w:val="16"/>
-          <w:szCs w:val="16"/>
-        </w:rPr>
-      </w:pPr>
     </w:p>
     <w:p>
       <w:pPr>
@@ -7282,7 +7236,7 @@
           <w:sz w:val="16"/>
           <w:szCs w:val="16"/>
         </w:rPr>
-        <w:t xml:space="preserve"> 27444, Ley del Procedimiento Administrativo General o la norma que la sustituya o complemente.</w:t>
+        <w:t xml:space="preserve">27444, Ley del Procedimiento Administrativo General o la norma que la sustituya o complemente.</w:t>
       </w:r>
     </w:p>
     <w:p>
@@ -7330,6 +7284,9 @@
   <w:footnote w:id="10">
     <w:p>
       <w:pPr>
+        <w:tabs>
+          <w:tab w:val="left" w:pos="567"/>
+        </w:tabs>
         <w:spacing w:after="0" w:line="240" w:lineRule="auto"/>
         <w:ind w:left="567" w:hanging="567"/>
         <w:jc w:val="both"/>
@@ -7388,7 +7345,7 @@
           <w:sz w:val="15"/>
           <w:szCs w:val="15"/>
         </w:rPr>
-        <w:t xml:space="preserve"> 1308</w:t>
+        <w:t xml:space="preserve">1308</w:t>
       </w:r>
     </w:p>
     <w:p>
@@ -7745,18 +7702,6 @@
     </w:p>
     <w:p>
       <w:pPr>
-        <w:spacing w:after="0" w:line="240" w:lineRule="auto"/>
-        <w:ind w:left="567"/>
-        <w:jc w:val="both"/>
-        <w:rPr>
-          <w:rFonts w:ascii="Arial Narrow" w:eastAsia="Arial Narrow" w:hAnsi="Arial Narrow" w:cs="Arial Narrow"/>
-          <w:sz w:val="15"/>
-          <w:szCs w:val="15"/>
-        </w:rPr>
-      </w:pPr>
-    </w:p>
-    <w:p>
-      <w:pPr>
         <w:tabs>
           <w:tab w:val="left" w:pos="568"/>
         </w:tabs>
@@ -7781,7 +7726,7 @@
     <w:p>
       <w:pPr>
         <w:spacing w:after="0" w:line="240" w:lineRule="auto"/>
-        <w:ind w:left="567" w:hanging="567"/>
+        <w:ind w:left="1134" w:hanging="567"/>
         <w:jc w:val="both"/>
         <w:rPr>
           <w:rFonts w:ascii="Arial Narrow" w:eastAsia="Arial Narrow" w:hAnsi="Arial Narrow" w:cs="Arial Narrow"/>
@@ -7789,6 +7734,14 @@
           <w:szCs w:val="15"/>
         </w:rPr>
       </w:pPr>
+      <w:r>
+        <w:rPr>
+          <w:rFonts w:ascii="Arial Narrow" w:eastAsia="Arial Narrow" w:hAnsi="Arial Narrow" w:cs="Arial Narrow"/>
+          <w:sz w:val="15"/>
+          <w:szCs w:val="15"/>
+        </w:rPr>
+        <w:t>115.3 Las medidas correctivas reparadoras pueden solicitarse en cualquier momento hasta antes de la notificación de cargo al proveedor, sin perjuicio de la facultad de secretaría técnica de la comisión de requerir al consumidor que precise la medida correctiva materia de solicitud. El consumidor puede variar su solicitud de medida correctiva hasta antes de la decisión de primera instancia, en cuyo caso se confiere traslado al proveedor para que formule su descargo.</w:t>
+      </w:r>
     </w:p>
     <w:p>
       <w:pPr>
@@ -7807,7 +7760,7 @@
           <w:sz w:val="15"/>
           <w:szCs w:val="15"/>
         </w:rPr>
-        <w:t>115.3 Las medidas correctivas reparadoras pueden solicitarse en cualquier momento hasta antes de la notificación de cargo al proveedor, sin perjuicio de la facultad de secretaría técnica de la comisión de requerir al consumidor que precise la medida correctiva materia de solicitud. El consumidor puede variar su solicitud de medida correctiva hasta antes de la decisión de primera instancia, en cuyo caso se confiere traslado al proveedor para que formule su descargo.</w:t>
+        <w:t>115.4 Corresponde al consumidor que solicita el dictado de la medida correctiva reparadora probar las consecuencias patrimoniales directas e inmediatas causadas por la comisión de la infracción administrativa.</w:t>
       </w:r>
     </w:p>
     <w:p>
@@ -7821,6 +7774,14 @@
           <w:szCs w:val="15"/>
         </w:rPr>
       </w:pPr>
+      <w:r>
+        <w:rPr>
+          <w:rFonts w:ascii="Arial Narrow" w:eastAsia="Arial Narrow" w:hAnsi="Arial Narrow" w:cs="Arial Narrow"/>
+          <w:sz w:val="15"/>
+          <w:szCs w:val="15"/>
+        </w:rPr>
+        <w:t>115.5 Los bienes o montos objeto de medidas correctivas reparadoras son entregados por el proveedor directamente al consumidor que los reclama, salvo mandato distinto contenido en la resolución. Aquellos bienes o montos materia de una medida correctiva reparadora, que por algún motivo se encuentran en posesión del Indecopi y deban ser entregados a los consumidores beneficiados, son puestos a disposición de estos.</w:t>
+      </w:r>
     </w:p>
     <w:p>
       <w:pPr>
@@ -7839,7 +7800,7 @@
           <w:sz w:val="15"/>
           <w:szCs w:val="15"/>
         </w:rPr>
-        <w:t>115.4 Corresponde al consumidor que solicita el dictado de la medida correctiva reparadora probar las consecuencias patrimoniales directas e inmediatas causadas por la comisión de la infracción administrativa.</w:t>
+        <w:t>115.6 El extremo de la resolución final que ordena el cumplimiento de una medida correctiva reparadora a favor del consumidor constituye título ejecutivo conforme con lo dispuesto en el artículo 688 del Código Procesal Civil, una vez que quedan consentidas o causan estado en la vía administrativa. La legitimidad para obrar en los procesos civiles de ejecución corresponde a los consumidores beneficiados con la medida correctiva reparadora.</w:t>
       </w:r>
     </w:p>
     <w:p>
@@ -7853,111 +7814,23 @@
           <w:szCs w:val="15"/>
         </w:rPr>
       </w:pPr>
-    </w:p>
-    <w:p>
-      <w:pPr>
-        <w:spacing w:after="0" w:line="240" w:lineRule="auto"/>
-        <w:ind w:left="1134" w:hanging="567"/>
-        <w:jc w:val="both"/>
+      <w:r>
         <w:rPr>
           <w:rFonts w:ascii="Arial Narrow" w:eastAsia="Arial Narrow" w:hAnsi="Arial Narrow" w:cs="Arial Narrow"/>
           <w:sz w:val="15"/>
           <w:szCs w:val="15"/>
         </w:rPr>
-      </w:pPr>
+        <w:t xml:space="preserve">115.7 </w:t>
+      </w:r>
       <w:r>
         <w:rPr>
           <w:rFonts w:ascii="Arial Narrow" w:eastAsia="Arial Narrow" w:hAnsi="Arial Narrow" w:cs="Arial Narrow"/>
           <w:sz w:val="15"/>
           <w:szCs w:val="15"/>
         </w:rPr>
-        <w:t>115.5 Los bienes o montos objeto de medidas correctivas reparadoras son entregados por el proveedor directamente al consumidor que los reclama, salvo mandato distinto contenido en la resolución. Aquellos bienes o montos materia de una medida correctiva reparadora, que por algún motivo se encuentran en posesión del Indecopi y deban ser entregados a los consumidores beneficiados, son puestos a disposición de estos.</w:t>
-      </w:r>
-    </w:p>
-    <w:p>
-      <w:pPr>
-        <w:spacing w:after="0" w:line="240" w:lineRule="auto"/>
-        <w:ind w:left="1134" w:hanging="567"/>
-        <w:jc w:val="both"/>
-        <w:rPr>
-          <w:rFonts w:ascii="Arial Narrow" w:eastAsia="Arial Narrow" w:hAnsi="Arial Narrow" w:cs="Arial Narrow"/>
-          <w:sz w:val="15"/>
-          <w:szCs w:val="15"/>
-        </w:rPr>
-      </w:pPr>
-    </w:p>
-    <w:p>
-      <w:pPr>
-        <w:spacing w:after="0" w:line="240" w:lineRule="auto"/>
-        <w:ind w:left="1134" w:hanging="567"/>
-        <w:jc w:val="both"/>
-        <w:rPr>
-          <w:rFonts w:ascii="Arial Narrow" w:eastAsia="Arial Narrow" w:hAnsi="Arial Narrow" w:cs="Arial Narrow"/>
-          <w:sz w:val="15"/>
-          <w:szCs w:val="15"/>
-        </w:rPr>
-      </w:pPr>
-      <w:r>
-        <w:rPr>
-          <w:rFonts w:ascii="Arial Narrow" w:eastAsia="Arial Narrow" w:hAnsi="Arial Narrow" w:cs="Arial Narrow"/>
-          <w:sz w:val="15"/>
-          <w:szCs w:val="15"/>
-        </w:rPr>
-        <w:t>115.6 El extremo de la resolución final que ordena el cumplimiento de una medida correctiva reparadora a favor del consumidor constituye título ejecutivo conforme con lo dispuesto en el artículo 688 del Código Procesal Civil, una vez que quedan consentidas o causan estado en la vía administrativa. La legitimidad para obrar en los procesos civiles de ejecución corresponde a los consumidores beneficiados con la medida correctiva reparadora.</w:t>
-      </w:r>
-    </w:p>
-    <w:p>
-      <w:pPr>
-        <w:spacing w:after="0" w:line="240" w:lineRule="auto"/>
-        <w:ind w:left="1134" w:hanging="567"/>
-        <w:jc w:val="both"/>
-        <w:rPr>
-          <w:rFonts w:ascii="Arial Narrow" w:eastAsia="Arial Narrow" w:hAnsi="Arial Narrow" w:cs="Arial Narrow"/>
-          <w:sz w:val="15"/>
-          <w:szCs w:val="15"/>
-        </w:rPr>
-      </w:pPr>
-    </w:p>
-    <w:p>
-      <w:pPr>
-        <w:spacing w:after="0" w:line="240" w:lineRule="auto"/>
-        <w:ind w:left="1134" w:hanging="567"/>
-        <w:jc w:val="both"/>
-        <w:rPr>
-          <w:rFonts w:ascii="Arial Narrow" w:eastAsia="Arial Narrow" w:hAnsi="Arial Narrow" w:cs="Arial Narrow"/>
-          <w:sz w:val="15"/>
-          <w:szCs w:val="15"/>
-        </w:rPr>
-      </w:pPr>
-      <w:r>
-        <w:rPr>
-          <w:rFonts w:ascii="Arial Narrow" w:eastAsia="Arial Narrow" w:hAnsi="Arial Narrow" w:cs="Arial Narrow"/>
-          <w:sz w:val="15"/>
-          <w:szCs w:val="15"/>
-        </w:rPr>
-        <w:t xml:space="preserve">115.7 </w:t>
-      </w:r>
-      <w:r>
-        <w:rPr>
-          <w:rFonts w:ascii="Arial Narrow" w:eastAsia="Arial Narrow" w:hAnsi="Arial Narrow" w:cs="Arial Narrow"/>
-          <w:sz w:val="15"/>
-          <w:szCs w:val="15"/>
-        </w:rPr>
         <w:tab/>
         <w:t>Las medidas correctivas reparadoras como mandatos dirigidos a resarcir las consecuencias patrimoniales directas e inmediatas originadas por la infracción buscan corregir la conducta infractora y no tienen naturaleza indemnizatoria; son dictadas sin perjuicio de la indemnización por los daños y perjuicios que el consumidor puede solicitar en la vía judicial o arbitral correspondiente. No obstante, se descuenta de la indemnización patrimonial aquella satisfacción patrimonial deducible que el consumidor haya recibido a consecuencia del dictado de una medida correctiva reparadora en sede administrativa.</w:t>
       </w:r>
-    </w:p>
-    <w:p>
-      <w:pPr>
-        <w:spacing w:after="0" w:line="240" w:lineRule="auto"/>
-        <w:ind w:left="567"/>
-        <w:jc w:val="both"/>
-        <w:rPr>
-          <w:rFonts w:ascii="Arial Narrow" w:eastAsia="Arial Narrow" w:hAnsi="Arial Narrow" w:cs="Arial Narrow"/>
-          <w:sz w:val="15"/>
-          <w:szCs w:val="15"/>
-        </w:rPr>
-      </w:pPr>
     </w:p>
     <w:p>
       <w:pPr>
@@ -8336,11 +8209,33 @@
         <w:t>El Indecopi está facultado para solicitar a la autoridad municipal y policial el apoyo respectivo para la ejecución de las medidas correctivas complementarias correspondientes.</w:t>
       </w:r>
     </w:p>
+    <w:p>
+      <w:pPr>
+        <w:pBdr>
+          <w:top w:val="nil"/>
+          <w:left w:val="nil"/>
+          <w:bottom w:val="nil"/>
+          <w:right w:val="nil"/>
+          <w:between w:val="nil"/>
+        </w:pBdr>
+        <w:spacing w:after="0" w:line="240" w:lineRule="auto"/>
+        <w:ind w:left="567"/>
+        <w:jc w:val="both"/>
+        <w:rPr>
+          <w:rFonts w:ascii="Arial Narrow" w:eastAsia="Arial Narrow" w:hAnsi="Arial Narrow" w:cs="Arial Narrow"/>
+          <w:sz w:val="15"/>
+          <w:szCs w:val="15"/>
+        </w:rPr>
+      </w:pPr>
+    </w:p>
   </w:footnote>
   <w:footnote w:id="11">
     <w:p>
       <w:pPr>
         <w:pStyle w:val="Textonotapie"/>
+        <w:tabs>
+          <w:tab w:val="left" w:pos="567"/>
+        </w:tabs>
         <w:ind w:left="567" w:hanging="567"/>
         <w:jc w:val="both"/>
         <w:rPr>
@@ -8366,7 +8261,8 @@
           <w:sz w:val="16"/>
           <w:szCs w:val="16"/>
         </w:rPr>
-        <w:t xml:space="preserve"> </w:t>
+        <w:tab/>
+        <w:t xml:space="preserve"/>
       </w:r>
       <w:r>
         <w:rPr>
@@ -8503,6 +8399,132 @@
     </w:p>
   </w:footnote>
   <w:footnote w:id="12">
+    <w:p>
+      <w:pPr>
+        <w:autoSpaceDE w:val="0"/>
+        <w:autoSpaceDN w:val="0"/>
+        <w:adjustRightInd w:val="0"/>
+        <w:tabs>
+          <w:tab w:val="left" w:pos="567"/>
+        </w:tabs>
+        <w:spacing w:after="0" w:line="240" w:lineRule="auto"/>
+        <w:ind w:left="567" w:hanging="567"/>
+        <w:jc w:val="both"/>
+        <w:rPr>
+          <w:rFonts w:ascii="Arial Narrow" w:eastAsia="Arial Narrow" w:hAnsi="Arial Narrow" w:cs="Arial Narrow"/>
+          <w:b/>
+          <w:bCs/>
+          <w:sz w:val="16"/>
+          <w:szCs w:val="16"/>
+        </w:rPr>
+      </w:pPr>
+      <w:r>
+        <w:rPr>
+          <w:rStyle w:val="Refdenotaalpie"/>
+          <w:rFonts w:ascii="Arial Narrow" w:eastAsia="Arial Narrow" w:hAnsi="Arial Narrow" w:cs="Arial Narrow"/>
+          <w:b/>
+          <w:bCs/>
+          <w:sz w:val="16"/>
+          <w:szCs w:val="16"/>
+          <w:vertAlign w:val="superscript"/>
+        </w:rPr>
+        <w:footnoteRef/>
+      </w:r>
+      <w:r>
+        <w:rPr>
+          <w:rFonts w:ascii="Arial Narrow" w:eastAsia="Arial Narrow" w:hAnsi="Arial Narrow" w:cs="Arial Narrow"/>
+          <w:b/>
+          <w:bCs/>
+          <w:sz w:val="16"/>
+          <w:szCs w:val="16"/>
+        </w:rPr>
+        <w:tab/>
+        <w:t xml:space="preserve"/>
+      </w:r>
+      <w:r>
+        <w:rPr>
+          <w:rFonts w:ascii="Arial Narrow" w:eastAsia="Arial Narrow" w:hAnsi="Arial Narrow" w:cs="Arial Narrow"/>
+          <w:b/>
+          <w:bCs/>
+          <w:sz w:val="16"/>
+          <w:szCs w:val="16"/>
+        </w:rPr>
+        <w:tab/>
+        <w:t xml:space="preserve">DECRETO LEGISLATIVO </w:t>
+      </w:r>
+      <w:proofErr w:type="spellStart"/>
+      <w:r>
+        <w:rPr>
+          <w:rFonts w:ascii="Arial Narrow" w:eastAsia="Arial Narrow" w:hAnsi="Arial Narrow" w:cs="Arial Narrow"/>
+          <w:b/>
+          <w:bCs/>
+          <w:sz w:val="16"/>
+          <w:szCs w:val="16"/>
+        </w:rPr>
+        <w:t/>
+      </w:r>
+      <w:proofErr w:type="spellEnd"/>
+      <w:r>
+        <w:rPr>
+          <w:rFonts w:ascii="Arial Narrow" w:eastAsia="Arial Narrow" w:hAnsi="Arial Narrow" w:cs="Arial Narrow"/>
+          <w:b/>
+          <w:bCs/>
+          <w:sz w:val="16"/>
+          <w:szCs w:val="16"/>
+        </w:rPr>
+        <w:t xml:space="preserve">807, LEY SOBRE FACULTADES, NORMAS Y ORGANIZACIÓN DEL INDECOPI FACULTADES DE LAS COMISIONES Y OFICINAS DEL INDECOPI.</w:t>
+      </w:r>
+    </w:p>
+    <w:p>
+      <w:pPr>
+        <w:pStyle w:val="NormalWeb"/>
+        <w:spacing w:after="0" w:line="240" w:lineRule="auto"/>
+        <w:ind w:left="567"/>
+        <w:jc w:val="both"/>
+        <w:rPr>
+          <w:rFonts w:ascii="Arial Narrow" w:eastAsia="Arial Narrow" w:hAnsi="Arial Narrow" w:cs="Arial Narrow"/>
+          <w:bCs/>
+          <w:sz w:val="16"/>
+          <w:szCs w:val="16"/>
+        </w:rPr>
+      </w:pPr>
+      <w:r>
+        <w:rPr>
+          <w:rFonts w:ascii="Arial Narrow" w:eastAsia="Arial Narrow" w:hAnsi="Arial Narrow" w:cs="Arial Narrow"/>
+          <w:b/>
+          <w:sz w:val="16"/>
+          <w:szCs w:val="16"/>
+        </w:rPr>
+        <w:t xml:space="preserve">Artículo 29.- </w:t>
+      </w:r>
+      <w:r>
+        <w:rPr>
+          <w:rFonts w:ascii="Arial Narrow" w:eastAsia="Arial Narrow" w:hAnsi="Arial Narrow" w:cs="Arial Narrow"/>
+          <w:bCs/>
+          <w:sz w:val="16"/>
+          <w:szCs w:val="16"/>
+        </w:rPr>
+        <w:t xml:space="preserve">En cualquier estado del procedimiento, e incluso antes de admitirse a trámite la denuncia, el Secretario Técnico podrá citar a las partes a audiencia de conciliación. </w:t>
+      </w:r>
+      <w:r>
+        <w:rPr>
+          <w:rFonts w:ascii="Arial Narrow" w:eastAsia="Arial Narrow" w:hAnsi="Arial Narrow" w:cs="Arial Narrow"/>
+          <w:bCs/>
+          <w:sz w:val="16"/>
+          <w:szCs w:val="16"/>
+        </w:rPr>
+        <w:t>La audiencia se desarrollará ante el Secretario Técnico o ante la persona que este designe. Si ambas partes arribaran a un acuerdo respecto de la denuncia, se levantará un acta donde conste el acuerdo respectivo, el mismo que tendrá efectos de transacción extrajudicial. En cualquier caso, la Comisión podrá continuar de oficio el procedimiento, si del análisis de los hechos denunciados considera que podría estarse afectando intereses de terceros</w:t>
+      </w:r>
+      <w:r>
+        <w:rPr>
+          <w:rFonts w:ascii="Arial Narrow" w:eastAsia="Arial Narrow" w:hAnsi="Arial Narrow" w:cs="Arial Narrow"/>
+          <w:bCs/>
+          <w:sz w:val="16"/>
+          <w:szCs w:val="16"/>
+        </w:rPr>
+        <w:t>.</w:t>
+      </w:r>
+    </w:p>
     <w:p>
       <w:pPr>
         <w:autoSpaceDE w:val="0"/>
@@ -8519,134 +8541,15 @@
           <w:szCs w:val="16"/>
         </w:rPr>
       </w:pPr>
-      <w:r>
-        <w:rPr>
-          <w:rStyle w:val="Refdenotaalpie"/>
-          <w:rFonts w:ascii="Arial Narrow" w:eastAsia="Arial Narrow" w:hAnsi="Arial Narrow" w:cs="Arial Narrow"/>
-          <w:b/>
-          <w:bCs/>
-          <w:sz w:val="16"/>
-          <w:szCs w:val="16"/>
-          <w:vertAlign w:val="superscript"/>
-        </w:rPr>
-        <w:footnoteRef/>
-      </w:r>
-      <w:r>
-        <w:rPr>
-          <w:rFonts w:ascii="Arial Narrow" w:eastAsia="Arial Narrow" w:hAnsi="Arial Narrow" w:cs="Arial Narrow"/>
-          <w:b/>
-          <w:bCs/>
-          <w:sz w:val="16"/>
-          <w:szCs w:val="16"/>
-        </w:rPr>
-        <w:t xml:space="preserve"> </w:t>
-      </w:r>
-      <w:r>
-        <w:rPr>
-          <w:rFonts w:ascii="Arial Narrow" w:eastAsia="Arial Narrow" w:hAnsi="Arial Narrow" w:cs="Arial Narrow"/>
-          <w:b/>
-          <w:bCs/>
-          <w:sz w:val="16"/>
-          <w:szCs w:val="16"/>
-        </w:rPr>
-        <w:tab/>
-        <w:t xml:space="preserve">DECRETO LEGISLATIVO </w:t>
-      </w:r>
-      <w:proofErr w:type="spellStart"/>
-      <w:r>
-        <w:rPr>
-          <w:rFonts w:ascii="Arial Narrow" w:eastAsia="Arial Narrow" w:hAnsi="Arial Narrow" w:cs="Arial Narrow"/>
-          <w:b/>
-          <w:bCs/>
-          <w:sz w:val="16"/>
-          <w:szCs w:val="16"/>
-        </w:rPr>
-        <w:t/>
-      </w:r>
-      <w:proofErr w:type="spellEnd"/>
-      <w:r>
-        <w:rPr>
-          <w:rFonts w:ascii="Arial Narrow" w:eastAsia="Arial Narrow" w:hAnsi="Arial Narrow" w:cs="Arial Narrow"/>
-          <w:b/>
-          <w:bCs/>
-          <w:sz w:val="16"/>
-          <w:szCs w:val="16"/>
-        </w:rPr>
-        <w:t xml:space="preserve"> 807, LEY SOBRE FACULTADES, NORMAS Y ORGANIZACIÓN DEL INDECOPI FACULTADES DE LAS COMISIONES Y OFICINAS DEL INDECOPI.</w:t>
-      </w:r>
-    </w:p>
-    <w:p>
-      <w:pPr>
-        <w:pStyle w:val="NormalWeb"/>
-        <w:spacing w:after="0" w:line="240" w:lineRule="auto"/>
-        <w:ind w:left="567"/>
-        <w:jc w:val="both"/>
-        <w:rPr>
-          <w:rFonts w:ascii="Arial Narrow" w:eastAsia="Arial Narrow" w:hAnsi="Arial Narrow" w:cs="Arial Narrow"/>
-          <w:bCs/>
-          <w:sz w:val="16"/>
-          <w:szCs w:val="16"/>
-        </w:rPr>
-      </w:pPr>
-      <w:r>
-        <w:rPr>
-          <w:rFonts w:ascii="Arial Narrow" w:eastAsia="Arial Narrow" w:hAnsi="Arial Narrow" w:cs="Arial Narrow"/>
-          <w:b/>
-          <w:sz w:val="16"/>
-          <w:szCs w:val="16"/>
-        </w:rPr>
-        <w:t xml:space="preserve">Artículo 29.- </w:t>
-      </w:r>
-      <w:r>
-        <w:rPr>
-          <w:rFonts w:ascii="Arial Narrow" w:eastAsia="Arial Narrow" w:hAnsi="Arial Narrow" w:cs="Arial Narrow"/>
-          <w:bCs/>
-          <w:sz w:val="16"/>
-          <w:szCs w:val="16"/>
-        </w:rPr>
-        <w:t xml:space="preserve">En cualquier estado del procedimiento, e incluso antes de admitirse a trámite la denuncia, el Secretario Técnico podrá citar a las partes a audiencia de conciliación. </w:t>
-      </w:r>
-      <w:r>
-        <w:rPr>
-          <w:rFonts w:ascii="Arial Narrow" w:eastAsia="Arial Narrow" w:hAnsi="Arial Narrow" w:cs="Arial Narrow"/>
-          <w:bCs/>
-          <w:sz w:val="16"/>
-          <w:szCs w:val="16"/>
-        </w:rPr>
-        <w:t>La audiencia se desarrollará ante el Secretario Técnico o ante la persona que este designe. Si ambas partes arribaran a un acuerdo respecto de la denuncia, se levantará un acta donde conste el acuerdo respectivo, el mismo que tendrá efectos de transacción extrajudicial. En cualquier caso, la Comisión podrá continuar de oficio el procedimiento, si del análisis de los hechos denunciados considera que podría estarse afectando intereses de terceros</w:t>
-      </w:r>
-      <w:r>
-        <w:rPr>
-          <w:rFonts w:ascii="Arial Narrow" w:eastAsia="Arial Narrow" w:hAnsi="Arial Narrow" w:cs="Arial Narrow"/>
-          <w:bCs/>
-          <w:sz w:val="16"/>
-          <w:szCs w:val="16"/>
-        </w:rPr>
-        <w:t>.</w:t>
-      </w:r>
-    </w:p>
-    <w:p>
-      <w:pPr>
-        <w:autoSpaceDE w:val="0"/>
-        <w:autoSpaceDN w:val="0"/>
-        <w:adjustRightInd w:val="0"/>
-        <w:spacing w:after="0" w:line="240" w:lineRule="auto"/>
-        <w:ind w:left="567" w:hanging="567"/>
-        <w:jc w:val="both"/>
-        <w:rPr>
-          <w:rFonts w:ascii="Arial Narrow" w:eastAsia="Arial Narrow" w:hAnsi="Arial Narrow" w:cs="Arial Narrow"/>
-          <w:b/>
-          <w:bCs/>
-          <w:sz w:val="16"/>
-          <w:szCs w:val="16"/>
-        </w:rPr>
-      </w:pPr>
     </w:p>
   </w:footnote>
   <w:footnote w:id="13">
     <w:p>
       <w:pPr>
         <w:pStyle w:val="Textonotapie"/>
+        <w:tabs>
+          <w:tab w:val="left" w:pos="567"/>
+        </w:tabs>
         <w:ind w:left="567" w:hanging="567"/>
         <w:jc w:val="both"/>
         <w:rPr>
@@ -8671,15 +8574,16 @@
           <w:sz w:val="16"/>
           <w:szCs w:val="16"/>
         </w:rPr>
-        <w:t xml:space="preserve"> </w:t>
-      </w:r>
-      <w:r>
-        <w:rPr>
-          <w:rFonts w:ascii="Arial Narrow" w:eastAsia="Arial Narrow" w:hAnsi="Arial Narrow" w:cs="Arial Narrow"/>
-          <w:sz w:val="16"/>
-          <w:szCs w:val="16"/>
-        </w:rPr>
         <w:tab/>
+        <w:t xml:space="preserve"/>
+      </w:r>
+      <w:r>
+        <w:rPr>
+          <w:rFonts w:ascii="Arial Narrow" w:eastAsia="Arial Narrow" w:hAnsi="Arial Narrow" w:cs="Arial Narrow"/>
+          <w:sz w:val="16"/>
+          <w:szCs w:val="16"/>
+        </w:rPr>
+        <w:tab/>
       </w:r>
       <w:r>
         <w:rPr>
@@ -8708,7 +8612,7 @@
           <w:sz w:val="16"/>
           <w:szCs w:val="16"/>
         </w:rPr>
-        <w:t xml:space="preserve"> 006-2026-JUS y publicado el 30 de abril de 2026</w:t>
+        <w:t xml:space="preserve">006-2026-JUS y publicado el 30 de abril de 2026</w:t>
       </w:r>
     </w:p>
     <w:p>
@@ -8817,210 +8721,6 @@
         <w:jc w:val="both"/>
         <w:rPr>
           <w:rFonts w:ascii="Arial Narrow" w:eastAsia="Arial Narrow" w:hAnsi="Arial Narrow" w:cs="Arial Narrow"/>
-          <w:sz w:val="16"/>
-          <w:szCs w:val="16"/>
-        </w:rPr>
-      </w:pPr>
-    </w:p>
-  </w:footnote>
-  <w:footnote w:type="continuationNotice" w:id="1">
-    <w:p>
-      <w:pPr>
-        <w:spacing w:after="0" w:line="240" w:lineRule="auto"/>
-      </w:pPr>
-    </w:p>
-  </w:footnote>
-  <w:footnote w:id="8">
-    <w:p>
-      <w:pPr>
-        <w:pStyle w:val="Textonotapie"/>
-        <w:jc w:val="both"/>
-        <w:rPr>
-          <w:rFonts w:ascii="Arial Narrow" w:eastAsia="Arial Narrow" w:hAnsi="Arial Narrow" w:cs="Arial Narrow"/>
-          <w:b/>
-          <w:bCs/>
-          <w:sz w:val="16"/>
-          <w:szCs w:val="16"/>
-        </w:rPr>
-      </w:pPr>
-      <w:r>
-        <w:rPr>
-          <w:rStyle w:val="Refdenotaalpie"/>
-          <w:rFonts w:ascii="Arial Narrow" w:eastAsia="Arial Narrow" w:hAnsi="Arial Narrow" w:cs="Arial Narrow"/>
-          <w:sz w:val="16"/>
-          <w:szCs w:val="16"/>
-          <w:vertAlign w:val="superscript"/>
-        </w:rPr>
-        <w:footnoteRef/>
-      </w:r>
-      <w:r>
-        <w:rPr>
-          <w:rFonts w:ascii="Arial Narrow" w:eastAsia="Arial Narrow" w:hAnsi="Arial Narrow" w:cs="Arial Narrow"/>
-          <w:b/>
-          <w:bCs/>
-          <w:sz w:val="16"/>
-          <w:szCs w:val="16"/>
-        </w:rPr>
-        <w:t xml:space="preserve"> </w:t>
-      </w:r>
-      <w:r>
-        <w:rPr>
-          <w:rFonts w:ascii="Arial Narrow" w:eastAsia="Arial Narrow" w:hAnsi="Arial Narrow" w:cs="Arial Narrow"/>
-          <w:sz w:val="16"/>
-          <w:szCs w:val="16"/>
-        </w:rPr>
-        <w:t xml:space="preserve"> </w:t>
-      </w:r>
-      <w:r>
-        <w:rPr>
-          <w:rFonts w:ascii="Arial Narrow" w:eastAsia="Arial Narrow" w:hAnsi="Arial Narrow" w:cs="Arial Narrow"/>
-          <w:b/>
-          <w:bCs/>
-          <w:sz w:val="16"/>
-          <w:szCs w:val="16"/>
-        </w:rPr>
-        <w:t xml:space="preserve">TEXTO ÚNICO ORDENADO DE LA LEY </w:t>
-      </w:r>
-      <w:proofErr w:type="spellStart"/>
-      <w:r>
-        <w:rPr>
-          <w:rFonts w:ascii="Arial Narrow" w:eastAsia="Arial Narrow" w:hAnsi="Arial Narrow" w:cs="Arial Narrow"/>
-          <w:b/>
-          <w:bCs/>
-          <w:sz w:val="16"/>
-          <w:szCs w:val="16"/>
-        </w:rPr>
-        <w:t/>
-      </w:r>
-      <w:proofErr w:type="spellEnd"/>
-      <w:r>
-        <w:rPr>
-          <w:rFonts w:ascii="Arial Narrow" w:eastAsia="Arial Narrow" w:hAnsi="Arial Narrow" w:cs="Arial Narrow"/>
-          <w:b/>
-          <w:bCs/>
-          <w:sz w:val="16"/>
-          <w:szCs w:val="16"/>
-        </w:rPr>
-        <w:t xml:space="preserve"> 27444, LEY DE PROCEDIMIENTO ADMINISTRATIVO GENERAL, aprobado por el</w:t>
-      </w:r>
-    </w:p>
-    <w:p>
-      <w:pPr>
-        <w:pStyle w:val="Textonotapie"/>
-        <w:jc w:val="both"/>
-        <w:rPr>
-          <w:rFonts w:ascii="Arial Narrow" w:eastAsia="Arial Narrow" w:hAnsi="Arial Narrow" w:cs="Arial Narrow"/>
-          <w:b/>
-          <w:bCs/>
-          <w:sz w:val="16"/>
-          <w:szCs w:val="16"/>
-        </w:rPr>
-      </w:pPr>
-      <w:r>
-        <w:rPr>
-          <w:rFonts w:ascii="Arial Narrow" w:eastAsia="Arial Narrow" w:hAnsi="Arial Narrow" w:cs="Arial Narrow"/>
-          <w:b/>
-          <w:bCs/>
-          <w:sz w:val="16"/>
-          <w:szCs w:val="16"/>
-        </w:rPr>
-        <w:t xml:space="preserve"> Decreto Supremo </w:t>
-      </w:r>
-      <w:proofErr w:type="spellStart"/>
-      <w:r>
-        <w:rPr>
-          <w:rFonts w:ascii="Arial Narrow" w:eastAsia="Arial Narrow" w:hAnsi="Arial Narrow" w:cs="Arial Narrow"/>
-          <w:b/>
-          <w:bCs/>
-          <w:sz w:val="16"/>
-          <w:szCs w:val="16"/>
-        </w:rPr>
-        <w:t/>
-      </w:r>
-      <w:proofErr w:type="spellEnd"/>
-      <w:r>
-        <w:rPr>
-          <w:rFonts w:ascii="Arial Narrow" w:eastAsia="Arial Narrow" w:hAnsi="Arial Narrow" w:cs="Arial Narrow"/>
-          <w:b/>
-          <w:bCs/>
-          <w:sz w:val="16"/>
-          <w:szCs w:val="16"/>
-        </w:rPr>
-        <w:t xml:space="preserve"> 006-2026-JUS</w:t>
-      </w:r>
-    </w:p>
-    <w:p>
-      <w:pPr>
-        <w:pStyle w:val="Textonotapie"/>
-        <w:ind w:firstLine="567"/>
-        <w:jc w:val="both"/>
-        <w:rPr>
-          <w:rFonts w:ascii="Arial Narrow" w:eastAsia="Arial Narrow" w:hAnsi="Arial Narrow" w:cs="Arial Narrow"/>
-          <w:b/>
-          <w:bCs/>
-          <w:sz w:val="16"/>
-          <w:szCs w:val="16"/>
-        </w:rPr>
-      </w:pPr>
-      <w:r>
-        <w:rPr>
-          <w:rFonts w:ascii="Arial Narrow" w:eastAsia="Arial Narrow" w:hAnsi="Arial Narrow" w:cs="Arial Narrow"/>
-          <w:b/>
-          <w:bCs/>
-          <w:sz w:val="16"/>
-          <w:szCs w:val="16"/>
-        </w:rPr>
-        <w:t>233.- Contestación de la reclamación</w:t>
-      </w:r>
-    </w:p>
-    <w:p>
-      <w:pPr>
-        <w:pStyle w:val="Textonotapie"/>
-        <w:ind w:firstLine="567"/>
-        <w:jc w:val="both"/>
-        <w:rPr>
-          <w:rFonts w:ascii="Arial Narrow" w:eastAsia="Arial Narrow" w:hAnsi="Arial Narrow" w:cs="Arial Narrow"/>
-          <w:sz w:val="16"/>
-          <w:szCs w:val="16"/>
-        </w:rPr>
-      </w:pPr>
-      <w:r>
-        <w:rPr>
-          <w:rFonts w:ascii="Arial Narrow" w:eastAsia="Arial Narrow" w:hAnsi="Arial Narrow" w:cs="Arial Narrow"/>
-          <w:sz w:val="16"/>
-          <w:szCs w:val="16"/>
-        </w:rPr>
-        <w:t>233.1 “(…) Las alegaciones y los hechos relevantes de la reclamación, salvo que hayan sido específicamente negadas en la contestación,</w:t>
-      </w:r>
-    </w:p>
-    <w:p>
-      <w:pPr>
-        <w:pStyle w:val="Textonotapie"/>
-        <w:ind w:firstLine="567"/>
-        <w:jc w:val="both"/>
-        <w:rPr>
-          <w:rFonts w:ascii="Arial Narrow" w:eastAsia="Arial Narrow" w:hAnsi="Arial Narrow" w:cs="Arial Narrow"/>
-          <w:sz w:val="16"/>
-          <w:szCs w:val="16"/>
-        </w:rPr>
-      </w:pPr>
-      <w:r>
-        <w:rPr>
-          <w:rFonts w:ascii="Arial Narrow" w:eastAsia="Arial Narrow" w:hAnsi="Arial Narrow" w:cs="Arial Narrow"/>
-          <w:sz w:val="16"/>
-          <w:szCs w:val="16"/>
-        </w:rPr>
-        <w:t>se tendrán por aceptadas o merituadas como ciertas”.</w:t>
-      </w:r>
-    </w:p>
-    <w:p>
-      <w:pPr>
-        <w:pStyle w:val="Textonotapie"/>
-        <w:jc w:val="both"/>
-        <w:rPr>
-          <w:rFonts w:ascii="Arial Narrow" w:eastAsia="Arial Narrow" w:hAnsi="Arial Narrow" w:cs="Arial Narrow"/>
-          <w:b/>
-          <w:bCs/>
           <w:sz w:val="16"/>
           <w:szCs w:val="16"/>
         </w:rPr>

--- a/plantillas_maestras/02_seguro_vida/negativa_cobertura/2_o_mas_ddos_varios/mujer/TPL_2566_2024_SEGURO_VIDA_NEGATIVA_COBERTURA_ASEGURADORA_MUJER.docx
+++ b/plantillas_maestras/02_seguro_vida/negativa_cobertura/2_o_mas_ddos_varios/mujer/TPL_2566_2024_SEGURO_VIDA_NEGATIVA_COBERTURA_ASEGURADORA_MUJER.docx
@@ -625,7 +625,7 @@
     <w:p>
       <w:pPr>
         <w:pStyle w:val="Prrafodelista"/>
-        <w:spacing w:after="0" w:line="240" w:lineRule="auto"/>
+        <w:spacing w:before="0" w:after="0" w:line="240" w:lineRule="auto"/>
         <w:ind w:left="567" w:hanging="567"/>
         <w:jc w:val="both"/>
         <w:rPr>
@@ -789,7 +789,7 @@
     </w:p>
     <w:p>
       <w:pPr>
-        <w:spacing w:after="0" w:line="240" w:lineRule="auto"/>
+        <w:spacing w:before="0" w:after="0" w:line="240" w:lineRule="auto"/>
         <w:jc w:val="both"/>
         <w:rPr>
           <w:rFonts w:ascii="Arial Narrow" w:eastAsia="Arial Narrow" w:hAnsi="Arial Narrow" w:cs="Arial Narrow"/>
@@ -1114,7 +1114,7 @@
     <w:p>
       <w:pPr>
         <w:pStyle w:val="Prrafodelista"/>
-        <w:spacing w:after="0" w:line="240" w:lineRule="auto"/>
+        <w:spacing w:before="0" w:after="0" w:line="240" w:lineRule="auto"/>
         <w:ind w:left="1134"/>
         <w:jc w:val="both"/>
         <w:rPr>
@@ -1208,7 +1208,7 @@
     <w:p>
       <w:pPr>
         <w:pStyle w:val="Prrafodelista"/>
-        <w:spacing w:line="240" w:lineRule="auto"/>
+        <w:spacing w:before="0" w:after="0" w:line="240" w:lineRule="auto"/>
         <w:rPr>
           <w:rFonts w:ascii="Arial Narrow" w:eastAsia="Arial Narrow" w:hAnsi="Arial Narrow" w:cs="Arial Narrow"/>
           <w:sz w:val="22"/>
@@ -1356,7 +1356,7 @@
     <w:p>
       <w:pPr>
         <w:pStyle w:val="Prrafodelista"/>
-        <w:spacing w:line="240" w:lineRule="auto"/>
+        <w:spacing w:before="0" w:after="0" w:line="240" w:lineRule="auto"/>
         <w:rPr>
           <w:rFonts w:ascii="Arial Narrow" w:eastAsia="Arial Narrow" w:hAnsi="Arial Narrow" w:cs="Arial Narrow"/>
           <w:sz w:val="22"/>
@@ -1553,7 +1553,7 @@
     <w:bookmarkEnd w:id="2"/>
     <w:p>
       <w:pPr>
-        <w:spacing w:after="0" w:line="240" w:lineRule="auto"/>
+        <w:spacing w:before="0" w:after="0" w:line="240" w:lineRule="auto"/>
         <w:jc w:val="both"/>
         <w:rPr>
           <w:rFonts w:ascii="Arial Narrow" w:eastAsia="Arial Narrow" w:hAnsi="Arial Narrow" w:cs="Arial Narrow"/>
@@ -1697,7 +1697,7 @@
     <w:p>
       <w:pPr>
         <w:pStyle w:val="Prrafodelista"/>
-        <w:spacing w:after="0" w:line="240" w:lineRule="auto"/>
+        <w:spacing w:before="0" w:after="0" w:line="240" w:lineRule="auto"/>
         <w:ind w:left="567"/>
         <w:jc w:val="both"/>
         <w:rPr>
@@ -1752,7 +1752,7 @@
     </w:p>
     <w:p>
       <w:pPr>
-        <w:spacing w:after="0" w:line="240" w:lineRule="auto"/>
+        <w:spacing w:before="0" w:after="0" w:line="240" w:lineRule="auto"/>
         <w:jc w:val="both"/>
         <w:textAlignment w:val="baseline"/>
         <w:rPr>
@@ -2022,7 +2022,7 @@
     <w:p>
       <w:pPr>
         <w:pStyle w:val="Prrafodelista"/>
-        <w:spacing w:after="0" w:line="240" w:lineRule="auto"/>
+        <w:spacing w:before="0" w:after="0" w:line="240" w:lineRule="auto"/>
         <w:ind w:left="567"/>
         <w:jc w:val="both"/>
         <w:textAlignment w:val="baseline"/>
@@ -2199,7 +2199,7 @@
     </w:p>
     <w:p>
       <w:pPr>
-        <w:spacing w:after="0" w:line="240" w:lineRule="auto"/>
+        <w:spacing w:before="0" w:after="0" w:line="240" w:lineRule="auto"/>
         <w:jc w:val="both"/>
         <w:textAlignment w:val="baseline"/>
         <w:rPr>
@@ -2272,7 +2272,7 @@
     </w:p>
     <w:p>
       <w:pPr>
-        <w:spacing w:after="0" w:line="240" w:lineRule="auto"/>
+        <w:spacing w:before="0" w:after="0" w:line="240" w:lineRule="auto"/>
         <w:jc w:val="both"/>
         <w:textAlignment w:val="baseline"/>
         <w:rPr>
@@ -2312,7 +2312,7 @@
     <w:p>
       <w:pPr>
         <w:pStyle w:val="Prrafodelista"/>
-        <w:spacing w:after="0" w:line="240" w:lineRule="auto"/>
+        <w:spacing w:before="0" w:after="0" w:line="240" w:lineRule="auto"/>
         <w:ind w:left="567"/>
         <w:jc w:val="both"/>
         <w:rPr>
@@ -2518,7 +2518,7 @@
     </w:p>
     <w:p>
       <w:pPr>
-        <w:spacing w:after="0" w:line="240" w:lineRule="auto"/>
+        <w:spacing w:before="0" w:after="0" w:line="240" w:lineRule="auto"/>
         <w:jc w:val="both"/>
         <w:rPr>
           <w:rFonts w:ascii="Arial Narrow" w:eastAsia="Arial Narrow" w:hAnsi="Arial Narrow" w:cs="Arial Narrow"/>
@@ -2561,7 +2561,7 @@
     </w:p>
     <w:p>
       <w:pPr>
-        <w:spacing w:after="0" w:line="240" w:lineRule="auto"/>
+        <w:spacing w:before="0" w:after="0" w:line="240" w:lineRule="auto"/>
         <w:ind w:left="-11"/>
         <w:jc w:val="both"/>
         <w:rPr>
@@ -2852,7 +2852,7 @@
     </w:p>
     <w:p>
       <w:pPr>
-        <w:spacing w:after="0" w:line="240" w:lineRule="auto"/>
+        <w:spacing w:before="0" w:after="0" w:line="240" w:lineRule="auto"/>
         <w:jc w:val="both"/>
         <w:rPr>
           <w:rFonts w:ascii="Arial Narrow" w:eastAsia="Arial Narrow" w:hAnsi="Arial Narrow" w:cs="Arial Narrow"/>
@@ -3023,7 +3023,7 @@
     <w:p>
       <w:pPr>
         <w:pStyle w:val="Prrafodelista"/>
-        <w:spacing w:line="240" w:lineRule="auto"/>
+        <w:spacing w:before="0" w:after="0" w:line="240" w:lineRule="auto"/>
         <w:ind w:left="567"/>
         <w:jc w:val="both"/>
         <w:rPr>
@@ -3293,6 +3293,17 @@
     </w:p>
     <w:p>
       <w:pPr>
+        <w:spacing w:before="0" w:after="0" w:line="240" w:lineRule="auto"/>
+        <w:jc w:val="both"/>
+        <w:rPr>
+          <w:rFonts w:ascii="Arial Narrow" w:eastAsia="Arial Narrow" w:hAnsi="Arial Narrow" w:cs="Arial Narrow"/>
+          <w:sz w:val="22"/>
+          <w:szCs w:val="22"/>
+        </w:rPr>
+      </w:pPr>
+    </w:p>
+    <w:p>
+      <w:pPr>
         <w:spacing w:after="0" w:line="240" w:lineRule="auto"/>
         <w:jc w:val="both"/>
         <w:rPr>
@@ -3301,17 +3312,6 @@
           <w:szCs w:val="22"/>
         </w:rPr>
       </w:pPr>
-    </w:p>
-    <w:p>
-      <w:pPr>
-        <w:spacing w:after="0" w:line="240" w:lineRule="auto"/>
-        <w:jc w:val="both"/>
-        <w:rPr>
-          <w:rFonts w:ascii="Arial Narrow" w:eastAsia="Arial Narrow" w:hAnsi="Arial Narrow" w:cs="Arial Narrow"/>
-          <w:sz w:val="22"/>
-          <w:szCs w:val="22"/>
-        </w:rPr>
-      </w:pPr>
       <w:r>
         <w:rPr>
           <w:rFonts w:ascii="Arial Narrow" w:eastAsia="Arial Narrow" w:hAnsi="Arial Narrow" w:cs="Arial Narrow"/>
@@ -3415,7 +3415,7 @@
     </w:p>
     <w:p>
       <w:pPr>
-        <w:spacing w:after="0" w:line="240" w:lineRule="auto"/>
+        <w:spacing w:before="0" w:after="0" w:line="240" w:lineRule="auto"/>
         <w:jc w:val="both"/>
         <w:rPr>
           <w:rFonts w:ascii="Arial Narrow" w:eastAsia="Arial Narrow" w:hAnsi="Arial Narrow" w:cs="Arial Narrow"/>
@@ -3526,7 +3526,7 @@
     </w:p>
     <w:p>
       <w:pPr>
-        <w:spacing w:after="0" w:line="240" w:lineRule="auto"/>
+        <w:spacing w:before="0" w:after="0" w:line="240" w:lineRule="auto"/>
         <w:jc w:val="both"/>
         <w:rPr>
           <w:rFonts w:ascii="Arial Narrow" w:eastAsia="Arial Narrow" w:hAnsi="Arial Narrow" w:cs="Arial Narrow"/>
@@ -3614,23 +3614,23 @@
     </w:p>
     <w:p>
       <w:pPr>
+        <w:spacing w:before="0" w:after="0" w:line="240" w:lineRule="auto"/>
+        <w:jc w:val="both"/>
+        <w:rPr>
+          <w:rFonts w:ascii="Arial Narrow" w:eastAsia="Arial Narrow" w:hAnsi="Arial Narrow" w:cs="Arial Narrow"/>
+          <w:sz w:val="22"/>
+          <w:szCs w:val="22"/>
+        </w:rPr>
+      </w:pPr>
+    </w:p>
+    <w:p>
+      <w:pPr>
         <w:spacing w:after="0" w:line="240" w:lineRule="auto"/>
         <w:jc w:val="both"/>
         <w:rPr>
           <w:rFonts w:ascii="Arial Narrow" w:eastAsia="Arial Narrow" w:hAnsi="Arial Narrow" w:cs="Arial Narrow"/>
           <w:sz w:val="22"/>
           <w:szCs w:val="22"/>
-        </w:rPr>
-      </w:pPr>
-    </w:p>
-    <w:p>
-      <w:pPr>
-        <w:spacing w:after="0" w:line="240" w:lineRule="auto"/>
-        <w:jc w:val="both"/>
-        <w:rPr>
-          <w:rFonts w:ascii="Arial Narrow" w:eastAsia="Arial Narrow" w:hAnsi="Arial Narrow" w:cs="Arial Narrow"/>
-          <w:sz w:val="22"/>
-          <w:szCs w:val="22"/>
           <w:lang w:val="es-ES" w:eastAsia="es-ES"/>
         </w:rPr>
       </w:pPr>
@@ -3853,7 +3853,7 @@
     <w:p>
       <w:pPr>
         <w:pStyle w:val="Prrafodelista"/>
-        <w:spacing w:after="0" w:line="240" w:lineRule="auto"/>
+        <w:spacing w:before="0" w:after="0" w:line="240" w:lineRule="auto"/>
         <w:ind w:left="567" w:hanging="567"/>
         <w:jc w:val="both"/>
         <w:rPr>
@@ -4030,11 +4030,306 @@
     <w:bookmarkEnd w:id="22"/>
     <w:p>
       <w:pPr>
+        <w:spacing w:before="0" w:after="0" w:line="240" w:lineRule="auto"/>
+        <w:shd w:val="clear" w:color="auto" w:fill="FFFFFF" w:themeFill="background1"/>
+        <w:jc w:val="both"/>
+        <w:rPr>
+          <w:rFonts w:ascii="Arial Narrow" w:eastAsia="Arial Narrow" w:hAnsi="Arial Narrow" w:cs="Arial Narrow"/>
+          <w:b/>
+          <w:bCs/>
+          <w:sz w:val="22"/>
+          <w:szCs w:val="22"/>
+        </w:rPr>
+      </w:pPr>
+    </w:p>
+    <w:p>
+      <w:pPr>
         <w:shd w:val="clear" w:color="auto" w:fill="FFFFFF" w:themeFill="background1"/>
         <w:spacing w:after="0" w:line="240" w:lineRule="auto"/>
         <w:jc w:val="both"/>
         <w:rPr>
           <w:rFonts w:ascii="Arial Narrow" w:eastAsia="Arial Narrow" w:hAnsi="Arial Narrow" w:cs="Arial Narrow"/>
+          <w:sz w:val="22"/>
+          <w:szCs w:val="22"/>
+        </w:rPr>
+      </w:pPr>
+      <w:r>
+        <w:rPr>
+          <w:rFonts w:ascii="Arial Narrow" w:eastAsia="Arial Narrow" w:hAnsi="Arial Narrow" w:cs="Arial Narrow"/>
+          <w:b/>
+          <w:bCs/>
+          <w:sz w:val="22"/>
+          <w:szCs w:val="22"/>
+        </w:rPr>
+        <w:t>SÉTIMO</w:t>
+      </w:r>
+      <w:r>
+        <w:rPr>
+          <w:rFonts w:ascii="Arial Narrow" w:eastAsia="Arial Narrow" w:hAnsi="Arial Narrow" w:cs="Arial Narrow"/>
+          <w:b/>
+          <w:bCs/>
+          <w:sz w:val="22"/>
+          <w:szCs w:val="22"/>
+        </w:rPr>
+        <w:t>:</w:t>
+      </w:r>
+      <w:r>
+        <w:rPr>
+          <w:rFonts w:ascii="Arial Narrow" w:eastAsia="Arial Narrow" w:hAnsi="Arial Narrow" w:cs="Arial Narrow"/>
+          <w:sz w:val="22"/>
+          <w:szCs w:val="22"/>
+        </w:rPr>
+        <w:t xml:space="preserve"> </w:t>
+      </w:r>
+      <w:r>
+        <w:rPr>
+          <w:rFonts w:ascii="Arial Narrow" w:eastAsia="Arial Narrow" w:hAnsi="Arial Narrow" w:cs="Arial Narrow"/>
+          <w:sz w:val="22"/>
+          <w:szCs w:val="22"/>
+        </w:rPr>
+        <w:t>i</w:t>
+      </w:r>
+      <w:r>
+        <w:rPr>
+          <w:rFonts w:ascii="Arial Narrow" w:eastAsia="Arial Narrow" w:hAnsi="Arial Narrow" w:cs="Arial Narrow"/>
+          <w:sz w:val="22"/>
+          <w:szCs w:val="22"/>
+        </w:rPr>
+        <w:t xml:space="preserve">nformar a las partes que conforme a lo establecido en el artículo 39 del </w:t>
+      </w:r>
+      <w:r>
+        <w:rPr>
+          <w:rFonts w:ascii="Arial Narrow" w:eastAsia="Arial Narrow" w:hAnsi="Arial Narrow" w:cs="Arial Narrow"/>
+          <w:sz w:val="22"/>
+          <w:szCs w:val="22"/>
+          <w:lang w:eastAsia="es-ES"/>
+        </w:rPr>
+        <w:t xml:space="preserve">Decreto Legislativo </w:t>
+      </w:r>
+      <w:r>
+        <w:rPr>
+          <w:rFonts w:ascii="Arial Narrow" w:eastAsia="Arial Narrow" w:hAnsi="Arial Narrow" w:cs="Arial Narrow"/>
+          <w:sz w:val="22"/>
+          <w:szCs w:val="22"/>
+          <w:lang w:eastAsia="es-ES"/>
+        </w:rPr>
+        <w:t xml:space="preserve"/>
+      </w:r>
+      <w:proofErr w:type="spellStart"/>
+      <w:r>
+        <w:rPr>
+          <w:rFonts w:ascii="Arial Narrow" w:eastAsia="Arial Narrow" w:hAnsi="Arial Narrow" w:cs="Arial Narrow"/>
+          <w:sz w:val="22"/>
+          <w:szCs w:val="22"/>
+          <w:lang w:eastAsia="es-ES"/>
+        </w:rPr>
+        <w:t xml:space="preserve"/>
+      </w:r>
+      <w:r>
+        <w:rPr>
+          <w:rFonts w:ascii="Arial Narrow" w:eastAsia="Arial Narrow" w:hAnsi="Arial Narrow" w:cs="Arial Narrow"/>
+          <w:sz w:val="22"/>
+          <w:szCs w:val="22"/>
+          <w:lang w:eastAsia="es-ES"/>
+        </w:rPr>
+        <w:t/>
+      </w:r>
+      <w:proofErr w:type="spellEnd"/>
+      <w:r>
+        <w:rPr>
+          <w:rFonts w:ascii="Arial Narrow" w:eastAsia="Arial Narrow" w:hAnsi="Arial Narrow" w:cs="Arial Narrow"/>
+          <w:sz w:val="22"/>
+          <w:szCs w:val="22"/>
+          <w:lang w:eastAsia="es-ES"/>
+        </w:rPr>
+        <w:t xml:space="preserve">807</w:t>
+      </w:r>
+      <w:r>
+        <w:rPr>
+          <w:rFonts w:ascii="Arial Narrow" w:eastAsia="Arial Narrow" w:hAnsi="Arial Narrow" w:cs="Arial Narrow"/>
+          <w:sz w:val="22"/>
+          <w:szCs w:val="22"/>
+        </w:rPr>
+        <w:t>, los gastos por los peritajes realizados, actuación de pruebas, inspecciones y otros derivados de la tramitación del proceso serán de cargo de la parte que solicita la prueba, salvo pacto en contrario. En todos los casos, la resolución final determinará si los gastos deben ser asumidos por alguna de las partes, o reembolsados a la otra parte o al Indecopi, según sea el caso, de manera adicional a la sanción que haya podido imponerse.</w:t>
+      </w:r>
+    </w:p>
+    <w:p>
+      <w:pPr>
+        <w:spacing w:before="0" w:after="0" w:line="240" w:lineRule="auto"/>
+        <w:shd w:val="clear" w:color="auto" w:fill="FFFFFF"/>
+        <w:jc w:val="both"/>
+        <w:rPr>
+          <w:rFonts w:ascii="Arial Narrow" w:eastAsia="Arial Narrow" w:hAnsi="Arial Narrow" w:cs="Arial Narrow"/>
+          <w:sz w:val="22"/>
+          <w:szCs w:val="22"/>
+        </w:rPr>
+      </w:pPr>
+    </w:p>
+    <w:p>
+      <w:pPr>
+        <w:suppressAutoHyphens/>
+        <w:spacing w:after="0" w:line="240" w:lineRule="auto"/>
+        <w:jc w:val="both"/>
+        <w:rPr>
+          <w:rFonts w:ascii="Arial Narrow" w:eastAsia="Arial Narrow" w:hAnsi="Arial Narrow" w:cs="Arial Narrow"/>
+          <w:sz w:val="22"/>
+          <w:szCs w:val="22"/>
+          <w:u w:val="single"/>
+        </w:rPr>
+      </w:pPr>
+      <w:r>
+        <w:rPr>
+          <w:rFonts w:ascii="Arial Narrow" w:eastAsia="Arial Narrow" w:hAnsi="Arial Narrow" w:cs="Arial Narrow"/>
+          <w:b/>
+          <w:bCs/>
+          <w:sz w:val="22"/>
+          <w:szCs w:val="22"/>
+        </w:rPr>
+        <w:t>OCTAVO</w:t>
+      </w:r>
+      <w:r>
+        <w:rPr>
+          <w:rFonts w:ascii="Arial Narrow" w:eastAsia="Arial Narrow" w:hAnsi="Arial Narrow" w:cs="Arial Narrow"/>
+          <w:b/>
+          <w:bCs/>
+          <w:sz w:val="22"/>
+          <w:szCs w:val="22"/>
+        </w:rPr>
+        <w:t xml:space="preserve">:</w:t>
+      </w:r>
+      <w:r>
+        <w:rPr>
+          <w:rFonts w:ascii="Arial Narrow" w:eastAsia="Arial Narrow" w:hAnsi="Arial Narrow" w:cs="Arial Narrow"/>
+          <w:sz w:val="22"/>
+          <w:szCs w:val="22"/>
+        </w:rPr>
+        <w:t xml:space="preserve"> </w:t>
+      </w:r>
+      <w:r>
+        <w:rPr>
+          <w:rFonts w:ascii="Arial Narrow" w:eastAsia="Arial Narrow" w:hAnsi="Arial Narrow" w:cs="Arial Narrow"/>
+          <w:sz w:val="22"/>
+          <w:szCs w:val="22"/>
+        </w:rPr>
+        <w:t>c</w:t>
+      </w:r>
+      <w:r>
+        <w:rPr>
+          <w:rFonts w:ascii="Arial Narrow" w:eastAsia="Arial Narrow" w:hAnsi="Arial Narrow" w:cs="Arial Narrow"/>
+          <w:sz w:val="22"/>
+          <w:szCs w:val="22"/>
+        </w:rPr>
+        <w:t xml:space="preserve">omunicar a las partes que, </w:t>
+      </w:r>
+      <w:r>
+        <w:rPr>
+          <w:rFonts w:ascii="Arial Narrow" w:eastAsia="Arial Narrow" w:hAnsi="Arial Narrow" w:cs="Arial Narrow"/>
+          <w:sz w:val="22"/>
+          <w:szCs w:val="22"/>
+        </w:rPr>
+        <w:t>de acuerdo con</w:t>
+      </w:r>
+      <w:r>
+        <w:rPr>
+          <w:rFonts w:ascii="Arial Narrow" w:eastAsia="Arial Narrow" w:hAnsi="Arial Narrow" w:cs="Arial Narrow"/>
+          <w:sz w:val="22"/>
+          <w:szCs w:val="22"/>
+        </w:rPr>
+        <w:t xml:space="preserve"> lo señalado por el artículo 29 del Decreto Legislativo </w:t>
+      </w:r>
+      <w:proofErr w:type="spellStart"/>
+      <w:r>
+        <w:rPr>
+          <w:rFonts w:ascii="Arial Narrow" w:eastAsia="Arial Narrow" w:hAnsi="Arial Narrow" w:cs="Arial Narrow"/>
+          <w:sz w:val="22"/>
+          <w:szCs w:val="22"/>
+        </w:rPr>
+        <w:t/>
+      </w:r>
+      <w:proofErr w:type="spellEnd"/>
+      <w:r>
+        <w:rPr>
+          <w:rFonts w:ascii="Arial Narrow" w:eastAsia="Arial Narrow" w:hAnsi="Arial Narrow" w:cs="Arial Narrow"/>
+          <w:sz w:val="22"/>
+          <w:szCs w:val="22"/>
+        </w:rPr>
+        <w:t xml:space="preserve"> 807</w:t>
+      </w:r>
+      <w:r>
+        <w:rPr>
+          <w:rStyle w:val="Refdenotaalpie"/>
+          <w:rFonts w:ascii="Arial Narrow" w:eastAsia="Arial Narrow" w:hAnsi="Arial Narrow" w:cs="Arial Narrow"/>
+          <w:sz w:val="22"/>
+          <w:szCs w:val="22"/>
+          <w:vertAlign w:val="superscript"/>
+        </w:rPr>
+        <w:footnoteReference w:id="12"/>
+      </w:r>
+      <w:r>
+        <w:rPr>
+          <w:rFonts w:ascii="Arial Narrow" w:eastAsia="Arial Narrow" w:hAnsi="Arial Narrow" w:cs="Arial Narrow"/>
+          <w:sz w:val="22"/>
+          <w:szCs w:val="22"/>
+        </w:rPr>
+        <w:t xml:space="preserve">, hasta antes de la emisión de la Resolución Final tienen la posibilidad de solicitar se </w:t>
+      </w:r>
+      <w:r>
+        <w:rPr>
+          <w:rFonts w:ascii="Arial Narrow" w:eastAsia="Arial Narrow" w:hAnsi="Arial Narrow" w:cs="Arial Narrow"/>
+          <w:sz w:val="22"/>
+          <w:szCs w:val="22"/>
+        </w:rPr>
+        <w:lastRenderedPageBreak/>
+        <w:t xml:space="preserve">les cite a una audiencia de conciliación. En caso deleguen a favor de una tercera persona su actuación en la diligencia programada, esta deberá presentar un poder especial con firma legalizada ante Notario Público, donde conste </w:t>
+      </w:r>
+      <w:r>
+        <w:rPr>
+          <w:rFonts w:ascii="Arial Narrow" w:eastAsia="Arial Narrow" w:hAnsi="Arial Narrow" w:cs="Arial Narrow"/>
+          <w:sz w:val="22"/>
+          <w:szCs w:val="22"/>
+        </w:rPr>
+        <w:t>expresamente su facultad para asistir y conciliar en su representación</w:t>
+      </w:r>
+      <w:r>
+        <w:rPr>
+          <w:rFonts w:ascii="Arial Narrow" w:eastAsia="Arial Narrow" w:hAnsi="Arial Narrow" w:cs="Arial Narrow"/>
+          <w:sz w:val="22"/>
+          <w:szCs w:val="22"/>
+        </w:rPr>
+        <w:t>.</w:t>
+      </w:r>
+      <w:r>
+        <w:rPr>
+          <w:rFonts w:ascii="Arial Narrow" w:eastAsia="Arial Narrow" w:hAnsi="Arial Narrow" w:cs="Arial Narrow"/>
+          <w:sz w:val="22"/>
+          <w:szCs w:val="22"/>
+        </w:rPr>
+        <w:t xml:space="preserve"> </w:t>
+      </w:r>
+      <w:r>
+        <w:rPr>
+          <w:rFonts w:ascii="Arial Narrow" w:eastAsia="Arial Narrow" w:hAnsi="Arial Narrow" w:cs="Arial Narrow"/>
+          <w:sz w:val="22"/>
+          <w:szCs w:val="22"/>
+        </w:rPr>
+        <w:t>Ello bajo apercibimiento de no realizar la audiencia de conciliación y levantar el acta de inasistencia correspondiente</w:t>
+      </w:r>
+      <w:r>
+        <w:rPr>
+          <w:rFonts w:ascii="Arial Narrow" w:eastAsia="Arial Narrow" w:hAnsi="Arial Narrow" w:cs="Arial Narrow"/>
+          <w:sz w:val="22"/>
+          <w:szCs w:val="22"/>
+        </w:rPr>
+        <w:t>.</w:t>
+      </w:r>
+    </w:p>
+    <w:p>
+      <w:pPr>
+        <w:spacing w:before="0" w:after="0" w:line="240" w:lineRule="auto"/>
+        <w:shd w:val="clear" w:color="auto" w:fill="FFFFFF" w:themeFill="background1"/>
+        <w:jc w:val="both"/>
+        <w:rPr>
+          <w:rFonts w:ascii="Arial Narrow" w:eastAsia="Arial Narrow" w:hAnsi="Arial Narrow" w:cs="Arial Narrow"/>
           <w:b/>
           <w:bCs/>
           <w:sz w:val="22"/>
@@ -4061,17 +4356,17 @@
           <w:sz w:val="22"/>
           <w:szCs w:val="22"/>
         </w:rPr>
-        <w:t>SÉTIMO</w:t>
-      </w:r>
-      <w:r>
-        <w:rPr>
-          <w:rFonts w:ascii="Arial Narrow" w:eastAsia="Arial Narrow" w:hAnsi="Arial Narrow" w:cs="Arial Narrow"/>
-          <w:b/>
-          <w:bCs/>
-          <w:sz w:val="22"/>
-          <w:szCs w:val="22"/>
-        </w:rPr>
-        <w:t>:</w:t>
+        <w:t>NOVENO</w:t>
+      </w:r>
+      <w:r>
+        <w:rPr>
+          <w:rFonts w:ascii="Arial Narrow" w:eastAsia="Arial Narrow" w:hAnsi="Arial Narrow" w:cs="Arial Narrow"/>
+          <w:b/>
+          <w:bCs/>
+          <w:sz w:val="22"/>
+          <w:szCs w:val="22"/>
+        </w:rPr>
+        <w:t xml:space="preserve">:</w:t>
       </w:r>
       <w:r>
         <w:rPr>
@@ -4087,76 +4382,22 @@
           <w:sz w:val="22"/>
           <w:szCs w:val="22"/>
         </w:rPr>
-        <w:t>i</w:t>
-      </w:r>
-      <w:r>
-        <w:rPr>
-          <w:rFonts w:ascii="Arial Narrow" w:eastAsia="Arial Narrow" w:hAnsi="Arial Narrow" w:cs="Arial Narrow"/>
-          <w:sz w:val="22"/>
-          <w:szCs w:val="22"/>
-        </w:rPr>
-        <w:t xml:space="preserve">nformar a las partes que conforme a lo establecido en el artículo 39 del </w:t>
-      </w:r>
-      <w:r>
-        <w:rPr>
-          <w:rFonts w:ascii="Arial Narrow" w:eastAsia="Arial Narrow" w:hAnsi="Arial Narrow" w:cs="Arial Narrow"/>
-          <w:sz w:val="22"/>
-          <w:szCs w:val="22"/>
-          <w:lang w:eastAsia="es-ES"/>
-        </w:rPr>
-        <w:t xml:space="preserve">Decreto Legislativo </w:t>
-      </w:r>
-      <w:r>
-        <w:rPr>
-          <w:rFonts w:ascii="Arial Narrow" w:eastAsia="Arial Narrow" w:hAnsi="Arial Narrow" w:cs="Arial Narrow"/>
-          <w:sz w:val="22"/>
-          <w:szCs w:val="22"/>
-          <w:lang w:eastAsia="es-ES"/>
-        </w:rPr>
-        <w:t xml:space="preserve"/>
-      </w:r>
-      <w:proofErr w:type="spellStart"/>
-      <w:r>
-        <w:rPr>
-          <w:rFonts w:ascii="Arial Narrow" w:eastAsia="Arial Narrow" w:hAnsi="Arial Narrow" w:cs="Arial Narrow"/>
-          <w:sz w:val="22"/>
-          <w:szCs w:val="22"/>
-          <w:lang w:eastAsia="es-ES"/>
-        </w:rPr>
-        <w:t xml:space="preserve"/>
-      </w:r>
-      <w:r>
-        <w:rPr>
-          <w:rFonts w:ascii="Arial Narrow" w:eastAsia="Arial Narrow" w:hAnsi="Arial Narrow" w:cs="Arial Narrow"/>
-          <w:sz w:val="22"/>
-          <w:szCs w:val="22"/>
-          <w:lang w:eastAsia="es-ES"/>
-        </w:rPr>
-        <w:t/>
-      </w:r>
-      <w:proofErr w:type="spellEnd"/>
-      <w:r>
-        <w:rPr>
-          <w:rFonts w:ascii="Arial Narrow" w:eastAsia="Arial Narrow" w:hAnsi="Arial Narrow" w:cs="Arial Narrow"/>
-          <w:sz w:val="22"/>
-          <w:szCs w:val="22"/>
-          <w:lang w:eastAsia="es-ES"/>
-        </w:rPr>
-        <w:t xml:space="preserve">807</w:t>
-      </w:r>
-      <w:r>
-        <w:rPr>
-          <w:rFonts w:ascii="Arial Narrow" w:eastAsia="Arial Narrow" w:hAnsi="Arial Narrow" w:cs="Arial Narrow"/>
-          <w:sz w:val="22"/>
-          <w:szCs w:val="22"/>
-        </w:rPr>
-        <w:t>, los gastos por los peritajes realizados, actuación de pruebas, inspecciones y otros derivados de la tramitación del proceso serán de cargo de la parte que solicita la prueba, salvo pacto en contrario. En todos los casos, la resolución final determinará si los gastos deben ser asumidos por alguna de las partes, o reembolsados a la otra parte o al Indecopi, según sea el caso, de manera adicional a la sanción que haya podido imponerse.</w:t>
-      </w:r>
-    </w:p>
-    <w:p>
-      <w:pPr>
-        <w:shd w:val="clear" w:color="auto" w:fill="FFFFFF"/>
-        <w:spacing w:after="0" w:line="240" w:lineRule="auto"/>
+        <w:t>p</w:t>
+      </w:r>
+      <w:r>
+        <w:rPr>
+          <w:rFonts w:ascii="Arial Narrow" w:eastAsia="Arial Narrow" w:hAnsi="Arial Narrow" w:cs="Arial Narrow"/>
+          <w:sz w:val="22"/>
+          <w:szCs w:val="22"/>
+        </w:rPr>
+        <w:t>oner en conocimiento de las partes que, antes de la emisión de la Resolución Final, tienen la posibilidad de formular su desistimiento o presentar el acuerdo arribado mediante la conciliación, mediación, transacción o cualquier otro que, de forma indubitable, deje constancia que se ha solucionado la controversia materia de denuncia.</w:t>
+      </w:r>
+      <w:bookmarkEnd w:id="23"/>
+    </w:p>
+    <w:p>
+      <w:pPr>
+        <w:spacing w:before="0" w:after="0" w:line="240" w:lineRule="auto"/>
+        <w:shd w:val="clear" w:color="auto" w:fill="FFFFFF" w:themeFill="background1"/>
         <w:jc w:val="both"/>
         <w:rPr>
           <w:rFonts w:ascii="Arial Narrow" w:eastAsia="Arial Narrow" w:hAnsi="Arial Narrow" w:cs="Arial Narrow"/>
@@ -4174,68 +4415,92 @@
           <w:rFonts w:ascii="Arial Narrow" w:eastAsia="Arial Narrow" w:hAnsi="Arial Narrow" w:cs="Arial Narrow"/>
           <w:sz w:val="22"/>
           <w:szCs w:val="22"/>
-          <w:u w:val="single"/>
-        </w:rPr>
-      </w:pPr>
-      <w:r>
-        <w:rPr>
-          <w:rFonts w:ascii="Arial Narrow" w:eastAsia="Arial Narrow" w:hAnsi="Arial Narrow" w:cs="Arial Narrow"/>
-          <w:b/>
-          <w:bCs/>
-          <w:sz w:val="22"/>
-          <w:szCs w:val="22"/>
-        </w:rPr>
-        <w:t>OCTAVO</w:t>
-      </w:r>
-      <w:r>
-        <w:rPr>
-          <w:rFonts w:ascii="Arial Narrow" w:eastAsia="Arial Narrow" w:hAnsi="Arial Narrow" w:cs="Arial Narrow"/>
-          <w:b/>
-          <w:bCs/>
-          <w:sz w:val="22"/>
-          <w:szCs w:val="22"/>
-        </w:rPr>
-        <w:t xml:space="preserve">:</w:t>
-      </w:r>
-      <w:r>
-        <w:rPr>
-          <w:rFonts w:ascii="Arial Narrow" w:eastAsia="Arial Narrow" w:hAnsi="Arial Narrow" w:cs="Arial Narrow"/>
-          <w:sz w:val="22"/>
-          <w:szCs w:val="22"/>
+        </w:rPr>
+      </w:pPr>
+      <w:r>
+        <w:rPr>
+          <w:rFonts w:ascii="Arial Narrow" w:eastAsia="Arial Narrow" w:hAnsi="Arial Narrow" w:cs="Arial Narrow"/>
+          <w:b/>
+          <w:bCs/>
+          <w:spacing w:val="-2"/>
+          <w:sz w:val="22"/>
+          <w:szCs w:val="22"/>
+          <w:lang w:eastAsia="es-ES"/>
+        </w:rPr>
+        <w:t xml:space="preserve">DÉCIMO:</w:t>
+      </w:r>
+      <w:r>
+        <w:rPr>
+          <w:rFonts w:ascii="Arial Narrow" w:eastAsia="Arial Narrow" w:hAnsi="Arial Narrow" w:cs="Arial Narrow"/>
+          <w:spacing w:val="-2"/>
+          <w:sz w:val="22"/>
+          <w:szCs w:val="22"/>
+          <w:lang w:eastAsia="es-ES"/>
         </w:rPr>
         <w:t xml:space="preserve"> </w:t>
       </w:r>
       <w:r>
         <w:rPr>
           <w:rFonts w:ascii="Arial Narrow" w:eastAsia="Arial Narrow" w:hAnsi="Arial Narrow" w:cs="Arial Narrow"/>
-          <w:sz w:val="22"/>
-          <w:szCs w:val="22"/>
-        </w:rPr>
-        <w:t>c</w:t>
-      </w:r>
-      <w:r>
-        <w:rPr>
-          <w:rFonts w:ascii="Arial Narrow" w:eastAsia="Arial Narrow" w:hAnsi="Arial Narrow" w:cs="Arial Narrow"/>
-          <w:sz w:val="22"/>
-          <w:szCs w:val="22"/>
-        </w:rPr>
-        <w:t xml:space="preserve">omunicar a las partes que, </w:t>
-      </w:r>
-      <w:r>
-        <w:rPr>
-          <w:rFonts w:ascii="Arial Narrow" w:eastAsia="Arial Narrow" w:hAnsi="Arial Narrow" w:cs="Arial Narrow"/>
-          <w:sz w:val="22"/>
-          <w:szCs w:val="22"/>
-        </w:rPr>
-        <w:t>de acuerdo con</w:t>
-      </w:r>
-      <w:r>
-        <w:rPr>
-          <w:rFonts w:ascii="Arial Narrow" w:eastAsia="Arial Narrow" w:hAnsi="Arial Narrow" w:cs="Arial Narrow"/>
-          <w:sz w:val="22"/>
-          <w:szCs w:val="22"/>
-        </w:rPr>
-        <w:t xml:space="preserve"> lo señalado por el artículo 29 del Decreto Legislativo </w:t>
+          <w:spacing w:val="-2"/>
+          <w:sz w:val="22"/>
+          <w:szCs w:val="22"/>
+          <w:lang w:eastAsia="es-ES"/>
+        </w:rPr>
+        <w:t xml:space="preserve">requerir a la señora [DENUNCIANTE] para que, dentro del plazo de dos (2) días hábiles siguientes a la fecha en que reciba la notificación en su bandeja de correo electrónico, efectúe la confirmación de recepción de la notificación remitida por este despacho a su correo electrónico, de conformidad con el segundo párrafo del numeral 4 del artículo 20 del Texto Único Ordenado de la Ley del Procedimiento Administrativo General, aprobado mediante Decreto Supremo 006-2026-JUS, bajo apercibimiento de rehacer el acto de notificación y notificarle conforme al numeral 1 del artículo 20 del citado cuerpo normativo.</w:t>
+      </w:r>
+      <w:r>
+        <w:rPr>
+          <w:rFonts w:ascii="Arial Narrow" w:eastAsia="Arial Narrow" w:hAnsi="Arial Narrow" w:cs="Arial Narrow"/>
+          <w:sz w:val="22"/>
+          <w:szCs w:val="22"/>
+          <w:lang w:val="es-ES"/>
+        </w:rPr>
+        <w:t/>
+      </w:r>
+      <w:r>
+        <w:rPr>
+          <w:rFonts w:ascii="Arial Narrow" w:eastAsia="Arial Narrow" w:hAnsi="Arial Narrow" w:cs="Arial Narrow"/>
+          <w:sz w:val="22"/>
+          <w:szCs w:val="22"/>
+          <w:lang w:val="es-ES"/>
+        </w:rPr>
+        <w:t xml:space="preserve"/>
+      </w:r>
+      <w:r>
+        <w:rPr>
+          <w:rFonts w:ascii="Arial Narrow" w:eastAsia="Arial Narrow" w:hAnsi="Arial Narrow" w:cs="Arial Narrow"/>
+          <w:sz w:val="22"/>
+          <w:szCs w:val="22"/>
+          <w:lang w:val="es-ES"/>
+        </w:rPr>
+        <w:t xml:space="preserve"/>
+      </w:r>
+      <w:r>
+        <w:rPr>
+          <w:rFonts w:ascii="Arial Narrow" w:eastAsia="Arial Narrow" w:hAnsi="Arial Narrow" w:cs="Arial Narrow"/>
+          <w:sz w:val="22"/>
+          <w:szCs w:val="22"/>
+          <w:lang w:val="es-ES"/>
+        </w:rPr>
+        <w:t xml:space="preserve"/>
+      </w:r>
+      <w:r>
+        <w:rPr>
+          <w:rFonts w:ascii="Arial Narrow" w:eastAsia="Arial Narrow" w:hAnsi="Arial Narrow" w:cs="Arial Narrow"/>
+          <w:sz w:val="22"/>
+          <w:szCs w:val="22"/>
+        </w:rPr>
+        <w:t xml:space="preserve"/>
+      </w:r>
+      <w:r>
+        <w:rPr>
+          <w:rFonts w:ascii="Arial Narrow" w:eastAsia="Arial Narrow" w:hAnsi="Arial Narrow" w:cs="Arial Narrow"/>
+          <w:sz w:val="22"/>
+          <w:szCs w:val="22"/>
+          <w:lang w:eastAsia="es-PE"/>
+        </w:rPr>
+        <w:t xml:space="preserve"/>
       </w:r>
       <w:proofErr w:type="spellStart"/>
       <w:r>
@@ -4243,6 +4508,7 @@
           <w:rFonts w:ascii="Arial Narrow" w:eastAsia="Arial Narrow" w:hAnsi="Arial Narrow" w:cs="Arial Narrow"/>
           <w:sz w:val="22"/>
           <w:szCs w:val="22"/>
+          <w:lang w:eastAsia="es-PE"/>
         </w:rPr>
         <w:t/>
       </w:r>
@@ -4252,8 +4518,85 @@
           <w:rFonts w:ascii="Arial Narrow" w:eastAsia="Arial Narrow" w:hAnsi="Arial Narrow" w:cs="Arial Narrow"/>
           <w:sz w:val="22"/>
           <w:szCs w:val="22"/>
-        </w:rPr>
-        <w:t xml:space="preserve"> 807</w:t>
+          <w:lang w:eastAsia="es-PE"/>
+        </w:rPr>
+        <w:t xml:space="preserve"/>
+      </w:r>
+      <w:proofErr w:type="spellStart"/>
+      <w:r>
+        <w:rPr>
+          <w:rFonts w:ascii="Arial Narrow" w:eastAsia="Arial Narrow" w:hAnsi="Arial Narrow" w:cs="Arial Narrow"/>
+          <w:sz w:val="22"/>
+          <w:szCs w:val="22"/>
+          <w:lang w:eastAsia="es-PE"/>
+        </w:rPr>
+        <w:t/>
+      </w:r>
+      <w:r>
+        <w:rPr>
+          <w:rFonts w:ascii="Arial Narrow" w:eastAsia="Arial Narrow" w:hAnsi="Arial Narrow" w:cs="Arial Narrow"/>
+          <w:sz w:val="22"/>
+          <w:szCs w:val="22"/>
+          <w:lang w:eastAsia="es-PE"/>
+        </w:rPr>
+        <w:t/>
+      </w:r>
+      <w:r>
+        <w:rPr>
+          <w:rFonts w:ascii="Arial Narrow" w:eastAsia="Arial Narrow" w:hAnsi="Arial Narrow" w:cs="Arial Narrow"/>
+          <w:sz w:val="22"/>
+          <w:szCs w:val="22"/>
+          <w:lang w:eastAsia="es-PE"/>
+        </w:rPr>
+        <w:t/>
+      </w:r>
+      <w:proofErr w:type="spellEnd"/>
+      <w:r>
+        <w:rPr>
+          <w:rFonts w:ascii="Arial Narrow" w:eastAsia="Arial Narrow" w:hAnsi="Arial Narrow" w:cs="Arial Narrow"/>
+          <w:sz w:val="22"/>
+          <w:szCs w:val="22"/>
+          <w:lang w:val="es-ES"/>
+        </w:rPr>
+        <w:t xml:space="preserve"/>
+      </w:r>
+      <w:r>
+        <w:rPr>
+          <w:rFonts w:ascii="Arial Narrow" w:eastAsia="Arial Narrow" w:hAnsi="Arial Narrow" w:cs="Arial Narrow"/>
+          <w:sz w:val="22"/>
+          <w:szCs w:val="22"/>
+          <w:lang w:val="es-ES"/>
+        </w:rPr>
+        <w:t xml:space="preserve"/>
+      </w:r>
+      <w:proofErr w:type="spellStart"/>
+      <w:r>
+        <w:rPr>
+          <w:rFonts w:ascii="Arial Narrow" w:eastAsia="Arial Narrow" w:hAnsi="Arial Narrow" w:cs="Arial Narrow"/>
+          <w:sz w:val="22"/>
+          <w:szCs w:val="22"/>
+          <w:lang w:val="es-ES"/>
+        </w:rPr>
+        <w:t/>
+      </w:r>
+      <w:proofErr w:type="spellEnd"/>
+      <w:r>
+        <w:rPr>
+          <w:rFonts w:ascii="Arial Narrow" w:eastAsia="Arial Narrow" w:hAnsi="Arial Narrow" w:cs="Arial Narrow"/>
+          <w:sz w:val="22"/>
+          <w:szCs w:val="22"/>
+          <w:lang w:val="es-ES"/>
+        </w:rPr>
+        <w:t xml:space="preserve"/>
+      </w:r>
+      <w:r>
+        <w:rPr>
+          <w:rFonts w:ascii="Arial Narrow" w:eastAsia="Arial Narrow" w:hAnsi="Arial Narrow" w:cs="Arial Narrow"/>
+          <w:color w:val="000000"/>
+          <w:sz w:val="22"/>
+          <w:szCs w:val="22"/>
+        </w:rPr>
+        <w:t/>
       </w:r>
       <w:r>
         <w:rPr>
@@ -4263,364 +4606,21 @@
           <w:szCs w:val="22"/>
           <w:vertAlign w:val="superscript"/>
         </w:rPr>
-        <w:footnoteReference w:id="12"/>
-      </w:r>
-      <w:r>
-        <w:rPr>
-          <w:rFonts w:ascii="Arial Narrow" w:eastAsia="Arial Narrow" w:hAnsi="Arial Narrow" w:cs="Arial Narrow"/>
-          <w:sz w:val="22"/>
-          <w:szCs w:val="22"/>
-        </w:rPr>
-        <w:t xml:space="preserve">, hasta antes de la emisión de la Resolución Final tienen la posibilidad de solicitar se </w:t>
-      </w:r>
-      <w:r>
-        <w:rPr>
-          <w:rFonts w:ascii="Arial Narrow" w:eastAsia="Arial Narrow" w:hAnsi="Arial Narrow" w:cs="Arial Narrow"/>
-          <w:sz w:val="22"/>
-          <w:szCs w:val="22"/>
-        </w:rPr>
-        <w:lastRenderedPageBreak/>
-        <w:t xml:space="preserve">les cite a una audiencia de conciliación. En caso deleguen a favor de una tercera persona su actuación en la diligencia programada, esta deberá presentar un poder especial con firma legalizada ante Notario Público, donde conste </w:t>
-      </w:r>
-      <w:r>
-        <w:rPr>
-          <w:rFonts w:ascii="Arial Narrow" w:eastAsia="Arial Narrow" w:hAnsi="Arial Narrow" w:cs="Arial Narrow"/>
-          <w:sz w:val="22"/>
-          <w:szCs w:val="22"/>
-        </w:rPr>
-        <w:t>expresamente su facultad para asistir y conciliar en su representación</w:t>
-      </w:r>
-      <w:r>
-        <w:rPr>
-          <w:rFonts w:ascii="Arial Narrow" w:eastAsia="Arial Narrow" w:hAnsi="Arial Narrow" w:cs="Arial Narrow"/>
-          <w:sz w:val="22"/>
-          <w:szCs w:val="22"/>
-        </w:rPr>
-        <w:t>.</w:t>
-      </w:r>
-      <w:r>
-        <w:rPr>
-          <w:rFonts w:ascii="Arial Narrow" w:eastAsia="Arial Narrow" w:hAnsi="Arial Narrow" w:cs="Arial Narrow"/>
-          <w:sz w:val="22"/>
-          <w:szCs w:val="22"/>
-        </w:rPr>
-        <w:t xml:space="preserve"> </w:t>
-      </w:r>
-      <w:r>
-        <w:rPr>
-          <w:rFonts w:ascii="Arial Narrow" w:eastAsia="Arial Narrow" w:hAnsi="Arial Narrow" w:cs="Arial Narrow"/>
-          <w:sz w:val="22"/>
-          <w:szCs w:val="22"/>
-        </w:rPr>
-        <w:t>Ello bajo apercibimiento de no realizar la audiencia de conciliación y levantar el acta de inasistencia correspondiente</w:t>
-      </w:r>
-      <w:r>
-        <w:rPr>
-          <w:rFonts w:ascii="Arial Narrow" w:eastAsia="Arial Narrow" w:hAnsi="Arial Narrow" w:cs="Arial Narrow"/>
-          <w:sz w:val="22"/>
-          <w:szCs w:val="22"/>
-        </w:rPr>
-        <w:t>.</w:t>
-      </w:r>
-    </w:p>
-    <w:p>
-      <w:pPr>
-        <w:shd w:val="clear" w:color="auto" w:fill="FFFFFF" w:themeFill="background1"/>
-        <w:spacing w:after="0" w:line="240" w:lineRule="auto"/>
-        <w:jc w:val="both"/>
-        <w:rPr>
-          <w:rFonts w:ascii="Arial Narrow" w:eastAsia="Arial Narrow" w:hAnsi="Arial Narrow" w:cs="Arial Narrow"/>
-          <w:b/>
-          <w:bCs/>
-          <w:sz w:val="22"/>
-          <w:szCs w:val="22"/>
-        </w:rPr>
-      </w:pPr>
-    </w:p>
-    <w:p>
-      <w:pPr>
-        <w:shd w:val="clear" w:color="auto" w:fill="FFFFFF" w:themeFill="background1"/>
-        <w:spacing w:after="0" w:line="240" w:lineRule="auto"/>
-        <w:jc w:val="both"/>
-        <w:rPr>
-          <w:rFonts w:ascii="Arial Narrow" w:eastAsia="Arial Narrow" w:hAnsi="Arial Narrow" w:cs="Arial Narrow"/>
-          <w:sz w:val="22"/>
-          <w:szCs w:val="22"/>
-        </w:rPr>
-      </w:pPr>
-      <w:r>
-        <w:rPr>
-          <w:rFonts w:ascii="Arial Narrow" w:eastAsia="Arial Narrow" w:hAnsi="Arial Narrow" w:cs="Arial Narrow"/>
-          <w:b/>
-          <w:bCs/>
-          <w:sz w:val="22"/>
-          <w:szCs w:val="22"/>
-        </w:rPr>
-        <w:t>NOVENO</w:t>
-      </w:r>
-      <w:r>
-        <w:rPr>
-          <w:rFonts w:ascii="Arial Narrow" w:eastAsia="Arial Narrow" w:hAnsi="Arial Narrow" w:cs="Arial Narrow"/>
-          <w:b/>
-          <w:bCs/>
-          <w:sz w:val="22"/>
-          <w:szCs w:val="22"/>
-        </w:rPr>
-        <w:t xml:space="preserve">:</w:t>
-      </w:r>
-      <w:r>
-        <w:rPr>
-          <w:rFonts w:ascii="Arial Narrow" w:eastAsia="Arial Narrow" w:hAnsi="Arial Narrow" w:cs="Arial Narrow"/>
-          <w:sz w:val="22"/>
-          <w:szCs w:val="22"/>
-        </w:rPr>
-        <w:t xml:space="preserve"> </w:t>
-      </w:r>
-      <w:r>
-        <w:rPr>
-          <w:rFonts w:ascii="Arial Narrow" w:eastAsia="Arial Narrow" w:hAnsi="Arial Narrow" w:cs="Arial Narrow"/>
-          <w:sz w:val="22"/>
-          <w:szCs w:val="22"/>
-        </w:rPr>
-        <w:t>p</w:t>
-      </w:r>
-      <w:r>
-        <w:rPr>
-          <w:rFonts w:ascii="Arial Narrow" w:eastAsia="Arial Narrow" w:hAnsi="Arial Narrow" w:cs="Arial Narrow"/>
-          <w:sz w:val="22"/>
-          <w:szCs w:val="22"/>
-        </w:rPr>
-        <w:t>oner en conocimiento de las partes que, antes de la emisión de la Resolución Final, tienen la posibilidad de formular su desistimiento o presentar el acuerdo arribado mediante la conciliación, mediación, transacción o cualquier otro que, de forma indubitable, deje constancia que se ha solucionado la controversia materia de denuncia.</w:t>
-      </w:r>
-      <w:bookmarkEnd w:id="23"/>
-    </w:p>
-    <w:p>
-      <w:pPr>
-        <w:shd w:val="clear" w:color="auto" w:fill="FFFFFF" w:themeFill="background1"/>
-        <w:spacing w:after="0" w:line="240" w:lineRule="auto"/>
-        <w:jc w:val="both"/>
-        <w:rPr>
-          <w:rFonts w:ascii="Arial Narrow" w:eastAsia="Arial Narrow" w:hAnsi="Arial Narrow" w:cs="Arial Narrow"/>
-          <w:sz w:val="22"/>
-          <w:szCs w:val="22"/>
-        </w:rPr>
-      </w:pPr>
-    </w:p>
-    <w:p>
-      <w:pPr>
+        <w:footnoteReference w:id="13"/>
+      </w:r>
+      <w:r>
+        <w:rPr>
+          <w:rFonts w:ascii="Arial Narrow" w:eastAsia="Arial Narrow" w:hAnsi="Arial Narrow" w:cs="Arial Narrow"/>
+          <w:sz w:val="22"/>
+          <w:szCs w:val="22"/>
+        </w:rPr>
+        <w:t/>
+      </w:r>
+    </w:p>
+    <w:p>
+      <w:pPr>
+        <w:spacing w:before="0" w:after="0" w:line="240" w:lineRule="auto"/>
         <w:suppressAutoHyphens/>
-        <w:spacing w:after="0" w:line="240" w:lineRule="auto"/>
-        <w:jc w:val="both"/>
-        <w:rPr>
-          <w:rFonts w:ascii="Arial Narrow" w:eastAsia="Arial Narrow" w:hAnsi="Arial Narrow" w:cs="Arial Narrow"/>
-          <w:sz w:val="22"/>
-          <w:szCs w:val="22"/>
-        </w:rPr>
-      </w:pPr>
-      <w:r>
-        <w:rPr>
-          <w:rFonts w:ascii="Arial Narrow" w:eastAsia="Arial Narrow" w:hAnsi="Arial Narrow" w:cs="Arial Narrow"/>
-          <w:b/>
-          <w:bCs/>
-          <w:spacing w:val="-2"/>
-          <w:sz w:val="22"/>
-          <w:szCs w:val="22"/>
-          <w:lang w:eastAsia="es-ES"/>
-        </w:rPr>
-        <w:t xml:space="preserve">DÉCIMO:</w:t>
-      </w:r>
-      <w:r>
-        <w:rPr>
-          <w:rFonts w:ascii="Arial Narrow" w:eastAsia="Arial Narrow" w:hAnsi="Arial Narrow" w:cs="Arial Narrow"/>
-          <w:spacing w:val="-2"/>
-          <w:sz w:val="22"/>
-          <w:szCs w:val="22"/>
-          <w:lang w:eastAsia="es-ES"/>
-        </w:rPr>
-        <w:t xml:space="preserve"> </w:t>
-      </w:r>
-      <w:r>
-        <w:rPr>
-          <w:rFonts w:ascii="Arial Narrow" w:eastAsia="Arial Narrow" w:hAnsi="Arial Narrow" w:cs="Arial Narrow"/>
-          <w:spacing w:val="-2"/>
-          <w:sz w:val="22"/>
-          <w:szCs w:val="22"/>
-          <w:lang w:eastAsia="es-ES"/>
-        </w:rPr>
-        <w:t xml:space="preserve">requerir a la señora [DENUNCIANTE] para que, dentro del plazo de dos (2) días hábiles siguientes a la fecha en que reciba la notificación en su bandeja de correo electrónico, efectúe la confirmación de recepción de la notificación remitida por este despacho a su correo electrónico, de conformidad con el segundo párrafo del numeral 4 del artículo 20 del Texto Único Ordenado de la Ley del Procedimiento Administrativo General, aprobado mediante Decreto Supremo 006-2026-JUS, bajo apercibimiento de rehacer el acto de notificación y notificarle conforme al numeral 1 del artículo 20 del citado cuerpo normativo.</w:t>
-      </w:r>
-      <w:r>
-        <w:rPr>
-          <w:rFonts w:ascii="Arial Narrow" w:eastAsia="Arial Narrow" w:hAnsi="Arial Narrow" w:cs="Arial Narrow"/>
-          <w:sz w:val="22"/>
-          <w:szCs w:val="22"/>
-          <w:lang w:val="es-ES"/>
-        </w:rPr>
-        <w:t/>
-      </w:r>
-      <w:r>
-        <w:rPr>
-          <w:rFonts w:ascii="Arial Narrow" w:eastAsia="Arial Narrow" w:hAnsi="Arial Narrow" w:cs="Arial Narrow"/>
-          <w:sz w:val="22"/>
-          <w:szCs w:val="22"/>
-          <w:lang w:val="es-ES"/>
-        </w:rPr>
-        <w:t xml:space="preserve"/>
-      </w:r>
-      <w:r>
-        <w:rPr>
-          <w:rFonts w:ascii="Arial Narrow" w:eastAsia="Arial Narrow" w:hAnsi="Arial Narrow" w:cs="Arial Narrow"/>
-          <w:sz w:val="22"/>
-          <w:szCs w:val="22"/>
-          <w:lang w:val="es-ES"/>
-        </w:rPr>
-        <w:t xml:space="preserve"/>
-      </w:r>
-      <w:r>
-        <w:rPr>
-          <w:rFonts w:ascii="Arial Narrow" w:eastAsia="Arial Narrow" w:hAnsi="Arial Narrow" w:cs="Arial Narrow"/>
-          <w:sz w:val="22"/>
-          <w:szCs w:val="22"/>
-          <w:lang w:val="es-ES"/>
-        </w:rPr>
-        <w:t xml:space="preserve"/>
-      </w:r>
-      <w:r>
-        <w:rPr>
-          <w:rFonts w:ascii="Arial Narrow" w:eastAsia="Arial Narrow" w:hAnsi="Arial Narrow" w:cs="Arial Narrow"/>
-          <w:sz w:val="22"/>
-          <w:szCs w:val="22"/>
-        </w:rPr>
-        <w:t xml:space="preserve"/>
-      </w:r>
-      <w:r>
-        <w:rPr>
-          <w:rFonts w:ascii="Arial Narrow" w:eastAsia="Arial Narrow" w:hAnsi="Arial Narrow" w:cs="Arial Narrow"/>
-          <w:sz w:val="22"/>
-          <w:szCs w:val="22"/>
-          <w:lang w:eastAsia="es-PE"/>
-        </w:rPr>
-        <w:t xml:space="preserve"/>
-      </w:r>
-      <w:proofErr w:type="spellStart"/>
-      <w:r>
-        <w:rPr>
-          <w:rFonts w:ascii="Arial Narrow" w:eastAsia="Arial Narrow" w:hAnsi="Arial Narrow" w:cs="Arial Narrow"/>
-          <w:sz w:val="22"/>
-          <w:szCs w:val="22"/>
-          <w:lang w:eastAsia="es-PE"/>
-        </w:rPr>
-        <w:t/>
-      </w:r>
-      <w:proofErr w:type="spellEnd"/>
-      <w:r>
-        <w:rPr>
-          <w:rFonts w:ascii="Arial Narrow" w:eastAsia="Arial Narrow" w:hAnsi="Arial Narrow" w:cs="Arial Narrow"/>
-          <w:sz w:val="22"/>
-          <w:szCs w:val="22"/>
-          <w:lang w:eastAsia="es-PE"/>
-        </w:rPr>
-        <w:t xml:space="preserve"/>
-      </w:r>
-      <w:proofErr w:type="spellStart"/>
-      <w:r>
-        <w:rPr>
-          <w:rFonts w:ascii="Arial Narrow" w:eastAsia="Arial Narrow" w:hAnsi="Arial Narrow" w:cs="Arial Narrow"/>
-          <w:sz w:val="22"/>
-          <w:szCs w:val="22"/>
-          <w:lang w:eastAsia="es-PE"/>
-        </w:rPr>
-        <w:t/>
-      </w:r>
-      <w:r>
-        <w:rPr>
-          <w:rFonts w:ascii="Arial Narrow" w:eastAsia="Arial Narrow" w:hAnsi="Arial Narrow" w:cs="Arial Narrow"/>
-          <w:sz w:val="22"/>
-          <w:szCs w:val="22"/>
-          <w:lang w:eastAsia="es-PE"/>
-        </w:rPr>
-        <w:t/>
-      </w:r>
-      <w:r>
-        <w:rPr>
-          <w:rFonts w:ascii="Arial Narrow" w:eastAsia="Arial Narrow" w:hAnsi="Arial Narrow" w:cs="Arial Narrow"/>
-          <w:sz w:val="22"/>
-          <w:szCs w:val="22"/>
-          <w:lang w:eastAsia="es-PE"/>
-        </w:rPr>
-        <w:t/>
-      </w:r>
-      <w:proofErr w:type="spellEnd"/>
-      <w:r>
-        <w:rPr>
-          <w:rFonts w:ascii="Arial Narrow" w:eastAsia="Arial Narrow" w:hAnsi="Arial Narrow" w:cs="Arial Narrow"/>
-          <w:sz w:val="22"/>
-          <w:szCs w:val="22"/>
-          <w:lang w:val="es-ES"/>
-        </w:rPr>
-        <w:t xml:space="preserve"/>
-      </w:r>
-      <w:r>
-        <w:rPr>
-          <w:rFonts w:ascii="Arial Narrow" w:eastAsia="Arial Narrow" w:hAnsi="Arial Narrow" w:cs="Arial Narrow"/>
-          <w:sz w:val="22"/>
-          <w:szCs w:val="22"/>
-          <w:lang w:val="es-ES"/>
-        </w:rPr>
-        <w:t xml:space="preserve"/>
-      </w:r>
-      <w:proofErr w:type="spellStart"/>
-      <w:r>
-        <w:rPr>
-          <w:rFonts w:ascii="Arial Narrow" w:eastAsia="Arial Narrow" w:hAnsi="Arial Narrow" w:cs="Arial Narrow"/>
-          <w:sz w:val="22"/>
-          <w:szCs w:val="22"/>
-          <w:lang w:val="es-ES"/>
-        </w:rPr>
-        <w:t/>
-      </w:r>
-      <w:proofErr w:type="spellEnd"/>
-      <w:r>
-        <w:rPr>
-          <w:rFonts w:ascii="Arial Narrow" w:eastAsia="Arial Narrow" w:hAnsi="Arial Narrow" w:cs="Arial Narrow"/>
-          <w:sz w:val="22"/>
-          <w:szCs w:val="22"/>
-          <w:lang w:val="es-ES"/>
-        </w:rPr>
-        <w:t xml:space="preserve"/>
-      </w:r>
-      <w:r>
-        <w:rPr>
-          <w:rFonts w:ascii="Arial Narrow" w:eastAsia="Arial Narrow" w:hAnsi="Arial Narrow" w:cs="Arial Narrow"/>
-          <w:color w:val="000000"/>
-          <w:sz w:val="22"/>
-          <w:szCs w:val="22"/>
-        </w:rPr>
-        <w:t/>
-      </w:r>
-      <w:r>
-        <w:rPr>
-          <w:rStyle w:val="Refdenotaalpie"/>
-          <w:rFonts w:ascii="Arial Narrow" w:eastAsia="Arial Narrow" w:hAnsi="Arial Narrow" w:cs="Arial Narrow"/>
-          <w:sz w:val="22"/>
-          <w:szCs w:val="22"/>
-          <w:vertAlign w:val="superscript"/>
-        </w:rPr>
-        <w:footnoteReference w:id="13"/>
-      </w:r>
-      <w:r>
-        <w:rPr>
-          <w:rFonts w:ascii="Arial Narrow" w:eastAsia="Arial Narrow" w:hAnsi="Arial Narrow" w:cs="Arial Narrow"/>
-          <w:sz w:val="22"/>
-          <w:szCs w:val="22"/>
-        </w:rPr>
-        <w:t/>
-      </w:r>
-    </w:p>
-    <w:p>
-      <w:pPr>
-        <w:suppressAutoHyphens/>
-        <w:spacing w:after="0" w:line="240" w:lineRule="auto"/>
         <w:jc w:val="both"/>
         <w:rPr>
           <w:rFonts w:ascii="Arial Narrow" w:eastAsia="Arial Narrow" w:hAnsi="Arial Narrow" w:cs="Arial Narrow"/>
@@ -5151,23 +5151,22 @@
           <w:sz w:val="16"/>
           <w:szCs w:val="16"/>
         </w:rPr>
+        <w:t xml:space="preserve"/>
+      </w:r>
+      <w:r>
+        <w:rPr>
+          <w:rFonts w:ascii="Arial Narrow" w:eastAsia="Arial Narrow" w:hAnsi="Arial Narrow" w:cs="Arial Narrow"/>
+          <w:sz w:val="16"/>
+          <w:szCs w:val="16"/>
+        </w:rPr>
+      </w:r>
+      <w:r>
+        <w:rPr>
+          <w:rFonts w:ascii="Arial Narrow" w:eastAsia="Arial Narrow" w:hAnsi="Arial Narrow" w:cs="Arial Narrow"/>
+          <w:sz w:val="16"/>
+          <w:szCs w:val="16"/>
+        </w:rPr>
         <w:tab/>
-        <w:t xml:space="preserve"/>
-      </w:r>
-      <w:r>
-        <w:rPr>
-          <w:rFonts w:ascii="Arial Narrow" w:eastAsia="Arial Narrow" w:hAnsi="Arial Narrow" w:cs="Arial Narrow"/>
-          <w:sz w:val="16"/>
-          <w:szCs w:val="16"/>
-        </w:rPr>
-        <w:tab/>
-      </w:r>
-      <w:r>
-        <w:rPr>
-          <w:rFonts w:ascii="Arial Narrow" w:eastAsia="Arial Narrow" w:hAnsi="Arial Narrow" w:cs="Arial Narrow"/>
-          <w:sz w:val="16"/>
-          <w:szCs w:val="16"/>
-        </w:rPr>
         <w:t xml:space="preserve">Publicado el 2 de setiembre de 2010 en el Diario Oficial El Peruano, vigente desde el 2 de octubre de 2010 y modificado por Decreto Legislativo </w:t>
       </w:r>
       <w:proofErr w:type="spellStart"/>
@@ -5235,25 +5234,24 @@
           <w:sz w:val="16"/>
           <w:szCs w:val="16"/>
         </w:rPr>
+        <w:t xml:space="preserve"/>
+      </w:r>
+      <w:r>
+        <w:rPr>
+          <w:rFonts w:ascii="Arial Narrow" w:eastAsia="Arial Narrow" w:hAnsi="Arial Narrow" w:cs="Arial Narrow"/>
+          <w:sz w:val="16"/>
+          <w:szCs w:val="16"/>
+        </w:rPr>
+      </w:r>
+      <w:r>
+        <w:rPr>
+          <w:rFonts w:ascii="Arial Narrow" w:eastAsia="Arial Narrow" w:hAnsi="Arial Narrow" w:cs="Arial Narrow"/>
+          <w:b/>
+          <w:bCs/>
+          <w:sz w:val="16"/>
+          <w:szCs w:val="16"/>
+        </w:rPr>
         <w:tab/>
-        <w:t xml:space="preserve"/>
-      </w:r>
-      <w:r>
-        <w:rPr>
-          <w:rFonts w:ascii="Arial Narrow" w:eastAsia="Arial Narrow" w:hAnsi="Arial Narrow" w:cs="Arial Narrow"/>
-          <w:sz w:val="16"/>
-          <w:szCs w:val="16"/>
-        </w:rPr>
-        <w:tab/>
-      </w:r>
-      <w:r>
-        <w:rPr>
-          <w:rFonts w:ascii="Arial Narrow" w:eastAsia="Arial Narrow" w:hAnsi="Arial Narrow" w:cs="Arial Narrow"/>
-          <w:b/>
-          <w:bCs/>
-          <w:sz w:val="16"/>
-          <w:szCs w:val="16"/>
-        </w:rPr>
         <w:t xml:space="preserve">LEY </w:t>
       </w:r>
       <w:proofErr w:type="spellStart"/>
@@ -5669,25 +5667,24 @@
           <w:sz w:val="16"/>
           <w:szCs w:val="16"/>
         </w:rPr>
+        <w:t xml:space="preserve"/>
+      </w:r>
+      <w:r>
+        <w:rPr>
+          <w:rFonts w:ascii="Arial Narrow" w:eastAsia="Arial Narrow" w:hAnsi="Arial Narrow" w:cs="Arial Narrow"/>
+          <w:sz w:val="16"/>
+          <w:szCs w:val="16"/>
+        </w:rPr>
+      </w:r>
+      <w:r>
+        <w:rPr>
+          <w:rFonts w:ascii="Arial Narrow" w:eastAsia="Arial Narrow" w:hAnsi="Arial Narrow" w:cs="Arial Narrow"/>
+          <w:b/>
+          <w:bCs/>
+          <w:sz w:val="16"/>
+          <w:szCs w:val="16"/>
+        </w:rPr>
         <w:tab/>
-        <w:t xml:space="preserve"/>
-      </w:r>
-      <w:r>
-        <w:rPr>
-          <w:rFonts w:ascii="Arial Narrow" w:eastAsia="Arial Narrow" w:hAnsi="Arial Narrow" w:cs="Arial Narrow"/>
-          <w:sz w:val="16"/>
-          <w:szCs w:val="16"/>
-        </w:rPr>
-        <w:tab/>
-      </w:r>
-      <w:r>
-        <w:rPr>
-          <w:rFonts w:ascii="Arial Narrow" w:eastAsia="Arial Narrow" w:hAnsi="Arial Narrow" w:cs="Arial Narrow"/>
-          <w:b/>
-          <w:bCs/>
-          <w:sz w:val="16"/>
-          <w:szCs w:val="16"/>
-        </w:rPr>
         <w:t xml:space="preserve">LEY </w:t>
       </w:r>
       <w:proofErr w:type="spellStart"/>
@@ -6103,25 +6100,24 @@
           <w:sz w:val="16"/>
           <w:szCs w:val="16"/>
         </w:rPr>
+        <w:t xml:space="preserve"/>
+      </w:r>
+      <w:r>
+        <w:rPr>
+          <w:rFonts w:ascii="Arial Narrow" w:eastAsia="Arial Narrow" w:hAnsi="Arial Narrow" w:cs="Arial Narrow"/>
+          <w:sz w:val="16"/>
+          <w:szCs w:val="16"/>
+        </w:rPr>
+      </w:r>
+      <w:r>
+        <w:rPr>
+          <w:rFonts w:ascii="Arial Narrow" w:eastAsia="Arial Narrow" w:hAnsi="Arial Narrow" w:cs="Arial Narrow"/>
+          <w:b/>
+          <w:bCs/>
+          <w:sz w:val="16"/>
+          <w:szCs w:val="16"/>
+        </w:rPr>
         <w:tab/>
-        <w:t xml:space="preserve"/>
-      </w:r>
-      <w:r>
-        <w:rPr>
-          <w:rFonts w:ascii="Arial Narrow" w:eastAsia="Arial Narrow" w:hAnsi="Arial Narrow" w:cs="Arial Narrow"/>
-          <w:sz w:val="16"/>
-          <w:szCs w:val="16"/>
-        </w:rPr>
-        <w:tab/>
-      </w:r>
-      <w:r>
-        <w:rPr>
-          <w:rFonts w:ascii="Arial Narrow" w:eastAsia="Arial Narrow" w:hAnsi="Arial Narrow" w:cs="Arial Narrow"/>
-          <w:b/>
-          <w:bCs/>
-          <w:sz w:val="16"/>
-          <w:szCs w:val="16"/>
-        </w:rPr>
         <w:t xml:space="preserve">LEY </w:t>
       </w:r>
       <w:proofErr w:type="spellStart"/>
@@ -6323,25 +6319,24 @@
           <w:sz w:val="16"/>
           <w:szCs w:val="16"/>
         </w:rPr>
+        <w:t xml:space="preserve"/>
+      </w:r>
+      <w:r>
+        <w:rPr>
+          <w:rFonts w:ascii="Arial Narrow" w:eastAsia="Arial Narrow" w:hAnsi="Arial Narrow" w:cs="Arial Narrow"/>
+          <w:sz w:val="16"/>
+          <w:szCs w:val="16"/>
+        </w:rPr>
+      </w:r>
+      <w:r>
+        <w:rPr>
+          <w:rFonts w:ascii="Arial Narrow" w:eastAsia="Arial Narrow" w:hAnsi="Arial Narrow" w:cs="Arial Narrow"/>
+          <w:b/>
+          <w:bCs/>
+          <w:sz w:val="16"/>
+          <w:szCs w:val="16"/>
+        </w:rPr>
         <w:tab/>
-        <w:t xml:space="preserve"/>
-      </w:r>
-      <w:r>
-        <w:rPr>
-          <w:rFonts w:ascii="Arial Narrow" w:eastAsia="Arial Narrow" w:hAnsi="Arial Narrow" w:cs="Arial Narrow"/>
-          <w:sz w:val="16"/>
-          <w:szCs w:val="16"/>
-        </w:rPr>
-        <w:tab/>
-      </w:r>
-      <w:r>
-        <w:rPr>
-          <w:rFonts w:ascii="Arial Narrow" w:eastAsia="Arial Narrow" w:hAnsi="Arial Narrow" w:cs="Arial Narrow"/>
-          <w:b/>
-          <w:bCs/>
-          <w:sz w:val="16"/>
-          <w:szCs w:val="16"/>
-        </w:rPr>
         <w:t xml:space="preserve">LEY </w:t>
       </w:r>
       <w:proofErr w:type="spellStart"/>
@@ -6541,25 +6536,24 @@
           <w:sz w:val="16"/>
           <w:szCs w:val="16"/>
         </w:rPr>
+        <w:t xml:space="preserve"/>
+      </w:r>
+      <w:r>
+        <w:rPr>
+          <w:rFonts w:ascii="Arial Narrow" w:eastAsia="Arial Narrow" w:hAnsi="Arial Narrow" w:cs="Arial Narrow"/>
+          <w:sz w:val="16"/>
+          <w:szCs w:val="16"/>
+        </w:rPr>
+      </w:r>
+      <w:r>
+        <w:rPr>
+          <w:rFonts w:ascii="Arial Narrow" w:eastAsia="Arial Narrow" w:hAnsi="Arial Narrow" w:cs="Arial Narrow"/>
+          <w:b/>
+          <w:bCs/>
+          <w:sz w:val="16"/>
+          <w:szCs w:val="16"/>
+        </w:rPr>
         <w:tab/>
-        <w:t xml:space="preserve"/>
-      </w:r>
-      <w:r>
-        <w:rPr>
-          <w:rFonts w:ascii="Arial Narrow" w:eastAsia="Arial Narrow" w:hAnsi="Arial Narrow" w:cs="Arial Narrow"/>
-          <w:sz w:val="16"/>
-          <w:szCs w:val="16"/>
-        </w:rPr>
-        <w:tab/>
-      </w:r>
-      <w:r>
-        <w:rPr>
-          <w:rFonts w:ascii="Arial Narrow" w:eastAsia="Arial Narrow" w:hAnsi="Arial Narrow" w:cs="Arial Narrow"/>
-          <w:b/>
-          <w:bCs/>
-          <w:sz w:val="16"/>
-          <w:szCs w:val="16"/>
-        </w:rPr>
         <w:t xml:space="preserve">LEY SOBRE FACULTADES, NORMAS Y ORGANIZACIÓN DEL INDECOPI, APROBADA POR DECRETO LEGISLATIVO </w:t>
       </w:r>
       <w:proofErr w:type="spellStart"/>
@@ -7050,7 +7044,7 @@
     <w:p>
       <w:pPr>
         <w:spacing w:after="0" w:line="240" w:lineRule="auto"/>
-        <w:ind w:left="567" w:hanging="567"/>
+        <w:ind w:left="567"/>
         <w:jc w:val="both"/>
         <w:rPr>
           <w:rFonts w:ascii="Arial Narrow" w:eastAsia="Arial Narrow" w:hAnsi="Arial Narrow" w:cs="Arial Narrow"/>
@@ -7074,7 +7068,7 @@
     <w:p>
       <w:pPr>
         <w:spacing w:after="0" w:line="240" w:lineRule="auto"/>
-        <w:ind w:left="566" w:hanging="566"/>
+        <w:ind w:left="566"/>
         <w:jc w:val="both"/>
         <w:rPr>
           <w:rFonts w:ascii="Arial Narrow" w:eastAsia="Arial Narrow" w:hAnsi="Arial Narrow" w:cs="Arial Narrow"/>
@@ -7166,7 +7160,7 @@
     <w:p>
       <w:pPr>
         <w:spacing w:after="0" w:line="240" w:lineRule="auto"/>
-        <w:ind w:left="567" w:hanging="426"/>
+        <w:ind w:left="567"/>
         <w:jc w:val="both"/>
         <w:rPr>
           <w:rFonts w:ascii="Arial Narrow" w:eastAsia="Arial Narrow" w:hAnsi="Arial Narrow" w:cs="Arial Narrow"/>
@@ -7351,7 +7345,7 @@
     <w:p>
       <w:pPr>
         <w:spacing w:after="0" w:line="240" w:lineRule="auto"/>
-        <w:ind w:left="567" w:hanging="567"/>
+        <w:ind w:left="567"/>
         <w:jc w:val="both"/>
         <w:rPr>
           <w:rFonts w:ascii="Arial Narrow" w:eastAsia="Arial Narrow" w:hAnsi="Arial Narrow" w:cs="Arial Narrow"/>
@@ -7393,7 +7387,7 @@
     <w:p>
       <w:pPr>
         <w:spacing w:after="0" w:line="240" w:lineRule="auto"/>
-        <w:ind w:left="567" w:hanging="567"/>
+        <w:ind w:left="567"/>
         <w:jc w:val="both"/>
         <w:rPr>
           <w:rFonts w:ascii="Arial Narrow" w:eastAsia="Arial Narrow" w:hAnsi="Arial Narrow" w:cs="Arial Narrow"/>
@@ -7413,7 +7407,7 @@
     <w:p>
       <w:pPr>
         <w:spacing w:after="0" w:line="240" w:lineRule="auto"/>
-        <w:ind w:left="567" w:hanging="567"/>
+        <w:ind w:left="567"/>
         <w:jc w:val="both"/>
         <w:rPr>
           <w:rFonts w:ascii="Arial Narrow" w:eastAsia="Arial Narrow" w:hAnsi="Arial Narrow" w:cs="Arial Narrow"/>
@@ -7433,7 +7427,7 @@
     <w:p>
       <w:pPr>
         <w:spacing w:after="0" w:line="240" w:lineRule="auto"/>
-        <w:ind w:left="567" w:hanging="567"/>
+        <w:ind w:left="567"/>
         <w:jc w:val="both"/>
         <w:rPr>
           <w:rFonts w:ascii="Arial Narrow" w:eastAsia="Arial Narrow" w:hAnsi="Arial Narrow" w:cs="Arial Narrow"/>
@@ -7458,7 +7452,7 @@
           <w:tab w:val="left" w:pos="568"/>
         </w:tabs>
         <w:spacing w:after="0" w:line="240" w:lineRule="auto"/>
-        <w:ind w:left="1134" w:hanging="566"/>
+        <w:ind w:left="1134" w:hanging="1134"/>
         <w:jc w:val="both"/>
         <w:rPr>
           <w:rFonts w:ascii="Arial Narrow" w:eastAsia="Arial Narrow" w:hAnsi="Arial Narrow" w:cs="Arial Narrow"/>
@@ -7491,7 +7485,7 @@
           <w:numId w:val="8"/>
         </w:numPr>
         <w:spacing w:after="0" w:line="240" w:lineRule="auto"/>
-        <w:ind w:left="1418" w:hanging="284"/>
+        <w:ind w:left="1418"/>
         <w:jc w:val="both"/>
         <w:rPr>
           <w:rFonts w:ascii="Arial Narrow" w:eastAsia="Arial Narrow" w:hAnsi="Arial Narrow" w:cs="Arial Narrow"/>
@@ -7515,7 +7509,7 @@
           <w:numId w:val="8"/>
         </w:numPr>
         <w:spacing w:after="0" w:line="240" w:lineRule="auto"/>
-        <w:ind w:left="1418" w:hanging="284"/>
+        <w:ind w:left="1418"/>
         <w:jc w:val="both"/>
         <w:rPr>
           <w:rFonts w:ascii="Arial Narrow" w:eastAsia="Arial Narrow" w:hAnsi="Arial Narrow" w:cs="Arial Narrow"/>
@@ -7539,7 +7533,7 @@
           <w:numId w:val="8"/>
         </w:numPr>
         <w:spacing w:after="0" w:line="240" w:lineRule="auto"/>
-        <w:ind w:left="1418" w:hanging="284"/>
+        <w:ind w:left="1418"/>
         <w:jc w:val="both"/>
         <w:rPr>
           <w:rFonts w:ascii="Arial Narrow" w:eastAsia="Arial Narrow" w:hAnsi="Arial Narrow" w:cs="Arial Narrow"/>
@@ -7563,7 +7557,7 @@
           <w:numId w:val="8"/>
         </w:numPr>
         <w:spacing w:after="0" w:line="240" w:lineRule="auto"/>
-        <w:ind w:left="1418" w:hanging="284"/>
+        <w:ind w:left="1418"/>
         <w:jc w:val="both"/>
         <w:rPr>
           <w:rFonts w:ascii="Arial Narrow" w:eastAsia="Arial Narrow" w:hAnsi="Arial Narrow" w:cs="Arial Narrow"/>
@@ -7587,7 +7581,7 @@
           <w:numId w:val="8"/>
         </w:numPr>
         <w:spacing w:after="0" w:line="240" w:lineRule="auto"/>
-        <w:ind w:left="1418" w:hanging="284"/>
+        <w:ind w:left="1418"/>
         <w:jc w:val="both"/>
         <w:rPr>
           <w:rFonts w:ascii="Arial Narrow" w:eastAsia="Arial Narrow" w:hAnsi="Arial Narrow" w:cs="Arial Narrow"/>
@@ -7611,7 +7605,7 @@
           <w:numId w:val="8"/>
         </w:numPr>
         <w:spacing w:after="0" w:line="240" w:lineRule="auto"/>
-        <w:ind w:left="1418" w:hanging="284"/>
+        <w:ind w:left="1418"/>
         <w:jc w:val="both"/>
         <w:rPr>
           <w:rFonts w:ascii="Arial Narrow" w:eastAsia="Arial Narrow" w:hAnsi="Arial Narrow" w:cs="Arial Narrow"/>
@@ -7635,7 +7629,7 @@
           <w:numId w:val="8"/>
         </w:numPr>
         <w:spacing w:after="0" w:line="240" w:lineRule="auto"/>
-        <w:ind w:left="1418" w:hanging="284"/>
+        <w:ind w:left="1418"/>
         <w:jc w:val="both"/>
         <w:rPr>
           <w:rFonts w:ascii="Arial Narrow" w:eastAsia="Arial Narrow" w:hAnsi="Arial Narrow" w:cs="Arial Narrow"/>
@@ -7659,7 +7653,7 @@
           <w:numId w:val="8"/>
         </w:numPr>
         <w:spacing w:after="0" w:line="240" w:lineRule="auto"/>
-        <w:ind w:left="1418" w:hanging="284"/>
+        <w:ind w:left="1418"/>
         <w:jc w:val="both"/>
         <w:rPr>
           <w:rFonts w:ascii="Arial Narrow" w:eastAsia="Arial Narrow" w:hAnsi="Arial Narrow" w:cs="Arial Narrow"/>
@@ -7683,7 +7677,7 @@
           <w:numId w:val="8"/>
         </w:numPr>
         <w:spacing w:after="0" w:line="240" w:lineRule="auto"/>
-        <w:ind w:left="1418" w:hanging="284"/>
+        <w:ind w:left="1418"/>
         <w:jc w:val="both"/>
         <w:rPr>
           <w:rFonts w:ascii="Arial Narrow" w:eastAsia="Arial Narrow" w:hAnsi="Arial Narrow" w:cs="Arial Narrow"/>
@@ -7706,7 +7700,7 @@
           <w:tab w:val="left" w:pos="568"/>
         </w:tabs>
         <w:spacing w:after="0" w:line="240" w:lineRule="auto"/>
-        <w:ind w:left="1134" w:hanging="566"/>
+        <w:ind w:left="1134"/>
         <w:jc w:val="both"/>
         <w:rPr>
           <w:rFonts w:ascii="Arial Narrow" w:eastAsia="Arial Narrow" w:hAnsi="Arial Narrow" w:cs="Arial Narrow"/>
@@ -7726,7 +7720,7 @@
     <w:p>
       <w:pPr>
         <w:spacing w:after="0" w:line="240" w:lineRule="auto"/>
-        <w:ind w:left="1134" w:hanging="567"/>
+        <w:ind w:left="1134"/>
         <w:jc w:val="both"/>
         <w:rPr>
           <w:rFonts w:ascii="Arial Narrow" w:eastAsia="Arial Narrow" w:hAnsi="Arial Narrow" w:cs="Arial Narrow"/>
@@ -7746,7 +7740,7 @@
     <w:p>
       <w:pPr>
         <w:spacing w:after="0" w:line="240" w:lineRule="auto"/>
-        <w:ind w:left="1134" w:hanging="567"/>
+        <w:ind w:left="1134"/>
         <w:jc w:val="both"/>
         <w:rPr>
           <w:rFonts w:ascii="Arial Narrow" w:eastAsia="Arial Narrow" w:hAnsi="Arial Narrow" w:cs="Arial Narrow"/>
@@ -7766,7 +7760,7 @@
     <w:p>
       <w:pPr>
         <w:spacing w:after="0" w:line="240" w:lineRule="auto"/>
-        <w:ind w:left="1134" w:hanging="567"/>
+        <w:ind w:left="1134"/>
         <w:jc w:val="both"/>
         <w:rPr>
           <w:rFonts w:ascii="Arial Narrow" w:eastAsia="Arial Narrow" w:hAnsi="Arial Narrow" w:cs="Arial Narrow"/>
@@ -7786,7 +7780,7 @@
     <w:p>
       <w:pPr>
         <w:spacing w:after="0" w:line="240" w:lineRule="auto"/>
-        <w:ind w:left="1134" w:hanging="567"/>
+        <w:ind w:left="1134"/>
         <w:jc w:val="both"/>
         <w:rPr>
           <w:rFonts w:ascii="Arial Narrow" w:eastAsia="Arial Narrow" w:hAnsi="Arial Narrow" w:cs="Arial Narrow"/>
@@ -7806,7 +7800,7 @@
     <w:p>
       <w:pPr>
         <w:spacing w:after="0" w:line="240" w:lineRule="auto"/>
-        <w:ind w:left="1134" w:hanging="567"/>
+        <w:ind w:left="1134" w:hanging="1134"/>
         <w:jc w:val="both"/>
         <w:rPr>
           <w:rFonts w:ascii="Arial Narrow" w:eastAsia="Arial Narrow" w:hAnsi="Arial Narrow" w:cs="Arial Narrow"/>
@@ -8261,31 +8255,30 @@
           <w:sz w:val="16"/>
           <w:szCs w:val="16"/>
         </w:rPr>
+        <w:t xml:space="preserve"/>
+      </w:r>
+      <w:r>
+        <w:rPr>
+          <w:rFonts w:ascii="Arial Narrow" w:eastAsia="Arial Narrow" w:hAnsi="Arial Narrow" w:cs="Arial Narrow"/>
+          <w:sz w:val="16"/>
+          <w:szCs w:val="16"/>
+        </w:rPr>
+      </w:r>
+      <w:r>
+        <w:rPr>
+          <w:rFonts w:ascii="Arial Narrow" w:eastAsia="Arial Narrow" w:hAnsi="Arial Narrow" w:cs="Arial Narrow"/>
+          <w:b/>
+          <w:sz w:val="16"/>
+          <w:szCs w:val="16"/>
+        </w:rPr>
         <w:tab/>
-        <w:t xml:space="preserve"/>
-      </w:r>
-      <w:r>
-        <w:rPr>
-          <w:rFonts w:ascii="Arial Narrow" w:eastAsia="Arial Narrow" w:hAnsi="Arial Narrow" w:cs="Arial Narrow"/>
-          <w:sz w:val="16"/>
-          <w:szCs w:val="16"/>
-        </w:rPr>
-        <w:tab/>
-      </w:r>
-      <w:r>
-        <w:rPr>
-          <w:rFonts w:ascii="Arial Narrow" w:eastAsia="Arial Narrow" w:hAnsi="Arial Narrow" w:cs="Arial Narrow"/>
-          <w:b/>
-          <w:sz w:val="16"/>
-          <w:szCs w:val="16"/>
-        </w:rPr>
         <w:t>LEY 29571, CÓDIGO DE PROTECCIÓN Y DEFENSA DEL CONSUMIDOR</w:t>
       </w:r>
     </w:p>
     <w:p>
       <w:pPr>
         <w:pStyle w:val="Textonotapie"/>
-        <w:ind w:left="567" w:hanging="567"/>
+        <w:ind w:left="567"/>
         <w:jc w:val="both"/>
         <w:rPr>
           <w:rFonts w:ascii="Arial Narrow" w:eastAsia="Arial Narrow" w:hAnsi="Arial Narrow" w:cs="Arial Narrow"/>
@@ -8309,7 +8302,7 @@
     <w:p>
       <w:pPr>
         <w:pStyle w:val="Textonotapie"/>
-        <w:ind w:left="567" w:hanging="567"/>
+        <w:ind w:left="567"/>
         <w:jc w:val="both"/>
         <w:rPr>
           <w:rFonts w:ascii="Arial Narrow" w:eastAsia="Arial Narrow" w:hAnsi="Arial Narrow" w:cs="Arial Narrow"/>
@@ -8329,7 +8322,7 @@
     <w:p>
       <w:pPr>
         <w:pStyle w:val="Textonotapie"/>
-        <w:ind w:left="567" w:hanging="567"/>
+        <w:ind w:left="567"/>
         <w:jc w:val="both"/>
         <w:rPr>
           <w:rFonts w:ascii="Arial Narrow" w:eastAsia="Arial Narrow" w:hAnsi="Arial Narrow" w:cs="Arial Narrow"/>
@@ -8438,7 +8431,6 @@
           <w:sz w:val="16"/>
           <w:szCs w:val="16"/>
         </w:rPr>
-        <w:tab/>
         <w:t xml:space="preserve"/>
       </w:r>
       <w:r>
@@ -8574,24 +8566,23 @@
           <w:sz w:val="16"/>
           <w:szCs w:val="16"/>
         </w:rPr>
+        <w:t xml:space="preserve"/>
+      </w:r>
+      <w:r>
+        <w:rPr>
+          <w:rFonts w:ascii="Arial Narrow" w:eastAsia="Arial Narrow" w:hAnsi="Arial Narrow" w:cs="Arial Narrow"/>
+          <w:sz w:val="16"/>
+          <w:szCs w:val="16"/>
+        </w:rPr>
+      </w:r>
+      <w:r>
+        <w:rPr>
+          <w:rFonts w:ascii="Arial Narrow" w:eastAsia="Arial Narrow" w:hAnsi="Arial Narrow" w:cs="Arial Narrow"/>
+          <w:b/>
+          <w:sz w:val="16"/>
+          <w:szCs w:val="16"/>
+        </w:rPr>
         <w:tab/>
-        <w:t xml:space="preserve"/>
-      </w:r>
-      <w:r>
-        <w:rPr>
-          <w:rFonts w:ascii="Arial Narrow" w:eastAsia="Arial Narrow" w:hAnsi="Arial Narrow" w:cs="Arial Narrow"/>
-          <w:sz w:val="16"/>
-          <w:szCs w:val="16"/>
-        </w:rPr>
-        <w:tab/>
-      </w:r>
-      <w:r>
-        <w:rPr>
-          <w:rFonts w:ascii="Arial Narrow" w:eastAsia="Arial Narrow" w:hAnsi="Arial Narrow" w:cs="Arial Narrow"/>
-          <w:b/>
-          <w:sz w:val="16"/>
-          <w:szCs w:val="16"/>
-        </w:rPr>
         <w:t xml:space="preserve">TEXTO ÚNICO ORDENADO DE LA LEY DEL PROCEDIMIENTO ADMINISTRATIVO GENERAL, aprobado mediante DECRETO SUPREMO </w:t>
       </w:r>
       <w:proofErr w:type="spellStart"/>
@@ -8618,7 +8609,7 @@
     <w:p>
       <w:pPr>
         <w:pStyle w:val="Textonotapie"/>
-        <w:ind w:left="1134" w:hanging="567"/>
+        <w:ind w:left="1134"/>
         <w:jc w:val="both"/>
         <w:rPr>
           <w:rFonts w:ascii="Arial Narrow" w:eastAsia="Arial Narrow" w:hAnsi="Arial Narrow" w:cs="Arial Narrow"/>

--- a/plantillas_maestras/02_seguro_vida/negativa_cobertura/2_o_mas_ddos_varios/mujer/TPL_2566_2024_SEGURO_VIDA_NEGATIVA_COBERTURA_ASEGURADORA_MUJER.docx
+++ b/plantillas_maestras/02_seguro_vida/negativa_cobertura/2_o_mas_ddos_varios/mujer/TPL_2566_2024_SEGURO_VIDA_NEGATIVA_COBERTURA_ASEGURADORA_MUJER.docx
@@ -3573,7 +3573,7 @@
           <w:sz w:val="22"/>
           <w:szCs w:val="22"/>
         </w:rPr>
-        <w:t xml:space="preserve">correr traslado de la presente resolución a Mapfre Perú Compañía de Seguros y Reaseguros S.A. para que, de conformidad con lo dispuesto por el artículo 26 de la Ley sobre Facultades, Normas y Organización del Indecopi, aprobada por Decreto Legislativo 807</w:t>
+        <w:t xml:space="preserve">correr traslado de la denuncia del 10 de octubre de 2025 a Mapfre Perú Compañía de Seguros y Reaseguros S.A. para que, de conformidad con lo dispuesto por el artículo 26 de la Ley sobre Facultades, Normas y Organización del Indecopi, aprobada por Decreto Legislativo 807</w:t>
       </w:r>
       <w:r>
         <w:rPr>
